--- a/public/templates/anjab.docx
+++ b/public/templates/anjab.docx
@@ -1273,17 +1273,41 @@
                 <w:szCs w:val="22"/>
                 <w:lang w:eastAsia="id-ID"/>
               </w:rPr>
-              <w:t>{#kualifikasi}</w:t>
-            </w:r>
-            <w:r>
-              <w:rPr>
-                <w:rFonts w:ascii="Tahoma" w:hAnsi="Tahoma" w:cs="Tahoma"/>
-                <w:b w:val="0"/>
-                <w:bCs/>
-                <w:sz w:val="22"/>
-                <w:szCs w:val="22"/>
-              </w:rPr>
-              <w:t>Pendidikan Formal</w:t>
+              <w:t>{#</w:t>
+            </w:r>
+            <w:proofErr w:type="gramStart"/>
+            <w:r>
+              <w:rPr>
+                <w:rFonts w:ascii="Tahoma" w:eastAsia="Times New Roman" w:hAnsi="Tahoma" w:cs="Tahoma"/>
+                <w:b w:val="0"/>
+                <w:iCs/>
+                <w:color w:val="auto"/>
+                <w:sz w:val="22"/>
+                <w:szCs w:val="22"/>
+                <w:lang w:eastAsia="id-ID"/>
+              </w:rPr>
+              <w:t>kualifikasi}</w:t>
+            </w:r>
+            <w:r>
+              <w:rPr>
+                <w:rFonts w:ascii="Tahoma" w:hAnsi="Tahoma" w:cs="Tahoma"/>
+                <w:b w:val="0"/>
+                <w:bCs/>
+                <w:sz w:val="22"/>
+                <w:szCs w:val="22"/>
+              </w:rPr>
+              <w:t>Pendidikan</w:t>
+            </w:r>
+            <w:proofErr w:type="gramEnd"/>
+            <w:r>
+              <w:rPr>
+                <w:rFonts w:ascii="Tahoma" w:hAnsi="Tahoma" w:cs="Tahoma"/>
+                <w:b w:val="0"/>
+                <w:bCs/>
+                <w:sz w:val="22"/>
+                <w:szCs w:val="22"/>
+              </w:rPr>
+              <w:t xml:space="preserve"> Formal</w:t>
             </w:r>
           </w:p>
         </w:tc>
@@ -2665,6 +2689,9 @@
           </w:tcPr>
           <w:p>
             <w:pPr>
+              <w:tabs>
+                <w:tab w:val="right" w:pos="5163"/>
+              </w:tabs>
               <w:spacing w:after="0"/>
               <w:rPr>
                 <w:rFonts w:ascii="Tahoma" w:hAnsi="Tahoma" w:cs="Tahoma"/>
@@ -2707,6 +2734,17 @@
                 <w:lang w:val="en-ID"/>
               </w:rPr>
               <w:t>_single}</w:t>
+            </w:r>
+            <w:r>
+              <w:rPr>
+                <w:rFonts w:ascii="Tahoma" w:hAnsi="Tahoma" w:cs="Tahoma"/>
+                <w:b w:val="0"/>
+                <w:color w:val="auto"/>
+                <w:sz w:val="22"/>
+                <w:szCs w:val="22"/>
+                <w:lang w:val="en-ID"/>
+              </w:rPr>
+              <w:tab/>
             </w:r>
           </w:p>
           <w:p>
@@ -3421,6 +3459,7 @@
               <w:t>{/</w:t>
             </w:r>
             <w:proofErr w:type="spellStart"/>
+            <w:proofErr w:type="gramStart"/>
             <w:r>
               <w:rPr>
                 <w:rFonts w:ascii="Tahoma" w:hAnsi="Tahoma" w:cs="Tahoma"/>
@@ -3452,7 +3491,18 @@
                 <w:sz w:val="22"/>
                 <w:szCs w:val="22"/>
               </w:rPr>
-              <w:t>{/</w:t>
+              <w:t>{</w:t>
+            </w:r>
+            <w:proofErr w:type="gramEnd"/>
+            <w:r>
+              <w:rPr>
+                <w:rFonts w:ascii="Tahoma" w:hAnsi="Tahoma" w:cs="Tahoma"/>
+                <w:b w:val="0"/>
+                <w:color w:val="auto"/>
+                <w:sz w:val="22"/>
+                <w:szCs w:val="22"/>
+              </w:rPr>
+              <w:t>/</w:t>
             </w:r>
             <w:proofErr w:type="spellStart"/>
             <w:r>
@@ -3493,7 +3543,6 @@
           <w:szCs w:val="22"/>
         </w:rPr>
         <w:sectPr>
-          <w:footerReference w:type="default" r:id="rId8"/>
           <w:pgSz w:w="11901" w:h="16834"/>
           <w:pgMar w:top="990" w:right="1418" w:bottom="1350" w:left="1418" w:header="720" w:footer="0" w:gutter="0"/>
           <w:cols w:space="708"/>
@@ -3762,6258 +3811,50 @@
           </w:tcPr>
           <w:p>
             <w:pPr>
-              <w:numPr>
-                <w:ilvl w:val="0"/>
-                <w:numId w:val="15"/>
-              </w:numPr>
-              <w:spacing w:after="0"/>
-              <w:ind w:left="0" w:firstLine="0"/>
-              <w:jc w:val="both"/>
-              <w:rPr>
-                <w:rFonts w:ascii="Tahoma" w:hAnsi="Tahoma" w:cs="Tahoma"/>
-                <w:b w:val="0"/>
-                <w:bCs/>
-                <w:szCs w:val="20"/>
-              </w:rPr>
-            </w:pPr>
-            <w:r>
-              <w:rPr>
-                <w:rFonts w:ascii="Tahoma" w:hAnsi="Tahoma" w:cs="Tahoma"/>
-                <w:b w:val="0"/>
-                <w:bCs/>
-                <w:szCs w:val="20"/>
-              </w:rPr>
-              <w:t>1</w:t>
-            </w:r>
-          </w:p>
-        </w:tc>
-        <w:tc>
-          <w:tcPr>
-            <w:tcW w:w="4962" w:type="dxa"/>
-          </w:tcPr>
-          <w:p>
-            <w:pPr>
-              <w:tabs>
-                <w:tab w:val="left" w:pos="993"/>
-              </w:tabs>
-              <w:spacing w:after="0"/>
-              <w:jc w:val="both"/>
-              <w:rPr>
-                <w:rFonts w:ascii="Tahoma" w:hAnsi="Tahoma" w:cs="Tahoma"/>
-                <w:b w:val="0"/>
-                <w:bCs/>
-                <w:sz w:val="22"/>
-                <w:szCs w:val="22"/>
-              </w:rPr>
-            </w:pPr>
-            <w:r>
-              <w:rPr>
-                <w:rFonts w:ascii="Tahoma" w:hAnsi="Tahoma" w:cs="Tahoma"/>
-                <w:b w:val="0"/>
-                <w:bCs/>
-                <w:sz w:val="22"/>
-                <w:szCs w:val="22"/>
-                <w:u w:val="single"/>
-              </w:rPr>
-              <w:t>Men</w:t>
-            </w:r>
-            <w:proofErr w:type="spellStart"/>
-            <w:r>
-              <w:rPr>
-                <w:rFonts w:ascii="Tahoma" w:hAnsi="Tahoma" w:cs="Tahoma"/>
-                <w:b w:val="0"/>
-                <w:bCs/>
-                <w:sz w:val="22"/>
-                <w:szCs w:val="22"/>
-                <w:u w:val="single"/>
-                <w:lang w:val="en-GB"/>
-              </w:rPr>
-              <w:t>yiapkan</w:t>
-            </w:r>
-            <w:proofErr w:type="spellEnd"/>
-            <w:r>
-              <w:rPr>
-                <w:rFonts w:ascii="Tahoma" w:hAnsi="Tahoma" w:cs="Tahoma"/>
-                <w:b w:val="0"/>
-                <w:bCs/>
-                <w:sz w:val="22"/>
-                <w:szCs w:val="22"/>
-                <w:u w:val="single"/>
-              </w:rPr>
-              <w:t xml:space="preserve"> </w:t>
-            </w:r>
-            <w:proofErr w:type="spellStart"/>
-            <w:r>
-              <w:rPr>
-                <w:rFonts w:ascii="Tahoma" w:hAnsi="Tahoma" w:cs="Tahoma"/>
-                <w:b w:val="0"/>
-                <w:bCs/>
-                <w:sz w:val="22"/>
-                <w:szCs w:val="22"/>
-                <w:u w:val="single"/>
-              </w:rPr>
-              <w:t>bahan</w:t>
-            </w:r>
-            <w:proofErr w:type="spellEnd"/>
-            <w:r>
-              <w:rPr>
-                <w:rFonts w:ascii="Tahoma" w:hAnsi="Tahoma" w:cs="Tahoma"/>
-                <w:b w:val="0"/>
-                <w:bCs/>
-                <w:sz w:val="22"/>
-                <w:szCs w:val="22"/>
-                <w:u w:val="single"/>
-              </w:rPr>
-              <w:t xml:space="preserve"> </w:t>
-            </w:r>
-            <w:proofErr w:type="spellStart"/>
-            <w:r>
-              <w:rPr>
-                <w:rFonts w:ascii="Tahoma" w:hAnsi="Tahoma" w:cs="Tahoma"/>
-                <w:b w:val="0"/>
-                <w:bCs/>
-                <w:sz w:val="22"/>
-                <w:szCs w:val="22"/>
-                <w:u w:val="single"/>
-              </w:rPr>
-              <w:t>penyusunan</w:t>
-            </w:r>
-            <w:proofErr w:type="spellEnd"/>
-            <w:r>
-              <w:rPr>
-                <w:rFonts w:ascii="Tahoma" w:hAnsi="Tahoma" w:cs="Tahoma"/>
-                <w:b w:val="0"/>
-                <w:bCs/>
-                <w:sz w:val="22"/>
-                <w:szCs w:val="22"/>
-                <w:u w:val="single"/>
-              </w:rPr>
-              <w:t xml:space="preserve"> </w:t>
-            </w:r>
-            <w:proofErr w:type="spellStart"/>
-            <w:r>
-              <w:rPr>
-                <w:rFonts w:ascii="Tahoma" w:hAnsi="Tahoma" w:cs="Tahoma"/>
-                <w:b w:val="0"/>
-                <w:bCs/>
-                <w:sz w:val="22"/>
-                <w:szCs w:val="22"/>
-                <w:u w:val="single"/>
-              </w:rPr>
-              <w:t>Rencana</w:t>
-            </w:r>
-            <w:proofErr w:type="spellEnd"/>
-            <w:r>
-              <w:rPr>
-                <w:rFonts w:ascii="Tahoma" w:hAnsi="Tahoma" w:cs="Tahoma"/>
-                <w:b w:val="0"/>
-                <w:bCs/>
-                <w:sz w:val="22"/>
-                <w:szCs w:val="22"/>
-                <w:u w:val="single"/>
-              </w:rPr>
-              <w:t xml:space="preserve"> </w:t>
-            </w:r>
-            <w:proofErr w:type="spellStart"/>
-            <w:r>
-              <w:rPr>
-                <w:rFonts w:ascii="Tahoma" w:hAnsi="Tahoma" w:cs="Tahoma"/>
-                <w:b w:val="0"/>
-                <w:bCs/>
-                <w:sz w:val="22"/>
-                <w:szCs w:val="22"/>
-                <w:u w:val="single"/>
-              </w:rPr>
-              <w:t>Operasional</w:t>
-            </w:r>
-            <w:proofErr w:type="spellEnd"/>
-            <w:r>
-              <w:rPr>
-                <w:rFonts w:ascii="Tahoma" w:hAnsi="Tahoma" w:cs="Tahoma"/>
-                <w:b w:val="0"/>
-                <w:bCs/>
-                <w:sz w:val="22"/>
-                <w:szCs w:val="22"/>
-                <w:u w:val="single"/>
-              </w:rPr>
-              <w:t xml:space="preserve"> </w:t>
-            </w:r>
-            <w:proofErr w:type="spellStart"/>
-            <w:r>
-              <w:rPr>
-                <w:rFonts w:ascii="Tahoma" w:hAnsi="Tahoma" w:cs="Tahoma"/>
-                <w:b w:val="0"/>
-                <w:bCs/>
-                <w:sz w:val="22"/>
-                <w:szCs w:val="22"/>
-                <w:u w:val="single"/>
-              </w:rPr>
-              <w:t>Kegiatan</w:t>
-            </w:r>
-            <w:proofErr w:type="spellEnd"/>
-            <w:r>
-              <w:rPr>
-                <w:rFonts w:ascii="Tahoma" w:hAnsi="Tahoma" w:cs="Tahoma"/>
-                <w:b w:val="0"/>
-                <w:bCs/>
-                <w:sz w:val="22"/>
-                <w:szCs w:val="22"/>
-                <w:u w:val="single"/>
-              </w:rPr>
-              <w:t xml:space="preserve"> </w:t>
-            </w:r>
-            <w:r>
-              <w:rPr>
-                <w:rFonts w:ascii="Tahoma" w:hAnsi="Tahoma" w:cs="Tahoma"/>
-                <w:b w:val="0"/>
-                <w:bCs/>
-                <w:sz w:val="22"/>
-                <w:szCs w:val="22"/>
-                <w:u w:val="single"/>
-              </w:rPr>
-              <w:t xml:space="preserve">Unit </w:t>
-            </w:r>
-            <w:proofErr w:type="spellStart"/>
-            <w:r>
-              <w:rPr>
-                <w:rFonts w:ascii="Tahoma" w:hAnsi="Tahoma" w:cs="Tahoma"/>
-                <w:b w:val="0"/>
-                <w:bCs/>
-                <w:sz w:val="22"/>
-                <w:szCs w:val="22"/>
-                <w:u w:val="single"/>
-              </w:rPr>
-              <w:t>Kerja</w:t>
-            </w:r>
-            <w:proofErr w:type="spellEnd"/>
-            <w:r>
-              <w:rPr>
-                <w:rFonts w:ascii="Tahoma" w:hAnsi="Tahoma" w:cs="Tahoma"/>
-                <w:b w:val="0"/>
-                <w:bCs/>
-                <w:sz w:val="22"/>
-                <w:szCs w:val="22"/>
-                <w:u w:val="single"/>
-              </w:rPr>
-              <w:t xml:space="preserve"> </w:t>
-            </w:r>
-            <w:r>
-              <w:rPr>
-                <w:rFonts w:ascii="Tahoma" w:hAnsi="Tahoma" w:cs="Tahoma"/>
-                <w:b w:val="0"/>
-                <w:bCs/>
-                <w:sz w:val="22"/>
-                <w:szCs w:val="22"/>
-                <w:lang w:val="id-ID"/>
-              </w:rPr>
-              <w:t xml:space="preserve">berdasarkan Rencana Kegiatan </w:t>
-            </w:r>
-            <w:r>
-              <w:rPr>
-                <w:rFonts w:ascii="Tahoma" w:hAnsi="Tahoma" w:cs="Tahoma"/>
-                <w:b w:val="0"/>
-                <w:bCs/>
-                <w:sz w:val="22"/>
-                <w:szCs w:val="22"/>
-                <w:lang w:val="en-GB"/>
-              </w:rPr>
-              <w:t xml:space="preserve">Unit </w:t>
-            </w:r>
-            <w:proofErr w:type="spellStart"/>
-            <w:r>
-              <w:rPr>
-                <w:rFonts w:ascii="Tahoma" w:hAnsi="Tahoma" w:cs="Tahoma"/>
-                <w:b w:val="0"/>
-                <w:bCs/>
-                <w:sz w:val="22"/>
-                <w:szCs w:val="22"/>
-                <w:lang w:val="en-GB"/>
-              </w:rPr>
-              <w:t>Kerja</w:t>
-            </w:r>
-            <w:proofErr w:type="spellEnd"/>
-            <w:r>
-              <w:rPr>
-                <w:rFonts w:ascii="Tahoma" w:hAnsi="Tahoma" w:cs="Tahoma"/>
-                <w:b w:val="0"/>
-                <w:bCs/>
-                <w:sz w:val="22"/>
-                <w:szCs w:val="22"/>
-                <w:lang w:val="id-ID"/>
-              </w:rPr>
-              <w:t xml:space="preserve"> dan peraturan serta ketentuan yang berlaku sebagai pedoman dalam pelaksanaan tugas</w:t>
-            </w:r>
-            <w:r>
-              <w:rPr>
-                <w:rFonts w:ascii="Tahoma" w:hAnsi="Tahoma" w:cs="Tahoma"/>
-                <w:b w:val="0"/>
-                <w:bCs/>
-                <w:sz w:val="22"/>
-                <w:szCs w:val="22"/>
-              </w:rPr>
-              <w:t>;</w:t>
-            </w:r>
-          </w:p>
-          <w:p>
-            <w:pPr>
-              <w:tabs>
-                <w:tab w:val="left" w:pos="993"/>
-              </w:tabs>
-              <w:spacing w:after="0"/>
-              <w:jc w:val="both"/>
-              <w:rPr>
-                <w:rFonts w:ascii="Tahoma" w:hAnsi="Tahoma" w:cs="Tahoma"/>
-                <w:b w:val="0"/>
-                <w:bCs/>
-                <w:sz w:val="22"/>
-                <w:szCs w:val="22"/>
-              </w:rPr>
-            </w:pPr>
-            <w:proofErr w:type="spellStart"/>
-            <w:r>
-              <w:rPr>
-                <w:rFonts w:ascii="Tahoma" w:hAnsi="Tahoma" w:cs="Tahoma"/>
-                <w:b w:val="0"/>
-                <w:bCs/>
-                <w:sz w:val="22"/>
-                <w:szCs w:val="22"/>
-              </w:rPr>
-              <w:t>Tahapan</w:t>
-            </w:r>
-            <w:proofErr w:type="spellEnd"/>
-            <w:r>
-              <w:rPr>
-                <w:rFonts w:ascii="Tahoma" w:hAnsi="Tahoma" w:cs="Tahoma"/>
-                <w:b w:val="0"/>
-                <w:bCs/>
-                <w:sz w:val="22"/>
-                <w:szCs w:val="22"/>
-              </w:rPr>
-              <w:t>:</w:t>
-            </w:r>
-          </w:p>
-          <w:p>
-            <w:pPr>
               <w:pStyle w:val="ListParagraph"/>
-              <w:numPr>
-                <w:ilvl w:val="0"/>
-                <w:numId w:val="16"/>
-              </w:numPr>
-              <w:spacing w:after="0" w:line="240" w:lineRule="auto"/>
-              <w:ind w:left="556" w:hanging="556"/>
-              <w:jc w:val="both"/>
-              <w:rPr>
-                <w:rFonts w:ascii="Tahoma" w:hAnsi="Tahoma" w:cs="Tahoma"/>
-                <w:bCs/>
-              </w:rPr>
-            </w:pPr>
-            <w:r>
-              <w:rPr>
-                <w:rFonts w:ascii="Tahoma" w:hAnsi="Tahoma" w:cs="Tahoma"/>
-                <w:bCs/>
-              </w:rPr>
-              <w:t>Meng</w:t>
-            </w:r>
-            <w:r>
-              <w:rPr>
-                <w:rFonts w:ascii="Tahoma" w:hAnsi="Tahoma" w:cs="Tahoma"/>
-                <w:bCs/>
-              </w:rPr>
-              <w:t>umpulkan bahan</w:t>
-            </w:r>
-            <w:r>
-              <w:rPr>
-                <w:rFonts w:ascii="Tahoma" w:hAnsi="Tahoma" w:cs="Tahoma"/>
-                <w:bCs/>
-              </w:rPr>
-              <w:t xml:space="preserve"> laporan program kegiatan </w:t>
-            </w:r>
-            <w:r>
-              <w:rPr>
-                <w:rFonts w:ascii="Tahoma" w:hAnsi="Tahoma" w:cs="Tahoma"/>
-                <w:bCs/>
-                <w:lang w:val="en-GB"/>
-              </w:rPr>
-              <w:t xml:space="preserve">Unit </w:t>
-            </w:r>
-            <w:proofErr w:type="spellStart"/>
-            <w:r>
-              <w:rPr>
-                <w:rFonts w:ascii="Tahoma" w:hAnsi="Tahoma" w:cs="Tahoma"/>
-                <w:bCs/>
-                <w:lang w:val="en-GB"/>
-              </w:rPr>
-              <w:t>Kerja</w:t>
-            </w:r>
-            <w:proofErr w:type="spellEnd"/>
-            <w:r>
-              <w:rPr>
-                <w:rFonts w:ascii="Tahoma" w:hAnsi="Tahoma" w:cs="Tahoma"/>
-                <w:bCs/>
-              </w:rPr>
-              <w:t xml:space="preserve"> </w:t>
-            </w:r>
-            <w:r>
-              <w:rPr>
-                <w:rFonts w:ascii="Tahoma" w:hAnsi="Tahoma" w:cs="Tahoma"/>
-                <w:bCs/>
-              </w:rPr>
-              <w:t>tahun sebelumnya</w:t>
-            </w:r>
-          </w:p>
-          <w:p>
-            <w:pPr>
-              <w:pStyle w:val="ListParagraph"/>
-              <w:numPr>
-                <w:ilvl w:val="0"/>
-                <w:numId w:val="16"/>
-              </w:numPr>
-              <w:spacing w:after="0" w:line="240" w:lineRule="auto"/>
-              <w:ind w:left="556" w:hanging="556"/>
-              <w:jc w:val="both"/>
-              <w:rPr>
-                <w:rFonts w:ascii="Tahoma" w:hAnsi="Tahoma" w:cs="Tahoma"/>
-                <w:bCs/>
-              </w:rPr>
-            </w:pPr>
-            <w:r>
-              <w:rPr>
-                <w:rFonts w:ascii="Tahoma" w:hAnsi="Tahoma" w:cs="Tahoma"/>
-                <w:bCs/>
-              </w:rPr>
-              <w:t>Meng</w:t>
-            </w:r>
-            <w:r>
-              <w:rPr>
-                <w:rFonts w:ascii="Tahoma" w:hAnsi="Tahoma" w:cs="Tahoma"/>
-                <w:bCs/>
-              </w:rPr>
-              <w:t>umpulkan ba</w:t>
-            </w:r>
-            <w:r>
-              <w:rPr>
-                <w:rFonts w:ascii="Tahoma" w:hAnsi="Tahoma" w:cs="Tahoma"/>
-                <w:bCs/>
-              </w:rPr>
-              <w:t>h</w:t>
-            </w:r>
-            <w:r>
-              <w:rPr>
-                <w:rFonts w:ascii="Tahoma" w:hAnsi="Tahoma" w:cs="Tahoma"/>
-                <w:bCs/>
-              </w:rPr>
-              <w:t xml:space="preserve">an </w:t>
-            </w:r>
-            <w:r>
-              <w:rPr>
-                <w:rFonts w:ascii="Tahoma" w:hAnsi="Tahoma" w:cs="Tahoma"/>
-                <w:bCs/>
-              </w:rPr>
-              <w:t xml:space="preserve">rencana kegiatan </w:t>
-            </w:r>
-            <w:r>
-              <w:rPr>
-                <w:rFonts w:ascii="Tahoma" w:hAnsi="Tahoma" w:cs="Tahoma"/>
-                <w:bCs/>
-                <w:lang w:val="en-GB"/>
-              </w:rPr>
-              <w:t xml:space="preserve">Unit </w:t>
-            </w:r>
-            <w:proofErr w:type="spellStart"/>
-            <w:r>
-              <w:rPr>
-                <w:rFonts w:ascii="Tahoma" w:hAnsi="Tahoma" w:cs="Tahoma"/>
-                <w:bCs/>
-                <w:lang w:val="en-GB"/>
-              </w:rPr>
-              <w:t>Kerja</w:t>
-            </w:r>
-            <w:proofErr w:type="spellEnd"/>
-            <w:r>
-              <w:rPr>
-                <w:rFonts w:ascii="Tahoma" w:hAnsi="Tahoma" w:cs="Tahoma"/>
-                <w:bCs/>
-              </w:rPr>
-              <w:t xml:space="preserve"> </w:t>
-            </w:r>
-            <w:r>
-              <w:rPr>
-                <w:rFonts w:ascii="Tahoma" w:hAnsi="Tahoma" w:cs="Tahoma"/>
-                <w:bCs/>
-              </w:rPr>
-              <w:t>tahun sebelumnya</w:t>
-            </w:r>
-          </w:p>
-          <w:p>
-            <w:pPr>
-              <w:pStyle w:val="ListParagraph"/>
-              <w:numPr>
-                <w:ilvl w:val="0"/>
-                <w:numId w:val="16"/>
-              </w:numPr>
-              <w:spacing w:after="0" w:line="240" w:lineRule="auto"/>
-              <w:ind w:left="556" w:hanging="556"/>
-              <w:jc w:val="both"/>
-              <w:rPr>
-                <w:rFonts w:ascii="Tahoma" w:hAnsi="Tahoma" w:cs="Tahoma"/>
-                <w:bCs/>
-              </w:rPr>
-            </w:pPr>
-            <w:r>
-              <w:rPr>
-                <w:rFonts w:ascii="Tahoma" w:hAnsi="Tahoma" w:cs="Tahoma"/>
-                <w:bCs/>
-              </w:rPr>
-              <w:t xml:space="preserve">Menyusun draf rencana kegiatan </w:t>
-            </w:r>
-            <w:r>
-              <w:rPr>
-                <w:rFonts w:ascii="Tahoma" w:hAnsi="Tahoma" w:cs="Tahoma"/>
-                <w:bCs/>
-                <w:lang w:val="en-GB"/>
-              </w:rPr>
-              <w:t xml:space="preserve">Unit </w:t>
-            </w:r>
-            <w:proofErr w:type="spellStart"/>
-            <w:r>
-              <w:rPr>
-                <w:rFonts w:ascii="Tahoma" w:hAnsi="Tahoma" w:cs="Tahoma"/>
-                <w:bCs/>
-                <w:lang w:val="en-GB"/>
-              </w:rPr>
-              <w:t>Kerja</w:t>
-            </w:r>
-            <w:proofErr w:type="spellEnd"/>
-            <w:r>
-              <w:rPr>
-                <w:rFonts w:ascii="Tahoma" w:hAnsi="Tahoma" w:cs="Tahoma"/>
-                <w:bCs/>
-              </w:rPr>
-              <w:t xml:space="preserve"> </w:t>
-            </w:r>
-          </w:p>
-          <w:p>
-            <w:pPr>
-              <w:pStyle w:val="ListParagraph"/>
-              <w:numPr>
-                <w:ilvl w:val="0"/>
-                <w:numId w:val="16"/>
-              </w:numPr>
-              <w:spacing w:after="0" w:line="240" w:lineRule="auto"/>
-              <w:ind w:left="556" w:hanging="556"/>
-              <w:jc w:val="both"/>
-              <w:rPr>
-                <w:rFonts w:ascii="Tahoma" w:hAnsi="Tahoma" w:cs="Tahoma"/>
-                <w:bCs/>
-              </w:rPr>
-            </w:pPr>
-            <w:r>
-              <w:rPr>
-                <w:rFonts w:ascii="Tahoma" w:hAnsi="Tahoma" w:cs="Tahoma"/>
-                <w:bCs/>
-              </w:rPr>
-              <w:t xml:space="preserve">Menyampaikan draf rencana kegiatan </w:t>
-            </w:r>
-            <w:r>
-              <w:rPr>
-                <w:rFonts w:ascii="Tahoma" w:hAnsi="Tahoma" w:cs="Tahoma"/>
-                <w:bCs/>
-                <w:lang w:val="en-GB"/>
-              </w:rPr>
-              <w:t xml:space="preserve">Unit </w:t>
-            </w:r>
-            <w:proofErr w:type="spellStart"/>
-            <w:r>
-              <w:rPr>
-                <w:rFonts w:ascii="Tahoma" w:hAnsi="Tahoma" w:cs="Tahoma"/>
-                <w:bCs/>
-                <w:lang w:val="en-GB"/>
-              </w:rPr>
-              <w:t>Kerja</w:t>
-            </w:r>
-            <w:proofErr w:type="spellEnd"/>
-            <w:r>
-              <w:rPr>
-                <w:rFonts w:ascii="Tahoma" w:hAnsi="Tahoma" w:cs="Tahoma"/>
-                <w:bCs/>
-              </w:rPr>
-              <w:t xml:space="preserve"> </w:t>
-            </w:r>
-            <w:r>
-              <w:rPr>
-                <w:rFonts w:ascii="Tahoma" w:hAnsi="Tahoma" w:cs="Tahoma"/>
-                <w:bCs/>
-                <w:iCs/>
-              </w:rPr>
-              <w:t>kepada atasan</w:t>
-            </w:r>
-          </w:p>
-        </w:tc>
-        <w:tc>
-          <w:tcPr>
-            <w:tcW w:w="3279" w:type="dxa"/>
-          </w:tcPr>
-          <w:p>
-            <w:pPr>
-              <w:numPr>
-                <w:ilvl w:val="0"/>
-                <w:numId w:val="10"/>
-              </w:numPr>
-              <w:spacing w:after="0"/>
-              <w:ind w:left="250" w:hanging="284"/>
-              <w:jc w:val="both"/>
-              <w:rPr>
-                <w:rFonts w:ascii="Tahoma" w:hAnsi="Tahoma" w:cs="Tahoma"/>
-                <w:b w:val="0"/>
-                <w:bCs/>
-                <w:color w:val="auto"/>
-                <w:sz w:val="22"/>
-                <w:szCs w:val="22"/>
-              </w:rPr>
-            </w:pPr>
-            <w:r>
-              <w:rPr>
-                <w:rFonts w:ascii="Tahoma" w:hAnsi="Tahoma" w:cs="Tahoma"/>
-                <w:b w:val="0"/>
-                <w:bCs/>
-                <w:color w:val="auto"/>
-                <w:sz w:val="22"/>
-                <w:szCs w:val="22"/>
-                <w:lang w:val="id-ID"/>
-              </w:rPr>
-              <w:t xml:space="preserve">Draf </w:t>
-            </w:r>
-            <w:r>
-              <w:rPr>
-                <w:rFonts w:ascii="Tahoma" w:hAnsi="Tahoma" w:cs="Tahoma"/>
-                <w:b w:val="0"/>
-                <w:bCs/>
-                <w:color w:val="auto"/>
-                <w:sz w:val="22"/>
-                <w:szCs w:val="22"/>
-              </w:rPr>
-              <w:t xml:space="preserve">TOR </w:t>
-            </w:r>
-            <w:proofErr w:type="spellStart"/>
-            <w:r>
-              <w:rPr>
-                <w:rFonts w:ascii="Tahoma" w:hAnsi="Tahoma" w:cs="Tahoma"/>
-                <w:b w:val="0"/>
-                <w:bCs/>
-                <w:color w:val="auto"/>
-                <w:sz w:val="22"/>
-                <w:szCs w:val="22"/>
-              </w:rPr>
-              <w:t>Kegiatan</w:t>
-            </w:r>
-            <w:proofErr w:type="spellEnd"/>
-            <w:r>
-              <w:rPr>
-                <w:rFonts w:ascii="Tahoma" w:hAnsi="Tahoma" w:cs="Tahoma"/>
-                <w:b w:val="0"/>
-                <w:bCs/>
-                <w:color w:val="auto"/>
-                <w:sz w:val="22"/>
-                <w:szCs w:val="22"/>
-              </w:rPr>
-              <w:t xml:space="preserve"> </w:t>
-            </w:r>
-            <w:r>
-              <w:rPr>
-                <w:rFonts w:ascii="Tahoma" w:hAnsi="Tahoma" w:cs="Tahoma"/>
-                <w:b w:val="0"/>
-                <w:bCs/>
-                <w:color w:val="auto"/>
-                <w:sz w:val="22"/>
-                <w:szCs w:val="22"/>
-              </w:rPr>
-              <w:t xml:space="preserve">Unit </w:t>
-            </w:r>
-            <w:proofErr w:type="spellStart"/>
-            <w:r>
-              <w:rPr>
-                <w:rFonts w:ascii="Tahoma" w:hAnsi="Tahoma" w:cs="Tahoma"/>
-                <w:b w:val="0"/>
-                <w:bCs/>
-                <w:color w:val="auto"/>
-                <w:sz w:val="22"/>
-                <w:szCs w:val="22"/>
-              </w:rPr>
-              <w:t>Kerja</w:t>
-            </w:r>
-            <w:proofErr w:type="spellEnd"/>
-          </w:p>
-          <w:p>
-            <w:pPr>
-              <w:numPr>
-                <w:ilvl w:val="0"/>
-                <w:numId w:val="10"/>
-              </w:numPr>
-              <w:spacing w:after="0"/>
-              <w:ind w:left="250" w:hanging="284"/>
-              <w:jc w:val="both"/>
-              <w:rPr>
-                <w:rFonts w:ascii="Tahoma" w:hAnsi="Tahoma" w:cs="Tahoma"/>
-                <w:b w:val="0"/>
-                <w:bCs/>
-                <w:color w:val="auto"/>
-                <w:sz w:val="22"/>
-                <w:szCs w:val="22"/>
-              </w:rPr>
-            </w:pPr>
-            <w:r>
-              <w:rPr>
-                <w:rFonts w:ascii="Tahoma" w:hAnsi="Tahoma" w:cs="Tahoma"/>
-                <w:b w:val="0"/>
-                <w:bCs/>
-                <w:color w:val="auto"/>
-                <w:sz w:val="22"/>
-                <w:szCs w:val="22"/>
-              </w:rPr>
-              <w:t xml:space="preserve">Draf Surat Keputusan </w:t>
-            </w:r>
-            <w:proofErr w:type="spellStart"/>
-            <w:r>
-              <w:rPr>
-                <w:rFonts w:ascii="Tahoma" w:hAnsi="Tahoma" w:cs="Tahoma"/>
-                <w:b w:val="0"/>
-                <w:bCs/>
-                <w:color w:val="auto"/>
-                <w:sz w:val="22"/>
-                <w:szCs w:val="22"/>
-              </w:rPr>
-              <w:t>Sekjen</w:t>
-            </w:r>
-            <w:proofErr w:type="spellEnd"/>
-            <w:r>
-              <w:rPr>
-                <w:rFonts w:ascii="Tahoma" w:hAnsi="Tahoma" w:cs="Tahoma"/>
-                <w:b w:val="0"/>
-                <w:bCs/>
-                <w:color w:val="auto"/>
-                <w:sz w:val="22"/>
-                <w:szCs w:val="22"/>
-              </w:rPr>
-              <w:t xml:space="preserve"> </w:t>
-            </w:r>
-            <w:proofErr w:type="spellStart"/>
-            <w:r>
-              <w:rPr>
-                <w:rFonts w:ascii="Tahoma" w:hAnsi="Tahoma" w:cs="Tahoma"/>
-                <w:b w:val="0"/>
-                <w:bCs/>
-                <w:color w:val="auto"/>
-                <w:sz w:val="22"/>
-                <w:szCs w:val="22"/>
-              </w:rPr>
-              <w:t>t</w:t>
-            </w:r>
-            <w:r>
-              <w:rPr>
-                <w:rFonts w:ascii="Tahoma" w:hAnsi="Tahoma" w:cs="Tahoma"/>
-                <w:b w:val="0"/>
-                <w:bCs/>
-                <w:color w:val="auto"/>
-                <w:sz w:val="22"/>
-                <w:szCs w:val="22"/>
-              </w:rPr>
-              <w:t>entang</w:t>
-            </w:r>
-            <w:proofErr w:type="spellEnd"/>
-            <w:r>
-              <w:rPr>
-                <w:rFonts w:ascii="Tahoma" w:hAnsi="Tahoma" w:cs="Tahoma"/>
-                <w:b w:val="0"/>
-                <w:bCs/>
-                <w:color w:val="auto"/>
-                <w:sz w:val="22"/>
-                <w:szCs w:val="22"/>
-              </w:rPr>
-              <w:t xml:space="preserve"> </w:t>
-            </w:r>
-            <w:proofErr w:type="spellStart"/>
-            <w:r>
-              <w:rPr>
-                <w:rFonts w:ascii="Tahoma" w:hAnsi="Tahoma" w:cs="Tahoma"/>
-                <w:b w:val="0"/>
-                <w:bCs/>
-                <w:color w:val="auto"/>
-                <w:sz w:val="22"/>
-                <w:szCs w:val="22"/>
-              </w:rPr>
-              <w:t>Kegiatan</w:t>
-            </w:r>
-            <w:proofErr w:type="spellEnd"/>
-            <w:r>
-              <w:rPr>
-                <w:rFonts w:ascii="Tahoma" w:hAnsi="Tahoma" w:cs="Tahoma"/>
-                <w:b w:val="0"/>
-                <w:bCs/>
-                <w:color w:val="auto"/>
-                <w:sz w:val="22"/>
-                <w:szCs w:val="22"/>
-              </w:rPr>
-              <w:t xml:space="preserve"> </w:t>
-            </w:r>
-            <w:r>
-              <w:rPr>
-                <w:rFonts w:ascii="Tahoma" w:hAnsi="Tahoma" w:cs="Tahoma"/>
-                <w:b w:val="0"/>
-                <w:bCs/>
-                <w:color w:val="auto"/>
-                <w:sz w:val="22"/>
-                <w:szCs w:val="22"/>
-              </w:rPr>
-              <w:t xml:space="preserve">Unit </w:t>
-            </w:r>
-            <w:proofErr w:type="spellStart"/>
-            <w:r>
-              <w:rPr>
-                <w:rFonts w:ascii="Tahoma" w:hAnsi="Tahoma" w:cs="Tahoma"/>
-                <w:b w:val="0"/>
-                <w:bCs/>
-                <w:color w:val="auto"/>
-                <w:sz w:val="22"/>
-                <w:szCs w:val="22"/>
-              </w:rPr>
-              <w:t>Kerja</w:t>
-            </w:r>
-            <w:proofErr w:type="spellEnd"/>
-            <w:r>
-              <w:rPr>
-                <w:rFonts w:ascii="Tahoma" w:hAnsi="Tahoma" w:cs="Tahoma"/>
-                <w:b w:val="0"/>
-                <w:bCs/>
-                <w:color w:val="auto"/>
-                <w:sz w:val="22"/>
-                <w:szCs w:val="22"/>
-              </w:rPr>
-              <w:t xml:space="preserve"> </w:t>
-            </w:r>
-          </w:p>
-          <w:p>
-            <w:pPr>
-              <w:numPr>
-                <w:ilvl w:val="0"/>
-                <w:numId w:val="10"/>
-              </w:numPr>
-              <w:spacing w:after="0"/>
-              <w:ind w:left="250" w:hanging="284"/>
-              <w:jc w:val="both"/>
-              <w:rPr>
-                <w:rFonts w:ascii="Tahoma" w:hAnsi="Tahoma" w:cs="Tahoma"/>
-                <w:b w:val="0"/>
-                <w:bCs/>
-                <w:color w:val="auto"/>
-                <w:sz w:val="22"/>
-                <w:szCs w:val="22"/>
-              </w:rPr>
-            </w:pPr>
-            <w:r>
-              <w:rPr>
-                <w:rFonts w:ascii="Tahoma" w:hAnsi="Tahoma" w:cs="Tahoma"/>
-                <w:b w:val="0"/>
-                <w:bCs/>
-                <w:color w:val="auto"/>
-                <w:sz w:val="22"/>
-                <w:szCs w:val="22"/>
-                <w:lang w:val="id-ID"/>
-              </w:rPr>
-              <w:t xml:space="preserve">Draf </w:t>
-            </w:r>
-            <w:proofErr w:type="spellStart"/>
-            <w:r>
-              <w:rPr>
-                <w:rFonts w:ascii="Tahoma" w:hAnsi="Tahoma" w:cs="Tahoma"/>
-                <w:b w:val="0"/>
-                <w:bCs/>
-                <w:color w:val="auto"/>
-                <w:sz w:val="22"/>
-                <w:szCs w:val="22"/>
-              </w:rPr>
-              <w:t>Rencana</w:t>
-            </w:r>
-            <w:proofErr w:type="spellEnd"/>
-            <w:r>
-              <w:rPr>
-                <w:rFonts w:ascii="Tahoma" w:hAnsi="Tahoma" w:cs="Tahoma"/>
-                <w:b w:val="0"/>
-                <w:bCs/>
-                <w:color w:val="auto"/>
-                <w:sz w:val="22"/>
-                <w:szCs w:val="22"/>
-              </w:rPr>
-              <w:t xml:space="preserve"> Aksi </w:t>
-            </w:r>
-            <w:r>
-              <w:rPr>
-                <w:rFonts w:ascii="Tahoma" w:hAnsi="Tahoma" w:cs="Tahoma"/>
-                <w:b w:val="0"/>
-                <w:bCs/>
-                <w:color w:val="auto"/>
-                <w:sz w:val="22"/>
-                <w:szCs w:val="22"/>
-              </w:rPr>
-              <w:t xml:space="preserve">Unit </w:t>
-            </w:r>
-            <w:proofErr w:type="spellStart"/>
-            <w:r>
-              <w:rPr>
-                <w:rFonts w:ascii="Tahoma" w:hAnsi="Tahoma" w:cs="Tahoma"/>
-                <w:b w:val="0"/>
-                <w:bCs/>
-                <w:color w:val="auto"/>
-                <w:sz w:val="22"/>
-                <w:szCs w:val="22"/>
-              </w:rPr>
-              <w:t>Kerja</w:t>
-            </w:r>
-            <w:proofErr w:type="spellEnd"/>
-          </w:p>
-          <w:p>
-            <w:pPr>
-              <w:numPr>
-                <w:ilvl w:val="0"/>
-                <w:numId w:val="10"/>
-              </w:numPr>
-              <w:spacing w:after="0"/>
-              <w:ind w:left="250" w:hanging="284"/>
-              <w:jc w:val="both"/>
-              <w:rPr>
-                <w:rFonts w:ascii="Tahoma" w:hAnsi="Tahoma" w:cs="Tahoma"/>
-                <w:b w:val="0"/>
-                <w:bCs/>
-                <w:color w:val="auto"/>
-                <w:sz w:val="22"/>
-                <w:szCs w:val="22"/>
-              </w:rPr>
-            </w:pPr>
-            <w:r>
-              <w:rPr>
-                <w:rFonts w:ascii="Tahoma" w:hAnsi="Tahoma" w:cs="Tahoma"/>
-                <w:b w:val="0"/>
-                <w:bCs/>
-                <w:color w:val="auto"/>
-                <w:sz w:val="22"/>
-                <w:szCs w:val="22"/>
-                <w:lang w:val="id-ID"/>
-              </w:rPr>
-              <w:t xml:space="preserve">Draf </w:t>
-            </w:r>
-            <w:proofErr w:type="spellStart"/>
-            <w:r>
-              <w:rPr>
-                <w:rFonts w:ascii="Tahoma" w:hAnsi="Tahoma" w:cs="Tahoma"/>
-                <w:b w:val="0"/>
-                <w:bCs/>
-                <w:color w:val="auto"/>
-                <w:sz w:val="22"/>
-                <w:szCs w:val="22"/>
-              </w:rPr>
-              <w:t>Perjanjian</w:t>
-            </w:r>
-            <w:proofErr w:type="spellEnd"/>
-            <w:r>
-              <w:rPr>
-                <w:rFonts w:ascii="Tahoma" w:hAnsi="Tahoma" w:cs="Tahoma"/>
-                <w:b w:val="0"/>
-                <w:bCs/>
-                <w:color w:val="auto"/>
-                <w:sz w:val="22"/>
-                <w:szCs w:val="22"/>
-              </w:rPr>
-              <w:t xml:space="preserve"> Kinerja </w:t>
-            </w:r>
-            <w:r>
-              <w:rPr>
-                <w:rFonts w:ascii="Tahoma" w:hAnsi="Tahoma" w:cs="Tahoma"/>
-                <w:b w:val="0"/>
-                <w:bCs/>
-                <w:color w:val="auto"/>
-                <w:sz w:val="22"/>
-                <w:szCs w:val="22"/>
-              </w:rPr>
-              <w:t xml:space="preserve">Unit </w:t>
-            </w:r>
-            <w:proofErr w:type="spellStart"/>
-            <w:r>
-              <w:rPr>
-                <w:rFonts w:ascii="Tahoma" w:hAnsi="Tahoma" w:cs="Tahoma"/>
-                <w:b w:val="0"/>
-                <w:bCs/>
-                <w:color w:val="auto"/>
-                <w:sz w:val="22"/>
-                <w:szCs w:val="22"/>
-              </w:rPr>
-              <w:t>Kerja</w:t>
-            </w:r>
-            <w:proofErr w:type="spellEnd"/>
-            <w:r>
-              <w:rPr>
-                <w:rFonts w:ascii="Tahoma" w:hAnsi="Tahoma" w:cs="Tahoma"/>
-                <w:b w:val="0"/>
-                <w:bCs/>
-                <w:color w:val="auto"/>
-                <w:sz w:val="22"/>
-                <w:szCs w:val="22"/>
-              </w:rPr>
-              <w:t xml:space="preserve"> </w:t>
-            </w:r>
-          </w:p>
-          <w:p>
-            <w:pPr>
-              <w:numPr>
-                <w:ilvl w:val="0"/>
-                <w:numId w:val="10"/>
-              </w:numPr>
-              <w:spacing w:after="0"/>
-              <w:ind w:left="250" w:hanging="284"/>
-              <w:jc w:val="both"/>
-              <w:rPr>
-                <w:rFonts w:ascii="Tahoma" w:hAnsi="Tahoma" w:cs="Tahoma"/>
-                <w:b w:val="0"/>
-                <w:bCs/>
-                <w:color w:val="auto"/>
-                <w:sz w:val="22"/>
-                <w:szCs w:val="22"/>
-              </w:rPr>
-            </w:pPr>
-            <w:r>
-              <w:rPr>
-                <w:rFonts w:ascii="Tahoma" w:hAnsi="Tahoma" w:cs="Tahoma"/>
-                <w:b w:val="0"/>
-                <w:bCs/>
-                <w:color w:val="auto"/>
-                <w:sz w:val="22"/>
-                <w:szCs w:val="22"/>
-                <w:lang w:val="id-ID"/>
-              </w:rPr>
-              <w:t xml:space="preserve">Draf </w:t>
-            </w:r>
-            <w:proofErr w:type="spellStart"/>
-            <w:r>
-              <w:rPr>
-                <w:rFonts w:ascii="Tahoma" w:hAnsi="Tahoma" w:cs="Tahoma"/>
-                <w:b w:val="0"/>
-                <w:bCs/>
-                <w:color w:val="auto"/>
-                <w:sz w:val="22"/>
-                <w:szCs w:val="22"/>
-              </w:rPr>
-              <w:t>Indikator</w:t>
-            </w:r>
-            <w:proofErr w:type="spellEnd"/>
-            <w:r>
-              <w:rPr>
-                <w:rFonts w:ascii="Tahoma" w:hAnsi="Tahoma" w:cs="Tahoma"/>
-                <w:b w:val="0"/>
-                <w:bCs/>
-                <w:color w:val="auto"/>
-                <w:sz w:val="22"/>
-                <w:szCs w:val="22"/>
-              </w:rPr>
-              <w:t xml:space="preserve"> Kinerja Utama </w:t>
-            </w:r>
-            <w:r>
-              <w:rPr>
-                <w:rFonts w:ascii="Tahoma" w:hAnsi="Tahoma" w:cs="Tahoma"/>
-                <w:b w:val="0"/>
-                <w:bCs/>
-                <w:color w:val="auto"/>
-                <w:sz w:val="22"/>
-                <w:szCs w:val="22"/>
-              </w:rPr>
-              <w:t xml:space="preserve">Unit </w:t>
-            </w:r>
-            <w:proofErr w:type="spellStart"/>
-            <w:r>
-              <w:rPr>
-                <w:rFonts w:ascii="Tahoma" w:hAnsi="Tahoma" w:cs="Tahoma"/>
-                <w:b w:val="0"/>
-                <w:bCs/>
-                <w:color w:val="auto"/>
-                <w:sz w:val="22"/>
-                <w:szCs w:val="22"/>
-              </w:rPr>
-              <w:t>Kerja</w:t>
-            </w:r>
-            <w:proofErr w:type="spellEnd"/>
-            <w:r>
-              <w:rPr>
-                <w:rFonts w:ascii="Tahoma" w:hAnsi="Tahoma" w:cs="Tahoma"/>
-                <w:b w:val="0"/>
-                <w:bCs/>
-                <w:color w:val="auto"/>
-                <w:sz w:val="22"/>
-                <w:szCs w:val="22"/>
-              </w:rPr>
-              <w:t xml:space="preserve"> </w:t>
-            </w:r>
-          </w:p>
-          <w:p>
-            <w:pPr>
-              <w:numPr>
-                <w:ilvl w:val="0"/>
-                <w:numId w:val="10"/>
-              </w:numPr>
-              <w:spacing w:after="0"/>
-              <w:ind w:left="250" w:hanging="284"/>
-              <w:jc w:val="both"/>
-              <w:rPr>
-                <w:rFonts w:ascii="Tahoma" w:hAnsi="Tahoma" w:cs="Tahoma"/>
-                <w:b w:val="0"/>
-                <w:bCs/>
-                <w:color w:val="auto"/>
-                <w:sz w:val="22"/>
-                <w:szCs w:val="22"/>
-              </w:rPr>
-            </w:pPr>
-            <w:proofErr w:type="spellStart"/>
-            <w:r>
-              <w:rPr>
-                <w:rFonts w:ascii="Tahoma" w:hAnsi="Tahoma" w:cs="Tahoma"/>
-                <w:b w:val="0"/>
-                <w:bCs/>
-                <w:color w:val="auto"/>
-                <w:sz w:val="22"/>
-                <w:szCs w:val="22"/>
-              </w:rPr>
-              <w:t>Sasaran</w:t>
-            </w:r>
-            <w:proofErr w:type="spellEnd"/>
-            <w:r>
-              <w:rPr>
-                <w:rFonts w:ascii="Tahoma" w:hAnsi="Tahoma" w:cs="Tahoma"/>
-                <w:b w:val="0"/>
-                <w:bCs/>
-                <w:color w:val="auto"/>
-                <w:sz w:val="22"/>
-                <w:szCs w:val="22"/>
-              </w:rPr>
-              <w:t xml:space="preserve"> Kinerja </w:t>
-            </w:r>
-            <w:proofErr w:type="spellStart"/>
-            <w:r>
-              <w:rPr>
-                <w:rFonts w:ascii="Tahoma" w:hAnsi="Tahoma" w:cs="Tahoma"/>
-                <w:b w:val="0"/>
-                <w:bCs/>
-                <w:color w:val="auto"/>
-                <w:sz w:val="22"/>
-                <w:szCs w:val="22"/>
-              </w:rPr>
-              <w:t>Pegawai</w:t>
-            </w:r>
-            <w:proofErr w:type="spellEnd"/>
-          </w:p>
-        </w:tc>
-        <w:tc>
-          <w:tcPr>
-            <w:tcW w:w="1177" w:type="dxa"/>
-          </w:tcPr>
-          <w:p>
-            <w:pPr>
-              <w:spacing w:after="0"/>
-              <w:rPr>
-                <w:rFonts w:ascii="Tahoma" w:hAnsi="Tahoma" w:cs="Tahoma"/>
-                <w:b w:val="0"/>
-                <w:bCs/>
-                <w:color w:val="FF0000"/>
-                <w:szCs w:val="20"/>
-                <w:lang w:val="id-ID"/>
-              </w:rPr>
-            </w:pPr>
-          </w:p>
-        </w:tc>
-        <w:tc>
-          <w:tcPr>
-            <w:tcW w:w="1771" w:type="dxa"/>
-          </w:tcPr>
-          <w:p>
-            <w:pPr>
-              <w:pStyle w:val="NormalWeb"/>
-              <w:spacing w:beforeLines="0" w:afterLines="0" w:after="0"/>
-              <w:rPr>
-                <w:rFonts w:ascii="Tahoma" w:hAnsi="Tahoma" w:cs="Tahoma"/>
-                <w:bCs/>
-                <w:color w:val="FF0000"/>
-              </w:rPr>
-            </w:pPr>
-          </w:p>
-        </w:tc>
-        <w:tc>
-          <w:tcPr>
-            <w:tcW w:w="1186" w:type="dxa"/>
-          </w:tcPr>
-          <w:p>
-            <w:pPr>
-              <w:spacing w:after="0"/>
-              <w:jc w:val="both"/>
-              <w:rPr>
-                <w:rFonts w:ascii="Tahoma" w:hAnsi="Tahoma" w:cs="Tahoma"/>
-                <w:b w:val="0"/>
-                <w:bCs/>
-                <w:szCs w:val="20"/>
-              </w:rPr>
-            </w:pPr>
-          </w:p>
-        </w:tc>
-        <w:tc>
-          <w:tcPr>
-            <w:tcW w:w="1478" w:type="dxa"/>
-          </w:tcPr>
-          <w:p>
-            <w:pPr>
-              <w:spacing w:after="0"/>
-              <w:jc w:val="both"/>
-              <w:rPr>
-                <w:rFonts w:ascii="Tahoma" w:hAnsi="Tahoma" w:cs="Tahoma"/>
-                <w:b w:val="0"/>
-                <w:bCs/>
-                <w:szCs w:val="20"/>
-              </w:rPr>
-            </w:pPr>
-          </w:p>
-        </w:tc>
-      </w:tr>
-      <w:tr>
-        <w:tc>
-          <w:tcPr>
-            <w:tcW w:w="708" w:type="dxa"/>
-          </w:tcPr>
-          <w:p>
-            <w:pPr>
-              <w:numPr>
-                <w:ilvl w:val="0"/>
-                <w:numId w:val="15"/>
-              </w:numPr>
-              <w:spacing w:after="0"/>
-              <w:ind w:left="0" w:firstLine="0"/>
-              <w:jc w:val="both"/>
-              <w:rPr>
-                <w:rFonts w:ascii="Tahoma" w:hAnsi="Tahoma" w:cs="Tahoma"/>
-                <w:b w:val="0"/>
-                <w:bCs/>
-                <w:szCs w:val="20"/>
-              </w:rPr>
-            </w:pPr>
-          </w:p>
-        </w:tc>
-        <w:tc>
-          <w:tcPr>
-            <w:tcW w:w="4962" w:type="dxa"/>
-          </w:tcPr>
-          <w:p>
-            <w:pPr>
-              <w:tabs>
-                <w:tab w:val="left" w:pos="993"/>
-              </w:tabs>
-              <w:spacing w:after="0"/>
-              <w:jc w:val="both"/>
-              <w:rPr>
-                <w:rFonts w:ascii="Tahoma" w:hAnsi="Tahoma" w:cs="Tahoma"/>
-                <w:b w:val="0"/>
-                <w:bCs/>
-                <w:sz w:val="22"/>
-                <w:szCs w:val="22"/>
-              </w:rPr>
-            </w:pPr>
-            <w:proofErr w:type="spellStart"/>
-            <w:r>
-              <w:rPr>
-                <w:rFonts w:ascii="Tahoma" w:hAnsi="Tahoma" w:cs="Tahoma"/>
-                <w:b w:val="0"/>
-                <w:bCs/>
-                <w:sz w:val="22"/>
-                <w:szCs w:val="22"/>
-                <w:u w:val="single"/>
-              </w:rPr>
-              <w:t>Mengumpulkan</w:t>
-            </w:r>
-            <w:proofErr w:type="spellEnd"/>
-            <w:r>
-              <w:rPr>
-                <w:rFonts w:ascii="Tahoma" w:hAnsi="Tahoma" w:cs="Tahoma"/>
-                <w:b w:val="0"/>
-                <w:bCs/>
-                <w:sz w:val="22"/>
-                <w:szCs w:val="22"/>
-                <w:u w:val="single"/>
-              </w:rPr>
-              <w:t xml:space="preserve"> </w:t>
-            </w:r>
-            <w:r>
-              <w:rPr>
-                <w:rFonts w:ascii="Tahoma" w:hAnsi="Tahoma" w:cs="Tahoma"/>
-                <w:b w:val="0"/>
-                <w:bCs/>
-                <w:sz w:val="22"/>
-                <w:szCs w:val="22"/>
-                <w:u w:val="single"/>
-              </w:rPr>
-              <w:t xml:space="preserve">dan </w:t>
-            </w:r>
-            <w:proofErr w:type="spellStart"/>
-            <w:r>
-              <w:rPr>
-                <w:rFonts w:ascii="Tahoma" w:hAnsi="Tahoma" w:cs="Tahoma"/>
-                <w:b w:val="0"/>
-                <w:bCs/>
-                <w:sz w:val="22"/>
-                <w:szCs w:val="22"/>
-                <w:u w:val="single"/>
-              </w:rPr>
-              <w:t>mengklasifikasikan</w:t>
-            </w:r>
-            <w:proofErr w:type="spellEnd"/>
-            <w:r>
-              <w:rPr>
-                <w:rFonts w:ascii="Tahoma" w:hAnsi="Tahoma" w:cs="Tahoma"/>
-                <w:b w:val="0"/>
-                <w:bCs/>
-                <w:sz w:val="22"/>
-                <w:szCs w:val="22"/>
-                <w:u w:val="single"/>
-              </w:rPr>
-              <w:t xml:space="preserve"> </w:t>
-            </w:r>
-            <w:proofErr w:type="spellStart"/>
-            <w:r>
-              <w:rPr>
-                <w:rFonts w:ascii="Tahoma" w:hAnsi="Tahoma" w:cs="Tahoma"/>
-                <w:b w:val="0"/>
-                <w:bCs/>
-                <w:sz w:val="22"/>
-                <w:szCs w:val="22"/>
-                <w:u w:val="single"/>
-              </w:rPr>
-              <w:t>bahan</w:t>
-            </w:r>
-            <w:proofErr w:type="spellEnd"/>
-            <w:r>
-              <w:rPr>
-                <w:rFonts w:ascii="Tahoma" w:hAnsi="Tahoma" w:cs="Tahoma"/>
-                <w:b w:val="0"/>
-                <w:bCs/>
-                <w:sz w:val="22"/>
-                <w:szCs w:val="22"/>
-                <w:u w:val="single"/>
-              </w:rPr>
-              <w:t xml:space="preserve"> dan data</w:t>
-            </w:r>
-            <w:r>
-              <w:rPr>
-                <w:rFonts w:ascii="Tahoma" w:hAnsi="Tahoma" w:cs="Tahoma"/>
-                <w:b w:val="0"/>
-                <w:bCs/>
-                <w:sz w:val="22"/>
-                <w:szCs w:val="22"/>
-              </w:rPr>
-              <w:t xml:space="preserve"> </w:t>
-            </w:r>
-            <w:proofErr w:type="spellStart"/>
-            <w:r>
-              <w:rPr>
-                <w:rFonts w:ascii="Tahoma" w:hAnsi="Tahoma" w:cs="Tahoma"/>
-                <w:b w:val="0"/>
-                <w:bCs/>
-                <w:sz w:val="22"/>
-                <w:szCs w:val="22"/>
-              </w:rPr>
-              <w:t>terkait</w:t>
-            </w:r>
-            <w:proofErr w:type="spellEnd"/>
-            <w:r>
-              <w:rPr>
-                <w:rFonts w:ascii="Tahoma" w:hAnsi="Tahoma" w:cs="Tahoma"/>
-                <w:b w:val="0"/>
-                <w:bCs/>
-                <w:sz w:val="22"/>
-                <w:szCs w:val="22"/>
-              </w:rPr>
-              <w:t xml:space="preserve"> </w:t>
-            </w:r>
-            <w:proofErr w:type="spellStart"/>
-            <w:r>
-              <w:rPr>
-                <w:rFonts w:ascii="Tahoma" w:hAnsi="Tahoma" w:cs="Tahoma"/>
-                <w:b w:val="0"/>
-                <w:bCs/>
-                <w:sz w:val="22"/>
-                <w:szCs w:val="22"/>
-              </w:rPr>
-              <w:t>sistem</w:t>
-            </w:r>
-            <w:proofErr w:type="spellEnd"/>
-            <w:r>
-              <w:rPr>
-                <w:rFonts w:ascii="Tahoma" w:hAnsi="Tahoma" w:cs="Tahoma"/>
-                <w:b w:val="0"/>
-                <w:bCs/>
-                <w:sz w:val="22"/>
-                <w:szCs w:val="22"/>
-              </w:rPr>
-              <w:t xml:space="preserve"> dan </w:t>
-            </w:r>
-            <w:proofErr w:type="spellStart"/>
-            <w:r>
-              <w:rPr>
-                <w:rFonts w:ascii="Tahoma" w:hAnsi="Tahoma" w:cs="Tahoma"/>
-                <w:b w:val="0"/>
-                <w:bCs/>
-                <w:sz w:val="22"/>
-                <w:szCs w:val="22"/>
-              </w:rPr>
-              <w:t>teknologi</w:t>
-            </w:r>
-            <w:proofErr w:type="spellEnd"/>
-            <w:r>
-              <w:rPr>
-                <w:rFonts w:ascii="Tahoma" w:hAnsi="Tahoma" w:cs="Tahoma"/>
-                <w:b w:val="0"/>
-                <w:bCs/>
-                <w:sz w:val="22"/>
-                <w:szCs w:val="22"/>
-              </w:rPr>
-              <w:t xml:space="preserve"> </w:t>
-            </w:r>
-            <w:proofErr w:type="spellStart"/>
-            <w:r>
-              <w:rPr>
-                <w:rFonts w:ascii="Tahoma" w:hAnsi="Tahoma" w:cs="Tahoma"/>
-                <w:b w:val="0"/>
-                <w:bCs/>
-                <w:sz w:val="22"/>
-                <w:szCs w:val="22"/>
-              </w:rPr>
-              <w:t>informasi</w:t>
-            </w:r>
-            <w:proofErr w:type="spellEnd"/>
-            <w:r>
-              <w:rPr>
-                <w:rFonts w:ascii="Tahoma" w:hAnsi="Tahoma" w:cs="Tahoma"/>
-                <w:b w:val="0"/>
-                <w:bCs/>
-                <w:sz w:val="22"/>
-                <w:szCs w:val="22"/>
-              </w:rPr>
-              <w:t>;</w:t>
-            </w:r>
-          </w:p>
-          <w:p>
-            <w:pPr>
-              <w:tabs>
-                <w:tab w:val="left" w:pos="993"/>
-              </w:tabs>
-              <w:spacing w:after="0"/>
-              <w:jc w:val="both"/>
-              <w:rPr>
-                <w:rFonts w:ascii="Tahoma" w:hAnsi="Tahoma" w:cs="Tahoma"/>
-                <w:b w:val="0"/>
-                <w:bCs/>
-                <w:sz w:val="22"/>
-                <w:szCs w:val="22"/>
-              </w:rPr>
-            </w:pPr>
-            <w:proofErr w:type="spellStart"/>
-            <w:r>
-              <w:rPr>
-                <w:rFonts w:ascii="Tahoma" w:hAnsi="Tahoma" w:cs="Tahoma"/>
-                <w:b w:val="0"/>
-                <w:bCs/>
-                <w:sz w:val="22"/>
-                <w:szCs w:val="22"/>
-              </w:rPr>
-              <w:t>Tahapan</w:t>
-            </w:r>
-            <w:proofErr w:type="spellEnd"/>
-            <w:r>
-              <w:rPr>
-                <w:rFonts w:ascii="Tahoma" w:hAnsi="Tahoma" w:cs="Tahoma"/>
-                <w:b w:val="0"/>
-                <w:bCs/>
-                <w:sz w:val="22"/>
-                <w:szCs w:val="22"/>
-              </w:rPr>
-              <w:t>:</w:t>
-            </w:r>
-          </w:p>
-          <w:p>
-            <w:pPr>
-              <w:pStyle w:val="ListParagraph"/>
-              <w:numPr>
-                <w:ilvl w:val="0"/>
-                <w:numId w:val="26"/>
-              </w:numPr>
-              <w:spacing w:after="0" w:line="240" w:lineRule="auto"/>
-              <w:ind w:left="556" w:hanging="556"/>
-              <w:jc w:val="both"/>
-              <w:rPr>
-                <w:rFonts w:ascii="Tahoma" w:hAnsi="Tahoma" w:cs="Tahoma"/>
-                <w:bCs/>
-              </w:rPr>
-            </w:pPr>
-            <w:proofErr w:type="spellStart"/>
-            <w:r>
-              <w:rPr>
-                <w:rFonts w:ascii="Tahoma" w:hAnsi="Tahoma" w:cs="Tahoma"/>
-                <w:bCs/>
-              </w:rPr>
-              <w:t>Me</w:t>
-            </w:r>
-            <w:r>
-              <w:rPr>
-                <w:rFonts w:ascii="Tahoma" w:hAnsi="Tahoma" w:cs="Tahoma"/>
-                <w:bCs/>
-                <w:lang w:val="en-GB"/>
-              </w:rPr>
-              <w:t>rencanakan</w:t>
-            </w:r>
-            <w:proofErr w:type="spellEnd"/>
-            <w:r>
-              <w:rPr>
-                <w:rFonts w:ascii="Tahoma" w:hAnsi="Tahoma" w:cs="Tahoma"/>
-                <w:bCs/>
-                <w:lang w:val="en-GB"/>
-              </w:rPr>
-              <w:t xml:space="preserve"> </w:t>
-            </w:r>
-            <w:proofErr w:type="spellStart"/>
-            <w:r>
-              <w:rPr>
-                <w:rFonts w:ascii="Tahoma" w:hAnsi="Tahoma" w:cs="Tahoma"/>
-                <w:bCs/>
-                <w:lang w:val="en-GB"/>
-              </w:rPr>
-              <w:t>kegiatan</w:t>
-            </w:r>
-            <w:proofErr w:type="spellEnd"/>
-            <w:r>
-              <w:rPr>
-                <w:rFonts w:ascii="Tahoma" w:hAnsi="Tahoma" w:cs="Tahoma"/>
-                <w:bCs/>
-                <w:lang w:val="en-GB"/>
-              </w:rPr>
-              <w:t xml:space="preserve"> </w:t>
-            </w:r>
-            <w:proofErr w:type="spellStart"/>
-            <w:r>
-              <w:rPr>
-                <w:rFonts w:ascii="Tahoma" w:hAnsi="Tahoma" w:cs="Tahoma"/>
-                <w:bCs/>
-                <w:lang w:val="en-GB"/>
-              </w:rPr>
-              <w:t>pengumpulan</w:t>
-            </w:r>
-            <w:proofErr w:type="spellEnd"/>
-            <w:r>
-              <w:rPr>
-                <w:rFonts w:ascii="Tahoma" w:hAnsi="Tahoma" w:cs="Tahoma"/>
-                <w:bCs/>
-                <w:lang w:val="en-GB"/>
-              </w:rPr>
-              <w:t xml:space="preserve"> dan </w:t>
-            </w:r>
-            <w:proofErr w:type="spellStart"/>
-            <w:r>
-              <w:rPr>
-                <w:rFonts w:ascii="Tahoma" w:hAnsi="Tahoma" w:cs="Tahoma"/>
-                <w:bCs/>
-                <w:lang w:val="en-GB"/>
-              </w:rPr>
-              <w:t>pengklasifikasian</w:t>
-            </w:r>
-            <w:proofErr w:type="spellEnd"/>
-            <w:r>
-              <w:rPr>
-                <w:rFonts w:ascii="Tahoma" w:hAnsi="Tahoma" w:cs="Tahoma"/>
-                <w:bCs/>
-                <w:lang w:val="en-GB"/>
-              </w:rPr>
-              <w:t xml:space="preserve"> </w:t>
-            </w:r>
-            <w:proofErr w:type="spellStart"/>
-            <w:r>
-              <w:rPr>
-                <w:rFonts w:ascii="Tahoma" w:hAnsi="Tahoma" w:cs="Tahoma"/>
-                <w:bCs/>
-                <w:lang w:val="en-GB"/>
-              </w:rPr>
-              <w:t>bahan</w:t>
-            </w:r>
-            <w:proofErr w:type="spellEnd"/>
-            <w:r>
-              <w:rPr>
-                <w:rFonts w:ascii="Tahoma" w:hAnsi="Tahoma" w:cs="Tahoma"/>
-                <w:bCs/>
-                <w:lang w:val="en-GB"/>
-              </w:rPr>
-              <w:t xml:space="preserve"> dan data</w:t>
-            </w:r>
-          </w:p>
-          <w:p>
-            <w:pPr>
-              <w:pStyle w:val="ListParagraph"/>
-              <w:numPr>
-                <w:ilvl w:val="0"/>
-                <w:numId w:val="26"/>
-              </w:numPr>
-              <w:spacing w:after="0" w:line="240" w:lineRule="auto"/>
-              <w:ind w:left="556" w:hanging="556"/>
-              <w:jc w:val="both"/>
-              <w:rPr>
-                <w:rFonts w:ascii="Tahoma" w:hAnsi="Tahoma" w:cs="Tahoma"/>
-                <w:bCs/>
-              </w:rPr>
-            </w:pPr>
-            <w:proofErr w:type="spellStart"/>
-            <w:r>
-              <w:rPr>
-                <w:rFonts w:ascii="Tahoma" w:hAnsi="Tahoma" w:cs="Tahoma"/>
-                <w:bCs/>
-              </w:rPr>
-              <w:t>Me</w:t>
-            </w:r>
-            <w:r>
-              <w:rPr>
-                <w:rFonts w:ascii="Tahoma" w:hAnsi="Tahoma" w:cs="Tahoma"/>
-                <w:bCs/>
-                <w:lang w:val="en-GB"/>
-              </w:rPr>
-              <w:t>lakukan</w:t>
-            </w:r>
-            <w:proofErr w:type="spellEnd"/>
-            <w:r>
-              <w:rPr>
-                <w:rFonts w:ascii="Tahoma" w:hAnsi="Tahoma" w:cs="Tahoma"/>
-                <w:bCs/>
-                <w:lang w:val="en-GB"/>
-              </w:rPr>
-              <w:t xml:space="preserve"> </w:t>
-            </w:r>
-            <w:proofErr w:type="spellStart"/>
-            <w:r>
-              <w:rPr>
-                <w:rFonts w:ascii="Tahoma" w:hAnsi="Tahoma" w:cs="Tahoma"/>
-                <w:bCs/>
-                <w:lang w:val="en-GB"/>
-              </w:rPr>
-              <w:t>kegiatan</w:t>
-            </w:r>
-            <w:proofErr w:type="spellEnd"/>
-            <w:r>
-              <w:rPr>
-                <w:rFonts w:ascii="Tahoma" w:hAnsi="Tahoma" w:cs="Tahoma"/>
-                <w:bCs/>
-                <w:lang w:val="en-GB"/>
-              </w:rPr>
-              <w:t xml:space="preserve"> </w:t>
-            </w:r>
-            <w:proofErr w:type="spellStart"/>
-            <w:r>
-              <w:rPr>
-                <w:rFonts w:ascii="Tahoma" w:hAnsi="Tahoma" w:cs="Tahoma"/>
-                <w:bCs/>
-                <w:lang w:val="en-GB"/>
-              </w:rPr>
-              <w:t>pengumpulan</w:t>
-            </w:r>
-            <w:proofErr w:type="spellEnd"/>
-            <w:r>
-              <w:rPr>
-                <w:rFonts w:ascii="Tahoma" w:hAnsi="Tahoma" w:cs="Tahoma"/>
-                <w:bCs/>
-                <w:lang w:val="en-GB"/>
-              </w:rPr>
-              <w:t xml:space="preserve"> dan </w:t>
-            </w:r>
-            <w:proofErr w:type="spellStart"/>
-            <w:r>
-              <w:rPr>
-                <w:rFonts w:ascii="Tahoma" w:hAnsi="Tahoma" w:cs="Tahoma"/>
-                <w:bCs/>
-                <w:lang w:val="en-GB"/>
-              </w:rPr>
-              <w:t>pengklasifikasian</w:t>
-            </w:r>
-            <w:proofErr w:type="spellEnd"/>
-            <w:r>
-              <w:rPr>
-                <w:rFonts w:ascii="Tahoma" w:hAnsi="Tahoma" w:cs="Tahoma"/>
-                <w:bCs/>
-                <w:lang w:val="en-GB"/>
-              </w:rPr>
-              <w:t xml:space="preserve"> </w:t>
-            </w:r>
-            <w:proofErr w:type="spellStart"/>
-            <w:r>
-              <w:rPr>
-                <w:rFonts w:ascii="Tahoma" w:hAnsi="Tahoma" w:cs="Tahoma"/>
-                <w:bCs/>
-                <w:lang w:val="en-GB"/>
-              </w:rPr>
-              <w:t>bahan</w:t>
-            </w:r>
-            <w:proofErr w:type="spellEnd"/>
-            <w:r>
-              <w:rPr>
-                <w:rFonts w:ascii="Tahoma" w:hAnsi="Tahoma" w:cs="Tahoma"/>
-                <w:bCs/>
-                <w:lang w:val="en-GB"/>
-              </w:rPr>
-              <w:t xml:space="preserve"> dan data</w:t>
-            </w:r>
-          </w:p>
-          <w:p>
-            <w:pPr>
-              <w:pStyle w:val="ListParagraph"/>
-              <w:numPr>
-                <w:ilvl w:val="0"/>
-                <w:numId w:val="26"/>
-              </w:numPr>
-              <w:spacing w:after="0" w:line="240" w:lineRule="auto"/>
-              <w:ind w:left="556" w:hanging="556"/>
-              <w:jc w:val="both"/>
-              <w:rPr>
-                <w:rFonts w:ascii="Tahoma" w:hAnsi="Tahoma" w:cs="Tahoma"/>
-                <w:bCs/>
-                <w:u w:val="single"/>
-              </w:rPr>
-            </w:pPr>
-            <w:r>
-              <w:rPr>
-                <w:rFonts w:ascii="Tahoma" w:hAnsi="Tahoma" w:cs="Tahoma"/>
-                <w:bCs/>
-              </w:rPr>
-              <w:t xml:space="preserve">Menyampaikan draf </w:t>
-            </w:r>
-            <w:proofErr w:type="spellStart"/>
-            <w:r>
-              <w:rPr>
-                <w:rFonts w:ascii="Tahoma" w:hAnsi="Tahoma" w:cs="Tahoma"/>
-                <w:bCs/>
-                <w:lang w:val="en-GB"/>
-              </w:rPr>
-              <w:t>hasil</w:t>
-            </w:r>
-            <w:proofErr w:type="spellEnd"/>
-            <w:r>
-              <w:rPr>
-                <w:rFonts w:ascii="Tahoma" w:hAnsi="Tahoma" w:cs="Tahoma"/>
-                <w:bCs/>
-                <w:lang w:val="en-GB"/>
-              </w:rPr>
-              <w:t xml:space="preserve"> </w:t>
-            </w:r>
-            <w:proofErr w:type="spellStart"/>
-            <w:r>
-              <w:rPr>
-                <w:rFonts w:ascii="Tahoma" w:hAnsi="Tahoma" w:cs="Tahoma"/>
-                <w:bCs/>
-                <w:lang w:val="en-GB"/>
-              </w:rPr>
-              <w:t>pengumpulan</w:t>
-            </w:r>
-            <w:proofErr w:type="spellEnd"/>
-            <w:r>
-              <w:rPr>
-                <w:rFonts w:ascii="Tahoma" w:hAnsi="Tahoma" w:cs="Tahoma"/>
-                <w:bCs/>
-                <w:lang w:val="en-GB"/>
-              </w:rPr>
-              <w:t xml:space="preserve"> dan </w:t>
-            </w:r>
-            <w:proofErr w:type="spellStart"/>
-            <w:r>
-              <w:rPr>
-                <w:rFonts w:ascii="Tahoma" w:hAnsi="Tahoma" w:cs="Tahoma"/>
-                <w:bCs/>
-                <w:lang w:val="en-GB"/>
-              </w:rPr>
-              <w:t>pengklasifikasian</w:t>
-            </w:r>
-            <w:proofErr w:type="spellEnd"/>
-            <w:r>
-              <w:rPr>
-                <w:rFonts w:ascii="Tahoma" w:hAnsi="Tahoma" w:cs="Tahoma"/>
-                <w:bCs/>
-                <w:lang w:val="en-GB"/>
-              </w:rPr>
-              <w:t xml:space="preserve"> </w:t>
-            </w:r>
-            <w:proofErr w:type="spellStart"/>
-            <w:r>
-              <w:rPr>
-                <w:rFonts w:ascii="Tahoma" w:hAnsi="Tahoma" w:cs="Tahoma"/>
-                <w:bCs/>
-                <w:lang w:val="en-GB"/>
-              </w:rPr>
-              <w:t>bahan</w:t>
-            </w:r>
-            <w:proofErr w:type="spellEnd"/>
-            <w:r>
-              <w:rPr>
-                <w:rFonts w:ascii="Tahoma" w:hAnsi="Tahoma" w:cs="Tahoma"/>
-                <w:bCs/>
-                <w:lang w:val="en-GB"/>
-              </w:rPr>
-              <w:t xml:space="preserve"> dan data</w:t>
-            </w:r>
-            <w:r>
-              <w:rPr>
-                <w:rFonts w:ascii="Tahoma" w:hAnsi="Tahoma" w:cs="Tahoma"/>
-                <w:bCs/>
-                <w:lang w:val="en-GB"/>
-              </w:rPr>
-              <w:t xml:space="preserve"> </w:t>
-            </w:r>
-            <w:proofErr w:type="spellStart"/>
-            <w:r>
-              <w:rPr>
-                <w:rFonts w:ascii="Tahoma" w:hAnsi="Tahoma" w:cs="Tahoma"/>
-                <w:bCs/>
-                <w:lang w:val="en-GB"/>
-              </w:rPr>
-              <w:t>kepada</w:t>
-            </w:r>
-            <w:proofErr w:type="spellEnd"/>
-            <w:r>
-              <w:rPr>
-                <w:rFonts w:ascii="Tahoma" w:hAnsi="Tahoma" w:cs="Tahoma"/>
-                <w:bCs/>
-                <w:lang w:val="en-GB"/>
-              </w:rPr>
-              <w:t xml:space="preserve"> </w:t>
-            </w:r>
-            <w:proofErr w:type="spellStart"/>
-            <w:r>
-              <w:rPr>
-                <w:rFonts w:ascii="Tahoma" w:hAnsi="Tahoma" w:cs="Tahoma"/>
-                <w:bCs/>
-                <w:lang w:val="en-GB"/>
-              </w:rPr>
-              <w:t>atasan</w:t>
-            </w:r>
-            <w:proofErr w:type="spellEnd"/>
-          </w:p>
-        </w:tc>
-        <w:tc>
-          <w:tcPr>
-            <w:tcW w:w="3279" w:type="dxa"/>
-          </w:tcPr>
-          <w:p>
-            <w:pPr>
-              <w:spacing w:after="0"/>
-              <w:jc w:val="both"/>
-              <w:rPr>
-                <w:rFonts w:ascii="Tahoma" w:hAnsi="Tahoma" w:cs="Tahoma"/>
-                <w:b w:val="0"/>
-                <w:bCs/>
-                <w:color w:val="auto"/>
-                <w:sz w:val="22"/>
-                <w:szCs w:val="22"/>
-                <w:lang w:val="id-ID"/>
-              </w:rPr>
-            </w:pPr>
-            <w:proofErr w:type="spellStart"/>
-            <w:r>
-              <w:rPr>
-                <w:rFonts w:ascii="Tahoma" w:hAnsi="Tahoma" w:cs="Tahoma"/>
-                <w:b w:val="0"/>
-                <w:bCs/>
-                <w:color w:val="auto"/>
-                <w:sz w:val="22"/>
-                <w:szCs w:val="22"/>
-                <w:lang w:val="en-GB"/>
-              </w:rPr>
-              <w:t>Dokumen</w:t>
-            </w:r>
-            <w:proofErr w:type="spellEnd"/>
-            <w:r>
-              <w:rPr>
-                <w:rFonts w:ascii="Tahoma" w:hAnsi="Tahoma" w:cs="Tahoma"/>
-                <w:b w:val="0"/>
-                <w:bCs/>
-                <w:color w:val="auto"/>
-                <w:sz w:val="22"/>
-                <w:szCs w:val="22"/>
-                <w:lang w:val="en-GB"/>
-              </w:rPr>
-              <w:t xml:space="preserve"> </w:t>
-            </w:r>
-            <w:proofErr w:type="spellStart"/>
-            <w:r>
-              <w:rPr>
-                <w:rFonts w:ascii="Tahoma" w:hAnsi="Tahoma" w:cs="Tahoma"/>
-                <w:b w:val="0"/>
-                <w:bCs/>
-                <w:color w:val="auto"/>
-                <w:sz w:val="22"/>
-                <w:szCs w:val="22"/>
-                <w:lang w:val="en-GB"/>
-              </w:rPr>
-              <w:t>bahan</w:t>
-            </w:r>
-            <w:proofErr w:type="spellEnd"/>
-            <w:r>
-              <w:rPr>
-                <w:rFonts w:ascii="Tahoma" w:hAnsi="Tahoma" w:cs="Tahoma"/>
-                <w:b w:val="0"/>
-                <w:bCs/>
-                <w:color w:val="auto"/>
-                <w:sz w:val="22"/>
-                <w:szCs w:val="22"/>
-                <w:lang w:val="en-GB"/>
-              </w:rPr>
-              <w:t xml:space="preserve"> dan data</w:t>
-            </w:r>
-            <w:r>
-              <w:rPr>
-                <w:rFonts w:ascii="Tahoma" w:hAnsi="Tahoma" w:cs="Tahoma"/>
-                <w:b w:val="0"/>
-                <w:bCs/>
-                <w:color w:val="auto"/>
-                <w:sz w:val="22"/>
-                <w:szCs w:val="22"/>
-                <w:lang w:val="en-GB"/>
-              </w:rPr>
-              <w:t xml:space="preserve"> </w:t>
-            </w:r>
-          </w:p>
-        </w:tc>
-        <w:tc>
-          <w:tcPr>
-            <w:tcW w:w="1177" w:type="dxa"/>
-          </w:tcPr>
-          <w:p>
-            <w:pPr>
-              <w:spacing w:after="0"/>
-              <w:rPr>
-                <w:rFonts w:ascii="Tahoma" w:hAnsi="Tahoma" w:cs="Tahoma"/>
-                <w:b w:val="0"/>
-                <w:bCs/>
-                <w:color w:val="FF0000"/>
-                <w:szCs w:val="20"/>
-                <w:lang w:val="id-ID"/>
-              </w:rPr>
-            </w:pPr>
-          </w:p>
-        </w:tc>
-        <w:tc>
-          <w:tcPr>
-            <w:tcW w:w="1771" w:type="dxa"/>
-          </w:tcPr>
-          <w:p>
-            <w:pPr>
-              <w:pStyle w:val="NormalWeb"/>
-              <w:spacing w:beforeLines="0" w:afterLines="0" w:after="0"/>
-              <w:rPr>
-                <w:rFonts w:ascii="Tahoma" w:hAnsi="Tahoma" w:cs="Tahoma"/>
-                <w:bCs/>
-                <w:color w:val="FF0000"/>
-              </w:rPr>
-            </w:pPr>
-          </w:p>
-        </w:tc>
-        <w:tc>
-          <w:tcPr>
-            <w:tcW w:w="1186" w:type="dxa"/>
-          </w:tcPr>
-          <w:p>
-            <w:pPr>
-              <w:spacing w:after="0"/>
-              <w:jc w:val="both"/>
-              <w:rPr>
-                <w:rFonts w:ascii="Tahoma" w:hAnsi="Tahoma" w:cs="Tahoma"/>
-                <w:b w:val="0"/>
-                <w:bCs/>
-                <w:szCs w:val="20"/>
-              </w:rPr>
-            </w:pPr>
-          </w:p>
-        </w:tc>
-        <w:tc>
-          <w:tcPr>
-            <w:tcW w:w="1478" w:type="dxa"/>
-          </w:tcPr>
-          <w:p>
-            <w:pPr>
-              <w:spacing w:after="0"/>
-              <w:jc w:val="both"/>
-              <w:rPr>
-                <w:rFonts w:ascii="Tahoma" w:hAnsi="Tahoma" w:cs="Tahoma"/>
-                <w:b w:val="0"/>
-                <w:bCs/>
-                <w:szCs w:val="20"/>
-              </w:rPr>
-            </w:pPr>
-          </w:p>
-        </w:tc>
-      </w:tr>
-      <w:tr>
-        <w:tc>
-          <w:tcPr>
-            <w:tcW w:w="708" w:type="dxa"/>
-          </w:tcPr>
-          <w:p>
-            <w:pPr>
-              <w:numPr>
-                <w:ilvl w:val="0"/>
-                <w:numId w:val="15"/>
-              </w:numPr>
-              <w:spacing w:after="0"/>
-              <w:ind w:left="0" w:firstLine="0"/>
-              <w:jc w:val="both"/>
-              <w:rPr>
-                <w:rFonts w:ascii="Tahoma" w:hAnsi="Tahoma" w:cs="Tahoma"/>
-                <w:b w:val="0"/>
-                <w:bCs/>
-                <w:szCs w:val="20"/>
-              </w:rPr>
-            </w:pPr>
-          </w:p>
-        </w:tc>
-        <w:tc>
-          <w:tcPr>
-            <w:tcW w:w="4962" w:type="dxa"/>
-          </w:tcPr>
-          <w:p>
-            <w:pPr>
-              <w:tabs>
-                <w:tab w:val="left" w:pos="993"/>
-              </w:tabs>
-              <w:spacing w:after="0"/>
-              <w:jc w:val="both"/>
-              <w:rPr>
-                <w:rFonts w:ascii="Tahoma" w:hAnsi="Tahoma" w:cs="Tahoma"/>
-                <w:b w:val="0"/>
-                <w:bCs/>
-                <w:sz w:val="22"/>
-                <w:szCs w:val="22"/>
-              </w:rPr>
-            </w:pPr>
-            <w:proofErr w:type="spellStart"/>
-            <w:r>
-              <w:rPr>
-                <w:rFonts w:ascii="Tahoma" w:hAnsi="Tahoma" w:cs="Tahoma"/>
-                <w:b w:val="0"/>
-                <w:bCs/>
-                <w:sz w:val="22"/>
-                <w:szCs w:val="22"/>
-                <w:u w:val="single"/>
-              </w:rPr>
-              <w:t>Mengelola</w:t>
-            </w:r>
-            <w:proofErr w:type="spellEnd"/>
-            <w:r>
-              <w:rPr>
-                <w:rFonts w:ascii="Tahoma" w:hAnsi="Tahoma" w:cs="Tahoma"/>
-                <w:b w:val="0"/>
-                <w:bCs/>
-                <w:sz w:val="22"/>
-                <w:szCs w:val="22"/>
-                <w:u w:val="single"/>
-              </w:rPr>
-              <w:t xml:space="preserve"> </w:t>
-            </w:r>
-            <w:proofErr w:type="spellStart"/>
-            <w:r>
-              <w:rPr>
-                <w:rFonts w:ascii="Tahoma" w:hAnsi="Tahoma" w:cs="Tahoma"/>
-                <w:b w:val="0"/>
-                <w:bCs/>
-                <w:sz w:val="22"/>
-                <w:szCs w:val="22"/>
-                <w:u w:val="single"/>
-              </w:rPr>
-              <w:t>bahan</w:t>
-            </w:r>
-            <w:proofErr w:type="spellEnd"/>
-            <w:r>
-              <w:rPr>
-                <w:rFonts w:ascii="Tahoma" w:hAnsi="Tahoma" w:cs="Tahoma"/>
-                <w:b w:val="0"/>
-                <w:bCs/>
-                <w:sz w:val="22"/>
-                <w:szCs w:val="22"/>
-                <w:u w:val="single"/>
-              </w:rPr>
-              <w:t xml:space="preserve"> </w:t>
-            </w:r>
-            <w:r>
-              <w:rPr>
-                <w:rFonts w:ascii="Tahoma" w:hAnsi="Tahoma" w:cs="Tahoma"/>
-                <w:b w:val="0"/>
-                <w:bCs/>
-                <w:sz w:val="22"/>
-                <w:szCs w:val="22"/>
-                <w:u w:val="single"/>
-              </w:rPr>
-              <w:t xml:space="preserve">dan </w:t>
-            </w:r>
-            <w:r>
-              <w:rPr>
-                <w:rFonts w:ascii="Tahoma" w:hAnsi="Tahoma" w:cs="Tahoma"/>
-                <w:b w:val="0"/>
-                <w:bCs/>
-                <w:sz w:val="22"/>
-                <w:szCs w:val="22"/>
-                <w:u w:val="single"/>
-              </w:rPr>
-              <w:t>data</w:t>
-            </w:r>
-            <w:r>
-              <w:rPr>
-                <w:rFonts w:ascii="Tahoma" w:hAnsi="Tahoma" w:cs="Tahoma"/>
-                <w:b w:val="0"/>
-                <w:bCs/>
-                <w:sz w:val="22"/>
-                <w:szCs w:val="22"/>
-              </w:rPr>
-              <w:t xml:space="preserve"> </w:t>
-            </w:r>
-            <w:proofErr w:type="spellStart"/>
-            <w:r>
-              <w:rPr>
-                <w:rFonts w:ascii="Tahoma" w:hAnsi="Tahoma" w:cs="Tahoma"/>
-                <w:b w:val="0"/>
-                <w:bCs/>
-                <w:sz w:val="22"/>
-                <w:szCs w:val="22"/>
-              </w:rPr>
-              <w:t>terkait</w:t>
-            </w:r>
-            <w:proofErr w:type="spellEnd"/>
-            <w:r>
-              <w:rPr>
-                <w:rFonts w:ascii="Tahoma" w:hAnsi="Tahoma" w:cs="Tahoma"/>
-                <w:b w:val="0"/>
-                <w:bCs/>
-                <w:sz w:val="22"/>
-                <w:szCs w:val="22"/>
-              </w:rPr>
-              <w:t xml:space="preserve"> </w:t>
-            </w:r>
-            <w:proofErr w:type="spellStart"/>
-            <w:r>
-              <w:rPr>
-                <w:rFonts w:ascii="Tahoma" w:hAnsi="Tahoma" w:cs="Tahoma"/>
-                <w:b w:val="0"/>
-                <w:bCs/>
-                <w:sz w:val="22"/>
-                <w:szCs w:val="22"/>
-              </w:rPr>
-              <w:t>sistem</w:t>
-            </w:r>
-            <w:proofErr w:type="spellEnd"/>
-            <w:r>
-              <w:rPr>
-                <w:rFonts w:ascii="Tahoma" w:hAnsi="Tahoma" w:cs="Tahoma"/>
-                <w:b w:val="0"/>
-                <w:bCs/>
-                <w:sz w:val="22"/>
-                <w:szCs w:val="22"/>
-              </w:rPr>
-              <w:t xml:space="preserve"> dan </w:t>
-            </w:r>
-            <w:proofErr w:type="spellStart"/>
-            <w:r>
-              <w:rPr>
-                <w:rFonts w:ascii="Tahoma" w:hAnsi="Tahoma" w:cs="Tahoma"/>
-                <w:b w:val="0"/>
-                <w:bCs/>
-                <w:sz w:val="22"/>
-                <w:szCs w:val="22"/>
-              </w:rPr>
-              <w:t>teknologi</w:t>
-            </w:r>
-            <w:proofErr w:type="spellEnd"/>
-            <w:r>
-              <w:rPr>
-                <w:rFonts w:ascii="Tahoma" w:hAnsi="Tahoma" w:cs="Tahoma"/>
-                <w:b w:val="0"/>
-                <w:bCs/>
-                <w:sz w:val="22"/>
-                <w:szCs w:val="22"/>
-              </w:rPr>
-              <w:t xml:space="preserve"> </w:t>
-            </w:r>
-            <w:proofErr w:type="spellStart"/>
-            <w:r>
-              <w:rPr>
-                <w:rFonts w:ascii="Tahoma" w:hAnsi="Tahoma" w:cs="Tahoma"/>
-                <w:b w:val="0"/>
-                <w:bCs/>
-                <w:sz w:val="22"/>
-                <w:szCs w:val="22"/>
-              </w:rPr>
-              <w:t>informasi</w:t>
-            </w:r>
-            <w:proofErr w:type="spellEnd"/>
-            <w:r>
-              <w:rPr>
-                <w:rFonts w:ascii="Tahoma" w:hAnsi="Tahoma" w:cs="Tahoma"/>
-                <w:b w:val="0"/>
-                <w:bCs/>
-                <w:sz w:val="22"/>
-                <w:szCs w:val="22"/>
-              </w:rPr>
-              <w:t>;</w:t>
-            </w:r>
-          </w:p>
-          <w:p>
-            <w:pPr>
-              <w:tabs>
-                <w:tab w:val="left" w:pos="993"/>
-              </w:tabs>
-              <w:spacing w:after="0"/>
-              <w:jc w:val="both"/>
-              <w:rPr>
-                <w:rFonts w:ascii="Tahoma" w:hAnsi="Tahoma" w:cs="Tahoma"/>
-                <w:b w:val="0"/>
-                <w:bCs/>
-                <w:sz w:val="22"/>
-                <w:szCs w:val="22"/>
-              </w:rPr>
-            </w:pPr>
-            <w:proofErr w:type="spellStart"/>
-            <w:r>
-              <w:rPr>
-                <w:rFonts w:ascii="Tahoma" w:hAnsi="Tahoma" w:cs="Tahoma"/>
-                <w:b w:val="0"/>
-                <w:bCs/>
-                <w:sz w:val="22"/>
-                <w:szCs w:val="22"/>
-              </w:rPr>
-              <w:t>Tahapan</w:t>
-            </w:r>
-            <w:proofErr w:type="spellEnd"/>
-            <w:r>
-              <w:rPr>
-                <w:rFonts w:ascii="Tahoma" w:hAnsi="Tahoma" w:cs="Tahoma"/>
-                <w:b w:val="0"/>
-                <w:bCs/>
-                <w:sz w:val="22"/>
-                <w:szCs w:val="22"/>
-              </w:rPr>
-              <w:t>:</w:t>
-            </w:r>
-          </w:p>
-          <w:p>
-            <w:pPr>
-              <w:pStyle w:val="ListParagraph"/>
-              <w:numPr>
-                <w:ilvl w:val="0"/>
-                <w:numId w:val="27"/>
-              </w:numPr>
-              <w:spacing w:after="0" w:line="240" w:lineRule="auto"/>
-              <w:ind w:left="556" w:hanging="556"/>
-              <w:jc w:val="both"/>
-              <w:rPr>
-                <w:rFonts w:ascii="Tahoma" w:hAnsi="Tahoma" w:cs="Tahoma"/>
-                <w:bCs/>
-              </w:rPr>
-            </w:pPr>
-            <w:proofErr w:type="spellStart"/>
-            <w:r>
-              <w:rPr>
-                <w:rFonts w:ascii="Tahoma" w:hAnsi="Tahoma" w:cs="Tahoma"/>
-                <w:bCs/>
-              </w:rPr>
-              <w:t>Me</w:t>
-            </w:r>
-            <w:r>
-              <w:rPr>
-                <w:rFonts w:ascii="Tahoma" w:hAnsi="Tahoma" w:cs="Tahoma"/>
-                <w:bCs/>
-                <w:lang w:val="en-GB"/>
-              </w:rPr>
-              <w:t>rencanakan</w:t>
-            </w:r>
-            <w:proofErr w:type="spellEnd"/>
-            <w:r>
-              <w:rPr>
-                <w:rFonts w:ascii="Tahoma" w:hAnsi="Tahoma" w:cs="Tahoma"/>
-                <w:bCs/>
-                <w:lang w:val="en-GB"/>
-              </w:rPr>
-              <w:t xml:space="preserve"> </w:t>
-            </w:r>
-            <w:proofErr w:type="spellStart"/>
-            <w:r>
-              <w:rPr>
-                <w:rFonts w:ascii="Tahoma" w:hAnsi="Tahoma" w:cs="Tahoma"/>
-                <w:bCs/>
-                <w:lang w:val="en-GB"/>
-              </w:rPr>
-              <w:t>kegiatan</w:t>
-            </w:r>
-            <w:proofErr w:type="spellEnd"/>
-            <w:r>
-              <w:rPr>
-                <w:rFonts w:ascii="Tahoma" w:hAnsi="Tahoma" w:cs="Tahoma"/>
-                <w:bCs/>
-                <w:lang w:val="en-GB"/>
-              </w:rPr>
-              <w:t xml:space="preserve"> </w:t>
-            </w:r>
-            <w:proofErr w:type="spellStart"/>
-            <w:r>
-              <w:rPr>
-                <w:rFonts w:ascii="Tahoma" w:hAnsi="Tahoma" w:cs="Tahoma"/>
-                <w:bCs/>
-                <w:lang w:val="en-GB"/>
-              </w:rPr>
-              <w:t>pengelolaan</w:t>
-            </w:r>
-            <w:proofErr w:type="spellEnd"/>
-            <w:r>
-              <w:rPr>
-                <w:rFonts w:ascii="Tahoma" w:hAnsi="Tahoma" w:cs="Tahoma"/>
-                <w:bCs/>
-                <w:lang w:val="en-GB"/>
-              </w:rPr>
-              <w:t xml:space="preserve"> </w:t>
-            </w:r>
-            <w:proofErr w:type="spellStart"/>
-            <w:r>
-              <w:rPr>
-                <w:rFonts w:ascii="Tahoma" w:hAnsi="Tahoma" w:cs="Tahoma"/>
-                <w:bCs/>
-                <w:lang w:val="en-GB"/>
-              </w:rPr>
-              <w:t>bahan</w:t>
-            </w:r>
-            <w:proofErr w:type="spellEnd"/>
-            <w:r>
-              <w:rPr>
-                <w:rFonts w:ascii="Tahoma" w:hAnsi="Tahoma" w:cs="Tahoma"/>
-                <w:bCs/>
-                <w:lang w:val="en-GB"/>
-              </w:rPr>
-              <w:t xml:space="preserve"> dan data</w:t>
-            </w:r>
-          </w:p>
-          <w:p>
-            <w:pPr>
-              <w:pStyle w:val="ListParagraph"/>
-              <w:numPr>
-                <w:ilvl w:val="0"/>
-                <w:numId w:val="27"/>
-              </w:numPr>
-              <w:spacing w:after="0" w:line="240" w:lineRule="auto"/>
-              <w:ind w:left="556" w:hanging="556"/>
-              <w:jc w:val="both"/>
-              <w:rPr>
-                <w:rFonts w:ascii="Tahoma" w:hAnsi="Tahoma" w:cs="Tahoma"/>
-                <w:bCs/>
-              </w:rPr>
-            </w:pPr>
-            <w:proofErr w:type="spellStart"/>
-            <w:r>
-              <w:rPr>
-                <w:rFonts w:ascii="Tahoma" w:hAnsi="Tahoma" w:cs="Tahoma"/>
-                <w:bCs/>
-              </w:rPr>
-              <w:lastRenderedPageBreak/>
-              <w:t>Me</w:t>
-            </w:r>
-            <w:r>
-              <w:rPr>
-                <w:rFonts w:ascii="Tahoma" w:hAnsi="Tahoma" w:cs="Tahoma"/>
-                <w:bCs/>
-                <w:lang w:val="en-GB"/>
-              </w:rPr>
-              <w:t>lakukan</w:t>
-            </w:r>
-            <w:proofErr w:type="spellEnd"/>
-            <w:r>
-              <w:rPr>
-                <w:rFonts w:ascii="Tahoma" w:hAnsi="Tahoma" w:cs="Tahoma"/>
-                <w:bCs/>
-                <w:lang w:val="en-GB"/>
-              </w:rPr>
-              <w:t xml:space="preserve"> </w:t>
-            </w:r>
-            <w:proofErr w:type="spellStart"/>
-            <w:r>
-              <w:rPr>
-                <w:rFonts w:ascii="Tahoma" w:hAnsi="Tahoma" w:cs="Tahoma"/>
-                <w:bCs/>
-                <w:lang w:val="en-GB"/>
-              </w:rPr>
-              <w:t>kegiatan</w:t>
-            </w:r>
-            <w:proofErr w:type="spellEnd"/>
-            <w:r>
-              <w:rPr>
-                <w:rFonts w:ascii="Tahoma" w:hAnsi="Tahoma" w:cs="Tahoma"/>
-                <w:bCs/>
-                <w:lang w:val="en-GB"/>
-              </w:rPr>
-              <w:t xml:space="preserve"> </w:t>
-            </w:r>
-            <w:proofErr w:type="spellStart"/>
-            <w:r>
-              <w:rPr>
-                <w:rFonts w:ascii="Tahoma" w:hAnsi="Tahoma" w:cs="Tahoma"/>
-                <w:bCs/>
-                <w:lang w:val="en-GB"/>
-              </w:rPr>
-              <w:t>pengelolaan</w:t>
-            </w:r>
-            <w:proofErr w:type="spellEnd"/>
-            <w:r>
-              <w:rPr>
-                <w:rFonts w:ascii="Tahoma" w:hAnsi="Tahoma" w:cs="Tahoma"/>
-                <w:bCs/>
-                <w:lang w:val="en-GB"/>
-              </w:rPr>
-              <w:t xml:space="preserve"> </w:t>
-            </w:r>
-            <w:proofErr w:type="spellStart"/>
-            <w:r>
-              <w:rPr>
-                <w:rFonts w:ascii="Tahoma" w:hAnsi="Tahoma" w:cs="Tahoma"/>
-                <w:bCs/>
-                <w:lang w:val="en-GB"/>
-              </w:rPr>
-              <w:t>bahan</w:t>
-            </w:r>
-            <w:proofErr w:type="spellEnd"/>
-            <w:r>
-              <w:rPr>
-                <w:rFonts w:ascii="Tahoma" w:hAnsi="Tahoma" w:cs="Tahoma"/>
-                <w:bCs/>
-                <w:lang w:val="en-GB"/>
-              </w:rPr>
-              <w:t xml:space="preserve"> dan data</w:t>
-            </w:r>
-          </w:p>
-          <w:p>
-            <w:pPr>
-              <w:pStyle w:val="ListParagraph"/>
-              <w:numPr>
-                <w:ilvl w:val="0"/>
-                <w:numId w:val="27"/>
-              </w:numPr>
-              <w:spacing w:after="0" w:line="240" w:lineRule="auto"/>
-              <w:ind w:left="556" w:hanging="556"/>
-              <w:jc w:val="both"/>
-              <w:rPr>
-                <w:rFonts w:ascii="Tahoma" w:hAnsi="Tahoma" w:cs="Tahoma"/>
-                <w:bCs/>
-              </w:rPr>
-            </w:pPr>
-            <w:r>
-              <w:rPr>
-                <w:rFonts w:ascii="Tahoma" w:hAnsi="Tahoma" w:cs="Tahoma"/>
-                <w:bCs/>
-              </w:rPr>
-              <w:t xml:space="preserve">Menyampaikan draf </w:t>
-            </w:r>
-            <w:proofErr w:type="spellStart"/>
-            <w:r>
-              <w:rPr>
-                <w:rFonts w:ascii="Tahoma" w:hAnsi="Tahoma" w:cs="Tahoma"/>
-                <w:bCs/>
-                <w:lang w:val="en-GB"/>
-              </w:rPr>
-              <w:t>hasil</w:t>
-            </w:r>
-            <w:proofErr w:type="spellEnd"/>
-            <w:r>
-              <w:rPr>
-                <w:rFonts w:ascii="Tahoma" w:hAnsi="Tahoma" w:cs="Tahoma"/>
-                <w:bCs/>
-                <w:lang w:val="en-GB"/>
-              </w:rPr>
-              <w:t xml:space="preserve"> </w:t>
-            </w:r>
-            <w:proofErr w:type="spellStart"/>
-            <w:r>
-              <w:rPr>
-                <w:rFonts w:ascii="Tahoma" w:hAnsi="Tahoma" w:cs="Tahoma"/>
-                <w:bCs/>
-                <w:lang w:val="en-GB"/>
-              </w:rPr>
-              <w:t>pengelolaan</w:t>
-            </w:r>
-            <w:proofErr w:type="spellEnd"/>
-            <w:r>
-              <w:rPr>
-                <w:rFonts w:ascii="Tahoma" w:hAnsi="Tahoma" w:cs="Tahoma"/>
-                <w:bCs/>
-                <w:lang w:val="en-GB"/>
-              </w:rPr>
-              <w:t xml:space="preserve"> </w:t>
-            </w:r>
-            <w:proofErr w:type="spellStart"/>
-            <w:r>
-              <w:rPr>
-                <w:rFonts w:ascii="Tahoma" w:hAnsi="Tahoma" w:cs="Tahoma"/>
-                <w:bCs/>
-                <w:lang w:val="en-GB"/>
-              </w:rPr>
-              <w:t>bahan</w:t>
-            </w:r>
-            <w:proofErr w:type="spellEnd"/>
-            <w:r>
-              <w:rPr>
-                <w:rFonts w:ascii="Tahoma" w:hAnsi="Tahoma" w:cs="Tahoma"/>
-                <w:bCs/>
-                <w:lang w:val="en-GB"/>
-              </w:rPr>
-              <w:t xml:space="preserve"> dan data </w:t>
-            </w:r>
-            <w:proofErr w:type="spellStart"/>
-            <w:r>
-              <w:rPr>
-                <w:rFonts w:ascii="Tahoma" w:hAnsi="Tahoma" w:cs="Tahoma"/>
-                <w:bCs/>
-                <w:lang w:val="en-GB"/>
-              </w:rPr>
-              <w:t>kepada</w:t>
-            </w:r>
-            <w:proofErr w:type="spellEnd"/>
-            <w:r>
-              <w:rPr>
-                <w:rFonts w:ascii="Tahoma" w:hAnsi="Tahoma" w:cs="Tahoma"/>
-                <w:bCs/>
-                <w:lang w:val="en-GB"/>
-              </w:rPr>
-              <w:t xml:space="preserve"> </w:t>
-            </w:r>
-            <w:proofErr w:type="spellStart"/>
-            <w:r>
-              <w:rPr>
-                <w:rFonts w:ascii="Tahoma" w:hAnsi="Tahoma" w:cs="Tahoma"/>
-                <w:bCs/>
-                <w:lang w:val="en-GB"/>
-              </w:rPr>
-              <w:t>atasan</w:t>
-            </w:r>
-            <w:proofErr w:type="spellEnd"/>
-          </w:p>
-        </w:tc>
-        <w:tc>
-          <w:tcPr>
-            <w:tcW w:w="3279" w:type="dxa"/>
-          </w:tcPr>
-          <w:p>
-            <w:pPr>
-              <w:spacing w:after="0"/>
-              <w:jc w:val="both"/>
-              <w:rPr>
-                <w:rFonts w:ascii="Tahoma" w:hAnsi="Tahoma" w:cs="Tahoma"/>
-                <w:b w:val="0"/>
-                <w:bCs/>
-                <w:color w:val="auto"/>
-                <w:sz w:val="22"/>
-                <w:szCs w:val="22"/>
-                <w:lang w:val="en-GB"/>
-              </w:rPr>
-            </w:pPr>
-            <w:proofErr w:type="spellStart"/>
-            <w:r>
-              <w:rPr>
-                <w:rFonts w:ascii="Tahoma" w:hAnsi="Tahoma" w:cs="Tahoma"/>
-                <w:b w:val="0"/>
-                <w:bCs/>
-                <w:color w:val="auto"/>
-                <w:sz w:val="22"/>
-                <w:szCs w:val="22"/>
-                <w:lang w:val="en-GB"/>
-              </w:rPr>
-              <w:lastRenderedPageBreak/>
-              <w:t>Dokumen</w:t>
-            </w:r>
-            <w:proofErr w:type="spellEnd"/>
-            <w:r>
-              <w:rPr>
-                <w:rFonts w:ascii="Tahoma" w:hAnsi="Tahoma" w:cs="Tahoma"/>
-                <w:b w:val="0"/>
-                <w:bCs/>
-                <w:color w:val="auto"/>
-                <w:sz w:val="22"/>
-                <w:szCs w:val="22"/>
-                <w:lang w:val="en-GB"/>
-              </w:rPr>
-              <w:t xml:space="preserve"> </w:t>
-            </w:r>
-            <w:proofErr w:type="spellStart"/>
-            <w:r>
-              <w:rPr>
-                <w:rFonts w:ascii="Tahoma" w:hAnsi="Tahoma" w:cs="Tahoma"/>
-                <w:b w:val="0"/>
-                <w:bCs/>
-                <w:color w:val="auto"/>
-                <w:sz w:val="22"/>
-                <w:szCs w:val="22"/>
-                <w:lang w:val="en-GB"/>
-              </w:rPr>
-              <w:t>hasil</w:t>
-            </w:r>
-            <w:proofErr w:type="spellEnd"/>
-            <w:r>
-              <w:rPr>
-                <w:rFonts w:ascii="Tahoma" w:hAnsi="Tahoma" w:cs="Tahoma"/>
-                <w:b w:val="0"/>
-                <w:bCs/>
-                <w:color w:val="auto"/>
-                <w:sz w:val="22"/>
-                <w:szCs w:val="22"/>
-                <w:lang w:val="en-GB"/>
-              </w:rPr>
-              <w:t xml:space="preserve"> </w:t>
-            </w:r>
-            <w:proofErr w:type="spellStart"/>
-            <w:r>
-              <w:rPr>
-                <w:rFonts w:ascii="Tahoma" w:hAnsi="Tahoma" w:cs="Tahoma"/>
-                <w:b w:val="0"/>
-                <w:bCs/>
-                <w:color w:val="auto"/>
-                <w:sz w:val="22"/>
-                <w:szCs w:val="22"/>
-                <w:lang w:val="en-GB"/>
-              </w:rPr>
-              <w:t>pengelolaan</w:t>
-            </w:r>
-            <w:proofErr w:type="spellEnd"/>
-            <w:r>
-              <w:rPr>
-                <w:rFonts w:ascii="Tahoma" w:hAnsi="Tahoma" w:cs="Tahoma"/>
-                <w:b w:val="0"/>
-                <w:bCs/>
-                <w:color w:val="auto"/>
-                <w:sz w:val="22"/>
-                <w:szCs w:val="22"/>
-                <w:lang w:val="en-GB"/>
-              </w:rPr>
-              <w:t xml:space="preserve"> data</w:t>
-            </w:r>
-          </w:p>
-        </w:tc>
-        <w:tc>
-          <w:tcPr>
-            <w:tcW w:w="1177" w:type="dxa"/>
-          </w:tcPr>
-          <w:p>
-            <w:pPr>
-              <w:spacing w:after="0"/>
-              <w:rPr>
-                <w:rFonts w:ascii="Tahoma" w:hAnsi="Tahoma" w:cs="Tahoma"/>
-                <w:b w:val="0"/>
-                <w:bCs/>
-                <w:color w:val="FF0000"/>
-                <w:szCs w:val="20"/>
-                <w:lang w:val="id-ID"/>
-              </w:rPr>
-            </w:pPr>
-          </w:p>
-        </w:tc>
-        <w:tc>
-          <w:tcPr>
-            <w:tcW w:w="1771" w:type="dxa"/>
-          </w:tcPr>
-          <w:p>
-            <w:pPr>
-              <w:pStyle w:val="NormalWeb"/>
-              <w:spacing w:beforeLines="0" w:afterLines="0" w:after="0"/>
-              <w:rPr>
-                <w:rFonts w:ascii="Tahoma" w:hAnsi="Tahoma" w:cs="Tahoma"/>
-                <w:bCs/>
-                <w:color w:val="FF0000"/>
-              </w:rPr>
-            </w:pPr>
-          </w:p>
-        </w:tc>
-        <w:tc>
-          <w:tcPr>
-            <w:tcW w:w="1186" w:type="dxa"/>
-          </w:tcPr>
-          <w:p>
-            <w:pPr>
-              <w:spacing w:after="0"/>
-              <w:jc w:val="both"/>
-              <w:rPr>
-                <w:rFonts w:ascii="Tahoma" w:hAnsi="Tahoma" w:cs="Tahoma"/>
-                <w:b w:val="0"/>
-                <w:bCs/>
-                <w:szCs w:val="20"/>
-              </w:rPr>
-            </w:pPr>
-          </w:p>
-        </w:tc>
-        <w:tc>
-          <w:tcPr>
-            <w:tcW w:w="1478" w:type="dxa"/>
-          </w:tcPr>
-          <w:p>
-            <w:pPr>
-              <w:spacing w:after="0"/>
-              <w:jc w:val="both"/>
-              <w:rPr>
-                <w:rFonts w:ascii="Tahoma" w:hAnsi="Tahoma" w:cs="Tahoma"/>
-                <w:b w:val="0"/>
-                <w:bCs/>
-                <w:szCs w:val="20"/>
-              </w:rPr>
-            </w:pPr>
-          </w:p>
-        </w:tc>
-      </w:tr>
-      <w:tr>
-        <w:tc>
-          <w:tcPr>
-            <w:tcW w:w="708" w:type="dxa"/>
-          </w:tcPr>
-          <w:p>
-            <w:pPr>
-              <w:numPr>
-                <w:ilvl w:val="0"/>
-                <w:numId w:val="15"/>
-              </w:numPr>
-              <w:spacing w:after="0"/>
-              <w:ind w:left="0" w:firstLine="0"/>
-              <w:jc w:val="both"/>
-              <w:rPr>
-                <w:rFonts w:ascii="Tahoma" w:hAnsi="Tahoma" w:cs="Tahoma"/>
-                <w:b w:val="0"/>
-                <w:bCs/>
-                <w:szCs w:val="20"/>
-              </w:rPr>
-            </w:pPr>
-          </w:p>
-        </w:tc>
-        <w:tc>
-          <w:tcPr>
-            <w:tcW w:w="4962" w:type="dxa"/>
-          </w:tcPr>
-          <w:p>
-            <w:pPr>
-              <w:tabs>
-                <w:tab w:val="left" w:pos="993"/>
-              </w:tabs>
-              <w:spacing w:after="0"/>
-              <w:jc w:val="both"/>
-              <w:rPr>
-                <w:rFonts w:ascii="Tahoma" w:hAnsi="Tahoma" w:cs="Tahoma"/>
-                <w:b w:val="0"/>
-                <w:bCs/>
-                <w:sz w:val="22"/>
-                <w:szCs w:val="22"/>
-              </w:rPr>
-            </w:pPr>
-            <w:proofErr w:type="spellStart"/>
-            <w:r>
-              <w:rPr>
-                <w:rFonts w:ascii="Tahoma" w:hAnsi="Tahoma" w:cs="Tahoma"/>
-                <w:b w:val="0"/>
-                <w:bCs/>
-                <w:sz w:val="22"/>
-                <w:szCs w:val="22"/>
-                <w:u w:val="single"/>
-              </w:rPr>
-              <w:t>Melakukan</w:t>
-            </w:r>
-            <w:proofErr w:type="spellEnd"/>
-            <w:r>
-              <w:rPr>
-                <w:rFonts w:ascii="Tahoma" w:hAnsi="Tahoma" w:cs="Tahoma"/>
-                <w:b w:val="0"/>
-                <w:bCs/>
-                <w:sz w:val="22"/>
-                <w:szCs w:val="22"/>
-                <w:u w:val="single"/>
-              </w:rPr>
-              <w:t xml:space="preserve"> </w:t>
-            </w:r>
-            <w:proofErr w:type="spellStart"/>
-            <w:r>
-              <w:rPr>
-                <w:rFonts w:ascii="Tahoma" w:hAnsi="Tahoma" w:cs="Tahoma"/>
-                <w:b w:val="0"/>
-                <w:bCs/>
-                <w:sz w:val="22"/>
-                <w:szCs w:val="22"/>
-                <w:u w:val="single"/>
-              </w:rPr>
-              <w:t>penelaahan</w:t>
-            </w:r>
-            <w:proofErr w:type="spellEnd"/>
-            <w:r>
-              <w:rPr>
-                <w:rFonts w:ascii="Tahoma" w:hAnsi="Tahoma" w:cs="Tahoma"/>
-                <w:b w:val="0"/>
-                <w:bCs/>
-                <w:sz w:val="22"/>
-                <w:szCs w:val="22"/>
-                <w:u w:val="single"/>
-              </w:rPr>
-              <w:t xml:space="preserve"> data</w:t>
-            </w:r>
-            <w:r>
-              <w:rPr>
-                <w:rFonts w:ascii="Tahoma" w:hAnsi="Tahoma" w:cs="Tahoma"/>
-                <w:b w:val="0"/>
-                <w:bCs/>
-                <w:sz w:val="22"/>
-                <w:szCs w:val="22"/>
-              </w:rPr>
-              <w:t xml:space="preserve"> yang </w:t>
-            </w:r>
-            <w:proofErr w:type="spellStart"/>
-            <w:r>
-              <w:rPr>
-                <w:rFonts w:ascii="Tahoma" w:hAnsi="Tahoma" w:cs="Tahoma"/>
-                <w:b w:val="0"/>
-                <w:bCs/>
-                <w:sz w:val="22"/>
-                <w:szCs w:val="22"/>
-              </w:rPr>
-              <w:t>berkaitan</w:t>
-            </w:r>
-            <w:proofErr w:type="spellEnd"/>
-            <w:r>
-              <w:rPr>
-                <w:rFonts w:ascii="Tahoma" w:hAnsi="Tahoma" w:cs="Tahoma"/>
-                <w:b w:val="0"/>
-                <w:bCs/>
-                <w:sz w:val="22"/>
-                <w:szCs w:val="22"/>
-              </w:rPr>
-              <w:t xml:space="preserve"> </w:t>
-            </w:r>
-            <w:proofErr w:type="spellStart"/>
-            <w:r>
-              <w:rPr>
-                <w:rFonts w:ascii="Tahoma" w:hAnsi="Tahoma" w:cs="Tahoma"/>
-                <w:b w:val="0"/>
-                <w:bCs/>
-                <w:sz w:val="22"/>
-                <w:szCs w:val="22"/>
-              </w:rPr>
-              <w:t>dengan</w:t>
-            </w:r>
-            <w:proofErr w:type="spellEnd"/>
-            <w:r>
-              <w:rPr>
-                <w:rFonts w:ascii="Tahoma" w:hAnsi="Tahoma" w:cs="Tahoma"/>
-                <w:b w:val="0"/>
-                <w:bCs/>
-                <w:sz w:val="22"/>
-                <w:szCs w:val="22"/>
-              </w:rPr>
-              <w:t xml:space="preserve"> </w:t>
-            </w:r>
-            <w:proofErr w:type="spellStart"/>
-            <w:r>
-              <w:rPr>
-                <w:rFonts w:ascii="Tahoma" w:hAnsi="Tahoma" w:cs="Tahoma"/>
-                <w:b w:val="0"/>
-                <w:bCs/>
-                <w:sz w:val="22"/>
-                <w:szCs w:val="22"/>
-              </w:rPr>
-              <w:t>sistem</w:t>
-            </w:r>
-            <w:proofErr w:type="spellEnd"/>
-            <w:r>
-              <w:rPr>
-                <w:rFonts w:ascii="Tahoma" w:hAnsi="Tahoma" w:cs="Tahoma"/>
-                <w:b w:val="0"/>
-                <w:bCs/>
-                <w:sz w:val="22"/>
-                <w:szCs w:val="22"/>
-              </w:rPr>
-              <w:t xml:space="preserve"> dan </w:t>
-            </w:r>
-            <w:proofErr w:type="spellStart"/>
-            <w:r>
-              <w:rPr>
-                <w:rFonts w:ascii="Tahoma" w:hAnsi="Tahoma" w:cs="Tahoma"/>
-                <w:b w:val="0"/>
-                <w:bCs/>
-                <w:sz w:val="22"/>
-                <w:szCs w:val="22"/>
-              </w:rPr>
-              <w:t>teknologi</w:t>
-            </w:r>
-            <w:proofErr w:type="spellEnd"/>
-            <w:r>
-              <w:rPr>
-                <w:rFonts w:ascii="Tahoma" w:hAnsi="Tahoma" w:cs="Tahoma"/>
-                <w:b w:val="0"/>
-                <w:bCs/>
-                <w:sz w:val="22"/>
-                <w:szCs w:val="22"/>
-              </w:rPr>
-              <w:t xml:space="preserve"> </w:t>
-            </w:r>
-            <w:proofErr w:type="spellStart"/>
-            <w:r>
-              <w:rPr>
-                <w:rFonts w:ascii="Tahoma" w:hAnsi="Tahoma" w:cs="Tahoma"/>
-                <w:b w:val="0"/>
-                <w:bCs/>
-                <w:sz w:val="22"/>
-                <w:szCs w:val="22"/>
-              </w:rPr>
-              <w:t>informasi</w:t>
-            </w:r>
-            <w:proofErr w:type="spellEnd"/>
-            <w:r>
-              <w:rPr>
-                <w:rFonts w:ascii="Tahoma" w:hAnsi="Tahoma" w:cs="Tahoma"/>
-                <w:b w:val="0"/>
-                <w:bCs/>
-                <w:sz w:val="22"/>
-                <w:szCs w:val="22"/>
-              </w:rPr>
-              <w:t>;</w:t>
-            </w:r>
-          </w:p>
-          <w:p>
-            <w:pPr>
-              <w:tabs>
-                <w:tab w:val="left" w:pos="993"/>
-              </w:tabs>
-              <w:spacing w:after="0"/>
-              <w:jc w:val="both"/>
-              <w:rPr>
-                <w:rFonts w:ascii="Tahoma" w:hAnsi="Tahoma" w:cs="Tahoma"/>
-                <w:b w:val="0"/>
-                <w:bCs/>
-                <w:sz w:val="22"/>
-                <w:szCs w:val="22"/>
-              </w:rPr>
-            </w:pPr>
-            <w:proofErr w:type="spellStart"/>
-            <w:r>
-              <w:rPr>
-                <w:rFonts w:ascii="Tahoma" w:hAnsi="Tahoma" w:cs="Tahoma"/>
-                <w:b w:val="0"/>
-                <w:bCs/>
-                <w:sz w:val="22"/>
-                <w:szCs w:val="22"/>
-              </w:rPr>
-              <w:t>Tahapan</w:t>
-            </w:r>
-            <w:proofErr w:type="spellEnd"/>
-            <w:r>
-              <w:rPr>
-                <w:rFonts w:ascii="Tahoma" w:hAnsi="Tahoma" w:cs="Tahoma"/>
-                <w:b w:val="0"/>
-                <w:bCs/>
-                <w:sz w:val="22"/>
-                <w:szCs w:val="22"/>
-              </w:rPr>
-              <w:t>:</w:t>
-            </w:r>
-          </w:p>
-          <w:p>
-            <w:pPr>
-              <w:pStyle w:val="ListParagraph"/>
-              <w:numPr>
-                <w:ilvl w:val="0"/>
-                <w:numId w:val="28"/>
-              </w:numPr>
-              <w:spacing w:after="0" w:line="240" w:lineRule="auto"/>
-              <w:ind w:left="556" w:hanging="556"/>
-              <w:jc w:val="both"/>
-              <w:rPr>
-                <w:rFonts w:ascii="Tahoma" w:hAnsi="Tahoma" w:cs="Tahoma"/>
-                <w:bCs/>
-              </w:rPr>
-            </w:pPr>
-            <w:proofErr w:type="spellStart"/>
-            <w:r>
-              <w:rPr>
-                <w:rFonts w:ascii="Tahoma" w:hAnsi="Tahoma" w:cs="Tahoma"/>
-                <w:bCs/>
-              </w:rPr>
-              <w:t>Me</w:t>
-            </w:r>
-            <w:r>
-              <w:rPr>
-                <w:rFonts w:ascii="Tahoma" w:hAnsi="Tahoma" w:cs="Tahoma"/>
-                <w:bCs/>
-                <w:lang w:val="en-GB"/>
-              </w:rPr>
-              <w:t>rencanakan</w:t>
-            </w:r>
-            <w:proofErr w:type="spellEnd"/>
-            <w:r>
-              <w:rPr>
-                <w:rFonts w:ascii="Tahoma" w:hAnsi="Tahoma" w:cs="Tahoma"/>
-                <w:bCs/>
-                <w:lang w:val="en-GB"/>
-              </w:rPr>
-              <w:t xml:space="preserve"> </w:t>
-            </w:r>
-            <w:proofErr w:type="spellStart"/>
-            <w:r>
-              <w:rPr>
-                <w:rFonts w:ascii="Tahoma" w:hAnsi="Tahoma" w:cs="Tahoma"/>
-                <w:bCs/>
-                <w:lang w:val="en-GB"/>
-              </w:rPr>
-              <w:t>kegiatan</w:t>
-            </w:r>
-            <w:proofErr w:type="spellEnd"/>
-            <w:r>
-              <w:rPr>
-                <w:rFonts w:ascii="Tahoma" w:hAnsi="Tahoma" w:cs="Tahoma"/>
-                <w:bCs/>
-                <w:lang w:val="en-GB"/>
-              </w:rPr>
-              <w:t xml:space="preserve"> </w:t>
-            </w:r>
-            <w:proofErr w:type="spellStart"/>
-            <w:r>
-              <w:rPr>
-                <w:rFonts w:ascii="Tahoma" w:hAnsi="Tahoma" w:cs="Tahoma"/>
-                <w:bCs/>
-                <w:lang w:val="en-GB"/>
-              </w:rPr>
-              <w:t>penelaahan</w:t>
-            </w:r>
-            <w:proofErr w:type="spellEnd"/>
-            <w:r>
-              <w:rPr>
-                <w:rFonts w:ascii="Tahoma" w:hAnsi="Tahoma" w:cs="Tahoma"/>
-                <w:bCs/>
-                <w:lang w:val="en-GB"/>
-              </w:rPr>
-              <w:t xml:space="preserve"> data</w:t>
-            </w:r>
-          </w:p>
-          <w:p>
-            <w:pPr>
-              <w:pStyle w:val="ListParagraph"/>
-              <w:numPr>
-                <w:ilvl w:val="0"/>
-                <w:numId w:val="28"/>
-              </w:numPr>
-              <w:spacing w:after="0" w:line="240" w:lineRule="auto"/>
-              <w:ind w:left="556" w:hanging="556"/>
-              <w:jc w:val="both"/>
-              <w:rPr>
-                <w:rFonts w:ascii="Tahoma" w:hAnsi="Tahoma" w:cs="Tahoma"/>
-                <w:bCs/>
-              </w:rPr>
-            </w:pPr>
-            <w:proofErr w:type="spellStart"/>
-            <w:r>
-              <w:rPr>
-                <w:rFonts w:ascii="Tahoma" w:hAnsi="Tahoma" w:cs="Tahoma"/>
-                <w:bCs/>
-              </w:rPr>
-              <w:t>Me</w:t>
-            </w:r>
-            <w:r>
-              <w:rPr>
-                <w:rFonts w:ascii="Tahoma" w:hAnsi="Tahoma" w:cs="Tahoma"/>
-                <w:bCs/>
-                <w:lang w:val="en-GB"/>
-              </w:rPr>
-              <w:t>lakukan</w:t>
-            </w:r>
-            <w:proofErr w:type="spellEnd"/>
-            <w:r>
-              <w:rPr>
-                <w:rFonts w:ascii="Tahoma" w:hAnsi="Tahoma" w:cs="Tahoma"/>
-                <w:bCs/>
-                <w:lang w:val="en-GB"/>
-              </w:rPr>
-              <w:t xml:space="preserve"> </w:t>
-            </w:r>
-            <w:proofErr w:type="spellStart"/>
-            <w:r>
-              <w:rPr>
-                <w:rFonts w:ascii="Tahoma" w:hAnsi="Tahoma" w:cs="Tahoma"/>
-                <w:bCs/>
-                <w:lang w:val="en-GB"/>
-              </w:rPr>
-              <w:t>kegiatan</w:t>
-            </w:r>
-            <w:proofErr w:type="spellEnd"/>
-            <w:r>
-              <w:rPr>
-                <w:rFonts w:ascii="Tahoma" w:hAnsi="Tahoma" w:cs="Tahoma"/>
-                <w:bCs/>
-                <w:lang w:val="en-GB"/>
-              </w:rPr>
-              <w:t xml:space="preserve"> </w:t>
-            </w:r>
-            <w:proofErr w:type="spellStart"/>
-            <w:r>
-              <w:rPr>
-                <w:rFonts w:ascii="Tahoma" w:hAnsi="Tahoma" w:cs="Tahoma"/>
-                <w:bCs/>
-                <w:lang w:val="en-GB"/>
-              </w:rPr>
-              <w:t>penelaahan</w:t>
-            </w:r>
-            <w:proofErr w:type="spellEnd"/>
-            <w:r>
-              <w:rPr>
-                <w:rFonts w:ascii="Tahoma" w:hAnsi="Tahoma" w:cs="Tahoma"/>
-                <w:bCs/>
-                <w:lang w:val="en-GB"/>
-              </w:rPr>
-              <w:t xml:space="preserve"> dan data</w:t>
-            </w:r>
-          </w:p>
-          <w:p>
-            <w:pPr>
-              <w:pStyle w:val="ListParagraph"/>
-              <w:numPr>
-                <w:ilvl w:val="0"/>
-                <w:numId w:val="28"/>
-              </w:numPr>
-              <w:spacing w:after="0" w:line="240" w:lineRule="auto"/>
-              <w:ind w:left="556" w:hanging="556"/>
-              <w:jc w:val="both"/>
-              <w:rPr>
-                <w:rFonts w:ascii="Tahoma" w:hAnsi="Tahoma" w:cs="Tahoma"/>
-                <w:bCs/>
-              </w:rPr>
-            </w:pPr>
-            <w:r>
-              <w:rPr>
-                <w:rFonts w:ascii="Tahoma" w:hAnsi="Tahoma" w:cs="Tahoma"/>
-                <w:bCs/>
-              </w:rPr>
-              <w:t xml:space="preserve">Menyampaikan draf </w:t>
-            </w:r>
-            <w:proofErr w:type="spellStart"/>
-            <w:r>
-              <w:rPr>
-                <w:rFonts w:ascii="Tahoma" w:hAnsi="Tahoma" w:cs="Tahoma"/>
-                <w:bCs/>
-                <w:lang w:val="en-GB"/>
-              </w:rPr>
-              <w:t>hasil</w:t>
-            </w:r>
-            <w:proofErr w:type="spellEnd"/>
-            <w:r>
-              <w:rPr>
-                <w:rFonts w:ascii="Tahoma" w:hAnsi="Tahoma" w:cs="Tahoma"/>
-                <w:bCs/>
-                <w:lang w:val="en-GB"/>
-              </w:rPr>
-              <w:t xml:space="preserve"> </w:t>
-            </w:r>
-            <w:proofErr w:type="spellStart"/>
-            <w:r>
-              <w:rPr>
-                <w:rFonts w:ascii="Tahoma" w:hAnsi="Tahoma" w:cs="Tahoma"/>
-                <w:bCs/>
-                <w:lang w:val="en-GB"/>
-              </w:rPr>
-              <w:t>penelaahan</w:t>
-            </w:r>
-            <w:proofErr w:type="spellEnd"/>
-            <w:r>
-              <w:rPr>
-                <w:rFonts w:ascii="Tahoma" w:hAnsi="Tahoma" w:cs="Tahoma"/>
-                <w:bCs/>
-                <w:lang w:val="en-GB"/>
-              </w:rPr>
-              <w:t xml:space="preserve"> data </w:t>
-            </w:r>
-            <w:proofErr w:type="spellStart"/>
-            <w:r>
-              <w:rPr>
-                <w:rFonts w:ascii="Tahoma" w:hAnsi="Tahoma" w:cs="Tahoma"/>
-                <w:bCs/>
-                <w:lang w:val="en-GB"/>
-              </w:rPr>
-              <w:t>kepada</w:t>
-            </w:r>
-            <w:proofErr w:type="spellEnd"/>
-            <w:r>
-              <w:rPr>
-                <w:rFonts w:ascii="Tahoma" w:hAnsi="Tahoma" w:cs="Tahoma"/>
-                <w:bCs/>
-                <w:lang w:val="en-GB"/>
-              </w:rPr>
-              <w:t xml:space="preserve"> </w:t>
-            </w:r>
-            <w:proofErr w:type="spellStart"/>
-            <w:r>
-              <w:rPr>
-                <w:rFonts w:ascii="Tahoma" w:hAnsi="Tahoma" w:cs="Tahoma"/>
-                <w:bCs/>
-                <w:lang w:val="en-GB"/>
-              </w:rPr>
-              <w:t>atasan</w:t>
-            </w:r>
-            <w:proofErr w:type="spellEnd"/>
-          </w:p>
-        </w:tc>
-        <w:tc>
-          <w:tcPr>
-            <w:tcW w:w="3279" w:type="dxa"/>
-          </w:tcPr>
-          <w:p>
-            <w:pPr>
-              <w:spacing w:after="0"/>
-              <w:jc w:val="both"/>
-              <w:rPr>
-                <w:rFonts w:ascii="Tahoma" w:hAnsi="Tahoma" w:cs="Tahoma"/>
-                <w:b w:val="0"/>
-                <w:bCs/>
-                <w:color w:val="auto"/>
-                <w:sz w:val="22"/>
-                <w:szCs w:val="22"/>
-                <w:lang w:val="id-ID"/>
-              </w:rPr>
-            </w:pPr>
-            <w:proofErr w:type="spellStart"/>
-            <w:r>
-              <w:rPr>
-                <w:rFonts w:ascii="Tahoma" w:hAnsi="Tahoma" w:cs="Tahoma"/>
-                <w:b w:val="0"/>
-                <w:bCs/>
-                <w:color w:val="auto"/>
-                <w:sz w:val="22"/>
-                <w:szCs w:val="22"/>
-                <w:lang w:val="en-GB"/>
-              </w:rPr>
-              <w:t>Dokumen</w:t>
-            </w:r>
-            <w:proofErr w:type="spellEnd"/>
-            <w:r>
-              <w:rPr>
-                <w:rFonts w:ascii="Tahoma" w:hAnsi="Tahoma" w:cs="Tahoma"/>
-                <w:b w:val="0"/>
-                <w:bCs/>
-                <w:color w:val="auto"/>
-                <w:sz w:val="22"/>
-                <w:szCs w:val="22"/>
-                <w:lang w:val="en-GB"/>
-              </w:rPr>
-              <w:t xml:space="preserve"> </w:t>
-            </w:r>
-            <w:proofErr w:type="spellStart"/>
-            <w:r>
-              <w:rPr>
-                <w:rFonts w:ascii="Tahoma" w:hAnsi="Tahoma" w:cs="Tahoma"/>
-                <w:b w:val="0"/>
-                <w:bCs/>
-                <w:color w:val="auto"/>
-                <w:sz w:val="22"/>
-                <w:szCs w:val="22"/>
-                <w:lang w:val="en-GB"/>
-              </w:rPr>
-              <w:t>hasil</w:t>
-            </w:r>
-            <w:proofErr w:type="spellEnd"/>
-            <w:r>
-              <w:rPr>
-                <w:rFonts w:ascii="Tahoma" w:hAnsi="Tahoma" w:cs="Tahoma"/>
-                <w:b w:val="0"/>
-                <w:bCs/>
-                <w:color w:val="auto"/>
-                <w:sz w:val="22"/>
-                <w:szCs w:val="22"/>
-                <w:lang w:val="en-GB"/>
-              </w:rPr>
-              <w:t xml:space="preserve"> </w:t>
-            </w:r>
-            <w:proofErr w:type="spellStart"/>
-            <w:r>
-              <w:rPr>
-                <w:rFonts w:ascii="Tahoma" w:hAnsi="Tahoma" w:cs="Tahoma"/>
-                <w:b w:val="0"/>
-                <w:bCs/>
-                <w:color w:val="auto"/>
-                <w:sz w:val="22"/>
-                <w:szCs w:val="22"/>
-                <w:lang w:val="en-GB"/>
-              </w:rPr>
-              <w:t>penelaahan</w:t>
-            </w:r>
-            <w:proofErr w:type="spellEnd"/>
-            <w:r>
-              <w:rPr>
-                <w:rFonts w:ascii="Tahoma" w:hAnsi="Tahoma" w:cs="Tahoma"/>
-                <w:b w:val="0"/>
-                <w:bCs/>
-                <w:color w:val="auto"/>
-                <w:sz w:val="22"/>
-                <w:szCs w:val="22"/>
-                <w:lang w:val="en-GB"/>
-              </w:rPr>
-              <w:t xml:space="preserve"> data</w:t>
-            </w:r>
-          </w:p>
-        </w:tc>
-        <w:tc>
-          <w:tcPr>
-            <w:tcW w:w="1177" w:type="dxa"/>
-          </w:tcPr>
-          <w:p>
-            <w:pPr>
-              <w:spacing w:after="0"/>
-              <w:rPr>
-                <w:rFonts w:ascii="Tahoma" w:hAnsi="Tahoma" w:cs="Tahoma"/>
-                <w:b w:val="0"/>
-                <w:bCs/>
-                <w:color w:val="FF0000"/>
-                <w:szCs w:val="20"/>
-                <w:lang w:val="id-ID"/>
-              </w:rPr>
-            </w:pPr>
-          </w:p>
-        </w:tc>
-        <w:tc>
-          <w:tcPr>
-            <w:tcW w:w="1771" w:type="dxa"/>
-          </w:tcPr>
-          <w:p>
-            <w:pPr>
-              <w:pStyle w:val="NormalWeb"/>
-              <w:spacing w:beforeLines="0" w:afterLines="0" w:after="0"/>
-              <w:rPr>
-                <w:rFonts w:ascii="Tahoma" w:hAnsi="Tahoma" w:cs="Tahoma"/>
-                <w:bCs/>
-                <w:color w:val="FF0000"/>
-              </w:rPr>
-            </w:pPr>
-          </w:p>
-        </w:tc>
-        <w:tc>
-          <w:tcPr>
-            <w:tcW w:w="1186" w:type="dxa"/>
-          </w:tcPr>
-          <w:p>
-            <w:pPr>
-              <w:spacing w:after="0"/>
-              <w:jc w:val="both"/>
-              <w:rPr>
-                <w:rFonts w:ascii="Tahoma" w:hAnsi="Tahoma" w:cs="Tahoma"/>
-                <w:b w:val="0"/>
-                <w:bCs/>
-                <w:szCs w:val="20"/>
-              </w:rPr>
-            </w:pPr>
-          </w:p>
-        </w:tc>
-        <w:tc>
-          <w:tcPr>
-            <w:tcW w:w="1478" w:type="dxa"/>
-          </w:tcPr>
-          <w:p>
-            <w:pPr>
-              <w:spacing w:after="0"/>
-              <w:jc w:val="both"/>
-              <w:rPr>
-                <w:rFonts w:ascii="Tahoma" w:hAnsi="Tahoma" w:cs="Tahoma"/>
-                <w:b w:val="0"/>
-                <w:bCs/>
-                <w:szCs w:val="20"/>
-              </w:rPr>
-            </w:pPr>
-          </w:p>
-        </w:tc>
-      </w:tr>
-      <w:tr>
-        <w:tc>
-          <w:tcPr>
-            <w:tcW w:w="708" w:type="dxa"/>
-          </w:tcPr>
-          <w:p>
-            <w:pPr>
-              <w:numPr>
-                <w:ilvl w:val="0"/>
-                <w:numId w:val="15"/>
-              </w:numPr>
-              <w:spacing w:after="0"/>
-              <w:ind w:left="0" w:firstLine="0"/>
-              <w:jc w:val="both"/>
-              <w:rPr>
-                <w:rFonts w:ascii="Tahoma" w:hAnsi="Tahoma" w:cs="Tahoma"/>
-                <w:b w:val="0"/>
-                <w:bCs/>
-                <w:szCs w:val="20"/>
-              </w:rPr>
-            </w:pPr>
-          </w:p>
-        </w:tc>
-        <w:tc>
-          <w:tcPr>
-            <w:tcW w:w="4962" w:type="dxa"/>
-          </w:tcPr>
-          <w:p>
-            <w:pPr>
-              <w:tabs>
-                <w:tab w:val="left" w:pos="993"/>
-              </w:tabs>
-              <w:spacing w:after="0"/>
-              <w:jc w:val="both"/>
-              <w:rPr>
-                <w:rFonts w:ascii="Tahoma" w:hAnsi="Tahoma" w:cs="Tahoma"/>
-                <w:b w:val="0"/>
-                <w:bCs/>
-                <w:sz w:val="22"/>
-                <w:szCs w:val="22"/>
-              </w:rPr>
-            </w:pPr>
-            <w:proofErr w:type="spellStart"/>
-            <w:r>
-              <w:rPr>
-                <w:rFonts w:ascii="Tahoma" w:hAnsi="Tahoma" w:cs="Tahoma"/>
-                <w:b w:val="0"/>
-                <w:bCs/>
-                <w:sz w:val="22"/>
-                <w:szCs w:val="22"/>
-                <w:u w:val="single"/>
-              </w:rPr>
-              <w:t>Melakukan</w:t>
-            </w:r>
-            <w:proofErr w:type="spellEnd"/>
-            <w:r>
-              <w:rPr>
-                <w:rFonts w:ascii="Tahoma" w:hAnsi="Tahoma" w:cs="Tahoma"/>
-                <w:b w:val="0"/>
-                <w:bCs/>
-                <w:sz w:val="22"/>
-                <w:szCs w:val="22"/>
-                <w:u w:val="single"/>
-              </w:rPr>
-              <w:t xml:space="preserve"> </w:t>
-            </w:r>
-            <w:proofErr w:type="spellStart"/>
-            <w:r>
-              <w:rPr>
-                <w:rFonts w:ascii="Tahoma" w:hAnsi="Tahoma" w:cs="Tahoma"/>
-                <w:b w:val="0"/>
-                <w:bCs/>
-                <w:sz w:val="22"/>
-                <w:szCs w:val="22"/>
-                <w:u w:val="single"/>
-              </w:rPr>
-              <w:t>penyiapan</w:t>
-            </w:r>
-            <w:proofErr w:type="spellEnd"/>
-            <w:r>
-              <w:rPr>
-                <w:rFonts w:ascii="Tahoma" w:hAnsi="Tahoma" w:cs="Tahoma"/>
-                <w:b w:val="0"/>
-                <w:bCs/>
-                <w:sz w:val="22"/>
-                <w:szCs w:val="22"/>
-                <w:u w:val="single"/>
-              </w:rPr>
-              <w:t xml:space="preserve"> dan </w:t>
-            </w:r>
-            <w:proofErr w:type="spellStart"/>
-            <w:r>
-              <w:rPr>
-                <w:rFonts w:ascii="Tahoma" w:hAnsi="Tahoma" w:cs="Tahoma"/>
-                <w:b w:val="0"/>
-                <w:bCs/>
-                <w:sz w:val="22"/>
-                <w:szCs w:val="22"/>
-                <w:u w:val="single"/>
-              </w:rPr>
-              <w:t>penyuluhan</w:t>
-            </w:r>
-            <w:proofErr w:type="spellEnd"/>
-            <w:r>
-              <w:rPr>
-                <w:rFonts w:ascii="Tahoma" w:hAnsi="Tahoma" w:cs="Tahoma"/>
-                <w:b w:val="0"/>
-                <w:bCs/>
-                <w:sz w:val="22"/>
-                <w:szCs w:val="22"/>
-              </w:rPr>
-              <w:t xml:space="preserve"> </w:t>
-            </w:r>
-            <w:proofErr w:type="spellStart"/>
-            <w:r>
-              <w:rPr>
-                <w:rFonts w:ascii="Tahoma" w:hAnsi="Tahoma" w:cs="Tahoma"/>
-                <w:b w:val="0"/>
-                <w:bCs/>
-                <w:sz w:val="22"/>
-                <w:szCs w:val="22"/>
-              </w:rPr>
-              <w:t>terkait</w:t>
-            </w:r>
-            <w:proofErr w:type="spellEnd"/>
-            <w:r>
-              <w:rPr>
-                <w:rFonts w:ascii="Tahoma" w:hAnsi="Tahoma" w:cs="Tahoma"/>
-                <w:b w:val="0"/>
-                <w:bCs/>
-                <w:sz w:val="22"/>
-                <w:szCs w:val="22"/>
-              </w:rPr>
-              <w:t xml:space="preserve"> </w:t>
-            </w:r>
-            <w:proofErr w:type="spellStart"/>
-            <w:r>
-              <w:rPr>
-                <w:rFonts w:ascii="Tahoma" w:hAnsi="Tahoma" w:cs="Tahoma"/>
-                <w:b w:val="0"/>
-                <w:bCs/>
-                <w:sz w:val="22"/>
-                <w:szCs w:val="22"/>
-              </w:rPr>
-              <w:t>sistem</w:t>
-            </w:r>
-            <w:proofErr w:type="spellEnd"/>
-            <w:r>
-              <w:rPr>
-                <w:rFonts w:ascii="Tahoma" w:hAnsi="Tahoma" w:cs="Tahoma"/>
-                <w:b w:val="0"/>
-                <w:bCs/>
-                <w:sz w:val="22"/>
-                <w:szCs w:val="22"/>
-              </w:rPr>
-              <w:t xml:space="preserve"> dan </w:t>
-            </w:r>
-            <w:proofErr w:type="spellStart"/>
-            <w:r>
-              <w:rPr>
-                <w:rFonts w:ascii="Tahoma" w:hAnsi="Tahoma" w:cs="Tahoma"/>
-                <w:b w:val="0"/>
-                <w:bCs/>
-                <w:sz w:val="22"/>
-                <w:szCs w:val="22"/>
-              </w:rPr>
-              <w:t>teknologi</w:t>
-            </w:r>
-            <w:proofErr w:type="spellEnd"/>
-            <w:r>
-              <w:rPr>
-                <w:rFonts w:ascii="Tahoma" w:hAnsi="Tahoma" w:cs="Tahoma"/>
-                <w:b w:val="0"/>
-                <w:bCs/>
-                <w:sz w:val="22"/>
-                <w:szCs w:val="22"/>
-              </w:rPr>
-              <w:t xml:space="preserve"> </w:t>
-            </w:r>
-            <w:proofErr w:type="spellStart"/>
-            <w:r>
-              <w:rPr>
-                <w:rFonts w:ascii="Tahoma" w:hAnsi="Tahoma" w:cs="Tahoma"/>
-                <w:b w:val="0"/>
-                <w:bCs/>
-                <w:sz w:val="22"/>
-                <w:szCs w:val="22"/>
-              </w:rPr>
-              <w:t>informasi</w:t>
-            </w:r>
-            <w:proofErr w:type="spellEnd"/>
-            <w:r>
-              <w:rPr>
-                <w:rFonts w:ascii="Tahoma" w:hAnsi="Tahoma" w:cs="Tahoma"/>
-                <w:b w:val="0"/>
-                <w:bCs/>
-                <w:sz w:val="22"/>
-                <w:szCs w:val="22"/>
-              </w:rPr>
-              <w:t>;</w:t>
-            </w:r>
-          </w:p>
-          <w:p>
-            <w:pPr>
-              <w:tabs>
-                <w:tab w:val="left" w:pos="993"/>
-              </w:tabs>
-              <w:spacing w:after="0"/>
-              <w:jc w:val="both"/>
-              <w:rPr>
-                <w:rFonts w:ascii="Tahoma" w:hAnsi="Tahoma" w:cs="Tahoma"/>
-                <w:b w:val="0"/>
-                <w:bCs/>
-                <w:sz w:val="22"/>
-                <w:szCs w:val="22"/>
-              </w:rPr>
-            </w:pPr>
-            <w:proofErr w:type="spellStart"/>
-            <w:r>
-              <w:rPr>
-                <w:rFonts w:ascii="Tahoma" w:hAnsi="Tahoma" w:cs="Tahoma"/>
-                <w:b w:val="0"/>
-                <w:bCs/>
-                <w:sz w:val="22"/>
-                <w:szCs w:val="22"/>
-              </w:rPr>
-              <w:t>Tahapan</w:t>
-            </w:r>
-            <w:proofErr w:type="spellEnd"/>
-            <w:r>
-              <w:rPr>
-                <w:rFonts w:ascii="Tahoma" w:hAnsi="Tahoma" w:cs="Tahoma"/>
-                <w:b w:val="0"/>
-                <w:bCs/>
-                <w:sz w:val="22"/>
-                <w:szCs w:val="22"/>
-              </w:rPr>
-              <w:t>:</w:t>
-            </w:r>
-          </w:p>
-          <w:p>
-            <w:pPr>
-              <w:pStyle w:val="ListParagraph"/>
-              <w:numPr>
-                <w:ilvl w:val="0"/>
-                <w:numId w:val="29"/>
-              </w:numPr>
-              <w:spacing w:after="0" w:line="240" w:lineRule="auto"/>
-              <w:ind w:left="556" w:hanging="556"/>
-              <w:jc w:val="both"/>
-              <w:rPr>
-                <w:rFonts w:ascii="Tahoma" w:hAnsi="Tahoma" w:cs="Tahoma"/>
-                <w:bCs/>
-              </w:rPr>
-            </w:pPr>
-            <w:proofErr w:type="spellStart"/>
-            <w:r>
-              <w:rPr>
-                <w:rFonts w:ascii="Tahoma" w:hAnsi="Tahoma" w:cs="Tahoma"/>
-                <w:bCs/>
-              </w:rPr>
-              <w:t>Me</w:t>
-            </w:r>
-            <w:r>
-              <w:rPr>
-                <w:rFonts w:ascii="Tahoma" w:hAnsi="Tahoma" w:cs="Tahoma"/>
-                <w:bCs/>
-                <w:lang w:val="en-GB"/>
-              </w:rPr>
-              <w:t>rencanakan</w:t>
-            </w:r>
-            <w:proofErr w:type="spellEnd"/>
-            <w:r>
-              <w:rPr>
-                <w:rFonts w:ascii="Tahoma" w:hAnsi="Tahoma" w:cs="Tahoma"/>
-                <w:bCs/>
-                <w:lang w:val="en-GB"/>
-              </w:rPr>
-              <w:t xml:space="preserve"> </w:t>
-            </w:r>
-            <w:proofErr w:type="spellStart"/>
-            <w:r>
-              <w:rPr>
-                <w:rFonts w:ascii="Tahoma" w:hAnsi="Tahoma" w:cs="Tahoma"/>
-                <w:bCs/>
-                <w:lang w:val="en-GB"/>
-              </w:rPr>
-              <w:t>penyiapan</w:t>
-            </w:r>
-            <w:proofErr w:type="spellEnd"/>
-            <w:r>
-              <w:rPr>
-                <w:rFonts w:ascii="Tahoma" w:hAnsi="Tahoma" w:cs="Tahoma"/>
-                <w:bCs/>
-                <w:lang w:val="en-GB"/>
-              </w:rPr>
-              <w:t xml:space="preserve"> dan </w:t>
-            </w:r>
-            <w:proofErr w:type="spellStart"/>
-            <w:r>
-              <w:rPr>
-                <w:rFonts w:ascii="Tahoma" w:hAnsi="Tahoma" w:cs="Tahoma"/>
-                <w:bCs/>
-                <w:lang w:val="en-GB"/>
-              </w:rPr>
-              <w:t>penyuluhan</w:t>
-            </w:r>
-            <w:proofErr w:type="spellEnd"/>
-            <w:r>
-              <w:rPr>
-                <w:rFonts w:ascii="Tahoma" w:hAnsi="Tahoma" w:cs="Tahoma"/>
-                <w:bCs/>
-                <w:lang w:val="en-GB"/>
-              </w:rPr>
-              <w:t xml:space="preserve"> </w:t>
-            </w:r>
-            <w:proofErr w:type="spellStart"/>
-            <w:r>
-              <w:rPr>
-                <w:rFonts w:ascii="Tahoma" w:hAnsi="Tahoma" w:cs="Tahoma"/>
-                <w:bCs/>
-                <w:lang w:val="en-GB"/>
-              </w:rPr>
-              <w:t>terkait</w:t>
-            </w:r>
-            <w:proofErr w:type="spellEnd"/>
-            <w:r>
-              <w:rPr>
-                <w:rFonts w:ascii="Tahoma" w:hAnsi="Tahoma" w:cs="Tahoma"/>
-                <w:bCs/>
-                <w:lang w:val="en-GB"/>
-              </w:rPr>
-              <w:t xml:space="preserve"> </w:t>
-            </w:r>
-            <w:proofErr w:type="spellStart"/>
-            <w:r>
-              <w:rPr>
-                <w:rFonts w:ascii="Tahoma" w:hAnsi="Tahoma" w:cs="Tahoma"/>
-                <w:bCs/>
-                <w:lang w:val="en-GB"/>
-              </w:rPr>
-              <w:t>sistem</w:t>
-            </w:r>
-            <w:proofErr w:type="spellEnd"/>
-            <w:r>
-              <w:rPr>
-                <w:rFonts w:ascii="Tahoma" w:hAnsi="Tahoma" w:cs="Tahoma"/>
-                <w:bCs/>
-                <w:lang w:val="en-GB"/>
-              </w:rPr>
-              <w:t xml:space="preserve"> dan </w:t>
-            </w:r>
-            <w:r>
-              <w:rPr>
-                <w:rFonts w:ascii="Tahoma" w:hAnsi="Tahoma" w:cs="Tahoma"/>
-                <w:bCs/>
-              </w:rPr>
-              <w:t>teknologi informasi</w:t>
-            </w:r>
-          </w:p>
-          <w:p>
-            <w:pPr>
-              <w:pStyle w:val="ListParagraph"/>
-              <w:numPr>
-                <w:ilvl w:val="0"/>
-                <w:numId w:val="29"/>
-              </w:numPr>
-              <w:spacing w:after="0" w:line="240" w:lineRule="auto"/>
-              <w:ind w:left="556" w:hanging="556"/>
-              <w:jc w:val="both"/>
-              <w:rPr>
-                <w:rFonts w:ascii="Tahoma" w:hAnsi="Tahoma" w:cs="Tahoma"/>
-                <w:bCs/>
-              </w:rPr>
-            </w:pPr>
-            <w:proofErr w:type="spellStart"/>
-            <w:r>
-              <w:rPr>
-                <w:rFonts w:ascii="Tahoma" w:hAnsi="Tahoma" w:cs="Tahoma"/>
-                <w:bCs/>
-              </w:rPr>
-              <w:t>Me</w:t>
-            </w:r>
-            <w:r>
-              <w:rPr>
-                <w:rFonts w:ascii="Tahoma" w:hAnsi="Tahoma" w:cs="Tahoma"/>
-                <w:bCs/>
-                <w:lang w:val="en-GB"/>
-              </w:rPr>
-              <w:t>lakukan</w:t>
-            </w:r>
-            <w:proofErr w:type="spellEnd"/>
-            <w:r>
-              <w:rPr>
-                <w:rFonts w:ascii="Tahoma" w:hAnsi="Tahoma" w:cs="Tahoma"/>
-                <w:bCs/>
-                <w:lang w:val="en-GB"/>
-              </w:rPr>
-              <w:t xml:space="preserve"> </w:t>
-            </w:r>
-            <w:proofErr w:type="spellStart"/>
-            <w:r>
-              <w:rPr>
-                <w:rFonts w:ascii="Tahoma" w:hAnsi="Tahoma" w:cs="Tahoma"/>
-                <w:bCs/>
-                <w:lang w:val="en-GB"/>
-              </w:rPr>
-              <w:t>kegiatan</w:t>
-            </w:r>
-            <w:proofErr w:type="spellEnd"/>
-            <w:r>
-              <w:rPr>
-                <w:rFonts w:ascii="Tahoma" w:hAnsi="Tahoma" w:cs="Tahoma"/>
-                <w:bCs/>
-                <w:lang w:val="en-GB"/>
-              </w:rPr>
-              <w:t xml:space="preserve"> </w:t>
-            </w:r>
-            <w:proofErr w:type="spellStart"/>
-            <w:r>
-              <w:rPr>
-                <w:rFonts w:ascii="Tahoma" w:hAnsi="Tahoma" w:cs="Tahoma"/>
-                <w:bCs/>
-                <w:lang w:val="en-GB"/>
-              </w:rPr>
-              <w:t>penyiapan</w:t>
-            </w:r>
-            <w:proofErr w:type="spellEnd"/>
-            <w:r>
-              <w:rPr>
-                <w:rFonts w:ascii="Tahoma" w:hAnsi="Tahoma" w:cs="Tahoma"/>
-                <w:bCs/>
-                <w:lang w:val="en-GB"/>
-              </w:rPr>
-              <w:t xml:space="preserve"> dan </w:t>
-            </w:r>
-            <w:proofErr w:type="spellStart"/>
-            <w:r>
-              <w:rPr>
-                <w:rFonts w:ascii="Tahoma" w:hAnsi="Tahoma" w:cs="Tahoma"/>
-                <w:bCs/>
-                <w:lang w:val="en-GB"/>
-              </w:rPr>
-              <w:t>penyuluhan</w:t>
-            </w:r>
-            <w:proofErr w:type="spellEnd"/>
-            <w:r>
-              <w:rPr>
-                <w:rFonts w:ascii="Tahoma" w:hAnsi="Tahoma" w:cs="Tahoma"/>
-                <w:bCs/>
-                <w:lang w:val="en-GB"/>
-              </w:rPr>
-              <w:t xml:space="preserve"> </w:t>
-            </w:r>
-            <w:proofErr w:type="spellStart"/>
-            <w:r>
-              <w:rPr>
-                <w:rFonts w:ascii="Tahoma" w:hAnsi="Tahoma" w:cs="Tahoma"/>
-                <w:bCs/>
-                <w:lang w:val="en-GB"/>
-              </w:rPr>
-              <w:t>terkait</w:t>
-            </w:r>
-            <w:proofErr w:type="spellEnd"/>
-            <w:r>
-              <w:rPr>
-                <w:rFonts w:ascii="Tahoma" w:hAnsi="Tahoma" w:cs="Tahoma"/>
-                <w:bCs/>
-                <w:lang w:val="en-GB"/>
-              </w:rPr>
-              <w:t xml:space="preserve"> </w:t>
-            </w:r>
-            <w:proofErr w:type="spellStart"/>
-            <w:r>
-              <w:rPr>
-                <w:rFonts w:ascii="Tahoma" w:hAnsi="Tahoma" w:cs="Tahoma"/>
-                <w:bCs/>
-                <w:lang w:val="en-GB"/>
-              </w:rPr>
-              <w:t>sistem</w:t>
-            </w:r>
-            <w:proofErr w:type="spellEnd"/>
-            <w:r>
-              <w:rPr>
-                <w:rFonts w:ascii="Tahoma" w:hAnsi="Tahoma" w:cs="Tahoma"/>
-                <w:bCs/>
-                <w:lang w:val="en-GB"/>
-              </w:rPr>
-              <w:t xml:space="preserve"> dan </w:t>
-            </w:r>
-            <w:r>
-              <w:rPr>
-                <w:rFonts w:ascii="Tahoma" w:hAnsi="Tahoma" w:cs="Tahoma"/>
-                <w:bCs/>
-              </w:rPr>
-              <w:t>teknologi informasi</w:t>
-            </w:r>
-          </w:p>
-          <w:p>
-            <w:pPr>
-              <w:pStyle w:val="ListParagraph"/>
-              <w:numPr>
-                <w:ilvl w:val="0"/>
-                <w:numId w:val="29"/>
-              </w:numPr>
-              <w:spacing w:after="0" w:line="240" w:lineRule="auto"/>
-              <w:ind w:left="556" w:hanging="556"/>
-              <w:jc w:val="both"/>
-              <w:rPr>
-                <w:rFonts w:ascii="Tahoma" w:hAnsi="Tahoma" w:cs="Tahoma"/>
-                <w:bCs/>
-                <w:u w:val="single"/>
-              </w:rPr>
-            </w:pPr>
-            <w:r>
-              <w:rPr>
-                <w:rFonts w:ascii="Tahoma" w:hAnsi="Tahoma" w:cs="Tahoma"/>
-                <w:bCs/>
-              </w:rPr>
-              <w:t xml:space="preserve">Menyampaikan </w:t>
-            </w:r>
-            <w:proofErr w:type="spellStart"/>
-            <w:r>
-              <w:rPr>
-                <w:rFonts w:ascii="Tahoma" w:hAnsi="Tahoma" w:cs="Tahoma"/>
-                <w:bCs/>
-                <w:lang w:val="en-GB"/>
-              </w:rPr>
-              <w:t>laporan</w:t>
-            </w:r>
-            <w:proofErr w:type="spellEnd"/>
-            <w:r>
-              <w:rPr>
-                <w:rFonts w:ascii="Tahoma" w:hAnsi="Tahoma" w:cs="Tahoma"/>
-                <w:bCs/>
-              </w:rPr>
-              <w:t xml:space="preserve"> </w:t>
-            </w:r>
-            <w:proofErr w:type="spellStart"/>
-            <w:r>
-              <w:rPr>
-                <w:rFonts w:ascii="Tahoma" w:hAnsi="Tahoma" w:cs="Tahoma"/>
-                <w:bCs/>
-                <w:lang w:val="en-GB"/>
-              </w:rPr>
-              <w:t>hasil</w:t>
-            </w:r>
-            <w:proofErr w:type="spellEnd"/>
-            <w:r>
-              <w:rPr>
-                <w:rFonts w:ascii="Tahoma" w:hAnsi="Tahoma" w:cs="Tahoma"/>
-                <w:bCs/>
-                <w:lang w:val="en-GB"/>
-              </w:rPr>
-              <w:t xml:space="preserve"> </w:t>
-            </w:r>
-            <w:proofErr w:type="spellStart"/>
-            <w:r>
-              <w:rPr>
-                <w:rFonts w:ascii="Tahoma" w:hAnsi="Tahoma" w:cs="Tahoma"/>
-                <w:bCs/>
-                <w:lang w:val="en-GB"/>
-              </w:rPr>
-              <w:t>kegiatan</w:t>
-            </w:r>
-            <w:proofErr w:type="spellEnd"/>
-            <w:r>
-              <w:rPr>
-                <w:rFonts w:ascii="Tahoma" w:hAnsi="Tahoma" w:cs="Tahoma"/>
-                <w:bCs/>
-                <w:lang w:val="en-GB"/>
-              </w:rPr>
-              <w:t xml:space="preserve"> </w:t>
-            </w:r>
-            <w:proofErr w:type="spellStart"/>
-            <w:r>
-              <w:rPr>
-                <w:rFonts w:ascii="Tahoma" w:hAnsi="Tahoma" w:cs="Tahoma"/>
-                <w:bCs/>
-                <w:lang w:val="en-GB"/>
-              </w:rPr>
-              <w:t>penyiapan</w:t>
-            </w:r>
-            <w:proofErr w:type="spellEnd"/>
-            <w:r>
-              <w:rPr>
-                <w:rFonts w:ascii="Tahoma" w:hAnsi="Tahoma" w:cs="Tahoma"/>
-                <w:bCs/>
-                <w:lang w:val="en-GB"/>
-              </w:rPr>
-              <w:t xml:space="preserve"> dan </w:t>
-            </w:r>
-            <w:proofErr w:type="spellStart"/>
-            <w:r>
-              <w:rPr>
-                <w:rFonts w:ascii="Tahoma" w:hAnsi="Tahoma" w:cs="Tahoma"/>
-                <w:bCs/>
-                <w:lang w:val="en-GB"/>
-              </w:rPr>
-              <w:t>penyuluhan</w:t>
-            </w:r>
-            <w:proofErr w:type="spellEnd"/>
-            <w:r>
-              <w:rPr>
-                <w:rFonts w:ascii="Tahoma" w:hAnsi="Tahoma" w:cs="Tahoma"/>
-                <w:bCs/>
-                <w:lang w:val="en-GB"/>
-              </w:rPr>
-              <w:t xml:space="preserve"> </w:t>
-            </w:r>
-            <w:proofErr w:type="spellStart"/>
-            <w:r>
-              <w:rPr>
-                <w:rFonts w:ascii="Tahoma" w:hAnsi="Tahoma" w:cs="Tahoma"/>
-                <w:bCs/>
-                <w:lang w:val="en-GB"/>
-              </w:rPr>
-              <w:t>terkait</w:t>
-            </w:r>
-            <w:proofErr w:type="spellEnd"/>
-            <w:r>
-              <w:rPr>
-                <w:rFonts w:ascii="Tahoma" w:hAnsi="Tahoma" w:cs="Tahoma"/>
-                <w:bCs/>
-                <w:lang w:val="en-GB"/>
-              </w:rPr>
-              <w:t xml:space="preserve"> </w:t>
-            </w:r>
-            <w:proofErr w:type="spellStart"/>
-            <w:r>
-              <w:rPr>
-                <w:rFonts w:ascii="Tahoma" w:hAnsi="Tahoma" w:cs="Tahoma"/>
-                <w:bCs/>
-                <w:lang w:val="en-GB"/>
-              </w:rPr>
-              <w:t>sistem</w:t>
-            </w:r>
-            <w:proofErr w:type="spellEnd"/>
-            <w:r>
-              <w:rPr>
-                <w:rFonts w:ascii="Tahoma" w:hAnsi="Tahoma" w:cs="Tahoma"/>
-                <w:bCs/>
-                <w:lang w:val="en-GB"/>
-              </w:rPr>
-              <w:t xml:space="preserve"> dan </w:t>
-            </w:r>
-            <w:r>
-              <w:rPr>
-                <w:rFonts w:ascii="Tahoma" w:hAnsi="Tahoma" w:cs="Tahoma"/>
-                <w:bCs/>
-              </w:rPr>
-              <w:t>teknologi informasi</w:t>
-            </w:r>
-            <w:r>
-              <w:rPr>
-                <w:rFonts w:ascii="Tahoma" w:hAnsi="Tahoma" w:cs="Tahoma"/>
-                <w:bCs/>
-                <w:lang w:val="en-GB"/>
-              </w:rPr>
-              <w:t xml:space="preserve"> </w:t>
-            </w:r>
-            <w:proofErr w:type="spellStart"/>
-            <w:r>
-              <w:rPr>
-                <w:rFonts w:ascii="Tahoma" w:hAnsi="Tahoma" w:cs="Tahoma"/>
-                <w:bCs/>
-                <w:lang w:val="en-GB"/>
-              </w:rPr>
-              <w:t>kepada</w:t>
-            </w:r>
-            <w:proofErr w:type="spellEnd"/>
-            <w:r>
-              <w:rPr>
-                <w:rFonts w:ascii="Tahoma" w:hAnsi="Tahoma" w:cs="Tahoma"/>
-                <w:bCs/>
-                <w:lang w:val="en-GB"/>
-              </w:rPr>
-              <w:t xml:space="preserve"> </w:t>
-            </w:r>
-            <w:proofErr w:type="spellStart"/>
-            <w:r>
-              <w:rPr>
-                <w:rFonts w:ascii="Tahoma" w:hAnsi="Tahoma" w:cs="Tahoma"/>
-                <w:bCs/>
-                <w:lang w:val="en-GB"/>
-              </w:rPr>
-              <w:t>atasan</w:t>
-            </w:r>
-            <w:proofErr w:type="spellEnd"/>
-          </w:p>
-        </w:tc>
-        <w:tc>
-          <w:tcPr>
-            <w:tcW w:w="3279" w:type="dxa"/>
-          </w:tcPr>
-          <w:p>
-            <w:pPr>
-              <w:spacing w:after="0"/>
-              <w:jc w:val="both"/>
-              <w:rPr>
-                <w:rFonts w:ascii="Tahoma" w:hAnsi="Tahoma" w:cs="Tahoma"/>
-                <w:b w:val="0"/>
-                <w:bCs/>
-                <w:color w:val="auto"/>
-                <w:sz w:val="22"/>
-                <w:szCs w:val="22"/>
-                <w:lang w:val="en-GB"/>
-              </w:rPr>
-            </w:pPr>
-            <w:proofErr w:type="spellStart"/>
-            <w:r>
-              <w:rPr>
-                <w:rFonts w:ascii="Tahoma" w:hAnsi="Tahoma" w:cs="Tahoma"/>
-                <w:b w:val="0"/>
-                <w:bCs/>
-                <w:color w:val="auto"/>
-                <w:sz w:val="22"/>
-                <w:szCs w:val="22"/>
-                <w:lang w:val="en-GB"/>
-              </w:rPr>
-              <w:t>Laporan</w:t>
-            </w:r>
-            <w:proofErr w:type="spellEnd"/>
-            <w:r>
-              <w:rPr>
-                <w:rFonts w:ascii="Tahoma" w:hAnsi="Tahoma" w:cs="Tahoma"/>
-                <w:b w:val="0"/>
-                <w:bCs/>
-                <w:color w:val="auto"/>
-                <w:sz w:val="22"/>
-                <w:szCs w:val="22"/>
-                <w:lang w:val="en-GB"/>
-              </w:rPr>
-              <w:t xml:space="preserve"> </w:t>
-            </w:r>
-            <w:proofErr w:type="spellStart"/>
-            <w:r>
-              <w:rPr>
-                <w:rFonts w:ascii="Tahoma" w:hAnsi="Tahoma" w:cs="Tahoma"/>
-                <w:b w:val="0"/>
-                <w:bCs/>
-                <w:color w:val="auto"/>
-                <w:sz w:val="22"/>
-                <w:szCs w:val="22"/>
-                <w:lang w:val="en-GB"/>
-              </w:rPr>
-              <w:t>hasil</w:t>
-            </w:r>
-            <w:proofErr w:type="spellEnd"/>
-            <w:r>
-              <w:rPr>
-                <w:rFonts w:ascii="Tahoma" w:hAnsi="Tahoma" w:cs="Tahoma"/>
-                <w:b w:val="0"/>
-                <w:bCs/>
-                <w:color w:val="auto"/>
-                <w:sz w:val="22"/>
-                <w:szCs w:val="22"/>
-                <w:lang w:val="en-GB"/>
-              </w:rPr>
-              <w:t xml:space="preserve"> </w:t>
-            </w:r>
-            <w:proofErr w:type="spellStart"/>
-            <w:r>
-              <w:rPr>
-                <w:rFonts w:ascii="Tahoma" w:hAnsi="Tahoma" w:cs="Tahoma"/>
-                <w:b w:val="0"/>
-                <w:bCs/>
-                <w:color w:val="auto"/>
-                <w:sz w:val="22"/>
-                <w:szCs w:val="22"/>
-                <w:lang w:val="en-GB"/>
-              </w:rPr>
-              <w:t>kegiatan</w:t>
-            </w:r>
-            <w:proofErr w:type="spellEnd"/>
-            <w:r>
-              <w:rPr>
-                <w:rFonts w:ascii="Tahoma" w:hAnsi="Tahoma" w:cs="Tahoma"/>
-                <w:b w:val="0"/>
-                <w:bCs/>
-                <w:color w:val="auto"/>
-                <w:sz w:val="22"/>
-                <w:szCs w:val="22"/>
-                <w:lang w:val="en-GB"/>
-              </w:rPr>
-              <w:t xml:space="preserve"> </w:t>
-            </w:r>
-            <w:proofErr w:type="spellStart"/>
-            <w:r>
-              <w:rPr>
-                <w:rFonts w:ascii="Tahoma" w:hAnsi="Tahoma" w:cs="Tahoma"/>
-                <w:b w:val="0"/>
-                <w:bCs/>
-                <w:color w:val="auto"/>
-                <w:sz w:val="22"/>
-                <w:szCs w:val="22"/>
-                <w:lang w:val="en-GB"/>
-              </w:rPr>
-              <w:t>penyuluhan</w:t>
-            </w:r>
-            <w:proofErr w:type="spellEnd"/>
-          </w:p>
-        </w:tc>
-        <w:tc>
-          <w:tcPr>
-            <w:tcW w:w="1177" w:type="dxa"/>
-          </w:tcPr>
-          <w:p>
-            <w:pPr>
-              <w:spacing w:after="0"/>
-              <w:rPr>
-                <w:rFonts w:ascii="Tahoma" w:hAnsi="Tahoma" w:cs="Tahoma"/>
-                <w:b w:val="0"/>
-                <w:bCs/>
-                <w:color w:val="FF0000"/>
-                <w:szCs w:val="20"/>
-                <w:lang w:val="id-ID"/>
-              </w:rPr>
-            </w:pPr>
-          </w:p>
-        </w:tc>
-        <w:tc>
-          <w:tcPr>
-            <w:tcW w:w="1771" w:type="dxa"/>
-          </w:tcPr>
-          <w:p>
-            <w:pPr>
-              <w:pStyle w:val="NormalWeb"/>
-              <w:spacing w:beforeLines="0" w:afterLines="0" w:after="0"/>
-              <w:rPr>
-                <w:rFonts w:ascii="Tahoma" w:hAnsi="Tahoma" w:cs="Tahoma"/>
-                <w:bCs/>
-                <w:color w:val="FF0000"/>
-              </w:rPr>
-            </w:pPr>
-          </w:p>
-        </w:tc>
-        <w:tc>
-          <w:tcPr>
-            <w:tcW w:w="1186" w:type="dxa"/>
-          </w:tcPr>
-          <w:p>
-            <w:pPr>
-              <w:spacing w:after="0"/>
-              <w:jc w:val="both"/>
-              <w:rPr>
-                <w:rFonts w:ascii="Tahoma" w:hAnsi="Tahoma" w:cs="Tahoma"/>
-                <w:b w:val="0"/>
-                <w:bCs/>
-                <w:szCs w:val="20"/>
-              </w:rPr>
-            </w:pPr>
-          </w:p>
-        </w:tc>
-        <w:tc>
-          <w:tcPr>
-            <w:tcW w:w="1478" w:type="dxa"/>
-          </w:tcPr>
-          <w:p>
-            <w:pPr>
-              <w:spacing w:after="0"/>
-              <w:jc w:val="both"/>
-              <w:rPr>
-                <w:rFonts w:ascii="Tahoma" w:hAnsi="Tahoma" w:cs="Tahoma"/>
-                <w:b w:val="0"/>
-                <w:bCs/>
-                <w:szCs w:val="20"/>
-              </w:rPr>
-            </w:pPr>
-          </w:p>
-        </w:tc>
-      </w:tr>
-      <w:tr>
-        <w:tc>
-          <w:tcPr>
-            <w:tcW w:w="708" w:type="dxa"/>
-          </w:tcPr>
-          <w:p>
-            <w:pPr>
-              <w:numPr>
-                <w:ilvl w:val="0"/>
-                <w:numId w:val="15"/>
-              </w:numPr>
-              <w:spacing w:after="0"/>
-              <w:ind w:left="0" w:firstLine="0"/>
-              <w:jc w:val="both"/>
-              <w:rPr>
-                <w:rFonts w:ascii="Tahoma" w:hAnsi="Tahoma" w:cs="Tahoma"/>
-                <w:b w:val="0"/>
-                <w:bCs/>
-                <w:szCs w:val="20"/>
-              </w:rPr>
-            </w:pPr>
-          </w:p>
-        </w:tc>
-        <w:tc>
-          <w:tcPr>
-            <w:tcW w:w="4962" w:type="dxa"/>
-          </w:tcPr>
-          <w:p>
-            <w:pPr>
-              <w:tabs>
-                <w:tab w:val="left" w:pos="993"/>
-              </w:tabs>
-              <w:spacing w:after="0"/>
-              <w:jc w:val="both"/>
-              <w:rPr>
-                <w:rFonts w:ascii="Tahoma" w:hAnsi="Tahoma" w:cs="Tahoma"/>
-                <w:b w:val="0"/>
-                <w:bCs/>
-                <w:sz w:val="22"/>
-                <w:szCs w:val="22"/>
-              </w:rPr>
-            </w:pPr>
-            <w:proofErr w:type="spellStart"/>
-            <w:r>
-              <w:rPr>
-                <w:rFonts w:ascii="Tahoma" w:hAnsi="Tahoma" w:cs="Tahoma"/>
-                <w:b w:val="0"/>
-                <w:bCs/>
-                <w:sz w:val="22"/>
-                <w:szCs w:val="22"/>
-                <w:u w:val="single"/>
-              </w:rPr>
-              <w:t>Melakukan</w:t>
-            </w:r>
-            <w:proofErr w:type="spellEnd"/>
-            <w:r>
-              <w:rPr>
-                <w:rFonts w:ascii="Tahoma" w:hAnsi="Tahoma" w:cs="Tahoma"/>
-                <w:b w:val="0"/>
-                <w:bCs/>
-                <w:sz w:val="22"/>
-                <w:szCs w:val="22"/>
-                <w:u w:val="single"/>
-              </w:rPr>
-              <w:t xml:space="preserve"> </w:t>
-            </w:r>
-            <w:proofErr w:type="spellStart"/>
-            <w:r>
-              <w:rPr>
-                <w:rFonts w:ascii="Tahoma" w:hAnsi="Tahoma" w:cs="Tahoma"/>
-                <w:b w:val="0"/>
-                <w:bCs/>
-                <w:sz w:val="22"/>
-                <w:szCs w:val="22"/>
-                <w:u w:val="single"/>
-              </w:rPr>
-              <w:t>pemantauan</w:t>
-            </w:r>
-            <w:proofErr w:type="spellEnd"/>
-            <w:r>
-              <w:rPr>
-                <w:rFonts w:ascii="Tahoma" w:hAnsi="Tahoma" w:cs="Tahoma"/>
-                <w:b w:val="0"/>
-                <w:bCs/>
-                <w:sz w:val="22"/>
-                <w:szCs w:val="22"/>
-                <w:u w:val="single"/>
-              </w:rPr>
-              <w:t xml:space="preserve"> dan </w:t>
-            </w:r>
-            <w:proofErr w:type="spellStart"/>
-            <w:r>
-              <w:rPr>
-                <w:rFonts w:ascii="Tahoma" w:hAnsi="Tahoma" w:cs="Tahoma"/>
-                <w:b w:val="0"/>
-                <w:bCs/>
-                <w:sz w:val="22"/>
-                <w:szCs w:val="22"/>
-                <w:u w:val="single"/>
-              </w:rPr>
-              <w:t>pengendalian</w:t>
-            </w:r>
-            <w:proofErr w:type="spellEnd"/>
-            <w:r>
-              <w:rPr>
-                <w:rFonts w:ascii="Tahoma" w:hAnsi="Tahoma" w:cs="Tahoma"/>
-                <w:b w:val="0"/>
-                <w:bCs/>
-                <w:sz w:val="22"/>
-                <w:szCs w:val="22"/>
-                <w:u w:val="single"/>
-              </w:rPr>
-              <w:t xml:space="preserve"> </w:t>
-            </w:r>
-            <w:proofErr w:type="spellStart"/>
-            <w:r>
-              <w:rPr>
-                <w:rFonts w:ascii="Tahoma" w:hAnsi="Tahoma" w:cs="Tahoma"/>
-                <w:b w:val="0"/>
-                <w:bCs/>
-                <w:sz w:val="22"/>
-                <w:szCs w:val="22"/>
-              </w:rPr>
-              <w:t>terkait</w:t>
-            </w:r>
-            <w:proofErr w:type="spellEnd"/>
-            <w:r>
-              <w:rPr>
-                <w:rFonts w:ascii="Tahoma" w:hAnsi="Tahoma" w:cs="Tahoma"/>
-                <w:b w:val="0"/>
-                <w:bCs/>
-                <w:sz w:val="22"/>
-                <w:szCs w:val="22"/>
-              </w:rPr>
-              <w:t xml:space="preserve"> </w:t>
-            </w:r>
-            <w:proofErr w:type="spellStart"/>
-            <w:r>
-              <w:rPr>
-                <w:rFonts w:ascii="Tahoma" w:hAnsi="Tahoma" w:cs="Tahoma"/>
-                <w:b w:val="0"/>
-                <w:bCs/>
-                <w:sz w:val="22"/>
-                <w:szCs w:val="22"/>
-              </w:rPr>
-              <w:t>sistem</w:t>
-            </w:r>
-            <w:proofErr w:type="spellEnd"/>
-            <w:r>
-              <w:rPr>
-                <w:rFonts w:ascii="Tahoma" w:hAnsi="Tahoma" w:cs="Tahoma"/>
-                <w:b w:val="0"/>
-                <w:bCs/>
-                <w:sz w:val="22"/>
-                <w:szCs w:val="22"/>
-              </w:rPr>
-              <w:t xml:space="preserve"> dan </w:t>
-            </w:r>
-            <w:proofErr w:type="spellStart"/>
-            <w:r>
-              <w:rPr>
-                <w:rFonts w:ascii="Tahoma" w:hAnsi="Tahoma" w:cs="Tahoma"/>
-                <w:b w:val="0"/>
-                <w:bCs/>
-                <w:sz w:val="22"/>
-                <w:szCs w:val="22"/>
-              </w:rPr>
-              <w:t>teknologi</w:t>
-            </w:r>
-            <w:proofErr w:type="spellEnd"/>
-            <w:r>
-              <w:rPr>
-                <w:rFonts w:ascii="Tahoma" w:hAnsi="Tahoma" w:cs="Tahoma"/>
-                <w:b w:val="0"/>
-                <w:bCs/>
-                <w:sz w:val="22"/>
-                <w:szCs w:val="22"/>
-              </w:rPr>
-              <w:t xml:space="preserve"> </w:t>
-            </w:r>
-            <w:proofErr w:type="spellStart"/>
-            <w:r>
-              <w:rPr>
-                <w:rFonts w:ascii="Tahoma" w:hAnsi="Tahoma" w:cs="Tahoma"/>
-                <w:b w:val="0"/>
-                <w:bCs/>
-                <w:sz w:val="22"/>
-                <w:szCs w:val="22"/>
-              </w:rPr>
-              <w:t>informasi</w:t>
-            </w:r>
-            <w:proofErr w:type="spellEnd"/>
-            <w:r>
-              <w:rPr>
-                <w:rFonts w:ascii="Tahoma" w:hAnsi="Tahoma" w:cs="Tahoma"/>
-                <w:b w:val="0"/>
-                <w:bCs/>
-                <w:sz w:val="22"/>
-                <w:szCs w:val="22"/>
-              </w:rPr>
-              <w:t>;</w:t>
-            </w:r>
-          </w:p>
-          <w:p>
-            <w:pPr>
-              <w:tabs>
-                <w:tab w:val="left" w:pos="993"/>
-              </w:tabs>
-              <w:spacing w:after="0"/>
-              <w:jc w:val="both"/>
-              <w:rPr>
-                <w:rFonts w:ascii="Tahoma" w:hAnsi="Tahoma" w:cs="Tahoma"/>
-                <w:b w:val="0"/>
-                <w:bCs/>
-                <w:sz w:val="22"/>
-                <w:szCs w:val="22"/>
-              </w:rPr>
-            </w:pPr>
-            <w:proofErr w:type="spellStart"/>
-            <w:r>
-              <w:rPr>
-                <w:rFonts w:ascii="Tahoma" w:hAnsi="Tahoma" w:cs="Tahoma"/>
-                <w:b w:val="0"/>
-                <w:bCs/>
-                <w:sz w:val="22"/>
-                <w:szCs w:val="22"/>
-              </w:rPr>
-              <w:t>Tahapan</w:t>
-            </w:r>
-            <w:proofErr w:type="spellEnd"/>
-            <w:r>
-              <w:rPr>
-                <w:rFonts w:ascii="Tahoma" w:hAnsi="Tahoma" w:cs="Tahoma"/>
-                <w:b w:val="0"/>
-                <w:bCs/>
-                <w:sz w:val="22"/>
-                <w:szCs w:val="22"/>
-              </w:rPr>
-              <w:t>:</w:t>
-            </w:r>
-          </w:p>
-          <w:p>
-            <w:pPr>
-              <w:pStyle w:val="ListParagraph"/>
-              <w:numPr>
-                <w:ilvl w:val="0"/>
-                <w:numId w:val="30"/>
-              </w:numPr>
-              <w:spacing w:after="0" w:line="240" w:lineRule="auto"/>
-              <w:ind w:left="556" w:hanging="556"/>
-              <w:jc w:val="both"/>
-              <w:rPr>
-                <w:rFonts w:ascii="Tahoma" w:hAnsi="Tahoma" w:cs="Tahoma"/>
-                <w:bCs/>
-              </w:rPr>
-            </w:pPr>
-            <w:proofErr w:type="spellStart"/>
-            <w:r>
-              <w:rPr>
-                <w:rFonts w:ascii="Tahoma" w:hAnsi="Tahoma" w:cs="Tahoma"/>
-                <w:bCs/>
-              </w:rPr>
-              <w:t>Me</w:t>
-            </w:r>
-            <w:r>
-              <w:rPr>
-                <w:rFonts w:ascii="Tahoma" w:hAnsi="Tahoma" w:cs="Tahoma"/>
-                <w:bCs/>
-                <w:lang w:val="en-GB"/>
-              </w:rPr>
-              <w:t>rencanakan</w:t>
-            </w:r>
-            <w:proofErr w:type="spellEnd"/>
-            <w:r>
-              <w:rPr>
-                <w:rFonts w:ascii="Tahoma" w:hAnsi="Tahoma" w:cs="Tahoma"/>
-                <w:bCs/>
-                <w:lang w:val="en-GB"/>
-              </w:rPr>
-              <w:t xml:space="preserve"> </w:t>
-            </w:r>
-            <w:proofErr w:type="spellStart"/>
-            <w:r>
-              <w:rPr>
-                <w:rFonts w:ascii="Tahoma" w:hAnsi="Tahoma" w:cs="Tahoma"/>
-                <w:bCs/>
-                <w:lang w:val="en-GB"/>
-              </w:rPr>
-              <w:t>kegiatan</w:t>
-            </w:r>
-            <w:proofErr w:type="spellEnd"/>
-            <w:r>
-              <w:rPr>
-                <w:rFonts w:ascii="Tahoma" w:hAnsi="Tahoma" w:cs="Tahoma"/>
-                <w:bCs/>
-                <w:lang w:val="en-GB"/>
-              </w:rPr>
-              <w:t xml:space="preserve"> </w:t>
-            </w:r>
-            <w:proofErr w:type="spellStart"/>
-            <w:r>
-              <w:rPr>
-                <w:rFonts w:ascii="Tahoma" w:hAnsi="Tahoma" w:cs="Tahoma"/>
-                <w:bCs/>
-                <w:lang w:val="en-GB"/>
-              </w:rPr>
-              <w:t>pemantauan</w:t>
-            </w:r>
-            <w:proofErr w:type="spellEnd"/>
-            <w:r>
-              <w:rPr>
-                <w:rFonts w:ascii="Tahoma" w:hAnsi="Tahoma" w:cs="Tahoma"/>
-                <w:bCs/>
-                <w:lang w:val="en-GB"/>
-              </w:rPr>
-              <w:t xml:space="preserve"> dan </w:t>
-            </w:r>
-            <w:proofErr w:type="spellStart"/>
-            <w:r>
-              <w:rPr>
-                <w:rFonts w:ascii="Tahoma" w:hAnsi="Tahoma" w:cs="Tahoma"/>
-                <w:bCs/>
-                <w:lang w:val="en-GB"/>
-              </w:rPr>
-              <w:t>pengendalian</w:t>
-            </w:r>
-            <w:proofErr w:type="spellEnd"/>
-            <w:r>
-              <w:rPr>
-                <w:rFonts w:ascii="Tahoma" w:hAnsi="Tahoma" w:cs="Tahoma"/>
-                <w:bCs/>
-                <w:lang w:val="en-GB"/>
-              </w:rPr>
-              <w:t xml:space="preserve"> </w:t>
-            </w:r>
-            <w:proofErr w:type="spellStart"/>
-            <w:r>
-              <w:rPr>
-                <w:rFonts w:ascii="Tahoma" w:hAnsi="Tahoma" w:cs="Tahoma"/>
-                <w:bCs/>
-                <w:lang w:val="en-GB"/>
-              </w:rPr>
-              <w:t>terkait</w:t>
-            </w:r>
-            <w:proofErr w:type="spellEnd"/>
-            <w:r>
-              <w:rPr>
-                <w:rFonts w:ascii="Tahoma" w:hAnsi="Tahoma" w:cs="Tahoma"/>
-                <w:bCs/>
-                <w:lang w:val="en-GB"/>
-              </w:rPr>
-              <w:t xml:space="preserve"> </w:t>
-            </w:r>
-            <w:proofErr w:type="spellStart"/>
-            <w:r>
-              <w:rPr>
-                <w:rFonts w:ascii="Tahoma" w:hAnsi="Tahoma" w:cs="Tahoma"/>
-                <w:bCs/>
-                <w:lang w:val="en-GB"/>
-              </w:rPr>
-              <w:t>sistem</w:t>
-            </w:r>
-            <w:proofErr w:type="spellEnd"/>
-            <w:r>
-              <w:rPr>
-                <w:rFonts w:ascii="Tahoma" w:hAnsi="Tahoma" w:cs="Tahoma"/>
-                <w:bCs/>
-                <w:lang w:val="en-GB"/>
-              </w:rPr>
-              <w:t xml:space="preserve"> dan </w:t>
-            </w:r>
-            <w:r>
-              <w:rPr>
-                <w:rFonts w:ascii="Tahoma" w:hAnsi="Tahoma" w:cs="Tahoma"/>
-                <w:bCs/>
-              </w:rPr>
-              <w:t>teknologi informasi</w:t>
-            </w:r>
-          </w:p>
-          <w:p>
-            <w:pPr>
-              <w:pStyle w:val="ListParagraph"/>
-              <w:numPr>
-                <w:ilvl w:val="0"/>
-                <w:numId w:val="30"/>
-              </w:numPr>
-              <w:spacing w:after="0" w:line="240" w:lineRule="auto"/>
-              <w:ind w:left="556" w:hanging="556"/>
-              <w:jc w:val="both"/>
-              <w:rPr>
-                <w:rFonts w:ascii="Tahoma" w:hAnsi="Tahoma" w:cs="Tahoma"/>
-                <w:bCs/>
-              </w:rPr>
-            </w:pPr>
-            <w:proofErr w:type="spellStart"/>
-            <w:r>
-              <w:rPr>
-                <w:rFonts w:ascii="Tahoma" w:hAnsi="Tahoma" w:cs="Tahoma"/>
-                <w:bCs/>
-              </w:rPr>
-              <w:t>Me</w:t>
-            </w:r>
-            <w:r>
-              <w:rPr>
-                <w:rFonts w:ascii="Tahoma" w:hAnsi="Tahoma" w:cs="Tahoma"/>
-                <w:bCs/>
-                <w:lang w:val="en-GB"/>
-              </w:rPr>
-              <w:t>lakukan</w:t>
-            </w:r>
-            <w:proofErr w:type="spellEnd"/>
-            <w:r>
-              <w:rPr>
-                <w:rFonts w:ascii="Tahoma" w:hAnsi="Tahoma" w:cs="Tahoma"/>
-                <w:bCs/>
-                <w:lang w:val="en-GB"/>
-              </w:rPr>
-              <w:t xml:space="preserve"> </w:t>
-            </w:r>
-            <w:proofErr w:type="spellStart"/>
-            <w:r>
-              <w:rPr>
-                <w:rFonts w:ascii="Tahoma" w:hAnsi="Tahoma" w:cs="Tahoma"/>
-                <w:bCs/>
-                <w:lang w:val="en-GB"/>
-              </w:rPr>
-              <w:t>kegiatan</w:t>
-            </w:r>
-            <w:proofErr w:type="spellEnd"/>
-            <w:r>
-              <w:rPr>
-                <w:rFonts w:ascii="Tahoma" w:hAnsi="Tahoma" w:cs="Tahoma"/>
-                <w:bCs/>
-                <w:lang w:val="en-GB"/>
-              </w:rPr>
-              <w:t xml:space="preserve"> </w:t>
-            </w:r>
-            <w:proofErr w:type="spellStart"/>
-            <w:r>
-              <w:rPr>
-                <w:rFonts w:ascii="Tahoma" w:hAnsi="Tahoma" w:cs="Tahoma"/>
-                <w:bCs/>
-                <w:lang w:val="en-GB"/>
-              </w:rPr>
-              <w:t>pemantauan</w:t>
-            </w:r>
-            <w:proofErr w:type="spellEnd"/>
-            <w:r>
-              <w:rPr>
-                <w:rFonts w:ascii="Tahoma" w:hAnsi="Tahoma" w:cs="Tahoma"/>
-                <w:bCs/>
-                <w:lang w:val="en-GB"/>
-              </w:rPr>
-              <w:t xml:space="preserve"> dan </w:t>
-            </w:r>
-            <w:proofErr w:type="spellStart"/>
-            <w:r>
-              <w:rPr>
-                <w:rFonts w:ascii="Tahoma" w:hAnsi="Tahoma" w:cs="Tahoma"/>
-                <w:bCs/>
-                <w:lang w:val="en-GB"/>
-              </w:rPr>
-              <w:t>pengendalian</w:t>
-            </w:r>
-            <w:proofErr w:type="spellEnd"/>
-            <w:r>
-              <w:rPr>
-                <w:rFonts w:ascii="Tahoma" w:hAnsi="Tahoma" w:cs="Tahoma"/>
-                <w:bCs/>
-                <w:lang w:val="en-GB"/>
-              </w:rPr>
-              <w:t xml:space="preserve"> </w:t>
-            </w:r>
-            <w:proofErr w:type="spellStart"/>
-            <w:r>
-              <w:rPr>
-                <w:rFonts w:ascii="Tahoma" w:hAnsi="Tahoma" w:cs="Tahoma"/>
-                <w:bCs/>
-                <w:lang w:val="en-GB"/>
-              </w:rPr>
-              <w:t>terkait</w:t>
-            </w:r>
-            <w:proofErr w:type="spellEnd"/>
-            <w:r>
-              <w:rPr>
-                <w:rFonts w:ascii="Tahoma" w:hAnsi="Tahoma" w:cs="Tahoma"/>
-                <w:bCs/>
-                <w:lang w:val="en-GB"/>
-              </w:rPr>
-              <w:t xml:space="preserve"> </w:t>
-            </w:r>
-            <w:proofErr w:type="spellStart"/>
-            <w:r>
-              <w:rPr>
-                <w:rFonts w:ascii="Tahoma" w:hAnsi="Tahoma" w:cs="Tahoma"/>
-                <w:bCs/>
-                <w:lang w:val="en-GB"/>
-              </w:rPr>
-              <w:t>sistem</w:t>
-            </w:r>
-            <w:proofErr w:type="spellEnd"/>
-            <w:r>
-              <w:rPr>
-                <w:rFonts w:ascii="Tahoma" w:hAnsi="Tahoma" w:cs="Tahoma"/>
-                <w:bCs/>
-                <w:lang w:val="en-GB"/>
-              </w:rPr>
-              <w:t xml:space="preserve"> dan </w:t>
-            </w:r>
-            <w:r>
-              <w:rPr>
-                <w:rFonts w:ascii="Tahoma" w:hAnsi="Tahoma" w:cs="Tahoma"/>
-                <w:bCs/>
-              </w:rPr>
-              <w:t>teknologi informasi</w:t>
-            </w:r>
-          </w:p>
-          <w:p>
-            <w:pPr>
-              <w:pStyle w:val="ListParagraph"/>
-              <w:numPr>
-                <w:ilvl w:val="0"/>
-                <w:numId w:val="30"/>
-              </w:numPr>
-              <w:spacing w:after="0" w:line="240" w:lineRule="auto"/>
-              <w:ind w:left="556" w:hanging="556"/>
-              <w:jc w:val="both"/>
-              <w:rPr>
-                <w:rFonts w:ascii="Tahoma" w:hAnsi="Tahoma" w:cs="Tahoma"/>
-                <w:bCs/>
-              </w:rPr>
-            </w:pPr>
-            <w:r>
-              <w:rPr>
-                <w:rFonts w:ascii="Tahoma" w:hAnsi="Tahoma" w:cs="Tahoma"/>
-                <w:bCs/>
-              </w:rPr>
-              <w:lastRenderedPageBreak/>
-              <w:t xml:space="preserve">Menyampaikan </w:t>
-            </w:r>
-            <w:proofErr w:type="spellStart"/>
-            <w:r>
-              <w:rPr>
-                <w:rFonts w:ascii="Tahoma" w:hAnsi="Tahoma" w:cs="Tahoma"/>
-                <w:bCs/>
-                <w:lang w:val="en-GB"/>
-              </w:rPr>
-              <w:t>laporan</w:t>
-            </w:r>
-            <w:proofErr w:type="spellEnd"/>
-            <w:r>
-              <w:rPr>
-                <w:rFonts w:ascii="Tahoma" w:hAnsi="Tahoma" w:cs="Tahoma"/>
-                <w:bCs/>
-              </w:rPr>
-              <w:t xml:space="preserve"> </w:t>
-            </w:r>
-            <w:proofErr w:type="spellStart"/>
-            <w:r>
-              <w:rPr>
-                <w:rFonts w:ascii="Tahoma" w:hAnsi="Tahoma" w:cs="Tahoma"/>
-                <w:bCs/>
-                <w:lang w:val="en-GB"/>
-              </w:rPr>
-              <w:t>hasil</w:t>
-            </w:r>
-            <w:proofErr w:type="spellEnd"/>
-            <w:r>
-              <w:rPr>
-                <w:rFonts w:ascii="Tahoma" w:hAnsi="Tahoma" w:cs="Tahoma"/>
-                <w:bCs/>
-                <w:lang w:val="en-GB"/>
-              </w:rPr>
-              <w:t xml:space="preserve"> </w:t>
-            </w:r>
-            <w:proofErr w:type="spellStart"/>
-            <w:r>
-              <w:rPr>
-                <w:rFonts w:ascii="Tahoma" w:hAnsi="Tahoma" w:cs="Tahoma"/>
-                <w:bCs/>
-                <w:lang w:val="en-GB"/>
-              </w:rPr>
-              <w:t>pemantauan</w:t>
-            </w:r>
-            <w:proofErr w:type="spellEnd"/>
-            <w:r>
-              <w:rPr>
-                <w:rFonts w:ascii="Tahoma" w:hAnsi="Tahoma" w:cs="Tahoma"/>
-                <w:bCs/>
-                <w:lang w:val="en-GB"/>
-              </w:rPr>
-              <w:t xml:space="preserve"> dan </w:t>
-            </w:r>
-            <w:proofErr w:type="spellStart"/>
-            <w:r>
-              <w:rPr>
-                <w:rFonts w:ascii="Tahoma" w:hAnsi="Tahoma" w:cs="Tahoma"/>
-                <w:bCs/>
-                <w:lang w:val="en-GB"/>
-              </w:rPr>
-              <w:t>pengendalian</w:t>
-            </w:r>
-            <w:proofErr w:type="spellEnd"/>
-            <w:r>
-              <w:rPr>
-                <w:rFonts w:ascii="Tahoma" w:hAnsi="Tahoma" w:cs="Tahoma"/>
-                <w:bCs/>
-                <w:lang w:val="en-GB"/>
-              </w:rPr>
-              <w:t xml:space="preserve"> </w:t>
-            </w:r>
-            <w:proofErr w:type="spellStart"/>
-            <w:r>
-              <w:rPr>
-                <w:rFonts w:ascii="Tahoma" w:hAnsi="Tahoma" w:cs="Tahoma"/>
-                <w:bCs/>
-                <w:lang w:val="en-GB"/>
-              </w:rPr>
-              <w:t>terkait</w:t>
-            </w:r>
-            <w:proofErr w:type="spellEnd"/>
-            <w:r>
-              <w:rPr>
-                <w:rFonts w:ascii="Tahoma" w:hAnsi="Tahoma" w:cs="Tahoma"/>
-                <w:bCs/>
-                <w:lang w:val="en-GB"/>
-              </w:rPr>
-              <w:t xml:space="preserve"> </w:t>
-            </w:r>
-            <w:proofErr w:type="spellStart"/>
-            <w:r>
-              <w:rPr>
-                <w:rFonts w:ascii="Tahoma" w:hAnsi="Tahoma" w:cs="Tahoma"/>
-                <w:bCs/>
-                <w:lang w:val="en-GB"/>
-              </w:rPr>
-              <w:t>sistem</w:t>
-            </w:r>
-            <w:proofErr w:type="spellEnd"/>
-            <w:r>
-              <w:rPr>
-                <w:rFonts w:ascii="Tahoma" w:hAnsi="Tahoma" w:cs="Tahoma"/>
-                <w:bCs/>
-                <w:lang w:val="en-GB"/>
-              </w:rPr>
-              <w:t xml:space="preserve"> dan </w:t>
-            </w:r>
-            <w:r>
-              <w:rPr>
-                <w:rFonts w:ascii="Tahoma" w:hAnsi="Tahoma" w:cs="Tahoma"/>
-                <w:bCs/>
-              </w:rPr>
-              <w:t>teknologi informasi</w:t>
-            </w:r>
-            <w:r>
-              <w:rPr>
-                <w:rFonts w:ascii="Tahoma" w:hAnsi="Tahoma" w:cs="Tahoma"/>
-                <w:bCs/>
-                <w:lang w:val="en-GB"/>
-              </w:rPr>
-              <w:t xml:space="preserve"> </w:t>
-            </w:r>
-            <w:proofErr w:type="spellStart"/>
-            <w:r>
-              <w:rPr>
-                <w:rFonts w:ascii="Tahoma" w:hAnsi="Tahoma" w:cs="Tahoma"/>
-                <w:bCs/>
-                <w:lang w:val="en-GB"/>
-              </w:rPr>
-              <w:t>kepada</w:t>
-            </w:r>
-            <w:proofErr w:type="spellEnd"/>
-            <w:r>
-              <w:rPr>
-                <w:rFonts w:ascii="Tahoma" w:hAnsi="Tahoma" w:cs="Tahoma"/>
-                <w:bCs/>
-                <w:lang w:val="en-GB"/>
-              </w:rPr>
-              <w:t xml:space="preserve"> </w:t>
-            </w:r>
-            <w:proofErr w:type="spellStart"/>
-            <w:r>
-              <w:rPr>
-                <w:rFonts w:ascii="Tahoma" w:hAnsi="Tahoma" w:cs="Tahoma"/>
-                <w:bCs/>
-                <w:lang w:val="en-GB"/>
-              </w:rPr>
-              <w:t>atasan</w:t>
-            </w:r>
-            <w:proofErr w:type="spellEnd"/>
-          </w:p>
-        </w:tc>
-        <w:tc>
-          <w:tcPr>
-            <w:tcW w:w="3279" w:type="dxa"/>
-          </w:tcPr>
-          <w:p>
-            <w:pPr>
-              <w:spacing w:after="0"/>
-              <w:jc w:val="both"/>
-              <w:rPr>
-                <w:rFonts w:ascii="Tahoma" w:hAnsi="Tahoma" w:cs="Tahoma"/>
-                <w:b w:val="0"/>
-                <w:bCs/>
-                <w:color w:val="auto"/>
-                <w:sz w:val="22"/>
-                <w:szCs w:val="22"/>
-                <w:lang w:val="en-GB"/>
-              </w:rPr>
-            </w:pPr>
-            <w:proofErr w:type="spellStart"/>
-            <w:r>
-              <w:rPr>
-                <w:rFonts w:ascii="Tahoma" w:hAnsi="Tahoma" w:cs="Tahoma"/>
-                <w:b w:val="0"/>
-                <w:bCs/>
-                <w:color w:val="auto"/>
-                <w:sz w:val="22"/>
-                <w:szCs w:val="22"/>
-                <w:lang w:val="en-GB"/>
-              </w:rPr>
-              <w:lastRenderedPageBreak/>
-              <w:t>Laporan</w:t>
-            </w:r>
-            <w:proofErr w:type="spellEnd"/>
-            <w:r>
-              <w:rPr>
-                <w:rFonts w:ascii="Tahoma" w:hAnsi="Tahoma" w:cs="Tahoma"/>
-                <w:b w:val="0"/>
-                <w:bCs/>
-                <w:color w:val="auto"/>
-                <w:sz w:val="22"/>
-                <w:szCs w:val="22"/>
-                <w:lang w:val="en-GB"/>
-              </w:rPr>
-              <w:t xml:space="preserve"> </w:t>
-            </w:r>
-            <w:proofErr w:type="spellStart"/>
-            <w:r>
-              <w:rPr>
-                <w:rFonts w:ascii="Tahoma" w:hAnsi="Tahoma" w:cs="Tahoma"/>
-                <w:b w:val="0"/>
-                <w:bCs/>
-                <w:color w:val="auto"/>
-                <w:sz w:val="22"/>
-                <w:szCs w:val="22"/>
-                <w:lang w:val="en-GB"/>
-              </w:rPr>
-              <w:t>hasil</w:t>
-            </w:r>
-            <w:proofErr w:type="spellEnd"/>
-            <w:r>
-              <w:rPr>
-                <w:rFonts w:ascii="Tahoma" w:hAnsi="Tahoma" w:cs="Tahoma"/>
-                <w:b w:val="0"/>
-                <w:bCs/>
-                <w:color w:val="auto"/>
-                <w:sz w:val="22"/>
-                <w:szCs w:val="22"/>
-                <w:lang w:val="en-GB"/>
-              </w:rPr>
-              <w:t xml:space="preserve"> </w:t>
-            </w:r>
-            <w:proofErr w:type="spellStart"/>
-            <w:r>
-              <w:rPr>
-                <w:rFonts w:ascii="Tahoma" w:hAnsi="Tahoma" w:cs="Tahoma"/>
-                <w:b w:val="0"/>
-                <w:bCs/>
-                <w:color w:val="auto"/>
-                <w:sz w:val="22"/>
-                <w:szCs w:val="22"/>
-                <w:lang w:val="en-GB"/>
-              </w:rPr>
-              <w:t>kegiatan</w:t>
-            </w:r>
-            <w:proofErr w:type="spellEnd"/>
-            <w:r>
-              <w:rPr>
-                <w:rFonts w:ascii="Tahoma" w:hAnsi="Tahoma" w:cs="Tahoma"/>
-                <w:b w:val="0"/>
-                <w:bCs/>
-                <w:color w:val="auto"/>
-                <w:sz w:val="22"/>
-                <w:szCs w:val="22"/>
-                <w:lang w:val="en-GB"/>
-              </w:rPr>
-              <w:t xml:space="preserve"> </w:t>
-            </w:r>
-            <w:proofErr w:type="spellStart"/>
-            <w:r>
-              <w:rPr>
-                <w:rFonts w:ascii="Tahoma" w:hAnsi="Tahoma" w:cs="Tahoma"/>
-                <w:b w:val="0"/>
-                <w:bCs/>
-                <w:color w:val="auto"/>
-                <w:sz w:val="22"/>
-                <w:szCs w:val="22"/>
-                <w:lang w:val="en-GB"/>
-              </w:rPr>
-              <w:t>pemantauan</w:t>
-            </w:r>
-            <w:proofErr w:type="spellEnd"/>
-            <w:r>
-              <w:rPr>
-                <w:rFonts w:ascii="Tahoma" w:hAnsi="Tahoma" w:cs="Tahoma"/>
-                <w:b w:val="0"/>
-                <w:bCs/>
-                <w:color w:val="auto"/>
-                <w:sz w:val="22"/>
-                <w:szCs w:val="22"/>
-                <w:lang w:val="en-GB"/>
-              </w:rPr>
-              <w:t xml:space="preserve"> dan </w:t>
-            </w:r>
-            <w:proofErr w:type="spellStart"/>
-            <w:r>
-              <w:rPr>
-                <w:rFonts w:ascii="Tahoma" w:hAnsi="Tahoma" w:cs="Tahoma"/>
-                <w:b w:val="0"/>
-                <w:bCs/>
-                <w:color w:val="auto"/>
-                <w:sz w:val="22"/>
-                <w:szCs w:val="22"/>
-                <w:lang w:val="en-GB"/>
-              </w:rPr>
-              <w:t>pengendalian</w:t>
-            </w:r>
-            <w:proofErr w:type="spellEnd"/>
-          </w:p>
-        </w:tc>
-        <w:tc>
-          <w:tcPr>
-            <w:tcW w:w="1177" w:type="dxa"/>
-          </w:tcPr>
-          <w:p>
-            <w:pPr>
-              <w:spacing w:after="0"/>
-              <w:rPr>
-                <w:rFonts w:ascii="Tahoma" w:hAnsi="Tahoma" w:cs="Tahoma"/>
-                <w:b w:val="0"/>
-                <w:bCs/>
-                <w:color w:val="FF0000"/>
-                <w:szCs w:val="20"/>
-                <w:lang w:val="id-ID"/>
-              </w:rPr>
-            </w:pPr>
-          </w:p>
-        </w:tc>
-        <w:tc>
-          <w:tcPr>
-            <w:tcW w:w="1771" w:type="dxa"/>
-          </w:tcPr>
-          <w:p>
-            <w:pPr>
-              <w:pStyle w:val="NormalWeb"/>
-              <w:spacing w:beforeLines="0" w:afterLines="0" w:after="0"/>
-              <w:rPr>
-                <w:rFonts w:ascii="Tahoma" w:hAnsi="Tahoma" w:cs="Tahoma"/>
-                <w:bCs/>
-                <w:color w:val="FF0000"/>
-              </w:rPr>
-            </w:pPr>
-          </w:p>
-        </w:tc>
-        <w:tc>
-          <w:tcPr>
-            <w:tcW w:w="1186" w:type="dxa"/>
-          </w:tcPr>
-          <w:p>
-            <w:pPr>
-              <w:spacing w:after="0"/>
-              <w:jc w:val="both"/>
-              <w:rPr>
-                <w:rFonts w:ascii="Tahoma" w:hAnsi="Tahoma" w:cs="Tahoma"/>
-                <w:b w:val="0"/>
-                <w:bCs/>
-                <w:szCs w:val="20"/>
-              </w:rPr>
-            </w:pPr>
-          </w:p>
-        </w:tc>
-        <w:tc>
-          <w:tcPr>
-            <w:tcW w:w="1478" w:type="dxa"/>
-          </w:tcPr>
-          <w:p>
-            <w:pPr>
-              <w:spacing w:after="0"/>
-              <w:jc w:val="both"/>
-              <w:rPr>
-                <w:rFonts w:ascii="Tahoma" w:hAnsi="Tahoma" w:cs="Tahoma"/>
-                <w:b w:val="0"/>
-                <w:bCs/>
-                <w:szCs w:val="20"/>
-              </w:rPr>
-            </w:pPr>
-          </w:p>
-        </w:tc>
-      </w:tr>
-      <w:tr>
-        <w:tc>
-          <w:tcPr>
-            <w:tcW w:w="708" w:type="dxa"/>
-          </w:tcPr>
-          <w:p>
-            <w:pPr>
-              <w:numPr>
-                <w:ilvl w:val="0"/>
-                <w:numId w:val="15"/>
-              </w:numPr>
-              <w:spacing w:after="0"/>
-              <w:ind w:left="0" w:firstLine="0"/>
-              <w:jc w:val="both"/>
-              <w:rPr>
-                <w:rFonts w:ascii="Tahoma" w:hAnsi="Tahoma" w:cs="Tahoma"/>
-                <w:b w:val="0"/>
-                <w:bCs/>
-                <w:szCs w:val="20"/>
-              </w:rPr>
-            </w:pPr>
-          </w:p>
-        </w:tc>
-        <w:tc>
-          <w:tcPr>
-            <w:tcW w:w="4962" w:type="dxa"/>
-          </w:tcPr>
-          <w:p>
-            <w:pPr>
-              <w:tabs>
-                <w:tab w:val="left" w:pos="993"/>
-              </w:tabs>
-              <w:spacing w:after="0"/>
-              <w:jc w:val="both"/>
-              <w:rPr>
-                <w:rFonts w:ascii="Tahoma" w:hAnsi="Tahoma" w:cs="Tahoma"/>
-                <w:b w:val="0"/>
-                <w:bCs/>
-                <w:sz w:val="22"/>
-                <w:szCs w:val="22"/>
-                <w:u w:val="single"/>
-              </w:rPr>
-            </w:pPr>
-            <w:r>
-              <w:rPr>
-                <w:rFonts w:ascii="Tahoma" w:hAnsi="Tahoma" w:cs="Tahoma"/>
-                <w:b w:val="0"/>
-                <w:bCs/>
-                <w:sz w:val="22"/>
-                <w:szCs w:val="22"/>
-                <w:u w:val="single"/>
-                <w:lang w:val="id-ID"/>
-              </w:rPr>
-              <w:t>Menyiapkan rapat dan menyusun notulensi rapat sesuai jadwal dan disposisi atasan</w:t>
-            </w:r>
-            <w:r>
-              <w:rPr>
-                <w:rFonts w:ascii="Tahoma" w:hAnsi="Tahoma" w:cs="Tahoma"/>
-                <w:b w:val="0"/>
-                <w:bCs/>
-                <w:sz w:val="22"/>
-                <w:szCs w:val="22"/>
-                <w:lang w:val="id-ID"/>
-              </w:rPr>
-              <w:t xml:space="preserve"> sebagai dukungan  administrasi dalam kegiatan unit kerja agar pelaksanaan tugas berjalan optimal</w:t>
-            </w:r>
-          </w:p>
-        </w:tc>
-        <w:tc>
-          <w:tcPr>
-            <w:tcW w:w="3279" w:type="dxa"/>
-          </w:tcPr>
-          <w:p>
-            <w:pPr>
-              <w:spacing w:after="0"/>
-              <w:jc w:val="both"/>
-              <w:rPr>
-                <w:rFonts w:ascii="Tahoma" w:hAnsi="Tahoma" w:cs="Tahoma"/>
-                <w:b w:val="0"/>
-                <w:bCs/>
-                <w:color w:val="auto"/>
-                <w:sz w:val="22"/>
-                <w:szCs w:val="22"/>
-                <w:lang w:val="id-ID"/>
-              </w:rPr>
-            </w:pPr>
-            <w:r>
-              <w:rPr>
-                <w:rFonts w:ascii="Tahoma" w:hAnsi="Tahoma" w:cs="Tahoma"/>
-                <w:b w:val="0"/>
-                <w:bCs/>
-                <w:color w:val="auto"/>
-                <w:sz w:val="22"/>
-                <w:szCs w:val="22"/>
-                <w:lang w:val="id-ID"/>
-              </w:rPr>
-              <w:t xml:space="preserve">Notulensi </w:t>
-            </w:r>
-            <w:r>
-              <w:rPr>
-                <w:rFonts w:ascii="Tahoma" w:hAnsi="Tahoma" w:cs="Tahoma"/>
-                <w:b w:val="0"/>
-                <w:bCs/>
-                <w:color w:val="auto"/>
-                <w:sz w:val="22"/>
-                <w:szCs w:val="22"/>
-                <w:lang w:val="en-GB"/>
-              </w:rPr>
-              <w:t>r</w:t>
-            </w:r>
-            <w:r>
-              <w:rPr>
-                <w:rFonts w:ascii="Tahoma" w:hAnsi="Tahoma" w:cs="Tahoma"/>
-                <w:b w:val="0"/>
-                <w:bCs/>
-                <w:color w:val="auto"/>
-                <w:sz w:val="22"/>
-                <w:szCs w:val="22"/>
-                <w:lang w:val="id-ID"/>
-              </w:rPr>
-              <w:t>apat</w:t>
-            </w:r>
-          </w:p>
-        </w:tc>
-        <w:tc>
-          <w:tcPr>
-            <w:tcW w:w="1177" w:type="dxa"/>
-          </w:tcPr>
-          <w:p>
-            <w:pPr>
-              <w:spacing w:after="0"/>
-              <w:rPr>
-                <w:rFonts w:ascii="Tahoma" w:hAnsi="Tahoma" w:cs="Tahoma"/>
-                <w:b w:val="0"/>
-                <w:bCs/>
-                <w:color w:val="FF0000"/>
-                <w:szCs w:val="20"/>
-                <w:lang w:val="id-ID"/>
-              </w:rPr>
-            </w:pPr>
-          </w:p>
-        </w:tc>
-        <w:tc>
-          <w:tcPr>
-            <w:tcW w:w="1771" w:type="dxa"/>
-          </w:tcPr>
-          <w:p>
-            <w:pPr>
-              <w:pStyle w:val="NormalWeb"/>
-              <w:spacing w:beforeLines="0" w:afterLines="0" w:after="0"/>
-              <w:rPr>
-                <w:rFonts w:ascii="Tahoma" w:hAnsi="Tahoma" w:cs="Tahoma"/>
-                <w:bCs/>
-                <w:color w:val="FF0000"/>
-              </w:rPr>
-            </w:pPr>
-          </w:p>
-        </w:tc>
-        <w:tc>
-          <w:tcPr>
-            <w:tcW w:w="1186" w:type="dxa"/>
-          </w:tcPr>
-          <w:p>
-            <w:pPr>
-              <w:spacing w:after="0"/>
-              <w:jc w:val="both"/>
-              <w:rPr>
-                <w:rFonts w:ascii="Tahoma" w:hAnsi="Tahoma" w:cs="Tahoma"/>
-                <w:b w:val="0"/>
-                <w:bCs/>
-                <w:szCs w:val="20"/>
-              </w:rPr>
-            </w:pPr>
-          </w:p>
-        </w:tc>
-        <w:tc>
-          <w:tcPr>
-            <w:tcW w:w="1478" w:type="dxa"/>
-          </w:tcPr>
-          <w:p>
-            <w:pPr>
-              <w:spacing w:after="0"/>
-              <w:jc w:val="both"/>
-              <w:rPr>
-                <w:rFonts w:ascii="Tahoma" w:hAnsi="Tahoma" w:cs="Tahoma"/>
-                <w:b w:val="0"/>
-                <w:bCs/>
-                <w:szCs w:val="20"/>
-              </w:rPr>
-            </w:pPr>
-          </w:p>
-        </w:tc>
-      </w:tr>
-      <w:tr>
-        <w:tc>
-          <w:tcPr>
-            <w:tcW w:w="708" w:type="dxa"/>
-          </w:tcPr>
-          <w:p>
-            <w:pPr>
-              <w:numPr>
-                <w:ilvl w:val="0"/>
-                <w:numId w:val="15"/>
-              </w:numPr>
-              <w:spacing w:after="0"/>
-              <w:ind w:left="0" w:firstLine="0"/>
-              <w:jc w:val="both"/>
-              <w:rPr>
-                <w:rFonts w:ascii="Tahoma" w:hAnsi="Tahoma" w:cs="Tahoma"/>
-                <w:b w:val="0"/>
-                <w:bCs/>
-                <w:szCs w:val="20"/>
-              </w:rPr>
-            </w:pPr>
-          </w:p>
-        </w:tc>
-        <w:tc>
-          <w:tcPr>
-            <w:tcW w:w="4962" w:type="dxa"/>
-          </w:tcPr>
-          <w:p>
-            <w:pPr>
-              <w:pStyle w:val="ListParagraph"/>
-              <w:tabs>
-                <w:tab w:val="left" w:pos="993"/>
-              </w:tabs>
-              <w:spacing w:before="2" w:after="2" w:line="240" w:lineRule="auto"/>
-              <w:ind w:left="0"/>
-              <w:contextualSpacing w:val="0"/>
-              <w:jc w:val="both"/>
-              <w:rPr>
-                <w:rFonts w:ascii="Tahoma" w:hAnsi="Tahoma" w:cs="Tahoma"/>
-                <w:bCs/>
-              </w:rPr>
-            </w:pPr>
-            <w:r>
-              <w:rPr>
-                <w:rFonts w:ascii="Tahoma" w:hAnsi="Tahoma" w:cs="Tahoma"/>
-                <w:bCs/>
-                <w:u w:val="single"/>
-                <w:lang w:val="sv-SE"/>
-              </w:rPr>
-              <w:t>Membuat laporan pelaksanaan tugas kegiatan</w:t>
-            </w:r>
-            <w:r>
-              <w:rPr>
-                <w:rFonts w:ascii="Tahoma" w:hAnsi="Tahoma" w:cs="Tahoma"/>
-                <w:bCs/>
-                <w:lang w:val="sv-SE"/>
-              </w:rPr>
-              <w:t xml:space="preserve"> sesuai dengan prosedur kerja dan peraturan sebagai laporan pertanggungjawaban dan bahan evaluasi untuk penyusunan rencana kegiatan yang akan datang;</w:t>
-            </w:r>
-          </w:p>
-          <w:p>
-            <w:pPr>
-              <w:pStyle w:val="ListParagraph"/>
-              <w:tabs>
-                <w:tab w:val="left" w:pos="993"/>
-              </w:tabs>
-              <w:spacing w:before="2" w:after="2" w:line="240" w:lineRule="auto"/>
-              <w:ind w:left="0"/>
-              <w:contextualSpacing w:val="0"/>
-              <w:jc w:val="both"/>
-              <w:rPr>
-                <w:rFonts w:ascii="Tahoma" w:hAnsi="Tahoma" w:cs="Tahoma"/>
-                <w:bCs/>
-              </w:rPr>
-            </w:pPr>
-            <w:proofErr w:type="spellStart"/>
-            <w:r>
-              <w:rPr>
-                <w:rFonts w:ascii="Tahoma" w:hAnsi="Tahoma" w:cs="Tahoma"/>
-                <w:bCs/>
-                <w:lang w:val="en-US"/>
-              </w:rPr>
-              <w:t>Tahapan</w:t>
-            </w:r>
-            <w:proofErr w:type="spellEnd"/>
-            <w:r>
-              <w:rPr>
-                <w:rFonts w:ascii="Tahoma" w:hAnsi="Tahoma" w:cs="Tahoma"/>
-                <w:bCs/>
-                <w:lang w:val="en-US"/>
-              </w:rPr>
-              <w:t>:</w:t>
-            </w:r>
-          </w:p>
-          <w:p>
-            <w:pPr>
-              <w:pStyle w:val="ListParagraph"/>
-              <w:numPr>
-                <w:ilvl w:val="0"/>
-                <w:numId w:val="23"/>
-              </w:numPr>
-              <w:spacing w:before="2" w:after="2" w:line="240" w:lineRule="auto"/>
-              <w:ind w:left="557" w:hanging="567"/>
-              <w:contextualSpacing w:val="0"/>
-              <w:jc w:val="both"/>
-              <w:rPr>
-                <w:rFonts w:ascii="Tahoma" w:hAnsi="Tahoma" w:cs="Tahoma"/>
-                <w:bCs/>
-                <w:lang w:eastAsia="id-ID"/>
-              </w:rPr>
-            </w:pPr>
-            <w:proofErr w:type="spellStart"/>
-            <w:r>
-              <w:rPr>
-                <w:rFonts w:ascii="Tahoma" w:hAnsi="Tahoma" w:cs="Tahoma"/>
-                <w:bCs/>
-                <w:lang w:val="en-US" w:eastAsia="id-ID"/>
-              </w:rPr>
-              <w:t>Mengidentifikasi</w:t>
-            </w:r>
-            <w:proofErr w:type="spellEnd"/>
-            <w:r>
-              <w:rPr>
-                <w:rFonts w:ascii="Tahoma" w:hAnsi="Tahoma" w:cs="Tahoma"/>
-                <w:bCs/>
-                <w:lang w:val="en-US" w:eastAsia="id-ID"/>
-              </w:rPr>
-              <w:t xml:space="preserve"> </w:t>
-            </w:r>
-            <w:proofErr w:type="spellStart"/>
-            <w:r>
-              <w:rPr>
-                <w:rFonts w:ascii="Tahoma" w:hAnsi="Tahoma" w:cs="Tahoma"/>
-                <w:bCs/>
-                <w:lang w:val="en-US" w:eastAsia="id-ID"/>
-              </w:rPr>
-              <w:t>pelaksanaan</w:t>
-            </w:r>
-            <w:proofErr w:type="spellEnd"/>
-            <w:r>
-              <w:rPr>
-                <w:rFonts w:ascii="Tahoma" w:hAnsi="Tahoma" w:cs="Tahoma"/>
-                <w:bCs/>
-                <w:lang w:val="en-US" w:eastAsia="id-ID"/>
-              </w:rPr>
-              <w:t xml:space="preserve"> </w:t>
-            </w:r>
-            <w:proofErr w:type="spellStart"/>
-            <w:r>
-              <w:rPr>
-                <w:rFonts w:ascii="Tahoma" w:hAnsi="Tahoma" w:cs="Tahoma"/>
-                <w:bCs/>
-                <w:lang w:val="en-US" w:eastAsia="id-ID"/>
-              </w:rPr>
-              <w:t>tugas</w:t>
-            </w:r>
-            <w:proofErr w:type="spellEnd"/>
-            <w:r>
-              <w:rPr>
-                <w:rFonts w:ascii="Tahoma" w:hAnsi="Tahoma" w:cs="Tahoma"/>
-                <w:bCs/>
-                <w:lang w:val="en-US" w:eastAsia="id-ID"/>
-              </w:rPr>
-              <w:t xml:space="preserve"> yang </w:t>
-            </w:r>
-            <w:proofErr w:type="spellStart"/>
-            <w:r>
-              <w:rPr>
-                <w:rFonts w:ascii="Tahoma" w:hAnsi="Tahoma" w:cs="Tahoma"/>
-                <w:bCs/>
-                <w:lang w:val="en-US" w:eastAsia="id-ID"/>
-              </w:rPr>
-              <w:t>telah</w:t>
-            </w:r>
-            <w:proofErr w:type="spellEnd"/>
-            <w:r>
-              <w:rPr>
-                <w:rFonts w:ascii="Tahoma" w:hAnsi="Tahoma" w:cs="Tahoma"/>
-                <w:bCs/>
-                <w:lang w:val="en-US" w:eastAsia="id-ID"/>
-              </w:rPr>
-              <w:t xml:space="preserve"> </w:t>
-            </w:r>
-            <w:proofErr w:type="spellStart"/>
-            <w:r>
-              <w:rPr>
-                <w:rFonts w:ascii="Tahoma" w:hAnsi="Tahoma" w:cs="Tahoma"/>
-                <w:bCs/>
-                <w:lang w:val="en-US" w:eastAsia="id-ID"/>
-              </w:rPr>
-              <w:t>dilaksanakan</w:t>
-            </w:r>
-            <w:proofErr w:type="spellEnd"/>
-          </w:p>
-          <w:p>
-            <w:pPr>
-              <w:pStyle w:val="ListParagraph"/>
-              <w:numPr>
-                <w:ilvl w:val="0"/>
-                <w:numId w:val="23"/>
-              </w:numPr>
-              <w:spacing w:before="2" w:after="2" w:line="240" w:lineRule="auto"/>
-              <w:ind w:left="557" w:hanging="567"/>
-              <w:contextualSpacing w:val="0"/>
-              <w:jc w:val="both"/>
-              <w:rPr>
-                <w:rFonts w:ascii="Tahoma" w:hAnsi="Tahoma" w:cs="Tahoma"/>
-                <w:bCs/>
-                <w:lang w:eastAsia="id-ID"/>
-              </w:rPr>
-            </w:pPr>
-            <w:r>
-              <w:rPr>
-                <w:rFonts w:ascii="Tahoma" w:hAnsi="Tahoma" w:cs="Tahoma"/>
-                <w:bCs/>
-                <w:lang w:eastAsia="id-ID"/>
-              </w:rPr>
-              <w:t>Membuat konsep laporan hasil pelaksanaan tugas</w:t>
-            </w:r>
-          </w:p>
-          <w:p>
-            <w:pPr>
-              <w:pStyle w:val="ListParagraph"/>
-              <w:numPr>
-                <w:ilvl w:val="0"/>
-                <w:numId w:val="23"/>
-              </w:numPr>
-              <w:spacing w:before="2" w:after="2" w:line="240" w:lineRule="auto"/>
-              <w:ind w:left="557" w:hanging="567"/>
-              <w:contextualSpacing w:val="0"/>
-              <w:jc w:val="both"/>
-              <w:rPr>
-                <w:rFonts w:ascii="Tahoma" w:hAnsi="Tahoma" w:cs="Tahoma"/>
-                <w:bCs/>
-                <w:lang w:eastAsia="id-ID"/>
-              </w:rPr>
-            </w:pPr>
-            <w:r>
-              <w:rPr>
-                <w:rFonts w:ascii="Tahoma" w:hAnsi="Tahoma" w:cs="Tahoma"/>
-                <w:bCs/>
-                <w:lang w:eastAsia="id-ID"/>
-              </w:rPr>
-              <w:t>Mengkonsultasikan konsep laporan kepada atasan</w:t>
-            </w:r>
-          </w:p>
-          <w:p>
-            <w:pPr>
-              <w:pStyle w:val="ListParagraph"/>
-              <w:numPr>
-                <w:ilvl w:val="0"/>
-                <w:numId w:val="23"/>
-              </w:numPr>
-              <w:spacing w:before="2" w:after="2" w:line="240" w:lineRule="auto"/>
-              <w:ind w:left="557" w:hanging="567"/>
-              <w:contextualSpacing w:val="0"/>
-              <w:jc w:val="both"/>
-              <w:rPr>
-                <w:rFonts w:ascii="Tahoma" w:hAnsi="Tahoma" w:cs="Tahoma"/>
-                <w:bCs/>
-                <w:lang w:eastAsia="id-ID"/>
-              </w:rPr>
-            </w:pPr>
-            <w:proofErr w:type="spellStart"/>
-            <w:r>
-              <w:rPr>
-                <w:rFonts w:ascii="Tahoma" w:hAnsi="Tahoma" w:cs="Tahoma"/>
-                <w:bCs/>
-                <w:lang w:eastAsia="id-ID"/>
-              </w:rPr>
-              <w:t>Memfinalisasi</w:t>
-            </w:r>
-            <w:proofErr w:type="spellEnd"/>
-            <w:r>
-              <w:rPr>
-                <w:rFonts w:ascii="Tahoma" w:hAnsi="Tahoma" w:cs="Tahoma"/>
-                <w:bCs/>
-                <w:lang w:eastAsia="id-ID"/>
-              </w:rPr>
-              <w:t xml:space="preserve"> laporan pelaksanaan </w:t>
-            </w:r>
-            <w:proofErr w:type="spellStart"/>
-            <w:r>
-              <w:rPr>
-                <w:rFonts w:ascii="Tahoma" w:hAnsi="Tahoma" w:cs="Tahoma"/>
-                <w:bCs/>
-                <w:lang w:val="en-US" w:eastAsia="id-ID"/>
-              </w:rPr>
-              <w:t>tugas</w:t>
-            </w:r>
-            <w:proofErr w:type="spellEnd"/>
-            <w:r>
-              <w:rPr>
-                <w:rFonts w:ascii="Tahoma" w:hAnsi="Tahoma" w:cs="Tahoma"/>
-                <w:bCs/>
-                <w:lang w:val="en-US" w:eastAsia="id-ID"/>
-              </w:rPr>
-              <w:t xml:space="preserve"> </w:t>
-            </w:r>
-            <w:r>
-              <w:rPr>
-                <w:rFonts w:ascii="Tahoma" w:hAnsi="Tahoma" w:cs="Tahoma"/>
-                <w:bCs/>
-                <w:lang w:eastAsia="id-ID"/>
-              </w:rPr>
-              <w:t xml:space="preserve">sesuai dengan hasil pelaksanaan tugas dan kegiatan sebagai bahan laporan kepada </w:t>
-            </w:r>
-            <w:proofErr w:type="spellStart"/>
-            <w:r>
-              <w:rPr>
-                <w:rFonts w:ascii="Tahoma" w:hAnsi="Tahoma" w:cs="Tahoma"/>
-                <w:bCs/>
-                <w:lang w:val="en-US" w:eastAsia="id-ID"/>
-              </w:rPr>
-              <w:t>atasan</w:t>
-            </w:r>
-            <w:proofErr w:type="spellEnd"/>
-          </w:p>
-        </w:tc>
-        <w:tc>
-          <w:tcPr>
-            <w:tcW w:w="3279" w:type="dxa"/>
-          </w:tcPr>
-          <w:p>
-            <w:pPr>
-              <w:spacing w:after="0"/>
-              <w:ind w:hanging="2"/>
-              <w:jc w:val="both"/>
-              <w:rPr>
-                <w:rFonts w:ascii="Tahoma" w:eastAsia="Tahoma" w:hAnsi="Tahoma" w:cs="Tahoma"/>
-                <w:b w:val="0"/>
-                <w:bCs/>
-                <w:sz w:val="22"/>
-                <w:szCs w:val="22"/>
-              </w:rPr>
-            </w:pPr>
-            <w:r>
-              <w:rPr>
-                <w:rFonts w:ascii="Tahoma" w:eastAsia="Tahoma" w:hAnsi="Tahoma" w:cs="Tahoma"/>
-                <w:b w:val="0"/>
-                <w:bCs/>
-                <w:sz w:val="22"/>
-                <w:szCs w:val="22"/>
-                <w:lang w:val="id-ID"/>
-              </w:rPr>
-              <w:t xml:space="preserve">Draf </w:t>
-            </w:r>
-            <w:proofErr w:type="spellStart"/>
-            <w:r>
-              <w:rPr>
-                <w:rFonts w:ascii="Tahoma" w:eastAsia="Tahoma" w:hAnsi="Tahoma" w:cs="Tahoma"/>
-                <w:b w:val="0"/>
-                <w:bCs/>
-                <w:sz w:val="22"/>
-                <w:szCs w:val="22"/>
-              </w:rPr>
-              <w:t>Dokumen</w:t>
-            </w:r>
-            <w:proofErr w:type="spellEnd"/>
-            <w:r>
-              <w:rPr>
-                <w:rFonts w:ascii="Tahoma" w:eastAsia="Tahoma" w:hAnsi="Tahoma" w:cs="Tahoma"/>
-                <w:b w:val="0"/>
-                <w:bCs/>
-                <w:sz w:val="22"/>
-                <w:szCs w:val="22"/>
-              </w:rPr>
-              <w:t xml:space="preserve"> </w:t>
-            </w:r>
-            <w:proofErr w:type="spellStart"/>
-            <w:r>
-              <w:rPr>
-                <w:rFonts w:ascii="Tahoma" w:eastAsia="Tahoma" w:hAnsi="Tahoma" w:cs="Tahoma"/>
-                <w:b w:val="0"/>
-                <w:bCs/>
-                <w:sz w:val="22"/>
-                <w:szCs w:val="22"/>
-              </w:rPr>
-              <w:t>laporan</w:t>
-            </w:r>
-            <w:proofErr w:type="spellEnd"/>
-            <w:r>
-              <w:rPr>
-                <w:rFonts w:ascii="Tahoma" w:eastAsia="Tahoma" w:hAnsi="Tahoma" w:cs="Tahoma"/>
-                <w:b w:val="0"/>
-                <w:bCs/>
-                <w:sz w:val="22"/>
-                <w:szCs w:val="22"/>
-              </w:rPr>
-              <w:t xml:space="preserve"> </w:t>
-            </w:r>
-            <w:proofErr w:type="spellStart"/>
-            <w:r>
-              <w:rPr>
-                <w:rFonts w:ascii="Tahoma" w:eastAsia="Tahoma" w:hAnsi="Tahoma" w:cs="Tahoma"/>
-                <w:b w:val="0"/>
-                <w:bCs/>
-                <w:sz w:val="22"/>
-                <w:szCs w:val="22"/>
-              </w:rPr>
-              <w:t>pelaksanaan</w:t>
-            </w:r>
-            <w:proofErr w:type="spellEnd"/>
-            <w:r>
-              <w:rPr>
-                <w:rFonts w:ascii="Tahoma" w:eastAsia="Tahoma" w:hAnsi="Tahoma" w:cs="Tahoma"/>
-                <w:b w:val="0"/>
-                <w:bCs/>
-                <w:sz w:val="22"/>
-                <w:szCs w:val="22"/>
-              </w:rPr>
-              <w:t xml:space="preserve"> </w:t>
-            </w:r>
-            <w:proofErr w:type="spellStart"/>
-            <w:r>
-              <w:rPr>
-                <w:rFonts w:ascii="Tahoma" w:eastAsia="Tahoma" w:hAnsi="Tahoma" w:cs="Tahoma"/>
-                <w:b w:val="0"/>
-                <w:bCs/>
-                <w:sz w:val="22"/>
-                <w:szCs w:val="22"/>
-              </w:rPr>
-              <w:t>tugas</w:t>
-            </w:r>
-            <w:proofErr w:type="spellEnd"/>
-            <w:r>
-              <w:rPr>
-                <w:rFonts w:ascii="Tahoma" w:eastAsia="Tahoma" w:hAnsi="Tahoma" w:cs="Tahoma"/>
-                <w:b w:val="0"/>
-                <w:bCs/>
-                <w:sz w:val="22"/>
-                <w:szCs w:val="22"/>
-              </w:rPr>
-              <w:t xml:space="preserve"> dan </w:t>
-            </w:r>
-            <w:proofErr w:type="spellStart"/>
-            <w:r>
-              <w:rPr>
-                <w:rFonts w:ascii="Tahoma" w:eastAsia="Tahoma" w:hAnsi="Tahoma" w:cs="Tahoma"/>
-                <w:b w:val="0"/>
-                <w:bCs/>
-                <w:sz w:val="22"/>
-                <w:szCs w:val="22"/>
-              </w:rPr>
-              <w:t>kegiatan</w:t>
-            </w:r>
-            <w:proofErr w:type="spellEnd"/>
-            <w:r>
-              <w:rPr>
-                <w:rFonts w:ascii="Tahoma" w:eastAsia="Tahoma" w:hAnsi="Tahoma" w:cs="Tahoma"/>
-                <w:b w:val="0"/>
-                <w:bCs/>
-                <w:sz w:val="22"/>
-                <w:szCs w:val="22"/>
-              </w:rPr>
-              <w:t xml:space="preserve"> </w:t>
-            </w:r>
-            <w:r>
-              <w:rPr>
-                <w:rFonts w:ascii="Tahoma" w:hAnsi="Tahoma" w:cs="Tahoma"/>
-                <w:b w:val="0"/>
-                <w:bCs/>
-                <w:color w:val="auto"/>
-                <w:sz w:val="22"/>
-                <w:szCs w:val="22"/>
-              </w:rPr>
-              <w:t xml:space="preserve">unit </w:t>
-            </w:r>
-            <w:proofErr w:type="spellStart"/>
-            <w:r>
-              <w:rPr>
-                <w:rFonts w:ascii="Tahoma" w:hAnsi="Tahoma" w:cs="Tahoma"/>
-                <w:b w:val="0"/>
-                <w:bCs/>
-                <w:color w:val="auto"/>
-                <w:sz w:val="22"/>
-                <w:szCs w:val="22"/>
-              </w:rPr>
-              <w:t>kerja</w:t>
-            </w:r>
-            <w:proofErr w:type="spellEnd"/>
-            <w:r>
-              <w:rPr>
-                <w:rFonts w:ascii="Tahoma" w:eastAsia="Tahoma" w:hAnsi="Tahoma" w:cs="Tahoma"/>
-                <w:b w:val="0"/>
-                <w:bCs/>
-                <w:sz w:val="22"/>
-                <w:szCs w:val="22"/>
-              </w:rPr>
-              <w:t>:</w:t>
-            </w:r>
-          </w:p>
-          <w:p>
-            <w:pPr>
-              <w:numPr>
-                <w:ilvl w:val="0"/>
-                <w:numId w:val="17"/>
-              </w:numPr>
-              <w:suppressAutoHyphens/>
-              <w:spacing w:after="0" w:line="1" w:lineRule="atLeast"/>
-              <w:ind w:leftChars="-1" w:left="350" w:hangingChars="160" w:hanging="352"/>
-              <w:jc w:val="both"/>
-              <w:textAlignment w:val="top"/>
-              <w:outlineLvl w:val="0"/>
-              <w:rPr>
-                <w:rFonts w:ascii="Tahoma" w:eastAsia="Tahoma" w:hAnsi="Tahoma" w:cs="Tahoma"/>
-                <w:b w:val="0"/>
-                <w:bCs/>
-                <w:sz w:val="22"/>
-                <w:szCs w:val="22"/>
-              </w:rPr>
-            </w:pPr>
-            <w:proofErr w:type="spellStart"/>
-            <w:r>
-              <w:rPr>
-                <w:rFonts w:ascii="Tahoma" w:eastAsia="Tahoma" w:hAnsi="Tahoma" w:cs="Tahoma"/>
-                <w:b w:val="0"/>
-                <w:bCs/>
-                <w:sz w:val="22"/>
-                <w:szCs w:val="22"/>
-              </w:rPr>
-              <w:t>Laporan</w:t>
-            </w:r>
-            <w:proofErr w:type="spellEnd"/>
-            <w:r>
-              <w:rPr>
-                <w:rFonts w:ascii="Tahoma" w:eastAsia="Tahoma" w:hAnsi="Tahoma" w:cs="Tahoma"/>
-                <w:b w:val="0"/>
-                <w:bCs/>
-                <w:sz w:val="22"/>
-                <w:szCs w:val="22"/>
-              </w:rPr>
-              <w:t xml:space="preserve"> </w:t>
-            </w:r>
-            <w:proofErr w:type="spellStart"/>
-            <w:r>
-              <w:rPr>
-                <w:rFonts w:ascii="Tahoma" w:eastAsia="Tahoma" w:hAnsi="Tahoma" w:cs="Tahoma"/>
-                <w:b w:val="0"/>
-                <w:bCs/>
-                <w:sz w:val="22"/>
-                <w:szCs w:val="22"/>
-              </w:rPr>
-              <w:t>pelaksanaan</w:t>
-            </w:r>
-            <w:proofErr w:type="spellEnd"/>
-            <w:r>
-              <w:rPr>
-                <w:rFonts w:ascii="Tahoma" w:eastAsia="Tahoma" w:hAnsi="Tahoma" w:cs="Tahoma"/>
-                <w:b w:val="0"/>
-                <w:bCs/>
-                <w:sz w:val="22"/>
-                <w:szCs w:val="22"/>
-              </w:rPr>
-              <w:t xml:space="preserve"> </w:t>
-            </w:r>
-            <w:proofErr w:type="spellStart"/>
-            <w:r>
-              <w:rPr>
-                <w:rFonts w:ascii="Tahoma" w:eastAsia="Tahoma" w:hAnsi="Tahoma" w:cs="Tahoma"/>
-                <w:b w:val="0"/>
-                <w:bCs/>
-                <w:sz w:val="22"/>
-                <w:szCs w:val="22"/>
-              </w:rPr>
-              <w:t>tugas</w:t>
-            </w:r>
-            <w:proofErr w:type="spellEnd"/>
-            <w:r>
-              <w:rPr>
-                <w:rFonts w:ascii="Tahoma" w:eastAsia="Tahoma" w:hAnsi="Tahoma" w:cs="Tahoma"/>
-                <w:b w:val="0"/>
-                <w:bCs/>
-                <w:sz w:val="22"/>
-                <w:szCs w:val="22"/>
-              </w:rPr>
-              <w:t xml:space="preserve"> dan </w:t>
-            </w:r>
-            <w:proofErr w:type="spellStart"/>
-            <w:r>
-              <w:rPr>
-                <w:rFonts w:ascii="Tahoma" w:eastAsia="Tahoma" w:hAnsi="Tahoma" w:cs="Tahoma"/>
-                <w:b w:val="0"/>
-                <w:bCs/>
-                <w:sz w:val="22"/>
-                <w:szCs w:val="22"/>
-              </w:rPr>
-              <w:t>kegiatan</w:t>
-            </w:r>
-            <w:proofErr w:type="spellEnd"/>
-            <w:r>
-              <w:rPr>
-                <w:rFonts w:ascii="Tahoma" w:eastAsia="Tahoma" w:hAnsi="Tahoma" w:cs="Tahoma"/>
-                <w:b w:val="0"/>
-                <w:bCs/>
-                <w:sz w:val="22"/>
-                <w:szCs w:val="22"/>
-              </w:rPr>
-              <w:t xml:space="preserve"> </w:t>
-            </w:r>
-            <w:r>
-              <w:rPr>
-                <w:rFonts w:ascii="Tahoma" w:hAnsi="Tahoma" w:cs="Tahoma"/>
-                <w:b w:val="0"/>
-                <w:bCs/>
-                <w:color w:val="auto"/>
-                <w:sz w:val="22"/>
-                <w:szCs w:val="22"/>
-              </w:rPr>
-              <w:t xml:space="preserve">unit </w:t>
-            </w:r>
-            <w:proofErr w:type="spellStart"/>
-            <w:r>
-              <w:rPr>
-                <w:rFonts w:ascii="Tahoma" w:hAnsi="Tahoma" w:cs="Tahoma"/>
-                <w:b w:val="0"/>
-                <w:bCs/>
-                <w:color w:val="auto"/>
-                <w:sz w:val="22"/>
-                <w:szCs w:val="22"/>
-              </w:rPr>
-              <w:t>kerja</w:t>
-            </w:r>
-            <w:proofErr w:type="spellEnd"/>
-          </w:p>
-          <w:p>
-            <w:pPr>
-              <w:numPr>
-                <w:ilvl w:val="0"/>
-                <w:numId w:val="17"/>
-              </w:numPr>
-              <w:suppressAutoHyphens/>
-              <w:spacing w:after="0" w:line="1" w:lineRule="atLeast"/>
-              <w:ind w:leftChars="-1" w:left="350" w:hangingChars="160" w:hanging="352"/>
-              <w:jc w:val="both"/>
-              <w:textAlignment w:val="top"/>
-              <w:outlineLvl w:val="0"/>
-              <w:rPr>
-                <w:rFonts w:ascii="Tahoma" w:eastAsia="Tahoma" w:hAnsi="Tahoma" w:cs="Tahoma"/>
-                <w:b w:val="0"/>
-                <w:bCs/>
-                <w:sz w:val="22"/>
-                <w:szCs w:val="22"/>
-              </w:rPr>
-            </w:pPr>
-            <w:proofErr w:type="spellStart"/>
-            <w:r>
-              <w:rPr>
-                <w:rFonts w:ascii="Tahoma" w:eastAsia="Tahoma" w:hAnsi="Tahoma" w:cs="Tahoma"/>
-                <w:b w:val="0"/>
-                <w:bCs/>
-                <w:sz w:val="22"/>
-                <w:szCs w:val="22"/>
-              </w:rPr>
-              <w:t>Laporan</w:t>
-            </w:r>
-            <w:proofErr w:type="spellEnd"/>
-            <w:r>
-              <w:rPr>
-                <w:rFonts w:ascii="Tahoma" w:eastAsia="Tahoma" w:hAnsi="Tahoma" w:cs="Tahoma"/>
-                <w:b w:val="0"/>
-                <w:bCs/>
-                <w:sz w:val="22"/>
-                <w:szCs w:val="22"/>
-              </w:rPr>
-              <w:t xml:space="preserve"> </w:t>
-            </w:r>
-            <w:proofErr w:type="spellStart"/>
-            <w:r>
-              <w:rPr>
-                <w:rFonts w:ascii="Tahoma" w:eastAsia="Tahoma" w:hAnsi="Tahoma" w:cs="Tahoma"/>
-                <w:b w:val="0"/>
-                <w:bCs/>
-                <w:sz w:val="22"/>
-                <w:szCs w:val="22"/>
-              </w:rPr>
-              <w:t>pelaksanaan</w:t>
-            </w:r>
-            <w:proofErr w:type="spellEnd"/>
-            <w:r>
-              <w:rPr>
-                <w:rFonts w:ascii="Tahoma" w:eastAsia="Tahoma" w:hAnsi="Tahoma" w:cs="Tahoma"/>
-                <w:b w:val="0"/>
-                <w:bCs/>
-                <w:sz w:val="22"/>
-                <w:szCs w:val="22"/>
-              </w:rPr>
-              <w:t xml:space="preserve"> program/ </w:t>
-            </w:r>
-            <w:proofErr w:type="spellStart"/>
-            <w:r>
-              <w:rPr>
-                <w:rFonts w:ascii="Tahoma" w:eastAsia="Tahoma" w:hAnsi="Tahoma" w:cs="Tahoma"/>
-                <w:b w:val="0"/>
-                <w:bCs/>
-                <w:sz w:val="22"/>
-                <w:szCs w:val="22"/>
-              </w:rPr>
-              <w:t>anggaran</w:t>
-            </w:r>
-            <w:proofErr w:type="spellEnd"/>
-            <w:r>
-              <w:rPr>
-                <w:rFonts w:ascii="Tahoma" w:eastAsia="Tahoma" w:hAnsi="Tahoma" w:cs="Tahoma"/>
-                <w:b w:val="0"/>
-                <w:bCs/>
-                <w:sz w:val="22"/>
-                <w:szCs w:val="22"/>
-              </w:rPr>
-              <w:t xml:space="preserve"> </w:t>
-            </w:r>
-            <w:r>
-              <w:rPr>
-                <w:rFonts w:ascii="Tahoma" w:hAnsi="Tahoma" w:cs="Tahoma"/>
-                <w:b w:val="0"/>
-                <w:bCs/>
-                <w:color w:val="auto"/>
-                <w:sz w:val="22"/>
-                <w:szCs w:val="22"/>
-              </w:rPr>
-              <w:t xml:space="preserve">unit </w:t>
-            </w:r>
-            <w:proofErr w:type="spellStart"/>
-            <w:r>
-              <w:rPr>
-                <w:rFonts w:ascii="Tahoma" w:hAnsi="Tahoma" w:cs="Tahoma"/>
-                <w:b w:val="0"/>
-                <w:bCs/>
-                <w:color w:val="auto"/>
-                <w:sz w:val="22"/>
-                <w:szCs w:val="22"/>
-              </w:rPr>
-              <w:t>kerja</w:t>
-            </w:r>
-            <w:proofErr w:type="spellEnd"/>
-          </w:p>
-        </w:tc>
-        <w:tc>
-          <w:tcPr>
-            <w:tcW w:w="1177" w:type="dxa"/>
-          </w:tcPr>
-          <w:p>
-            <w:pPr>
-              <w:spacing w:after="0"/>
-              <w:rPr>
-                <w:rFonts w:ascii="Tahoma" w:hAnsi="Tahoma" w:cs="Tahoma"/>
-                <w:b w:val="0"/>
-                <w:bCs/>
-                <w:color w:val="FF0000"/>
-                <w:szCs w:val="20"/>
-                <w:lang w:val="id-ID"/>
-              </w:rPr>
-            </w:pPr>
-          </w:p>
-        </w:tc>
-        <w:tc>
-          <w:tcPr>
-            <w:tcW w:w="1771" w:type="dxa"/>
-          </w:tcPr>
-          <w:p>
-            <w:pPr>
-              <w:pStyle w:val="NormalWeb"/>
-              <w:spacing w:beforeLines="0" w:afterLines="0" w:after="0"/>
-              <w:rPr>
-                <w:rFonts w:ascii="Tahoma" w:hAnsi="Tahoma" w:cs="Tahoma"/>
-                <w:bCs/>
-                <w:color w:val="FF0000"/>
-              </w:rPr>
-            </w:pPr>
-          </w:p>
-        </w:tc>
-        <w:tc>
-          <w:tcPr>
-            <w:tcW w:w="1186" w:type="dxa"/>
-          </w:tcPr>
-          <w:p>
-            <w:pPr>
-              <w:spacing w:after="0"/>
-              <w:jc w:val="both"/>
-              <w:rPr>
-                <w:rFonts w:ascii="Tahoma" w:hAnsi="Tahoma" w:cs="Tahoma"/>
-                <w:b w:val="0"/>
-                <w:bCs/>
-                <w:szCs w:val="20"/>
-              </w:rPr>
-            </w:pPr>
-          </w:p>
-        </w:tc>
-        <w:tc>
-          <w:tcPr>
-            <w:tcW w:w="1478" w:type="dxa"/>
-          </w:tcPr>
-          <w:p>
-            <w:pPr>
-              <w:spacing w:after="0"/>
-              <w:jc w:val="both"/>
-              <w:rPr>
-                <w:rFonts w:ascii="Tahoma" w:hAnsi="Tahoma" w:cs="Tahoma"/>
-                <w:b w:val="0"/>
-                <w:bCs/>
-                <w:szCs w:val="20"/>
-              </w:rPr>
-            </w:pPr>
-          </w:p>
-        </w:tc>
-      </w:tr>
-      <w:tr>
-        <w:tc>
-          <w:tcPr>
-            <w:tcW w:w="708" w:type="dxa"/>
-          </w:tcPr>
-          <w:p>
-            <w:pPr>
-              <w:numPr>
-                <w:ilvl w:val="0"/>
-                <w:numId w:val="15"/>
-              </w:numPr>
-              <w:spacing w:after="0"/>
-              <w:ind w:left="0" w:firstLine="0"/>
-              <w:jc w:val="both"/>
-              <w:rPr>
-                <w:rFonts w:ascii="Tahoma" w:hAnsi="Tahoma" w:cs="Tahoma"/>
-                <w:b w:val="0"/>
-                <w:bCs/>
-                <w:szCs w:val="20"/>
-              </w:rPr>
-            </w:pPr>
-          </w:p>
-        </w:tc>
-        <w:tc>
-          <w:tcPr>
-            <w:tcW w:w="4962" w:type="dxa"/>
-          </w:tcPr>
-          <w:p>
-            <w:pPr>
-              <w:pStyle w:val="ListParagraph"/>
-              <w:tabs>
-                <w:tab w:val="left" w:pos="993"/>
-              </w:tabs>
               <w:spacing w:after="0" w:line="240" w:lineRule="auto"/>
               <w:ind w:left="0"/>
               <w:contextualSpacing w:val="0"/>
-              <w:jc w:val="both"/>
-              <w:rPr>
-                <w:rFonts w:ascii="Tahoma" w:hAnsi="Tahoma" w:cs="Tahoma"/>
-                <w:bCs/>
-                <w:lang w:val="sv-SE"/>
-              </w:rPr>
-            </w:pPr>
-            <w:r>
-              <w:rPr>
-                <w:rFonts w:ascii="Tahoma" w:hAnsi="Tahoma" w:cs="Tahoma"/>
-                <w:bCs/>
-                <w:u w:val="single"/>
-                <w:lang w:val="sv-SE"/>
-              </w:rPr>
-              <w:t>Melaksanakan tugas kedinasan lain/kreati</w:t>
-            </w:r>
-            <w:r>
-              <w:rPr>
-                <w:rFonts w:ascii="Tahoma" w:hAnsi="Tahoma" w:cs="Tahoma"/>
-                <w:bCs/>
-                <w:u w:val="single"/>
-                <w:lang w:val="sv-SE"/>
-              </w:rPr>
-              <w:t>v</w:t>
-            </w:r>
-            <w:r>
-              <w:rPr>
-                <w:rFonts w:ascii="Tahoma" w:hAnsi="Tahoma" w:cs="Tahoma"/>
-                <w:bCs/>
-                <w:u w:val="single"/>
-                <w:lang w:val="sv-SE"/>
-              </w:rPr>
-              <w:t>itas/unsur penunjang</w:t>
-            </w:r>
-            <w:r>
-              <w:rPr>
-                <w:rFonts w:ascii="Tahoma" w:hAnsi="Tahoma" w:cs="Tahoma"/>
-                <w:bCs/>
-                <w:lang w:val="sv-SE"/>
-              </w:rPr>
-              <w:t xml:space="preserve"> yang berkaitan dengan kinerja tambahan.</w:t>
-            </w:r>
-          </w:p>
-          <w:p>
-            <w:pPr>
-              <w:pStyle w:val="ListParagraph"/>
-              <w:tabs>
-                <w:tab w:val="left" w:pos="993"/>
-              </w:tabs>
-              <w:spacing w:after="0" w:line="240" w:lineRule="auto"/>
-              <w:ind w:left="0"/>
-              <w:contextualSpacing w:val="0"/>
-              <w:jc w:val="both"/>
-              <w:rPr>
-                <w:rFonts w:ascii="Tahoma" w:hAnsi="Tahoma" w:cs="Tahoma"/>
-                <w:bCs/>
-              </w:rPr>
-            </w:pPr>
-            <w:proofErr w:type="spellStart"/>
-            <w:r>
-              <w:rPr>
-                <w:rFonts w:ascii="Tahoma" w:hAnsi="Tahoma" w:cs="Tahoma"/>
-                <w:bCs/>
-                <w:lang w:val="en-US"/>
-              </w:rPr>
-              <w:t>Tahapan</w:t>
-            </w:r>
-            <w:proofErr w:type="spellEnd"/>
-            <w:r>
-              <w:rPr>
-                <w:rFonts w:ascii="Tahoma" w:hAnsi="Tahoma" w:cs="Tahoma"/>
-                <w:bCs/>
-                <w:lang w:val="en-US"/>
-              </w:rPr>
-              <w:t>:</w:t>
-            </w:r>
-          </w:p>
-          <w:p>
-            <w:pPr>
-              <w:numPr>
-                <w:ilvl w:val="0"/>
-                <w:numId w:val="18"/>
-              </w:numPr>
+              <w:jc w:val="center"/>
+              <w:rPr>
+                <w:rFonts w:ascii="Tahoma" w:hAnsi="Tahoma" w:cs="Tahoma"/>
+                <w:b/>
+                <w:bCs/>
+                <w:szCs w:val="20"/>
+              </w:rPr>
+            </w:pPr>
+            <w:r>
+              <w:rPr>
+                <w:rFonts w:ascii="Tahoma" w:hAnsi="Tahoma" w:cs="Tahoma"/>
+                <w:bCs/>
+              </w:rPr>
+              <w:t>{#tugas_</w:t>
+            </w:r>
+            <w:proofErr w:type="gramStart"/>
+            <w:r>
+              <w:rPr>
+                <w:rFonts w:ascii="Tahoma" w:hAnsi="Tahoma" w:cs="Tahoma"/>
+                <w:bCs/>
+              </w:rPr>
+              <w:t>pokok}{</w:t>
+            </w:r>
+            <w:proofErr w:type="gramEnd"/>
+            <w:r>
+              <w:rPr>
+                <w:rFonts w:ascii="Tahoma" w:hAnsi="Tahoma" w:cs="Tahoma"/>
+                <w:bCs/>
+              </w:rPr>
+              <w:t>no}</w:t>
+            </w:r>
+          </w:p>
+        </w:tc>
+        <w:tc>
+          <w:tcPr>
+            <w:tcW w:w="4962" w:type="dxa"/>
+          </w:tcPr>
+          <w:p>
+            <w:pPr>
               <w:spacing w:after="0"/>
-              <w:ind w:left="557" w:hanging="567"/>
               <w:contextualSpacing/>
               <w:jc w:val="both"/>
               <w:rPr>
@@ -10023,54 +3864,51 @@
                 <w:color w:val="auto"/>
                 <w:sz w:val="22"/>
                 <w:szCs w:val="22"/>
-                <w:lang w:val="sv-SE"/>
-              </w:rPr>
-            </w:pPr>
-            <w:r>
-              <w:rPr>
-                <w:rFonts w:ascii="Tahoma" w:hAnsi="Tahoma" w:cs="Tahoma"/>
-                <w:b w:val="0"/>
-                <w:bCs/>
-                <w:color w:val="auto"/>
-                <w:sz w:val="22"/>
-                <w:szCs w:val="22"/>
-                <w:lang w:val="sv-SE"/>
-              </w:rPr>
-              <w:t>Mempelajari tugas kedinasan lain/kreati</w:t>
-            </w:r>
-            <w:r>
-              <w:rPr>
-                <w:rFonts w:ascii="Tahoma" w:hAnsi="Tahoma" w:cs="Tahoma"/>
-                <w:b w:val="0"/>
-                <w:bCs/>
-                <w:color w:val="auto"/>
-                <w:sz w:val="22"/>
-                <w:szCs w:val="22"/>
-                <w:lang w:val="sv-SE"/>
-              </w:rPr>
-              <w:t>v</w:t>
-            </w:r>
-            <w:r>
-              <w:rPr>
-                <w:rFonts w:ascii="Tahoma" w:hAnsi="Tahoma" w:cs="Tahoma"/>
-                <w:b w:val="0"/>
-                <w:bCs/>
-                <w:color w:val="auto"/>
-                <w:sz w:val="22"/>
-                <w:szCs w:val="22"/>
-                <w:lang w:val="sv-SE"/>
-              </w:rPr>
-              <w:t>itas/unsur penunjang sebagai dasar untuk melaksanakan tugas</w:t>
-            </w:r>
-          </w:p>
-          <w:p>
-            <w:pPr>
-              <w:numPr>
-                <w:ilvl w:val="0"/>
-                <w:numId w:val="18"/>
-              </w:numPr>
+                <w:lang w:val="en-ID"/>
+              </w:rPr>
+            </w:pPr>
+            <w:r>
+              <w:rPr>
+                <w:rFonts w:ascii="Tahoma" w:hAnsi="Tahoma" w:cs="Tahoma"/>
+                <w:b w:val="0"/>
+                <w:bCs/>
+                <w:color w:val="auto"/>
+                <w:sz w:val="22"/>
+                <w:szCs w:val="22"/>
+                <w:lang w:val="en-ID"/>
+              </w:rPr>
+              <w:t>{</w:t>
+            </w:r>
+            <w:proofErr w:type="spellStart"/>
+            <w:r>
+              <w:rPr>
+                <w:rFonts w:ascii="Tahoma" w:hAnsi="Tahoma" w:cs="Tahoma"/>
+                <w:b w:val="0"/>
+                <w:bCs/>
+                <w:color w:val="auto"/>
+                <w:sz w:val="22"/>
+                <w:szCs w:val="22"/>
+                <w:lang w:val="en-ID"/>
+              </w:rPr>
+              <w:t>uraian</w:t>
+            </w:r>
+            <w:proofErr w:type="spellEnd"/>
+            <w:r>
+              <w:rPr>
+                <w:rFonts w:ascii="Tahoma" w:hAnsi="Tahoma" w:cs="Tahoma"/>
+                <w:b w:val="0"/>
+                <w:bCs/>
+                <w:color w:val="auto"/>
+                <w:sz w:val="22"/>
+                <w:szCs w:val="22"/>
+                <w:lang w:val="en-ID"/>
+              </w:rPr>
+              <w:t>}</w:t>
+            </w:r>
+          </w:p>
+          <w:p>
+            <w:pPr>
               <w:spacing w:after="0"/>
-              <w:ind w:left="557" w:hanging="567"/>
               <w:contextualSpacing/>
               <w:jc w:val="both"/>
               <w:rPr>
@@ -10080,55 +3918,25 @@
                 <w:color w:val="auto"/>
                 <w:sz w:val="22"/>
                 <w:szCs w:val="22"/>
-                <w:lang w:val="sv-SE"/>
-              </w:rPr>
-            </w:pPr>
-            <w:r>
-              <w:rPr>
-                <w:rFonts w:ascii="Tahoma" w:hAnsi="Tahoma" w:cs="Tahoma"/>
-                <w:b w:val="0"/>
-                <w:bCs/>
-                <w:color w:val="auto"/>
-                <w:sz w:val="22"/>
-                <w:szCs w:val="22"/>
-                <w:lang w:val="sv-SE"/>
-              </w:rPr>
-              <w:lastRenderedPageBreak/>
-              <w:t>Melaksanakan tugas kedinasan lain/kreati</w:t>
-            </w:r>
-            <w:r>
-              <w:rPr>
-                <w:rFonts w:ascii="Tahoma" w:hAnsi="Tahoma" w:cs="Tahoma"/>
-                <w:b w:val="0"/>
-                <w:bCs/>
-                <w:color w:val="auto"/>
-                <w:sz w:val="22"/>
-                <w:szCs w:val="22"/>
-                <w:lang w:val="sv-SE"/>
-              </w:rPr>
-              <w:t>v</w:t>
-            </w:r>
-            <w:r>
-              <w:rPr>
-                <w:rFonts w:ascii="Tahoma" w:hAnsi="Tahoma" w:cs="Tahoma"/>
-                <w:b w:val="0"/>
-                <w:bCs/>
-                <w:color w:val="auto"/>
-                <w:sz w:val="22"/>
-                <w:szCs w:val="22"/>
-                <w:lang w:val="sv-SE"/>
-              </w:rPr>
-              <w:t>itas/unsur penunjang</w:t>
-            </w:r>
-          </w:p>
-          <w:p>
-            <w:pPr>
-              <w:numPr>
-                <w:ilvl w:val="0"/>
-                <w:numId w:val="18"/>
-              </w:numPr>
+                <w:lang w:val="en-ID"/>
+              </w:rPr>
+            </w:pPr>
+            <w:r>
+              <w:rPr>
+                <w:rFonts w:ascii="Tahoma" w:hAnsi="Tahoma" w:cs="Tahoma"/>
+                <w:b w:val="0"/>
+                <w:bCs/>
+                <w:color w:val="auto"/>
+                <w:sz w:val="22"/>
+                <w:szCs w:val="22"/>
+                <w:lang w:val="en-ID"/>
+              </w:rPr>
+              <w:t>{#tahapan_header}</w:t>
+            </w:r>
+          </w:p>
+          <w:p>
+            <w:pPr>
               <w:spacing w:after="0"/>
-              <w:ind w:left="557" w:hanging="567"/>
               <w:contextualSpacing/>
               <w:jc w:val="both"/>
               <w:rPr>
@@ -10138,20 +3946,374 @@
                 <w:color w:val="auto"/>
                 <w:sz w:val="22"/>
                 <w:szCs w:val="22"/>
-                <w:lang w:val="sv-SE"/>
-              </w:rPr>
-            </w:pPr>
-            <w:r>
-              <w:rPr>
-                <w:rFonts w:ascii="Tahoma" w:hAnsi="Tahoma" w:cs="Tahoma"/>
-                <w:b w:val="0"/>
-                <w:bCs/>
-                <w:color w:val="auto"/>
-                <w:sz w:val="22"/>
-                <w:szCs w:val="22"/>
-                <w:lang w:val="sv-SE"/>
-              </w:rPr>
-              <w:t>Melaporkan hasil pelaksanaan tugas tambahan</w:t>
+                <w:lang w:val="en-ID"/>
+              </w:rPr>
+            </w:pPr>
+            <w:r>
+              <w:rPr>
+                <w:rFonts w:ascii="Tahoma" w:hAnsi="Tahoma" w:cs="Tahoma"/>
+                <w:b w:val="0"/>
+                <w:bCs/>
+                <w:color w:val="auto"/>
+                <w:sz w:val="22"/>
+                <w:szCs w:val="22"/>
+                <w:lang w:val="en-ID"/>
+              </w:rPr>
+              <w:t>{</w:t>
+            </w:r>
+            <w:proofErr w:type="spellStart"/>
+            <w:r>
+              <w:rPr>
+                <w:rFonts w:ascii="Tahoma" w:hAnsi="Tahoma" w:cs="Tahoma"/>
+                <w:b w:val="0"/>
+                <w:bCs/>
+                <w:color w:val="auto"/>
+                <w:sz w:val="22"/>
+                <w:szCs w:val="22"/>
+                <w:lang w:val="en-ID"/>
+              </w:rPr>
+              <w:t>teks</w:t>
+            </w:r>
+            <w:proofErr w:type="spellEnd"/>
+            <w:r>
+              <w:rPr>
+                <w:rFonts w:ascii="Tahoma" w:hAnsi="Tahoma" w:cs="Tahoma"/>
+                <w:b w:val="0"/>
+                <w:bCs/>
+                <w:color w:val="auto"/>
+                <w:sz w:val="22"/>
+                <w:szCs w:val="22"/>
+                <w:lang w:val="en-ID"/>
+              </w:rPr>
+              <w:t>}</w:t>
+            </w:r>
+          </w:p>
+          <w:p>
+            <w:pPr>
+              <w:spacing w:after="0"/>
+              <w:contextualSpacing/>
+              <w:jc w:val="both"/>
+              <w:rPr>
+                <w:rFonts w:ascii="Tahoma" w:hAnsi="Tahoma" w:cs="Tahoma"/>
+                <w:b w:val="0"/>
+                <w:bCs/>
+                <w:color w:val="auto"/>
+                <w:sz w:val="22"/>
+                <w:szCs w:val="22"/>
+                <w:lang w:val="en-ID"/>
+              </w:rPr>
+            </w:pPr>
+            <w:r>
+              <w:rPr>
+                <w:rFonts w:ascii="Tahoma" w:hAnsi="Tahoma" w:cs="Tahoma"/>
+                <w:b w:val="0"/>
+                <w:bCs/>
+                <w:color w:val="auto"/>
+                <w:sz w:val="22"/>
+                <w:szCs w:val="22"/>
+                <w:lang w:val="en-ID"/>
+              </w:rPr>
+              <w:t>{/</w:t>
+            </w:r>
+            <w:proofErr w:type="spellStart"/>
+            <w:r>
+              <w:rPr>
+                <w:rFonts w:ascii="Tahoma" w:hAnsi="Tahoma" w:cs="Tahoma"/>
+                <w:b w:val="0"/>
+                <w:bCs/>
+                <w:color w:val="auto"/>
+                <w:sz w:val="22"/>
+                <w:szCs w:val="22"/>
+                <w:lang w:val="en-ID"/>
+              </w:rPr>
+              <w:t>tahapan_header</w:t>
+            </w:r>
+            <w:proofErr w:type="spellEnd"/>
+            <w:r>
+              <w:rPr>
+                <w:rFonts w:ascii="Tahoma" w:hAnsi="Tahoma" w:cs="Tahoma"/>
+                <w:b w:val="0"/>
+                <w:bCs/>
+                <w:color w:val="auto"/>
+                <w:sz w:val="22"/>
+                <w:szCs w:val="22"/>
+                <w:lang w:val="en-ID"/>
+              </w:rPr>
+              <w:t>}</w:t>
+            </w:r>
+          </w:p>
+          <w:p>
+            <w:pPr>
+              <w:spacing w:after="0"/>
+              <w:contextualSpacing/>
+              <w:jc w:val="both"/>
+              <w:rPr>
+                <w:rFonts w:ascii="Tahoma" w:hAnsi="Tahoma" w:cs="Tahoma"/>
+                <w:b w:val="0"/>
+                <w:bCs/>
+                <w:color w:val="auto"/>
+                <w:sz w:val="22"/>
+                <w:szCs w:val="22"/>
+                <w:lang w:val="en-ID"/>
+              </w:rPr>
+            </w:pPr>
+            <w:r>
+              <w:rPr>
+                <w:rFonts w:ascii="Tahoma" w:hAnsi="Tahoma" w:cs="Tahoma"/>
+                <w:b w:val="0"/>
+                <w:bCs/>
+                <w:color w:val="auto"/>
+                <w:sz w:val="22"/>
+                <w:szCs w:val="22"/>
+                <w:lang w:val="en-ID"/>
+              </w:rPr>
+              <w:t>{#tahapan_list}</w:t>
+            </w:r>
+          </w:p>
+          <w:p>
+            <w:pPr>
+              <w:spacing w:after="0"/>
+              <w:ind w:left="425" w:hanging="425"/>
+              <w:contextualSpacing/>
+              <w:jc w:val="both"/>
+              <w:rPr>
+                <w:rFonts w:ascii="Tahoma" w:hAnsi="Tahoma" w:cs="Tahoma"/>
+                <w:b w:val="0"/>
+                <w:bCs/>
+                <w:color w:val="auto"/>
+                <w:sz w:val="22"/>
+                <w:szCs w:val="22"/>
+                <w:lang w:val="en-ID"/>
+              </w:rPr>
+            </w:pPr>
+            <w:r>
+              <w:rPr>
+                <w:rFonts w:ascii="Tahoma" w:hAnsi="Tahoma" w:cs="Tahoma"/>
+                <w:b w:val="0"/>
+                <w:bCs/>
+                <w:color w:val="auto"/>
+                <w:sz w:val="22"/>
+                <w:szCs w:val="22"/>
+                <w:lang w:val="en-ID"/>
+              </w:rPr>
+              <w:t>{</w:t>
+            </w:r>
+            <w:proofErr w:type="spellStart"/>
+            <w:r>
+              <w:rPr>
+                <w:rFonts w:ascii="Tahoma" w:hAnsi="Tahoma" w:cs="Tahoma"/>
+                <w:b w:val="0"/>
+                <w:bCs/>
+                <w:color w:val="auto"/>
+                <w:sz w:val="22"/>
+                <w:szCs w:val="22"/>
+                <w:lang w:val="en-ID"/>
+              </w:rPr>
+              <w:t>teks_tahapan</w:t>
+            </w:r>
+            <w:proofErr w:type="spellEnd"/>
+            <w:r>
+              <w:rPr>
+                <w:rFonts w:ascii="Tahoma" w:hAnsi="Tahoma" w:cs="Tahoma"/>
+                <w:b w:val="0"/>
+                <w:bCs/>
+                <w:color w:val="auto"/>
+                <w:sz w:val="22"/>
+                <w:szCs w:val="22"/>
+                <w:lang w:val="en-ID"/>
+              </w:rPr>
+              <w:t>}</w:t>
+            </w:r>
+          </w:p>
+          <w:p>
+            <w:pPr>
+              <w:spacing w:after="0"/>
+              <w:contextualSpacing/>
+              <w:jc w:val="both"/>
+              <w:rPr>
+                <w:rFonts w:ascii="Tahoma" w:hAnsi="Tahoma" w:cs="Tahoma"/>
+                <w:b w:val="0"/>
+                <w:bCs/>
+                <w:color w:val="auto"/>
+                <w:sz w:val="22"/>
+                <w:szCs w:val="22"/>
+                <w:lang w:val="en-ID"/>
+              </w:rPr>
+            </w:pPr>
+            <w:r>
+              <w:rPr>
+                <w:rFonts w:ascii="Tahoma" w:hAnsi="Tahoma" w:cs="Tahoma"/>
+                <w:b w:val="0"/>
+                <w:bCs/>
+                <w:color w:val="auto"/>
+                <w:sz w:val="22"/>
+                <w:szCs w:val="22"/>
+                <w:lang w:val="en-ID"/>
+              </w:rPr>
+              <w:t>{#detail_list}</w:t>
+            </w:r>
+          </w:p>
+          <w:p>
+            <w:pPr>
+              <w:spacing w:after="0"/>
+              <w:ind w:left="850" w:hanging="425"/>
+              <w:contextualSpacing/>
+              <w:jc w:val="both"/>
+              <w:rPr>
+                <w:rFonts w:ascii="Tahoma" w:hAnsi="Tahoma" w:cs="Tahoma"/>
+                <w:b w:val="0"/>
+                <w:bCs/>
+                <w:color w:val="auto"/>
+                <w:sz w:val="22"/>
+                <w:szCs w:val="22"/>
+                <w:lang w:val="en-ID"/>
+              </w:rPr>
+            </w:pPr>
+            <w:r>
+              <w:rPr>
+                <w:rFonts w:ascii="Tahoma" w:hAnsi="Tahoma" w:cs="Tahoma"/>
+                <w:b w:val="0"/>
+                <w:bCs/>
+                <w:color w:val="auto"/>
+                <w:sz w:val="22"/>
+                <w:szCs w:val="22"/>
+                <w:lang w:val="en-ID"/>
+              </w:rPr>
+              <w:t>{</w:t>
+            </w:r>
+            <w:proofErr w:type="spellStart"/>
+            <w:r>
+              <w:rPr>
+                <w:rFonts w:ascii="Tahoma" w:hAnsi="Tahoma" w:cs="Tahoma"/>
+                <w:b w:val="0"/>
+                <w:bCs/>
+                <w:color w:val="auto"/>
+                <w:sz w:val="22"/>
+                <w:szCs w:val="22"/>
+                <w:lang w:val="en-ID"/>
+              </w:rPr>
+              <w:t>teks_detail</w:t>
+            </w:r>
+            <w:proofErr w:type="spellEnd"/>
+            <w:r>
+              <w:rPr>
+                <w:rFonts w:ascii="Tahoma" w:hAnsi="Tahoma" w:cs="Tahoma"/>
+                <w:b w:val="0"/>
+                <w:bCs/>
+                <w:color w:val="auto"/>
+                <w:sz w:val="22"/>
+                <w:szCs w:val="22"/>
+                <w:lang w:val="en-ID"/>
+              </w:rPr>
+              <w:t>}</w:t>
+            </w:r>
+          </w:p>
+          <w:p>
+            <w:pPr>
+              <w:spacing w:after="0"/>
+              <w:contextualSpacing/>
+              <w:jc w:val="both"/>
+              <w:rPr>
+                <w:rFonts w:ascii="Tahoma" w:hAnsi="Tahoma" w:cs="Tahoma"/>
+                <w:b w:val="0"/>
+                <w:bCs/>
+                <w:color w:val="auto"/>
+                <w:sz w:val="22"/>
+                <w:szCs w:val="22"/>
+                <w:lang w:val="en-ID"/>
+              </w:rPr>
+            </w:pPr>
+            <w:r>
+              <w:rPr>
+                <w:rFonts w:ascii="Tahoma" w:hAnsi="Tahoma" w:cs="Tahoma"/>
+                <w:b w:val="0"/>
+                <w:bCs/>
+                <w:color w:val="auto"/>
+                <w:sz w:val="22"/>
+                <w:szCs w:val="22"/>
+                <w:lang w:val="en-ID"/>
+              </w:rPr>
+              <w:t>{/</w:t>
+            </w:r>
+            <w:proofErr w:type="spellStart"/>
+            <w:r>
+              <w:rPr>
+                <w:rFonts w:ascii="Tahoma" w:hAnsi="Tahoma" w:cs="Tahoma"/>
+                <w:b w:val="0"/>
+                <w:bCs/>
+                <w:color w:val="auto"/>
+                <w:sz w:val="22"/>
+                <w:szCs w:val="22"/>
+                <w:lang w:val="en-ID"/>
+              </w:rPr>
+              <w:t>detail_list</w:t>
+            </w:r>
+            <w:proofErr w:type="spellEnd"/>
+            <w:r>
+              <w:rPr>
+                <w:rFonts w:ascii="Tahoma" w:hAnsi="Tahoma" w:cs="Tahoma"/>
+                <w:b w:val="0"/>
+                <w:bCs/>
+                <w:color w:val="auto"/>
+                <w:sz w:val="22"/>
+                <w:szCs w:val="22"/>
+                <w:lang w:val="en-ID"/>
+              </w:rPr>
+              <w:t>}</w:t>
+            </w:r>
+          </w:p>
+          <w:p>
+            <w:pPr>
+              <w:spacing w:after="0"/>
+              <w:contextualSpacing/>
+              <w:jc w:val="both"/>
+              <w:rPr>
+                <w:rFonts w:ascii="Tahoma" w:hAnsi="Tahoma" w:cs="Tahoma"/>
+                <w:b w:val="0"/>
+                <w:bCs/>
+                <w:color w:val="auto"/>
+                <w:sz w:val="22"/>
+                <w:szCs w:val="22"/>
+                <w:lang w:val="en-ID"/>
+              </w:rPr>
+            </w:pPr>
+            <w:r>
+              <w:rPr>
+                <w:rFonts w:ascii="Tahoma" w:hAnsi="Tahoma" w:cs="Tahoma"/>
+                <w:b w:val="0"/>
+                <w:bCs/>
+                <w:color w:val="auto"/>
+                <w:sz w:val="22"/>
+                <w:szCs w:val="22"/>
+                <w:lang w:val="en-ID"/>
+              </w:rPr>
+              <w:t>{/</w:t>
+            </w:r>
+            <w:proofErr w:type="spellStart"/>
+            <w:r>
+              <w:rPr>
+                <w:rFonts w:ascii="Tahoma" w:hAnsi="Tahoma" w:cs="Tahoma"/>
+                <w:b w:val="0"/>
+                <w:bCs/>
+                <w:color w:val="auto"/>
+                <w:sz w:val="22"/>
+                <w:szCs w:val="22"/>
+                <w:lang w:val="en-ID"/>
+              </w:rPr>
+              <w:t>tahapan_list</w:t>
+            </w:r>
+            <w:proofErr w:type="spellEnd"/>
+            <w:r>
+              <w:rPr>
+                <w:rFonts w:ascii="Tahoma" w:hAnsi="Tahoma" w:cs="Tahoma"/>
+                <w:b w:val="0"/>
+                <w:bCs/>
+                <w:color w:val="auto"/>
+                <w:sz w:val="22"/>
+                <w:szCs w:val="22"/>
+                <w:lang w:val="en-ID"/>
+              </w:rPr>
+              <w:t>}</w:t>
             </w:r>
           </w:p>
         </w:tc>
@@ -10159,124 +4321,6 @@
           <w:tcPr>
             <w:tcW w:w="3279" w:type="dxa"/>
           </w:tcPr>
-          <w:p>
-            <w:pPr>
-              <w:spacing w:after="0"/>
-              <w:ind w:hanging="2"/>
-              <w:jc w:val="both"/>
-              <w:rPr>
-                <w:rFonts w:ascii="Tahoma" w:eastAsia="Tahoma" w:hAnsi="Tahoma" w:cs="Tahoma"/>
-                <w:b w:val="0"/>
-                <w:bCs/>
-                <w:sz w:val="22"/>
-                <w:szCs w:val="22"/>
-                <w:lang w:val="en-GB"/>
-              </w:rPr>
-            </w:pPr>
-            <w:proofErr w:type="spellStart"/>
-            <w:r>
-              <w:rPr>
-                <w:rFonts w:ascii="Tahoma" w:eastAsia="Tahoma" w:hAnsi="Tahoma" w:cs="Tahoma"/>
-                <w:b w:val="0"/>
-                <w:bCs/>
-                <w:sz w:val="22"/>
-                <w:szCs w:val="22"/>
-              </w:rPr>
-              <w:lastRenderedPageBreak/>
-              <w:t>Laporan</w:t>
-            </w:r>
-            <w:proofErr w:type="spellEnd"/>
-            <w:r>
-              <w:rPr>
-                <w:rFonts w:ascii="Tahoma" w:eastAsia="Tahoma" w:hAnsi="Tahoma" w:cs="Tahoma"/>
-                <w:b w:val="0"/>
-                <w:bCs/>
-                <w:sz w:val="22"/>
-                <w:szCs w:val="22"/>
-              </w:rPr>
-              <w:t xml:space="preserve"> </w:t>
-            </w:r>
-            <w:proofErr w:type="spellStart"/>
-            <w:r>
-              <w:rPr>
-                <w:rFonts w:ascii="Tahoma" w:eastAsia="Tahoma" w:hAnsi="Tahoma" w:cs="Tahoma"/>
-                <w:b w:val="0"/>
-                <w:bCs/>
-                <w:sz w:val="22"/>
-                <w:szCs w:val="22"/>
-              </w:rPr>
-              <w:t>pelaksanaan</w:t>
-            </w:r>
-            <w:proofErr w:type="spellEnd"/>
-            <w:r>
-              <w:rPr>
-                <w:rFonts w:ascii="Tahoma" w:eastAsia="Tahoma" w:hAnsi="Tahoma" w:cs="Tahoma"/>
-                <w:b w:val="0"/>
-                <w:bCs/>
-                <w:sz w:val="22"/>
-                <w:szCs w:val="22"/>
-              </w:rPr>
-              <w:t xml:space="preserve"> </w:t>
-            </w:r>
-            <w:proofErr w:type="spellStart"/>
-            <w:r>
-              <w:rPr>
-                <w:rFonts w:ascii="Tahoma" w:eastAsia="Tahoma" w:hAnsi="Tahoma" w:cs="Tahoma"/>
-                <w:b w:val="0"/>
-                <w:bCs/>
-                <w:sz w:val="22"/>
-                <w:szCs w:val="22"/>
-              </w:rPr>
-              <w:t>tugas</w:t>
-            </w:r>
-            <w:proofErr w:type="spellEnd"/>
-            <w:r>
-              <w:rPr>
-                <w:rFonts w:ascii="Tahoma" w:eastAsia="Tahoma" w:hAnsi="Tahoma" w:cs="Tahoma"/>
-                <w:b w:val="0"/>
-                <w:bCs/>
-                <w:sz w:val="22"/>
-                <w:szCs w:val="22"/>
-              </w:rPr>
-              <w:t xml:space="preserve"> </w:t>
-            </w:r>
-            <w:proofErr w:type="spellStart"/>
-            <w:r>
-              <w:rPr>
-                <w:rFonts w:ascii="Tahoma" w:eastAsia="Tahoma" w:hAnsi="Tahoma" w:cs="Tahoma"/>
-                <w:b w:val="0"/>
-                <w:bCs/>
-                <w:sz w:val="22"/>
-                <w:szCs w:val="22"/>
-              </w:rPr>
-              <w:t>tambahan</w:t>
-            </w:r>
-            <w:proofErr w:type="spellEnd"/>
-            <w:r>
-              <w:rPr>
-                <w:rFonts w:ascii="Tahoma" w:eastAsia="Tahoma" w:hAnsi="Tahoma" w:cs="Tahoma"/>
-                <w:b w:val="0"/>
-                <w:bCs/>
-                <w:sz w:val="22"/>
-                <w:szCs w:val="22"/>
-              </w:rPr>
-              <w:t xml:space="preserve"> </w:t>
-            </w:r>
-            <w:proofErr w:type="spellStart"/>
-            <w:r>
-              <w:rPr>
-                <w:rFonts w:ascii="Tahoma" w:eastAsia="Tahoma" w:hAnsi="Tahoma" w:cs="Tahoma"/>
-                <w:b w:val="0"/>
-                <w:bCs/>
-                <w:sz w:val="22"/>
-                <w:szCs w:val="22"/>
-              </w:rPr>
-              <w:t>lainnya</w:t>
-            </w:r>
-            <w:bookmarkStart w:id="0" w:name="_Hlk111186108"/>
-            <w:proofErr w:type="spellEnd"/>
-          </w:p>
-          <w:bookmarkEnd w:id="0"/>
           <w:p>
             <w:pPr>
               <w:suppressAutoHyphens/>
@@ -10290,8 +4334,475 @@
                 <w:bCs/>
                 <w:sz w:val="22"/>
                 <w:szCs w:val="22"/>
-              </w:rPr>
-            </w:pPr>
+                <w:lang w:val="en-ID"/>
+              </w:rPr>
+            </w:pPr>
+            <w:r>
+              <w:rPr>
+                <w:rFonts w:ascii="Tahoma" w:eastAsia="Tahoma" w:hAnsi="Tahoma" w:cs="Tahoma"/>
+                <w:b w:val="0"/>
+                <w:bCs/>
+                <w:sz w:val="22"/>
+                <w:szCs w:val="22"/>
+                <w:lang w:val="en-ID"/>
+              </w:rPr>
+              <w:t>{#hasil_single}</w:t>
+            </w:r>
+          </w:p>
+          <w:p>
+            <w:pPr>
+              <w:suppressAutoHyphens/>
+              <w:spacing w:after="0" w:line="1" w:lineRule="atLeast"/>
+              <w:jc w:val="both"/>
+              <w:textAlignment w:val="top"/>
+              <w:outlineLvl w:val="0"/>
+              <w:rPr>
+                <w:rFonts w:ascii="Tahoma" w:eastAsia="Tahoma" w:hAnsi="Tahoma" w:cs="Tahoma"/>
+                <w:b w:val="0"/>
+                <w:bCs/>
+                <w:sz w:val="22"/>
+                <w:szCs w:val="22"/>
+                <w:lang w:val="en-ID"/>
+              </w:rPr>
+            </w:pPr>
+            <w:r>
+              <w:rPr>
+                <w:rFonts w:ascii="Tahoma" w:eastAsia="Tahoma" w:hAnsi="Tahoma" w:cs="Tahoma"/>
+                <w:b w:val="0"/>
+                <w:bCs/>
+                <w:sz w:val="22"/>
+                <w:szCs w:val="22"/>
+                <w:lang w:val="en-ID"/>
+              </w:rPr>
+              <w:t>{</w:t>
+            </w:r>
+            <w:proofErr w:type="spellStart"/>
+            <w:r>
+              <w:rPr>
+                <w:rFonts w:ascii="Tahoma" w:eastAsia="Tahoma" w:hAnsi="Tahoma" w:cs="Tahoma"/>
+                <w:b w:val="0"/>
+                <w:bCs/>
+                <w:sz w:val="22"/>
+                <w:szCs w:val="22"/>
+                <w:lang w:val="en-ID"/>
+              </w:rPr>
+              <w:t>teks_utama</w:t>
+            </w:r>
+            <w:proofErr w:type="spellEnd"/>
+            <w:r>
+              <w:rPr>
+                <w:rFonts w:ascii="Tahoma" w:eastAsia="Tahoma" w:hAnsi="Tahoma" w:cs="Tahoma"/>
+                <w:b w:val="0"/>
+                <w:bCs/>
+                <w:sz w:val="22"/>
+                <w:szCs w:val="22"/>
+                <w:lang w:val="en-ID"/>
+              </w:rPr>
+              <w:t>}</w:t>
+            </w:r>
+          </w:p>
+          <w:p>
+            <w:pPr>
+              <w:suppressAutoHyphens/>
+              <w:spacing w:after="0" w:line="1" w:lineRule="atLeast"/>
+              <w:jc w:val="both"/>
+              <w:textAlignment w:val="top"/>
+              <w:outlineLvl w:val="0"/>
+              <w:rPr>
+                <w:rFonts w:ascii="Tahoma" w:eastAsia="Tahoma" w:hAnsi="Tahoma" w:cs="Tahoma"/>
+                <w:b w:val="0"/>
+                <w:bCs/>
+                <w:sz w:val="22"/>
+                <w:szCs w:val="22"/>
+                <w:lang w:val="en-ID"/>
+              </w:rPr>
+            </w:pPr>
+            <w:r>
+              <w:rPr>
+                <w:rFonts w:ascii="Tahoma" w:eastAsia="Tahoma" w:hAnsi="Tahoma" w:cs="Tahoma"/>
+                <w:b w:val="0"/>
+                <w:bCs/>
+                <w:sz w:val="22"/>
+                <w:szCs w:val="22"/>
+                <w:lang w:val="en-ID"/>
+              </w:rPr>
+              <w:t>{#sub}</w:t>
+            </w:r>
+          </w:p>
+          <w:p>
+            <w:pPr>
+              <w:suppressAutoHyphens/>
+              <w:spacing w:after="0" w:line="1" w:lineRule="atLeast"/>
+              <w:ind w:left="567" w:hanging="425"/>
+              <w:jc w:val="both"/>
+              <w:textAlignment w:val="top"/>
+              <w:outlineLvl w:val="0"/>
+              <w:rPr>
+                <w:rFonts w:ascii="Tahoma" w:eastAsia="Tahoma" w:hAnsi="Tahoma" w:cs="Tahoma"/>
+                <w:b w:val="0"/>
+                <w:bCs/>
+                <w:sz w:val="22"/>
+                <w:szCs w:val="22"/>
+                <w:lang w:val="en-ID"/>
+              </w:rPr>
+            </w:pPr>
+            <w:r>
+              <w:rPr>
+                <w:rFonts w:ascii="Tahoma" w:eastAsia="Tahoma" w:hAnsi="Tahoma" w:cs="Tahoma"/>
+                <w:b w:val="0"/>
+                <w:bCs/>
+                <w:sz w:val="22"/>
+                <w:szCs w:val="22"/>
+                <w:lang w:val="en-ID"/>
+              </w:rPr>
+              <w:t>{</w:t>
+            </w:r>
+            <w:proofErr w:type="spellStart"/>
+            <w:r>
+              <w:rPr>
+                <w:rFonts w:ascii="Tahoma" w:eastAsia="Tahoma" w:hAnsi="Tahoma" w:cs="Tahoma"/>
+                <w:b w:val="0"/>
+                <w:bCs/>
+                <w:sz w:val="22"/>
+                <w:szCs w:val="22"/>
+                <w:lang w:val="en-ID"/>
+              </w:rPr>
+              <w:t>teks_sub</w:t>
+            </w:r>
+            <w:proofErr w:type="spellEnd"/>
+            <w:r>
+              <w:rPr>
+                <w:rFonts w:ascii="Tahoma" w:eastAsia="Tahoma" w:hAnsi="Tahoma" w:cs="Tahoma"/>
+                <w:b w:val="0"/>
+                <w:bCs/>
+                <w:sz w:val="22"/>
+                <w:szCs w:val="22"/>
+                <w:lang w:val="en-ID"/>
+              </w:rPr>
+              <w:t>}</w:t>
+            </w:r>
+          </w:p>
+          <w:p>
+            <w:pPr>
+              <w:suppressAutoHyphens/>
+              <w:spacing w:after="0" w:line="1" w:lineRule="atLeast"/>
+              <w:jc w:val="both"/>
+              <w:textAlignment w:val="top"/>
+              <w:outlineLvl w:val="0"/>
+              <w:rPr>
+                <w:rFonts w:ascii="Tahoma" w:eastAsia="Tahoma" w:hAnsi="Tahoma" w:cs="Tahoma"/>
+                <w:b w:val="0"/>
+                <w:bCs/>
+                <w:sz w:val="22"/>
+                <w:szCs w:val="22"/>
+                <w:lang w:val="en-ID"/>
+              </w:rPr>
+            </w:pPr>
+            <w:r>
+              <w:rPr>
+                <w:rFonts w:ascii="Tahoma" w:eastAsia="Tahoma" w:hAnsi="Tahoma" w:cs="Tahoma"/>
+                <w:b w:val="0"/>
+                <w:bCs/>
+                <w:sz w:val="22"/>
+                <w:szCs w:val="22"/>
+                <w:lang w:val="en-ID"/>
+              </w:rPr>
+              <w:t>{/sub}</w:t>
+            </w:r>
+          </w:p>
+          <w:p>
+            <w:pPr>
+              <w:suppressAutoHyphens/>
+              <w:spacing w:after="0" w:line="1" w:lineRule="atLeast"/>
+              <w:jc w:val="both"/>
+              <w:textAlignment w:val="top"/>
+              <w:outlineLvl w:val="0"/>
+              <w:rPr>
+                <w:rFonts w:ascii="Tahoma" w:eastAsia="Tahoma" w:hAnsi="Tahoma" w:cs="Tahoma"/>
+                <w:b w:val="0"/>
+                <w:bCs/>
+                <w:sz w:val="22"/>
+                <w:szCs w:val="22"/>
+                <w:lang w:val="en-ID"/>
+              </w:rPr>
+            </w:pPr>
+            <w:r>
+              <w:rPr>
+                <w:rFonts w:ascii="Tahoma" w:eastAsia="Tahoma" w:hAnsi="Tahoma" w:cs="Tahoma"/>
+                <w:b w:val="0"/>
+                <w:bCs/>
+                <w:sz w:val="22"/>
+                <w:szCs w:val="22"/>
+                <w:lang w:val="en-ID"/>
+              </w:rPr>
+              <w:t>{/</w:t>
+            </w:r>
+            <w:proofErr w:type="spellStart"/>
+            <w:r>
+              <w:rPr>
+                <w:rFonts w:ascii="Tahoma" w:eastAsia="Tahoma" w:hAnsi="Tahoma" w:cs="Tahoma"/>
+                <w:b w:val="0"/>
+                <w:bCs/>
+                <w:sz w:val="22"/>
+                <w:szCs w:val="22"/>
+                <w:lang w:val="en-ID"/>
+              </w:rPr>
+              <w:t>hasil_single</w:t>
+            </w:r>
+            <w:proofErr w:type="spellEnd"/>
+            <w:r>
+              <w:rPr>
+                <w:rFonts w:ascii="Tahoma" w:eastAsia="Tahoma" w:hAnsi="Tahoma" w:cs="Tahoma"/>
+                <w:b w:val="0"/>
+                <w:bCs/>
+                <w:sz w:val="22"/>
+                <w:szCs w:val="22"/>
+                <w:lang w:val="en-ID"/>
+              </w:rPr>
+              <w:t>}</w:t>
+            </w:r>
+          </w:p>
+          <w:p>
+            <w:pPr>
+              <w:suppressAutoHyphens/>
+              <w:spacing w:after="0" w:line="1" w:lineRule="atLeast"/>
+              <w:jc w:val="both"/>
+              <w:textAlignment w:val="top"/>
+              <w:outlineLvl w:val="0"/>
+              <w:rPr>
+                <w:rFonts w:ascii="Tahoma" w:eastAsia="Tahoma" w:hAnsi="Tahoma" w:cs="Tahoma"/>
+                <w:b w:val="0"/>
+                <w:bCs/>
+                <w:sz w:val="22"/>
+                <w:szCs w:val="22"/>
+                <w:lang w:val="en-ID"/>
+              </w:rPr>
+            </w:pPr>
+            <w:r>
+              <w:rPr>
+                <w:rFonts w:ascii="Tahoma" w:eastAsia="Tahoma" w:hAnsi="Tahoma" w:cs="Tahoma"/>
+                <w:b w:val="0"/>
+                <w:bCs/>
+                <w:sz w:val="22"/>
+                <w:szCs w:val="22"/>
+                <w:lang w:val="en-ID"/>
+              </w:rPr>
+              <w:t>{#hasil}</w:t>
+            </w:r>
+          </w:p>
+          <w:p>
+            <w:pPr>
+              <w:suppressAutoHyphens/>
+              <w:spacing w:after="0" w:line="1" w:lineRule="atLeast"/>
+              <w:ind w:left="425" w:hanging="425"/>
+              <w:jc w:val="both"/>
+              <w:textAlignment w:val="top"/>
+              <w:outlineLvl w:val="0"/>
+              <w:rPr>
+                <w:rFonts w:ascii="Tahoma" w:eastAsia="Tahoma" w:hAnsi="Tahoma" w:cs="Tahoma"/>
+                <w:b w:val="0"/>
+                <w:bCs/>
+                <w:sz w:val="22"/>
+                <w:szCs w:val="22"/>
+                <w:lang w:val="en-ID"/>
+              </w:rPr>
+            </w:pPr>
+            <w:r>
+              <w:rPr>
+                <w:rFonts w:ascii="Tahoma" w:eastAsia="Tahoma" w:hAnsi="Tahoma" w:cs="Tahoma"/>
+                <w:b w:val="0"/>
+                <w:bCs/>
+                <w:sz w:val="22"/>
+                <w:szCs w:val="22"/>
+                <w:lang w:val="en-ID"/>
+              </w:rPr>
+              <w:t>{</w:t>
+            </w:r>
+            <w:proofErr w:type="spellStart"/>
+            <w:r>
+              <w:rPr>
+                <w:rFonts w:ascii="Tahoma" w:eastAsia="Tahoma" w:hAnsi="Tahoma" w:cs="Tahoma"/>
+                <w:b w:val="0"/>
+                <w:bCs/>
+                <w:sz w:val="22"/>
+                <w:szCs w:val="22"/>
+                <w:lang w:val="en-ID"/>
+              </w:rPr>
+              <w:t>teks_utama</w:t>
+            </w:r>
+            <w:proofErr w:type="spellEnd"/>
+            <w:r>
+              <w:rPr>
+                <w:rFonts w:ascii="Tahoma" w:eastAsia="Tahoma" w:hAnsi="Tahoma" w:cs="Tahoma"/>
+                <w:b w:val="0"/>
+                <w:bCs/>
+                <w:sz w:val="22"/>
+                <w:szCs w:val="22"/>
+                <w:lang w:val="en-ID"/>
+              </w:rPr>
+              <w:t>}</w:t>
+            </w:r>
+          </w:p>
+          <w:p>
+            <w:pPr>
+              <w:suppressAutoHyphens/>
+              <w:spacing w:after="0" w:line="1" w:lineRule="atLeast"/>
+              <w:jc w:val="both"/>
+              <w:textAlignment w:val="top"/>
+              <w:outlineLvl w:val="0"/>
+              <w:rPr>
+                <w:rFonts w:ascii="Tahoma" w:eastAsia="Tahoma" w:hAnsi="Tahoma" w:cs="Tahoma"/>
+                <w:b w:val="0"/>
+                <w:bCs/>
+                <w:sz w:val="22"/>
+                <w:szCs w:val="22"/>
+                <w:lang w:val="en-ID"/>
+              </w:rPr>
+            </w:pPr>
+            <w:r>
+              <w:rPr>
+                <w:rFonts w:ascii="Tahoma" w:eastAsia="Tahoma" w:hAnsi="Tahoma" w:cs="Tahoma"/>
+                <w:b w:val="0"/>
+                <w:bCs/>
+                <w:sz w:val="22"/>
+                <w:szCs w:val="22"/>
+                <w:lang w:val="en-ID"/>
+              </w:rPr>
+              <w:t>{#sub}</w:t>
+            </w:r>
+          </w:p>
+          <w:p>
+            <w:pPr>
+              <w:suppressAutoHyphens/>
+              <w:spacing w:after="0" w:line="1" w:lineRule="atLeast"/>
+              <w:ind w:left="850" w:hanging="425"/>
+              <w:jc w:val="both"/>
+              <w:textAlignment w:val="top"/>
+              <w:outlineLvl w:val="0"/>
+              <w:rPr>
+                <w:rFonts w:ascii="Tahoma" w:eastAsia="Tahoma" w:hAnsi="Tahoma" w:cs="Tahoma"/>
+                <w:b w:val="0"/>
+                <w:bCs/>
+                <w:sz w:val="22"/>
+                <w:szCs w:val="22"/>
+                <w:lang w:val="en-ID"/>
+              </w:rPr>
+            </w:pPr>
+            <w:r>
+              <w:rPr>
+                <w:rFonts w:ascii="Tahoma" w:eastAsia="Tahoma" w:hAnsi="Tahoma" w:cs="Tahoma"/>
+                <w:b w:val="0"/>
+                <w:bCs/>
+                <w:sz w:val="22"/>
+                <w:szCs w:val="22"/>
+                <w:lang w:val="en-ID"/>
+              </w:rPr>
+              <w:t>{</w:t>
+            </w:r>
+            <w:proofErr w:type="spellStart"/>
+            <w:r>
+              <w:rPr>
+                <w:rFonts w:ascii="Tahoma" w:eastAsia="Tahoma" w:hAnsi="Tahoma" w:cs="Tahoma"/>
+                <w:b w:val="0"/>
+                <w:bCs/>
+                <w:sz w:val="22"/>
+                <w:szCs w:val="22"/>
+                <w:lang w:val="en-ID"/>
+              </w:rPr>
+              <w:t>teks_sub</w:t>
+            </w:r>
+            <w:proofErr w:type="spellEnd"/>
+            <w:r>
+              <w:rPr>
+                <w:rFonts w:ascii="Tahoma" w:eastAsia="Tahoma" w:hAnsi="Tahoma" w:cs="Tahoma"/>
+                <w:b w:val="0"/>
+                <w:bCs/>
+                <w:sz w:val="22"/>
+                <w:szCs w:val="22"/>
+                <w:lang w:val="en-ID"/>
+              </w:rPr>
+              <w:t>}</w:t>
+            </w:r>
+          </w:p>
+          <w:p>
+            <w:pPr>
+              <w:suppressAutoHyphens/>
+              <w:spacing w:after="0" w:line="1" w:lineRule="atLeast"/>
+              <w:jc w:val="both"/>
+              <w:textAlignment w:val="top"/>
+              <w:outlineLvl w:val="0"/>
+              <w:rPr>
+                <w:rFonts w:ascii="Tahoma" w:eastAsia="Tahoma" w:hAnsi="Tahoma" w:cs="Tahoma"/>
+                <w:b w:val="0"/>
+                <w:bCs/>
+                <w:sz w:val="22"/>
+                <w:szCs w:val="22"/>
+                <w:lang w:val="en-ID"/>
+              </w:rPr>
+            </w:pPr>
+            <w:r>
+              <w:rPr>
+                <w:rFonts w:ascii="Tahoma" w:eastAsia="Tahoma" w:hAnsi="Tahoma" w:cs="Tahoma"/>
+                <w:b w:val="0"/>
+                <w:bCs/>
+                <w:sz w:val="22"/>
+                <w:szCs w:val="22"/>
+                <w:lang w:val="en-ID"/>
+              </w:rPr>
+              <w:t>{/sub}</w:t>
+            </w:r>
+          </w:p>
+          <w:p>
+            <w:pPr>
+              <w:suppressAutoHyphens/>
+              <w:spacing w:after="0" w:line="1" w:lineRule="atLeast"/>
+              <w:jc w:val="both"/>
+              <w:textAlignment w:val="top"/>
+              <w:outlineLvl w:val="0"/>
+              <w:rPr>
+                <w:rFonts w:ascii="Tahoma" w:eastAsia="Tahoma" w:hAnsi="Tahoma" w:cs="Tahoma"/>
+                <w:b w:val="0"/>
+                <w:bCs/>
+                <w:sz w:val="22"/>
+                <w:szCs w:val="22"/>
+                <w:lang w:val="en-ID"/>
+              </w:rPr>
+            </w:pPr>
+            <w:r>
+              <w:rPr>
+                <w:rFonts w:ascii="Tahoma" w:eastAsia="Tahoma" w:hAnsi="Tahoma" w:cs="Tahoma"/>
+                <w:b w:val="0"/>
+                <w:bCs/>
+                <w:sz w:val="22"/>
+                <w:szCs w:val="22"/>
+                <w:lang w:val="en-ID"/>
+              </w:rPr>
+              <w:t>{/</w:t>
+            </w:r>
+            <w:proofErr w:type="spellStart"/>
+            <w:r>
+              <w:rPr>
+                <w:rFonts w:ascii="Tahoma" w:eastAsia="Tahoma" w:hAnsi="Tahoma" w:cs="Tahoma"/>
+                <w:b w:val="0"/>
+                <w:bCs/>
+                <w:sz w:val="22"/>
+                <w:szCs w:val="22"/>
+                <w:lang w:val="en-ID"/>
+              </w:rPr>
+              <w:t>hasil</w:t>
+            </w:r>
+            <w:proofErr w:type="spellEnd"/>
+            <w:r>
+              <w:rPr>
+                <w:rFonts w:ascii="Tahoma" w:eastAsia="Tahoma" w:hAnsi="Tahoma" w:cs="Tahoma"/>
+                <w:b w:val="0"/>
+                <w:bCs/>
+                <w:sz w:val="22"/>
+                <w:szCs w:val="22"/>
+                <w:lang w:val="en-ID"/>
+              </w:rPr>
+              <w:t>}</w:t>
+            </w:r>
           </w:p>
         </w:tc>
         <w:tc>
@@ -10300,7 +4811,11 @@
           </w:tcPr>
           <w:p>
             <w:pPr>
-              <w:spacing w:after="0"/>
+              <w:suppressAutoHyphens/>
+              <w:spacing w:after="0" w:line="1" w:lineRule="atLeast"/>
+              <w:jc w:val="center"/>
+              <w:textAlignment w:val="top"/>
+              <w:outlineLvl w:val="0"/>
               <w:rPr>
                 <w:rFonts w:ascii="Tahoma" w:hAnsi="Tahoma" w:cs="Tahoma"/>
                 <w:b w:val="0"/>
@@ -10309,6 +4824,41 @@
                 <w:szCs w:val="20"/>
               </w:rPr>
             </w:pPr>
+            <w:r>
+              <w:rPr>
+                <w:rFonts w:ascii="Tahoma" w:eastAsia="Tahoma" w:hAnsi="Tahoma" w:cs="Tahoma"/>
+                <w:b w:val="0"/>
+                <w:bCs/>
+                <w:sz w:val="22"/>
+                <w:szCs w:val="22"/>
+                <w:lang w:val="en-ID"/>
+              </w:rPr>
+              <w:t>{</w:t>
+            </w:r>
+            <w:proofErr w:type="spellStart"/>
+            <w:r>
+              <w:rPr>
+                <w:rFonts w:ascii="Tahoma" w:eastAsia="Tahoma" w:hAnsi="Tahoma" w:cs="Tahoma"/>
+                <w:b w:val="0"/>
+                <w:bCs/>
+                <w:sz w:val="22"/>
+                <w:szCs w:val="22"/>
+                <w:lang w:val="en-ID"/>
+              </w:rPr>
+              <w:t>jumlah_hasil</w:t>
+            </w:r>
+            <w:proofErr w:type="spellEnd"/>
+            <w:r>
+              <w:rPr>
+                <w:rFonts w:ascii="Tahoma" w:eastAsia="Tahoma" w:hAnsi="Tahoma" w:cs="Tahoma"/>
+                <w:b w:val="0"/>
+                <w:bCs/>
+                <w:sz w:val="22"/>
+                <w:szCs w:val="22"/>
+                <w:lang w:val="en-ID"/>
+              </w:rPr>
+              <w:t>}</w:t>
+            </w:r>
           </w:p>
         </w:tc>
         <w:tc>
@@ -10317,14 +4867,55 @@
           </w:tcPr>
           <w:p>
             <w:pPr>
-              <w:pStyle w:val="NormalWeb"/>
-              <w:spacing w:beforeLines="0" w:afterLines="0" w:after="0"/>
-              <w:rPr>
-                <w:rFonts w:ascii="Tahoma" w:hAnsi="Tahoma" w:cs="Tahoma"/>
-                <w:bCs/>
-                <w:color w:val="000000"/>
-              </w:rPr>
-            </w:pPr>
+              <w:suppressAutoHyphens/>
+              <w:spacing w:after="0" w:line="1" w:lineRule="atLeast"/>
+              <w:jc w:val="center"/>
+              <w:textAlignment w:val="top"/>
+              <w:outlineLvl w:val="0"/>
+              <w:rPr>
+                <w:rFonts w:ascii="Tahoma" w:eastAsia="Tahoma" w:hAnsi="Tahoma" w:cs="Tahoma"/>
+                <w:b w:val="0"/>
+                <w:bCs/>
+                <w:sz w:val="22"/>
+                <w:szCs w:val="22"/>
+                <w:lang w:val="en-ID"/>
+              </w:rPr>
+            </w:pPr>
+            <w:r>
+              <w:rPr>
+                <w:rFonts w:ascii="Tahoma" w:eastAsia="Tahoma" w:hAnsi="Tahoma" w:cs="Tahoma"/>
+                <w:b w:val="0"/>
+                <w:bCs/>
+                <w:sz w:val="22"/>
+                <w:szCs w:val="22"/>
+                <w:lang w:val="en-ID"/>
+              </w:rPr>
+              <w:t>{</w:t>
+            </w:r>
+            <w:proofErr w:type="spellStart"/>
+            <w:r>
+              <w:rPr>
+                <w:rFonts w:ascii="Tahoma" w:eastAsia="Tahoma" w:hAnsi="Tahoma" w:cs="Tahoma"/>
+                <w:b w:val="0"/>
+                <w:bCs/>
+                <w:sz w:val="22"/>
+                <w:szCs w:val="22"/>
+                <w:lang w:val="en-ID"/>
+              </w:rPr>
+              <w:t>waktu</w:t>
+            </w:r>
+            <w:proofErr w:type="spellEnd"/>
+            <w:r>
+              <w:rPr>
+                <w:rFonts w:ascii="Tahoma" w:eastAsia="Tahoma" w:hAnsi="Tahoma" w:cs="Tahoma"/>
+                <w:b w:val="0"/>
+                <w:bCs/>
+                <w:sz w:val="22"/>
+                <w:szCs w:val="22"/>
+                <w:lang w:val="en-ID"/>
+              </w:rPr>
+              <w:t>}</w:t>
+            </w:r>
           </w:p>
         </w:tc>
         <w:tc>
@@ -10333,15 +4924,55 @@
           </w:tcPr>
           <w:p>
             <w:pPr>
-              <w:spacing w:after="0"/>
-              <w:jc w:val="both"/>
-              <w:rPr>
-                <w:rFonts w:ascii="Tahoma" w:hAnsi="Tahoma" w:cs="Tahoma"/>
-                <w:b w:val="0"/>
-                <w:bCs/>
-                <w:szCs w:val="20"/>
-              </w:rPr>
-            </w:pPr>
+              <w:suppressAutoHyphens/>
+              <w:spacing w:after="0" w:line="1" w:lineRule="atLeast"/>
+              <w:jc w:val="center"/>
+              <w:textAlignment w:val="top"/>
+              <w:outlineLvl w:val="0"/>
+              <w:rPr>
+                <w:rFonts w:ascii="Tahoma" w:eastAsia="Tahoma" w:hAnsi="Tahoma" w:cs="Tahoma"/>
+                <w:b w:val="0"/>
+                <w:bCs/>
+                <w:sz w:val="22"/>
+                <w:szCs w:val="22"/>
+                <w:lang w:val="en-ID"/>
+              </w:rPr>
+            </w:pPr>
+            <w:r>
+              <w:rPr>
+                <w:rFonts w:ascii="Tahoma" w:eastAsia="Tahoma" w:hAnsi="Tahoma" w:cs="Tahoma"/>
+                <w:b w:val="0"/>
+                <w:bCs/>
+                <w:sz w:val="22"/>
+                <w:szCs w:val="22"/>
+                <w:lang w:val="en-ID"/>
+              </w:rPr>
+              <w:t>{</w:t>
+            </w:r>
+            <w:proofErr w:type="spellStart"/>
+            <w:r>
+              <w:rPr>
+                <w:rFonts w:ascii="Tahoma" w:eastAsia="Tahoma" w:hAnsi="Tahoma" w:cs="Tahoma"/>
+                <w:b w:val="0"/>
+                <w:bCs/>
+                <w:sz w:val="22"/>
+                <w:szCs w:val="22"/>
+                <w:lang w:val="en-ID"/>
+              </w:rPr>
+              <w:t>waktu_efektif</w:t>
+            </w:r>
+            <w:proofErr w:type="spellEnd"/>
+            <w:r>
+              <w:rPr>
+                <w:rFonts w:ascii="Tahoma" w:eastAsia="Tahoma" w:hAnsi="Tahoma" w:cs="Tahoma"/>
+                <w:b w:val="0"/>
+                <w:bCs/>
+                <w:sz w:val="22"/>
+                <w:szCs w:val="22"/>
+                <w:lang w:val="en-ID"/>
+              </w:rPr>
+              <w:t>}</w:t>
+            </w:r>
           </w:p>
         </w:tc>
         <w:tc>
@@ -10350,157 +4981,207 @@
           </w:tcPr>
           <w:p>
             <w:pPr>
-              <w:spacing w:after="0"/>
-              <w:jc w:val="both"/>
-              <w:rPr>
-                <w:rFonts w:ascii="Tahoma" w:hAnsi="Tahoma" w:cs="Tahoma"/>
-                <w:b w:val="0"/>
-                <w:bCs/>
-                <w:szCs w:val="20"/>
-              </w:rPr>
-            </w:pPr>
-          </w:p>
-        </w:tc>
-      </w:tr>
-      <w:tr>
-        <w:tc>
-          <w:tcPr>
-            <w:tcW w:w="8949" w:type="dxa"/>
-            <w:gridSpan w:val="3"/>
-          </w:tcPr>
-          <w:p>
-            <w:pPr>
-              <w:pStyle w:val="ListParagraph"/>
-              <w:spacing w:after="0" w:line="240" w:lineRule="auto"/>
-              <w:ind w:left="0"/>
-              <w:contextualSpacing w:val="0"/>
+              <w:suppressAutoHyphens/>
+              <w:spacing w:after="0" w:line="1" w:lineRule="atLeast"/>
               <w:jc w:val="center"/>
-              <w:rPr>
-                <w:rFonts w:ascii="Tahoma" w:hAnsi="Tahoma" w:cs="Tahoma"/>
-                <w:bCs/>
-                <w:noProof/>
-                <w:u w:val="single"/>
-                <w:lang w:val="en-US"/>
-              </w:rPr>
-            </w:pPr>
-            <w:r>
-              <w:rPr>
-                <w:rFonts w:ascii="Tahoma" w:hAnsi="Tahoma" w:cs="Tahoma"/>
-                <w:bCs/>
-              </w:rPr>
-              <w:t>JUMLAH</w:t>
-            </w:r>
-          </w:p>
-        </w:tc>
-        <w:tc>
-          <w:tcPr>
-            <w:tcW w:w="1177" w:type="dxa"/>
-          </w:tcPr>
-          <w:p>
-            <w:pPr>
-              <w:spacing w:after="0"/>
-              <w:jc w:val="center"/>
-              <w:rPr>
-                <w:rFonts w:ascii="Tahoma" w:hAnsi="Tahoma" w:cs="Tahoma"/>
-                <w:b w:val="0"/>
-                <w:bCs/>
-                <w:color w:val="FF0000"/>
-                <w:szCs w:val="20"/>
-              </w:rPr>
-            </w:pPr>
-            <w:r>
-              <w:rPr>
-                <w:rFonts w:ascii="Tahoma" w:hAnsi="Tahoma" w:cs="Tahoma"/>
-                <w:b w:val="0"/>
-                <w:bCs/>
-              </w:rPr>
-              <w:t>...........</w:t>
-            </w:r>
-          </w:p>
-        </w:tc>
-        <w:tc>
-          <w:tcPr>
-            <w:tcW w:w="1771" w:type="dxa"/>
-          </w:tcPr>
-          <w:p>
-            <w:pPr>
-              <w:pStyle w:val="NormalWeb"/>
-              <w:spacing w:beforeLines="0" w:afterLines="0" w:after="0"/>
-              <w:jc w:val="center"/>
-              <w:rPr>
-                <w:rFonts w:ascii="Tahoma" w:hAnsi="Tahoma" w:cs="Tahoma"/>
-                <w:bCs/>
-                <w:color w:val="000000"/>
-              </w:rPr>
-            </w:pPr>
-            <w:r>
-              <w:rPr>
-                <w:rFonts w:ascii="Tahoma" w:hAnsi="Tahoma" w:cs="Tahoma"/>
-                <w:bCs/>
-              </w:rPr>
-              <w:t>...........</w:t>
-            </w:r>
-          </w:p>
-        </w:tc>
-        <w:tc>
-          <w:tcPr>
-            <w:tcW w:w="1186" w:type="dxa"/>
-          </w:tcPr>
-          <w:p>
-            <w:pPr>
-              <w:spacing w:after="0"/>
-              <w:jc w:val="center"/>
-              <w:rPr>
-                <w:rFonts w:ascii="Tahoma" w:hAnsi="Tahoma" w:cs="Tahoma"/>
-                <w:b w:val="0"/>
-                <w:bCs/>
-                <w:szCs w:val="20"/>
-              </w:rPr>
-            </w:pPr>
-            <w:r>
-              <w:rPr>
-                <w:rFonts w:ascii="Tahoma" w:hAnsi="Tahoma" w:cs="Tahoma"/>
-                <w:b w:val="0"/>
-                <w:bCs/>
-              </w:rPr>
-              <w:t>...........</w:t>
-            </w:r>
-          </w:p>
-        </w:tc>
-        <w:tc>
-          <w:tcPr>
-            <w:tcW w:w="1478" w:type="dxa"/>
-          </w:tcPr>
-          <w:p>
-            <w:pPr>
-              <w:spacing w:after="0"/>
-              <w:jc w:val="center"/>
-              <w:rPr>
-                <w:rFonts w:ascii="Tahoma" w:hAnsi="Tahoma" w:cs="Tahoma"/>
-                <w:b w:val="0"/>
-                <w:bCs/>
-                <w:szCs w:val="20"/>
-              </w:rPr>
-            </w:pPr>
-            <w:r>
-              <w:rPr>
-                <w:rFonts w:ascii="Tahoma" w:hAnsi="Tahoma" w:cs="Tahoma"/>
-                <w:b w:val="0"/>
-                <w:bCs/>
-              </w:rPr>
-              <w:t>...........</w:t>
+              <w:textAlignment w:val="top"/>
+              <w:outlineLvl w:val="0"/>
+              <w:rPr>
+                <w:rFonts w:ascii="Tahoma" w:eastAsia="Tahoma" w:hAnsi="Tahoma" w:cs="Tahoma"/>
+                <w:b w:val="0"/>
+                <w:bCs/>
+                <w:sz w:val="22"/>
+                <w:szCs w:val="22"/>
+                <w:lang w:val="en-ID"/>
+              </w:rPr>
+            </w:pPr>
+            <w:r>
+              <w:rPr>
+                <w:rFonts w:ascii="Tahoma" w:eastAsia="Tahoma" w:hAnsi="Tahoma" w:cs="Tahoma"/>
+                <w:b w:val="0"/>
+                <w:bCs/>
+                <w:sz w:val="22"/>
+                <w:szCs w:val="22"/>
+                <w:lang w:val="en-ID"/>
+              </w:rPr>
+              <w:t>{</w:t>
+            </w:r>
+            <w:proofErr w:type="spellStart"/>
+            <w:r>
+              <w:rPr>
+                <w:rFonts w:ascii="Tahoma" w:eastAsia="Tahoma" w:hAnsi="Tahoma" w:cs="Tahoma"/>
+                <w:b w:val="0"/>
+                <w:bCs/>
+                <w:sz w:val="22"/>
+                <w:szCs w:val="22"/>
+                <w:lang w:val="en-ID"/>
+              </w:rPr>
+              <w:t>kebutuhan_</w:t>
+            </w:r>
+            <w:proofErr w:type="gramStart"/>
+            <w:r>
+              <w:rPr>
+                <w:rFonts w:ascii="Tahoma" w:eastAsia="Tahoma" w:hAnsi="Tahoma" w:cs="Tahoma"/>
+                <w:b w:val="0"/>
+                <w:bCs/>
+                <w:sz w:val="22"/>
+                <w:szCs w:val="22"/>
+                <w:lang w:val="en-ID"/>
+              </w:rPr>
+              <w:t>pegawai</w:t>
+            </w:r>
+            <w:proofErr w:type="spellEnd"/>
+            <w:r>
+              <w:rPr>
+                <w:rFonts w:ascii="Tahoma" w:eastAsia="Tahoma" w:hAnsi="Tahoma" w:cs="Tahoma"/>
+                <w:b w:val="0"/>
+                <w:bCs/>
+                <w:sz w:val="22"/>
+                <w:szCs w:val="22"/>
+                <w:lang w:val="en-ID"/>
+              </w:rPr>
+              <w:t>}{</w:t>
+            </w:r>
+            <w:proofErr w:type="gramEnd"/>
+            <w:r>
+              <w:rPr>
+                <w:rFonts w:ascii="Tahoma" w:eastAsia="Tahoma" w:hAnsi="Tahoma" w:cs="Tahoma"/>
+                <w:b w:val="0"/>
+                <w:bCs/>
+                <w:sz w:val="22"/>
+                <w:szCs w:val="22"/>
+                <w:lang w:val="en-ID"/>
+              </w:rPr>
+              <w:t>/</w:t>
+            </w:r>
+            <w:proofErr w:type="spellStart"/>
+            <w:r>
+              <w:rPr>
+                <w:rFonts w:ascii="Tahoma" w:eastAsia="Tahoma" w:hAnsi="Tahoma" w:cs="Tahoma"/>
+                <w:b w:val="0"/>
+                <w:bCs/>
+                <w:sz w:val="22"/>
+                <w:szCs w:val="22"/>
+                <w:lang w:val="en-ID"/>
+              </w:rPr>
+              <w:t>tugas_pokok</w:t>
+            </w:r>
+            <w:proofErr w:type="spellEnd"/>
+            <w:r>
+              <w:rPr>
+                <w:rFonts w:ascii="Tahoma" w:eastAsia="Tahoma" w:hAnsi="Tahoma" w:cs="Tahoma"/>
+                <w:b w:val="0"/>
+                <w:bCs/>
+                <w:sz w:val="22"/>
+                <w:szCs w:val="22"/>
+                <w:lang w:val="en-ID"/>
+              </w:rPr>
+              <w:t>}</w:t>
             </w:r>
           </w:p>
         </w:tc>
       </w:tr>
       <w:tr>
         <w:trPr>
-          <w:trHeight w:val="525"/>
+          <w:trHeight w:val="499"/>
         </w:trPr>
         <w:tc>
           <w:tcPr>
             <w:tcW w:w="13083" w:type="dxa"/>
             <w:gridSpan w:val="6"/>
+            <w:vAlign w:val="center"/>
+          </w:tcPr>
+          <w:p>
+            <w:pPr>
+              <w:suppressAutoHyphens/>
+              <w:spacing w:after="0" w:line="1" w:lineRule="atLeast"/>
+              <w:jc w:val="center"/>
+              <w:textAlignment w:val="top"/>
+              <w:outlineLvl w:val="0"/>
+              <w:rPr>
+                <w:rFonts w:ascii="Tahoma" w:hAnsi="Tahoma" w:cs="Tahoma"/>
+                <w:bCs/>
+                <w:sz w:val="22"/>
+                <w:szCs w:val="22"/>
+              </w:rPr>
+            </w:pPr>
+            <w:r>
+              <w:rPr>
+                <w:rFonts w:ascii="Tahoma" w:hAnsi="Tahoma" w:cs="Tahoma"/>
+                <w:bCs/>
+                <w:sz w:val="22"/>
+                <w:szCs w:val="22"/>
+              </w:rPr>
+              <w:t>JUMLAH</w:t>
+            </w:r>
+          </w:p>
+        </w:tc>
+        <w:tc>
+          <w:tcPr>
+            <w:tcW w:w="1478" w:type="dxa"/>
+            <w:vAlign w:val="center"/>
+          </w:tcPr>
+          <w:p>
+            <w:pPr>
+              <w:suppressAutoHyphens/>
+              <w:spacing w:after="0" w:line="1" w:lineRule="atLeast"/>
+              <w:jc w:val="center"/>
+              <w:textAlignment w:val="top"/>
+              <w:outlineLvl w:val="0"/>
+              <w:rPr>
+                <w:rFonts w:ascii="Tahoma" w:hAnsi="Tahoma" w:cs="Tahoma"/>
+                <w:b w:val="0"/>
+                <w:bCs/>
+                <w:szCs w:val="20"/>
+              </w:rPr>
+            </w:pPr>
+            <w:r>
+              <w:rPr>
+                <w:rFonts w:ascii="Tahoma" w:eastAsia="Tahoma" w:hAnsi="Tahoma" w:cs="Tahoma"/>
+                <w:b w:val="0"/>
+                <w:bCs/>
+                <w:sz w:val="22"/>
+                <w:szCs w:val="22"/>
+                <w:lang w:val="en-ID"/>
+              </w:rPr>
+              <w:t>{</w:t>
+            </w:r>
+            <w:proofErr w:type="spellStart"/>
+            <w:r>
+              <w:rPr>
+                <w:rFonts w:ascii="Tahoma" w:eastAsia="Tahoma" w:hAnsi="Tahoma" w:cs="Tahoma"/>
+                <w:b w:val="0"/>
+                <w:bCs/>
+                <w:sz w:val="22"/>
+                <w:szCs w:val="22"/>
+                <w:lang w:val="en-ID"/>
+              </w:rPr>
+              <w:t>sum_kebutuhan_pegawai</w:t>
+            </w:r>
+            <w:proofErr w:type="spellEnd"/>
+            <w:r>
+              <w:rPr>
+                <w:rFonts w:ascii="Tahoma" w:eastAsia="Tahoma" w:hAnsi="Tahoma" w:cs="Tahoma"/>
+                <w:b w:val="0"/>
+                <w:bCs/>
+                <w:sz w:val="22"/>
+                <w:szCs w:val="22"/>
+                <w:lang w:val="en-ID"/>
+              </w:rPr>
+              <w:t>}</w:t>
+            </w:r>
+          </w:p>
+        </w:tc>
+      </w:tr>
+      <w:tr>
+        <w:trPr>
+          <w:trHeight w:val="539"/>
+        </w:trPr>
+        <w:tc>
+          <w:tcPr>
+            <w:tcW w:w="13083" w:type="dxa"/>
+            <w:gridSpan w:val="6"/>
+            <w:vAlign w:val="center"/>
           </w:tcPr>
           <w:p>
             <w:pPr>
@@ -10508,32 +5189,48 @@
               <w:jc w:val="center"/>
               <w:rPr>
                 <w:rFonts w:ascii="Tahoma" w:hAnsi="Tahoma" w:cs="Tahoma"/>
-                <w:b w:val="0"/>
-                <w:bCs/>
-                <w:sz w:val="22"/>
-                <w:szCs w:val="22"/>
-              </w:rPr>
-            </w:pPr>
-            <w:r>
-              <w:rPr>
-                <w:rFonts w:ascii="Tahoma" w:hAnsi="Tahoma" w:cs="Tahoma"/>
-                <w:b w:val="0"/>
-                <w:bCs/>
-                <w:sz w:val="22"/>
-                <w:szCs w:val="22"/>
-              </w:rPr>
-              <w:t>JUMLAH PEGAWAI</w:t>
+                <w:sz w:val="22"/>
+                <w:szCs w:val="22"/>
+              </w:rPr>
+            </w:pPr>
+            <w:r>
+              <w:rPr>
+                <w:rFonts w:ascii="Tahoma" w:hAnsi="Tahoma" w:cs="Tahoma"/>
+                <w:sz w:val="22"/>
+                <w:szCs w:val="22"/>
+              </w:rPr>
+              <w:t>JUMLAH</w:t>
+            </w:r>
+            <w:r>
+              <w:rPr>
+                <w:rFonts w:ascii="Tahoma" w:hAnsi="Tahoma" w:cs="Tahoma"/>
+                <w:sz w:val="22"/>
+                <w:szCs w:val="22"/>
+              </w:rPr>
+              <w:t xml:space="preserve"> </w:t>
+            </w:r>
+            <w:r>
+              <w:rPr>
+                <w:rFonts w:ascii="Tahoma" w:hAnsi="Tahoma" w:cs="Tahoma"/>
+                <w:sz w:val="22"/>
+                <w:szCs w:val="22"/>
+              </w:rPr>
+              <w:t>PEGAWAI</w:t>
             </w:r>
           </w:p>
         </w:tc>
         <w:tc>
           <w:tcPr>
             <w:tcW w:w="1478" w:type="dxa"/>
-          </w:tcPr>
-          <w:p>
-            <w:pPr>
-              <w:spacing w:after="0"/>
+            <w:vAlign w:val="center"/>
+          </w:tcPr>
+          <w:p>
+            <w:pPr>
+              <w:suppressAutoHyphens/>
+              <w:spacing w:after="0" w:line="1" w:lineRule="atLeast"/>
               <w:jc w:val="center"/>
+              <w:textAlignment w:val="top"/>
+              <w:outlineLvl w:val="0"/>
               <w:rPr>
                 <w:rFonts w:ascii="Tahoma" w:hAnsi="Tahoma" w:cs="Tahoma"/>
                 <w:b w:val="0"/>
@@ -10543,11 +5240,38 @@
             </w:pPr>
             <w:r>
               <w:rPr>
-                <w:rFonts w:ascii="Tahoma" w:hAnsi="Tahoma" w:cs="Tahoma"/>
-                <w:b w:val="0"/>
-                <w:bCs/>
-              </w:rPr>
-              <w:t>...........</w:t>
+                <w:rFonts w:ascii="Tahoma" w:eastAsia="Tahoma" w:hAnsi="Tahoma" w:cs="Tahoma"/>
+                <w:b w:val="0"/>
+                <w:bCs/>
+                <w:sz w:val="22"/>
+                <w:szCs w:val="22"/>
+                <w:lang w:val="en-ID"/>
+              </w:rPr>
+              <w:t>{</w:t>
+            </w:r>
+            <w:proofErr w:type="spellStart"/>
+            <w:r>
+              <w:rPr>
+                <w:rFonts w:ascii="Tahoma" w:eastAsia="Tahoma" w:hAnsi="Tahoma" w:cs="Tahoma"/>
+                <w:b w:val="0"/>
+                <w:bCs/>
+                <w:sz w:val="22"/>
+                <w:szCs w:val="22"/>
+                <w:lang w:val="en-ID"/>
+              </w:rPr>
+              <w:t>bulat_kebutuhan_pegawai</w:t>
+            </w:r>
+            <w:proofErr w:type="spellEnd"/>
+            <w:r>
+              <w:rPr>
+                <w:rFonts w:ascii="Tahoma" w:eastAsia="Tahoma" w:hAnsi="Tahoma" w:cs="Tahoma"/>
+                <w:b w:val="0"/>
+                <w:bCs/>
+                <w:sz w:val="22"/>
+                <w:szCs w:val="22"/>
+                <w:lang w:val="en-ID"/>
+              </w:rPr>
+              <w:t>}</w:t>
             </w:r>
           </w:p>
         </w:tc>
@@ -23630,7 +18354,7 @@
                 <w:bCs/>
               </w:rPr>
             </w:pPr>
-            <w:bookmarkStart w:id="1" w:name="_Hlk188449157"/>
+            <w:bookmarkStart w:id="0" w:name="_Hlk188449157"/>
             <w:r>
               <w:rPr>
                 <w:rFonts w:ascii="Tahoma" w:hAnsi="Tahoma" w:cs="Tahoma"/>
@@ -24603,7 +19327,7 @@
           </w:p>
         </w:tc>
       </w:tr>
-      <w:bookmarkEnd w:id="1"/>
+      <w:bookmarkEnd w:id="0"/>
     </w:tbl>
     <w:p>
       <w:pPr>
@@ -28664,7 +23388,7 @@
           <w:lang w:val="id-ID"/>
         </w:rPr>
       </w:pPr>
-      <w:bookmarkStart w:id="2" w:name="_Hlk189228088"/>
+      <w:bookmarkStart w:id="1" w:name="_Hlk189228088"/>
       <w:r>
         <w:rPr>
           <w:rFonts w:ascii="Tahoma" w:hAnsi="Tahoma" w:cs="Tahoma"/>
@@ -28674,7 +23398,7 @@
         </w:rPr>
         <w:t>KELAS JABATAN</w:t>
       </w:r>
-      <w:bookmarkEnd w:id="2"/>
+      <w:bookmarkEnd w:id="1"/>
       <w:r>
         <w:rPr>
           <w:rFonts w:ascii="Tahoma" w:hAnsi="Tahoma" w:cs="Tahoma"/>
@@ -28823,57 +23547,6 @@
     </w:p>
   </w:endnote>
 </w:endnotes>
-</file>
-
-<file path=word/footer1.xml><?xml version="1.0" encoding="utf-8"?>
-<w:ftr xmlns:wpc="http://schemas.microsoft.com/office/word/2010/wordprocessingCanvas" xmlns:cx="http://schemas.microsoft.com/office/drawing/2014/chartex" xmlns:cx1="http://schemas.microsoft.com/office/drawing/2015/9/8/chartex" xmlns:cx2="http://schemas.microsoft.com/office/drawing/2015/10/21/chartex" xmlns:cx3="http://schemas.microsoft.com/office/drawing/2016/5/9/chartex" xmlns:cx4="http://schemas.microsoft.com/office/drawing/2016/5/10/chartex" xmlns:cx5="http://schemas.microsoft.com/office/drawing/2016/5/11/chartex" xmlns:cx6="http://schemas.microsoft.com/office/drawing/2016/5/12/chartex" xmlns:cx7="http://schemas.microsoft.com/office/drawing/2016/5/13/chartex" xmlns:cx8="http://schemas.microsoft.com/office/drawing/2016/5/14/chartex" xmlns:mc="http://schemas.openxmlformats.org/markup-compatibility/2006" xmlns:aink="http://schemas.microsoft.com/office/drawing/2016/ink" xmlns:am3d="http://schemas.microsoft.com/office/drawing/2017/model3d" xmlns:o="urn:schemas-microsoft-com:office:office" xmlns:oel="http://schemas.microsoft.com/office/2019/extlst" xmlns:r="http://schemas.openxmlformats.org/officeDocument/2006/relationships" xmlns:m="http://schemas.openxmlformats.org/officeDocument/2006/math" xmlns:v="urn:schemas-microsoft-com:vml" xmlns:wp14="http://schemas.microsoft.com/office/word/2010/wordprocessingDrawing" xmlns:wp="http://schemas.openxmlformats.org/drawingml/2006/wordprocessingDrawing" xmlns:w10="urn:schemas-microsoft-com:office:word" xmlns:w="http://schemas.openxmlformats.org/wordprocessingml/2006/main" xmlns:w14="http://schemas.microsoft.com/office/word/2010/wordml" xmlns:w15="http://schemas.microsoft.com/office/word/2012/wordml" xmlns:w16cex="http://schemas.microsoft.com/office/word/2018/wordml/cex" xmlns:w16cid="http://schemas.microsoft.com/office/word/2016/wordml/cid" xmlns:w16="http://schemas.microsoft.com/office/word/2018/wordml" xmlns:w16du="http://schemas.microsoft.com/office/word/2023/wordml/word16du" xmlns:w16sdtdh="http://schemas.microsoft.com/office/word/2020/wordml/sdtdatahash" xmlns:w16sdtfl="http://schemas.microsoft.com/office/word/2024/wordml/sdtformatlock" xmlns:w16se="http://schemas.microsoft.com/office/word/2015/wordml/symex" xmlns:wpg="http://schemas.microsoft.com/office/word/2010/wordprocessingGroup" xmlns:wpi="http://schemas.microsoft.com/office/word/2010/wordprocessingInk" xmlns:wne="http://schemas.microsoft.com/office/word/2006/wordml" xmlns:wps="http://schemas.microsoft.com/office/word/2010/wordprocessingShape" mc:Ignorable="w14 w15 w16se w16cid w16 w16cex w16sdtdh w16sdtfl w16du wp14">
-  <w:p>
-    <w:pPr>
-      <w:pStyle w:val="Footer"/>
-      <w:jc w:val="right"/>
-      <w:rPr>
-        <w:rFonts w:ascii="Tahoma" w:hAnsi="Tahoma" w:cs="Tahoma"/>
-      </w:rPr>
-    </w:pPr>
-    <w:r>
-      <w:rPr>
-        <w:rFonts w:ascii="Tahoma" w:hAnsi="Tahoma" w:cs="Tahoma"/>
-      </w:rPr>
-      <w:fldChar w:fldCharType="begin"/>
-    </w:r>
-    <w:r>
-      <w:rPr>
-        <w:rFonts w:ascii="Tahoma" w:hAnsi="Tahoma" w:cs="Tahoma"/>
-      </w:rPr>
-      <w:instrText xml:space="preserve"> PAGE   \* MERGEFORMAT </w:instrText>
-    </w:r>
-    <w:r>
-      <w:rPr>
-        <w:rFonts w:ascii="Tahoma" w:hAnsi="Tahoma" w:cs="Tahoma"/>
-      </w:rPr>
-      <w:fldChar w:fldCharType="separate"/>
-    </w:r>
-    <w:r>
-      <w:rPr>
-        <w:rFonts w:ascii="Tahoma" w:hAnsi="Tahoma" w:cs="Tahoma"/>
-        <w:noProof/>
-      </w:rPr>
-      <w:t>2</w:t>
-    </w:r>
-    <w:r>
-      <w:rPr>
-        <w:rFonts w:ascii="Tahoma" w:hAnsi="Tahoma" w:cs="Tahoma"/>
-        <w:noProof/>
-      </w:rPr>
-      <w:fldChar w:fldCharType="end"/>
-    </w:r>
-  </w:p>
-  <w:p>
-    <w:pPr>
-      <w:pStyle w:val="Footer"/>
-    </w:pPr>
-  </w:p>
-</w:ftr>
 </file>
 
 <file path=word/footnotes.xml><?xml version="1.0" encoding="utf-8"?>

--- a/public/templates/anjab.docx
+++ b/public/templates/anjab.docx
@@ -3517,12 +3517,13 @@
     <w:p>
       <w:pPr>
         <w:pStyle w:val="NormalWeb"/>
+        <w:keepNext/>
         <w:numPr>
           <w:ilvl w:val="0"/>
           <w:numId w:val="2"/>
         </w:numPr>
         <w:spacing w:beforeLines="0" w:before="120" w:afterLines="0" w:after="120"/>
-        <w:ind w:left="426" w:hanging="426"/>
+        <w:ind w:left="425" w:hanging="425"/>
         <w:jc w:val="both"/>
         <w:rPr>
           <w:rFonts w:ascii="Tahoma" w:hAnsi="Tahoma" w:cs="Tahoma"/>
@@ -5233,12 +5234,13 @@
     <w:p>
       <w:pPr>
         <w:pStyle w:val="NormalWeb"/>
+        <w:keepNext/>
         <w:numPr>
           <w:ilvl w:val="0"/>
           <w:numId w:val="2"/>
         </w:numPr>
         <w:spacing w:beforeLines="0" w:before="120" w:afterLines="0" w:after="120"/>
-        <w:ind w:left="426" w:hanging="426"/>
+        <w:ind w:left="425" w:hanging="425"/>
         <w:jc w:val="both"/>
         <w:rPr>
           <w:rFonts w:ascii="Tahoma" w:hAnsi="Tahoma" w:cs="Tahoma"/>
@@ -6920,12 +6922,13 @@
     <w:p>
       <w:pPr>
         <w:pStyle w:val="NormalWeb"/>
+        <w:keepNext/>
         <w:numPr>
           <w:ilvl w:val="0"/>
           <w:numId w:val="2"/>
         </w:numPr>
         <w:spacing w:beforeLines="0" w:before="120" w:afterLines="0" w:after="120"/>
-        <w:ind w:left="426" w:hanging="426"/>
+        <w:ind w:left="425" w:hanging="425"/>
         <w:jc w:val="both"/>
         <w:rPr>
           <w:rFonts w:ascii="Tahoma" w:hAnsi="Tahoma" w:cs="Tahoma"/>
@@ -6944,25 +6947,6 @@
           <w:lang w:val="id-ID"/>
         </w:rPr>
         <w:t>BAHAN KERJA :</w:t>
-      </w:r>
-    </w:p>
-    <w:p>
-      <w:pPr>
-        <w:pStyle w:val="NormalWeb"/>
-        <w:spacing w:beforeLines="0" w:before="120" w:afterLines="0" w:after="120"/>
-        <w:ind w:left="426"/>
-        <w:jc w:val="both"/>
-        <w:rPr>
-          <w:rFonts w:ascii="Tahoma" w:hAnsi="Tahoma" w:cs="Tahoma"/>
-          <w:bCs/>
-        </w:rPr>
-      </w:pPr>
-      <w:r>
-        <w:rPr>
-          <w:rFonts w:ascii="Tahoma" w:hAnsi="Tahoma" w:cs="Tahoma"/>
-          <w:bCs/>
-        </w:rPr>
-        <w:t>{#has_penggunaan_bahan}</w:t>
       </w:r>
     </w:p>
     <w:tbl>
@@ -7677,41 +7661,6 @@
     </w:tbl>
     <w:p>
       <w:pPr>
-        <w:pStyle w:val="NormalWeb"/>
-        <w:spacing w:beforeLines="0" w:before="120" w:afterLines="0" w:after="120"/>
-        <w:ind w:left="426"/>
-        <w:jc w:val="both"/>
-        <w:rPr>
-          <w:rFonts w:ascii="Tahoma" w:hAnsi="Tahoma" w:cs="Tahoma"/>
-          <w:bCs/>
-        </w:rPr>
-      </w:pPr>
-      <w:r>
-        <w:rPr>
-          <w:rFonts w:ascii="Tahoma" w:hAnsi="Tahoma" w:cs="Tahoma"/>
-          <w:bCs/>
-        </w:rPr>
-        <w:t>{/</w:t>
-      </w:r>
-      <w:proofErr w:type="spellStart"/>
-      <w:r>
-        <w:rPr>
-          <w:rFonts w:ascii="Tahoma" w:hAnsi="Tahoma" w:cs="Tahoma"/>
-          <w:bCs/>
-        </w:rPr>
-        <w:t>has_penggunaan_bahan</w:t>
-      </w:r>
-      <w:proofErr w:type="spellEnd"/>
-      <w:r>
-        <w:rPr>
-          <w:rFonts w:ascii="Tahoma" w:hAnsi="Tahoma" w:cs="Tahoma"/>
-          <w:bCs/>
-        </w:rPr>
-        <w:t>}</w:t>
-      </w:r>
-    </w:p>
-    <w:p>
-      <w:pPr>
         <w:spacing w:before="120" w:after="120"/>
         <w:jc w:val="both"/>
         <w:rPr>
@@ -7728,12 +7677,13 @@
     <w:p>
       <w:pPr>
         <w:pStyle w:val="NormalWeb"/>
+        <w:keepNext/>
         <w:numPr>
           <w:ilvl w:val="0"/>
           <w:numId w:val="2"/>
         </w:numPr>
         <w:spacing w:beforeLines="0" w:before="120" w:afterLines="0" w:after="120"/>
-        <w:ind w:left="426" w:hanging="426"/>
+        <w:ind w:left="425" w:hanging="425"/>
         <w:jc w:val="both"/>
         <w:rPr>
           <w:rFonts w:ascii="Tahoma" w:hAnsi="Tahoma" w:cs="Tahoma"/>
@@ -7776,42 +7726,18 @@
           <w:bCs/>
           <w:sz w:val="22"/>
           <w:szCs w:val="22"/>
-          <w:lang w:val="id-ID"/>
         </w:rPr>
-        <w:t>:</w:t>
-      </w:r>
-    </w:p>
-    <w:p>
-      <w:pPr>
-        <w:pStyle w:val="NormalWeb"/>
-        <w:spacing w:beforeLines="0" w:before="120" w:afterLines="0" w:after="120"/>
-        <w:ind w:firstLine="426"/>
-        <w:jc w:val="both"/>
-        <w:rPr>
-          <w:rFonts w:ascii="Tahoma" w:hAnsi="Tahoma" w:cs="Tahoma"/>
-          <w:bCs/>
-        </w:rPr>
-      </w:pPr>
-      <w:r>
-        <w:rPr>
-          <w:rFonts w:ascii="Tahoma" w:hAnsi="Tahoma" w:cs="Tahoma"/>
-          <w:bCs/>
-        </w:rPr>
-        <w:t>{#has_penggunaan_</w:t>
+        <w:t xml:space="preserve"> </w:t>
       </w:r>
       <w:r>
         <w:rPr>
           <w:rFonts w:ascii="Tahoma" w:hAnsi="Tahoma" w:cs="Tahoma"/>
           <w:bCs/>
+          <w:sz w:val="22"/>
+          <w:szCs w:val="22"/>
+          <w:lang w:val="id-ID"/>
         </w:rPr>
-        <w:t>perangkat</w:t>
-      </w:r>
-      <w:r>
-        <w:rPr>
-          <w:rFonts w:ascii="Tahoma" w:hAnsi="Tahoma" w:cs="Tahoma"/>
-          <w:bCs/>
-        </w:rPr>
-        <w:t>}</w:t>
+        <w:t>:</w:t>
       </w:r>
     </w:p>
     <w:tbl>
@@ -7859,7 +7785,6 @@
                 <w:rFonts w:ascii="Tahoma" w:hAnsi="Tahoma" w:cs="Tahoma"/>
                 <w:bCs/>
               </w:rPr>
-              <w:lastRenderedPageBreak/>
               <w:t>NO</w:t>
             </w:r>
           </w:p>
@@ -8186,6 +8111,7 @@
                 <w:szCs w:val="22"/>
                 <w:lang w:val="en-ID"/>
               </w:rPr>
+              <w:lastRenderedPageBreak/>
               <w:t>{#</w:t>
             </w:r>
             <w:r>
@@ -8350,6 +8276,7 @@
                 <w:szCs w:val="22"/>
                 <w:lang w:val="en-ID"/>
               </w:rPr>
+              <w:lastRenderedPageBreak/>
               <w:t>{#penggunaan_single}</w:t>
             </w:r>
           </w:p>
@@ -8476,6 +8403,7 @@
                 <w:szCs w:val="22"/>
                 <w:lang w:val="en-ID"/>
               </w:rPr>
+              <w:lastRenderedPageBreak/>
               <w:t>{#penggunaan}</w:t>
             </w:r>
           </w:p>
@@ -8617,48 +8545,6 @@
         </w:tc>
       </w:tr>
     </w:tbl>
-    <w:p>
-      <w:pPr>
-        <w:pStyle w:val="NormalWeb"/>
-        <w:spacing w:beforeLines="0" w:before="120" w:afterLines="0" w:after="120"/>
-        <w:ind w:left="426"/>
-        <w:jc w:val="both"/>
-        <w:rPr>
-          <w:rFonts w:ascii="Tahoma" w:hAnsi="Tahoma" w:cs="Tahoma"/>
-          <w:bCs/>
-        </w:rPr>
-      </w:pPr>
-      <w:r>
-        <w:rPr>
-          <w:rFonts w:ascii="Tahoma" w:hAnsi="Tahoma" w:cs="Tahoma"/>
-          <w:bCs/>
-        </w:rPr>
-        <w:t>{/</w:t>
-      </w:r>
-      <w:proofErr w:type="spellStart"/>
-      <w:r>
-        <w:rPr>
-          <w:rFonts w:ascii="Tahoma" w:hAnsi="Tahoma" w:cs="Tahoma"/>
-          <w:bCs/>
-        </w:rPr>
-        <w:t>has_penggunaan_</w:t>
-      </w:r>
-      <w:r>
-        <w:rPr>
-          <w:rFonts w:ascii="Tahoma" w:hAnsi="Tahoma" w:cs="Tahoma"/>
-          <w:bCs/>
-        </w:rPr>
-        <w:t>perangkat</w:t>
-      </w:r>
-      <w:proofErr w:type="spellEnd"/>
-      <w:r>
-        <w:rPr>
-          <w:rFonts w:ascii="Tahoma" w:hAnsi="Tahoma" w:cs="Tahoma"/>
-          <w:bCs/>
-        </w:rPr>
-        <w:t>}</w:t>
-      </w:r>
-    </w:p>
     <w:p>
       <w:pPr>
         <w:spacing w:before="120" w:after="120"/>
@@ -8676,12 +8562,13 @@
     <w:p>
       <w:pPr>
         <w:pStyle w:val="NormalWeb"/>
+        <w:keepNext/>
         <w:numPr>
           <w:ilvl w:val="0"/>
           <w:numId w:val="2"/>
         </w:numPr>
         <w:spacing w:beforeLines="0" w:before="120" w:afterLines="0" w:after="120"/>
-        <w:ind w:left="426" w:hanging="426"/>
+        <w:ind w:left="425" w:hanging="425"/>
         <w:jc w:val="both"/>
         <w:rPr>
           <w:rFonts w:ascii="Tahoma" w:hAnsi="Tahoma" w:cs="Tahoma"/>
@@ -8723,8 +8610,8 @@
     </w:p>
     <w:tbl>
       <w:tblPr>
-        <w:tblW w:w="8910" w:type="dxa"/>
-        <w:tblInd w:w="558" w:type="dxa"/>
+        <w:tblW w:w="8930" w:type="dxa"/>
+        <w:tblInd w:w="534" w:type="dxa"/>
         <w:tblBorders>
           <w:top w:val="single" w:sz="4" w:space="0" w:color="auto"/>
           <w:left w:val="single" w:sz="4" w:space="0" w:color="auto"/>
@@ -8736,14 +8623,18 @@
         <w:tblLook w:val="04A0" w:firstRow="1" w:lastRow="0" w:firstColumn="1" w:lastColumn="0" w:noHBand="0" w:noVBand="1"/>
       </w:tblPr>
       <w:tblGrid>
-        <w:gridCol w:w="552"/>
-        <w:gridCol w:w="8358"/>
+        <w:gridCol w:w="2500"/>
+        <w:gridCol w:w="6430"/>
       </w:tblGrid>
       <w:tr>
-        <w:tc>
-          <w:tcPr>
-            <w:tcW w:w="450" w:type="dxa"/>
-            <w:shd w:val="clear" w:color="auto" w:fill="BFBFBF"/>
+        <w:trPr>
+          <w:trHeight w:val="451"/>
+          <w:tblHeader/>
+        </w:trPr>
+        <w:tc>
+          <w:tcPr>
+            <w:tcW w:w="595" w:type="dxa"/>
+            <w:shd w:val="clear" w:color="auto" w:fill="A6A6A6"/>
             <w:vAlign w:val="center"/>
           </w:tcPr>
           <w:p>
@@ -8754,9 +8645,6 @@
               <w:rPr>
                 <w:rFonts w:ascii="Tahoma" w:hAnsi="Tahoma" w:cs="Tahoma"/>
                 <w:bCs/>
-                <w:color w:val="FF0000"/>
-                <w:sz w:val="22"/>
-                <w:szCs w:val="22"/>
               </w:rPr>
             </w:pPr>
             <w:r>
@@ -8766,37 +8654,30 @@
               </w:rPr>
               <w:t>NO</w:t>
             </w:r>
-            <w:r>
-              <w:rPr>
-                <w:rFonts w:ascii="Tahoma" w:hAnsi="Tahoma" w:cs="Tahoma"/>
-                <w:bCs/>
-              </w:rPr>
-              <w:t>.</w:t>
-            </w:r>
-          </w:p>
-        </w:tc>
-        <w:tc>
-          <w:tcPr>
-            <w:tcW w:w="8460" w:type="dxa"/>
-            <w:shd w:val="clear" w:color="auto" w:fill="BFBFBF"/>
+          </w:p>
+        </w:tc>
+        <w:tc>
+          <w:tcPr>
+            <w:tcW w:w="8335" w:type="dxa"/>
+            <w:shd w:val="clear" w:color="auto" w:fill="A6A6A6"/>
             <w:vAlign w:val="center"/>
           </w:tcPr>
           <w:p>
             <w:pPr>
               <w:pStyle w:val="NormalWeb"/>
-              <w:spacing w:beforeLines="0" w:before="60" w:afterLines="0" w:after="60"/>
+              <w:spacing w:beforeLines="0" w:afterLines="0" w:after="0"/>
+              <w:ind w:left="-5"/>
               <w:jc w:val="center"/>
               <w:rPr>
                 <w:rFonts w:ascii="Tahoma" w:hAnsi="Tahoma" w:cs="Tahoma"/>
-                <w:bCs/>
-                <w:color w:val="000000"/>
-                <w:sz w:val="22"/>
-                <w:szCs w:val="22"/>
-              </w:rPr>
-            </w:pPr>
-            <w:r>
-              <w:rPr>
-                <w:rFonts w:ascii="Tahoma" w:hAnsi="Tahoma" w:cs="Tahoma"/>
+                <w:b/>
+                <w:bCs/>
+              </w:rPr>
+            </w:pPr>
+            <w:r>
+              <w:rPr>
+                <w:rFonts w:ascii="Tahoma" w:hAnsi="Tahoma" w:cs="Tahoma"/>
+                <w:bCs/>
               </w:rPr>
               <w:t>URAIAN</w:t>
             </w:r>
@@ -8806,260 +8687,98 @@
       <w:tr>
         <w:tc>
           <w:tcPr>
-            <w:tcW w:w="450" w:type="dxa"/>
+            <w:tcW w:w="595" w:type="dxa"/>
           </w:tcPr>
           <w:p>
             <w:pPr>
               <w:pStyle w:val="NormalWeb"/>
-              <w:numPr>
-                <w:ilvl w:val="2"/>
-                <w:numId w:val="2"/>
-              </w:numPr>
-              <w:spacing w:beforeLines="0" w:before="60" w:afterLines="0" w:after="60"/>
-              <w:ind w:left="345"/>
-              <w:jc w:val="both"/>
-              <w:rPr>
-                <w:rFonts w:ascii="Tahoma" w:hAnsi="Tahoma" w:cs="Tahoma"/>
-                <w:bCs/>
-                <w:color w:val="FF0000"/>
-                <w:sz w:val="22"/>
-                <w:szCs w:val="22"/>
-              </w:rPr>
-            </w:pPr>
-          </w:p>
-        </w:tc>
-        <w:tc>
-          <w:tcPr>
-            <w:tcW w:w="8460" w:type="dxa"/>
-          </w:tcPr>
-          <w:p>
-            <w:pPr>
-              <w:pStyle w:val="NormalWeb"/>
-              <w:spacing w:beforeLines="0" w:before="60" w:afterLines="0" w:after="60"/>
-              <w:jc w:val="both"/>
-              <w:rPr>
-                <w:rFonts w:ascii="Tahoma" w:hAnsi="Tahoma" w:cs="Tahoma"/>
-                <w:bCs/>
-                <w:color w:val="000000"/>
-                <w:sz w:val="22"/>
-                <w:szCs w:val="22"/>
-                <w:lang w:val="id-ID"/>
-              </w:rPr>
-            </w:pPr>
-            <w:proofErr w:type="spellStart"/>
-            <w:r>
-              <w:rPr>
-                <w:rFonts w:ascii="Tahoma" w:hAnsi="Tahoma" w:cs="Tahoma"/>
-                <w:bCs/>
-                <w:color w:val="000000"/>
-                <w:sz w:val="22"/>
-                <w:szCs w:val="22"/>
-              </w:rPr>
-              <w:t>Ketepatan</w:t>
-            </w:r>
-            <w:proofErr w:type="spellEnd"/>
-            <w:r>
-              <w:rPr>
-                <w:rFonts w:ascii="Tahoma" w:hAnsi="Tahoma" w:cs="Tahoma"/>
-                <w:bCs/>
-                <w:color w:val="000000"/>
-                <w:sz w:val="22"/>
-                <w:szCs w:val="22"/>
-              </w:rPr>
-              <w:t xml:space="preserve"> dan </w:t>
-            </w:r>
-            <w:proofErr w:type="spellStart"/>
-            <w:r>
-              <w:rPr>
-                <w:rFonts w:ascii="Tahoma" w:hAnsi="Tahoma" w:cs="Tahoma"/>
-                <w:bCs/>
-                <w:color w:val="000000"/>
-                <w:sz w:val="22"/>
-                <w:szCs w:val="22"/>
-              </w:rPr>
-              <w:t>terselesaikannya</w:t>
-            </w:r>
-            <w:proofErr w:type="spellEnd"/>
-            <w:r>
-              <w:rPr>
-                <w:rFonts w:ascii="Tahoma" w:hAnsi="Tahoma" w:cs="Tahoma"/>
-                <w:bCs/>
-                <w:color w:val="000000"/>
-                <w:sz w:val="22"/>
-                <w:szCs w:val="22"/>
-              </w:rPr>
-              <w:t xml:space="preserve"> </w:t>
-            </w:r>
-            <w:proofErr w:type="spellStart"/>
-            <w:r>
-              <w:rPr>
-                <w:rFonts w:ascii="Tahoma" w:hAnsi="Tahoma" w:cs="Tahoma"/>
-                <w:bCs/>
-                <w:color w:val="000000"/>
-                <w:sz w:val="22"/>
-                <w:szCs w:val="22"/>
-              </w:rPr>
-              <w:t>dokumen</w:t>
-            </w:r>
-            <w:proofErr w:type="spellEnd"/>
-            <w:r>
-              <w:rPr>
-                <w:rFonts w:ascii="Tahoma" w:hAnsi="Tahoma" w:cs="Tahoma"/>
-                <w:bCs/>
-                <w:color w:val="000000"/>
-                <w:sz w:val="22"/>
-                <w:szCs w:val="22"/>
-              </w:rPr>
-              <w:t xml:space="preserve"> </w:t>
-            </w:r>
-            <w:proofErr w:type="spellStart"/>
-            <w:r>
-              <w:rPr>
-                <w:rFonts w:ascii="Tahoma" w:hAnsi="Tahoma" w:cs="Tahoma"/>
-                <w:bCs/>
-                <w:sz w:val="22"/>
-                <w:szCs w:val="22"/>
-              </w:rPr>
-              <w:t>Rencana</w:t>
-            </w:r>
-            <w:proofErr w:type="spellEnd"/>
-            <w:r>
-              <w:rPr>
-                <w:rFonts w:ascii="Tahoma" w:hAnsi="Tahoma" w:cs="Tahoma"/>
-                <w:bCs/>
-                <w:sz w:val="22"/>
-                <w:szCs w:val="22"/>
-              </w:rPr>
-              <w:t xml:space="preserve"> </w:t>
-            </w:r>
-            <w:proofErr w:type="spellStart"/>
-            <w:r>
-              <w:rPr>
-                <w:rFonts w:ascii="Tahoma" w:hAnsi="Tahoma" w:cs="Tahoma"/>
-                <w:bCs/>
-                <w:sz w:val="22"/>
-                <w:szCs w:val="22"/>
-              </w:rPr>
-              <w:t>Operasional</w:t>
-            </w:r>
-            <w:proofErr w:type="spellEnd"/>
-            <w:r>
-              <w:rPr>
-                <w:rFonts w:ascii="Tahoma" w:hAnsi="Tahoma" w:cs="Tahoma"/>
-                <w:bCs/>
-                <w:sz w:val="22"/>
-                <w:szCs w:val="22"/>
-              </w:rPr>
-              <w:t xml:space="preserve"> </w:t>
-            </w:r>
-            <w:proofErr w:type="spellStart"/>
-            <w:r>
-              <w:rPr>
-                <w:rFonts w:ascii="Tahoma" w:hAnsi="Tahoma" w:cs="Tahoma"/>
-                <w:bCs/>
-                <w:sz w:val="22"/>
-                <w:szCs w:val="22"/>
-              </w:rPr>
-              <w:t>Kegiatan</w:t>
-            </w:r>
-            <w:proofErr w:type="spellEnd"/>
-            <w:r>
-              <w:rPr>
-                <w:rFonts w:ascii="Tahoma" w:hAnsi="Tahoma" w:cs="Tahoma"/>
-                <w:bCs/>
-                <w:sz w:val="22"/>
-                <w:szCs w:val="22"/>
-                <w:lang w:val="id-ID"/>
-              </w:rPr>
-              <w:t xml:space="preserve"> </w:t>
-            </w:r>
-            <w:r>
-              <w:rPr>
-                <w:rFonts w:ascii="Tahoma" w:hAnsi="Tahoma" w:cs="Tahoma"/>
-                <w:bCs/>
-                <w:sz w:val="22"/>
-                <w:szCs w:val="22"/>
-              </w:rPr>
-              <w:t xml:space="preserve">unit </w:t>
-            </w:r>
-            <w:proofErr w:type="spellStart"/>
-            <w:r>
-              <w:rPr>
-                <w:rFonts w:ascii="Tahoma" w:hAnsi="Tahoma" w:cs="Tahoma"/>
-                <w:bCs/>
-                <w:sz w:val="22"/>
-                <w:szCs w:val="22"/>
-              </w:rPr>
-              <w:t>kerja</w:t>
-            </w:r>
-            <w:proofErr w:type="spellEnd"/>
-            <w:r>
-              <w:rPr>
-                <w:rFonts w:ascii="Tahoma" w:hAnsi="Tahoma" w:cs="Tahoma"/>
-                <w:bCs/>
-                <w:sz w:val="22"/>
-                <w:szCs w:val="22"/>
-                <w:lang w:val="id-ID"/>
-              </w:rPr>
-              <w:t xml:space="preserve"> </w:t>
-            </w:r>
-          </w:p>
-        </w:tc>
-      </w:tr>
-      <w:tr>
-        <w:tc>
-          <w:tcPr>
-            <w:tcW w:w="450" w:type="dxa"/>
-          </w:tcPr>
-          <w:p>
-            <w:pPr>
-              <w:pStyle w:val="NormalWeb"/>
-              <w:numPr>
-                <w:ilvl w:val="2"/>
-                <w:numId w:val="2"/>
-              </w:numPr>
-              <w:spacing w:beforeLines="0" w:before="60" w:afterLines="0" w:after="60"/>
-              <w:ind w:left="345"/>
-              <w:jc w:val="both"/>
-              <w:rPr>
-                <w:rFonts w:ascii="Tahoma" w:hAnsi="Tahoma" w:cs="Tahoma"/>
-                <w:bCs/>
-                <w:color w:val="FF0000"/>
-                <w:sz w:val="22"/>
-                <w:szCs w:val="22"/>
-              </w:rPr>
-            </w:pPr>
-          </w:p>
-        </w:tc>
-        <w:tc>
-          <w:tcPr>
-            <w:tcW w:w="8460" w:type="dxa"/>
-          </w:tcPr>
-          <w:p>
-            <w:pPr>
-              <w:tabs>
-                <w:tab w:val="left" w:pos="993"/>
-              </w:tabs>
+              <w:spacing w:beforeLines="0" w:afterLines="0" w:after="0"/>
+              <w:jc w:val="center"/>
+              <w:rPr>
+                <w:rFonts w:ascii="Tahoma" w:hAnsi="Tahoma" w:cs="Tahoma"/>
+                <w:bCs/>
+                <w:sz w:val="22"/>
+                <w:szCs w:val="22"/>
+              </w:rPr>
+            </w:pPr>
+            <w:r>
+              <w:rPr>
+                <w:rFonts w:ascii="Tahoma" w:hAnsi="Tahoma" w:cs="Tahoma"/>
+                <w:bCs/>
+              </w:rPr>
+              <w:t>{#</w:t>
+            </w:r>
+            <w:r>
+              <w:rPr>
+                <w:rFonts w:ascii="Tahoma" w:hAnsi="Tahoma" w:cs="Tahoma"/>
+                <w:bCs/>
+              </w:rPr>
+              <w:t>tanggung</w:t>
+            </w:r>
+            <w:r>
+              <w:rPr>
+                <w:rFonts w:ascii="Tahoma" w:hAnsi="Tahoma" w:cs="Tahoma"/>
+                <w:bCs/>
+              </w:rPr>
+              <w:t>_</w:t>
+            </w:r>
+            <w:r>
+              <w:rPr>
+                <w:rFonts w:ascii="Tahoma" w:hAnsi="Tahoma" w:cs="Tahoma"/>
+                <w:bCs/>
+              </w:rPr>
+              <w:t>jawab</w:t>
+            </w:r>
+            <w:r>
+              <w:rPr>
+                <w:rFonts w:ascii="Tahoma" w:hAnsi="Tahoma" w:cs="Tahoma"/>
+                <w:bCs/>
+              </w:rPr>
+              <w:t>}{no}.</w:t>
+            </w:r>
+          </w:p>
+        </w:tc>
+        <w:tc>
+          <w:tcPr>
+            <w:tcW w:w="8335" w:type="dxa"/>
+          </w:tcPr>
+          <w:p>
+            <w:pPr>
               <w:spacing w:after="0"/>
               <w:jc w:val="both"/>
               <w:rPr>
-                <w:rFonts w:ascii="Tahoma" w:hAnsi="Tahoma" w:cs="Tahoma"/>
-                <w:b w:val="0"/>
-                <w:bCs/>
-                <w:sz w:val="22"/>
-                <w:szCs w:val="22"/>
-              </w:rPr>
-            </w:pPr>
+                <w:rFonts w:ascii="Tahoma" w:eastAsia="Tahoma" w:hAnsi="Tahoma" w:cs="Tahoma"/>
+                <w:b w:val="0"/>
+                <w:bCs/>
+                <w:sz w:val="22"/>
+                <w:szCs w:val="22"/>
+                <w:lang w:val="en-ID"/>
+              </w:rPr>
+            </w:pPr>
+            <w:r>
+              <w:rPr>
+                <w:rFonts w:ascii="Tahoma" w:hAnsi="Tahoma" w:cs="Tahoma"/>
+                <w:b w:val="0"/>
+                <w:bCs/>
+                <w:color w:val="auto"/>
+                <w:sz w:val="22"/>
+                <w:szCs w:val="22"/>
+                <w:lang w:val="en-ID"/>
+              </w:rPr>
+              <w:t>{</w:t>
+            </w:r>
             <w:proofErr w:type="spellStart"/>
             <w:r>
               <w:rPr>
                 <w:rFonts w:ascii="Tahoma" w:hAnsi="Tahoma" w:cs="Tahoma"/>
                 <w:b w:val="0"/>
                 <w:bCs/>
-                <w:sz w:val="22"/>
-                <w:szCs w:val="22"/>
-              </w:rPr>
-              <w:t>Ketepatan</w:t>
+                <w:color w:val="auto"/>
+                <w:sz w:val="22"/>
+                <w:szCs w:val="22"/>
+                <w:lang w:val="en-ID"/>
+              </w:rPr>
+              <w:t>uraian</w:t>
             </w:r>
             <w:proofErr w:type="spellEnd"/>
             <w:r>
@@ -9067,10 +8786,12 @@
                 <w:rFonts w:ascii="Tahoma" w:hAnsi="Tahoma" w:cs="Tahoma"/>
                 <w:b w:val="0"/>
                 <w:bCs/>
-                <w:sz w:val="22"/>
-                <w:szCs w:val="22"/>
-              </w:rPr>
-              <w:t xml:space="preserve"> dan </w:t>
+                <w:color w:val="auto"/>
+                <w:sz w:val="22"/>
+                <w:szCs w:val="22"/>
+                <w:lang w:val="en-ID"/>
+              </w:rPr>
+              <w:t>}{/</w:t>
             </w:r>
             <w:proofErr w:type="spellStart"/>
             <w:r>
@@ -9078,10 +8799,12 @@
                 <w:rFonts w:ascii="Tahoma" w:hAnsi="Tahoma" w:cs="Tahoma"/>
                 <w:b w:val="0"/>
                 <w:bCs/>
-                <w:sz w:val="22"/>
-                <w:szCs w:val="22"/>
-              </w:rPr>
-              <w:t>terselesaikannya</w:t>
+                <w:color w:val="auto"/>
+                <w:sz w:val="22"/>
+                <w:szCs w:val="22"/>
+                <w:lang w:val="en-ID"/>
+              </w:rPr>
+              <w:t>tanggung_jawab</w:t>
             </w:r>
             <w:proofErr w:type="spellEnd"/>
             <w:r>
@@ -9089,1549 +8812,12 @@
                 <w:rFonts w:ascii="Tahoma" w:hAnsi="Tahoma" w:cs="Tahoma"/>
                 <w:b w:val="0"/>
                 <w:bCs/>
-                <w:sz w:val="22"/>
-                <w:szCs w:val="22"/>
-              </w:rPr>
-              <w:t xml:space="preserve"> </w:t>
-            </w:r>
-            <w:proofErr w:type="spellStart"/>
-            <w:r>
-              <w:rPr>
-                <w:rFonts w:ascii="Tahoma" w:hAnsi="Tahoma" w:cs="Tahoma"/>
-                <w:b w:val="0"/>
-                <w:bCs/>
-                <w:sz w:val="22"/>
-                <w:szCs w:val="22"/>
-              </w:rPr>
-              <w:t>dokumen</w:t>
-            </w:r>
-            <w:proofErr w:type="spellEnd"/>
-            <w:r>
-              <w:rPr>
-                <w:rFonts w:ascii="Tahoma" w:hAnsi="Tahoma" w:cs="Tahoma"/>
-                <w:b w:val="0"/>
-                <w:bCs/>
-                <w:sz w:val="22"/>
-                <w:szCs w:val="22"/>
-              </w:rPr>
-              <w:t xml:space="preserve"> </w:t>
-            </w:r>
-            <w:proofErr w:type="spellStart"/>
-            <w:r>
-              <w:rPr>
-                <w:rFonts w:ascii="Tahoma" w:hAnsi="Tahoma" w:cs="Tahoma"/>
-                <w:b w:val="0"/>
-                <w:bCs/>
-                <w:sz w:val="22"/>
-                <w:szCs w:val="22"/>
-              </w:rPr>
-              <w:t>bahan</w:t>
-            </w:r>
-            <w:proofErr w:type="spellEnd"/>
-            <w:r>
-              <w:rPr>
-                <w:rFonts w:ascii="Tahoma" w:hAnsi="Tahoma" w:cs="Tahoma"/>
-                <w:b w:val="0"/>
-                <w:bCs/>
-                <w:sz w:val="22"/>
-                <w:szCs w:val="22"/>
-              </w:rPr>
-              <w:t xml:space="preserve"> dan data </w:t>
-            </w:r>
-            <w:proofErr w:type="spellStart"/>
-            <w:r>
-              <w:rPr>
-                <w:rFonts w:ascii="Tahoma" w:hAnsi="Tahoma" w:cs="Tahoma"/>
-                <w:b w:val="0"/>
-                <w:bCs/>
-                <w:sz w:val="22"/>
-                <w:szCs w:val="22"/>
-              </w:rPr>
-              <w:t>terkait</w:t>
-            </w:r>
-            <w:proofErr w:type="spellEnd"/>
-            <w:r>
-              <w:rPr>
-                <w:rFonts w:ascii="Tahoma" w:hAnsi="Tahoma" w:cs="Tahoma"/>
-                <w:b w:val="0"/>
-                <w:bCs/>
-                <w:sz w:val="22"/>
-                <w:szCs w:val="22"/>
-              </w:rPr>
-              <w:t xml:space="preserve"> </w:t>
-            </w:r>
-            <w:proofErr w:type="spellStart"/>
-            <w:r>
-              <w:rPr>
-                <w:rFonts w:ascii="Tahoma" w:hAnsi="Tahoma" w:cs="Tahoma"/>
-                <w:b w:val="0"/>
-                <w:bCs/>
-                <w:sz w:val="22"/>
-                <w:szCs w:val="22"/>
-              </w:rPr>
-              <w:t>sistem</w:t>
-            </w:r>
-            <w:proofErr w:type="spellEnd"/>
-            <w:r>
-              <w:rPr>
-                <w:rFonts w:ascii="Tahoma" w:hAnsi="Tahoma" w:cs="Tahoma"/>
-                <w:b w:val="0"/>
-                <w:bCs/>
-                <w:sz w:val="22"/>
-                <w:szCs w:val="22"/>
-              </w:rPr>
-              <w:t xml:space="preserve"> dan </w:t>
-            </w:r>
-            <w:proofErr w:type="spellStart"/>
-            <w:r>
-              <w:rPr>
-                <w:rFonts w:ascii="Tahoma" w:hAnsi="Tahoma" w:cs="Tahoma"/>
-                <w:b w:val="0"/>
-                <w:bCs/>
-                <w:sz w:val="22"/>
-                <w:szCs w:val="22"/>
-              </w:rPr>
-              <w:t>teknologi</w:t>
-            </w:r>
-            <w:proofErr w:type="spellEnd"/>
-            <w:r>
-              <w:rPr>
-                <w:rFonts w:ascii="Tahoma" w:hAnsi="Tahoma" w:cs="Tahoma"/>
-                <w:b w:val="0"/>
-                <w:bCs/>
-                <w:sz w:val="22"/>
-                <w:szCs w:val="22"/>
-              </w:rPr>
-              <w:t xml:space="preserve"> </w:t>
-            </w:r>
-            <w:proofErr w:type="spellStart"/>
-            <w:r>
-              <w:rPr>
-                <w:rFonts w:ascii="Tahoma" w:hAnsi="Tahoma" w:cs="Tahoma"/>
-                <w:b w:val="0"/>
-                <w:bCs/>
-                <w:sz w:val="22"/>
-                <w:szCs w:val="22"/>
-              </w:rPr>
-              <w:t>informasi</w:t>
-            </w:r>
-            <w:proofErr w:type="spellEnd"/>
-          </w:p>
-        </w:tc>
-      </w:tr>
-      <w:tr>
-        <w:tc>
-          <w:tcPr>
-            <w:tcW w:w="450" w:type="dxa"/>
-          </w:tcPr>
-          <w:p>
-            <w:pPr>
-              <w:pStyle w:val="NormalWeb"/>
-              <w:numPr>
-                <w:ilvl w:val="2"/>
-                <w:numId w:val="2"/>
-              </w:numPr>
-              <w:spacing w:beforeLines="0" w:before="60" w:afterLines="0" w:after="60"/>
-              <w:ind w:left="345"/>
-              <w:jc w:val="both"/>
-              <w:rPr>
-                <w:rFonts w:ascii="Tahoma" w:hAnsi="Tahoma" w:cs="Tahoma"/>
-                <w:bCs/>
-                <w:color w:val="FF0000"/>
-                <w:sz w:val="22"/>
-                <w:szCs w:val="22"/>
-              </w:rPr>
-            </w:pPr>
-          </w:p>
-        </w:tc>
-        <w:tc>
-          <w:tcPr>
-            <w:tcW w:w="8460" w:type="dxa"/>
-          </w:tcPr>
-          <w:p>
-            <w:pPr>
-              <w:tabs>
-                <w:tab w:val="left" w:pos="993"/>
-              </w:tabs>
-              <w:spacing w:after="0"/>
-              <w:jc w:val="both"/>
-              <w:rPr>
-                <w:rFonts w:ascii="Tahoma" w:hAnsi="Tahoma" w:cs="Tahoma"/>
-                <w:b w:val="0"/>
-                <w:bCs/>
-                <w:sz w:val="22"/>
-                <w:szCs w:val="22"/>
-              </w:rPr>
-            </w:pPr>
-            <w:proofErr w:type="spellStart"/>
-            <w:r>
-              <w:rPr>
-                <w:rFonts w:ascii="Tahoma" w:hAnsi="Tahoma" w:cs="Tahoma"/>
-                <w:b w:val="0"/>
-                <w:bCs/>
-                <w:sz w:val="22"/>
-                <w:szCs w:val="22"/>
-              </w:rPr>
-              <w:t>Ketepatan</w:t>
-            </w:r>
-            <w:proofErr w:type="spellEnd"/>
-            <w:r>
-              <w:rPr>
-                <w:rFonts w:ascii="Tahoma" w:hAnsi="Tahoma" w:cs="Tahoma"/>
-                <w:b w:val="0"/>
-                <w:bCs/>
-                <w:sz w:val="22"/>
-                <w:szCs w:val="22"/>
-              </w:rPr>
-              <w:t xml:space="preserve"> dan </w:t>
-            </w:r>
-            <w:proofErr w:type="spellStart"/>
-            <w:r>
-              <w:rPr>
-                <w:rFonts w:ascii="Tahoma" w:hAnsi="Tahoma" w:cs="Tahoma"/>
-                <w:b w:val="0"/>
-                <w:bCs/>
-                <w:sz w:val="22"/>
-                <w:szCs w:val="22"/>
-              </w:rPr>
-              <w:t>terselesaikannya</w:t>
-            </w:r>
-            <w:proofErr w:type="spellEnd"/>
-            <w:r>
-              <w:rPr>
-                <w:rFonts w:ascii="Tahoma" w:hAnsi="Tahoma" w:cs="Tahoma"/>
-                <w:b w:val="0"/>
-                <w:bCs/>
-                <w:sz w:val="22"/>
-                <w:szCs w:val="22"/>
-              </w:rPr>
-              <w:t xml:space="preserve"> </w:t>
-            </w:r>
-            <w:proofErr w:type="spellStart"/>
-            <w:r>
-              <w:rPr>
-                <w:rFonts w:ascii="Tahoma" w:hAnsi="Tahoma" w:cs="Tahoma"/>
-                <w:b w:val="0"/>
-                <w:bCs/>
-                <w:sz w:val="22"/>
-                <w:szCs w:val="22"/>
-              </w:rPr>
-              <w:t>dokumen</w:t>
-            </w:r>
-            <w:proofErr w:type="spellEnd"/>
-            <w:r>
-              <w:rPr>
-                <w:rFonts w:ascii="Tahoma" w:hAnsi="Tahoma" w:cs="Tahoma"/>
-                <w:b w:val="0"/>
-                <w:bCs/>
-                <w:sz w:val="22"/>
-                <w:szCs w:val="22"/>
-              </w:rPr>
-              <w:t xml:space="preserve"> </w:t>
-            </w:r>
-            <w:proofErr w:type="spellStart"/>
-            <w:r>
-              <w:rPr>
-                <w:rFonts w:ascii="Tahoma" w:hAnsi="Tahoma" w:cs="Tahoma"/>
-                <w:b w:val="0"/>
-                <w:bCs/>
-                <w:sz w:val="22"/>
-                <w:szCs w:val="22"/>
-              </w:rPr>
-              <w:t>hasil</w:t>
-            </w:r>
-            <w:proofErr w:type="spellEnd"/>
-            <w:r>
-              <w:rPr>
-                <w:rFonts w:ascii="Tahoma" w:hAnsi="Tahoma" w:cs="Tahoma"/>
-                <w:b w:val="0"/>
-                <w:bCs/>
-                <w:sz w:val="22"/>
-                <w:szCs w:val="22"/>
-              </w:rPr>
-              <w:t xml:space="preserve"> </w:t>
-            </w:r>
-            <w:proofErr w:type="spellStart"/>
-            <w:r>
-              <w:rPr>
-                <w:rFonts w:ascii="Tahoma" w:hAnsi="Tahoma" w:cs="Tahoma"/>
-                <w:b w:val="0"/>
-                <w:bCs/>
-                <w:sz w:val="22"/>
-                <w:szCs w:val="22"/>
-              </w:rPr>
-              <w:t>pengelolaan</w:t>
-            </w:r>
-            <w:proofErr w:type="spellEnd"/>
-            <w:r>
-              <w:rPr>
-                <w:rFonts w:ascii="Tahoma" w:hAnsi="Tahoma" w:cs="Tahoma"/>
-                <w:b w:val="0"/>
-                <w:bCs/>
-                <w:sz w:val="22"/>
-                <w:szCs w:val="22"/>
-              </w:rPr>
-              <w:t xml:space="preserve"> </w:t>
-            </w:r>
-            <w:proofErr w:type="spellStart"/>
-            <w:r>
-              <w:rPr>
-                <w:rFonts w:ascii="Tahoma" w:hAnsi="Tahoma" w:cs="Tahoma"/>
-                <w:b w:val="0"/>
-                <w:bCs/>
-                <w:sz w:val="22"/>
-                <w:szCs w:val="22"/>
-              </w:rPr>
-              <w:t>bahan</w:t>
-            </w:r>
-            <w:proofErr w:type="spellEnd"/>
-            <w:r>
-              <w:rPr>
-                <w:rFonts w:ascii="Tahoma" w:hAnsi="Tahoma" w:cs="Tahoma"/>
-                <w:b w:val="0"/>
-                <w:bCs/>
-                <w:sz w:val="22"/>
-                <w:szCs w:val="22"/>
-              </w:rPr>
-              <w:t xml:space="preserve"> dan data yang </w:t>
-            </w:r>
-            <w:proofErr w:type="spellStart"/>
-            <w:r>
-              <w:rPr>
-                <w:rFonts w:ascii="Tahoma" w:hAnsi="Tahoma" w:cs="Tahoma"/>
-                <w:b w:val="0"/>
-                <w:bCs/>
-                <w:sz w:val="22"/>
-                <w:szCs w:val="22"/>
-              </w:rPr>
-              <w:t>berkaitan</w:t>
-            </w:r>
-            <w:proofErr w:type="spellEnd"/>
-            <w:r>
-              <w:rPr>
-                <w:rFonts w:ascii="Tahoma" w:hAnsi="Tahoma" w:cs="Tahoma"/>
-                <w:b w:val="0"/>
-                <w:bCs/>
-                <w:sz w:val="22"/>
-                <w:szCs w:val="22"/>
-              </w:rPr>
-              <w:t xml:space="preserve"> </w:t>
-            </w:r>
-            <w:proofErr w:type="spellStart"/>
-            <w:r>
-              <w:rPr>
-                <w:rFonts w:ascii="Tahoma" w:hAnsi="Tahoma" w:cs="Tahoma"/>
-                <w:b w:val="0"/>
-                <w:bCs/>
-                <w:sz w:val="22"/>
-                <w:szCs w:val="22"/>
-              </w:rPr>
-              <w:t>dengan</w:t>
-            </w:r>
-            <w:proofErr w:type="spellEnd"/>
-            <w:r>
-              <w:rPr>
-                <w:rFonts w:ascii="Tahoma" w:hAnsi="Tahoma" w:cs="Tahoma"/>
-                <w:b w:val="0"/>
-                <w:bCs/>
-                <w:sz w:val="22"/>
-                <w:szCs w:val="22"/>
-              </w:rPr>
-              <w:t xml:space="preserve"> </w:t>
-            </w:r>
-            <w:proofErr w:type="spellStart"/>
-            <w:r>
-              <w:rPr>
-                <w:rFonts w:ascii="Tahoma" w:hAnsi="Tahoma" w:cs="Tahoma"/>
-                <w:b w:val="0"/>
-                <w:bCs/>
-                <w:sz w:val="22"/>
-                <w:szCs w:val="22"/>
-              </w:rPr>
-              <w:t>sistem</w:t>
-            </w:r>
-            <w:proofErr w:type="spellEnd"/>
-            <w:r>
-              <w:rPr>
-                <w:rFonts w:ascii="Tahoma" w:hAnsi="Tahoma" w:cs="Tahoma"/>
-                <w:b w:val="0"/>
-                <w:bCs/>
-                <w:sz w:val="22"/>
-                <w:szCs w:val="22"/>
-              </w:rPr>
-              <w:t xml:space="preserve"> dan </w:t>
-            </w:r>
-            <w:proofErr w:type="spellStart"/>
-            <w:r>
-              <w:rPr>
-                <w:rFonts w:ascii="Tahoma" w:hAnsi="Tahoma" w:cs="Tahoma"/>
-                <w:b w:val="0"/>
-                <w:bCs/>
-                <w:sz w:val="22"/>
-                <w:szCs w:val="22"/>
-              </w:rPr>
-              <w:t>teknologi</w:t>
-            </w:r>
-            <w:proofErr w:type="spellEnd"/>
-            <w:r>
-              <w:rPr>
-                <w:rFonts w:ascii="Tahoma" w:hAnsi="Tahoma" w:cs="Tahoma"/>
-                <w:b w:val="0"/>
-                <w:bCs/>
-                <w:sz w:val="22"/>
-                <w:szCs w:val="22"/>
-              </w:rPr>
-              <w:t xml:space="preserve"> </w:t>
-            </w:r>
-            <w:proofErr w:type="spellStart"/>
-            <w:r>
-              <w:rPr>
-                <w:rFonts w:ascii="Tahoma" w:hAnsi="Tahoma" w:cs="Tahoma"/>
-                <w:b w:val="0"/>
-                <w:bCs/>
-                <w:sz w:val="22"/>
-                <w:szCs w:val="22"/>
-              </w:rPr>
-              <w:t>informasi</w:t>
-            </w:r>
-            <w:proofErr w:type="spellEnd"/>
-          </w:p>
-        </w:tc>
-      </w:tr>
-      <w:tr>
-        <w:tc>
-          <w:tcPr>
-            <w:tcW w:w="450" w:type="dxa"/>
-          </w:tcPr>
-          <w:p>
-            <w:pPr>
-              <w:pStyle w:val="NormalWeb"/>
-              <w:numPr>
-                <w:ilvl w:val="2"/>
-                <w:numId w:val="2"/>
-              </w:numPr>
-              <w:spacing w:beforeLines="0" w:before="60" w:afterLines="0" w:after="60"/>
-              <w:ind w:left="345"/>
-              <w:jc w:val="both"/>
-              <w:rPr>
-                <w:rFonts w:ascii="Tahoma" w:hAnsi="Tahoma" w:cs="Tahoma"/>
-                <w:bCs/>
-                <w:color w:val="FF0000"/>
-                <w:sz w:val="22"/>
-                <w:szCs w:val="22"/>
-              </w:rPr>
-            </w:pPr>
-          </w:p>
-        </w:tc>
-        <w:tc>
-          <w:tcPr>
-            <w:tcW w:w="8460" w:type="dxa"/>
-          </w:tcPr>
-          <w:p>
-            <w:pPr>
-              <w:tabs>
-                <w:tab w:val="left" w:pos="993"/>
-              </w:tabs>
-              <w:spacing w:after="0"/>
-              <w:jc w:val="both"/>
-              <w:rPr>
-                <w:rFonts w:ascii="Tahoma" w:hAnsi="Tahoma" w:cs="Tahoma"/>
-                <w:b w:val="0"/>
-                <w:bCs/>
-                <w:sz w:val="22"/>
-                <w:szCs w:val="22"/>
-              </w:rPr>
-            </w:pPr>
-            <w:proofErr w:type="spellStart"/>
-            <w:r>
-              <w:rPr>
-                <w:rFonts w:ascii="Tahoma" w:hAnsi="Tahoma" w:cs="Tahoma"/>
-                <w:b w:val="0"/>
-                <w:bCs/>
-                <w:sz w:val="22"/>
-                <w:szCs w:val="22"/>
-              </w:rPr>
-              <w:t>Ketepatan</w:t>
-            </w:r>
-            <w:proofErr w:type="spellEnd"/>
-            <w:r>
-              <w:rPr>
-                <w:rFonts w:ascii="Tahoma" w:hAnsi="Tahoma" w:cs="Tahoma"/>
-                <w:b w:val="0"/>
-                <w:bCs/>
-                <w:sz w:val="22"/>
-                <w:szCs w:val="22"/>
-              </w:rPr>
-              <w:t xml:space="preserve"> dan </w:t>
-            </w:r>
-            <w:proofErr w:type="spellStart"/>
-            <w:r>
-              <w:rPr>
-                <w:rFonts w:ascii="Tahoma" w:hAnsi="Tahoma" w:cs="Tahoma"/>
-                <w:b w:val="0"/>
-                <w:bCs/>
-                <w:sz w:val="22"/>
-                <w:szCs w:val="22"/>
-              </w:rPr>
-              <w:t>terselesaikannya</w:t>
-            </w:r>
-            <w:proofErr w:type="spellEnd"/>
-            <w:r>
-              <w:rPr>
-                <w:rFonts w:ascii="Tahoma" w:hAnsi="Tahoma" w:cs="Tahoma"/>
-                <w:b w:val="0"/>
-                <w:bCs/>
-                <w:sz w:val="22"/>
-                <w:szCs w:val="22"/>
-              </w:rPr>
-              <w:t xml:space="preserve"> </w:t>
-            </w:r>
-            <w:proofErr w:type="spellStart"/>
-            <w:r>
-              <w:rPr>
-                <w:rFonts w:ascii="Tahoma" w:hAnsi="Tahoma" w:cs="Tahoma"/>
-                <w:b w:val="0"/>
-                <w:bCs/>
-                <w:sz w:val="22"/>
-                <w:szCs w:val="22"/>
-              </w:rPr>
-              <w:t>dokumen</w:t>
-            </w:r>
-            <w:proofErr w:type="spellEnd"/>
-            <w:r>
-              <w:rPr>
-                <w:rFonts w:ascii="Tahoma" w:hAnsi="Tahoma" w:cs="Tahoma"/>
-                <w:b w:val="0"/>
-                <w:bCs/>
-                <w:sz w:val="22"/>
-                <w:szCs w:val="22"/>
-              </w:rPr>
-              <w:t xml:space="preserve"> </w:t>
-            </w:r>
-            <w:proofErr w:type="spellStart"/>
-            <w:r>
-              <w:rPr>
-                <w:rFonts w:ascii="Tahoma" w:hAnsi="Tahoma" w:cs="Tahoma"/>
-                <w:b w:val="0"/>
-                <w:bCs/>
-                <w:sz w:val="22"/>
-                <w:szCs w:val="22"/>
-              </w:rPr>
-              <w:t>hasil</w:t>
-            </w:r>
-            <w:proofErr w:type="spellEnd"/>
-            <w:r>
-              <w:rPr>
-                <w:rFonts w:ascii="Tahoma" w:hAnsi="Tahoma" w:cs="Tahoma"/>
-                <w:b w:val="0"/>
-                <w:bCs/>
-                <w:sz w:val="22"/>
-                <w:szCs w:val="22"/>
-              </w:rPr>
-              <w:t xml:space="preserve"> </w:t>
-            </w:r>
-            <w:proofErr w:type="spellStart"/>
-            <w:r>
-              <w:rPr>
-                <w:rFonts w:ascii="Tahoma" w:hAnsi="Tahoma" w:cs="Tahoma"/>
-                <w:b w:val="0"/>
-                <w:bCs/>
-                <w:sz w:val="22"/>
-                <w:szCs w:val="22"/>
-              </w:rPr>
-              <w:t>penelaahan</w:t>
-            </w:r>
-            <w:proofErr w:type="spellEnd"/>
-            <w:r>
-              <w:rPr>
-                <w:rFonts w:ascii="Tahoma" w:hAnsi="Tahoma" w:cs="Tahoma"/>
-                <w:b w:val="0"/>
-                <w:bCs/>
-                <w:sz w:val="22"/>
-                <w:szCs w:val="22"/>
-              </w:rPr>
-              <w:t xml:space="preserve"> data yang </w:t>
-            </w:r>
-            <w:proofErr w:type="spellStart"/>
-            <w:r>
-              <w:rPr>
-                <w:rFonts w:ascii="Tahoma" w:hAnsi="Tahoma" w:cs="Tahoma"/>
-                <w:b w:val="0"/>
-                <w:bCs/>
-                <w:sz w:val="22"/>
-                <w:szCs w:val="22"/>
-              </w:rPr>
-              <w:t>berkaitan</w:t>
-            </w:r>
-            <w:proofErr w:type="spellEnd"/>
-            <w:r>
-              <w:rPr>
-                <w:rFonts w:ascii="Tahoma" w:hAnsi="Tahoma" w:cs="Tahoma"/>
-                <w:b w:val="0"/>
-                <w:bCs/>
-                <w:sz w:val="22"/>
-                <w:szCs w:val="22"/>
-              </w:rPr>
-              <w:t xml:space="preserve"> </w:t>
-            </w:r>
-            <w:proofErr w:type="spellStart"/>
-            <w:r>
-              <w:rPr>
-                <w:rFonts w:ascii="Tahoma" w:hAnsi="Tahoma" w:cs="Tahoma"/>
-                <w:b w:val="0"/>
-                <w:bCs/>
-                <w:sz w:val="22"/>
-                <w:szCs w:val="22"/>
-              </w:rPr>
-              <w:t>dengan</w:t>
-            </w:r>
-            <w:proofErr w:type="spellEnd"/>
-            <w:r>
-              <w:rPr>
-                <w:rFonts w:ascii="Tahoma" w:hAnsi="Tahoma" w:cs="Tahoma"/>
-                <w:b w:val="0"/>
-                <w:bCs/>
-                <w:sz w:val="22"/>
-                <w:szCs w:val="22"/>
-              </w:rPr>
-              <w:t xml:space="preserve"> </w:t>
-            </w:r>
-            <w:proofErr w:type="spellStart"/>
-            <w:r>
-              <w:rPr>
-                <w:rFonts w:ascii="Tahoma" w:hAnsi="Tahoma" w:cs="Tahoma"/>
-                <w:b w:val="0"/>
-                <w:bCs/>
-                <w:sz w:val="22"/>
-                <w:szCs w:val="22"/>
-              </w:rPr>
-              <w:t>sistem</w:t>
-            </w:r>
-            <w:proofErr w:type="spellEnd"/>
-            <w:r>
-              <w:rPr>
-                <w:rFonts w:ascii="Tahoma" w:hAnsi="Tahoma" w:cs="Tahoma"/>
-                <w:b w:val="0"/>
-                <w:bCs/>
-                <w:sz w:val="22"/>
-                <w:szCs w:val="22"/>
-              </w:rPr>
-              <w:t xml:space="preserve"> dan </w:t>
-            </w:r>
-            <w:proofErr w:type="spellStart"/>
-            <w:r>
-              <w:rPr>
-                <w:rFonts w:ascii="Tahoma" w:hAnsi="Tahoma" w:cs="Tahoma"/>
-                <w:b w:val="0"/>
-                <w:bCs/>
-                <w:sz w:val="22"/>
-                <w:szCs w:val="22"/>
-              </w:rPr>
-              <w:t>teknologi</w:t>
-            </w:r>
-            <w:proofErr w:type="spellEnd"/>
-            <w:r>
-              <w:rPr>
-                <w:rFonts w:ascii="Tahoma" w:hAnsi="Tahoma" w:cs="Tahoma"/>
-                <w:b w:val="0"/>
-                <w:bCs/>
-                <w:sz w:val="22"/>
-                <w:szCs w:val="22"/>
-              </w:rPr>
-              <w:t xml:space="preserve"> </w:t>
-            </w:r>
-            <w:proofErr w:type="spellStart"/>
-            <w:r>
-              <w:rPr>
-                <w:rFonts w:ascii="Tahoma" w:hAnsi="Tahoma" w:cs="Tahoma"/>
-                <w:b w:val="0"/>
-                <w:bCs/>
-                <w:sz w:val="22"/>
-                <w:szCs w:val="22"/>
-              </w:rPr>
-              <w:t>informasi</w:t>
-            </w:r>
-            <w:proofErr w:type="spellEnd"/>
-          </w:p>
-        </w:tc>
-      </w:tr>
-      <w:tr>
-        <w:tc>
-          <w:tcPr>
-            <w:tcW w:w="450" w:type="dxa"/>
-          </w:tcPr>
-          <w:p>
-            <w:pPr>
-              <w:pStyle w:val="NormalWeb"/>
-              <w:numPr>
-                <w:ilvl w:val="2"/>
-                <w:numId w:val="2"/>
-              </w:numPr>
-              <w:spacing w:beforeLines="0" w:before="60" w:afterLines="0" w:after="60"/>
-              <w:ind w:left="345"/>
-              <w:jc w:val="both"/>
-              <w:rPr>
-                <w:rFonts w:ascii="Tahoma" w:hAnsi="Tahoma" w:cs="Tahoma"/>
-                <w:bCs/>
-                <w:color w:val="FF0000"/>
-                <w:sz w:val="22"/>
-                <w:szCs w:val="22"/>
-              </w:rPr>
-            </w:pPr>
-          </w:p>
-        </w:tc>
-        <w:tc>
-          <w:tcPr>
-            <w:tcW w:w="8460" w:type="dxa"/>
-          </w:tcPr>
-          <w:p>
-            <w:pPr>
-              <w:tabs>
-                <w:tab w:val="left" w:pos="993"/>
-              </w:tabs>
-              <w:spacing w:after="0"/>
-              <w:jc w:val="both"/>
-              <w:rPr>
-                <w:rFonts w:ascii="Tahoma" w:hAnsi="Tahoma" w:cs="Tahoma"/>
-                <w:b w:val="0"/>
-                <w:bCs/>
-                <w:sz w:val="22"/>
-                <w:szCs w:val="22"/>
-              </w:rPr>
-            </w:pPr>
-            <w:proofErr w:type="spellStart"/>
-            <w:r>
-              <w:rPr>
-                <w:rFonts w:ascii="Tahoma" w:hAnsi="Tahoma" w:cs="Tahoma"/>
-                <w:b w:val="0"/>
-                <w:bCs/>
-                <w:sz w:val="22"/>
-                <w:szCs w:val="22"/>
-              </w:rPr>
-              <w:t>Ketepatan</w:t>
-            </w:r>
-            <w:proofErr w:type="spellEnd"/>
-            <w:r>
-              <w:rPr>
-                <w:rFonts w:ascii="Tahoma" w:hAnsi="Tahoma" w:cs="Tahoma"/>
-                <w:b w:val="0"/>
-                <w:bCs/>
-                <w:sz w:val="22"/>
-                <w:szCs w:val="22"/>
-              </w:rPr>
-              <w:t xml:space="preserve"> dan </w:t>
-            </w:r>
-            <w:proofErr w:type="spellStart"/>
-            <w:r>
-              <w:rPr>
-                <w:rFonts w:ascii="Tahoma" w:hAnsi="Tahoma" w:cs="Tahoma"/>
-                <w:b w:val="0"/>
-                <w:bCs/>
-                <w:sz w:val="22"/>
-                <w:szCs w:val="22"/>
-              </w:rPr>
-              <w:t>terselesaikannya</w:t>
-            </w:r>
-            <w:proofErr w:type="spellEnd"/>
-            <w:r>
-              <w:rPr>
-                <w:rFonts w:ascii="Tahoma" w:hAnsi="Tahoma" w:cs="Tahoma"/>
-                <w:b w:val="0"/>
-                <w:bCs/>
-                <w:sz w:val="22"/>
-                <w:szCs w:val="22"/>
-              </w:rPr>
-              <w:t xml:space="preserve"> </w:t>
-            </w:r>
-            <w:proofErr w:type="spellStart"/>
-            <w:r>
-              <w:rPr>
-                <w:rFonts w:ascii="Tahoma" w:hAnsi="Tahoma" w:cs="Tahoma"/>
-                <w:b w:val="0"/>
-                <w:bCs/>
-                <w:sz w:val="22"/>
-                <w:szCs w:val="22"/>
-              </w:rPr>
-              <w:t>laporan</w:t>
-            </w:r>
-            <w:proofErr w:type="spellEnd"/>
-            <w:r>
-              <w:rPr>
-                <w:rFonts w:ascii="Tahoma" w:hAnsi="Tahoma" w:cs="Tahoma"/>
-                <w:b w:val="0"/>
-                <w:bCs/>
-                <w:sz w:val="22"/>
-                <w:szCs w:val="22"/>
-              </w:rPr>
-              <w:t xml:space="preserve"> </w:t>
-            </w:r>
-            <w:proofErr w:type="spellStart"/>
-            <w:r>
-              <w:rPr>
-                <w:rFonts w:ascii="Tahoma" w:hAnsi="Tahoma" w:cs="Tahoma"/>
-                <w:b w:val="0"/>
-                <w:bCs/>
-                <w:sz w:val="22"/>
-                <w:szCs w:val="22"/>
-              </w:rPr>
-              <w:t>hasil</w:t>
-            </w:r>
-            <w:proofErr w:type="spellEnd"/>
-            <w:r>
-              <w:rPr>
-                <w:rFonts w:ascii="Tahoma" w:hAnsi="Tahoma" w:cs="Tahoma"/>
-                <w:b w:val="0"/>
-                <w:bCs/>
-                <w:sz w:val="22"/>
-                <w:szCs w:val="22"/>
-              </w:rPr>
-              <w:t xml:space="preserve"> </w:t>
-            </w:r>
-            <w:proofErr w:type="spellStart"/>
-            <w:r>
-              <w:rPr>
-                <w:rFonts w:ascii="Tahoma" w:hAnsi="Tahoma" w:cs="Tahoma"/>
-                <w:b w:val="0"/>
-                <w:bCs/>
-                <w:sz w:val="22"/>
-                <w:szCs w:val="22"/>
-              </w:rPr>
-              <w:t>penyiapan</w:t>
-            </w:r>
-            <w:proofErr w:type="spellEnd"/>
-            <w:r>
-              <w:rPr>
-                <w:rFonts w:ascii="Tahoma" w:hAnsi="Tahoma" w:cs="Tahoma"/>
-                <w:b w:val="0"/>
-                <w:bCs/>
-                <w:sz w:val="22"/>
-                <w:szCs w:val="22"/>
-              </w:rPr>
-              <w:t xml:space="preserve"> dan </w:t>
-            </w:r>
-            <w:proofErr w:type="spellStart"/>
-            <w:r>
-              <w:rPr>
-                <w:rFonts w:ascii="Tahoma" w:hAnsi="Tahoma" w:cs="Tahoma"/>
-                <w:b w:val="0"/>
-                <w:bCs/>
-                <w:sz w:val="22"/>
-                <w:szCs w:val="22"/>
-              </w:rPr>
-              <w:t>penyuluhan</w:t>
-            </w:r>
-            <w:proofErr w:type="spellEnd"/>
-            <w:r>
-              <w:rPr>
-                <w:rFonts w:ascii="Tahoma" w:hAnsi="Tahoma" w:cs="Tahoma"/>
-                <w:b w:val="0"/>
-                <w:bCs/>
-                <w:sz w:val="22"/>
-                <w:szCs w:val="22"/>
-              </w:rPr>
-              <w:t xml:space="preserve"> </w:t>
-            </w:r>
-            <w:proofErr w:type="spellStart"/>
-            <w:r>
-              <w:rPr>
-                <w:rFonts w:ascii="Tahoma" w:hAnsi="Tahoma" w:cs="Tahoma"/>
-                <w:b w:val="0"/>
-                <w:bCs/>
-                <w:sz w:val="22"/>
-                <w:szCs w:val="22"/>
-              </w:rPr>
-              <w:t>terkait</w:t>
-            </w:r>
-            <w:proofErr w:type="spellEnd"/>
-            <w:r>
-              <w:rPr>
-                <w:rFonts w:ascii="Tahoma" w:hAnsi="Tahoma" w:cs="Tahoma"/>
-                <w:b w:val="0"/>
-                <w:bCs/>
-                <w:sz w:val="22"/>
-                <w:szCs w:val="22"/>
-              </w:rPr>
-              <w:t xml:space="preserve"> </w:t>
-            </w:r>
-            <w:proofErr w:type="spellStart"/>
-            <w:r>
-              <w:rPr>
-                <w:rFonts w:ascii="Tahoma" w:hAnsi="Tahoma" w:cs="Tahoma"/>
-                <w:b w:val="0"/>
-                <w:bCs/>
-                <w:sz w:val="22"/>
-                <w:szCs w:val="22"/>
-              </w:rPr>
-              <w:t>sistem</w:t>
-            </w:r>
-            <w:proofErr w:type="spellEnd"/>
-            <w:r>
-              <w:rPr>
-                <w:rFonts w:ascii="Tahoma" w:hAnsi="Tahoma" w:cs="Tahoma"/>
-                <w:b w:val="0"/>
-                <w:bCs/>
-                <w:sz w:val="22"/>
-                <w:szCs w:val="22"/>
-              </w:rPr>
-              <w:t xml:space="preserve"> dan </w:t>
-            </w:r>
-            <w:proofErr w:type="spellStart"/>
-            <w:r>
-              <w:rPr>
-                <w:rFonts w:ascii="Tahoma" w:hAnsi="Tahoma" w:cs="Tahoma"/>
-                <w:b w:val="0"/>
-                <w:bCs/>
-                <w:sz w:val="22"/>
-                <w:szCs w:val="22"/>
-              </w:rPr>
-              <w:t>teknologi</w:t>
-            </w:r>
-            <w:proofErr w:type="spellEnd"/>
-            <w:r>
-              <w:rPr>
-                <w:rFonts w:ascii="Tahoma" w:hAnsi="Tahoma" w:cs="Tahoma"/>
-                <w:b w:val="0"/>
-                <w:bCs/>
-                <w:sz w:val="22"/>
-                <w:szCs w:val="22"/>
-              </w:rPr>
-              <w:t xml:space="preserve"> </w:t>
-            </w:r>
-            <w:proofErr w:type="spellStart"/>
-            <w:r>
-              <w:rPr>
-                <w:rFonts w:ascii="Tahoma" w:hAnsi="Tahoma" w:cs="Tahoma"/>
-                <w:b w:val="0"/>
-                <w:bCs/>
-                <w:sz w:val="22"/>
-                <w:szCs w:val="22"/>
-              </w:rPr>
-              <w:t>informasi</w:t>
-            </w:r>
-            <w:proofErr w:type="spellEnd"/>
-          </w:p>
-        </w:tc>
-      </w:tr>
-      <w:tr>
-        <w:tc>
-          <w:tcPr>
-            <w:tcW w:w="450" w:type="dxa"/>
-          </w:tcPr>
-          <w:p>
-            <w:pPr>
-              <w:pStyle w:val="NormalWeb"/>
-              <w:numPr>
-                <w:ilvl w:val="2"/>
-                <w:numId w:val="2"/>
-              </w:numPr>
-              <w:spacing w:beforeLines="0" w:before="60" w:afterLines="0" w:after="60"/>
-              <w:ind w:left="345"/>
-              <w:jc w:val="both"/>
-              <w:rPr>
-                <w:rFonts w:ascii="Tahoma" w:hAnsi="Tahoma" w:cs="Tahoma"/>
-                <w:bCs/>
-                <w:color w:val="FF0000"/>
-                <w:sz w:val="22"/>
-                <w:szCs w:val="22"/>
-              </w:rPr>
-            </w:pPr>
-          </w:p>
-        </w:tc>
-        <w:tc>
-          <w:tcPr>
-            <w:tcW w:w="8460" w:type="dxa"/>
-          </w:tcPr>
-          <w:p>
-            <w:pPr>
-              <w:tabs>
-                <w:tab w:val="left" w:pos="993"/>
-              </w:tabs>
-              <w:spacing w:after="0"/>
-              <w:jc w:val="both"/>
-              <w:rPr>
-                <w:rFonts w:ascii="Tahoma" w:hAnsi="Tahoma" w:cs="Tahoma"/>
-                <w:b w:val="0"/>
-                <w:bCs/>
-                <w:sz w:val="22"/>
-                <w:szCs w:val="22"/>
-              </w:rPr>
-            </w:pPr>
-            <w:proofErr w:type="spellStart"/>
-            <w:r>
-              <w:rPr>
-                <w:rFonts w:ascii="Tahoma" w:hAnsi="Tahoma" w:cs="Tahoma"/>
-                <w:b w:val="0"/>
-                <w:bCs/>
-                <w:sz w:val="22"/>
-                <w:szCs w:val="22"/>
-              </w:rPr>
-              <w:t>Ketepatan</w:t>
-            </w:r>
-            <w:proofErr w:type="spellEnd"/>
-            <w:r>
-              <w:rPr>
-                <w:rFonts w:ascii="Tahoma" w:hAnsi="Tahoma" w:cs="Tahoma"/>
-                <w:b w:val="0"/>
-                <w:bCs/>
-                <w:sz w:val="22"/>
-                <w:szCs w:val="22"/>
-              </w:rPr>
-              <w:t xml:space="preserve"> dan </w:t>
-            </w:r>
-            <w:proofErr w:type="spellStart"/>
-            <w:r>
-              <w:rPr>
-                <w:rFonts w:ascii="Tahoma" w:hAnsi="Tahoma" w:cs="Tahoma"/>
-                <w:b w:val="0"/>
-                <w:bCs/>
-                <w:sz w:val="22"/>
-                <w:szCs w:val="22"/>
-              </w:rPr>
-              <w:t>terselesaikannya</w:t>
-            </w:r>
-            <w:proofErr w:type="spellEnd"/>
-            <w:r>
-              <w:rPr>
-                <w:rFonts w:ascii="Tahoma" w:hAnsi="Tahoma" w:cs="Tahoma"/>
-                <w:b w:val="0"/>
-                <w:bCs/>
-                <w:sz w:val="22"/>
-                <w:szCs w:val="22"/>
-              </w:rPr>
-              <w:t xml:space="preserve"> </w:t>
-            </w:r>
-            <w:proofErr w:type="spellStart"/>
-            <w:r>
-              <w:rPr>
-                <w:rFonts w:ascii="Tahoma" w:hAnsi="Tahoma" w:cs="Tahoma"/>
-                <w:b w:val="0"/>
-                <w:bCs/>
-                <w:sz w:val="22"/>
-                <w:szCs w:val="22"/>
-              </w:rPr>
-              <w:t>dokumen</w:t>
-            </w:r>
-            <w:proofErr w:type="spellEnd"/>
-            <w:r>
-              <w:rPr>
-                <w:rFonts w:ascii="Tahoma" w:hAnsi="Tahoma" w:cs="Tahoma"/>
-                <w:b w:val="0"/>
-                <w:bCs/>
-                <w:sz w:val="22"/>
-                <w:szCs w:val="22"/>
-              </w:rPr>
-              <w:t xml:space="preserve"> </w:t>
-            </w:r>
-            <w:proofErr w:type="spellStart"/>
-            <w:r>
-              <w:rPr>
-                <w:rFonts w:ascii="Tahoma" w:hAnsi="Tahoma" w:cs="Tahoma"/>
-                <w:b w:val="0"/>
-                <w:bCs/>
-                <w:sz w:val="22"/>
-                <w:szCs w:val="22"/>
-              </w:rPr>
-              <w:t>hasil</w:t>
-            </w:r>
-            <w:proofErr w:type="spellEnd"/>
-            <w:r>
-              <w:rPr>
-                <w:rFonts w:ascii="Tahoma" w:hAnsi="Tahoma" w:cs="Tahoma"/>
-                <w:b w:val="0"/>
-                <w:bCs/>
-                <w:sz w:val="22"/>
-                <w:szCs w:val="22"/>
-              </w:rPr>
-              <w:t xml:space="preserve"> </w:t>
-            </w:r>
-            <w:proofErr w:type="spellStart"/>
-            <w:r>
-              <w:rPr>
-                <w:rFonts w:ascii="Tahoma" w:hAnsi="Tahoma" w:cs="Tahoma"/>
-                <w:b w:val="0"/>
-                <w:bCs/>
-                <w:sz w:val="22"/>
-                <w:szCs w:val="22"/>
-              </w:rPr>
-              <w:t>pemantauan</w:t>
-            </w:r>
-            <w:proofErr w:type="spellEnd"/>
-            <w:r>
-              <w:rPr>
-                <w:rFonts w:ascii="Tahoma" w:hAnsi="Tahoma" w:cs="Tahoma"/>
-                <w:b w:val="0"/>
-                <w:bCs/>
-                <w:sz w:val="22"/>
-                <w:szCs w:val="22"/>
-              </w:rPr>
-              <w:t xml:space="preserve"> dan </w:t>
-            </w:r>
-            <w:proofErr w:type="spellStart"/>
-            <w:r>
-              <w:rPr>
-                <w:rFonts w:ascii="Tahoma" w:hAnsi="Tahoma" w:cs="Tahoma"/>
-                <w:b w:val="0"/>
-                <w:bCs/>
-                <w:sz w:val="22"/>
-                <w:szCs w:val="22"/>
-              </w:rPr>
-              <w:t>pengendalian</w:t>
-            </w:r>
-            <w:proofErr w:type="spellEnd"/>
-            <w:r>
-              <w:rPr>
-                <w:rFonts w:ascii="Tahoma" w:hAnsi="Tahoma" w:cs="Tahoma"/>
-                <w:b w:val="0"/>
-                <w:bCs/>
-                <w:sz w:val="22"/>
-                <w:szCs w:val="22"/>
-              </w:rPr>
-              <w:t xml:space="preserve"> </w:t>
-            </w:r>
-            <w:proofErr w:type="spellStart"/>
-            <w:r>
-              <w:rPr>
-                <w:rFonts w:ascii="Tahoma" w:hAnsi="Tahoma" w:cs="Tahoma"/>
-                <w:b w:val="0"/>
-                <w:bCs/>
-                <w:sz w:val="22"/>
-                <w:szCs w:val="22"/>
-              </w:rPr>
-              <w:t>terkait</w:t>
-            </w:r>
-            <w:proofErr w:type="spellEnd"/>
-            <w:r>
-              <w:rPr>
-                <w:rFonts w:ascii="Tahoma" w:hAnsi="Tahoma" w:cs="Tahoma"/>
-                <w:b w:val="0"/>
-                <w:bCs/>
-                <w:sz w:val="22"/>
-                <w:szCs w:val="22"/>
-              </w:rPr>
-              <w:t xml:space="preserve"> </w:t>
-            </w:r>
-            <w:proofErr w:type="spellStart"/>
-            <w:r>
-              <w:rPr>
-                <w:rFonts w:ascii="Tahoma" w:hAnsi="Tahoma" w:cs="Tahoma"/>
-                <w:b w:val="0"/>
-                <w:bCs/>
-                <w:sz w:val="22"/>
-                <w:szCs w:val="22"/>
-              </w:rPr>
-              <w:t>sistem</w:t>
-            </w:r>
-            <w:proofErr w:type="spellEnd"/>
-            <w:r>
-              <w:rPr>
-                <w:rFonts w:ascii="Tahoma" w:hAnsi="Tahoma" w:cs="Tahoma"/>
-                <w:b w:val="0"/>
-                <w:bCs/>
-                <w:sz w:val="22"/>
-                <w:szCs w:val="22"/>
-              </w:rPr>
-              <w:t xml:space="preserve"> dan </w:t>
-            </w:r>
-            <w:proofErr w:type="spellStart"/>
-            <w:r>
-              <w:rPr>
-                <w:rFonts w:ascii="Tahoma" w:hAnsi="Tahoma" w:cs="Tahoma"/>
-                <w:b w:val="0"/>
-                <w:bCs/>
-                <w:sz w:val="22"/>
-                <w:szCs w:val="22"/>
-              </w:rPr>
-              <w:t>teknologi</w:t>
-            </w:r>
-            <w:proofErr w:type="spellEnd"/>
-            <w:r>
-              <w:rPr>
-                <w:rFonts w:ascii="Tahoma" w:hAnsi="Tahoma" w:cs="Tahoma"/>
-                <w:b w:val="0"/>
-                <w:bCs/>
-                <w:sz w:val="22"/>
-                <w:szCs w:val="22"/>
-              </w:rPr>
-              <w:t xml:space="preserve"> </w:t>
-            </w:r>
-            <w:proofErr w:type="spellStart"/>
-            <w:r>
-              <w:rPr>
-                <w:rFonts w:ascii="Tahoma" w:hAnsi="Tahoma" w:cs="Tahoma"/>
-                <w:b w:val="0"/>
-                <w:bCs/>
-                <w:sz w:val="22"/>
-                <w:szCs w:val="22"/>
-              </w:rPr>
-              <w:t>informasi</w:t>
-            </w:r>
-            <w:proofErr w:type="spellEnd"/>
-          </w:p>
-        </w:tc>
-      </w:tr>
-      <w:tr>
-        <w:tc>
-          <w:tcPr>
-            <w:tcW w:w="450" w:type="dxa"/>
-          </w:tcPr>
-          <w:p>
-            <w:pPr>
-              <w:pStyle w:val="NormalWeb"/>
-              <w:numPr>
-                <w:ilvl w:val="2"/>
-                <w:numId w:val="2"/>
-              </w:numPr>
-              <w:spacing w:beforeLines="0" w:before="60" w:afterLines="0" w:after="60"/>
-              <w:ind w:left="345"/>
-              <w:jc w:val="both"/>
-              <w:rPr>
-                <w:rFonts w:ascii="Tahoma" w:hAnsi="Tahoma" w:cs="Tahoma"/>
-                <w:bCs/>
-                <w:color w:val="FF0000"/>
-                <w:sz w:val="22"/>
-                <w:szCs w:val="22"/>
-              </w:rPr>
-            </w:pPr>
-          </w:p>
-        </w:tc>
-        <w:tc>
-          <w:tcPr>
-            <w:tcW w:w="8460" w:type="dxa"/>
-          </w:tcPr>
-          <w:p>
-            <w:pPr>
-              <w:pStyle w:val="NormalWeb"/>
-              <w:spacing w:beforeLines="0" w:before="60" w:afterLines="0" w:after="60"/>
-              <w:jc w:val="both"/>
-              <w:rPr>
-                <w:rFonts w:ascii="Tahoma" w:hAnsi="Tahoma" w:cs="Tahoma"/>
-                <w:bCs/>
-                <w:color w:val="000000"/>
-                <w:sz w:val="22"/>
-                <w:szCs w:val="22"/>
-                <w:lang w:val="id-ID"/>
-              </w:rPr>
-            </w:pPr>
-            <w:proofErr w:type="spellStart"/>
-            <w:r>
-              <w:rPr>
-                <w:rFonts w:ascii="Tahoma" w:hAnsi="Tahoma" w:cs="Tahoma"/>
-                <w:bCs/>
-                <w:color w:val="000000"/>
-                <w:sz w:val="22"/>
-                <w:szCs w:val="22"/>
-              </w:rPr>
-              <w:t>Ketepatan</w:t>
-            </w:r>
-            <w:proofErr w:type="spellEnd"/>
-            <w:r>
-              <w:rPr>
-                <w:rFonts w:ascii="Tahoma" w:hAnsi="Tahoma" w:cs="Tahoma"/>
-                <w:bCs/>
-                <w:color w:val="000000"/>
-                <w:sz w:val="22"/>
-                <w:szCs w:val="22"/>
-              </w:rPr>
-              <w:t xml:space="preserve"> dan </w:t>
-            </w:r>
-            <w:proofErr w:type="spellStart"/>
-            <w:r>
-              <w:rPr>
-                <w:rFonts w:ascii="Tahoma" w:hAnsi="Tahoma" w:cs="Tahoma"/>
-                <w:bCs/>
-                <w:color w:val="000000"/>
-                <w:sz w:val="22"/>
-                <w:szCs w:val="22"/>
-              </w:rPr>
-              <w:t>terselesaikannya</w:t>
-            </w:r>
-            <w:proofErr w:type="spellEnd"/>
-            <w:r>
-              <w:rPr>
-                <w:rFonts w:ascii="Tahoma" w:hAnsi="Tahoma" w:cs="Tahoma"/>
-                <w:bCs/>
-                <w:color w:val="000000"/>
-                <w:sz w:val="22"/>
-                <w:szCs w:val="22"/>
-              </w:rPr>
-              <w:t xml:space="preserve"> </w:t>
-            </w:r>
-            <w:proofErr w:type="spellStart"/>
-            <w:r>
-              <w:rPr>
-                <w:rFonts w:ascii="Tahoma" w:hAnsi="Tahoma" w:cs="Tahoma"/>
-                <w:bCs/>
-                <w:color w:val="000000"/>
-                <w:sz w:val="22"/>
-                <w:szCs w:val="22"/>
-              </w:rPr>
-              <w:t>notulensi</w:t>
-            </w:r>
-            <w:proofErr w:type="spellEnd"/>
-            <w:r>
-              <w:rPr>
-                <w:rFonts w:ascii="Tahoma" w:hAnsi="Tahoma" w:cs="Tahoma"/>
-                <w:bCs/>
-                <w:color w:val="000000"/>
-                <w:sz w:val="22"/>
-                <w:szCs w:val="22"/>
-              </w:rPr>
-              <w:t xml:space="preserve"> </w:t>
-            </w:r>
-            <w:proofErr w:type="spellStart"/>
-            <w:r>
-              <w:rPr>
-                <w:rFonts w:ascii="Tahoma" w:hAnsi="Tahoma" w:cs="Tahoma"/>
-                <w:bCs/>
-                <w:color w:val="000000"/>
-                <w:sz w:val="22"/>
-                <w:szCs w:val="22"/>
-              </w:rPr>
-              <w:t>rapat</w:t>
-            </w:r>
-            <w:proofErr w:type="spellEnd"/>
-            <w:r>
-              <w:rPr>
-                <w:rFonts w:ascii="Tahoma" w:hAnsi="Tahoma" w:cs="Tahoma"/>
-                <w:bCs/>
-                <w:color w:val="000000"/>
-                <w:sz w:val="22"/>
-                <w:szCs w:val="22"/>
-              </w:rPr>
-              <w:t xml:space="preserve"> unit </w:t>
-            </w:r>
-            <w:proofErr w:type="spellStart"/>
-            <w:r>
-              <w:rPr>
-                <w:rFonts w:ascii="Tahoma" w:hAnsi="Tahoma" w:cs="Tahoma"/>
-                <w:bCs/>
-                <w:color w:val="000000"/>
-                <w:sz w:val="22"/>
-                <w:szCs w:val="22"/>
-              </w:rPr>
-              <w:t>kerja</w:t>
-            </w:r>
-            <w:proofErr w:type="spellEnd"/>
-          </w:p>
-        </w:tc>
-      </w:tr>
-      <w:tr>
-        <w:tc>
-          <w:tcPr>
-            <w:tcW w:w="450" w:type="dxa"/>
-          </w:tcPr>
-          <w:p>
-            <w:pPr>
-              <w:pStyle w:val="NormalWeb"/>
-              <w:numPr>
-                <w:ilvl w:val="2"/>
-                <w:numId w:val="2"/>
-              </w:numPr>
-              <w:spacing w:beforeLines="0" w:before="60" w:afterLines="0" w:after="60"/>
-              <w:ind w:left="345"/>
-              <w:jc w:val="both"/>
-              <w:rPr>
-                <w:rFonts w:ascii="Tahoma" w:hAnsi="Tahoma" w:cs="Tahoma"/>
-                <w:bCs/>
-                <w:color w:val="FF0000"/>
-                <w:sz w:val="22"/>
-                <w:szCs w:val="22"/>
-              </w:rPr>
-            </w:pPr>
-          </w:p>
-        </w:tc>
-        <w:tc>
-          <w:tcPr>
-            <w:tcW w:w="8460" w:type="dxa"/>
-          </w:tcPr>
-          <w:p>
-            <w:pPr>
-              <w:pStyle w:val="NormalWeb"/>
-              <w:spacing w:beforeLines="0" w:before="60" w:afterLines="0" w:after="60"/>
-              <w:jc w:val="both"/>
-              <w:rPr>
-                <w:rFonts w:ascii="Tahoma" w:hAnsi="Tahoma" w:cs="Tahoma"/>
-                <w:bCs/>
-                <w:color w:val="000000"/>
-                <w:sz w:val="22"/>
-                <w:szCs w:val="22"/>
-                <w:lang w:val="id-ID"/>
-              </w:rPr>
-            </w:pPr>
-            <w:proofErr w:type="spellStart"/>
-            <w:r>
-              <w:rPr>
-                <w:rFonts w:ascii="Tahoma" w:hAnsi="Tahoma" w:cs="Tahoma"/>
-                <w:bCs/>
-                <w:color w:val="000000"/>
-                <w:sz w:val="22"/>
-                <w:szCs w:val="22"/>
-              </w:rPr>
-              <w:t>Ketepatan</w:t>
-            </w:r>
-            <w:proofErr w:type="spellEnd"/>
-            <w:r>
-              <w:rPr>
-                <w:rFonts w:ascii="Tahoma" w:hAnsi="Tahoma" w:cs="Tahoma"/>
-                <w:bCs/>
-                <w:color w:val="000000"/>
-                <w:sz w:val="22"/>
-                <w:szCs w:val="22"/>
-              </w:rPr>
-              <w:t xml:space="preserve"> dan </w:t>
-            </w:r>
-            <w:proofErr w:type="spellStart"/>
-            <w:r>
-              <w:rPr>
-                <w:rFonts w:ascii="Tahoma" w:hAnsi="Tahoma" w:cs="Tahoma"/>
-                <w:bCs/>
-                <w:color w:val="000000"/>
-                <w:sz w:val="22"/>
-                <w:szCs w:val="22"/>
-              </w:rPr>
-              <w:t>terselesaikannya</w:t>
-            </w:r>
-            <w:proofErr w:type="spellEnd"/>
-            <w:r>
-              <w:rPr>
-                <w:rFonts w:ascii="Tahoma" w:hAnsi="Tahoma" w:cs="Tahoma"/>
-                <w:bCs/>
-                <w:color w:val="000000"/>
-                <w:sz w:val="22"/>
-                <w:szCs w:val="22"/>
-              </w:rPr>
-              <w:t xml:space="preserve"> </w:t>
-            </w:r>
-            <w:r>
-              <w:rPr>
-                <w:rFonts w:ascii="Tahoma" w:hAnsi="Tahoma" w:cs="Tahoma"/>
-                <w:bCs/>
-                <w:sz w:val="22"/>
-                <w:szCs w:val="22"/>
-                <w:lang w:val="sv-SE"/>
-              </w:rPr>
-              <w:t xml:space="preserve">laporan pelaksanaan tugas kegiatan terkait dengan </w:t>
-            </w:r>
-            <w:r>
-              <w:rPr>
-                <w:rFonts w:ascii="Tahoma" w:hAnsi="Tahoma" w:cs="Tahoma"/>
-                <w:bCs/>
-                <w:sz w:val="22"/>
-                <w:szCs w:val="22"/>
-              </w:rPr>
-              <w:t xml:space="preserve">unit </w:t>
-            </w:r>
-            <w:proofErr w:type="spellStart"/>
-            <w:r>
-              <w:rPr>
-                <w:rFonts w:ascii="Tahoma" w:hAnsi="Tahoma" w:cs="Tahoma"/>
-                <w:bCs/>
-                <w:sz w:val="22"/>
-                <w:szCs w:val="22"/>
-              </w:rPr>
-              <w:t>kerja</w:t>
-            </w:r>
-            <w:proofErr w:type="spellEnd"/>
-          </w:p>
-        </w:tc>
-      </w:tr>
-      <w:tr>
-        <w:tc>
-          <w:tcPr>
-            <w:tcW w:w="450" w:type="dxa"/>
-          </w:tcPr>
-          <w:p>
-            <w:pPr>
-              <w:pStyle w:val="NormalWeb"/>
-              <w:numPr>
-                <w:ilvl w:val="2"/>
-                <w:numId w:val="2"/>
-              </w:numPr>
-              <w:spacing w:beforeLines="0" w:before="60" w:afterLines="0" w:after="60"/>
-              <w:ind w:left="345"/>
-              <w:jc w:val="both"/>
-              <w:rPr>
-                <w:rFonts w:ascii="Tahoma" w:hAnsi="Tahoma" w:cs="Tahoma"/>
-                <w:bCs/>
-                <w:color w:val="FF0000"/>
-                <w:sz w:val="22"/>
-                <w:szCs w:val="22"/>
-              </w:rPr>
-            </w:pPr>
-          </w:p>
-        </w:tc>
-        <w:tc>
-          <w:tcPr>
-            <w:tcW w:w="8460" w:type="dxa"/>
-          </w:tcPr>
-          <w:p>
-            <w:pPr>
-              <w:pStyle w:val="NormalWeb"/>
-              <w:spacing w:beforeLines="0" w:before="60" w:afterLines="0" w:after="60"/>
-              <w:jc w:val="both"/>
-              <w:rPr>
-                <w:rFonts w:ascii="Tahoma" w:hAnsi="Tahoma" w:cs="Tahoma"/>
-                <w:bCs/>
-                <w:color w:val="000000"/>
-                <w:sz w:val="22"/>
-                <w:szCs w:val="22"/>
-                <w:lang w:val="id-ID"/>
-              </w:rPr>
-            </w:pPr>
-            <w:proofErr w:type="spellStart"/>
-            <w:r>
-              <w:rPr>
-                <w:rFonts w:ascii="Tahoma" w:hAnsi="Tahoma" w:cs="Tahoma"/>
-                <w:bCs/>
-                <w:color w:val="000000"/>
-                <w:sz w:val="22"/>
-                <w:szCs w:val="22"/>
-              </w:rPr>
-              <w:t>Ketepatan</w:t>
-            </w:r>
-            <w:proofErr w:type="spellEnd"/>
-            <w:r>
-              <w:rPr>
-                <w:rFonts w:ascii="Tahoma" w:hAnsi="Tahoma" w:cs="Tahoma"/>
-                <w:bCs/>
-                <w:color w:val="000000"/>
-                <w:sz w:val="22"/>
-                <w:szCs w:val="22"/>
-              </w:rPr>
-              <w:t xml:space="preserve"> dan </w:t>
-            </w:r>
-            <w:proofErr w:type="spellStart"/>
-            <w:r>
-              <w:rPr>
-                <w:rFonts w:ascii="Tahoma" w:hAnsi="Tahoma" w:cs="Tahoma"/>
-                <w:bCs/>
-                <w:color w:val="000000"/>
-                <w:sz w:val="22"/>
-                <w:szCs w:val="22"/>
-              </w:rPr>
-              <w:t>terselesaikannya</w:t>
-            </w:r>
-            <w:proofErr w:type="spellEnd"/>
-            <w:r>
-              <w:rPr>
-                <w:rFonts w:ascii="Tahoma" w:hAnsi="Tahoma" w:cs="Tahoma"/>
-                <w:bCs/>
-                <w:color w:val="000000"/>
-                <w:sz w:val="22"/>
-                <w:szCs w:val="22"/>
-              </w:rPr>
-              <w:t xml:space="preserve"> </w:t>
-            </w:r>
-            <w:r>
-              <w:rPr>
-                <w:rFonts w:ascii="Tahoma" w:hAnsi="Tahoma" w:cs="Tahoma"/>
-                <w:bCs/>
-                <w:color w:val="000000"/>
-                <w:sz w:val="22"/>
-                <w:szCs w:val="22"/>
-                <w:lang w:val="id-ID"/>
-              </w:rPr>
-              <w:t>Pembuatan laporan kinerja tambahan</w:t>
+                <w:color w:val="auto"/>
+                <w:sz w:val="22"/>
+                <w:szCs w:val="22"/>
+                <w:lang w:val="en-ID"/>
+              </w:rPr>
+              <w:t>}</w:t>
             </w:r>
           </w:p>
         </w:tc>
@@ -10655,12 +8841,13 @@
     <w:p>
       <w:pPr>
         <w:pStyle w:val="NormalWeb"/>
+        <w:keepNext/>
         <w:numPr>
           <w:ilvl w:val="0"/>
           <w:numId w:val="2"/>
         </w:numPr>
         <w:spacing w:beforeLines="0" w:before="120" w:afterLines="0" w:after="120"/>
-        <w:ind w:left="426" w:hanging="426"/>
+        <w:ind w:left="425" w:hanging="425"/>
         <w:jc w:val="both"/>
         <w:rPr>
           <w:rFonts w:ascii="Tahoma" w:hAnsi="Tahoma" w:cs="Tahoma"/>
@@ -10702,8 +8889,8 @@
     </w:p>
     <w:tbl>
       <w:tblPr>
-        <w:tblW w:w="8910" w:type="dxa"/>
-        <w:tblInd w:w="558" w:type="dxa"/>
+        <w:tblW w:w="8930" w:type="dxa"/>
+        <w:tblInd w:w="534" w:type="dxa"/>
         <w:tblBorders>
           <w:top w:val="single" w:sz="4" w:space="0" w:color="auto"/>
           <w:left w:val="single" w:sz="4" w:space="0" w:color="auto"/>
@@ -10715,14 +8902,18 @@
         <w:tblLook w:val="04A0" w:firstRow="1" w:lastRow="0" w:firstColumn="1" w:lastColumn="0" w:noHBand="0" w:noVBand="1"/>
       </w:tblPr>
       <w:tblGrid>
-        <w:gridCol w:w="552"/>
-        <w:gridCol w:w="8358"/>
+        <w:gridCol w:w="1973"/>
+        <w:gridCol w:w="6957"/>
       </w:tblGrid>
       <w:tr>
-        <w:tc>
-          <w:tcPr>
-            <w:tcW w:w="450" w:type="dxa"/>
-            <w:shd w:val="clear" w:color="auto" w:fill="BFBFBF"/>
+        <w:trPr>
+          <w:trHeight w:val="451"/>
+          <w:tblHeader/>
+        </w:trPr>
+        <w:tc>
+          <w:tcPr>
+            <w:tcW w:w="595" w:type="dxa"/>
+            <w:shd w:val="clear" w:color="auto" w:fill="A6A6A6"/>
             <w:vAlign w:val="center"/>
           </w:tcPr>
           <w:p>
@@ -10733,9 +8924,6 @@
               <w:rPr>
                 <w:rFonts w:ascii="Tahoma" w:hAnsi="Tahoma" w:cs="Tahoma"/>
                 <w:bCs/>
-                <w:color w:val="FF0000"/>
-                <w:sz w:val="22"/>
-                <w:szCs w:val="22"/>
               </w:rPr>
             </w:pPr>
             <w:r>
@@ -10745,37 +8933,30 @@
               </w:rPr>
               <w:t>NO</w:t>
             </w:r>
-            <w:r>
-              <w:rPr>
-                <w:rFonts w:ascii="Tahoma" w:hAnsi="Tahoma" w:cs="Tahoma"/>
-                <w:bCs/>
-              </w:rPr>
-              <w:t>.</w:t>
-            </w:r>
-          </w:p>
-        </w:tc>
-        <w:tc>
-          <w:tcPr>
-            <w:tcW w:w="8460" w:type="dxa"/>
-            <w:shd w:val="clear" w:color="auto" w:fill="BFBFBF"/>
+          </w:p>
+        </w:tc>
+        <w:tc>
+          <w:tcPr>
+            <w:tcW w:w="8335" w:type="dxa"/>
+            <w:shd w:val="clear" w:color="auto" w:fill="A6A6A6"/>
             <w:vAlign w:val="center"/>
           </w:tcPr>
           <w:p>
             <w:pPr>
               <w:pStyle w:val="NormalWeb"/>
-              <w:spacing w:beforeLines="0" w:before="60" w:afterLines="0" w:after="60"/>
+              <w:spacing w:beforeLines="0" w:afterLines="0" w:after="0"/>
+              <w:ind w:left="-5"/>
               <w:jc w:val="center"/>
               <w:rPr>
                 <w:rFonts w:ascii="Tahoma" w:hAnsi="Tahoma" w:cs="Tahoma"/>
-                <w:bCs/>
-                <w:color w:val="000000"/>
-                <w:sz w:val="22"/>
-                <w:szCs w:val="22"/>
-              </w:rPr>
-            </w:pPr>
-            <w:r>
-              <w:rPr>
-                <w:rFonts w:ascii="Tahoma" w:hAnsi="Tahoma" w:cs="Tahoma"/>
+                <w:b/>
+                <w:bCs/>
+              </w:rPr>
+            </w:pPr>
+            <w:r>
+              <w:rPr>
+                <w:rFonts w:ascii="Tahoma" w:hAnsi="Tahoma" w:cs="Tahoma"/>
+                <w:bCs/>
               </w:rPr>
               <w:t>URAIAN</w:t>
             </w:r>
@@ -10785,260 +8966,84 @@
       <w:tr>
         <w:tc>
           <w:tcPr>
-            <w:tcW w:w="450" w:type="dxa"/>
+            <w:tcW w:w="595" w:type="dxa"/>
           </w:tcPr>
           <w:p>
             <w:pPr>
               <w:pStyle w:val="NormalWeb"/>
-              <w:numPr>
-                <w:ilvl w:val="2"/>
-                <w:numId w:val="2"/>
-              </w:numPr>
-              <w:spacing w:beforeLines="0" w:before="60" w:afterLines="0" w:after="60"/>
-              <w:ind w:left="345"/>
-              <w:jc w:val="both"/>
-              <w:rPr>
-                <w:rFonts w:ascii="Tahoma" w:hAnsi="Tahoma" w:cs="Tahoma"/>
-                <w:bCs/>
-                <w:color w:val="FF0000"/>
-                <w:sz w:val="22"/>
-                <w:szCs w:val="22"/>
-              </w:rPr>
-            </w:pPr>
-          </w:p>
-        </w:tc>
-        <w:tc>
-          <w:tcPr>
-            <w:tcW w:w="8460" w:type="dxa"/>
-          </w:tcPr>
-          <w:p>
-            <w:pPr>
-              <w:pStyle w:val="NormalWeb"/>
-              <w:spacing w:beforeLines="0" w:before="60" w:afterLines="0" w:after="60"/>
-              <w:jc w:val="both"/>
-              <w:rPr>
-                <w:rFonts w:ascii="Tahoma" w:hAnsi="Tahoma" w:cs="Tahoma"/>
-                <w:bCs/>
-                <w:color w:val="000000"/>
-                <w:sz w:val="22"/>
-                <w:szCs w:val="22"/>
-                <w:lang w:val="id-ID"/>
-              </w:rPr>
-            </w:pPr>
-            <w:proofErr w:type="spellStart"/>
-            <w:r>
-              <w:rPr>
-                <w:rFonts w:ascii="Tahoma" w:hAnsi="Tahoma" w:cs="Tahoma"/>
-                <w:bCs/>
-                <w:color w:val="000000"/>
-                <w:sz w:val="22"/>
-                <w:szCs w:val="22"/>
-              </w:rPr>
-              <w:t>Memastikan</w:t>
-            </w:r>
-            <w:proofErr w:type="spellEnd"/>
-            <w:r>
-              <w:rPr>
-                <w:rFonts w:ascii="Tahoma" w:hAnsi="Tahoma" w:cs="Tahoma"/>
-                <w:bCs/>
-                <w:color w:val="000000"/>
-                <w:sz w:val="22"/>
-                <w:szCs w:val="22"/>
-              </w:rPr>
-              <w:t xml:space="preserve"> </w:t>
-            </w:r>
-            <w:proofErr w:type="spellStart"/>
-            <w:r>
-              <w:rPr>
-                <w:rFonts w:ascii="Tahoma" w:hAnsi="Tahoma" w:cs="Tahoma"/>
-                <w:bCs/>
-                <w:color w:val="000000"/>
-                <w:sz w:val="22"/>
-                <w:szCs w:val="22"/>
-              </w:rPr>
-              <w:t>tersedianya</w:t>
-            </w:r>
-            <w:proofErr w:type="spellEnd"/>
-            <w:r>
-              <w:rPr>
-                <w:rFonts w:ascii="Tahoma" w:hAnsi="Tahoma" w:cs="Tahoma"/>
-                <w:bCs/>
-                <w:color w:val="000000"/>
-                <w:sz w:val="22"/>
-                <w:szCs w:val="22"/>
-              </w:rPr>
-              <w:t xml:space="preserve"> </w:t>
-            </w:r>
-            <w:proofErr w:type="spellStart"/>
-            <w:r>
-              <w:rPr>
-                <w:rFonts w:ascii="Tahoma" w:hAnsi="Tahoma" w:cs="Tahoma"/>
-                <w:bCs/>
-                <w:color w:val="000000"/>
-                <w:sz w:val="22"/>
-                <w:szCs w:val="22"/>
-              </w:rPr>
-              <w:t>dokumen</w:t>
-            </w:r>
-            <w:proofErr w:type="spellEnd"/>
-            <w:r>
-              <w:rPr>
-                <w:rFonts w:ascii="Tahoma" w:hAnsi="Tahoma" w:cs="Tahoma"/>
-                <w:bCs/>
-                <w:color w:val="000000"/>
-                <w:sz w:val="22"/>
-                <w:szCs w:val="22"/>
-              </w:rPr>
-              <w:t xml:space="preserve"> </w:t>
-            </w:r>
-            <w:proofErr w:type="spellStart"/>
-            <w:r>
-              <w:rPr>
-                <w:rFonts w:ascii="Tahoma" w:hAnsi="Tahoma" w:cs="Tahoma"/>
-                <w:bCs/>
-                <w:sz w:val="22"/>
-                <w:szCs w:val="22"/>
-              </w:rPr>
-              <w:t>Rencana</w:t>
-            </w:r>
-            <w:proofErr w:type="spellEnd"/>
-            <w:r>
-              <w:rPr>
-                <w:rFonts w:ascii="Tahoma" w:hAnsi="Tahoma" w:cs="Tahoma"/>
-                <w:bCs/>
-                <w:sz w:val="22"/>
-                <w:szCs w:val="22"/>
-              </w:rPr>
-              <w:t xml:space="preserve"> </w:t>
-            </w:r>
-            <w:proofErr w:type="spellStart"/>
-            <w:r>
-              <w:rPr>
-                <w:rFonts w:ascii="Tahoma" w:hAnsi="Tahoma" w:cs="Tahoma"/>
-                <w:bCs/>
-                <w:sz w:val="22"/>
-                <w:szCs w:val="22"/>
-              </w:rPr>
-              <w:t>Operasional</w:t>
-            </w:r>
-            <w:proofErr w:type="spellEnd"/>
-            <w:r>
-              <w:rPr>
-                <w:rFonts w:ascii="Tahoma" w:hAnsi="Tahoma" w:cs="Tahoma"/>
-                <w:bCs/>
-                <w:sz w:val="22"/>
-                <w:szCs w:val="22"/>
-              </w:rPr>
-              <w:t xml:space="preserve"> </w:t>
-            </w:r>
-            <w:proofErr w:type="spellStart"/>
-            <w:r>
-              <w:rPr>
-                <w:rFonts w:ascii="Tahoma" w:hAnsi="Tahoma" w:cs="Tahoma"/>
-                <w:bCs/>
-                <w:sz w:val="22"/>
-                <w:szCs w:val="22"/>
-              </w:rPr>
-              <w:t>Kegiatan</w:t>
-            </w:r>
-            <w:proofErr w:type="spellEnd"/>
-            <w:r>
-              <w:rPr>
-                <w:rFonts w:ascii="Tahoma" w:hAnsi="Tahoma" w:cs="Tahoma"/>
-                <w:bCs/>
-                <w:sz w:val="22"/>
-                <w:szCs w:val="22"/>
-                <w:lang w:val="id-ID"/>
-              </w:rPr>
-              <w:t xml:space="preserve"> </w:t>
-            </w:r>
-            <w:r>
-              <w:rPr>
-                <w:rFonts w:ascii="Tahoma" w:hAnsi="Tahoma" w:cs="Tahoma"/>
-                <w:bCs/>
-                <w:sz w:val="22"/>
-                <w:szCs w:val="22"/>
-              </w:rPr>
-              <w:t xml:space="preserve">unit </w:t>
-            </w:r>
-            <w:proofErr w:type="spellStart"/>
-            <w:r>
-              <w:rPr>
-                <w:rFonts w:ascii="Tahoma" w:hAnsi="Tahoma" w:cs="Tahoma"/>
-                <w:bCs/>
-                <w:sz w:val="22"/>
-                <w:szCs w:val="22"/>
-              </w:rPr>
-              <w:t>kerja</w:t>
-            </w:r>
-            <w:proofErr w:type="spellEnd"/>
-            <w:r>
-              <w:rPr>
-                <w:rFonts w:ascii="Tahoma" w:hAnsi="Tahoma" w:cs="Tahoma"/>
-                <w:bCs/>
-                <w:sz w:val="22"/>
-                <w:szCs w:val="22"/>
-                <w:lang w:val="id-ID"/>
-              </w:rPr>
-              <w:t xml:space="preserve"> </w:t>
-            </w:r>
-          </w:p>
-        </w:tc>
-      </w:tr>
-      <w:tr>
-        <w:tc>
-          <w:tcPr>
-            <w:tcW w:w="450" w:type="dxa"/>
-          </w:tcPr>
-          <w:p>
-            <w:pPr>
-              <w:pStyle w:val="NormalWeb"/>
-              <w:numPr>
-                <w:ilvl w:val="2"/>
-                <w:numId w:val="2"/>
-              </w:numPr>
-              <w:spacing w:beforeLines="0" w:before="60" w:afterLines="0" w:after="60"/>
-              <w:ind w:left="345"/>
-              <w:jc w:val="both"/>
-              <w:rPr>
-                <w:rFonts w:ascii="Tahoma" w:hAnsi="Tahoma" w:cs="Tahoma"/>
-                <w:bCs/>
-                <w:color w:val="FF0000"/>
-                <w:sz w:val="22"/>
-                <w:szCs w:val="22"/>
-              </w:rPr>
-            </w:pPr>
-          </w:p>
-        </w:tc>
-        <w:tc>
-          <w:tcPr>
-            <w:tcW w:w="8460" w:type="dxa"/>
-          </w:tcPr>
-          <w:p>
-            <w:pPr>
-              <w:tabs>
-                <w:tab w:val="left" w:pos="993"/>
-              </w:tabs>
+              <w:spacing w:beforeLines="0" w:afterLines="0" w:after="0"/>
+              <w:jc w:val="center"/>
+              <w:rPr>
+                <w:rFonts w:ascii="Tahoma" w:hAnsi="Tahoma" w:cs="Tahoma"/>
+                <w:bCs/>
+                <w:sz w:val="22"/>
+                <w:szCs w:val="22"/>
+              </w:rPr>
+            </w:pPr>
+            <w:r>
+              <w:rPr>
+                <w:rFonts w:ascii="Tahoma" w:hAnsi="Tahoma" w:cs="Tahoma"/>
+                <w:bCs/>
+              </w:rPr>
+              <w:t>{#</w:t>
+            </w:r>
+            <w:r>
+              <w:rPr>
+                <w:rFonts w:ascii="Tahoma" w:hAnsi="Tahoma" w:cs="Tahoma"/>
+                <w:bCs/>
+              </w:rPr>
+              <w:t>wewenang</w:t>
+            </w:r>
+            <w:r>
+              <w:rPr>
+                <w:rFonts w:ascii="Tahoma" w:hAnsi="Tahoma" w:cs="Tahoma"/>
+                <w:bCs/>
+              </w:rPr>
+              <w:t>}{no}.</w:t>
+            </w:r>
+          </w:p>
+        </w:tc>
+        <w:tc>
+          <w:tcPr>
+            <w:tcW w:w="8335" w:type="dxa"/>
+          </w:tcPr>
+          <w:p>
+            <w:pPr>
               <w:spacing w:after="0"/>
               <w:jc w:val="both"/>
               <w:rPr>
-                <w:rFonts w:ascii="Tahoma" w:hAnsi="Tahoma" w:cs="Tahoma"/>
-                <w:b w:val="0"/>
-                <w:bCs/>
-                <w:sz w:val="22"/>
-                <w:szCs w:val="22"/>
-              </w:rPr>
-            </w:pPr>
+                <w:rFonts w:ascii="Tahoma" w:eastAsia="Tahoma" w:hAnsi="Tahoma" w:cs="Tahoma"/>
+                <w:b w:val="0"/>
+                <w:bCs/>
+                <w:sz w:val="22"/>
+                <w:szCs w:val="22"/>
+                <w:lang w:val="en-ID"/>
+              </w:rPr>
+            </w:pPr>
+            <w:r>
+              <w:rPr>
+                <w:rFonts w:ascii="Tahoma" w:hAnsi="Tahoma" w:cs="Tahoma"/>
+                <w:b w:val="0"/>
+                <w:bCs/>
+                <w:color w:val="auto"/>
+                <w:sz w:val="22"/>
+                <w:szCs w:val="22"/>
+                <w:lang w:val="en-ID"/>
+              </w:rPr>
+              <w:t>{</w:t>
+            </w:r>
             <w:proofErr w:type="spellStart"/>
             <w:r>
               <w:rPr>
                 <w:rFonts w:ascii="Tahoma" w:hAnsi="Tahoma" w:cs="Tahoma"/>
                 <w:b w:val="0"/>
                 <w:bCs/>
-                <w:sz w:val="22"/>
-                <w:szCs w:val="22"/>
-              </w:rPr>
-              <w:t>Memastikan</w:t>
+                <w:color w:val="auto"/>
+                <w:sz w:val="22"/>
+                <w:szCs w:val="22"/>
+                <w:lang w:val="en-ID"/>
+              </w:rPr>
+              <w:t>uraian</w:t>
             </w:r>
             <w:proofErr w:type="spellEnd"/>
             <w:r>
@@ -11046,10 +9051,12 @@
                 <w:rFonts w:ascii="Tahoma" w:hAnsi="Tahoma" w:cs="Tahoma"/>
                 <w:b w:val="0"/>
                 <w:bCs/>
-                <w:sz w:val="22"/>
-                <w:szCs w:val="22"/>
-              </w:rPr>
-              <w:t xml:space="preserve"> </w:t>
+                <w:color w:val="auto"/>
+                <w:sz w:val="22"/>
+                <w:szCs w:val="22"/>
+                <w:lang w:val="en-ID"/>
+              </w:rPr>
+              <w:t>}{/</w:t>
             </w:r>
             <w:proofErr w:type="spellStart"/>
             <w:r>
@@ -11057,10 +9064,12 @@
                 <w:rFonts w:ascii="Tahoma" w:hAnsi="Tahoma" w:cs="Tahoma"/>
                 <w:b w:val="0"/>
                 <w:bCs/>
-                <w:sz w:val="22"/>
-                <w:szCs w:val="22"/>
-              </w:rPr>
-              <w:t>tersedianya</w:t>
+                <w:color w:val="auto"/>
+                <w:sz w:val="22"/>
+                <w:szCs w:val="22"/>
+                <w:lang w:val="en-ID"/>
+              </w:rPr>
+              <w:t>wewenang</w:t>
             </w:r>
             <w:proofErr w:type="spellEnd"/>
             <w:r>
@@ -11068,1539 +9077,12 @@
                 <w:rFonts w:ascii="Tahoma" w:hAnsi="Tahoma" w:cs="Tahoma"/>
                 <w:b w:val="0"/>
                 <w:bCs/>
-                <w:sz w:val="22"/>
-                <w:szCs w:val="22"/>
-              </w:rPr>
-              <w:t xml:space="preserve"> </w:t>
-            </w:r>
-            <w:proofErr w:type="spellStart"/>
-            <w:r>
-              <w:rPr>
-                <w:rFonts w:ascii="Tahoma" w:hAnsi="Tahoma" w:cs="Tahoma"/>
-                <w:b w:val="0"/>
-                <w:bCs/>
-                <w:sz w:val="22"/>
-                <w:szCs w:val="22"/>
-              </w:rPr>
-              <w:t>dokumen</w:t>
-            </w:r>
-            <w:proofErr w:type="spellEnd"/>
-            <w:r>
-              <w:rPr>
-                <w:rFonts w:ascii="Tahoma" w:hAnsi="Tahoma" w:cs="Tahoma"/>
-                <w:b w:val="0"/>
-                <w:bCs/>
-                <w:sz w:val="22"/>
-                <w:szCs w:val="22"/>
-              </w:rPr>
-              <w:t xml:space="preserve"> </w:t>
-            </w:r>
-            <w:proofErr w:type="spellStart"/>
-            <w:r>
-              <w:rPr>
-                <w:rFonts w:ascii="Tahoma" w:hAnsi="Tahoma" w:cs="Tahoma"/>
-                <w:b w:val="0"/>
-                <w:bCs/>
-                <w:sz w:val="22"/>
-                <w:szCs w:val="22"/>
-              </w:rPr>
-              <w:t>bahan</w:t>
-            </w:r>
-            <w:proofErr w:type="spellEnd"/>
-            <w:r>
-              <w:rPr>
-                <w:rFonts w:ascii="Tahoma" w:hAnsi="Tahoma" w:cs="Tahoma"/>
-                <w:b w:val="0"/>
-                <w:bCs/>
-                <w:sz w:val="22"/>
-                <w:szCs w:val="22"/>
-              </w:rPr>
-              <w:t xml:space="preserve"> dan data </w:t>
-            </w:r>
-            <w:proofErr w:type="spellStart"/>
-            <w:r>
-              <w:rPr>
-                <w:rFonts w:ascii="Tahoma" w:hAnsi="Tahoma" w:cs="Tahoma"/>
-                <w:b w:val="0"/>
-                <w:bCs/>
-                <w:sz w:val="22"/>
-                <w:szCs w:val="22"/>
-              </w:rPr>
-              <w:t>terkait</w:t>
-            </w:r>
-            <w:proofErr w:type="spellEnd"/>
-            <w:r>
-              <w:rPr>
-                <w:rFonts w:ascii="Tahoma" w:hAnsi="Tahoma" w:cs="Tahoma"/>
-                <w:b w:val="0"/>
-                <w:bCs/>
-                <w:sz w:val="22"/>
-                <w:szCs w:val="22"/>
-              </w:rPr>
-              <w:t xml:space="preserve"> </w:t>
-            </w:r>
-            <w:proofErr w:type="spellStart"/>
-            <w:r>
-              <w:rPr>
-                <w:rFonts w:ascii="Tahoma" w:hAnsi="Tahoma" w:cs="Tahoma"/>
-                <w:b w:val="0"/>
-                <w:bCs/>
-                <w:sz w:val="22"/>
-                <w:szCs w:val="22"/>
-              </w:rPr>
-              <w:t>sistem</w:t>
-            </w:r>
-            <w:proofErr w:type="spellEnd"/>
-            <w:r>
-              <w:rPr>
-                <w:rFonts w:ascii="Tahoma" w:hAnsi="Tahoma" w:cs="Tahoma"/>
-                <w:b w:val="0"/>
-                <w:bCs/>
-                <w:sz w:val="22"/>
-                <w:szCs w:val="22"/>
-              </w:rPr>
-              <w:t xml:space="preserve"> dan </w:t>
-            </w:r>
-            <w:proofErr w:type="spellStart"/>
-            <w:r>
-              <w:rPr>
-                <w:rFonts w:ascii="Tahoma" w:hAnsi="Tahoma" w:cs="Tahoma"/>
-                <w:b w:val="0"/>
-                <w:bCs/>
-                <w:sz w:val="22"/>
-                <w:szCs w:val="22"/>
-              </w:rPr>
-              <w:t>teknologi</w:t>
-            </w:r>
-            <w:proofErr w:type="spellEnd"/>
-            <w:r>
-              <w:rPr>
-                <w:rFonts w:ascii="Tahoma" w:hAnsi="Tahoma" w:cs="Tahoma"/>
-                <w:b w:val="0"/>
-                <w:bCs/>
-                <w:sz w:val="22"/>
-                <w:szCs w:val="22"/>
-              </w:rPr>
-              <w:t xml:space="preserve"> </w:t>
-            </w:r>
-            <w:proofErr w:type="spellStart"/>
-            <w:r>
-              <w:rPr>
-                <w:rFonts w:ascii="Tahoma" w:hAnsi="Tahoma" w:cs="Tahoma"/>
-                <w:b w:val="0"/>
-                <w:bCs/>
-                <w:sz w:val="22"/>
-                <w:szCs w:val="22"/>
-              </w:rPr>
-              <w:t>informasi</w:t>
-            </w:r>
-            <w:proofErr w:type="spellEnd"/>
-          </w:p>
-        </w:tc>
-      </w:tr>
-      <w:tr>
-        <w:tc>
-          <w:tcPr>
-            <w:tcW w:w="450" w:type="dxa"/>
-          </w:tcPr>
-          <w:p>
-            <w:pPr>
-              <w:pStyle w:val="NormalWeb"/>
-              <w:numPr>
-                <w:ilvl w:val="2"/>
-                <w:numId w:val="2"/>
-              </w:numPr>
-              <w:spacing w:beforeLines="0" w:before="60" w:afterLines="0" w:after="60"/>
-              <w:ind w:left="345"/>
-              <w:jc w:val="both"/>
-              <w:rPr>
-                <w:rFonts w:ascii="Tahoma" w:hAnsi="Tahoma" w:cs="Tahoma"/>
-                <w:bCs/>
-                <w:color w:val="FF0000"/>
-                <w:sz w:val="22"/>
-                <w:szCs w:val="22"/>
-              </w:rPr>
-            </w:pPr>
-          </w:p>
-        </w:tc>
-        <w:tc>
-          <w:tcPr>
-            <w:tcW w:w="8460" w:type="dxa"/>
-          </w:tcPr>
-          <w:p>
-            <w:pPr>
-              <w:tabs>
-                <w:tab w:val="left" w:pos="993"/>
-              </w:tabs>
-              <w:spacing w:after="0"/>
-              <w:jc w:val="both"/>
-              <w:rPr>
-                <w:rFonts w:ascii="Tahoma" w:hAnsi="Tahoma" w:cs="Tahoma"/>
-                <w:b w:val="0"/>
-                <w:bCs/>
-                <w:sz w:val="22"/>
-                <w:szCs w:val="22"/>
-              </w:rPr>
-            </w:pPr>
-            <w:proofErr w:type="spellStart"/>
-            <w:r>
-              <w:rPr>
-                <w:rFonts w:ascii="Tahoma" w:hAnsi="Tahoma" w:cs="Tahoma"/>
-                <w:b w:val="0"/>
-                <w:bCs/>
-                <w:sz w:val="22"/>
-                <w:szCs w:val="22"/>
-              </w:rPr>
-              <w:t>Memastikan</w:t>
-            </w:r>
-            <w:proofErr w:type="spellEnd"/>
-            <w:r>
-              <w:rPr>
-                <w:rFonts w:ascii="Tahoma" w:hAnsi="Tahoma" w:cs="Tahoma"/>
-                <w:b w:val="0"/>
-                <w:bCs/>
-                <w:sz w:val="22"/>
-                <w:szCs w:val="22"/>
-              </w:rPr>
-              <w:t xml:space="preserve"> </w:t>
-            </w:r>
-            <w:proofErr w:type="spellStart"/>
-            <w:r>
-              <w:rPr>
-                <w:rFonts w:ascii="Tahoma" w:hAnsi="Tahoma" w:cs="Tahoma"/>
-                <w:b w:val="0"/>
-                <w:bCs/>
-                <w:sz w:val="22"/>
-                <w:szCs w:val="22"/>
-              </w:rPr>
-              <w:t>tersedianya</w:t>
-            </w:r>
-            <w:proofErr w:type="spellEnd"/>
-            <w:r>
-              <w:rPr>
-                <w:rFonts w:ascii="Tahoma" w:hAnsi="Tahoma" w:cs="Tahoma"/>
-                <w:b w:val="0"/>
-                <w:bCs/>
-                <w:sz w:val="22"/>
-                <w:szCs w:val="22"/>
-              </w:rPr>
-              <w:t xml:space="preserve"> </w:t>
-            </w:r>
-            <w:proofErr w:type="spellStart"/>
-            <w:r>
-              <w:rPr>
-                <w:rFonts w:ascii="Tahoma" w:hAnsi="Tahoma" w:cs="Tahoma"/>
-                <w:b w:val="0"/>
-                <w:bCs/>
-                <w:sz w:val="22"/>
-                <w:szCs w:val="22"/>
-              </w:rPr>
-              <w:t>dokumen</w:t>
-            </w:r>
-            <w:proofErr w:type="spellEnd"/>
-            <w:r>
-              <w:rPr>
-                <w:rFonts w:ascii="Tahoma" w:hAnsi="Tahoma" w:cs="Tahoma"/>
-                <w:b w:val="0"/>
-                <w:bCs/>
-                <w:sz w:val="22"/>
-                <w:szCs w:val="22"/>
-              </w:rPr>
-              <w:t xml:space="preserve"> </w:t>
-            </w:r>
-            <w:proofErr w:type="spellStart"/>
-            <w:r>
-              <w:rPr>
-                <w:rFonts w:ascii="Tahoma" w:hAnsi="Tahoma" w:cs="Tahoma"/>
-                <w:b w:val="0"/>
-                <w:bCs/>
-                <w:sz w:val="22"/>
-                <w:szCs w:val="22"/>
-              </w:rPr>
-              <w:t>hasil</w:t>
-            </w:r>
-            <w:proofErr w:type="spellEnd"/>
-            <w:r>
-              <w:rPr>
-                <w:rFonts w:ascii="Tahoma" w:hAnsi="Tahoma" w:cs="Tahoma"/>
-                <w:b w:val="0"/>
-                <w:bCs/>
-                <w:sz w:val="22"/>
-                <w:szCs w:val="22"/>
-              </w:rPr>
-              <w:t xml:space="preserve"> </w:t>
-            </w:r>
-            <w:proofErr w:type="spellStart"/>
-            <w:r>
-              <w:rPr>
-                <w:rFonts w:ascii="Tahoma" w:hAnsi="Tahoma" w:cs="Tahoma"/>
-                <w:b w:val="0"/>
-                <w:bCs/>
-                <w:sz w:val="22"/>
-                <w:szCs w:val="22"/>
-              </w:rPr>
-              <w:t>pengelolaan</w:t>
-            </w:r>
-            <w:proofErr w:type="spellEnd"/>
-            <w:r>
-              <w:rPr>
-                <w:rFonts w:ascii="Tahoma" w:hAnsi="Tahoma" w:cs="Tahoma"/>
-                <w:b w:val="0"/>
-                <w:bCs/>
-                <w:sz w:val="22"/>
-                <w:szCs w:val="22"/>
-              </w:rPr>
-              <w:t xml:space="preserve"> </w:t>
-            </w:r>
-            <w:proofErr w:type="spellStart"/>
-            <w:r>
-              <w:rPr>
-                <w:rFonts w:ascii="Tahoma" w:hAnsi="Tahoma" w:cs="Tahoma"/>
-                <w:b w:val="0"/>
-                <w:bCs/>
-                <w:sz w:val="22"/>
-                <w:szCs w:val="22"/>
-              </w:rPr>
-              <w:t>bahan</w:t>
-            </w:r>
-            <w:proofErr w:type="spellEnd"/>
-            <w:r>
-              <w:rPr>
-                <w:rFonts w:ascii="Tahoma" w:hAnsi="Tahoma" w:cs="Tahoma"/>
-                <w:b w:val="0"/>
-                <w:bCs/>
-                <w:sz w:val="22"/>
-                <w:szCs w:val="22"/>
-              </w:rPr>
-              <w:t xml:space="preserve"> dan data yang </w:t>
-            </w:r>
-            <w:proofErr w:type="spellStart"/>
-            <w:r>
-              <w:rPr>
-                <w:rFonts w:ascii="Tahoma" w:hAnsi="Tahoma" w:cs="Tahoma"/>
-                <w:b w:val="0"/>
-                <w:bCs/>
-                <w:sz w:val="22"/>
-                <w:szCs w:val="22"/>
-              </w:rPr>
-              <w:t>berkaitan</w:t>
-            </w:r>
-            <w:proofErr w:type="spellEnd"/>
-            <w:r>
-              <w:rPr>
-                <w:rFonts w:ascii="Tahoma" w:hAnsi="Tahoma" w:cs="Tahoma"/>
-                <w:b w:val="0"/>
-                <w:bCs/>
-                <w:sz w:val="22"/>
-                <w:szCs w:val="22"/>
-              </w:rPr>
-              <w:t xml:space="preserve"> </w:t>
-            </w:r>
-            <w:proofErr w:type="spellStart"/>
-            <w:r>
-              <w:rPr>
-                <w:rFonts w:ascii="Tahoma" w:hAnsi="Tahoma" w:cs="Tahoma"/>
-                <w:b w:val="0"/>
-                <w:bCs/>
-                <w:sz w:val="22"/>
-                <w:szCs w:val="22"/>
-              </w:rPr>
-              <w:t>dengan</w:t>
-            </w:r>
-            <w:proofErr w:type="spellEnd"/>
-            <w:r>
-              <w:rPr>
-                <w:rFonts w:ascii="Tahoma" w:hAnsi="Tahoma" w:cs="Tahoma"/>
-                <w:b w:val="0"/>
-                <w:bCs/>
-                <w:sz w:val="22"/>
-                <w:szCs w:val="22"/>
-              </w:rPr>
-              <w:t xml:space="preserve"> </w:t>
-            </w:r>
-            <w:proofErr w:type="spellStart"/>
-            <w:r>
-              <w:rPr>
-                <w:rFonts w:ascii="Tahoma" w:hAnsi="Tahoma" w:cs="Tahoma"/>
-                <w:b w:val="0"/>
-                <w:bCs/>
-                <w:sz w:val="22"/>
-                <w:szCs w:val="22"/>
-              </w:rPr>
-              <w:t>sistem</w:t>
-            </w:r>
-            <w:proofErr w:type="spellEnd"/>
-            <w:r>
-              <w:rPr>
-                <w:rFonts w:ascii="Tahoma" w:hAnsi="Tahoma" w:cs="Tahoma"/>
-                <w:b w:val="0"/>
-                <w:bCs/>
-                <w:sz w:val="22"/>
-                <w:szCs w:val="22"/>
-              </w:rPr>
-              <w:t xml:space="preserve"> dan </w:t>
-            </w:r>
-            <w:proofErr w:type="spellStart"/>
-            <w:r>
-              <w:rPr>
-                <w:rFonts w:ascii="Tahoma" w:hAnsi="Tahoma" w:cs="Tahoma"/>
-                <w:b w:val="0"/>
-                <w:bCs/>
-                <w:sz w:val="22"/>
-                <w:szCs w:val="22"/>
-              </w:rPr>
-              <w:t>teknologi</w:t>
-            </w:r>
-            <w:proofErr w:type="spellEnd"/>
-            <w:r>
-              <w:rPr>
-                <w:rFonts w:ascii="Tahoma" w:hAnsi="Tahoma" w:cs="Tahoma"/>
-                <w:b w:val="0"/>
-                <w:bCs/>
-                <w:sz w:val="22"/>
-                <w:szCs w:val="22"/>
-              </w:rPr>
-              <w:t xml:space="preserve"> </w:t>
-            </w:r>
-            <w:proofErr w:type="spellStart"/>
-            <w:r>
-              <w:rPr>
-                <w:rFonts w:ascii="Tahoma" w:hAnsi="Tahoma" w:cs="Tahoma"/>
-                <w:b w:val="0"/>
-                <w:bCs/>
-                <w:sz w:val="22"/>
-                <w:szCs w:val="22"/>
-              </w:rPr>
-              <w:t>informasi</w:t>
-            </w:r>
-            <w:proofErr w:type="spellEnd"/>
-          </w:p>
-        </w:tc>
-      </w:tr>
-      <w:tr>
-        <w:tc>
-          <w:tcPr>
-            <w:tcW w:w="450" w:type="dxa"/>
-          </w:tcPr>
-          <w:p>
-            <w:pPr>
-              <w:pStyle w:val="NormalWeb"/>
-              <w:numPr>
-                <w:ilvl w:val="2"/>
-                <w:numId w:val="2"/>
-              </w:numPr>
-              <w:spacing w:beforeLines="0" w:before="60" w:afterLines="0" w:after="60"/>
-              <w:ind w:left="345"/>
-              <w:jc w:val="both"/>
-              <w:rPr>
-                <w:rFonts w:ascii="Tahoma" w:hAnsi="Tahoma" w:cs="Tahoma"/>
-                <w:bCs/>
-                <w:color w:val="FF0000"/>
-                <w:sz w:val="22"/>
-                <w:szCs w:val="22"/>
-              </w:rPr>
-            </w:pPr>
-          </w:p>
-        </w:tc>
-        <w:tc>
-          <w:tcPr>
-            <w:tcW w:w="8460" w:type="dxa"/>
-          </w:tcPr>
-          <w:p>
-            <w:pPr>
-              <w:tabs>
-                <w:tab w:val="left" w:pos="993"/>
-              </w:tabs>
-              <w:spacing w:after="0"/>
-              <w:jc w:val="both"/>
-              <w:rPr>
-                <w:rFonts w:ascii="Tahoma" w:hAnsi="Tahoma" w:cs="Tahoma"/>
-                <w:b w:val="0"/>
-                <w:bCs/>
-                <w:sz w:val="22"/>
-                <w:szCs w:val="22"/>
-              </w:rPr>
-            </w:pPr>
-            <w:proofErr w:type="spellStart"/>
-            <w:r>
-              <w:rPr>
-                <w:rFonts w:ascii="Tahoma" w:hAnsi="Tahoma" w:cs="Tahoma"/>
-                <w:b w:val="0"/>
-                <w:bCs/>
-                <w:sz w:val="22"/>
-                <w:szCs w:val="22"/>
-              </w:rPr>
-              <w:t>Memastikan</w:t>
-            </w:r>
-            <w:proofErr w:type="spellEnd"/>
-            <w:r>
-              <w:rPr>
-                <w:rFonts w:ascii="Tahoma" w:hAnsi="Tahoma" w:cs="Tahoma"/>
-                <w:b w:val="0"/>
-                <w:bCs/>
-                <w:sz w:val="22"/>
-                <w:szCs w:val="22"/>
-              </w:rPr>
-              <w:t xml:space="preserve"> </w:t>
-            </w:r>
-            <w:proofErr w:type="spellStart"/>
-            <w:r>
-              <w:rPr>
-                <w:rFonts w:ascii="Tahoma" w:hAnsi="Tahoma" w:cs="Tahoma"/>
-                <w:b w:val="0"/>
-                <w:bCs/>
-                <w:sz w:val="22"/>
-                <w:szCs w:val="22"/>
-              </w:rPr>
-              <w:t>tersedianya</w:t>
-            </w:r>
-            <w:proofErr w:type="spellEnd"/>
-            <w:r>
-              <w:rPr>
-                <w:rFonts w:ascii="Tahoma" w:hAnsi="Tahoma" w:cs="Tahoma"/>
-                <w:b w:val="0"/>
-                <w:bCs/>
-                <w:sz w:val="22"/>
-                <w:szCs w:val="22"/>
-              </w:rPr>
-              <w:t xml:space="preserve"> </w:t>
-            </w:r>
-            <w:proofErr w:type="spellStart"/>
-            <w:r>
-              <w:rPr>
-                <w:rFonts w:ascii="Tahoma" w:hAnsi="Tahoma" w:cs="Tahoma"/>
-                <w:b w:val="0"/>
-                <w:bCs/>
-                <w:sz w:val="22"/>
-                <w:szCs w:val="22"/>
-              </w:rPr>
-              <w:t>dokumen</w:t>
-            </w:r>
-            <w:proofErr w:type="spellEnd"/>
-            <w:r>
-              <w:rPr>
-                <w:rFonts w:ascii="Tahoma" w:hAnsi="Tahoma" w:cs="Tahoma"/>
-                <w:b w:val="0"/>
-                <w:bCs/>
-                <w:sz w:val="22"/>
-                <w:szCs w:val="22"/>
-              </w:rPr>
-              <w:t xml:space="preserve"> </w:t>
-            </w:r>
-            <w:proofErr w:type="spellStart"/>
-            <w:r>
-              <w:rPr>
-                <w:rFonts w:ascii="Tahoma" w:hAnsi="Tahoma" w:cs="Tahoma"/>
-                <w:b w:val="0"/>
-                <w:bCs/>
-                <w:sz w:val="22"/>
-                <w:szCs w:val="22"/>
-              </w:rPr>
-              <w:t>hasil</w:t>
-            </w:r>
-            <w:proofErr w:type="spellEnd"/>
-            <w:r>
-              <w:rPr>
-                <w:rFonts w:ascii="Tahoma" w:hAnsi="Tahoma" w:cs="Tahoma"/>
-                <w:b w:val="0"/>
-                <w:bCs/>
-                <w:sz w:val="22"/>
-                <w:szCs w:val="22"/>
-              </w:rPr>
-              <w:t xml:space="preserve"> </w:t>
-            </w:r>
-            <w:proofErr w:type="spellStart"/>
-            <w:r>
-              <w:rPr>
-                <w:rFonts w:ascii="Tahoma" w:hAnsi="Tahoma" w:cs="Tahoma"/>
-                <w:b w:val="0"/>
-                <w:bCs/>
-                <w:sz w:val="22"/>
-                <w:szCs w:val="22"/>
-              </w:rPr>
-              <w:t>penelaahan</w:t>
-            </w:r>
-            <w:proofErr w:type="spellEnd"/>
-            <w:r>
-              <w:rPr>
-                <w:rFonts w:ascii="Tahoma" w:hAnsi="Tahoma" w:cs="Tahoma"/>
-                <w:b w:val="0"/>
-                <w:bCs/>
-                <w:sz w:val="22"/>
-                <w:szCs w:val="22"/>
-              </w:rPr>
-              <w:t xml:space="preserve"> data yang </w:t>
-            </w:r>
-            <w:proofErr w:type="spellStart"/>
-            <w:r>
-              <w:rPr>
-                <w:rFonts w:ascii="Tahoma" w:hAnsi="Tahoma" w:cs="Tahoma"/>
-                <w:b w:val="0"/>
-                <w:bCs/>
-                <w:sz w:val="22"/>
-                <w:szCs w:val="22"/>
-              </w:rPr>
-              <w:t>berkaitan</w:t>
-            </w:r>
-            <w:proofErr w:type="spellEnd"/>
-            <w:r>
-              <w:rPr>
-                <w:rFonts w:ascii="Tahoma" w:hAnsi="Tahoma" w:cs="Tahoma"/>
-                <w:b w:val="0"/>
-                <w:bCs/>
-                <w:sz w:val="22"/>
-                <w:szCs w:val="22"/>
-              </w:rPr>
-              <w:t xml:space="preserve"> </w:t>
-            </w:r>
-            <w:proofErr w:type="spellStart"/>
-            <w:r>
-              <w:rPr>
-                <w:rFonts w:ascii="Tahoma" w:hAnsi="Tahoma" w:cs="Tahoma"/>
-                <w:b w:val="0"/>
-                <w:bCs/>
-                <w:sz w:val="22"/>
-                <w:szCs w:val="22"/>
-              </w:rPr>
-              <w:t>dengan</w:t>
-            </w:r>
-            <w:proofErr w:type="spellEnd"/>
-            <w:r>
-              <w:rPr>
-                <w:rFonts w:ascii="Tahoma" w:hAnsi="Tahoma" w:cs="Tahoma"/>
-                <w:b w:val="0"/>
-                <w:bCs/>
-                <w:sz w:val="22"/>
-                <w:szCs w:val="22"/>
-              </w:rPr>
-              <w:t xml:space="preserve"> </w:t>
-            </w:r>
-            <w:proofErr w:type="spellStart"/>
-            <w:r>
-              <w:rPr>
-                <w:rFonts w:ascii="Tahoma" w:hAnsi="Tahoma" w:cs="Tahoma"/>
-                <w:b w:val="0"/>
-                <w:bCs/>
-                <w:sz w:val="22"/>
-                <w:szCs w:val="22"/>
-              </w:rPr>
-              <w:t>sistem</w:t>
-            </w:r>
-            <w:proofErr w:type="spellEnd"/>
-            <w:r>
-              <w:rPr>
-                <w:rFonts w:ascii="Tahoma" w:hAnsi="Tahoma" w:cs="Tahoma"/>
-                <w:b w:val="0"/>
-                <w:bCs/>
-                <w:sz w:val="22"/>
-                <w:szCs w:val="22"/>
-              </w:rPr>
-              <w:t xml:space="preserve"> dan </w:t>
-            </w:r>
-            <w:proofErr w:type="spellStart"/>
-            <w:r>
-              <w:rPr>
-                <w:rFonts w:ascii="Tahoma" w:hAnsi="Tahoma" w:cs="Tahoma"/>
-                <w:b w:val="0"/>
-                <w:bCs/>
-                <w:sz w:val="22"/>
-                <w:szCs w:val="22"/>
-              </w:rPr>
-              <w:t>teknologi</w:t>
-            </w:r>
-            <w:proofErr w:type="spellEnd"/>
-            <w:r>
-              <w:rPr>
-                <w:rFonts w:ascii="Tahoma" w:hAnsi="Tahoma" w:cs="Tahoma"/>
-                <w:b w:val="0"/>
-                <w:bCs/>
-                <w:sz w:val="22"/>
-                <w:szCs w:val="22"/>
-              </w:rPr>
-              <w:t xml:space="preserve"> </w:t>
-            </w:r>
-            <w:proofErr w:type="spellStart"/>
-            <w:r>
-              <w:rPr>
-                <w:rFonts w:ascii="Tahoma" w:hAnsi="Tahoma" w:cs="Tahoma"/>
-                <w:b w:val="0"/>
-                <w:bCs/>
-                <w:sz w:val="22"/>
-                <w:szCs w:val="22"/>
-              </w:rPr>
-              <w:t>informasi</w:t>
-            </w:r>
-            <w:proofErr w:type="spellEnd"/>
-          </w:p>
-        </w:tc>
-      </w:tr>
-      <w:tr>
-        <w:tc>
-          <w:tcPr>
-            <w:tcW w:w="450" w:type="dxa"/>
-          </w:tcPr>
-          <w:p>
-            <w:pPr>
-              <w:pStyle w:val="NormalWeb"/>
-              <w:numPr>
-                <w:ilvl w:val="2"/>
-                <w:numId w:val="2"/>
-              </w:numPr>
-              <w:spacing w:beforeLines="0" w:before="60" w:afterLines="0" w:after="60"/>
-              <w:ind w:left="345"/>
-              <w:jc w:val="both"/>
-              <w:rPr>
-                <w:rFonts w:ascii="Tahoma" w:hAnsi="Tahoma" w:cs="Tahoma"/>
-                <w:bCs/>
-                <w:color w:val="FF0000"/>
-                <w:sz w:val="22"/>
-                <w:szCs w:val="22"/>
-              </w:rPr>
-            </w:pPr>
-          </w:p>
-        </w:tc>
-        <w:tc>
-          <w:tcPr>
-            <w:tcW w:w="8460" w:type="dxa"/>
-          </w:tcPr>
-          <w:p>
-            <w:pPr>
-              <w:tabs>
-                <w:tab w:val="left" w:pos="993"/>
-              </w:tabs>
-              <w:spacing w:after="0"/>
-              <w:jc w:val="both"/>
-              <w:rPr>
-                <w:rFonts w:ascii="Tahoma" w:hAnsi="Tahoma" w:cs="Tahoma"/>
-                <w:b w:val="0"/>
-                <w:bCs/>
-                <w:sz w:val="22"/>
-                <w:szCs w:val="22"/>
-              </w:rPr>
-            </w:pPr>
-            <w:proofErr w:type="spellStart"/>
-            <w:r>
-              <w:rPr>
-                <w:rFonts w:ascii="Tahoma" w:hAnsi="Tahoma" w:cs="Tahoma"/>
-                <w:b w:val="0"/>
-                <w:bCs/>
-                <w:sz w:val="22"/>
-                <w:szCs w:val="22"/>
-              </w:rPr>
-              <w:t>Memastikan</w:t>
-            </w:r>
-            <w:proofErr w:type="spellEnd"/>
-            <w:r>
-              <w:rPr>
-                <w:rFonts w:ascii="Tahoma" w:hAnsi="Tahoma" w:cs="Tahoma"/>
-                <w:b w:val="0"/>
-                <w:bCs/>
-                <w:sz w:val="22"/>
-                <w:szCs w:val="22"/>
-              </w:rPr>
-              <w:t xml:space="preserve"> </w:t>
-            </w:r>
-            <w:proofErr w:type="spellStart"/>
-            <w:r>
-              <w:rPr>
-                <w:rFonts w:ascii="Tahoma" w:hAnsi="Tahoma" w:cs="Tahoma"/>
-                <w:b w:val="0"/>
-                <w:bCs/>
-                <w:sz w:val="22"/>
-                <w:szCs w:val="22"/>
-              </w:rPr>
-              <w:t>tersusunnya</w:t>
-            </w:r>
-            <w:proofErr w:type="spellEnd"/>
-            <w:r>
-              <w:rPr>
-                <w:rFonts w:ascii="Tahoma" w:hAnsi="Tahoma" w:cs="Tahoma"/>
-                <w:b w:val="0"/>
-                <w:bCs/>
-                <w:sz w:val="22"/>
-                <w:szCs w:val="22"/>
-              </w:rPr>
-              <w:t xml:space="preserve"> </w:t>
-            </w:r>
-            <w:proofErr w:type="spellStart"/>
-            <w:r>
-              <w:rPr>
-                <w:rFonts w:ascii="Tahoma" w:hAnsi="Tahoma" w:cs="Tahoma"/>
-                <w:b w:val="0"/>
-                <w:bCs/>
-                <w:sz w:val="22"/>
-                <w:szCs w:val="22"/>
-              </w:rPr>
-              <w:t>laporan</w:t>
-            </w:r>
-            <w:proofErr w:type="spellEnd"/>
-            <w:r>
-              <w:rPr>
-                <w:rFonts w:ascii="Tahoma" w:hAnsi="Tahoma" w:cs="Tahoma"/>
-                <w:b w:val="0"/>
-                <w:bCs/>
-                <w:sz w:val="22"/>
-                <w:szCs w:val="22"/>
-              </w:rPr>
-              <w:t xml:space="preserve"> </w:t>
-            </w:r>
-            <w:proofErr w:type="spellStart"/>
-            <w:r>
-              <w:rPr>
-                <w:rFonts w:ascii="Tahoma" w:hAnsi="Tahoma" w:cs="Tahoma"/>
-                <w:b w:val="0"/>
-                <w:bCs/>
-                <w:sz w:val="22"/>
-                <w:szCs w:val="22"/>
-              </w:rPr>
-              <w:t>hasil</w:t>
-            </w:r>
-            <w:proofErr w:type="spellEnd"/>
-            <w:r>
-              <w:rPr>
-                <w:rFonts w:ascii="Tahoma" w:hAnsi="Tahoma" w:cs="Tahoma"/>
-                <w:b w:val="0"/>
-                <w:bCs/>
-                <w:sz w:val="22"/>
-                <w:szCs w:val="22"/>
-              </w:rPr>
-              <w:t xml:space="preserve"> </w:t>
-            </w:r>
-            <w:proofErr w:type="spellStart"/>
-            <w:r>
-              <w:rPr>
-                <w:rFonts w:ascii="Tahoma" w:hAnsi="Tahoma" w:cs="Tahoma"/>
-                <w:b w:val="0"/>
-                <w:bCs/>
-                <w:sz w:val="22"/>
-                <w:szCs w:val="22"/>
-              </w:rPr>
-              <w:t>penyiapan</w:t>
-            </w:r>
-            <w:proofErr w:type="spellEnd"/>
-            <w:r>
-              <w:rPr>
-                <w:rFonts w:ascii="Tahoma" w:hAnsi="Tahoma" w:cs="Tahoma"/>
-                <w:b w:val="0"/>
-                <w:bCs/>
-                <w:sz w:val="22"/>
-                <w:szCs w:val="22"/>
-              </w:rPr>
-              <w:t xml:space="preserve"> dan </w:t>
-            </w:r>
-            <w:proofErr w:type="spellStart"/>
-            <w:r>
-              <w:rPr>
-                <w:rFonts w:ascii="Tahoma" w:hAnsi="Tahoma" w:cs="Tahoma"/>
-                <w:b w:val="0"/>
-                <w:bCs/>
-                <w:sz w:val="22"/>
-                <w:szCs w:val="22"/>
-              </w:rPr>
-              <w:t>penyuluhan</w:t>
-            </w:r>
-            <w:proofErr w:type="spellEnd"/>
-            <w:r>
-              <w:rPr>
-                <w:rFonts w:ascii="Tahoma" w:hAnsi="Tahoma" w:cs="Tahoma"/>
-                <w:b w:val="0"/>
-                <w:bCs/>
-                <w:sz w:val="22"/>
-                <w:szCs w:val="22"/>
-              </w:rPr>
-              <w:t xml:space="preserve"> </w:t>
-            </w:r>
-            <w:proofErr w:type="spellStart"/>
-            <w:r>
-              <w:rPr>
-                <w:rFonts w:ascii="Tahoma" w:hAnsi="Tahoma" w:cs="Tahoma"/>
-                <w:b w:val="0"/>
-                <w:bCs/>
-                <w:sz w:val="22"/>
-                <w:szCs w:val="22"/>
-              </w:rPr>
-              <w:t>terkait</w:t>
-            </w:r>
-            <w:proofErr w:type="spellEnd"/>
-            <w:r>
-              <w:rPr>
-                <w:rFonts w:ascii="Tahoma" w:hAnsi="Tahoma" w:cs="Tahoma"/>
-                <w:b w:val="0"/>
-                <w:bCs/>
-                <w:sz w:val="22"/>
-                <w:szCs w:val="22"/>
-              </w:rPr>
-              <w:t xml:space="preserve"> </w:t>
-            </w:r>
-            <w:proofErr w:type="spellStart"/>
-            <w:r>
-              <w:rPr>
-                <w:rFonts w:ascii="Tahoma" w:hAnsi="Tahoma" w:cs="Tahoma"/>
-                <w:b w:val="0"/>
-                <w:bCs/>
-                <w:sz w:val="22"/>
-                <w:szCs w:val="22"/>
-              </w:rPr>
-              <w:t>sistem</w:t>
-            </w:r>
-            <w:proofErr w:type="spellEnd"/>
-            <w:r>
-              <w:rPr>
-                <w:rFonts w:ascii="Tahoma" w:hAnsi="Tahoma" w:cs="Tahoma"/>
-                <w:b w:val="0"/>
-                <w:bCs/>
-                <w:sz w:val="22"/>
-                <w:szCs w:val="22"/>
-              </w:rPr>
-              <w:t xml:space="preserve"> dan </w:t>
-            </w:r>
-            <w:proofErr w:type="spellStart"/>
-            <w:r>
-              <w:rPr>
-                <w:rFonts w:ascii="Tahoma" w:hAnsi="Tahoma" w:cs="Tahoma"/>
-                <w:b w:val="0"/>
-                <w:bCs/>
-                <w:sz w:val="22"/>
-                <w:szCs w:val="22"/>
-              </w:rPr>
-              <w:t>teknologi</w:t>
-            </w:r>
-            <w:proofErr w:type="spellEnd"/>
-            <w:r>
-              <w:rPr>
-                <w:rFonts w:ascii="Tahoma" w:hAnsi="Tahoma" w:cs="Tahoma"/>
-                <w:b w:val="0"/>
-                <w:bCs/>
-                <w:sz w:val="22"/>
-                <w:szCs w:val="22"/>
-              </w:rPr>
-              <w:t xml:space="preserve"> </w:t>
-            </w:r>
-            <w:proofErr w:type="spellStart"/>
-            <w:r>
-              <w:rPr>
-                <w:rFonts w:ascii="Tahoma" w:hAnsi="Tahoma" w:cs="Tahoma"/>
-                <w:b w:val="0"/>
-                <w:bCs/>
-                <w:sz w:val="22"/>
-                <w:szCs w:val="22"/>
-              </w:rPr>
-              <w:t>informasi</w:t>
-            </w:r>
-            <w:proofErr w:type="spellEnd"/>
-          </w:p>
-        </w:tc>
-      </w:tr>
-      <w:tr>
-        <w:tc>
-          <w:tcPr>
-            <w:tcW w:w="450" w:type="dxa"/>
-          </w:tcPr>
-          <w:p>
-            <w:pPr>
-              <w:pStyle w:val="NormalWeb"/>
-              <w:numPr>
-                <w:ilvl w:val="2"/>
-                <w:numId w:val="2"/>
-              </w:numPr>
-              <w:spacing w:beforeLines="0" w:before="60" w:afterLines="0" w:after="60"/>
-              <w:ind w:left="345"/>
-              <w:jc w:val="both"/>
-              <w:rPr>
-                <w:rFonts w:ascii="Tahoma" w:hAnsi="Tahoma" w:cs="Tahoma"/>
-                <w:bCs/>
-                <w:color w:val="FF0000"/>
-                <w:sz w:val="22"/>
-                <w:szCs w:val="22"/>
-              </w:rPr>
-            </w:pPr>
-          </w:p>
-        </w:tc>
-        <w:tc>
-          <w:tcPr>
-            <w:tcW w:w="8460" w:type="dxa"/>
-          </w:tcPr>
-          <w:p>
-            <w:pPr>
-              <w:tabs>
-                <w:tab w:val="left" w:pos="993"/>
-              </w:tabs>
-              <w:spacing w:after="0"/>
-              <w:jc w:val="both"/>
-              <w:rPr>
-                <w:rFonts w:ascii="Tahoma" w:hAnsi="Tahoma" w:cs="Tahoma"/>
-                <w:b w:val="0"/>
-                <w:bCs/>
-                <w:sz w:val="22"/>
-                <w:szCs w:val="22"/>
-              </w:rPr>
-            </w:pPr>
-            <w:proofErr w:type="spellStart"/>
-            <w:r>
-              <w:rPr>
-                <w:rFonts w:ascii="Tahoma" w:hAnsi="Tahoma" w:cs="Tahoma"/>
-                <w:b w:val="0"/>
-                <w:bCs/>
-                <w:sz w:val="22"/>
-                <w:szCs w:val="22"/>
-              </w:rPr>
-              <w:t>Memastikan</w:t>
-            </w:r>
-            <w:proofErr w:type="spellEnd"/>
-            <w:r>
-              <w:rPr>
-                <w:rFonts w:ascii="Tahoma" w:hAnsi="Tahoma" w:cs="Tahoma"/>
-                <w:b w:val="0"/>
-                <w:bCs/>
-                <w:sz w:val="22"/>
-                <w:szCs w:val="22"/>
-              </w:rPr>
-              <w:t xml:space="preserve"> </w:t>
-            </w:r>
-            <w:proofErr w:type="spellStart"/>
-            <w:r>
-              <w:rPr>
-                <w:rFonts w:ascii="Tahoma" w:hAnsi="Tahoma" w:cs="Tahoma"/>
-                <w:b w:val="0"/>
-                <w:bCs/>
-                <w:sz w:val="22"/>
-                <w:szCs w:val="22"/>
-              </w:rPr>
-              <w:t>tersedianya</w:t>
-            </w:r>
-            <w:proofErr w:type="spellEnd"/>
-            <w:r>
-              <w:rPr>
-                <w:rFonts w:ascii="Tahoma" w:hAnsi="Tahoma" w:cs="Tahoma"/>
-                <w:b w:val="0"/>
-                <w:bCs/>
-                <w:sz w:val="22"/>
-                <w:szCs w:val="22"/>
-              </w:rPr>
-              <w:t xml:space="preserve"> </w:t>
-            </w:r>
-            <w:proofErr w:type="spellStart"/>
-            <w:r>
-              <w:rPr>
-                <w:rFonts w:ascii="Tahoma" w:hAnsi="Tahoma" w:cs="Tahoma"/>
-                <w:b w:val="0"/>
-                <w:bCs/>
-                <w:sz w:val="22"/>
-                <w:szCs w:val="22"/>
-              </w:rPr>
-              <w:t>dokumen</w:t>
-            </w:r>
-            <w:proofErr w:type="spellEnd"/>
-            <w:r>
-              <w:rPr>
-                <w:rFonts w:ascii="Tahoma" w:hAnsi="Tahoma" w:cs="Tahoma"/>
-                <w:b w:val="0"/>
-                <w:bCs/>
-                <w:sz w:val="22"/>
-                <w:szCs w:val="22"/>
-              </w:rPr>
-              <w:t xml:space="preserve"> </w:t>
-            </w:r>
-            <w:proofErr w:type="spellStart"/>
-            <w:r>
-              <w:rPr>
-                <w:rFonts w:ascii="Tahoma" w:hAnsi="Tahoma" w:cs="Tahoma"/>
-                <w:b w:val="0"/>
-                <w:bCs/>
-                <w:sz w:val="22"/>
-                <w:szCs w:val="22"/>
-              </w:rPr>
-              <w:t>hasil</w:t>
-            </w:r>
-            <w:proofErr w:type="spellEnd"/>
-            <w:r>
-              <w:rPr>
-                <w:rFonts w:ascii="Tahoma" w:hAnsi="Tahoma" w:cs="Tahoma"/>
-                <w:b w:val="0"/>
-                <w:bCs/>
-                <w:sz w:val="22"/>
-                <w:szCs w:val="22"/>
-              </w:rPr>
-              <w:t xml:space="preserve"> </w:t>
-            </w:r>
-            <w:proofErr w:type="spellStart"/>
-            <w:r>
-              <w:rPr>
-                <w:rFonts w:ascii="Tahoma" w:hAnsi="Tahoma" w:cs="Tahoma"/>
-                <w:b w:val="0"/>
-                <w:bCs/>
-                <w:sz w:val="22"/>
-                <w:szCs w:val="22"/>
-              </w:rPr>
-              <w:t>pemantauan</w:t>
-            </w:r>
-            <w:proofErr w:type="spellEnd"/>
-            <w:r>
-              <w:rPr>
-                <w:rFonts w:ascii="Tahoma" w:hAnsi="Tahoma" w:cs="Tahoma"/>
-                <w:b w:val="0"/>
-                <w:bCs/>
-                <w:sz w:val="22"/>
-                <w:szCs w:val="22"/>
-              </w:rPr>
-              <w:t xml:space="preserve"> dan </w:t>
-            </w:r>
-            <w:proofErr w:type="spellStart"/>
-            <w:r>
-              <w:rPr>
-                <w:rFonts w:ascii="Tahoma" w:hAnsi="Tahoma" w:cs="Tahoma"/>
-                <w:b w:val="0"/>
-                <w:bCs/>
-                <w:sz w:val="22"/>
-                <w:szCs w:val="22"/>
-              </w:rPr>
-              <w:t>pengendalian</w:t>
-            </w:r>
-            <w:proofErr w:type="spellEnd"/>
-            <w:r>
-              <w:rPr>
-                <w:rFonts w:ascii="Tahoma" w:hAnsi="Tahoma" w:cs="Tahoma"/>
-                <w:b w:val="0"/>
-                <w:bCs/>
-                <w:sz w:val="22"/>
-                <w:szCs w:val="22"/>
-              </w:rPr>
-              <w:t xml:space="preserve"> </w:t>
-            </w:r>
-            <w:proofErr w:type="spellStart"/>
-            <w:r>
-              <w:rPr>
-                <w:rFonts w:ascii="Tahoma" w:hAnsi="Tahoma" w:cs="Tahoma"/>
-                <w:b w:val="0"/>
-                <w:bCs/>
-                <w:sz w:val="22"/>
-                <w:szCs w:val="22"/>
-              </w:rPr>
-              <w:t>terkait</w:t>
-            </w:r>
-            <w:proofErr w:type="spellEnd"/>
-            <w:r>
-              <w:rPr>
-                <w:rFonts w:ascii="Tahoma" w:hAnsi="Tahoma" w:cs="Tahoma"/>
-                <w:b w:val="0"/>
-                <w:bCs/>
-                <w:sz w:val="22"/>
-                <w:szCs w:val="22"/>
-              </w:rPr>
-              <w:t xml:space="preserve"> </w:t>
-            </w:r>
-            <w:proofErr w:type="spellStart"/>
-            <w:r>
-              <w:rPr>
-                <w:rFonts w:ascii="Tahoma" w:hAnsi="Tahoma" w:cs="Tahoma"/>
-                <w:b w:val="0"/>
-                <w:bCs/>
-                <w:sz w:val="22"/>
-                <w:szCs w:val="22"/>
-              </w:rPr>
-              <w:t>sistem</w:t>
-            </w:r>
-            <w:proofErr w:type="spellEnd"/>
-            <w:r>
-              <w:rPr>
-                <w:rFonts w:ascii="Tahoma" w:hAnsi="Tahoma" w:cs="Tahoma"/>
-                <w:b w:val="0"/>
-                <w:bCs/>
-                <w:sz w:val="22"/>
-                <w:szCs w:val="22"/>
-              </w:rPr>
-              <w:t xml:space="preserve"> dan </w:t>
-            </w:r>
-            <w:proofErr w:type="spellStart"/>
-            <w:r>
-              <w:rPr>
-                <w:rFonts w:ascii="Tahoma" w:hAnsi="Tahoma" w:cs="Tahoma"/>
-                <w:b w:val="0"/>
-                <w:bCs/>
-                <w:sz w:val="22"/>
-                <w:szCs w:val="22"/>
-              </w:rPr>
-              <w:t>teknologi</w:t>
-            </w:r>
-            <w:proofErr w:type="spellEnd"/>
-            <w:r>
-              <w:rPr>
-                <w:rFonts w:ascii="Tahoma" w:hAnsi="Tahoma" w:cs="Tahoma"/>
-                <w:b w:val="0"/>
-                <w:bCs/>
-                <w:sz w:val="22"/>
-                <w:szCs w:val="22"/>
-              </w:rPr>
-              <w:t xml:space="preserve"> </w:t>
-            </w:r>
-            <w:proofErr w:type="spellStart"/>
-            <w:r>
-              <w:rPr>
-                <w:rFonts w:ascii="Tahoma" w:hAnsi="Tahoma" w:cs="Tahoma"/>
-                <w:b w:val="0"/>
-                <w:bCs/>
-                <w:sz w:val="22"/>
-                <w:szCs w:val="22"/>
-              </w:rPr>
-              <w:t>informasi</w:t>
-            </w:r>
-            <w:proofErr w:type="spellEnd"/>
-          </w:p>
-        </w:tc>
-      </w:tr>
-      <w:tr>
-        <w:tc>
-          <w:tcPr>
-            <w:tcW w:w="450" w:type="dxa"/>
-          </w:tcPr>
-          <w:p>
-            <w:pPr>
-              <w:pStyle w:val="NormalWeb"/>
-              <w:numPr>
-                <w:ilvl w:val="2"/>
-                <w:numId w:val="2"/>
-              </w:numPr>
-              <w:spacing w:beforeLines="0" w:before="60" w:afterLines="0" w:after="60"/>
-              <w:ind w:left="345"/>
-              <w:jc w:val="both"/>
-              <w:rPr>
-                <w:rFonts w:ascii="Tahoma" w:hAnsi="Tahoma" w:cs="Tahoma"/>
-                <w:bCs/>
-                <w:color w:val="FF0000"/>
-                <w:sz w:val="22"/>
-                <w:szCs w:val="22"/>
-              </w:rPr>
-            </w:pPr>
-          </w:p>
-        </w:tc>
-        <w:tc>
-          <w:tcPr>
-            <w:tcW w:w="8460" w:type="dxa"/>
-          </w:tcPr>
-          <w:p>
-            <w:pPr>
-              <w:pStyle w:val="NormalWeb"/>
-              <w:spacing w:beforeLines="0" w:before="60" w:afterLines="0" w:after="60"/>
-              <w:jc w:val="both"/>
-              <w:rPr>
-                <w:rFonts w:ascii="Tahoma" w:hAnsi="Tahoma" w:cs="Tahoma"/>
-                <w:bCs/>
-                <w:color w:val="000000"/>
-                <w:sz w:val="22"/>
-                <w:szCs w:val="22"/>
-                <w:lang w:val="id-ID"/>
-              </w:rPr>
-            </w:pPr>
-            <w:proofErr w:type="spellStart"/>
-            <w:r>
-              <w:rPr>
-                <w:rFonts w:ascii="Tahoma" w:hAnsi="Tahoma" w:cs="Tahoma"/>
-                <w:bCs/>
-                <w:color w:val="000000"/>
-                <w:sz w:val="22"/>
-                <w:szCs w:val="22"/>
-              </w:rPr>
-              <w:t>Memastikan</w:t>
-            </w:r>
-            <w:proofErr w:type="spellEnd"/>
-            <w:r>
-              <w:rPr>
-                <w:rFonts w:ascii="Tahoma" w:hAnsi="Tahoma" w:cs="Tahoma"/>
-                <w:bCs/>
-                <w:color w:val="000000"/>
-                <w:sz w:val="22"/>
-                <w:szCs w:val="22"/>
-              </w:rPr>
-              <w:t xml:space="preserve"> </w:t>
-            </w:r>
-            <w:proofErr w:type="spellStart"/>
-            <w:r>
-              <w:rPr>
-                <w:rFonts w:ascii="Tahoma" w:hAnsi="Tahoma" w:cs="Tahoma"/>
-                <w:bCs/>
-                <w:color w:val="000000"/>
-                <w:sz w:val="22"/>
-                <w:szCs w:val="22"/>
-              </w:rPr>
-              <w:t>tersedianya</w:t>
-            </w:r>
-            <w:proofErr w:type="spellEnd"/>
-            <w:r>
-              <w:rPr>
-                <w:rFonts w:ascii="Tahoma" w:hAnsi="Tahoma" w:cs="Tahoma"/>
-                <w:bCs/>
-                <w:color w:val="000000"/>
-                <w:sz w:val="22"/>
-                <w:szCs w:val="22"/>
-              </w:rPr>
-              <w:t xml:space="preserve"> </w:t>
-            </w:r>
-            <w:proofErr w:type="spellStart"/>
-            <w:r>
-              <w:rPr>
-                <w:rFonts w:ascii="Tahoma" w:hAnsi="Tahoma" w:cs="Tahoma"/>
-                <w:bCs/>
-                <w:color w:val="000000"/>
-                <w:sz w:val="22"/>
-                <w:szCs w:val="22"/>
-              </w:rPr>
-              <w:t>notulensi</w:t>
-            </w:r>
-            <w:proofErr w:type="spellEnd"/>
-            <w:r>
-              <w:rPr>
-                <w:rFonts w:ascii="Tahoma" w:hAnsi="Tahoma" w:cs="Tahoma"/>
-                <w:bCs/>
-                <w:color w:val="000000"/>
-                <w:sz w:val="22"/>
-                <w:szCs w:val="22"/>
-              </w:rPr>
-              <w:t xml:space="preserve"> </w:t>
-            </w:r>
-            <w:proofErr w:type="spellStart"/>
-            <w:r>
-              <w:rPr>
-                <w:rFonts w:ascii="Tahoma" w:hAnsi="Tahoma" w:cs="Tahoma"/>
-                <w:bCs/>
-                <w:color w:val="000000"/>
-                <w:sz w:val="22"/>
-                <w:szCs w:val="22"/>
-              </w:rPr>
-              <w:t>rapat</w:t>
-            </w:r>
-            <w:proofErr w:type="spellEnd"/>
-            <w:r>
-              <w:rPr>
-                <w:rFonts w:ascii="Tahoma" w:hAnsi="Tahoma" w:cs="Tahoma"/>
-                <w:bCs/>
-                <w:color w:val="000000"/>
-                <w:sz w:val="22"/>
-                <w:szCs w:val="22"/>
-              </w:rPr>
-              <w:t xml:space="preserve"> unit </w:t>
-            </w:r>
-            <w:proofErr w:type="spellStart"/>
-            <w:r>
-              <w:rPr>
-                <w:rFonts w:ascii="Tahoma" w:hAnsi="Tahoma" w:cs="Tahoma"/>
-                <w:bCs/>
-                <w:color w:val="000000"/>
-                <w:sz w:val="22"/>
-                <w:szCs w:val="22"/>
-              </w:rPr>
-              <w:t>kerja</w:t>
-            </w:r>
-            <w:proofErr w:type="spellEnd"/>
-          </w:p>
-        </w:tc>
-      </w:tr>
-      <w:tr>
-        <w:tc>
-          <w:tcPr>
-            <w:tcW w:w="450" w:type="dxa"/>
-          </w:tcPr>
-          <w:p>
-            <w:pPr>
-              <w:pStyle w:val="NormalWeb"/>
-              <w:numPr>
-                <w:ilvl w:val="2"/>
-                <w:numId w:val="2"/>
-              </w:numPr>
-              <w:spacing w:beforeLines="0" w:before="60" w:afterLines="0" w:after="60"/>
-              <w:ind w:left="345"/>
-              <w:jc w:val="both"/>
-              <w:rPr>
-                <w:rFonts w:ascii="Tahoma" w:hAnsi="Tahoma" w:cs="Tahoma"/>
-                <w:bCs/>
-                <w:color w:val="FF0000"/>
-                <w:sz w:val="22"/>
-                <w:szCs w:val="22"/>
-              </w:rPr>
-            </w:pPr>
-          </w:p>
-        </w:tc>
-        <w:tc>
-          <w:tcPr>
-            <w:tcW w:w="8460" w:type="dxa"/>
-          </w:tcPr>
-          <w:p>
-            <w:pPr>
-              <w:pStyle w:val="NormalWeb"/>
-              <w:spacing w:beforeLines="0" w:before="60" w:afterLines="0" w:after="60"/>
-              <w:jc w:val="both"/>
-              <w:rPr>
-                <w:rFonts w:ascii="Tahoma" w:hAnsi="Tahoma" w:cs="Tahoma"/>
-                <w:bCs/>
-                <w:color w:val="000000"/>
-                <w:sz w:val="22"/>
-                <w:szCs w:val="22"/>
-                <w:lang w:val="id-ID"/>
-              </w:rPr>
-            </w:pPr>
-            <w:proofErr w:type="spellStart"/>
-            <w:r>
-              <w:rPr>
-                <w:rFonts w:ascii="Tahoma" w:hAnsi="Tahoma" w:cs="Tahoma"/>
-                <w:bCs/>
-                <w:color w:val="000000"/>
-                <w:sz w:val="22"/>
-                <w:szCs w:val="22"/>
-              </w:rPr>
-              <w:t>Memastikan</w:t>
-            </w:r>
-            <w:proofErr w:type="spellEnd"/>
-            <w:r>
-              <w:rPr>
-                <w:rFonts w:ascii="Tahoma" w:hAnsi="Tahoma" w:cs="Tahoma"/>
-                <w:bCs/>
-                <w:color w:val="000000"/>
-                <w:sz w:val="22"/>
-                <w:szCs w:val="22"/>
-              </w:rPr>
-              <w:t xml:space="preserve"> </w:t>
-            </w:r>
-            <w:proofErr w:type="spellStart"/>
-            <w:r>
-              <w:rPr>
-                <w:rFonts w:ascii="Tahoma" w:hAnsi="Tahoma" w:cs="Tahoma"/>
-                <w:bCs/>
-                <w:color w:val="000000"/>
-                <w:sz w:val="22"/>
-                <w:szCs w:val="22"/>
-              </w:rPr>
-              <w:t>tersusunnya</w:t>
-            </w:r>
-            <w:proofErr w:type="spellEnd"/>
-            <w:r>
-              <w:rPr>
-                <w:rFonts w:ascii="Tahoma" w:hAnsi="Tahoma" w:cs="Tahoma"/>
-                <w:bCs/>
-                <w:sz w:val="22"/>
-                <w:szCs w:val="22"/>
-                <w:lang w:val="sv-SE"/>
-              </w:rPr>
-              <w:t xml:space="preserve"> laporan pelaksanaan tugas kegiatan terkait dengan </w:t>
-            </w:r>
-            <w:r>
-              <w:rPr>
-                <w:rFonts w:ascii="Tahoma" w:hAnsi="Tahoma" w:cs="Tahoma"/>
-                <w:bCs/>
-                <w:sz w:val="22"/>
-                <w:szCs w:val="22"/>
-              </w:rPr>
-              <w:t xml:space="preserve">unit </w:t>
-            </w:r>
-            <w:proofErr w:type="spellStart"/>
-            <w:r>
-              <w:rPr>
-                <w:rFonts w:ascii="Tahoma" w:hAnsi="Tahoma" w:cs="Tahoma"/>
-                <w:bCs/>
-                <w:sz w:val="22"/>
-                <w:szCs w:val="22"/>
-              </w:rPr>
-              <w:t>kerja</w:t>
-            </w:r>
-            <w:proofErr w:type="spellEnd"/>
-          </w:p>
-        </w:tc>
-      </w:tr>
-      <w:tr>
-        <w:tc>
-          <w:tcPr>
-            <w:tcW w:w="450" w:type="dxa"/>
-          </w:tcPr>
-          <w:p>
-            <w:pPr>
-              <w:pStyle w:val="NormalWeb"/>
-              <w:numPr>
-                <w:ilvl w:val="2"/>
-                <w:numId w:val="2"/>
-              </w:numPr>
-              <w:spacing w:beforeLines="0" w:before="60" w:afterLines="0" w:after="60"/>
-              <w:ind w:left="345"/>
-              <w:jc w:val="both"/>
-              <w:rPr>
-                <w:rFonts w:ascii="Tahoma" w:hAnsi="Tahoma" w:cs="Tahoma"/>
-                <w:bCs/>
-                <w:color w:val="FF0000"/>
-                <w:sz w:val="22"/>
-                <w:szCs w:val="22"/>
-              </w:rPr>
-            </w:pPr>
-          </w:p>
-        </w:tc>
-        <w:tc>
-          <w:tcPr>
-            <w:tcW w:w="8460" w:type="dxa"/>
-          </w:tcPr>
-          <w:p>
-            <w:pPr>
-              <w:pStyle w:val="NormalWeb"/>
-              <w:spacing w:beforeLines="0" w:before="60" w:afterLines="0" w:after="60"/>
-              <w:jc w:val="both"/>
-              <w:rPr>
-                <w:rFonts w:ascii="Tahoma" w:hAnsi="Tahoma" w:cs="Tahoma"/>
-                <w:bCs/>
-                <w:color w:val="000000"/>
-                <w:sz w:val="22"/>
-                <w:szCs w:val="22"/>
-                <w:lang w:val="id-ID"/>
-              </w:rPr>
-            </w:pPr>
-            <w:proofErr w:type="spellStart"/>
-            <w:r>
-              <w:rPr>
-                <w:rFonts w:ascii="Tahoma" w:hAnsi="Tahoma" w:cs="Tahoma"/>
-                <w:bCs/>
-                <w:color w:val="000000"/>
-                <w:sz w:val="22"/>
-                <w:szCs w:val="22"/>
-              </w:rPr>
-              <w:t>Memastikan</w:t>
-            </w:r>
-            <w:proofErr w:type="spellEnd"/>
-            <w:r>
-              <w:rPr>
-                <w:rFonts w:ascii="Tahoma" w:hAnsi="Tahoma" w:cs="Tahoma"/>
-                <w:bCs/>
-                <w:color w:val="000000"/>
-                <w:sz w:val="22"/>
-                <w:szCs w:val="22"/>
-              </w:rPr>
-              <w:t xml:space="preserve"> </w:t>
-            </w:r>
-            <w:proofErr w:type="spellStart"/>
-            <w:r>
-              <w:rPr>
-                <w:rFonts w:ascii="Tahoma" w:hAnsi="Tahoma" w:cs="Tahoma"/>
-                <w:bCs/>
-                <w:color w:val="000000"/>
-                <w:sz w:val="22"/>
-                <w:szCs w:val="22"/>
-              </w:rPr>
-              <w:t>tersusunnya</w:t>
-            </w:r>
-            <w:proofErr w:type="spellEnd"/>
-            <w:r>
-              <w:rPr>
-                <w:rFonts w:ascii="Tahoma" w:hAnsi="Tahoma" w:cs="Tahoma"/>
-                <w:bCs/>
-                <w:color w:val="000000"/>
-                <w:sz w:val="22"/>
-                <w:szCs w:val="22"/>
-              </w:rPr>
-              <w:t xml:space="preserve"> </w:t>
-            </w:r>
-            <w:r>
-              <w:rPr>
-                <w:rFonts w:ascii="Tahoma" w:hAnsi="Tahoma" w:cs="Tahoma"/>
-                <w:bCs/>
-                <w:color w:val="000000"/>
-                <w:sz w:val="22"/>
-                <w:szCs w:val="22"/>
-                <w:lang w:val="id-ID"/>
-              </w:rPr>
-              <w:t>laporan kinerja tambahan</w:t>
+                <w:color w:val="auto"/>
+                <w:sz w:val="22"/>
+                <w:szCs w:val="22"/>
+                <w:lang w:val="en-ID"/>
+              </w:rPr>
+              <w:t>}</w:t>
             </w:r>
           </w:p>
         </w:tc>
@@ -12647,7 +9129,6 @@
           <w:szCs w:val="22"/>
           <w:lang w:val="id-ID"/>
         </w:rPr>
-        <w:lastRenderedPageBreak/>
         <w:t>KORELASI JABATAN</w:t>
       </w:r>
       <w:r>
@@ -12672,8 +9153,8 @@
     </w:p>
     <w:tbl>
       <w:tblPr>
-        <w:tblW w:w="8896" w:type="dxa"/>
-        <w:tblInd w:w="558" w:type="dxa"/>
+        <w:tblW w:w="8930" w:type="dxa"/>
+        <w:tblInd w:w="534" w:type="dxa"/>
         <w:tblBorders>
           <w:top w:val="single" w:sz="4" w:space="0" w:color="auto"/>
           <w:left w:val="single" w:sz="4" w:space="0" w:color="auto"/>
@@ -12682,124 +9163,121 @@
           <w:insideH w:val="single" w:sz="4" w:space="0" w:color="auto"/>
           <w:insideV w:val="single" w:sz="4" w:space="0" w:color="auto"/>
         </w:tblBorders>
-        <w:tblLayout w:type="fixed"/>
         <w:tblLook w:val="04A0" w:firstRow="1" w:lastRow="0" w:firstColumn="1" w:lastColumn="0" w:noHBand="0" w:noVBand="1"/>
       </w:tblPr>
       <w:tblGrid>
-        <w:gridCol w:w="533"/>
-        <w:gridCol w:w="2551"/>
-        <w:gridCol w:w="2809"/>
-        <w:gridCol w:w="3003"/>
+        <w:gridCol w:w="1698"/>
+        <w:gridCol w:w="2343"/>
+        <w:gridCol w:w="2434"/>
+        <w:gridCol w:w="2455"/>
       </w:tblGrid>
       <w:tr>
         <w:trPr>
+          <w:trHeight w:val="451"/>
           <w:tblHeader/>
         </w:trPr>
         <w:tc>
           <w:tcPr>
-            <w:tcW w:w="533" w:type="dxa"/>
+            <w:tcW w:w="595" w:type="dxa"/>
             <w:shd w:val="clear" w:color="auto" w:fill="A6A6A6"/>
             <w:vAlign w:val="center"/>
           </w:tcPr>
           <w:p>
             <w:pPr>
               <w:pStyle w:val="NormalWeb"/>
-              <w:spacing w:beforeLines="0" w:before="120" w:afterLines="0" w:after="120"/>
+              <w:spacing w:beforeLines="0" w:before="60" w:afterLines="0" w:after="60"/>
               <w:jc w:val="center"/>
               <w:rPr>
                 <w:rFonts w:ascii="Tahoma" w:hAnsi="Tahoma" w:cs="Tahoma"/>
                 <w:bCs/>
-                <w:lang w:val="id-ID"/>
-              </w:rPr>
-            </w:pPr>
-            <w:r>
-              <w:rPr>
-                <w:rFonts w:ascii="Tahoma" w:hAnsi="Tahoma" w:cs="Tahoma"/>
-                <w:bCs/>
-                <w:lang w:val="id-ID"/>
-              </w:rPr>
-              <w:t>No</w:t>
-            </w:r>
-          </w:p>
-        </w:tc>
-        <w:tc>
-          <w:tcPr>
-            <w:tcW w:w="2551" w:type="dxa"/>
+              </w:rPr>
+            </w:pPr>
+            <w:r>
+              <w:rPr>
+                <w:rFonts w:ascii="Tahoma" w:hAnsi="Tahoma" w:cs="Tahoma"/>
+                <w:bCs/>
+              </w:rPr>
+              <w:t>NO</w:t>
+            </w:r>
+          </w:p>
+        </w:tc>
+        <w:tc>
+          <w:tcPr>
+            <w:tcW w:w="2552" w:type="dxa"/>
             <w:shd w:val="clear" w:color="auto" w:fill="A6A6A6"/>
             <w:vAlign w:val="center"/>
           </w:tcPr>
           <w:p>
             <w:pPr>
               <w:pStyle w:val="NormalWeb"/>
-              <w:spacing w:beforeLines="0" w:before="120" w:afterLines="0" w:after="120"/>
+              <w:spacing w:beforeLines="0" w:before="60" w:afterLines="0" w:after="60"/>
               <w:jc w:val="center"/>
               <w:rPr>
                 <w:rFonts w:ascii="Tahoma" w:hAnsi="Tahoma" w:cs="Tahoma"/>
                 <w:bCs/>
+              </w:rPr>
+            </w:pPr>
+            <w:r>
+              <w:rPr>
+                <w:rFonts w:ascii="Tahoma" w:hAnsi="Tahoma" w:cs="Tahoma"/>
+                <w:bCs/>
                 <w:lang w:val="id-ID"/>
               </w:rPr>
-            </w:pPr>
-            <w:r>
-              <w:rPr>
-                <w:rFonts w:ascii="Tahoma" w:hAnsi="Tahoma" w:cs="Tahoma"/>
-                <w:bCs/>
-                <w:lang w:val="id-ID"/>
-              </w:rPr>
-              <w:t>Jabatan</w:t>
-            </w:r>
-          </w:p>
-        </w:tc>
-        <w:tc>
-          <w:tcPr>
-            <w:tcW w:w="2809" w:type="dxa"/>
+              <w:t>JABATAN</w:t>
+            </w:r>
+          </w:p>
+        </w:tc>
+        <w:tc>
+          <w:tcPr>
+            <w:tcW w:w="2835" w:type="dxa"/>
             <w:shd w:val="clear" w:color="auto" w:fill="A6A6A6"/>
             <w:vAlign w:val="center"/>
           </w:tcPr>
           <w:p>
             <w:pPr>
               <w:pStyle w:val="NormalWeb"/>
-              <w:spacing w:beforeLines="0" w:before="120" w:afterLines="0" w:after="120"/>
+              <w:spacing w:beforeLines="0" w:before="60" w:afterLines="0" w:after="60"/>
+              <w:ind w:right="-111"/>
               <w:jc w:val="center"/>
               <w:rPr>
                 <w:rFonts w:ascii="Tahoma" w:hAnsi="Tahoma" w:cs="Tahoma"/>
                 <w:bCs/>
+              </w:rPr>
+            </w:pPr>
+            <w:r>
+              <w:rPr>
+                <w:rFonts w:ascii="Tahoma" w:hAnsi="Tahoma" w:cs="Tahoma"/>
+                <w:bCs/>
                 <w:lang w:val="id-ID"/>
               </w:rPr>
-            </w:pPr>
-            <w:r>
-              <w:rPr>
-                <w:rFonts w:ascii="Tahoma" w:hAnsi="Tahoma" w:cs="Tahoma"/>
-                <w:bCs/>
-                <w:lang w:val="id-ID"/>
-              </w:rPr>
-              <w:t>Unit Kerja/Instansi</w:t>
-            </w:r>
-          </w:p>
-        </w:tc>
-        <w:tc>
-          <w:tcPr>
-            <w:tcW w:w="3003" w:type="dxa"/>
+              <w:t>UNIT KERJA/INSTANSI</w:t>
+            </w:r>
+          </w:p>
+        </w:tc>
+        <w:tc>
+          <w:tcPr>
+            <w:tcW w:w="2948" w:type="dxa"/>
             <w:shd w:val="clear" w:color="auto" w:fill="A6A6A6"/>
             <w:vAlign w:val="center"/>
           </w:tcPr>
           <w:p>
             <w:pPr>
               <w:pStyle w:val="NormalWeb"/>
-              <w:spacing w:beforeLines="0" w:before="120" w:afterLines="0" w:after="120"/>
+              <w:spacing w:beforeLines="0" w:afterLines="0" w:after="0"/>
+              <w:ind w:left="-5"/>
               <w:jc w:val="center"/>
               <w:rPr>
                 <w:rFonts w:ascii="Tahoma" w:hAnsi="Tahoma" w:cs="Tahoma"/>
-                <w:bCs/>
-                <w:lang w:val="id-ID"/>
-              </w:rPr>
-            </w:pPr>
-            <w:r>
-              <w:rPr>
-                <w:rFonts w:ascii="Tahoma" w:hAnsi="Tahoma" w:cs="Tahoma"/>
-                <w:bCs/>
-                <w:lang w:val="id-ID"/>
-              </w:rPr>
-              <w:t>Dalam Hal</w:t>
+                <w:b/>
+                <w:bCs/>
+              </w:rPr>
+            </w:pPr>
+            <w:r>
+              <w:rPr>
+                <w:rFonts w:ascii="Tahoma" w:hAnsi="Tahoma" w:cs="Tahoma"/>
+                <w:bCs/>
+              </w:rPr>
+              <w:t>DALAM HAL</w:t>
             </w:r>
           </w:p>
         </w:tc>
@@ -12807,1486 +9285,500 @@
       <w:tr>
         <w:tc>
           <w:tcPr>
-            <w:tcW w:w="533" w:type="dxa"/>
-          </w:tcPr>
-          <w:p>
-            <w:pPr>
-              <w:pStyle w:val="NormalWeb"/>
-              <w:numPr>
-                <w:ilvl w:val="0"/>
-                <w:numId w:val="9"/>
-              </w:numPr>
-              <w:spacing w:beforeLines="0" w:afterLines="0" w:after="0"/>
-              <w:ind w:left="283" w:hanging="142"/>
-              <w:jc w:val="both"/>
-              <w:rPr>
-                <w:rFonts w:ascii="Tahoma" w:hAnsi="Tahoma" w:cs="Tahoma"/>
-                <w:bCs/>
-                <w:lang w:val="id-ID"/>
-              </w:rPr>
-            </w:pPr>
-          </w:p>
-        </w:tc>
-        <w:tc>
-          <w:tcPr>
-            <w:tcW w:w="2551" w:type="dxa"/>
+            <w:tcW w:w="595" w:type="dxa"/>
           </w:tcPr>
           <w:p>
             <w:pPr>
               <w:pStyle w:val="NormalWeb"/>
               <w:spacing w:beforeLines="0" w:afterLines="0" w:after="0"/>
+              <w:jc w:val="center"/>
+              <w:rPr>
+                <w:rFonts w:ascii="Tahoma" w:hAnsi="Tahoma" w:cs="Tahoma"/>
+                <w:bCs/>
+                <w:sz w:val="22"/>
+                <w:szCs w:val="22"/>
+              </w:rPr>
+            </w:pPr>
+            <w:r>
+              <w:rPr>
+                <w:rFonts w:ascii="Tahoma" w:hAnsi="Tahoma" w:cs="Tahoma"/>
+                <w:bCs/>
+              </w:rPr>
+              <w:t>{#</w:t>
+            </w:r>
+            <w:r>
+              <w:rPr>
+                <w:rFonts w:ascii="Tahoma" w:hAnsi="Tahoma" w:cs="Tahoma"/>
+                <w:bCs/>
+              </w:rPr>
+              <w:t>korelasi</w:t>
+            </w:r>
+            <w:r>
+              <w:rPr>
+                <w:rFonts w:ascii="Tahoma" w:hAnsi="Tahoma" w:cs="Tahoma"/>
+                <w:bCs/>
+              </w:rPr>
+              <w:t>}{no}.</w:t>
+            </w:r>
+          </w:p>
+        </w:tc>
+        <w:tc>
+          <w:tcPr>
+            <w:tcW w:w="2552" w:type="dxa"/>
+          </w:tcPr>
+          <w:p>
+            <w:pPr>
+              <w:spacing w:after="0"/>
+              <w:contextualSpacing/>
               <w:jc w:val="both"/>
               <w:rPr>
                 <w:rFonts w:ascii="Tahoma" w:hAnsi="Tahoma" w:cs="Tahoma"/>
-                <w:bCs/>
-                <w:lang w:val="id-ID"/>
-              </w:rPr>
-            </w:pPr>
-            <w:r>
-              <w:rPr>
-                <w:rFonts w:ascii="Tahoma" w:hAnsi="Tahoma" w:cs="Tahoma"/>
-                <w:bCs/>
-                <w:lang w:val="id-ID"/>
-              </w:rPr>
-              <w:t xml:space="preserve">Sekretaris Jenderal </w:t>
-            </w:r>
-          </w:p>
-          <w:p>
-            <w:pPr>
-              <w:pStyle w:val="NormalWeb"/>
-              <w:spacing w:beforeLines="0" w:afterLines="0" w:after="0"/>
+                <w:b w:val="0"/>
+                <w:bCs/>
+                <w:color w:val="auto"/>
+                <w:sz w:val="22"/>
+                <w:szCs w:val="22"/>
+                <w:lang w:val="en-GB"/>
+              </w:rPr>
+            </w:pPr>
+            <w:r>
+              <w:rPr>
+                <w:rFonts w:ascii="Tahoma" w:hAnsi="Tahoma" w:cs="Tahoma"/>
+                <w:b w:val="0"/>
+                <w:bCs/>
+                <w:color w:val="auto"/>
+                <w:sz w:val="22"/>
+                <w:szCs w:val="22"/>
+                <w:lang w:val="en-GB"/>
+              </w:rPr>
+              <w:t>{#nama_jabatan}</w:t>
+            </w:r>
+          </w:p>
+          <w:p>
+            <w:pPr>
+              <w:spacing w:after="0"/>
+              <w:contextualSpacing/>
               <w:jc w:val="both"/>
               <w:rPr>
                 <w:rFonts w:ascii="Tahoma" w:hAnsi="Tahoma" w:cs="Tahoma"/>
-                <w:bCs/>
-                <w:lang w:val="id-ID"/>
-              </w:rPr>
-            </w:pPr>
-            <w:r>
-              <w:rPr>
-                <w:rFonts w:ascii="Tahoma" w:hAnsi="Tahoma" w:cs="Tahoma"/>
-                <w:bCs/>
-              </w:rPr>
-              <w:t>(JPT Madya)</w:t>
-            </w:r>
-          </w:p>
-        </w:tc>
-        <w:tc>
-          <w:tcPr>
-            <w:tcW w:w="2809" w:type="dxa"/>
-          </w:tcPr>
-          <w:p>
-            <w:pPr>
-              <w:pStyle w:val="NormalWeb"/>
-              <w:spacing w:beforeLines="0" w:afterLines="0" w:after="0"/>
+                <w:b w:val="0"/>
+                <w:bCs/>
+                <w:color w:val="auto"/>
+                <w:sz w:val="22"/>
+                <w:szCs w:val="22"/>
+                <w:lang w:val="en-GB"/>
+              </w:rPr>
+            </w:pPr>
+            <w:r>
+              <w:rPr>
+                <w:rFonts w:ascii="Tahoma" w:hAnsi="Tahoma" w:cs="Tahoma"/>
+                <w:b w:val="0"/>
+                <w:bCs/>
+                <w:color w:val="auto"/>
+                <w:sz w:val="22"/>
+                <w:szCs w:val="22"/>
+                <w:lang w:val="en-GB"/>
+              </w:rPr>
+              <w:t>{</w:t>
+            </w:r>
+            <w:proofErr w:type="spellStart"/>
+            <w:r>
+              <w:rPr>
+                <w:rFonts w:ascii="Tahoma" w:hAnsi="Tahoma" w:cs="Tahoma"/>
+                <w:b w:val="0"/>
+                <w:bCs/>
+                <w:color w:val="auto"/>
+                <w:sz w:val="22"/>
+                <w:szCs w:val="22"/>
+                <w:lang w:val="en-GB"/>
+              </w:rPr>
+              <w:t>teks</w:t>
+            </w:r>
+            <w:proofErr w:type="spellEnd"/>
+            <w:r>
+              <w:rPr>
+                <w:rFonts w:ascii="Tahoma" w:hAnsi="Tahoma" w:cs="Tahoma"/>
+                <w:b w:val="0"/>
+                <w:bCs/>
+                <w:color w:val="auto"/>
+                <w:sz w:val="22"/>
+                <w:szCs w:val="22"/>
+                <w:lang w:val="en-GB"/>
+              </w:rPr>
+              <w:t>}</w:t>
+            </w:r>
+          </w:p>
+          <w:p>
+            <w:pPr>
+              <w:spacing w:after="0"/>
+              <w:contextualSpacing/>
               <w:jc w:val="both"/>
               <w:rPr>
                 <w:rFonts w:ascii="Tahoma" w:hAnsi="Tahoma" w:cs="Tahoma"/>
-                <w:bCs/>
-                <w:lang w:val="id-ID"/>
-              </w:rPr>
-            </w:pPr>
-            <w:r>
-              <w:rPr>
-                <w:rFonts w:ascii="Tahoma" w:hAnsi="Tahoma" w:cs="Tahoma"/>
-                <w:bCs/>
-                <w:lang w:val="id-ID"/>
-              </w:rPr>
-              <w:t>Sekretariat Jenderal DPD RI</w:t>
-            </w:r>
-          </w:p>
-        </w:tc>
-        <w:tc>
-          <w:tcPr>
-            <w:tcW w:w="3003" w:type="dxa"/>
-          </w:tcPr>
-          <w:p>
-            <w:pPr>
-              <w:pStyle w:val="NormalWeb"/>
-              <w:numPr>
-                <w:ilvl w:val="0"/>
-                <w:numId w:val="3"/>
-              </w:numPr>
-              <w:spacing w:beforeLines="0" w:afterLines="0" w:after="0"/>
-              <w:ind w:left="175" w:hanging="175"/>
+                <w:b w:val="0"/>
+                <w:bCs/>
+                <w:color w:val="auto"/>
+                <w:sz w:val="22"/>
+                <w:szCs w:val="22"/>
+                <w:lang w:val="en-GB"/>
+              </w:rPr>
+            </w:pPr>
+            <w:r>
+              <w:rPr>
+                <w:rFonts w:ascii="Tahoma" w:hAnsi="Tahoma" w:cs="Tahoma"/>
+                <w:b w:val="0"/>
+                <w:bCs/>
+                <w:color w:val="auto"/>
+                <w:sz w:val="22"/>
+                <w:szCs w:val="22"/>
+                <w:lang w:val="en-GB"/>
+              </w:rPr>
+              <w:t>{/</w:t>
+            </w:r>
+            <w:proofErr w:type="spellStart"/>
+            <w:r>
+              <w:rPr>
+                <w:rFonts w:ascii="Tahoma" w:hAnsi="Tahoma" w:cs="Tahoma"/>
+                <w:b w:val="0"/>
+                <w:bCs/>
+                <w:color w:val="auto"/>
+                <w:sz w:val="22"/>
+                <w:szCs w:val="22"/>
+                <w:lang w:val="en-GB"/>
+              </w:rPr>
+              <w:t>nama_jabatan</w:t>
+            </w:r>
+            <w:proofErr w:type="spellEnd"/>
+            <w:r>
+              <w:rPr>
+                <w:rFonts w:ascii="Tahoma" w:hAnsi="Tahoma" w:cs="Tahoma"/>
+                <w:b w:val="0"/>
+                <w:bCs/>
+                <w:color w:val="auto"/>
+                <w:sz w:val="22"/>
+                <w:szCs w:val="22"/>
+                <w:lang w:val="en-GB"/>
+              </w:rPr>
+              <w:t>}</w:t>
+            </w:r>
+          </w:p>
+        </w:tc>
+        <w:tc>
+          <w:tcPr>
+            <w:tcW w:w="2835" w:type="dxa"/>
+          </w:tcPr>
+          <w:p>
+            <w:pPr>
+              <w:spacing w:after="0"/>
+              <w:contextualSpacing/>
               <w:jc w:val="both"/>
               <w:rPr>
                 <w:rFonts w:ascii="Tahoma" w:hAnsi="Tahoma" w:cs="Tahoma"/>
-                <w:bCs/>
-                <w:lang w:val="id-ID"/>
-              </w:rPr>
-            </w:pPr>
-            <w:r>
-              <w:rPr>
-                <w:rFonts w:ascii="Tahoma" w:hAnsi="Tahoma" w:cs="Tahoma"/>
-                <w:bCs/>
-                <w:lang w:val="id-ID"/>
-              </w:rPr>
-              <w:t xml:space="preserve">Menerima tugas, </w:t>
-            </w:r>
-          </w:p>
-          <w:p>
-            <w:pPr>
-              <w:pStyle w:val="NormalWeb"/>
-              <w:numPr>
-                <w:ilvl w:val="0"/>
-                <w:numId w:val="3"/>
-              </w:numPr>
-              <w:spacing w:beforeLines="0" w:afterLines="0" w:after="0"/>
-              <w:ind w:left="175" w:hanging="175"/>
+                <w:b w:val="0"/>
+                <w:bCs/>
+                <w:color w:val="auto"/>
+                <w:sz w:val="22"/>
+                <w:szCs w:val="22"/>
+                <w:lang w:val="en-GB"/>
+              </w:rPr>
+            </w:pPr>
+            <w:r>
+              <w:rPr>
+                <w:rFonts w:ascii="Tahoma" w:hAnsi="Tahoma" w:cs="Tahoma"/>
+                <w:b w:val="0"/>
+                <w:bCs/>
+                <w:color w:val="auto"/>
+                <w:sz w:val="22"/>
+                <w:szCs w:val="22"/>
+                <w:lang w:val="en-GB"/>
+              </w:rPr>
+              <w:t>{#unit_kerja}</w:t>
+            </w:r>
+          </w:p>
+          <w:p>
+            <w:pPr>
+              <w:spacing w:after="0"/>
+              <w:contextualSpacing/>
               <w:jc w:val="both"/>
               <w:rPr>
                 <w:rFonts w:ascii="Tahoma" w:hAnsi="Tahoma" w:cs="Tahoma"/>
-                <w:bCs/>
-                <w:lang w:val="id-ID"/>
-              </w:rPr>
-            </w:pPr>
-            <w:r>
-              <w:rPr>
-                <w:rFonts w:ascii="Tahoma" w:hAnsi="Tahoma" w:cs="Tahoma"/>
-                <w:bCs/>
-                <w:lang w:val="id-ID"/>
-              </w:rPr>
-              <w:t>Menerima petunjuk,</w:t>
-            </w:r>
-          </w:p>
-          <w:p>
-            <w:pPr>
-              <w:pStyle w:val="NormalWeb"/>
-              <w:numPr>
-                <w:ilvl w:val="0"/>
-                <w:numId w:val="3"/>
-              </w:numPr>
-              <w:spacing w:beforeLines="0" w:afterLines="0" w:after="0"/>
-              <w:ind w:left="175" w:hanging="175"/>
+                <w:b w:val="0"/>
+                <w:bCs/>
+                <w:color w:val="auto"/>
+                <w:sz w:val="22"/>
+                <w:szCs w:val="22"/>
+                <w:lang w:val="en-GB"/>
+              </w:rPr>
+            </w:pPr>
+            <w:r>
+              <w:rPr>
+                <w:rFonts w:ascii="Tahoma" w:hAnsi="Tahoma" w:cs="Tahoma"/>
+                <w:b w:val="0"/>
+                <w:bCs/>
+                <w:color w:val="auto"/>
+                <w:sz w:val="22"/>
+                <w:szCs w:val="22"/>
+                <w:lang w:val="en-GB"/>
+              </w:rPr>
+              <w:t>{</w:t>
+            </w:r>
+            <w:proofErr w:type="spellStart"/>
+            <w:r>
+              <w:rPr>
+                <w:rFonts w:ascii="Tahoma" w:hAnsi="Tahoma" w:cs="Tahoma"/>
+                <w:b w:val="0"/>
+                <w:bCs/>
+                <w:color w:val="auto"/>
+                <w:sz w:val="22"/>
+                <w:szCs w:val="22"/>
+                <w:lang w:val="en-GB"/>
+              </w:rPr>
+              <w:t>teks</w:t>
+            </w:r>
+            <w:proofErr w:type="spellEnd"/>
+            <w:r>
+              <w:rPr>
+                <w:rFonts w:ascii="Tahoma" w:hAnsi="Tahoma" w:cs="Tahoma"/>
+                <w:b w:val="0"/>
+                <w:bCs/>
+                <w:color w:val="auto"/>
+                <w:sz w:val="22"/>
+                <w:szCs w:val="22"/>
+                <w:lang w:val="en-GB"/>
+              </w:rPr>
+              <w:t>}</w:t>
+            </w:r>
+          </w:p>
+          <w:p>
+            <w:pPr>
+              <w:spacing w:after="0"/>
+              <w:contextualSpacing/>
               <w:jc w:val="both"/>
               <w:rPr>
                 <w:rFonts w:ascii="Tahoma" w:hAnsi="Tahoma" w:cs="Tahoma"/>
-                <w:bCs/>
-                <w:lang w:val="id-ID"/>
-              </w:rPr>
-            </w:pPr>
-            <w:r>
-              <w:rPr>
-                <w:rFonts w:ascii="Tahoma" w:hAnsi="Tahoma" w:cs="Tahoma"/>
-                <w:bCs/>
-                <w:lang w:val="id-ID"/>
-              </w:rPr>
-              <w:t>Menerima pengarahan,</w:t>
-            </w:r>
-          </w:p>
-          <w:p>
-            <w:pPr>
-              <w:pStyle w:val="NormalWeb"/>
-              <w:numPr>
-                <w:ilvl w:val="0"/>
-                <w:numId w:val="3"/>
-              </w:numPr>
-              <w:spacing w:beforeLines="0" w:afterLines="0" w:after="0"/>
-              <w:ind w:left="175" w:hanging="175"/>
+                <w:b w:val="0"/>
+                <w:bCs/>
+                <w:color w:val="auto"/>
+                <w:sz w:val="22"/>
+                <w:szCs w:val="22"/>
+                <w:lang w:val="en-GB"/>
+              </w:rPr>
+            </w:pPr>
+            <w:r>
+              <w:rPr>
+                <w:rFonts w:ascii="Tahoma" w:hAnsi="Tahoma" w:cs="Tahoma"/>
+                <w:b w:val="0"/>
+                <w:bCs/>
+                <w:color w:val="auto"/>
+                <w:sz w:val="22"/>
+                <w:szCs w:val="22"/>
+                <w:lang w:val="en-GB"/>
+              </w:rPr>
+              <w:t>{/</w:t>
+            </w:r>
+            <w:proofErr w:type="spellStart"/>
+            <w:r>
+              <w:rPr>
+                <w:rFonts w:ascii="Tahoma" w:hAnsi="Tahoma" w:cs="Tahoma"/>
+                <w:b w:val="0"/>
+                <w:bCs/>
+                <w:color w:val="auto"/>
+                <w:sz w:val="22"/>
+                <w:szCs w:val="22"/>
+                <w:lang w:val="en-GB"/>
+              </w:rPr>
+              <w:t>unit_kerja</w:t>
+            </w:r>
+            <w:proofErr w:type="spellEnd"/>
+            <w:r>
+              <w:rPr>
+                <w:rFonts w:ascii="Tahoma" w:hAnsi="Tahoma" w:cs="Tahoma"/>
+                <w:b w:val="0"/>
+                <w:bCs/>
+                <w:color w:val="auto"/>
+                <w:sz w:val="22"/>
+                <w:szCs w:val="22"/>
+                <w:lang w:val="en-GB"/>
+              </w:rPr>
+              <w:t>}</w:t>
+            </w:r>
+          </w:p>
+        </w:tc>
+        <w:tc>
+          <w:tcPr>
+            <w:tcW w:w="2948" w:type="dxa"/>
+          </w:tcPr>
+          <w:p>
+            <w:pPr>
+              <w:spacing w:after="0"/>
               <w:jc w:val="both"/>
               <w:rPr>
-                <w:rFonts w:ascii="Tahoma" w:hAnsi="Tahoma" w:cs="Tahoma"/>
-                <w:bCs/>
-                <w:lang w:val="id-ID"/>
-              </w:rPr>
-            </w:pPr>
-            <w:r>
-              <w:rPr>
-                <w:rFonts w:ascii="Tahoma" w:hAnsi="Tahoma" w:cs="Tahoma"/>
-                <w:bCs/>
-                <w:lang w:val="id-ID"/>
-              </w:rPr>
-              <w:t>Konsultasi</w:t>
-            </w:r>
-          </w:p>
-        </w:tc>
-      </w:tr>
-      <w:tr>
-        <w:tc>
-          <w:tcPr>
-            <w:tcW w:w="533" w:type="dxa"/>
-          </w:tcPr>
-          <w:p>
-            <w:pPr>
-              <w:pStyle w:val="NormalWeb"/>
-              <w:numPr>
-                <w:ilvl w:val="0"/>
-                <w:numId w:val="9"/>
-              </w:numPr>
-              <w:spacing w:beforeLines="0" w:afterLines="0" w:after="0"/>
-              <w:ind w:left="283" w:hanging="142"/>
+                <w:rFonts w:ascii="Tahoma" w:eastAsia="Tahoma" w:hAnsi="Tahoma" w:cs="Tahoma"/>
+                <w:b w:val="0"/>
+                <w:bCs/>
+                <w:sz w:val="22"/>
+                <w:szCs w:val="22"/>
+                <w:lang w:val="en-ID"/>
+              </w:rPr>
+            </w:pPr>
+            <w:r>
+              <w:rPr>
+                <w:rFonts w:ascii="Tahoma" w:eastAsia="Tahoma" w:hAnsi="Tahoma" w:cs="Tahoma"/>
+                <w:b w:val="0"/>
+                <w:bCs/>
+                <w:sz w:val="22"/>
+                <w:szCs w:val="22"/>
+                <w:lang w:val="en-ID"/>
+              </w:rPr>
+              <w:t>{#dalam_hal}</w:t>
+            </w:r>
+          </w:p>
+          <w:p>
+            <w:pPr>
+              <w:spacing w:after="0"/>
+              <w:ind w:left="425" w:hanging="425"/>
               <w:jc w:val="both"/>
               <w:rPr>
-                <w:rFonts w:ascii="Tahoma" w:hAnsi="Tahoma" w:cs="Tahoma"/>
-                <w:bCs/>
-                <w:lang w:val="id-ID"/>
-              </w:rPr>
-            </w:pPr>
-          </w:p>
-        </w:tc>
-        <w:tc>
-          <w:tcPr>
-            <w:tcW w:w="2551" w:type="dxa"/>
-          </w:tcPr>
-          <w:p>
-            <w:pPr>
-              <w:pStyle w:val="NormalWeb"/>
-              <w:spacing w:beforeLines="0" w:afterLines="0" w:after="0"/>
+                <w:rFonts w:ascii="Tahoma" w:eastAsia="Tahoma" w:hAnsi="Tahoma" w:cs="Tahoma"/>
+                <w:b w:val="0"/>
+                <w:bCs/>
+                <w:sz w:val="22"/>
+                <w:szCs w:val="22"/>
+                <w:lang w:val="en-ID"/>
+              </w:rPr>
+            </w:pPr>
+            <w:r>
+              <w:rPr>
+                <w:rFonts w:ascii="Tahoma" w:eastAsia="Tahoma" w:hAnsi="Tahoma" w:cs="Tahoma"/>
+                <w:b w:val="0"/>
+                <w:bCs/>
+                <w:sz w:val="22"/>
+                <w:szCs w:val="22"/>
+                <w:lang w:val="en-ID"/>
+              </w:rPr>
+              <w:t>{</w:t>
+            </w:r>
+            <w:proofErr w:type="spellStart"/>
+            <w:r>
+              <w:rPr>
+                <w:rFonts w:ascii="Tahoma" w:eastAsia="Tahoma" w:hAnsi="Tahoma" w:cs="Tahoma"/>
+                <w:b w:val="0"/>
+                <w:bCs/>
+                <w:sz w:val="22"/>
+                <w:szCs w:val="22"/>
+                <w:lang w:val="en-ID"/>
+              </w:rPr>
+              <w:t>teks</w:t>
+            </w:r>
+            <w:proofErr w:type="spellEnd"/>
+            <w:r>
+              <w:rPr>
+                <w:rFonts w:ascii="Tahoma" w:eastAsia="Tahoma" w:hAnsi="Tahoma" w:cs="Tahoma"/>
+                <w:b w:val="0"/>
+                <w:bCs/>
+                <w:sz w:val="22"/>
+                <w:szCs w:val="22"/>
+                <w:lang w:val="en-ID"/>
+              </w:rPr>
+              <w:t>}</w:t>
+            </w:r>
+          </w:p>
+          <w:p>
+            <w:pPr>
+              <w:spacing w:after="0"/>
               <w:jc w:val="both"/>
               <w:rPr>
-                <w:rFonts w:ascii="Tahoma" w:hAnsi="Tahoma" w:cs="Tahoma"/>
-                <w:bCs/>
-                <w:lang w:val="id-ID"/>
-              </w:rPr>
-            </w:pPr>
-            <w:r>
-              <w:rPr>
-                <w:rFonts w:ascii="Tahoma" w:hAnsi="Tahoma" w:cs="Tahoma"/>
-                <w:bCs/>
-                <w:lang w:val="id-ID"/>
-              </w:rPr>
-              <w:t>Kepala Biro/ Kepala Pusat</w:t>
-            </w:r>
-          </w:p>
-          <w:p>
-            <w:pPr>
-              <w:pStyle w:val="NormalWeb"/>
-              <w:spacing w:beforeLines="0" w:afterLines="0" w:after="0"/>
+                <w:rFonts w:ascii="Tahoma" w:eastAsia="Tahoma" w:hAnsi="Tahoma" w:cs="Tahoma"/>
+                <w:b w:val="0"/>
+                <w:bCs/>
+                <w:sz w:val="22"/>
+                <w:szCs w:val="22"/>
+                <w:lang w:val="en-ID"/>
+              </w:rPr>
+            </w:pPr>
+            <w:r>
+              <w:rPr>
+                <w:rFonts w:ascii="Tahoma" w:eastAsia="Tahoma" w:hAnsi="Tahoma" w:cs="Tahoma"/>
+                <w:b w:val="0"/>
+                <w:bCs/>
+                <w:sz w:val="22"/>
+                <w:szCs w:val="22"/>
+                <w:lang w:val="en-ID"/>
+              </w:rPr>
+              <w:t>{/</w:t>
+            </w:r>
+            <w:proofErr w:type="spellStart"/>
+            <w:r>
+              <w:rPr>
+                <w:rFonts w:ascii="Tahoma" w:eastAsia="Tahoma" w:hAnsi="Tahoma" w:cs="Tahoma"/>
+                <w:b w:val="0"/>
+                <w:bCs/>
+                <w:sz w:val="22"/>
+                <w:szCs w:val="22"/>
+                <w:lang w:val="en-ID"/>
+              </w:rPr>
+              <w:t>dalam_hal</w:t>
+            </w:r>
+            <w:proofErr w:type="spellEnd"/>
+            <w:r>
+              <w:rPr>
+                <w:rFonts w:ascii="Tahoma" w:eastAsia="Tahoma" w:hAnsi="Tahoma" w:cs="Tahoma"/>
+                <w:b w:val="0"/>
+                <w:bCs/>
+                <w:sz w:val="22"/>
+                <w:szCs w:val="22"/>
+                <w:lang w:val="en-ID"/>
+              </w:rPr>
+              <w:t>}</w:t>
+            </w:r>
+          </w:p>
+          <w:p>
+            <w:pPr>
+              <w:spacing w:after="0"/>
               <w:jc w:val="both"/>
               <w:rPr>
-                <w:rFonts w:ascii="Tahoma" w:hAnsi="Tahoma" w:cs="Tahoma"/>
-                <w:bCs/>
-                <w:lang w:val="id-ID"/>
-              </w:rPr>
-            </w:pPr>
-            <w:r>
-              <w:rPr>
-                <w:rFonts w:ascii="Tahoma" w:hAnsi="Tahoma" w:cs="Tahoma"/>
-                <w:bCs/>
-                <w:lang w:val="id-ID"/>
-              </w:rPr>
-              <w:t>(JPT Pratama)</w:t>
-            </w:r>
-          </w:p>
-        </w:tc>
-        <w:tc>
-          <w:tcPr>
-            <w:tcW w:w="2809" w:type="dxa"/>
-          </w:tcPr>
-          <w:p>
-            <w:pPr>
-              <w:pStyle w:val="NormalWeb"/>
-              <w:spacing w:beforeLines="0" w:afterLines="0" w:after="0"/>
-              <w:jc w:val="both"/>
-              <w:rPr>
-                <w:rFonts w:ascii="Tahoma" w:hAnsi="Tahoma" w:cs="Tahoma"/>
-                <w:bCs/>
-                <w:lang w:val="id-ID"/>
-              </w:rPr>
-            </w:pPr>
-            <w:r>
-              <w:rPr>
-                <w:rFonts w:ascii="Tahoma" w:hAnsi="Tahoma" w:cs="Tahoma"/>
-                <w:bCs/>
-                <w:lang w:val="id-ID"/>
-              </w:rPr>
-              <w:t>Sekretariat Jenderal DPD RI</w:t>
-            </w:r>
-          </w:p>
-        </w:tc>
-        <w:tc>
-          <w:tcPr>
-            <w:tcW w:w="3003" w:type="dxa"/>
-          </w:tcPr>
-          <w:p>
-            <w:pPr>
-              <w:pStyle w:val="NormalWeb"/>
-              <w:numPr>
-                <w:ilvl w:val="0"/>
-                <w:numId w:val="3"/>
-              </w:numPr>
-              <w:spacing w:beforeLines="0" w:afterLines="0" w:after="0"/>
-              <w:ind w:left="175" w:hanging="175"/>
-              <w:jc w:val="both"/>
-              <w:rPr>
-                <w:rFonts w:ascii="Tahoma" w:hAnsi="Tahoma" w:cs="Tahoma"/>
-                <w:bCs/>
-                <w:lang w:val="id-ID"/>
-              </w:rPr>
-            </w:pPr>
-            <w:r>
-              <w:rPr>
-                <w:rFonts w:ascii="Tahoma" w:hAnsi="Tahoma" w:cs="Tahoma"/>
-                <w:bCs/>
-                <w:lang w:val="id-ID"/>
-              </w:rPr>
-              <w:t xml:space="preserve">Menerima tugas, </w:t>
-            </w:r>
-          </w:p>
-          <w:p>
-            <w:pPr>
-              <w:pStyle w:val="NormalWeb"/>
-              <w:numPr>
-                <w:ilvl w:val="0"/>
-                <w:numId w:val="3"/>
-              </w:numPr>
-              <w:spacing w:beforeLines="0" w:afterLines="0" w:after="0"/>
-              <w:ind w:left="175" w:hanging="175"/>
-              <w:jc w:val="both"/>
-              <w:rPr>
-                <w:rFonts w:ascii="Tahoma" w:hAnsi="Tahoma" w:cs="Tahoma"/>
-                <w:bCs/>
-                <w:lang w:val="id-ID"/>
-              </w:rPr>
-            </w:pPr>
-            <w:r>
-              <w:rPr>
-                <w:rFonts w:ascii="Tahoma" w:hAnsi="Tahoma" w:cs="Tahoma"/>
-                <w:bCs/>
-                <w:lang w:val="id-ID"/>
-              </w:rPr>
-              <w:t>Menerima petunjuk,</w:t>
-            </w:r>
-          </w:p>
-          <w:p>
-            <w:pPr>
-              <w:pStyle w:val="NormalWeb"/>
-              <w:numPr>
-                <w:ilvl w:val="0"/>
-                <w:numId w:val="3"/>
-              </w:numPr>
-              <w:spacing w:beforeLines="0" w:afterLines="0" w:after="0"/>
-              <w:ind w:left="175" w:hanging="175"/>
-              <w:jc w:val="both"/>
-              <w:rPr>
-                <w:rFonts w:ascii="Tahoma" w:hAnsi="Tahoma" w:cs="Tahoma"/>
-                <w:bCs/>
-                <w:lang w:val="id-ID"/>
-              </w:rPr>
-            </w:pPr>
-            <w:r>
-              <w:rPr>
-                <w:rFonts w:ascii="Tahoma" w:hAnsi="Tahoma" w:cs="Tahoma"/>
-                <w:bCs/>
-                <w:lang w:val="id-ID"/>
-              </w:rPr>
-              <w:t>Menerima pengarahan,</w:t>
-            </w:r>
-          </w:p>
-          <w:p>
-            <w:pPr>
-              <w:pStyle w:val="NormalWeb"/>
-              <w:numPr>
-                <w:ilvl w:val="0"/>
-                <w:numId w:val="3"/>
-              </w:numPr>
-              <w:spacing w:beforeLines="0" w:afterLines="0" w:after="0"/>
-              <w:ind w:left="175" w:hanging="175"/>
-              <w:jc w:val="both"/>
-              <w:rPr>
-                <w:rFonts w:ascii="Tahoma" w:hAnsi="Tahoma" w:cs="Tahoma"/>
-                <w:bCs/>
-                <w:lang w:val="id-ID"/>
-              </w:rPr>
-            </w:pPr>
-            <w:r>
-              <w:rPr>
-                <w:rFonts w:ascii="Tahoma" w:hAnsi="Tahoma" w:cs="Tahoma"/>
-                <w:bCs/>
-                <w:lang w:val="id-ID"/>
-              </w:rPr>
-              <w:t>Konsultasi</w:t>
-            </w:r>
-          </w:p>
-        </w:tc>
-      </w:tr>
-      <w:tr>
-        <w:tc>
-          <w:tcPr>
-            <w:tcW w:w="533" w:type="dxa"/>
-          </w:tcPr>
-          <w:p>
-            <w:pPr>
-              <w:pStyle w:val="NormalWeb"/>
-              <w:numPr>
-                <w:ilvl w:val="0"/>
-                <w:numId w:val="9"/>
-              </w:numPr>
-              <w:spacing w:beforeLines="0" w:afterLines="0" w:after="0"/>
-              <w:ind w:left="283" w:hanging="142"/>
-              <w:jc w:val="both"/>
-              <w:rPr>
-                <w:rFonts w:ascii="Tahoma" w:hAnsi="Tahoma" w:cs="Tahoma"/>
-                <w:bCs/>
-                <w:lang w:val="id-ID"/>
-              </w:rPr>
-            </w:pPr>
-          </w:p>
-        </w:tc>
-        <w:tc>
-          <w:tcPr>
-            <w:tcW w:w="2551" w:type="dxa"/>
-          </w:tcPr>
-          <w:p>
-            <w:pPr>
-              <w:pStyle w:val="NormalWeb"/>
-              <w:spacing w:beforeLines="0" w:afterLines="0" w:after="0"/>
-              <w:jc w:val="both"/>
-              <w:rPr>
-                <w:rFonts w:ascii="Tahoma" w:hAnsi="Tahoma" w:cs="Tahoma"/>
-                <w:bCs/>
-                <w:lang w:val="id-ID"/>
-              </w:rPr>
-            </w:pPr>
+                <w:rFonts w:ascii="Tahoma" w:eastAsia="Tahoma" w:hAnsi="Tahoma" w:cs="Tahoma"/>
+                <w:b w:val="0"/>
+                <w:bCs/>
+                <w:sz w:val="22"/>
+                <w:szCs w:val="22"/>
+                <w:lang w:val="en-ID"/>
+              </w:rPr>
+            </w:pPr>
+            <w:r>
+              <w:rPr>
+                <w:rFonts w:ascii="Tahoma" w:eastAsia="Tahoma" w:hAnsi="Tahoma" w:cs="Tahoma"/>
+                <w:b w:val="0"/>
+                <w:bCs/>
+                <w:sz w:val="22"/>
+                <w:szCs w:val="22"/>
+                <w:lang w:val="en-ID"/>
+              </w:rPr>
+              <w:t>{/</w:t>
+            </w:r>
             <w:proofErr w:type="spellStart"/>
             <w:r>
               <w:rPr>
-                <w:rFonts w:ascii="Tahoma" w:hAnsi="Tahoma" w:cs="Tahoma"/>
-                <w:bCs/>
-              </w:rPr>
-              <w:t>Kepala</w:t>
+                <w:rFonts w:ascii="Tahoma" w:eastAsia="Tahoma" w:hAnsi="Tahoma" w:cs="Tahoma"/>
+                <w:b w:val="0"/>
+                <w:bCs/>
+                <w:sz w:val="22"/>
+                <w:szCs w:val="22"/>
+                <w:lang w:val="en-ID"/>
+              </w:rPr>
+              <w:t>korelasi</w:t>
             </w:r>
             <w:proofErr w:type="spellEnd"/>
             <w:r>
               <w:rPr>
-                <w:rFonts w:ascii="Tahoma" w:hAnsi="Tahoma" w:cs="Tahoma"/>
-                <w:bCs/>
-              </w:rPr>
-              <w:t xml:space="preserve"> </w:t>
-            </w:r>
-            <w:r>
-              <w:rPr>
-                <w:rFonts w:ascii="Tahoma" w:hAnsi="Tahoma" w:cs="Tahoma"/>
-                <w:bCs/>
-                <w:szCs w:val="22"/>
-                <w:lang w:val="id-ID"/>
-              </w:rPr>
-              <w:t>Bagian/</w:t>
-            </w:r>
-            <w:r>
-              <w:rPr>
-                <w:rFonts w:ascii="Tahoma" w:hAnsi="Tahoma" w:cs="Tahoma"/>
-                <w:bCs/>
-                <w:szCs w:val="22"/>
-                <w:lang w:val="en-GB"/>
-              </w:rPr>
-              <w:t xml:space="preserve"> </w:t>
-            </w:r>
-            <w:r>
-              <w:rPr>
-                <w:rFonts w:ascii="Tahoma" w:hAnsi="Tahoma" w:cs="Tahoma"/>
-                <w:bCs/>
-                <w:szCs w:val="22"/>
-                <w:lang w:val="id-ID"/>
-              </w:rPr>
-              <w:t>Kepala Bidang/ Kepala Kantor DPD RI di Ibu Kota Provinsi</w:t>
-            </w:r>
-          </w:p>
-          <w:p>
-            <w:pPr>
-              <w:pStyle w:val="NormalWeb"/>
-              <w:spacing w:beforeLines="0" w:afterLines="0" w:after="0"/>
-              <w:jc w:val="both"/>
-              <w:rPr>
-                <w:rFonts w:ascii="Tahoma" w:hAnsi="Tahoma" w:cs="Tahoma"/>
-                <w:bCs/>
-              </w:rPr>
-            </w:pPr>
-            <w:r>
-              <w:rPr>
-                <w:rFonts w:ascii="Tahoma" w:hAnsi="Tahoma" w:cs="Tahoma"/>
-                <w:bCs/>
-              </w:rPr>
-              <w:t>(</w:t>
-            </w:r>
-            <w:proofErr w:type="spellStart"/>
-            <w:r>
-              <w:rPr>
-                <w:rFonts w:ascii="Tahoma" w:hAnsi="Tahoma" w:cs="Tahoma"/>
-                <w:bCs/>
-              </w:rPr>
-              <w:t>Jabatan</w:t>
-            </w:r>
-            <w:proofErr w:type="spellEnd"/>
-            <w:r>
-              <w:rPr>
-                <w:rFonts w:ascii="Tahoma" w:hAnsi="Tahoma" w:cs="Tahoma"/>
-                <w:bCs/>
-              </w:rPr>
-              <w:t xml:space="preserve"> </w:t>
-            </w:r>
-            <w:proofErr w:type="spellStart"/>
-            <w:r>
-              <w:rPr>
-                <w:rFonts w:ascii="Tahoma" w:hAnsi="Tahoma" w:cs="Tahoma"/>
-                <w:bCs/>
-              </w:rPr>
-              <w:t>Adminsitrator</w:t>
-            </w:r>
-            <w:proofErr w:type="spellEnd"/>
-            <w:r>
-              <w:rPr>
-                <w:rFonts w:ascii="Tahoma" w:hAnsi="Tahoma" w:cs="Tahoma"/>
-                <w:bCs/>
-              </w:rPr>
-              <w:t>)</w:t>
-            </w:r>
-          </w:p>
-        </w:tc>
-        <w:tc>
-          <w:tcPr>
-            <w:tcW w:w="2809" w:type="dxa"/>
-          </w:tcPr>
-          <w:p>
-            <w:pPr>
-              <w:pStyle w:val="NormalWeb"/>
-              <w:spacing w:beforeLines="0" w:afterLines="0" w:after="0"/>
-              <w:jc w:val="both"/>
-              <w:rPr>
-                <w:rFonts w:ascii="Tahoma" w:hAnsi="Tahoma" w:cs="Tahoma"/>
-                <w:bCs/>
-                <w:lang w:val="id-ID"/>
-              </w:rPr>
-            </w:pPr>
-            <w:r>
-              <w:rPr>
-                <w:rFonts w:ascii="Tahoma" w:hAnsi="Tahoma" w:cs="Tahoma"/>
-                <w:bCs/>
-                <w:lang w:val="id-ID"/>
-              </w:rPr>
-              <w:t>Sekretariat Jenderal DPD RI</w:t>
-            </w:r>
-          </w:p>
-        </w:tc>
-        <w:tc>
-          <w:tcPr>
-            <w:tcW w:w="3003" w:type="dxa"/>
-          </w:tcPr>
-          <w:p>
-            <w:pPr>
-              <w:pStyle w:val="NormalWeb"/>
-              <w:numPr>
-                <w:ilvl w:val="0"/>
-                <w:numId w:val="3"/>
-              </w:numPr>
-              <w:spacing w:beforeLines="0" w:afterLines="0" w:after="0"/>
-              <w:ind w:left="175" w:hanging="175"/>
-              <w:jc w:val="both"/>
-              <w:rPr>
-                <w:rFonts w:ascii="Tahoma" w:hAnsi="Tahoma" w:cs="Tahoma"/>
-                <w:bCs/>
-                <w:lang w:val="id-ID"/>
-              </w:rPr>
-            </w:pPr>
-            <w:r>
-              <w:rPr>
-                <w:rFonts w:ascii="Tahoma" w:hAnsi="Tahoma" w:cs="Tahoma"/>
-                <w:bCs/>
-                <w:lang w:val="id-ID"/>
-              </w:rPr>
-              <w:t xml:space="preserve">Menerima tugas, </w:t>
-            </w:r>
-          </w:p>
-          <w:p>
-            <w:pPr>
-              <w:pStyle w:val="NormalWeb"/>
-              <w:numPr>
-                <w:ilvl w:val="0"/>
-                <w:numId w:val="3"/>
-              </w:numPr>
-              <w:spacing w:beforeLines="0" w:afterLines="0" w:after="0"/>
-              <w:ind w:left="175" w:hanging="175"/>
-              <w:jc w:val="both"/>
-              <w:rPr>
-                <w:rFonts w:ascii="Tahoma" w:hAnsi="Tahoma" w:cs="Tahoma"/>
-                <w:bCs/>
-                <w:lang w:val="id-ID"/>
-              </w:rPr>
-            </w:pPr>
-            <w:r>
-              <w:rPr>
-                <w:rFonts w:ascii="Tahoma" w:hAnsi="Tahoma" w:cs="Tahoma"/>
-                <w:bCs/>
-                <w:lang w:val="id-ID"/>
-              </w:rPr>
-              <w:t>Menerima petunjuk,</w:t>
-            </w:r>
-          </w:p>
-          <w:p>
-            <w:pPr>
-              <w:pStyle w:val="NormalWeb"/>
-              <w:numPr>
-                <w:ilvl w:val="0"/>
-                <w:numId w:val="3"/>
-              </w:numPr>
-              <w:spacing w:beforeLines="0" w:afterLines="0" w:after="0"/>
-              <w:ind w:left="175" w:hanging="175"/>
-              <w:jc w:val="both"/>
-              <w:rPr>
-                <w:rFonts w:ascii="Tahoma" w:hAnsi="Tahoma" w:cs="Tahoma"/>
-                <w:bCs/>
-                <w:lang w:val="id-ID"/>
-              </w:rPr>
-            </w:pPr>
-            <w:r>
-              <w:rPr>
-                <w:rFonts w:ascii="Tahoma" w:hAnsi="Tahoma" w:cs="Tahoma"/>
-                <w:bCs/>
-                <w:lang w:val="id-ID"/>
-              </w:rPr>
-              <w:t>Menerima pengarahan,</w:t>
-            </w:r>
-          </w:p>
-          <w:p>
-            <w:pPr>
-              <w:pStyle w:val="NormalWeb"/>
-              <w:numPr>
-                <w:ilvl w:val="0"/>
-                <w:numId w:val="3"/>
-              </w:numPr>
-              <w:spacing w:beforeLines="0" w:afterLines="0" w:after="0"/>
-              <w:ind w:left="175" w:hanging="175"/>
-              <w:jc w:val="both"/>
-              <w:rPr>
-                <w:rFonts w:ascii="Tahoma" w:hAnsi="Tahoma" w:cs="Tahoma"/>
-                <w:bCs/>
-                <w:lang w:val="id-ID"/>
-              </w:rPr>
-            </w:pPr>
-            <w:r>
-              <w:rPr>
-                <w:rFonts w:ascii="Tahoma" w:hAnsi="Tahoma" w:cs="Tahoma"/>
-                <w:bCs/>
-                <w:lang w:val="id-ID"/>
-              </w:rPr>
-              <w:t>Konsultasi</w:t>
-            </w:r>
-          </w:p>
-        </w:tc>
-      </w:tr>
-      <w:tr>
-        <w:tc>
-          <w:tcPr>
-            <w:tcW w:w="533" w:type="dxa"/>
-          </w:tcPr>
-          <w:p>
-            <w:pPr>
-              <w:pStyle w:val="NormalWeb"/>
-              <w:numPr>
-                <w:ilvl w:val="0"/>
-                <w:numId w:val="9"/>
-              </w:numPr>
-              <w:spacing w:beforeLines="0" w:afterLines="0" w:after="0"/>
-              <w:ind w:left="283" w:hanging="142"/>
-              <w:jc w:val="both"/>
-              <w:rPr>
-                <w:rFonts w:ascii="Tahoma" w:hAnsi="Tahoma" w:cs="Tahoma"/>
-                <w:bCs/>
-                <w:lang w:val="id-ID"/>
-              </w:rPr>
-            </w:pPr>
-          </w:p>
-        </w:tc>
-        <w:tc>
-          <w:tcPr>
-            <w:tcW w:w="2551" w:type="dxa"/>
-          </w:tcPr>
-          <w:p>
-            <w:pPr>
-              <w:pStyle w:val="NormalWeb"/>
-              <w:spacing w:beforeLines="0" w:afterLines="0" w:after="0"/>
-              <w:jc w:val="both"/>
-              <w:rPr>
-                <w:rFonts w:ascii="Tahoma" w:hAnsi="Tahoma" w:cs="Tahoma"/>
-                <w:bCs/>
-                <w:lang w:val="id-ID"/>
-              </w:rPr>
-            </w:pPr>
-            <w:r>
-              <w:rPr>
-                <w:rFonts w:ascii="Tahoma" w:hAnsi="Tahoma" w:cs="Tahoma"/>
-                <w:bCs/>
-                <w:lang w:val="id-ID"/>
-              </w:rPr>
-              <w:t xml:space="preserve">Kepala Subbagian </w:t>
-            </w:r>
-          </w:p>
-          <w:p>
-            <w:pPr>
-              <w:pStyle w:val="NormalWeb"/>
-              <w:spacing w:beforeLines="0" w:afterLines="0" w:after="0"/>
-              <w:jc w:val="both"/>
-              <w:rPr>
-                <w:rFonts w:ascii="Tahoma" w:hAnsi="Tahoma" w:cs="Tahoma"/>
-                <w:bCs/>
-                <w:lang w:val="id-ID"/>
-              </w:rPr>
-            </w:pPr>
-            <w:r>
-              <w:rPr>
-                <w:rFonts w:ascii="Tahoma" w:hAnsi="Tahoma" w:cs="Tahoma"/>
-                <w:bCs/>
-              </w:rPr>
-              <w:t>(</w:t>
-            </w:r>
-            <w:proofErr w:type="spellStart"/>
-            <w:r>
-              <w:rPr>
-                <w:rFonts w:ascii="Tahoma" w:hAnsi="Tahoma" w:cs="Tahoma"/>
-                <w:bCs/>
-              </w:rPr>
-              <w:t>Jabatan</w:t>
-            </w:r>
-            <w:proofErr w:type="spellEnd"/>
-            <w:r>
-              <w:rPr>
-                <w:rFonts w:ascii="Tahoma" w:hAnsi="Tahoma" w:cs="Tahoma"/>
-                <w:bCs/>
-              </w:rPr>
-              <w:t xml:space="preserve"> </w:t>
-            </w:r>
-            <w:proofErr w:type="spellStart"/>
-            <w:r>
-              <w:rPr>
-                <w:rFonts w:ascii="Tahoma" w:hAnsi="Tahoma" w:cs="Tahoma"/>
-                <w:bCs/>
-              </w:rPr>
-              <w:t>Pengawas</w:t>
-            </w:r>
-            <w:proofErr w:type="spellEnd"/>
-            <w:r>
-              <w:rPr>
-                <w:rFonts w:ascii="Tahoma" w:hAnsi="Tahoma" w:cs="Tahoma"/>
-                <w:bCs/>
-              </w:rPr>
-              <w:t>)</w:t>
-            </w:r>
-          </w:p>
-        </w:tc>
-        <w:tc>
-          <w:tcPr>
-            <w:tcW w:w="2809" w:type="dxa"/>
-          </w:tcPr>
-          <w:p>
-            <w:pPr>
-              <w:rPr>
-                <w:b w:val="0"/>
-                <w:bCs/>
-                <w:color w:val="auto"/>
-              </w:rPr>
-            </w:pPr>
-            <w:r>
-              <w:rPr>
-                <w:rFonts w:ascii="Tahoma" w:hAnsi="Tahoma" w:cs="Tahoma"/>
-                <w:b w:val="0"/>
-                <w:bCs/>
-                <w:lang w:val="id-ID"/>
-              </w:rPr>
-              <w:t>Sekretariat Jenderal DPD RI</w:t>
-            </w:r>
-          </w:p>
-        </w:tc>
-        <w:tc>
-          <w:tcPr>
-            <w:tcW w:w="3003" w:type="dxa"/>
-          </w:tcPr>
-          <w:p>
-            <w:pPr>
-              <w:pStyle w:val="NormalWeb"/>
-              <w:numPr>
-                <w:ilvl w:val="0"/>
-                <w:numId w:val="3"/>
-              </w:numPr>
-              <w:spacing w:beforeLines="0" w:afterLines="0" w:after="0"/>
-              <w:ind w:left="175" w:hanging="175"/>
-              <w:jc w:val="both"/>
-              <w:rPr>
-                <w:rFonts w:ascii="Tahoma" w:hAnsi="Tahoma" w:cs="Tahoma"/>
-                <w:bCs/>
-                <w:lang w:val="id-ID"/>
-              </w:rPr>
-            </w:pPr>
-            <w:r>
-              <w:rPr>
-                <w:rFonts w:ascii="Tahoma" w:hAnsi="Tahoma" w:cs="Tahoma"/>
-                <w:bCs/>
-                <w:lang w:val="id-ID"/>
-              </w:rPr>
-              <w:t xml:space="preserve">Menerima tugas, </w:t>
-            </w:r>
-          </w:p>
-          <w:p>
-            <w:pPr>
-              <w:pStyle w:val="NormalWeb"/>
-              <w:numPr>
-                <w:ilvl w:val="0"/>
-                <w:numId w:val="3"/>
-              </w:numPr>
-              <w:spacing w:beforeLines="0" w:afterLines="0" w:after="0"/>
-              <w:ind w:left="175" w:hanging="175"/>
-              <w:jc w:val="both"/>
-              <w:rPr>
-                <w:rFonts w:ascii="Tahoma" w:hAnsi="Tahoma" w:cs="Tahoma"/>
-                <w:bCs/>
-                <w:lang w:val="id-ID"/>
-              </w:rPr>
-            </w:pPr>
-            <w:r>
-              <w:rPr>
-                <w:rFonts w:ascii="Tahoma" w:hAnsi="Tahoma" w:cs="Tahoma"/>
-                <w:bCs/>
-                <w:lang w:val="id-ID"/>
-              </w:rPr>
-              <w:t>Menerima petunjuk,</w:t>
-            </w:r>
-          </w:p>
-          <w:p>
-            <w:pPr>
-              <w:pStyle w:val="NormalWeb"/>
-              <w:numPr>
-                <w:ilvl w:val="0"/>
-                <w:numId w:val="3"/>
-              </w:numPr>
-              <w:spacing w:beforeLines="0" w:afterLines="0" w:after="0"/>
-              <w:ind w:left="175" w:hanging="175"/>
-              <w:jc w:val="both"/>
-              <w:rPr>
-                <w:rFonts w:ascii="Tahoma" w:hAnsi="Tahoma" w:cs="Tahoma"/>
-                <w:bCs/>
-                <w:lang w:val="id-ID"/>
-              </w:rPr>
-            </w:pPr>
-            <w:r>
-              <w:rPr>
-                <w:rFonts w:ascii="Tahoma" w:hAnsi="Tahoma" w:cs="Tahoma"/>
-                <w:bCs/>
-                <w:lang w:val="id-ID"/>
-              </w:rPr>
-              <w:t>Menerima pengarahan,</w:t>
-            </w:r>
-          </w:p>
-          <w:p>
-            <w:pPr>
-              <w:pStyle w:val="NormalWeb"/>
-              <w:numPr>
-                <w:ilvl w:val="0"/>
-                <w:numId w:val="3"/>
-              </w:numPr>
-              <w:spacing w:beforeLines="0" w:afterLines="0" w:after="0"/>
-              <w:ind w:left="175" w:hanging="175"/>
-              <w:jc w:val="both"/>
-              <w:rPr>
-                <w:rFonts w:ascii="Tahoma" w:hAnsi="Tahoma" w:cs="Tahoma"/>
-                <w:bCs/>
-                <w:lang w:val="id-ID"/>
-              </w:rPr>
-            </w:pPr>
-            <w:r>
-              <w:rPr>
-                <w:rFonts w:ascii="Tahoma" w:hAnsi="Tahoma" w:cs="Tahoma"/>
-                <w:bCs/>
-                <w:lang w:val="id-ID"/>
-              </w:rPr>
-              <w:t>Konsultasi</w:t>
-            </w:r>
-          </w:p>
-        </w:tc>
-      </w:tr>
-      <w:tr>
-        <w:tc>
-          <w:tcPr>
-            <w:tcW w:w="533" w:type="dxa"/>
-          </w:tcPr>
-          <w:p>
-            <w:pPr>
-              <w:pStyle w:val="NormalWeb"/>
-              <w:numPr>
-                <w:ilvl w:val="0"/>
-                <w:numId w:val="9"/>
-              </w:numPr>
-              <w:spacing w:beforeLines="0" w:afterLines="0" w:after="0"/>
-              <w:ind w:left="283" w:hanging="142"/>
-              <w:jc w:val="both"/>
-              <w:rPr>
-                <w:rFonts w:ascii="Tahoma" w:hAnsi="Tahoma" w:cs="Tahoma"/>
-                <w:bCs/>
-                <w:lang w:val="id-ID"/>
-              </w:rPr>
-            </w:pPr>
-          </w:p>
-        </w:tc>
-        <w:tc>
-          <w:tcPr>
-            <w:tcW w:w="2551" w:type="dxa"/>
-          </w:tcPr>
-          <w:p>
-            <w:pPr>
-              <w:pStyle w:val="NormalWeb"/>
-              <w:spacing w:beforeLines="0" w:afterLines="0" w:after="0"/>
-              <w:jc w:val="both"/>
-              <w:rPr>
-                <w:rFonts w:ascii="Tahoma" w:hAnsi="Tahoma" w:cs="Tahoma"/>
-                <w:bCs/>
-              </w:rPr>
-            </w:pPr>
-            <w:proofErr w:type="spellStart"/>
-            <w:r>
-              <w:rPr>
-                <w:rFonts w:ascii="Tahoma" w:hAnsi="Tahoma" w:cs="Tahoma"/>
-                <w:bCs/>
-              </w:rPr>
-              <w:t>Jabatan</w:t>
-            </w:r>
-            <w:proofErr w:type="spellEnd"/>
-            <w:r>
-              <w:rPr>
-                <w:rFonts w:ascii="Tahoma" w:hAnsi="Tahoma" w:cs="Tahoma"/>
-                <w:bCs/>
-              </w:rPr>
-              <w:t xml:space="preserve"> </w:t>
-            </w:r>
-            <w:proofErr w:type="spellStart"/>
-            <w:r>
-              <w:rPr>
-                <w:rFonts w:ascii="Tahoma" w:hAnsi="Tahoma" w:cs="Tahoma"/>
-                <w:bCs/>
-              </w:rPr>
-              <w:t>Fungsional</w:t>
-            </w:r>
-            <w:proofErr w:type="spellEnd"/>
-          </w:p>
-        </w:tc>
-        <w:tc>
-          <w:tcPr>
-            <w:tcW w:w="2809" w:type="dxa"/>
-          </w:tcPr>
-          <w:p>
-            <w:pPr>
-              <w:rPr>
-                <w:rFonts w:ascii="Tahoma" w:hAnsi="Tahoma" w:cs="Tahoma"/>
-                <w:b w:val="0"/>
-                <w:bCs/>
-                <w:color w:val="auto"/>
-              </w:rPr>
-            </w:pPr>
-            <w:r>
-              <w:rPr>
-                <w:rFonts w:ascii="Tahoma" w:hAnsi="Tahoma" w:cs="Tahoma"/>
-                <w:b w:val="0"/>
-                <w:bCs/>
-                <w:lang w:val="id-ID"/>
-              </w:rPr>
-              <w:t>Sekretariat Jenderal DPD RI</w:t>
-            </w:r>
-          </w:p>
-        </w:tc>
-        <w:tc>
-          <w:tcPr>
-            <w:tcW w:w="3003" w:type="dxa"/>
-            <w:vAlign w:val="center"/>
-          </w:tcPr>
-          <w:p>
-            <w:pPr>
-              <w:pStyle w:val="NormalWeb"/>
-              <w:numPr>
-                <w:ilvl w:val="0"/>
-                <w:numId w:val="3"/>
-              </w:numPr>
-              <w:spacing w:beforeLines="0" w:afterLines="0" w:after="0"/>
-              <w:ind w:left="175" w:hanging="175"/>
-              <w:rPr>
-                <w:rFonts w:ascii="Tahoma" w:hAnsi="Tahoma" w:cs="Tahoma"/>
-                <w:bCs/>
-                <w:lang w:val="id-ID"/>
-              </w:rPr>
-            </w:pPr>
-            <w:r>
-              <w:rPr>
-                <w:rFonts w:ascii="Tahoma" w:hAnsi="Tahoma" w:cs="Tahoma"/>
-                <w:bCs/>
-                <w:lang w:val="id-ID"/>
-              </w:rPr>
-              <w:t>Koordinasi dan kerja</w:t>
-            </w:r>
-            <w:r>
-              <w:rPr>
-                <w:rFonts w:ascii="Tahoma" w:hAnsi="Tahoma" w:cs="Tahoma"/>
-                <w:bCs/>
-                <w:lang w:val="en-GB"/>
-              </w:rPr>
-              <w:t xml:space="preserve"> </w:t>
-            </w:r>
-            <w:r>
-              <w:rPr>
-                <w:rFonts w:ascii="Tahoma" w:hAnsi="Tahoma" w:cs="Tahoma"/>
-                <w:bCs/>
-                <w:lang w:val="id-ID"/>
-              </w:rPr>
-              <w:t>sama</w:t>
-            </w:r>
-          </w:p>
-        </w:tc>
-      </w:tr>
-      <w:tr>
-        <w:tc>
-          <w:tcPr>
-            <w:tcW w:w="533" w:type="dxa"/>
-          </w:tcPr>
-          <w:p>
-            <w:pPr>
-              <w:pStyle w:val="NormalWeb"/>
-              <w:numPr>
-                <w:ilvl w:val="0"/>
-                <w:numId w:val="9"/>
-              </w:numPr>
-              <w:spacing w:beforeLines="0" w:afterLines="0" w:after="0"/>
-              <w:ind w:left="283" w:hanging="142"/>
-              <w:jc w:val="both"/>
-              <w:rPr>
-                <w:rFonts w:ascii="Tahoma" w:hAnsi="Tahoma" w:cs="Tahoma"/>
-                <w:bCs/>
-                <w:lang w:val="id-ID"/>
-              </w:rPr>
-            </w:pPr>
-          </w:p>
-        </w:tc>
-        <w:tc>
-          <w:tcPr>
-            <w:tcW w:w="2551" w:type="dxa"/>
-          </w:tcPr>
-          <w:p>
-            <w:pPr>
-              <w:pStyle w:val="NormalWeb"/>
-              <w:spacing w:beforeLines="0" w:afterLines="0" w:after="0"/>
-              <w:jc w:val="both"/>
-              <w:rPr>
-                <w:rFonts w:ascii="Tahoma" w:hAnsi="Tahoma" w:cs="Tahoma"/>
-                <w:bCs/>
-              </w:rPr>
-            </w:pPr>
-            <w:proofErr w:type="spellStart"/>
-            <w:r>
-              <w:rPr>
-                <w:rFonts w:ascii="Tahoma" w:hAnsi="Tahoma" w:cs="Tahoma"/>
-                <w:bCs/>
-              </w:rPr>
-              <w:t>Pelaksana</w:t>
-            </w:r>
-            <w:proofErr w:type="spellEnd"/>
-          </w:p>
-        </w:tc>
-        <w:tc>
-          <w:tcPr>
-            <w:tcW w:w="2809" w:type="dxa"/>
-          </w:tcPr>
-          <w:p>
-            <w:pPr>
-              <w:rPr>
-                <w:rFonts w:ascii="Tahoma" w:hAnsi="Tahoma" w:cs="Tahoma"/>
-                <w:b w:val="0"/>
-                <w:bCs/>
-                <w:color w:val="auto"/>
-              </w:rPr>
-            </w:pPr>
-            <w:proofErr w:type="spellStart"/>
-            <w:r>
-              <w:rPr>
-                <w:rFonts w:ascii="Tahoma" w:hAnsi="Tahoma" w:cs="Tahoma"/>
-                <w:b w:val="0"/>
-                <w:bCs/>
-                <w:color w:val="auto"/>
-                <w:szCs w:val="20"/>
-              </w:rPr>
-              <w:t>Sekretariat</w:t>
-            </w:r>
-            <w:proofErr w:type="spellEnd"/>
-            <w:r>
-              <w:rPr>
-                <w:rFonts w:ascii="Tahoma" w:hAnsi="Tahoma" w:cs="Tahoma"/>
-                <w:b w:val="0"/>
-                <w:bCs/>
-                <w:color w:val="auto"/>
-                <w:szCs w:val="20"/>
-              </w:rPr>
-              <w:t xml:space="preserve"> </w:t>
-            </w:r>
-            <w:proofErr w:type="spellStart"/>
-            <w:r>
-              <w:rPr>
-                <w:rFonts w:ascii="Tahoma" w:hAnsi="Tahoma" w:cs="Tahoma"/>
-                <w:b w:val="0"/>
-                <w:bCs/>
-                <w:color w:val="auto"/>
-                <w:szCs w:val="20"/>
-              </w:rPr>
-              <w:t>Jenderal</w:t>
-            </w:r>
-            <w:proofErr w:type="spellEnd"/>
-            <w:r>
-              <w:rPr>
-                <w:rFonts w:ascii="Tahoma" w:hAnsi="Tahoma" w:cs="Tahoma"/>
-                <w:b w:val="0"/>
-                <w:bCs/>
-                <w:color w:val="auto"/>
-                <w:szCs w:val="20"/>
-              </w:rPr>
-              <w:t xml:space="preserve"> DPD RI</w:t>
-            </w:r>
-          </w:p>
-        </w:tc>
-        <w:tc>
-          <w:tcPr>
-            <w:tcW w:w="3003" w:type="dxa"/>
-            <w:vAlign w:val="center"/>
-          </w:tcPr>
-          <w:p>
-            <w:pPr>
-              <w:pStyle w:val="NormalWeb"/>
-              <w:numPr>
-                <w:ilvl w:val="0"/>
-                <w:numId w:val="3"/>
-              </w:numPr>
-              <w:spacing w:beforeLines="0" w:afterLines="0" w:after="0"/>
-              <w:ind w:left="175" w:hanging="175"/>
-              <w:rPr>
-                <w:rFonts w:ascii="Tahoma" w:hAnsi="Tahoma" w:cs="Tahoma"/>
-                <w:bCs/>
-                <w:lang w:val="id-ID"/>
-              </w:rPr>
-            </w:pPr>
-            <w:r>
-              <w:rPr>
-                <w:rFonts w:ascii="Tahoma" w:hAnsi="Tahoma" w:cs="Tahoma"/>
-                <w:bCs/>
-                <w:lang w:val="id-ID"/>
-              </w:rPr>
-              <w:t>Koordinasi dan kerja</w:t>
-            </w:r>
-            <w:r>
-              <w:rPr>
-                <w:rFonts w:ascii="Tahoma" w:hAnsi="Tahoma" w:cs="Tahoma"/>
-                <w:bCs/>
-                <w:lang w:val="en-GB"/>
-              </w:rPr>
-              <w:t xml:space="preserve"> </w:t>
-            </w:r>
-            <w:r>
-              <w:rPr>
-                <w:rFonts w:ascii="Tahoma" w:hAnsi="Tahoma" w:cs="Tahoma"/>
-                <w:bCs/>
-                <w:lang w:val="id-ID"/>
-              </w:rPr>
-              <w:t>sama</w:t>
-            </w:r>
-          </w:p>
-        </w:tc>
-      </w:tr>
-      <w:tr>
-        <w:tc>
-          <w:tcPr>
-            <w:tcW w:w="533" w:type="dxa"/>
-          </w:tcPr>
-          <w:p>
-            <w:pPr>
-              <w:pStyle w:val="NormalWeb"/>
-              <w:numPr>
-                <w:ilvl w:val="0"/>
-                <w:numId w:val="9"/>
-              </w:numPr>
-              <w:spacing w:beforeLines="0" w:afterLines="0" w:after="0"/>
-              <w:ind w:left="283" w:hanging="142"/>
-              <w:jc w:val="both"/>
-              <w:rPr>
-                <w:rFonts w:ascii="Tahoma" w:hAnsi="Tahoma" w:cs="Tahoma"/>
-                <w:bCs/>
-                <w:lang w:val="id-ID"/>
-              </w:rPr>
-            </w:pPr>
-          </w:p>
-        </w:tc>
-        <w:tc>
-          <w:tcPr>
-            <w:tcW w:w="2551" w:type="dxa"/>
-          </w:tcPr>
-          <w:p>
-            <w:pPr>
-              <w:pStyle w:val="NormalWeb"/>
-              <w:spacing w:beforeLines="0" w:afterLines="0" w:after="0"/>
-              <w:jc w:val="both"/>
-              <w:rPr>
-                <w:rFonts w:ascii="Tahoma" w:hAnsi="Tahoma" w:cs="Tahoma"/>
-                <w:bCs/>
-                <w:lang w:val="id-ID"/>
-              </w:rPr>
-            </w:pPr>
-            <w:r>
-              <w:rPr>
-                <w:rFonts w:ascii="Tahoma" w:hAnsi="Tahoma" w:cs="Tahoma"/>
-                <w:bCs/>
-                <w:lang w:val="id-ID"/>
-              </w:rPr>
-              <w:t>Unit Kerja Lain</w:t>
-            </w:r>
-          </w:p>
-        </w:tc>
-        <w:tc>
-          <w:tcPr>
-            <w:tcW w:w="2809" w:type="dxa"/>
-          </w:tcPr>
-          <w:p>
-            <w:pPr>
-              <w:pStyle w:val="NormalWeb"/>
-              <w:spacing w:beforeLines="0" w:afterLines="0" w:after="0"/>
-              <w:jc w:val="both"/>
-              <w:rPr>
-                <w:rFonts w:ascii="Tahoma" w:hAnsi="Tahoma" w:cs="Tahoma"/>
-                <w:bCs/>
-                <w:lang w:val="id-ID"/>
-              </w:rPr>
-            </w:pPr>
-            <w:r>
-              <w:rPr>
-                <w:rFonts w:ascii="Tahoma" w:hAnsi="Tahoma" w:cs="Tahoma"/>
-                <w:bCs/>
-                <w:lang w:val="id-ID"/>
-              </w:rPr>
-              <w:t>Sekretariat Jenderal DPD RI</w:t>
-            </w:r>
-          </w:p>
-        </w:tc>
-        <w:tc>
-          <w:tcPr>
-            <w:tcW w:w="3003" w:type="dxa"/>
-          </w:tcPr>
-          <w:p>
-            <w:pPr>
-              <w:pStyle w:val="NormalWeb"/>
-              <w:numPr>
-                <w:ilvl w:val="0"/>
-                <w:numId w:val="3"/>
-              </w:numPr>
-              <w:spacing w:beforeLines="0" w:afterLines="0" w:after="0"/>
-              <w:ind w:left="175" w:hanging="175"/>
-              <w:jc w:val="both"/>
-              <w:rPr>
-                <w:rFonts w:ascii="Tahoma" w:hAnsi="Tahoma" w:cs="Tahoma"/>
-                <w:bCs/>
-                <w:lang w:val="id-ID"/>
-              </w:rPr>
-            </w:pPr>
-            <w:r>
-              <w:rPr>
-                <w:rFonts w:ascii="Tahoma" w:hAnsi="Tahoma" w:cs="Tahoma"/>
-                <w:bCs/>
-                <w:lang w:val="id-ID"/>
-              </w:rPr>
-              <w:t>Koordinasi dan kerja</w:t>
-            </w:r>
-            <w:r>
-              <w:rPr>
-                <w:rFonts w:ascii="Tahoma" w:hAnsi="Tahoma" w:cs="Tahoma"/>
-                <w:bCs/>
-                <w:lang w:val="en-GB"/>
-              </w:rPr>
-              <w:t xml:space="preserve"> </w:t>
-            </w:r>
-            <w:r>
-              <w:rPr>
-                <w:rFonts w:ascii="Tahoma" w:hAnsi="Tahoma" w:cs="Tahoma"/>
-                <w:bCs/>
-                <w:lang w:val="id-ID"/>
-              </w:rPr>
-              <w:t>sama</w:t>
-            </w:r>
-          </w:p>
-          <w:p>
-            <w:pPr>
-              <w:pStyle w:val="NormalWeb"/>
-              <w:spacing w:beforeLines="0" w:afterLines="0" w:after="0"/>
-              <w:ind w:left="175"/>
-              <w:jc w:val="both"/>
-              <w:rPr>
-                <w:rFonts w:ascii="Tahoma" w:hAnsi="Tahoma" w:cs="Tahoma"/>
-                <w:bCs/>
-                <w:lang w:val="id-ID"/>
-              </w:rPr>
-            </w:pPr>
-            <w:r>
-              <w:rPr>
-                <w:rFonts w:ascii="Tahoma" w:hAnsi="Tahoma" w:cs="Tahoma"/>
-                <w:bCs/>
-                <w:lang w:val="id-ID"/>
-              </w:rPr>
-              <w:t>Mencari data</w:t>
-            </w:r>
-          </w:p>
-        </w:tc>
-      </w:tr>
-      <w:tr>
-        <w:tc>
-          <w:tcPr>
-            <w:tcW w:w="533" w:type="dxa"/>
-          </w:tcPr>
-          <w:p>
-            <w:pPr>
-              <w:pStyle w:val="NormalWeb"/>
-              <w:numPr>
-                <w:ilvl w:val="0"/>
-                <w:numId w:val="9"/>
-              </w:numPr>
-              <w:spacing w:beforeLines="0" w:afterLines="0" w:after="0"/>
-              <w:ind w:left="283" w:hanging="142"/>
-              <w:jc w:val="both"/>
-              <w:rPr>
-                <w:rFonts w:ascii="Tahoma" w:hAnsi="Tahoma" w:cs="Tahoma"/>
-                <w:bCs/>
-                <w:lang w:val="id-ID"/>
-              </w:rPr>
-            </w:pPr>
-          </w:p>
-        </w:tc>
-        <w:tc>
-          <w:tcPr>
-            <w:tcW w:w="2551" w:type="dxa"/>
-          </w:tcPr>
-          <w:p>
-            <w:pPr>
-              <w:pStyle w:val="NormalWeb"/>
-              <w:spacing w:beforeLines="0" w:afterLines="0" w:after="0"/>
-              <w:jc w:val="both"/>
-              <w:rPr>
-                <w:rFonts w:ascii="Tahoma" w:hAnsi="Tahoma" w:cs="Tahoma"/>
-                <w:bCs/>
-                <w:lang w:val="id-ID"/>
-              </w:rPr>
-            </w:pPr>
-            <w:r>
-              <w:rPr>
-                <w:rFonts w:ascii="Tahoma" w:hAnsi="Tahoma" w:cs="Tahoma"/>
-                <w:bCs/>
-                <w:lang w:val="id-ID"/>
-              </w:rPr>
-              <w:t>Pihak terkait</w:t>
-            </w:r>
-          </w:p>
-        </w:tc>
-        <w:tc>
-          <w:tcPr>
-            <w:tcW w:w="2809" w:type="dxa"/>
-          </w:tcPr>
-          <w:p>
-            <w:pPr>
-              <w:pStyle w:val="NormalWeb"/>
-              <w:spacing w:beforeLines="0" w:afterLines="0" w:after="0"/>
-              <w:jc w:val="both"/>
-              <w:rPr>
-                <w:rFonts w:ascii="Tahoma" w:hAnsi="Tahoma" w:cs="Tahoma"/>
-                <w:bCs/>
-              </w:rPr>
-            </w:pPr>
-            <w:r>
-              <w:rPr>
-                <w:rFonts w:ascii="Tahoma" w:hAnsi="Tahoma" w:cs="Tahoma"/>
-                <w:bCs/>
-              </w:rPr>
-              <w:t xml:space="preserve">Kementerian/Lembaga </w:t>
-            </w:r>
-            <w:proofErr w:type="spellStart"/>
-            <w:r>
-              <w:rPr>
-                <w:rFonts w:ascii="Tahoma" w:hAnsi="Tahoma" w:cs="Tahoma"/>
-                <w:bCs/>
-              </w:rPr>
-              <w:t>Lainnya</w:t>
-            </w:r>
-            <w:proofErr w:type="spellEnd"/>
-            <w:r>
-              <w:rPr>
-                <w:rFonts w:ascii="Tahoma" w:hAnsi="Tahoma" w:cs="Tahoma"/>
-                <w:bCs/>
-              </w:rPr>
-              <w:t xml:space="preserve"> yang </w:t>
-            </w:r>
-            <w:proofErr w:type="spellStart"/>
-            <w:r>
-              <w:rPr>
-                <w:rFonts w:ascii="Tahoma" w:hAnsi="Tahoma" w:cs="Tahoma"/>
-                <w:bCs/>
-              </w:rPr>
-              <w:t>terkait</w:t>
-            </w:r>
-            <w:proofErr w:type="spellEnd"/>
-          </w:p>
-        </w:tc>
-        <w:tc>
-          <w:tcPr>
-            <w:tcW w:w="3003" w:type="dxa"/>
-          </w:tcPr>
-          <w:p>
-            <w:pPr>
-              <w:pStyle w:val="NormalWeb"/>
-              <w:numPr>
-                <w:ilvl w:val="0"/>
-                <w:numId w:val="3"/>
-              </w:numPr>
-              <w:spacing w:beforeLines="0" w:afterLines="0" w:after="0"/>
-              <w:ind w:left="175" w:hanging="175"/>
-              <w:jc w:val="both"/>
-              <w:rPr>
-                <w:rFonts w:ascii="Tahoma" w:hAnsi="Tahoma" w:cs="Tahoma"/>
-                <w:bCs/>
-                <w:lang w:val="id-ID"/>
-              </w:rPr>
-            </w:pPr>
-            <w:r>
-              <w:rPr>
-                <w:rFonts w:ascii="Tahoma" w:hAnsi="Tahoma" w:cs="Tahoma"/>
-                <w:bCs/>
-                <w:lang w:val="id-ID"/>
-              </w:rPr>
-              <w:t>Koordinasi dan kerja</w:t>
-            </w:r>
-            <w:r>
-              <w:rPr>
-                <w:rFonts w:ascii="Tahoma" w:hAnsi="Tahoma" w:cs="Tahoma"/>
-                <w:bCs/>
-                <w:lang w:val="en-GB"/>
-              </w:rPr>
-              <w:t xml:space="preserve"> </w:t>
-            </w:r>
-            <w:r>
-              <w:rPr>
-                <w:rFonts w:ascii="Tahoma" w:hAnsi="Tahoma" w:cs="Tahoma"/>
-                <w:bCs/>
-                <w:lang w:val="id-ID"/>
-              </w:rPr>
-              <w:t>sama</w:t>
-            </w:r>
-          </w:p>
-          <w:p>
-            <w:pPr>
-              <w:pStyle w:val="NormalWeb"/>
-              <w:numPr>
-                <w:ilvl w:val="0"/>
-                <w:numId w:val="3"/>
-              </w:numPr>
-              <w:spacing w:beforeLines="0" w:afterLines="0" w:after="0"/>
-              <w:ind w:left="175" w:hanging="175"/>
-              <w:jc w:val="both"/>
-              <w:rPr>
-                <w:rFonts w:ascii="Tahoma" w:hAnsi="Tahoma" w:cs="Tahoma"/>
-                <w:bCs/>
-                <w:lang w:val="id-ID"/>
-              </w:rPr>
-            </w:pPr>
-            <w:r>
-              <w:rPr>
-                <w:rFonts w:ascii="Tahoma" w:hAnsi="Tahoma" w:cs="Tahoma"/>
-                <w:bCs/>
-                <w:lang w:val="id-ID"/>
-              </w:rPr>
-              <w:t>Mencari data</w:t>
+                <w:rFonts w:ascii="Tahoma" w:eastAsia="Tahoma" w:hAnsi="Tahoma" w:cs="Tahoma"/>
+                <w:b w:val="0"/>
+                <w:bCs/>
+                <w:sz w:val="22"/>
+                <w:szCs w:val="22"/>
+                <w:lang w:val="en-ID"/>
+              </w:rPr>
+              <w:t>}</w:t>
             </w:r>
           </w:p>
         </w:tc>
@@ -14309,12 +9801,13 @@
     <w:p>
       <w:pPr>
         <w:pStyle w:val="NormalWeb"/>
+        <w:keepNext/>
         <w:numPr>
           <w:ilvl w:val="0"/>
           <w:numId w:val="2"/>
         </w:numPr>
         <w:spacing w:beforeLines="0" w:before="120" w:afterLines="0" w:after="120"/>
-        <w:ind w:left="426" w:hanging="426"/>
+        <w:ind w:left="425" w:hanging="425"/>
         <w:jc w:val="both"/>
         <w:rPr>
           <w:rFonts w:ascii="Tahoma" w:hAnsi="Tahoma" w:cs="Tahoma"/>
@@ -14356,7 +9849,7 @@
     </w:p>
     <w:tbl>
       <w:tblPr>
-        <w:tblW w:w="9072" w:type="dxa"/>
+        <w:tblW w:w="8930" w:type="dxa"/>
         <w:tblInd w:w="534" w:type="dxa"/>
         <w:tblBorders>
           <w:top w:val="single" w:sz="4" w:space="0" w:color="auto"/>
@@ -14369,20 +9862,97 @@
         <w:tblLook w:val="04A0" w:firstRow="1" w:lastRow="0" w:firstColumn="1" w:lastColumn="0" w:noHBand="0" w:noVBand="1"/>
       </w:tblPr>
       <w:tblGrid>
-        <w:gridCol w:w="708"/>
-        <w:gridCol w:w="3828"/>
-        <w:gridCol w:w="4536"/>
+        <w:gridCol w:w="1638"/>
+        <w:gridCol w:w="3947"/>
+        <w:gridCol w:w="3345"/>
       </w:tblGrid>
       <w:tr>
         <w:trPr>
-          <w:trHeight w:val="429"/>
+          <w:trHeight w:val="451"/>
           <w:tblHeader/>
         </w:trPr>
         <w:tc>
           <w:tcPr>
-            <w:tcW w:w="708" w:type="dxa"/>
-            <w:shd w:val="clear" w:color="auto" w:fill="BFBFBF"/>
+            <w:tcW w:w="567" w:type="dxa"/>
+            <w:shd w:val="clear" w:color="auto" w:fill="A6A6A6"/>
             <w:vAlign w:val="center"/>
+          </w:tcPr>
+          <w:p>
+            <w:pPr>
+              <w:pStyle w:val="NormalWeb"/>
+              <w:spacing w:beforeLines="0" w:before="60" w:afterLines="0" w:after="60"/>
+              <w:jc w:val="center"/>
+              <w:rPr>
+                <w:rFonts w:ascii="Tahoma" w:hAnsi="Tahoma" w:cs="Tahoma"/>
+                <w:bCs/>
+              </w:rPr>
+            </w:pPr>
+            <w:r>
+              <w:rPr>
+                <w:rFonts w:ascii="Tahoma" w:hAnsi="Tahoma" w:cs="Tahoma"/>
+                <w:bCs/>
+              </w:rPr>
+              <w:t>NO</w:t>
+            </w:r>
+          </w:p>
+        </w:tc>
+        <w:tc>
+          <w:tcPr>
+            <w:tcW w:w="4677" w:type="dxa"/>
+            <w:shd w:val="clear" w:color="auto" w:fill="A6A6A6"/>
+            <w:vAlign w:val="center"/>
+          </w:tcPr>
+          <w:p>
+            <w:pPr>
+              <w:pStyle w:val="NormalWeb"/>
+              <w:spacing w:beforeLines="0" w:before="60" w:afterLines="0" w:after="60"/>
+              <w:jc w:val="center"/>
+              <w:rPr>
+                <w:rFonts w:ascii="Tahoma" w:hAnsi="Tahoma" w:cs="Tahoma"/>
+                <w:bCs/>
+              </w:rPr>
+            </w:pPr>
+            <w:r>
+              <w:rPr>
+                <w:rFonts w:ascii="Tahoma" w:hAnsi="Tahoma" w:cs="Tahoma"/>
+                <w:bCs/>
+              </w:rPr>
+              <w:t>ASPEK</w:t>
+            </w:r>
+          </w:p>
+        </w:tc>
+        <w:tc>
+          <w:tcPr>
+            <w:tcW w:w="3686" w:type="dxa"/>
+            <w:shd w:val="clear" w:color="auto" w:fill="A6A6A6"/>
+            <w:vAlign w:val="center"/>
+          </w:tcPr>
+          <w:p>
+            <w:pPr>
+              <w:pStyle w:val="NormalWeb"/>
+              <w:spacing w:beforeLines="0" w:afterLines="0" w:after="0"/>
+              <w:ind w:left="-5"/>
+              <w:jc w:val="center"/>
+              <w:rPr>
+                <w:rFonts w:ascii="Tahoma" w:hAnsi="Tahoma" w:cs="Tahoma"/>
+                <w:b/>
+                <w:bCs/>
+              </w:rPr>
+            </w:pPr>
+            <w:r>
+              <w:rPr>
+                <w:rFonts w:ascii="Tahoma" w:hAnsi="Tahoma" w:cs="Tahoma"/>
+                <w:bCs/>
+              </w:rPr>
+              <w:t>FAKTOR</w:t>
+            </w:r>
+          </w:p>
+        </w:tc>
+      </w:tr>
+      <w:tr>
+        <w:tc>
+          <w:tcPr>
+            <w:tcW w:w="567" w:type="dxa"/>
           </w:tcPr>
           <w:p>
             <w:pPr>
@@ -14392,982 +9962,172 @@
               <w:rPr>
                 <w:rFonts w:ascii="Tahoma" w:hAnsi="Tahoma" w:cs="Tahoma"/>
                 <w:bCs/>
-              </w:rPr>
-            </w:pPr>
-            <w:bookmarkStart w:id="0" w:name="_Hlk188449157"/>
-            <w:r>
-              <w:rPr>
-                <w:rFonts w:ascii="Tahoma" w:hAnsi="Tahoma" w:cs="Tahoma"/>
-                <w:bCs/>
-              </w:rPr>
-              <w:t>NO</w:t>
-            </w:r>
-          </w:p>
-        </w:tc>
-        <w:tc>
-          <w:tcPr>
-            <w:tcW w:w="3828" w:type="dxa"/>
-            <w:shd w:val="clear" w:color="auto" w:fill="BFBFBF"/>
-            <w:vAlign w:val="center"/>
-          </w:tcPr>
-          <w:p>
-            <w:pPr>
-              <w:pStyle w:val="NormalWeb"/>
-              <w:spacing w:beforeLines="0" w:afterLines="0" w:after="0"/>
-              <w:jc w:val="center"/>
-              <w:rPr>
-                <w:rFonts w:ascii="Tahoma" w:hAnsi="Tahoma" w:cs="Tahoma"/>
-                <w:bCs/>
-              </w:rPr>
-            </w:pPr>
-            <w:r>
-              <w:rPr>
-                <w:rFonts w:ascii="Tahoma" w:hAnsi="Tahoma" w:cs="Tahoma"/>
-                <w:bCs/>
-              </w:rPr>
-              <w:t>ASPEK</w:t>
-            </w:r>
-          </w:p>
-        </w:tc>
-        <w:tc>
-          <w:tcPr>
-            <w:tcW w:w="4536" w:type="dxa"/>
-            <w:shd w:val="clear" w:color="auto" w:fill="BFBFBF"/>
-            <w:vAlign w:val="center"/>
+                <w:sz w:val="22"/>
+                <w:szCs w:val="22"/>
+              </w:rPr>
+            </w:pPr>
+            <w:r>
+              <w:rPr>
+                <w:rFonts w:ascii="Tahoma" w:hAnsi="Tahoma" w:cs="Tahoma"/>
+                <w:bCs/>
+              </w:rPr>
+              <w:t>{#</w:t>
+            </w:r>
+            <w:r>
+              <w:rPr>
+                <w:rFonts w:ascii="Tahoma" w:hAnsi="Tahoma" w:cs="Tahoma"/>
+                <w:bCs/>
+              </w:rPr>
+              <w:t>kondisi</w:t>
+            </w:r>
+            <w:r>
+              <w:rPr>
+                <w:rFonts w:ascii="Tahoma" w:hAnsi="Tahoma" w:cs="Tahoma"/>
+                <w:bCs/>
+              </w:rPr>
+              <w:t>}{no}.</w:t>
+            </w:r>
+          </w:p>
+        </w:tc>
+        <w:tc>
+          <w:tcPr>
+            <w:tcW w:w="4677" w:type="dxa"/>
           </w:tcPr>
           <w:p>
             <w:pPr>
               <w:spacing w:after="0"/>
-              <w:jc w:val="center"/>
-              <w:rPr>
-                <w:rFonts w:ascii="Tahoma" w:hAnsi="Tahoma" w:cs="Tahoma"/>
-                <w:b w:val="0"/>
-                <w:bCs/>
-                <w:color w:val="auto"/>
-                <w:szCs w:val="20"/>
-              </w:rPr>
-            </w:pPr>
-            <w:r>
-              <w:rPr>
-                <w:rFonts w:ascii="Tahoma" w:hAnsi="Tahoma" w:cs="Tahoma"/>
-                <w:b w:val="0"/>
-                <w:bCs/>
-                <w:color w:val="auto"/>
-                <w:szCs w:val="20"/>
-              </w:rPr>
-              <w:t>FAKTOR</w:t>
+              <w:contextualSpacing/>
+              <w:jc w:val="both"/>
+              <w:rPr>
+                <w:rFonts w:ascii="Tahoma" w:hAnsi="Tahoma" w:cs="Tahoma"/>
+                <w:b w:val="0"/>
+                <w:bCs/>
+                <w:color w:val="auto"/>
+                <w:sz w:val="22"/>
+                <w:szCs w:val="22"/>
+                <w:lang w:val="en-ID"/>
+              </w:rPr>
+            </w:pPr>
+            <w:r>
+              <w:rPr>
+                <w:rFonts w:ascii="Tahoma" w:hAnsi="Tahoma" w:cs="Tahoma"/>
+                <w:b w:val="0"/>
+                <w:bCs/>
+                <w:color w:val="auto"/>
+                <w:sz w:val="22"/>
+                <w:szCs w:val="22"/>
+                <w:lang w:val="en-ID"/>
+              </w:rPr>
+              <w:t>{</w:t>
+            </w:r>
+            <w:proofErr w:type="spellStart"/>
+            <w:r>
+              <w:rPr>
+                <w:rFonts w:ascii="Tahoma" w:hAnsi="Tahoma" w:cs="Tahoma"/>
+                <w:b w:val="0"/>
+                <w:bCs/>
+                <w:color w:val="auto"/>
+                <w:sz w:val="22"/>
+                <w:szCs w:val="22"/>
+                <w:lang w:val="en-ID"/>
+              </w:rPr>
+              <w:t>aspek</w:t>
+            </w:r>
+            <w:proofErr w:type="spellEnd"/>
+            <w:r>
+              <w:rPr>
+                <w:rFonts w:ascii="Tahoma" w:hAnsi="Tahoma" w:cs="Tahoma"/>
+                <w:b w:val="0"/>
+                <w:bCs/>
+                <w:color w:val="auto"/>
+                <w:sz w:val="22"/>
+                <w:szCs w:val="22"/>
+                <w:lang w:val="en-ID"/>
+              </w:rPr>
+              <w:t>}</w:t>
+            </w:r>
+          </w:p>
+        </w:tc>
+        <w:tc>
+          <w:tcPr>
+            <w:tcW w:w="3686" w:type="dxa"/>
+          </w:tcPr>
+          <w:p>
+            <w:pPr>
+              <w:spacing w:after="0"/>
+              <w:contextualSpacing/>
+              <w:jc w:val="both"/>
+              <w:rPr>
+                <w:rFonts w:ascii="Tahoma" w:hAnsi="Tahoma" w:cs="Tahoma"/>
+                <w:b w:val="0"/>
+                <w:bCs/>
+                <w:sz w:val="22"/>
+                <w:szCs w:val="22"/>
+                <w:lang w:val="en-ID"/>
+              </w:rPr>
+            </w:pPr>
+            <w:r>
+              <w:rPr>
+                <w:rFonts w:ascii="Tahoma" w:hAnsi="Tahoma" w:cs="Tahoma"/>
+                <w:b w:val="0"/>
+                <w:bCs/>
+                <w:sz w:val="22"/>
+                <w:szCs w:val="22"/>
+                <w:lang w:val="en-ID"/>
+              </w:rPr>
+              <w:t>{</w:t>
+            </w:r>
+            <w:proofErr w:type="spellStart"/>
+            <w:r>
+              <w:rPr>
+                <w:rFonts w:ascii="Tahoma" w:hAnsi="Tahoma" w:cs="Tahoma"/>
+                <w:b w:val="0"/>
+                <w:bCs/>
+                <w:sz w:val="22"/>
+                <w:szCs w:val="22"/>
+                <w:lang w:val="en-ID"/>
+              </w:rPr>
+              <w:t>faktor</w:t>
+            </w:r>
+            <w:proofErr w:type="spellEnd"/>
+            <w:r>
+              <w:rPr>
+                <w:rFonts w:ascii="Tahoma" w:hAnsi="Tahoma" w:cs="Tahoma"/>
+                <w:b w:val="0"/>
+                <w:bCs/>
+                <w:sz w:val="22"/>
+                <w:szCs w:val="22"/>
+                <w:lang w:val="en-ID"/>
+              </w:rPr>
+              <w:t>}{/</w:t>
+            </w:r>
+            <w:proofErr w:type="spellStart"/>
+            <w:r>
+              <w:rPr>
+                <w:rFonts w:ascii="Tahoma" w:hAnsi="Tahoma" w:cs="Tahoma"/>
+                <w:b w:val="0"/>
+                <w:bCs/>
+                <w:sz w:val="22"/>
+                <w:szCs w:val="22"/>
+                <w:lang w:val="en-ID"/>
+              </w:rPr>
+              <w:t>kondisi</w:t>
+            </w:r>
+            <w:proofErr w:type="spellEnd"/>
+            <w:r>
+              <w:rPr>
+                <w:rFonts w:ascii="Tahoma" w:hAnsi="Tahoma" w:cs="Tahoma"/>
+                <w:b w:val="0"/>
+                <w:bCs/>
+                <w:sz w:val="22"/>
+                <w:szCs w:val="22"/>
+                <w:lang w:val="en-ID"/>
+              </w:rPr>
+              <w:t>}</w:t>
             </w:r>
           </w:p>
         </w:tc>
       </w:tr>
-      <w:tr>
-        <w:tc>
-          <w:tcPr>
-            <w:tcW w:w="708" w:type="dxa"/>
-          </w:tcPr>
-          <w:p>
-            <w:pPr>
-              <w:pStyle w:val="NormalWeb"/>
-              <w:numPr>
-                <w:ilvl w:val="0"/>
-                <w:numId w:val="37"/>
-              </w:numPr>
-              <w:spacing w:beforeLines="0" w:afterLines="0" w:after="0"/>
-              <w:ind w:left="0" w:firstLine="0"/>
-              <w:jc w:val="both"/>
-              <w:rPr>
-                <w:rFonts w:ascii="Tahoma" w:hAnsi="Tahoma" w:cs="Tahoma"/>
-                <w:sz w:val="22"/>
-                <w:szCs w:val="22"/>
-                <w:lang w:val="id-ID"/>
-              </w:rPr>
-            </w:pPr>
-          </w:p>
-        </w:tc>
-        <w:tc>
-          <w:tcPr>
-            <w:tcW w:w="3828" w:type="dxa"/>
-          </w:tcPr>
-          <w:p>
-            <w:pPr>
-              <w:pStyle w:val="NormalWeb"/>
-              <w:spacing w:beforeLines="0" w:afterLines="0" w:after="0"/>
-              <w:jc w:val="both"/>
-              <w:rPr>
-                <w:rFonts w:ascii="Tahoma" w:hAnsi="Tahoma" w:cs="Tahoma"/>
-                <w:sz w:val="22"/>
-                <w:szCs w:val="22"/>
-              </w:rPr>
-            </w:pPr>
-            <w:proofErr w:type="spellStart"/>
-            <w:r>
-              <w:rPr>
-                <w:rFonts w:ascii="Tahoma" w:hAnsi="Tahoma" w:cs="Tahoma"/>
-                <w:sz w:val="22"/>
-                <w:szCs w:val="22"/>
-              </w:rPr>
-              <w:t>Tempat</w:t>
-            </w:r>
-            <w:proofErr w:type="spellEnd"/>
-            <w:r>
-              <w:rPr>
-                <w:rFonts w:ascii="Tahoma" w:hAnsi="Tahoma" w:cs="Tahoma"/>
-                <w:sz w:val="22"/>
-                <w:szCs w:val="22"/>
-              </w:rPr>
-              <w:t xml:space="preserve"> </w:t>
-            </w:r>
-            <w:proofErr w:type="spellStart"/>
-            <w:r>
-              <w:rPr>
-                <w:rFonts w:ascii="Tahoma" w:hAnsi="Tahoma" w:cs="Tahoma"/>
-                <w:sz w:val="22"/>
-                <w:szCs w:val="22"/>
-              </w:rPr>
-              <w:t>kerja</w:t>
-            </w:r>
-            <w:proofErr w:type="spellEnd"/>
-          </w:p>
-        </w:tc>
-        <w:tc>
-          <w:tcPr>
-            <w:tcW w:w="4536" w:type="dxa"/>
-          </w:tcPr>
-          <w:p>
-            <w:pPr>
-              <w:spacing w:after="0"/>
-              <w:rPr>
-                <w:rFonts w:ascii="Tahoma" w:hAnsi="Tahoma" w:cs="Tahoma"/>
-                <w:b w:val="0"/>
-                <w:color w:val="auto"/>
-                <w:sz w:val="22"/>
-                <w:szCs w:val="22"/>
-              </w:rPr>
-            </w:pPr>
-            <w:proofErr w:type="spellStart"/>
-            <w:r>
-              <w:rPr>
-                <w:rFonts w:ascii="Tahoma" w:hAnsi="Tahoma" w:cs="Tahoma"/>
-                <w:b w:val="0"/>
-                <w:color w:val="auto"/>
-                <w:sz w:val="22"/>
-                <w:szCs w:val="22"/>
-              </w:rPr>
-              <w:t>Dalam</w:t>
-            </w:r>
-            <w:proofErr w:type="spellEnd"/>
-            <w:r>
-              <w:rPr>
-                <w:rFonts w:ascii="Tahoma" w:hAnsi="Tahoma" w:cs="Tahoma"/>
-                <w:b w:val="0"/>
-                <w:color w:val="auto"/>
-                <w:sz w:val="22"/>
-                <w:szCs w:val="22"/>
-              </w:rPr>
-              <w:t xml:space="preserve"> </w:t>
-            </w:r>
-            <w:proofErr w:type="spellStart"/>
-            <w:r>
-              <w:rPr>
-                <w:rFonts w:ascii="Tahoma" w:hAnsi="Tahoma" w:cs="Tahoma"/>
-                <w:b w:val="0"/>
-                <w:color w:val="auto"/>
-                <w:sz w:val="22"/>
-                <w:szCs w:val="22"/>
-              </w:rPr>
-              <w:t>ruangan</w:t>
-            </w:r>
-            <w:proofErr w:type="spellEnd"/>
-            <w:r>
-              <w:rPr>
-                <w:rFonts w:ascii="Tahoma" w:hAnsi="Tahoma" w:cs="Tahoma"/>
-                <w:b w:val="0"/>
-                <w:color w:val="auto"/>
-                <w:sz w:val="22"/>
-                <w:szCs w:val="22"/>
-              </w:rPr>
-              <w:t xml:space="preserve"> </w:t>
-            </w:r>
-            <w:proofErr w:type="spellStart"/>
-            <w:r>
-              <w:rPr>
-                <w:rFonts w:ascii="Tahoma" w:hAnsi="Tahoma" w:cs="Tahoma"/>
-                <w:b w:val="0"/>
-                <w:color w:val="auto"/>
-                <w:sz w:val="22"/>
-                <w:szCs w:val="22"/>
-              </w:rPr>
-              <w:t>tertutup</w:t>
-            </w:r>
-            <w:proofErr w:type="spellEnd"/>
-          </w:p>
-        </w:tc>
-      </w:tr>
-      <w:tr>
-        <w:tc>
-          <w:tcPr>
-            <w:tcW w:w="708" w:type="dxa"/>
-          </w:tcPr>
-          <w:p>
-            <w:pPr>
-              <w:pStyle w:val="NormalWeb"/>
-              <w:numPr>
-                <w:ilvl w:val="0"/>
-                <w:numId w:val="37"/>
-              </w:numPr>
-              <w:spacing w:beforeLines="0" w:afterLines="0" w:after="0"/>
-              <w:ind w:left="0" w:firstLine="0"/>
-              <w:jc w:val="both"/>
-              <w:rPr>
-                <w:rFonts w:ascii="Tahoma" w:hAnsi="Tahoma" w:cs="Tahoma"/>
-                <w:sz w:val="22"/>
-                <w:szCs w:val="22"/>
-                <w:lang w:val="id-ID"/>
-              </w:rPr>
-            </w:pPr>
-          </w:p>
-        </w:tc>
-        <w:tc>
-          <w:tcPr>
-            <w:tcW w:w="3828" w:type="dxa"/>
-          </w:tcPr>
-          <w:p>
-            <w:pPr>
-              <w:pStyle w:val="NormalWeb"/>
-              <w:spacing w:beforeLines="0" w:afterLines="0" w:after="0"/>
-              <w:jc w:val="both"/>
-              <w:rPr>
-                <w:rFonts w:ascii="Tahoma" w:hAnsi="Tahoma" w:cs="Tahoma"/>
-                <w:sz w:val="22"/>
-                <w:szCs w:val="22"/>
-              </w:rPr>
-            </w:pPr>
-            <w:proofErr w:type="spellStart"/>
-            <w:r>
-              <w:rPr>
-                <w:rFonts w:ascii="Tahoma" w:hAnsi="Tahoma" w:cs="Tahoma"/>
-                <w:sz w:val="22"/>
-                <w:szCs w:val="22"/>
-              </w:rPr>
-              <w:t>Suhu</w:t>
-            </w:r>
-            <w:proofErr w:type="spellEnd"/>
-          </w:p>
-        </w:tc>
-        <w:tc>
-          <w:tcPr>
-            <w:tcW w:w="4536" w:type="dxa"/>
-          </w:tcPr>
-          <w:p>
-            <w:pPr>
-              <w:spacing w:after="0"/>
-              <w:rPr>
-                <w:rFonts w:ascii="Tahoma" w:hAnsi="Tahoma" w:cs="Tahoma"/>
-                <w:b w:val="0"/>
-                <w:color w:val="auto"/>
-                <w:sz w:val="22"/>
-                <w:szCs w:val="22"/>
-              </w:rPr>
-            </w:pPr>
-            <w:proofErr w:type="spellStart"/>
-            <w:r>
-              <w:rPr>
-                <w:rFonts w:ascii="Tahoma" w:hAnsi="Tahoma" w:cs="Tahoma"/>
-                <w:b w:val="0"/>
-                <w:color w:val="auto"/>
-                <w:sz w:val="22"/>
-                <w:szCs w:val="22"/>
-              </w:rPr>
-              <w:t>Dingin</w:t>
-            </w:r>
-            <w:proofErr w:type="spellEnd"/>
-            <w:r>
-              <w:rPr>
-                <w:rFonts w:ascii="Tahoma" w:hAnsi="Tahoma" w:cs="Tahoma"/>
-                <w:b w:val="0"/>
-                <w:color w:val="auto"/>
-                <w:sz w:val="22"/>
-                <w:szCs w:val="22"/>
-              </w:rPr>
-              <w:t xml:space="preserve"> </w:t>
-            </w:r>
-            <w:proofErr w:type="spellStart"/>
-            <w:r>
-              <w:rPr>
-                <w:rFonts w:ascii="Tahoma" w:hAnsi="Tahoma" w:cs="Tahoma"/>
-                <w:b w:val="0"/>
-                <w:color w:val="auto"/>
-                <w:sz w:val="22"/>
-                <w:szCs w:val="22"/>
-              </w:rPr>
-              <w:t>dengan</w:t>
-            </w:r>
-            <w:proofErr w:type="spellEnd"/>
-            <w:r>
-              <w:rPr>
-                <w:rFonts w:ascii="Tahoma" w:hAnsi="Tahoma" w:cs="Tahoma"/>
-                <w:b w:val="0"/>
-                <w:color w:val="auto"/>
-                <w:sz w:val="22"/>
-                <w:szCs w:val="22"/>
-              </w:rPr>
-              <w:t xml:space="preserve"> </w:t>
-            </w:r>
-            <w:proofErr w:type="spellStart"/>
-            <w:r>
-              <w:rPr>
-                <w:rFonts w:ascii="Tahoma" w:hAnsi="Tahoma" w:cs="Tahoma"/>
-                <w:b w:val="0"/>
-                <w:color w:val="auto"/>
-                <w:sz w:val="22"/>
-                <w:szCs w:val="22"/>
-              </w:rPr>
-              <w:t>perubahan</w:t>
-            </w:r>
-            <w:proofErr w:type="spellEnd"/>
-          </w:p>
-        </w:tc>
-      </w:tr>
-      <w:tr>
-        <w:tc>
-          <w:tcPr>
-            <w:tcW w:w="708" w:type="dxa"/>
-          </w:tcPr>
-          <w:p>
-            <w:pPr>
-              <w:pStyle w:val="NormalWeb"/>
-              <w:numPr>
-                <w:ilvl w:val="0"/>
-                <w:numId w:val="37"/>
-              </w:numPr>
-              <w:spacing w:beforeLines="0" w:afterLines="0" w:after="0"/>
-              <w:ind w:left="0" w:firstLine="0"/>
-              <w:jc w:val="both"/>
-              <w:rPr>
-                <w:rFonts w:ascii="Tahoma" w:hAnsi="Tahoma" w:cs="Tahoma"/>
-                <w:sz w:val="22"/>
-                <w:szCs w:val="22"/>
-                <w:lang w:val="id-ID"/>
-              </w:rPr>
-            </w:pPr>
-          </w:p>
-        </w:tc>
-        <w:tc>
-          <w:tcPr>
-            <w:tcW w:w="3828" w:type="dxa"/>
-          </w:tcPr>
-          <w:p>
-            <w:pPr>
-              <w:pStyle w:val="NormalWeb"/>
-              <w:spacing w:beforeLines="0" w:afterLines="0" w:after="0"/>
-              <w:jc w:val="both"/>
-              <w:rPr>
-                <w:rFonts w:ascii="Tahoma" w:hAnsi="Tahoma" w:cs="Tahoma"/>
-                <w:sz w:val="22"/>
-                <w:szCs w:val="22"/>
-              </w:rPr>
-            </w:pPr>
-            <w:r>
-              <w:rPr>
-                <w:rFonts w:ascii="Tahoma" w:hAnsi="Tahoma" w:cs="Tahoma"/>
-                <w:sz w:val="22"/>
-                <w:szCs w:val="22"/>
-              </w:rPr>
-              <w:t>Udara</w:t>
-            </w:r>
-          </w:p>
-        </w:tc>
-        <w:tc>
-          <w:tcPr>
-            <w:tcW w:w="4536" w:type="dxa"/>
-          </w:tcPr>
-          <w:p>
-            <w:pPr>
-              <w:spacing w:after="0"/>
-              <w:ind w:right="57"/>
-              <w:jc w:val="both"/>
-              <w:rPr>
-                <w:rFonts w:ascii="Tahoma" w:hAnsi="Tahoma" w:cs="Tahoma"/>
-                <w:b w:val="0"/>
-                <w:color w:val="auto"/>
-                <w:sz w:val="22"/>
-                <w:szCs w:val="22"/>
-              </w:rPr>
-            </w:pPr>
-            <w:proofErr w:type="spellStart"/>
-            <w:r>
-              <w:rPr>
-                <w:rFonts w:ascii="Tahoma" w:hAnsi="Tahoma" w:cs="Tahoma"/>
-                <w:b w:val="0"/>
-                <w:color w:val="auto"/>
-                <w:sz w:val="22"/>
-                <w:szCs w:val="22"/>
-              </w:rPr>
-              <w:t>Sejuk</w:t>
-            </w:r>
-            <w:proofErr w:type="spellEnd"/>
-          </w:p>
-        </w:tc>
-      </w:tr>
-      <w:tr>
-        <w:tc>
-          <w:tcPr>
-            <w:tcW w:w="708" w:type="dxa"/>
-          </w:tcPr>
-          <w:p>
-            <w:pPr>
-              <w:pStyle w:val="NormalWeb"/>
-              <w:numPr>
-                <w:ilvl w:val="0"/>
-                <w:numId w:val="37"/>
-              </w:numPr>
-              <w:spacing w:beforeLines="0" w:afterLines="0" w:after="0"/>
-              <w:ind w:left="0" w:firstLine="0"/>
-              <w:jc w:val="both"/>
-              <w:rPr>
-                <w:rFonts w:ascii="Tahoma" w:hAnsi="Tahoma" w:cs="Tahoma"/>
-                <w:sz w:val="22"/>
-                <w:szCs w:val="22"/>
-                <w:lang w:val="id-ID"/>
-              </w:rPr>
-            </w:pPr>
-          </w:p>
-        </w:tc>
-        <w:tc>
-          <w:tcPr>
-            <w:tcW w:w="3828" w:type="dxa"/>
-          </w:tcPr>
-          <w:p>
-            <w:pPr>
-              <w:pStyle w:val="NormalWeb"/>
-              <w:spacing w:beforeLines="0" w:afterLines="0" w:after="0"/>
-              <w:jc w:val="both"/>
-              <w:rPr>
-                <w:rFonts w:ascii="Tahoma" w:hAnsi="Tahoma" w:cs="Tahoma"/>
-                <w:sz w:val="22"/>
-                <w:szCs w:val="22"/>
-              </w:rPr>
-            </w:pPr>
-            <w:proofErr w:type="spellStart"/>
-            <w:r>
-              <w:rPr>
-                <w:rFonts w:ascii="Tahoma" w:hAnsi="Tahoma" w:cs="Tahoma"/>
-                <w:sz w:val="22"/>
-                <w:szCs w:val="22"/>
-              </w:rPr>
-              <w:t>Keadaan</w:t>
-            </w:r>
-            <w:proofErr w:type="spellEnd"/>
-            <w:r>
-              <w:rPr>
-                <w:rFonts w:ascii="Tahoma" w:hAnsi="Tahoma" w:cs="Tahoma"/>
-                <w:sz w:val="22"/>
-                <w:szCs w:val="22"/>
-              </w:rPr>
-              <w:t xml:space="preserve"> </w:t>
-            </w:r>
-            <w:proofErr w:type="spellStart"/>
-            <w:r>
-              <w:rPr>
-                <w:rFonts w:ascii="Tahoma" w:hAnsi="Tahoma" w:cs="Tahoma"/>
-                <w:sz w:val="22"/>
-                <w:szCs w:val="22"/>
-              </w:rPr>
-              <w:t>ruangan</w:t>
-            </w:r>
-            <w:proofErr w:type="spellEnd"/>
-          </w:p>
-        </w:tc>
-        <w:tc>
-          <w:tcPr>
-            <w:tcW w:w="4536" w:type="dxa"/>
-          </w:tcPr>
-          <w:p>
-            <w:pPr>
-              <w:spacing w:after="0"/>
-              <w:ind w:right="57"/>
-              <w:jc w:val="both"/>
-              <w:rPr>
-                <w:rFonts w:ascii="Tahoma" w:hAnsi="Tahoma" w:cs="Tahoma"/>
-                <w:b w:val="0"/>
-                <w:color w:val="auto"/>
-                <w:sz w:val="22"/>
-                <w:szCs w:val="22"/>
-              </w:rPr>
-            </w:pPr>
-            <w:proofErr w:type="spellStart"/>
-            <w:r>
-              <w:rPr>
-                <w:rFonts w:ascii="Tahoma" w:hAnsi="Tahoma" w:cs="Tahoma"/>
-                <w:b w:val="0"/>
-                <w:color w:val="auto"/>
-                <w:sz w:val="22"/>
-                <w:szCs w:val="22"/>
-              </w:rPr>
-              <w:t>Nyaman</w:t>
-            </w:r>
-            <w:proofErr w:type="spellEnd"/>
-          </w:p>
-        </w:tc>
-      </w:tr>
-      <w:tr>
-        <w:tc>
-          <w:tcPr>
-            <w:tcW w:w="708" w:type="dxa"/>
-          </w:tcPr>
-          <w:p>
-            <w:pPr>
-              <w:pStyle w:val="NormalWeb"/>
-              <w:numPr>
-                <w:ilvl w:val="0"/>
-                <w:numId w:val="37"/>
-              </w:numPr>
-              <w:spacing w:beforeLines="0" w:afterLines="0" w:after="0"/>
-              <w:ind w:left="0" w:firstLine="0"/>
-              <w:jc w:val="both"/>
-              <w:rPr>
-                <w:rFonts w:ascii="Tahoma" w:hAnsi="Tahoma" w:cs="Tahoma"/>
-                <w:sz w:val="22"/>
-                <w:szCs w:val="22"/>
-                <w:lang w:val="id-ID"/>
-              </w:rPr>
-            </w:pPr>
-          </w:p>
-        </w:tc>
-        <w:tc>
-          <w:tcPr>
-            <w:tcW w:w="3828" w:type="dxa"/>
-          </w:tcPr>
-          <w:p>
-            <w:pPr>
-              <w:pStyle w:val="NormalWeb"/>
-              <w:spacing w:beforeLines="0" w:afterLines="0" w:after="0"/>
-              <w:jc w:val="both"/>
-              <w:rPr>
-                <w:rFonts w:ascii="Tahoma" w:hAnsi="Tahoma" w:cs="Tahoma"/>
-                <w:sz w:val="22"/>
-                <w:szCs w:val="22"/>
-              </w:rPr>
-            </w:pPr>
-            <w:proofErr w:type="spellStart"/>
-            <w:r>
-              <w:rPr>
-                <w:rFonts w:ascii="Tahoma" w:hAnsi="Tahoma" w:cs="Tahoma"/>
-                <w:sz w:val="22"/>
-                <w:szCs w:val="22"/>
-              </w:rPr>
-              <w:t>Letak</w:t>
-            </w:r>
-            <w:proofErr w:type="spellEnd"/>
-          </w:p>
-        </w:tc>
-        <w:tc>
-          <w:tcPr>
-            <w:tcW w:w="4536" w:type="dxa"/>
-          </w:tcPr>
-          <w:p>
-            <w:pPr>
-              <w:spacing w:after="0"/>
-              <w:ind w:right="57"/>
-              <w:jc w:val="both"/>
-              <w:rPr>
-                <w:rFonts w:ascii="Tahoma" w:hAnsi="Tahoma" w:cs="Tahoma"/>
-                <w:b w:val="0"/>
-                <w:color w:val="auto"/>
-                <w:sz w:val="22"/>
-                <w:szCs w:val="22"/>
-              </w:rPr>
-            </w:pPr>
-            <w:r>
-              <w:rPr>
-                <w:rFonts w:ascii="Tahoma" w:hAnsi="Tahoma" w:cs="Tahoma"/>
-                <w:b w:val="0"/>
-                <w:color w:val="auto"/>
-                <w:sz w:val="22"/>
-                <w:szCs w:val="22"/>
-              </w:rPr>
-              <w:t xml:space="preserve">Datar </w:t>
-            </w:r>
-          </w:p>
-        </w:tc>
-      </w:tr>
-      <w:tr>
-        <w:tc>
-          <w:tcPr>
-            <w:tcW w:w="708" w:type="dxa"/>
-          </w:tcPr>
-          <w:p>
-            <w:pPr>
-              <w:pStyle w:val="NormalWeb"/>
-              <w:numPr>
-                <w:ilvl w:val="0"/>
-                <w:numId w:val="37"/>
-              </w:numPr>
-              <w:spacing w:beforeLines="0" w:afterLines="0" w:after="0"/>
-              <w:ind w:left="0" w:firstLine="0"/>
-              <w:jc w:val="both"/>
-              <w:rPr>
-                <w:rFonts w:ascii="Tahoma" w:hAnsi="Tahoma" w:cs="Tahoma"/>
-                <w:sz w:val="22"/>
-                <w:szCs w:val="22"/>
-                <w:lang w:val="id-ID"/>
-              </w:rPr>
-            </w:pPr>
-          </w:p>
-        </w:tc>
-        <w:tc>
-          <w:tcPr>
-            <w:tcW w:w="3828" w:type="dxa"/>
-          </w:tcPr>
-          <w:p>
-            <w:pPr>
-              <w:pStyle w:val="NormalWeb"/>
-              <w:spacing w:beforeLines="0" w:afterLines="0" w:after="0"/>
-              <w:jc w:val="both"/>
-              <w:rPr>
-                <w:rFonts w:ascii="Tahoma" w:hAnsi="Tahoma" w:cs="Tahoma"/>
-                <w:sz w:val="22"/>
-                <w:szCs w:val="22"/>
-              </w:rPr>
-            </w:pPr>
-            <w:proofErr w:type="spellStart"/>
-            <w:r>
-              <w:rPr>
-                <w:rFonts w:ascii="Tahoma" w:hAnsi="Tahoma" w:cs="Tahoma"/>
-                <w:sz w:val="22"/>
-                <w:szCs w:val="22"/>
-              </w:rPr>
-              <w:t>Penerangan</w:t>
-            </w:r>
-            <w:proofErr w:type="spellEnd"/>
-          </w:p>
-        </w:tc>
-        <w:tc>
-          <w:tcPr>
-            <w:tcW w:w="4536" w:type="dxa"/>
-          </w:tcPr>
-          <w:p>
-            <w:pPr>
-              <w:spacing w:after="0"/>
-              <w:ind w:right="57"/>
-              <w:jc w:val="both"/>
-              <w:rPr>
-                <w:rFonts w:ascii="Tahoma" w:hAnsi="Tahoma" w:cs="Tahoma"/>
-                <w:b w:val="0"/>
-                <w:color w:val="auto"/>
-                <w:sz w:val="22"/>
-                <w:szCs w:val="22"/>
-              </w:rPr>
-            </w:pPr>
-            <w:proofErr w:type="spellStart"/>
-            <w:r>
-              <w:rPr>
-                <w:rFonts w:ascii="Tahoma" w:hAnsi="Tahoma" w:cs="Tahoma"/>
-                <w:b w:val="0"/>
-                <w:color w:val="auto"/>
-                <w:sz w:val="22"/>
-                <w:szCs w:val="22"/>
-              </w:rPr>
-              <w:t>Cukup</w:t>
-            </w:r>
-            <w:proofErr w:type="spellEnd"/>
-          </w:p>
-        </w:tc>
-      </w:tr>
-      <w:tr>
-        <w:tc>
-          <w:tcPr>
-            <w:tcW w:w="708" w:type="dxa"/>
-          </w:tcPr>
-          <w:p>
-            <w:pPr>
-              <w:pStyle w:val="NormalWeb"/>
-              <w:numPr>
-                <w:ilvl w:val="0"/>
-                <w:numId w:val="37"/>
-              </w:numPr>
-              <w:spacing w:beforeLines="0" w:afterLines="0" w:after="0"/>
-              <w:ind w:left="0" w:firstLine="0"/>
-              <w:jc w:val="both"/>
-              <w:rPr>
-                <w:rFonts w:ascii="Tahoma" w:hAnsi="Tahoma" w:cs="Tahoma"/>
-                <w:sz w:val="22"/>
-                <w:szCs w:val="22"/>
-                <w:lang w:val="id-ID"/>
-              </w:rPr>
-            </w:pPr>
-          </w:p>
-        </w:tc>
-        <w:tc>
-          <w:tcPr>
-            <w:tcW w:w="3828" w:type="dxa"/>
-          </w:tcPr>
-          <w:p>
-            <w:pPr>
-              <w:pStyle w:val="NormalWeb"/>
-              <w:spacing w:beforeLines="0" w:afterLines="0" w:after="0"/>
-              <w:jc w:val="both"/>
-              <w:rPr>
-                <w:rFonts w:ascii="Tahoma" w:hAnsi="Tahoma" w:cs="Tahoma"/>
-                <w:sz w:val="22"/>
-                <w:szCs w:val="22"/>
-              </w:rPr>
-            </w:pPr>
-            <w:r>
-              <w:rPr>
-                <w:rFonts w:ascii="Tahoma" w:hAnsi="Tahoma" w:cs="Tahoma"/>
-                <w:sz w:val="22"/>
-                <w:szCs w:val="22"/>
-              </w:rPr>
-              <w:t>Suara</w:t>
-            </w:r>
-          </w:p>
-        </w:tc>
-        <w:tc>
-          <w:tcPr>
-            <w:tcW w:w="4536" w:type="dxa"/>
-          </w:tcPr>
-          <w:p>
-            <w:pPr>
-              <w:spacing w:after="0"/>
-              <w:ind w:right="57"/>
-              <w:jc w:val="both"/>
-              <w:rPr>
-                <w:rFonts w:ascii="Tahoma" w:hAnsi="Tahoma" w:cs="Tahoma"/>
-                <w:b w:val="0"/>
-                <w:color w:val="auto"/>
-                <w:sz w:val="22"/>
-                <w:szCs w:val="22"/>
-              </w:rPr>
-            </w:pPr>
-            <w:proofErr w:type="spellStart"/>
-            <w:r>
-              <w:rPr>
-                <w:rFonts w:ascii="Tahoma" w:hAnsi="Tahoma" w:cs="Tahoma"/>
-                <w:b w:val="0"/>
-                <w:color w:val="auto"/>
-                <w:sz w:val="22"/>
-                <w:szCs w:val="22"/>
-              </w:rPr>
-              <w:t>Tenang</w:t>
-            </w:r>
-            <w:proofErr w:type="spellEnd"/>
-          </w:p>
-        </w:tc>
-      </w:tr>
-      <w:tr>
-        <w:tc>
-          <w:tcPr>
-            <w:tcW w:w="708" w:type="dxa"/>
-          </w:tcPr>
-          <w:p>
-            <w:pPr>
-              <w:pStyle w:val="NormalWeb"/>
-              <w:numPr>
-                <w:ilvl w:val="0"/>
-                <w:numId w:val="37"/>
-              </w:numPr>
-              <w:spacing w:beforeLines="0" w:afterLines="0" w:after="0"/>
-              <w:ind w:left="0" w:firstLine="0"/>
-              <w:jc w:val="both"/>
-              <w:rPr>
-                <w:rFonts w:ascii="Tahoma" w:hAnsi="Tahoma" w:cs="Tahoma"/>
-                <w:sz w:val="22"/>
-                <w:szCs w:val="22"/>
-                <w:lang w:val="id-ID"/>
-              </w:rPr>
-            </w:pPr>
-          </w:p>
-        </w:tc>
-        <w:tc>
-          <w:tcPr>
-            <w:tcW w:w="3828" w:type="dxa"/>
-          </w:tcPr>
-          <w:p>
-            <w:pPr>
-              <w:pStyle w:val="NormalWeb"/>
-              <w:spacing w:beforeLines="0" w:afterLines="0" w:after="0"/>
-              <w:jc w:val="both"/>
-              <w:rPr>
-                <w:rFonts w:ascii="Tahoma" w:hAnsi="Tahoma" w:cs="Tahoma"/>
-                <w:sz w:val="22"/>
-                <w:szCs w:val="22"/>
-              </w:rPr>
-            </w:pPr>
-            <w:proofErr w:type="spellStart"/>
-            <w:r>
-              <w:rPr>
-                <w:rFonts w:ascii="Tahoma" w:hAnsi="Tahoma" w:cs="Tahoma"/>
-                <w:sz w:val="22"/>
-                <w:szCs w:val="22"/>
-              </w:rPr>
-              <w:t>Keadaan</w:t>
-            </w:r>
-            <w:proofErr w:type="spellEnd"/>
-            <w:r>
-              <w:rPr>
-                <w:rFonts w:ascii="Tahoma" w:hAnsi="Tahoma" w:cs="Tahoma"/>
-                <w:sz w:val="22"/>
-                <w:szCs w:val="22"/>
-              </w:rPr>
-              <w:t xml:space="preserve"> </w:t>
-            </w:r>
-            <w:proofErr w:type="spellStart"/>
-            <w:r>
-              <w:rPr>
-                <w:rFonts w:ascii="Tahoma" w:hAnsi="Tahoma" w:cs="Tahoma"/>
-                <w:sz w:val="22"/>
-                <w:szCs w:val="22"/>
-              </w:rPr>
-              <w:t>tempat</w:t>
-            </w:r>
-            <w:proofErr w:type="spellEnd"/>
-            <w:r>
-              <w:rPr>
-                <w:rFonts w:ascii="Tahoma" w:hAnsi="Tahoma" w:cs="Tahoma"/>
-                <w:sz w:val="22"/>
-                <w:szCs w:val="22"/>
-              </w:rPr>
-              <w:t xml:space="preserve"> </w:t>
-            </w:r>
-            <w:proofErr w:type="spellStart"/>
-            <w:r>
-              <w:rPr>
-                <w:rFonts w:ascii="Tahoma" w:hAnsi="Tahoma" w:cs="Tahoma"/>
-                <w:sz w:val="22"/>
-                <w:szCs w:val="22"/>
-              </w:rPr>
-              <w:t>kerja</w:t>
-            </w:r>
-            <w:proofErr w:type="spellEnd"/>
-          </w:p>
-        </w:tc>
-        <w:tc>
-          <w:tcPr>
-            <w:tcW w:w="4536" w:type="dxa"/>
-          </w:tcPr>
-          <w:p>
-            <w:pPr>
-              <w:spacing w:after="0"/>
-              <w:ind w:right="57"/>
-              <w:jc w:val="both"/>
-              <w:rPr>
-                <w:rFonts w:ascii="Tahoma" w:hAnsi="Tahoma" w:cs="Tahoma"/>
-                <w:b w:val="0"/>
-                <w:color w:val="auto"/>
-                <w:sz w:val="22"/>
-                <w:szCs w:val="22"/>
-              </w:rPr>
-            </w:pPr>
-            <w:proofErr w:type="spellStart"/>
-            <w:r>
-              <w:rPr>
-                <w:rFonts w:ascii="Tahoma" w:hAnsi="Tahoma" w:cs="Tahoma"/>
-                <w:b w:val="0"/>
-                <w:color w:val="auto"/>
-                <w:sz w:val="22"/>
-                <w:szCs w:val="22"/>
-              </w:rPr>
-              <w:t>Bersih</w:t>
-            </w:r>
-            <w:proofErr w:type="spellEnd"/>
-          </w:p>
-        </w:tc>
-      </w:tr>
-      <w:tr>
-        <w:tc>
-          <w:tcPr>
-            <w:tcW w:w="708" w:type="dxa"/>
-          </w:tcPr>
-          <w:p>
-            <w:pPr>
-              <w:pStyle w:val="NormalWeb"/>
-              <w:numPr>
-                <w:ilvl w:val="0"/>
-                <w:numId w:val="37"/>
-              </w:numPr>
-              <w:spacing w:beforeLines="0" w:afterLines="0" w:after="0"/>
-              <w:ind w:left="0" w:firstLine="0"/>
-              <w:jc w:val="both"/>
-              <w:rPr>
-                <w:rFonts w:ascii="Tahoma" w:hAnsi="Tahoma" w:cs="Tahoma"/>
-                <w:sz w:val="22"/>
-                <w:szCs w:val="22"/>
-                <w:lang w:val="id-ID"/>
-              </w:rPr>
-            </w:pPr>
-          </w:p>
-        </w:tc>
-        <w:tc>
-          <w:tcPr>
-            <w:tcW w:w="3828" w:type="dxa"/>
-          </w:tcPr>
-          <w:p>
-            <w:pPr>
-              <w:pStyle w:val="NormalWeb"/>
-              <w:spacing w:beforeLines="0" w:afterLines="0" w:after="0"/>
-              <w:jc w:val="both"/>
-              <w:rPr>
-                <w:rFonts w:ascii="Tahoma" w:hAnsi="Tahoma" w:cs="Tahoma"/>
-                <w:sz w:val="22"/>
-                <w:szCs w:val="22"/>
-              </w:rPr>
-            </w:pPr>
-            <w:proofErr w:type="spellStart"/>
-            <w:r>
-              <w:rPr>
-                <w:rFonts w:ascii="Tahoma" w:hAnsi="Tahoma" w:cs="Tahoma"/>
-                <w:sz w:val="22"/>
-                <w:szCs w:val="22"/>
-              </w:rPr>
-              <w:t>Getaran</w:t>
-            </w:r>
-            <w:proofErr w:type="spellEnd"/>
-          </w:p>
-        </w:tc>
-        <w:tc>
-          <w:tcPr>
-            <w:tcW w:w="4536" w:type="dxa"/>
-          </w:tcPr>
-          <w:p>
-            <w:pPr>
-              <w:spacing w:after="0"/>
-              <w:ind w:right="57"/>
-              <w:jc w:val="both"/>
-              <w:rPr>
-                <w:rFonts w:ascii="Tahoma" w:hAnsi="Tahoma" w:cs="Tahoma"/>
-                <w:b w:val="0"/>
-                <w:color w:val="auto"/>
-                <w:sz w:val="22"/>
-                <w:szCs w:val="22"/>
-              </w:rPr>
-            </w:pPr>
-            <w:r>
-              <w:rPr>
-                <w:rFonts w:ascii="Tahoma" w:hAnsi="Tahoma" w:cs="Tahoma"/>
-                <w:b w:val="0"/>
-                <w:color w:val="auto"/>
-                <w:sz w:val="22"/>
-                <w:szCs w:val="22"/>
-              </w:rPr>
-              <w:t xml:space="preserve">Tidak </w:t>
-            </w:r>
-            <w:proofErr w:type="spellStart"/>
-            <w:r>
-              <w:rPr>
-                <w:rFonts w:ascii="Tahoma" w:hAnsi="Tahoma" w:cs="Tahoma"/>
-                <w:b w:val="0"/>
-                <w:color w:val="auto"/>
-                <w:sz w:val="22"/>
-                <w:szCs w:val="22"/>
-              </w:rPr>
-              <w:t>ada</w:t>
-            </w:r>
-            <w:proofErr w:type="spellEnd"/>
-          </w:p>
-        </w:tc>
-      </w:tr>
-      <w:bookmarkEnd w:id="0"/>
     </w:tbl>
     <w:p>
       <w:pPr>
@@ -15386,12 +10146,13 @@
     <w:p>
       <w:pPr>
         <w:pStyle w:val="NormalWeb"/>
+        <w:keepNext/>
         <w:numPr>
           <w:ilvl w:val="0"/>
           <w:numId w:val="2"/>
         </w:numPr>
         <w:spacing w:beforeLines="0" w:before="120" w:afterLines="0" w:after="120"/>
-        <w:ind w:left="426" w:hanging="426"/>
+        <w:ind w:left="425" w:hanging="425"/>
         <w:jc w:val="both"/>
         <w:rPr>
           <w:rFonts w:ascii="Tahoma" w:hAnsi="Tahoma" w:cs="Tahoma"/>
@@ -15443,7 +10204,7 @@
     </w:p>
     <w:tbl>
       <w:tblPr>
-        <w:tblW w:w="8788" w:type="dxa"/>
+        <w:tblW w:w="8930" w:type="dxa"/>
         <w:tblInd w:w="534" w:type="dxa"/>
         <w:tblBorders>
           <w:top w:val="single" w:sz="4" w:space="0" w:color="auto"/>
@@ -15456,52 +10217,54 @@
         <w:tblLook w:val="04A0" w:firstRow="1" w:lastRow="0" w:firstColumn="1" w:lastColumn="0" w:noHBand="0" w:noVBand="1"/>
       </w:tblPr>
       <w:tblGrid>
-        <w:gridCol w:w="669"/>
-        <w:gridCol w:w="3583"/>
-        <w:gridCol w:w="4536"/>
+        <w:gridCol w:w="1488"/>
+        <w:gridCol w:w="4059"/>
+        <w:gridCol w:w="3383"/>
       </w:tblGrid>
       <w:tr>
-        <w:tc>
-          <w:tcPr>
-            <w:tcW w:w="669" w:type="dxa"/>
+        <w:trPr>
+          <w:trHeight w:val="451"/>
+          <w:tblHeader/>
+        </w:trPr>
+        <w:tc>
+          <w:tcPr>
+            <w:tcW w:w="567" w:type="dxa"/>
             <w:shd w:val="clear" w:color="auto" w:fill="A6A6A6"/>
             <w:vAlign w:val="center"/>
           </w:tcPr>
           <w:p>
             <w:pPr>
               <w:pStyle w:val="NormalWeb"/>
-              <w:spacing w:beforeLines="0" w:before="120" w:afterLines="0" w:after="120"/>
+              <w:spacing w:beforeLines="0" w:before="60" w:afterLines="0" w:after="60"/>
               <w:jc w:val="center"/>
               <w:rPr>
                 <w:rFonts w:ascii="Tahoma" w:hAnsi="Tahoma" w:cs="Tahoma"/>
                 <w:bCs/>
-                <w:szCs w:val="22"/>
-              </w:rPr>
-            </w:pPr>
-            <w:r>
-              <w:rPr>
-                <w:rFonts w:ascii="Tahoma" w:hAnsi="Tahoma" w:cs="Tahoma"/>
-                <w:bCs/>
-              </w:rPr>
-              <w:t xml:space="preserve"> NO.  </w:t>
-            </w:r>
-          </w:p>
-        </w:tc>
-        <w:tc>
-          <w:tcPr>
-            <w:tcW w:w="3583" w:type="dxa"/>
+              </w:rPr>
+            </w:pPr>
+            <w:r>
+              <w:rPr>
+                <w:rFonts w:ascii="Tahoma" w:hAnsi="Tahoma" w:cs="Tahoma"/>
+                <w:bCs/>
+              </w:rPr>
+              <w:t>NO</w:t>
+            </w:r>
+          </w:p>
+        </w:tc>
+        <w:tc>
+          <w:tcPr>
+            <w:tcW w:w="4677" w:type="dxa"/>
             <w:shd w:val="clear" w:color="auto" w:fill="A6A6A6"/>
             <w:vAlign w:val="center"/>
           </w:tcPr>
           <w:p>
             <w:pPr>
               <w:pStyle w:val="NormalWeb"/>
-              <w:spacing w:beforeLines="0" w:before="120" w:afterLines="0" w:after="120"/>
+              <w:spacing w:beforeLines="0" w:before="60" w:afterLines="0" w:after="60"/>
               <w:jc w:val="center"/>
               <w:rPr>
                 <w:rFonts w:ascii="Tahoma" w:hAnsi="Tahoma" w:cs="Tahoma"/>
                 <w:bCs/>
-                <w:szCs w:val="22"/>
               </w:rPr>
             </w:pPr>
             <w:r>
@@ -15515,29 +10278,26 @@
         </w:tc>
         <w:tc>
           <w:tcPr>
-            <w:tcW w:w="4536" w:type="dxa"/>
+            <w:tcW w:w="3686" w:type="dxa"/>
             <w:shd w:val="clear" w:color="auto" w:fill="A6A6A6"/>
             <w:vAlign w:val="center"/>
           </w:tcPr>
           <w:p>
             <w:pPr>
-              <w:spacing w:before="120" w:after="120"/>
+              <w:pStyle w:val="NormalWeb"/>
+              <w:spacing w:beforeLines="0" w:afterLines="0" w:after="0"/>
+              <w:ind w:left="-5"/>
               <w:jc w:val="center"/>
               <w:rPr>
                 <w:rFonts w:ascii="Tahoma" w:hAnsi="Tahoma" w:cs="Tahoma"/>
-                <w:b w:val="0"/>
-                <w:bCs/>
-                <w:color w:val="auto"/>
-                <w:szCs w:val="22"/>
-              </w:rPr>
-            </w:pPr>
-            <w:r>
-              <w:rPr>
-                <w:rFonts w:ascii="Tahoma" w:hAnsi="Tahoma" w:cs="Tahoma"/>
-                <w:b w:val="0"/>
-                <w:bCs/>
-                <w:color w:val="auto"/>
-                <w:szCs w:val="20"/>
+                <w:b/>
+                <w:bCs/>
+              </w:rPr>
+            </w:pPr>
+            <w:r>
+              <w:rPr>
+                <w:rFonts w:ascii="Tahoma" w:hAnsi="Tahoma" w:cs="Tahoma"/>
+                <w:bCs/>
               </w:rPr>
               <w:t>PENYEBAB</w:t>
             </w:r>
@@ -15545,134 +10305,191 @@
         </w:tc>
       </w:tr>
       <w:tr>
-        <w:tc>
-          <w:tcPr>
-            <w:tcW w:w="669" w:type="dxa"/>
+        <w:trPr>
+          <w:trHeight w:val="482"/>
+        </w:trPr>
+        <w:tc>
+          <w:tcPr>
+            <w:tcW w:w="567" w:type="dxa"/>
+            <w:vAlign w:val="center"/>
           </w:tcPr>
           <w:p>
             <w:pPr>
               <w:pStyle w:val="NormalWeb"/>
-              <w:spacing w:beforeLines="0" w:before="120" w:afterLines="0" w:after="120"/>
+              <w:spacing w:beforeLines="0" w:afterLines="0" w:after="0"/>
               <w:jc w:val="center"/>
               <w:rPr>
                 <w:rFonts w:ascii="Tahoma" w:hAnsi="Tahoma" w:cs="Tahoma"/>
                 <w:bCs/>
-                <w:szCs w:val="22"/>
-              </w:rPr>
-            </w:pPr>
-            <w:r>
-              <w:rPr>
-                <w:rFonts w:ascii="Tahoma" w:hAnsi="Tahoma" w:cs="Tahoma"/>
-                <w:bCs/>
-                <w:szCs w:val="22"/>
-              </w:rPr>
-              <w:t>1</w:t>
-            </w:r>
-          </w:p>
-        </w:tc>
-        <w:tc>
-          <w:tcPr>
-            <w:tcW w:w="3583" w:type="dxa"/>
-          </w:tcPr>
-          <w:p>
-            <w:pPr>
-              <w:pStyle w:val="NormalWeb"/>
-              <w:spacing w:beforeLines="0" w:before="120" w:afterLines="0" w:after="120"/>
+                <w:sz w:val="22"/>
+                <w:szCs w:val="22"/>
+              </w:rPr>
+            </w:pPr>
+            <w:r>
+              <w:rPr>
+                <w:rFonts w:ascii="Tahoma" w:hAnsi="Tahoma" w:cs="Tahoma"/>
+                <w:bCs/>
+              </w:rPr>
+              <w:t>{#</w:t>
+            </w:r>
+            <w:r>
+              <w:rPr>
+                <w:rFonts w:ascii="Tahoma" w:hAnsi="Tahoma" w:cs="Tahoma"/>
+                <w:bCs/>
+              </w:rPr>
+              <w:t>risiko</w:t>
+            </w:r>
+            <w:r>
+              <w:rPr>
+                <w:rFonts w:ascii="Tahoma" w:hAnsi="Tahoma" w:cs="Tahoma"/>
+                <w:bCs/>
+              </w:rPr>
+              <w:t>}{no}.</w:t>
+            </w:r>
+          </w:p>
+        </w:tc>
+        <w:tc>
+          <w:tcPr>
+            <w:tcW w:w="4677" w:type="dxa"/>
+            <w:vAlign w:val="center"/>
+          </w:tcPr>
+          <w:p>
+            <w:pPr>
+              <w:spacing w:after="0"/>
+              <w:contextualSpacing/>
               <w:jc w:val="center"/>
               <w:rPr>
                 <w:rFonts w:ascii="Tahoma" w:hAnsi="Tahoma" w:cs="Tahoma"/>
-                <w:bCs/>
-                <w:szCs w:val="22"/>
-                <w:lang w:val="id-ID"/>
-              </w:rPr>
-            </w:pPr>
-            <w:r>
-              <w:rPr>
-                <w:rFonts w:ascii="Tahoma" w:hAnsi="Tahoma" w:cs="Tahoma"/>
-                <w:bCs/>
-                <w:szCs w:val="22"/>
-              </w:rPr>
-              <w:t>-</w:t>
-            </w:r>
-            <w:r>
-              <w:rPr>
-                <w:rFonts w:ascii="Tahoma" w:hAnsi="Tahoma" w:cs="Tahoma"/>
-                <w:bCs/>
-                <w:szCs w:val="22"/>
-                <w:lang w:val="id-ID"/>
-              </w:rPr>
-              <w:t>----</w:t>
-            </w:r>
-          </w:p>
-        </w:tc>
-        <w:tc>
-          <w:tcPr>
-            <w:tcW w:w="4536" w:type="dxa"/>
-          </w:tcPr>
-          <w:p>
-            <w:pPr>
-              <w:spacing w:before="120" w:after="120"/>
+                <w:b w:val="0"/>
+                <w:bCs/>
+                <w:color w:val="auto"/>
+                <w:sz w:val="22"/>
+                <w:szCs w:val="22"/>
+                <w:lang w:val="en-ID"/>
+              </w:rPr>
+            </w:pPr>
+            <w:r>
+              <w:rPr>
+                <w:rFonts w:ascii="Tahoma" w:hAnsi="Tahoma" w:cs="Tahoma"/>
+                <w:b w:val="0"/>
+                <w:bCs/>
+                <w:color w:val="auto"/>
+                <w:sz w:val="22"/>
+                <w:szCs w:val="22"/>
+                <w:lang w:val="en-ID"/>
+              </w:rPr>
+              <w:t>{</w:t>
+            </w:r>
+            <w:proofErr w:type="spellStart"/>
+            <w:r>
+              <w:rPr>
+                <w:rFonts w:ascii="Tahoma" w:hAnsi="Tahoma" w:cs="Tahoma"/>
+                <w:b w:val="0"/>
+                <w:bCs/>
+                <w:color w:val="auto"/>
+                <w:sz w:val="22"/>
+                <w:szCs w:val="22"/>
+                <w:lang w:val="en-ID"/>
+              </w:rPr>
+              <w:t>nama_risiko</w:t>
+            </w:r>
+            <w:proofErr w:type="spellEnd"/>
+            <w:r>
+              <w:rPr>
+                <w:rFonts w:ascii="Tahoma" w:hAnsi="Tahoma" w:cs="Tahoma"/>
+                <w:b w:val="0"/>
+                <w:bCs/>
+                <w:color w:val="auto"/>
+                <w:sz w:val="22"/>
+                <w:szCs w:val="22"/>
+                <w:lang w:val="en-ID"/>
+              </w:rPr>
+              <w:t>}</w:t>
+            </w:r>
+          </w:p>
+        </w:tc>
+        <w:tc>
+          <w:tcPr>
+            <w:tcW w:w="3686" w:type="dxa"/>
+            <w:vAlign w:val="center"/>
+          </w:tcPr>
+          <w:p>
+            <w:pPr>
+              <w:spacing w:after="0"/>
+              <w:contextualSpacing/>
               <w:jc w:val="center"/>
               <w:rPr>
                 <w:rFonts w:ascii="Tahoma" w:hAnsi="Tahoma" w:cs="Tahoma"/>
                 <w:b w:val="0"/>
                 <w:bCs/>
-                <w:color w:val="auto"/>
-                <w:szCs w:val="22"/>
-              </w:rPr>
-            </w:pPr>
-            <w:r>
-              <w:rPr>
-                <w:rFonts w:ascii="Tahoma" w:hAnsi="Tahoma" w:cs="Tahoma"/>
-                <w:b w:val="0"/>
-                <w:bCs/>
-                <w:color w:val="auto"/>
-                <w:szCs w:val="22"/>
-              </w:rPr>
-              <w:t>-</w:t>
-            </w:r>
-            <w:r>
-              <w:rPr>
-                <w:rFonts w:ascii="Tahoma" w:hAnsi="Tahoma" w:cs="Tahoma"/>
-                <w:b w:val="0"/>
-                <w:bCs/>
-                <w:color w:val="auto"/>
-                <w:szCs w:val="22"/>
-                <w:lang w:val="id-ID"/>
-              </w:rPr>
-              <w:t>----</w:t>
+                <w:sz w:val="22"/>
+                <w:szCs w:val="22"/>
+                <w:lang w:val="en-ID"/>
+              </w:rPr>
+            </w:pPr>
+            <w:r>
+              <w:rPr>
+                <w:rFonts w:ascii="Tahoma" w:hAnsi="Tahoma" w:cs="Tahoma"/>
+                <w:b w:val="0"/>
+                <w:bCs/>
+                <w:sz w:val="22"/>
+                <w:szCs w:val="22"/>
+                <w:lang w:val="en-ID"/>
+              </w:rPr>
+              <w:t>{</w:t>
+            </w:r>
+            <w:proofErr w:type="spellStart"/>
+            <w:r>
+              <w:rPr>
+                <w:rFonts w:ascii="Tahoma" w:hAnsi="Tahoma" w:cs="Tahoma"/>
+                <w:b w:val="0"/>
+                <w:bCs/>
+                <w:sz w:val="22"/>
+                <w:szCs w:val="22"/>
+                <w:lang w:val="en-ID"/>
+              </w:rPr>
+              <w:t>penyebab</w:t>
+            </w:r>
+            <w:proofErr w:type="spellEnd"/>
+            <w:r>
+              <w:rPr>
+                <w:rFonts w:ascii="Tahoma" w:hAnsi="Tahoma" w:cs="Tahoma"/>
+                <w:b w:val="0"/>
+                <w:bCs/>
+                <w:sz w:val="22"/>
+                <w:szCs w:val="22"/>
+                <w:lang w:val="en-ID"/>
+              </w:rPr>
+              <w:t>}{/</w:t>
+            </w:r>
+            <w:proofErr w:type="spellStart"/>
+            <w:r>
+              <w:rPr>
+                <w:rFonts w:ascii="Tahoma" w:hAnsi="Tahoma" w:cs="Tahoma"/>
+                <w:b w:val="0"/>
+                <w:bCs/>
+                <w:sz w:val="22"/>
+                <w:szCs w:val="22"/>
+                <w:lang w:val="en-ID"/>
+              </w:rPr>
+              <w:t>risiko</w:t>
+            </w:r>
+            <w:proofErr w:type="spellEnd"/>
+            <w:r>
+              <w:rPr>
+                <w:rFonts w:ascii="Tahoma" w:hAnsi="Tahoma" w:cs="Tahoma"/>
+                <w:b w:val="0"/>
+                <w:bCs/>
+                <w:sz w:val="22"/>
+                <w:szCs w:val="22"/>
+                <w:lang w:val="en-ID"/>
+              </w:rPr>
+              <w:t>}</w:t>
             </w:r>
           </w:p>
         </w:tc>
       </w:tr>
     </w:tbl>
-    <w:p>
-      <w:pPr>
-        <w:pStyle w:val="NormalWeb"/>
-        <w:tabs>
-          <w:tab w:val="left" w:pos="2304"/>
-        </w:tabs>
-        <w:spacing w:beforeLines="0" w:before="120" w:afterLines="0" w:after="120"/>
-        <w:jc w:val="both"/>
-        <w:rPr>
-          <w:rFonts w:ascii="Tahoma" w:hAnsi="Tahoma" w:cs="Tahoma"/>
-          <w:bCs/>
-          <w:color w:val="C00000"/>
-          <w:sz w:val="22"/>
-          <w:szCs w:val="22"/>
-        </w:rPr>
-      </w:pPr>
-      <w:r>
-        <w:rPr>
-          <w:rFonts w:ascii="Tahoma" w:hAnsi="Tahoma" w:cs="Tahoma"/>
-          <w:bCs/>
-          <w:color w:val="C00000"/>
-          <w:sz w:val="22"/>
-          <w:szCs w:val="22"/>
-        </w:rPr>
-        <w:tab/>
-      </w:r>
-    </w:p>
     <w:p>
       <w:pPr>
         <w:pStyle w:val="NormalWeb"/>
@@ -16065,7 +10882,6 @@
                 <w:rFonts w:ascii="Tahoma" w:hAnsi="Tahoma" w:cs="Tahoma"/>
                 <w:bCs/>
               </w:rPr>
-              <w:lastRenderedPageBreak/>
               <w:t>b.</w:t>
             </w:r>
           </w:p>
@@ -16505,6 +11321,7 @@
                 <w:rFonts w:ascii="Tahoma" w:hAnsi="Tahoma" w:cs="Tahoma"/>
                 <w:bCs/>
               </w:rPr>
+              <w:lastRenderedPageBreak/>
               <w:t>c.</w:t>
             </w:r>
           </w:p>
@@ -19428,7 +14245,7 @@
           <w:lang w:val="id-ID"/>
         </w:rPr>
       </w:pPr>
-      <w:bookmarkStart w:id="1" w:name="_Hlk189228088"/>
+      <w:bookmarkStart w:id="0" w:name="_Hlk189228088"/>
       <w:r>
         <w:rPr>
           <w:rFonts w:ascii="Tahoma" w:hAnsi="Tahoma" w:cs="Tahoma"/>
@@ -19436,9 +14253,10 @@
           <w:sz w:val="22"/>
           <w:szCs w:val="22"/>
         </w:rPr>
+        <w:lastRenderedPageBreak/>
         <w:t>KELAS JABATAN</w:t>
       </w:r>
-      <w:bookmarkEnd w:id="1"/>
+      <w:bookmarkEnd w:id="0"/>
       <w:r>
         <w:rPr>
           <w:rFonts w:ascii="Tahoma" w:hAnsi="Tahoma" w:cs="Tahoma"/>
@@ -23882,7 +18700,7 @@
   <w:style w:type="paragraph" w:default="1" w:styleId="Normal">
     <w:name w:val="Normal"/>
     <w:qFormat/>
-    <w:rsid w:val="00F267E5"/>
+    <w:rsid w:val="00DA165B"/>
     <w:pPr>
       <w:spacing w:after="200"/>
     </w:pPr>

--- a/public/templates/anjab.docx
+++ b/public/templates/anjab.docx
@@ -10510,12 +10510,13 @@
     <w:p>
       <w:pPr>
         <w:pStyle w:val="NormalWeb"/>
+        <w:keepNext/>
         <w:numPr>
           <w:ilvl w:val="0"/>
           <w:numId w:val="2"/>
         </w:numPr>
         <w:spacing w:beforeLines="0" w:before="120" w:afterLines="0" w:after="120"/>
-        <w:ind w:left="426" w:hanging="426"/>
+        <w:ind w:left="425" w:hanging="425"/>
         <w:jc w:val="both"/>
         <w:rPr>
           <w:rFonts w:ascii="Tahoma" w:hAnsi="Tahoma" w:cs="Tahoma"/>
@@ -10562,15 +10563,15 @@
         <w:tblLook w:val="04A0" w:firstRow="1" w:lastRow="0" w:firstColumn="1" w:lastColumn="0" w:noHBand="0" w:noVBand="1"/>
       </w:tblPr>
       <w:tblGrid>
-        <w:gridCol w:w="455"/>
-        <w:gridCol w:w="2090"/>
+        <w:gridCol w:w="426"/>
+        <w:gridCol w:w="3184"/>
         <w:gridCol w:w="344"/>
-        <w:gridCol w:w="5955"/>
+        <w:gridCol w:w="4890"/>
       </w:tblGrid>
       <w:tr>
         <w:tc>
           <w:tcPr>
-            <w:tcW w:w="455" w:type="dxa"/>
+            <w:tcW w:w="426" w:type="dxa"/>
           </w:tcPr>
           <w:p>
             <w:pPr>
@@ -10593,7 +10594,7 @@
         </w:tc>
         <w:tc>
           <w:tcPr>
-            <w:tcW w:w="2090" w:type="dxa"/>
+            <w:tcW w:w="3184" w:type="dxa"/>
           </w:tcPr>
           <w:p>
             <w:pPr>
@@ -10604,37 +10605,22 @@
                 <w:bCs/>
               </w:rPr>
             </w:pPr>
-            <w:proofErr w:type="spellStart"/>
-            <w:r>
-              <w:rPr>
-                <w:rFonts w:ascii="Tahoma" w:hAnsi="Tahoma" w:cs="Tahoma"/>
-                <w:bCs/>
-              </w:rPr>
-              <w:t>Keterampilan</w:t>
-            </w:r>
-            <w:proofErr w:type="spellEnd"/>
-            <w:r>
-              <w:rPr>
-                <w:rFonts w:ascii="Tahoma" w:hAnsi="Tahoma" w:cs="Tahoma"/>
-                <w:bCs/>
-              </w:rPr>
-              <w:t xml:space="preserve"> </w:t>
-            </w:r>
-            <w:proofErr w:type="spellStart"/>
-            <w:r>
-              <w:rPr>
-                <w:rFonts w:ascii="Tahoma" w:hAnsi="Tahoma" w:cs="Tahoma"/>
-                <w:bCs/>
-              </w:rPr>
-              <w:t>Kerja</w:t>
-            </w:r>
-            <w:proofErr w:type="spellEnd"/>
-            <w:r>
-              <w:rPr>
-                <w:rFonts w:ascii="Tahoma" w:hAnsi="Tahoma" w:cs="Tahoma"/>
-                <w:bCs/>
-              </w:rPr>
-              <w:t xml:space="preserve"> </w:t>
+            <w:r>
+              <w:rPr>
+                <w:rFonts w:ascii="Tahoma" w:hAnsi="Tahoma" w:cs="Tahoma"/>
+                <w:bCs/>
+                <w:sz w:val="22"/>
+                <w:szCs w:val="22"/>
+                <w:lang w:val="en-ID"/>
+              </w:rPr>
+              <w:t>{#syarat_jabatan}</w:t>
+            </w:r>
+            <w:r>
+              <w:rPr>
+                <w:rFonts w:ascii="Tahoma" w:hAnsi="Tahoma" w:cs="Tahoma"/>
+                <w:bCs/>
+              </w:rPr>
+              <w:t xml:space="preserve">Keterampilan Kerja </w:t>
             </w:r>
           </w:p>
         </w:tc>
@@ -10671,7 +10657,7 @@
         </w:tc>
         <w:tc>
           <w:tcPr>
-            <w:tcW w:w="5955" w:type="dxa"/>
+            <w:tcW w:w="4890" w:type="dxa"/>
           </w:tcPr>
           <w:p>
             <w:pPr>
@@ -10686,7 +10672,7 @@
                 <w:bCs/>
                 <w:color w:val="auto"/>
                 <w:szCs w:val="20"/>
-                <w:lang w:val="id-ID"/>
+                <w:lang w:val="en-ID"/>
               </w:rPr>
             </w:pPr>
             <w:r>
@@ -10696,20 +10682,27 @@
                 <w:bCs/>
                 <w:color w:val="auto"/>
                 <w:szCs w:val="20"/>
-                <w:lang w:val="id-ID"/>
-              </w:rPr>
-              <w:t xml:space="preserve">Mengoperasikan </w:t>
-            </w:r>
-            <w:r>
+                <w:lang w:val="en-ID"/>
+              </w:rPr>
+              <w:t>{#keterampilan}</w:t>
+            </w:r>
+          </w:p>
+          <w:p>
+            <w:pPr>
+              <w:tabs>
+                <w:tab w:val="left" w:pos="366"/>
+              </w:tabs>
+              <w:spacing w:before="60" w:after="60"/>
+              <w:jc w:val="both"/>
               <w:rPr>
                 <w:rFonts w:ascii="Tahoma" w:hAnsi="Tahoma" w:cs="Tahoma"/>
                 <w:b w:val="0"/>
                 <w:bCs/>
                 <w:color w:val="auto"/>
                 <w:szCs w:val="20"/>
-              </w:rPr>
-              <w:t>K</w:t>
-            </w:r>
+                <w:lang w:val="en-ID"/>
+              </w:rPr>
+            </w:pPr>
             <w:r>
               <w:rPr>
                 <w:rFonts w:ascii="Tahoma" w:hAnsi="Tahoma" w:cs="Tahoma"/>
@@ -10717,10 +10710,11 @@
                 <w:bCs/>
                 <w:color w:val="auto"/>
                 <w:szCs w:val="20"/>
-                <w:lang w:val="id-ID"/>
-              </w:rPr>
-              <w:t>omputer</w:t>
-            </w:r>
+                <w:lang w:val="en-ID"/>
+              </w:rPr>
+              <w:t>{</w:t>
+            </w:r>
+            <w:proofErr w:type="spellStart"/>
             <w:r>
               <w:rPr>
                 <w:rFonts w:ascii="Tahoma" w:hAnsi="Tahoma" w:cs="Tahoma"/>
@@ -10728,9 +10722,11 @@
                 <w:bCs/>
                 <w:color w:val="auto"/>
                 <w:szCs w:val="20"/>
-              </w:rPr>
-              <w:t xml:space="preserve">, </w:t>
-            </w:r>
+                <w:lang w:val="en-ID"/>
+              </w:rPr>
+              <w:t>teks</w:t>
+            </w:r>
+            <w:proofErr w:type="spellEnd"/>
             <w:r>
               <w:rPr>
                 <w:rFonts w:ascii="Tahoma" w:hAnsi="Tahoma" w:cs="Tahoma"/>
@@ -10738,20 +10734,27 @@
                 <w:bCs/>
                 <w:color w:val="auto"/>
                 <w:szCs w:val="20"/>
-                <w:lang w:val="id-ID"/>
-              </w:rPr>
-              <w:t>Mengoperasikan</w:t>
-            </w:r>
-            <w:r>
+                <w:lang w:val="en-ID"/>
+              </w:rPr>
+              <w:t>}</w:t>
+            </w:r>
+          </w:p>
+          <w:p>
+            <w:pPr>
+              <w:tabs>
+                <w:tab w:val="left" w:pos="366"/>
+              </w:tabs>
+              <w:spacing w:before="60" w:after="60"/>
+              <w:jc w:val="both"/>
               <w:rPr>
                 <w:rFonts w:ascii="Tahoma" w:hAnsi="Tahoma" w:cs="Tahoma"/>
                 <w:b w:val="0"/>
                 <w:bCs/>
                 <w:color w:val="auto"/>
                 <w:szCs w:val="20"/>
-              </w:rPr>
-              <w:t xml:space="preserve"> </w:t>
-            </w:r>
+                <w:lang w:val="en-ID"/>
+              </w:rPr>
+            </w:pPr>
             <w:r>
               <w:rPr>
                 <w:rFonts w:ascii="Tahoma" w:hAnsi="Tahoma" w:cs="Tahoma"/>
@@ -10759,9 +10762,11 @@
                 <w:bCs/>
                 <w:color w:val="auto"/>
                 <w:szCs w:val="20"/>
-              </w:rPr>
-              <w:t xml:space="preserve">Internet, </w:t>
-            </w:r>
+                <w:lang w:val="en-ID"/>
+              </w:rPr>
+              <w:t>{/</w:t>
+            </w:r>
+            <w:proofErr w:type="spellStart"/>
             <w:r>
               <w:rPr>
                 <w:rFonts w:ascii="Tahoma" w:hAnsi="Tahoma" w:cs="Tahoma"/>
@@ -10769,9 +10774,11 @@
                 <w:bCs/>
                 <w:color w:val="auto"/>
                 <w:szCs w:val="20"/>
-              </w:rPr>
-              <w:t>P</w:t>
-            </w:r>
+                <w:lang w:val="en-ID"/>
+              </w:rPr>
+              <w:t>keterampilan</w:t>
+            </w:r>
+            <w:proofErr w:type="spellEnd"/>
             <w:r>
               <w:rPr>
                 <w:rFonts w:ascii="Tahoma" w:hAnsi="Tahoma" w:cs="Tahoma"/>
@@ -10779,85 +10786,9 @@
                 <w:bCs/>
                 <w:color w:val="auto"/>
                 <w:szCs w:val="20"/>
-                <w:lang w:val="id-ID"/>
-              </w:rPr>
-              <w:t>resentasi</w:t>
-            </w:r>
-            <w:r>
-              <w:rPr>
-                <w:rFonts w:ascii="Tahoma" w:hAnsi="Tahoma" w:cs="Tahoma"/>
-                <w:b w:val="0"/>
-                <w:bCs/>
-                <w:color w:val="auto"/>
-                <w:szCs w:val="20"/>
-              </w:rPr>
-              <w:t xml:space="preserve">, </w:t>
-            </w:r>
-            <w:proofErr w:type="spellStart"/>
-            <w:r>
-              <w:rPr>
-                <w:rFonts w:ascii="Tahoma" w:hAnsi="Tahoma" w:cs="Tahoma"/>
-                <w:b w:val="0"/>
-                <w:bCs/>
-                <w:color w:val="auto"/>
-                <w:szCs w:val="20"/>
-              </w:rPr>
-              <w:t>Menganalisis</w:t>
-            </w:r>
-            <w:proofErr w:type="spellEnd"/>
-            <w:r>
-              <w:rPr>
-                <w:rFonts w:ascii="Tahoma" w:hAnsi="Tahoma" w:cs="Tahoma"/>
-                <w:b w:val="0"/>
-                <w:bCs/>
-                <w:color w:val="auto"/>
-                <w:szCs w:val="20"/>
-              </w:rPr>
-              <w:t xml:space="preserve"> </w:t>
-            </w:r>
-            <w:proofErr w:type="spellStart"/>
-            <w:r>
-              <w:rPr>
-                <w:rFonts w:ascii="Tahoma" w:hAnsi="Tahoma" w:cs="Tahoma"/>
-                <w:b w:val="0"/>
-                <w:bCs/>
-                <w:color w:val="auto"/>
-                <w:szCs w:val="20"/>
-              </w:rPr>
-              <w:t>Persoalan</w:t>
-            </w:r>
-            <w:proofErr w:type="spellEnd"/>
-            <w:r>
-              <w:rPr>
-                <w:rFonts w:ascii="Tahoma" w:hAnsi="Tahoma" w:cs="Tahoma"/>
-                <w:b w:val="0"/>
-                <w:bCs/>
-                <w:color w:val="auto"/>
-                <w:szCs w:val="20"/>
-              </w:rPr>
-              <w:t xml:space="preserve"> dan </w:t>
-            </w:r>
-            <w:proofErr w:type="spellStart"/>
-            <w:r>
-              <w:rPr>
-                <w:rFonts w:ascii="Tahoma" w:hAnsi="Tahoma" w:cs="Tahoma"/>
-                <w:b w:val="0"/>
-                <w:bCs/>
-                <w:color w:val="auto"/>
-                <w:szCs w:val="20"/>
-              </w:rPr>
-              <w:t>Memberikan</w:t>
-            </w:r>
-            <w:proofErr w:type="spellEnd"/>
-            <w:r>
-              <w:rPr>
-                <w:rFonts w:ascii="Tahoma" w:hAnsi="Tahoma" w:cs="Tahoma"/>
-                <w:b w:val="0"/>
-                <w:bCs/>
-                <w:color w:val="auto"/>
-                <w:szCs w:val="20"/>
-              </w:rPr>
-              <w:t xml:space="preserve"> Solusi</w:t>
+                <w:lang w:val="en-ID"/>
+              </w:rPr>
+              <w:t>}</w:t>
             </w:r>
           </w:p>
         </w:tc>
@@ -10865,7 +10796,7 @@
       <w:tr>
         <w:tc>
           <w:tcPr>
-            <w:tcW w:w="455" w:type="dxa"/>
+            <w:tcW w:w="426" w:type="dxa"/>
           </w:tcPr>
           <w:p>
             <w:pPr>
@@ -10888,7 +10819,7 @@
         </w:tc>
         <w:tc>
           <w:tcPr>
-            <w:tcW w:w="2090" w:type="dxa"/>
+            <w:tcW w:w="3184" w:type="dxa"/>
           </w:tcPr>
           <w:p>
             <w:pPr>
@@ -10957,7 +10888,7 @@
         </w:tc>
         <w:tc>
           <w:tcPr>
-            <w:tcW w:w="5955" w:type="dxa"/>
+            <w:tcW w:w="4890" w:type="dxa"/>
           </w:tcPr>
           <w:p>
             <w:pPr>
@@ -10970,7 +10901,7 @@
                 <w:bCs/>
                 <w:color w:val="auto"/>
                 <w:szCs w:val="20"/>
-                <w:lang w:val="sv-SE"/>
+                <w:lang w:val="en-ID"/>
               </w:rPr>
             </w:pPr>
             <w:r>
@@ -10980,29 +10911,65 @@
                 <w:bCs/>
                 <w:color w:val="auto"/>
                 <w:szCs w:val="20"/>
-                <w:lang w:val="sv-SE"/>
-              </w:rPr>
-              <w:t xml:space="preserve">G  =  </w:t>
-            </w:r>
-            <w:r>
-              <w:rPr>
-                <w:rFonts w:ascii="Tahoma" w:hAnsi="Tahoma" w:cs="Tahoma"/>
-                <w:b w:val="0"/>
-                <w:bCs/>
-                <w:i/>
+                <w:lang w:val="en-ID"/>
+              </w:rPr>
+              <w:t>{#bakat}</w:t>
+            </w:r>
+          </w:p>
+          <w:p>
+            <w:pPr>
+              <w:spacing w:before="60" w:after="60"/>
+              <w:ind w:right="57"/>
+              <w:jc w:val="both"/>
+              <w:rPr>
+                <w:rFonts w:ascii="Tahoma" w:hAnsi="Tahoma" w:cs="Tahoma"/>
+                <w:b w:val="0"/>
+                <w:bCs/>
                 <w:color w:val="auto"/>
                 <w:szCs w:val="20"/>
-                <w:lang w:val="sv-SE"/>
-              </w:rPr>
-              <w:t>Intelegensia</w:t>
-            </w:r>
-          </w:p>
-          <w:p>
-            <w:pPr>
-              <w:tabs>
-                <w:tab w:val="left" w:pos="366"/>
-              </w:tabs>
+                <w:lang w:val="en-ID"/>
+              </w:rPr>
+            </w:pPr>
+            <w:r>
+              <w:rPr>
+                <w:rFonts w:ascii="Tahoma" w:hAnsi="Tahoma" w:cs="Tahoma"/>
+                <w:b w:val="0"/>
+                <w:bCs/>
+                <w:color w:val="auto"/>
+                <w:szCs w:val="20"/>
+                <w:lang w:val="en-ID"/>
+              </w:rPr>
+              <w:t>{</w:t>
+            </w:r>
+            <w:proofErr w:type="spellStart"/>
+            <w:r>
+              <w:rPr>
+                <w:rFonts w:ascii="Tahoma" w:hAnsi="Tahoma" w:cs="Tahoma"/>
+                <w:b w:val="0"/>
+                <w:bCs/>
+                <w:color w:val="auto"/>
+                <w:szCs w:val="20"/>
+                <w:lang w:val="en-ID"/>
+              </w:rPr>
+              <w:t>teks</w:t>
+            </w:r>
+            <w:proofErr w:type="spellEnd"/>
+            <w:r>
+              <w:rPr>
+                <w:rFonts w:ascii="Tahoma" w:hAnsi="Tahoma" w:cs="Tahoma"/>
+                <w:b w:val="0"/>
+                <w:bCs/>
+                <w:color w:val="auto"/>
+                <w:szCs w:val="20"/>
+                <w:lang w:val="en-ID"/>
+              </w:rPr>
+              <w:t>}</w:t>
+            </w:r>
+          </w:p>
+          <w:p>
+            <w:pPr>
               <w:spacing w:before="60" w:after="60"/>
+              <w:ind w:right="57"/>
               <w:jc w:val="both"/>
               <w:rPr>
                 <w:rFonts w:ascii="Tahoma" w:hAnsi="Tahoma" w:cs="Tahoma"/>
@@ -11010,7 +10977,7 @@
                 <w:bCs/>
                 <w:color w:val="auto"/>
                 <w:szCs w:val="20"/>
-                <w:lang w:val="id-ID"/>
+                <w:lang w:val="en-ID"/>
               </w:rPr>
             </w:pPr>
             <w:r>
@@ -11020,9 +10987,33 @@
                 <w:bCs/>
                 <w:color w:val="auto"/>
                 <w:szCs w:val="20"/>
-                <w:lang w:val="id-ID"/>
-              </w:rPr>
-              <w:t>Kemampuan belajar secara umum</w:t>
+                <w:lang w:val="en-ID"/>
+              </w:rPr>
+              <w:t>{/</w:t>
+            </w:r>
+            <w:proofErr w:type="spellStart"/>
+            <w:r>
+              <w:rPr>
+                <w:rFonts w:ascii="Tahoma" w:hAnsi="Tahoma" w:cs="Tahoma"/>
+                <w:b w:val="0"/>
+                <w:bCs/>
+                <w:color w:val="auto"/>
+                <w:szCs w:val="20"/>
+                <w:lang w:val="en-ID"/>
+              </w:rPr>
+              <w:t>bakat</w:t>
+            </w:r>
+            <w:proofErr w:type="spellEnd"/>
+            <w:r>
+              <w:rPr>
+                <w:rFonts w:ascii="Tahoma" w:hAnsi="Tahoma" w:cs="Tahoma"/>
+                <w:b w:val="0"/>
+                <w:bCs/>
+                <w:color w:val="auto"/>
+                <w:szCs w:val="20"/>
+                <w:lang w:val="en-ID"/>
+              </w:rPr>
+              <w:t>}</w:t>
             </w:r>
           </w:p>
         </w:tc>
@@ -11030,7 +11021,7 @@
       <w:tr>
         <w:tc>
           <w:tcPr>
-            <w:tcW w:w="455" w:type="dxa"/>
+            <w:tcW w:w="426" w:type="dxa"/>
           </w:tcPr>
           <w:p>
             <w:pPr>
@@ -11040,14 +11031,20 @@
               <w:rPr>
                 <w:rFonts w:ascii="Tahoma" w:hAnsi="Tahoma" w:cs="Tahoma"/>
                 <w:bCs/>
-                <w:lang w:val="sv-SE"/>
-              </w:rPr>
-            </w:pPr>
+              </w:rPr>
+            </w:pPr>
+            <w:r>
+              <w:rPr>
+                <w:rFonts w:ascii="Tahoma" w:hAnsi="Tahoma" w:cs="Tahoma"/>
+                <w:bCs/>
+              </w:rPr>
+              <w:t>c.</w:t>
+            </w:r>
           </w:p>
         </w:tc>
         <w:tc>
           <w:tcPr>
-            <w:tcW w:w="2090" w:type="dxa"/>
+            <w:tcW w:w="3184" w:type="dxa"/>
           </w:tcPr>
           <w:p>
             <w:pPr>
@@ -11056,9 +11053,40 @@
               <w:rPr>
                 <w:rFonts w:ascii="Tahoma" w:hAnsi="Tahoma" w:cs="Tahoma"/>
                 <w:bCs/>
-                <w:lang w:val="sv-SE"/>
-              </w:rPr>
-            </w:pPr>
+              </w:rPr>
+            </w:pPr>
+            <w:proofErr w:type="spellStart"/>
+            <w:r>
+              <w:rPr>
+                <w:rFonts w:ascii="Tahoma" w:hAnsi="Tahoma" w:cs="Tahoma"/>
+                <w:bCs/>
+              </w:rPr>
+              <w:t>Temperamen</w:t>
+            </w:r>
+            <w:proofErr w:type="spellEnd"/>
+            <w:r>
+              <w:rPr>
+                <w:rFonts w:ascii="Tahoma" w:hAnsi="Tahoma" w:cs="Tahoma"/>
+                <w:bCs/>
+              </w:rPr>
+              <w:t xml:space="preserve"> </w:t>
+            </w:r>
+            <w:proofErr w:type="spellStart"/>
+            <w:r>
+              <w:rPr>
+                <w:rFonts w:ascii="Tahoma" w:hAnsi="Tahoma" w:cs="Tahoma"/>
+                <w:bCs/>
+              </w:rPr>
+              <w:t>Kerja</w:t>
+            </w:r>
+            <w:proofErr w:type="spellEnd"/>
+            <w:r>
+              <w:rPr>
+                <w:rFonts w:ascii="Tahoma" w:hAnsi="Tahoma" w:cs="Tahoma"/>
+                <w:bCs/>
+              </w:rPr>
+              <w:t xml:space="preserve"> </w:t>
+            </w:r>
           </w:p>
         </w:tc>
         <w:tc>
@@ -11076,14 +11104,23 @@
                 <w:bCs/>
                 <w:color w:val="auto"/>
                 <w:szCs w:val="20"/>
-                <w:lang w:val="sv-SE"/>
-              </w:rPr>
-            </w:pPr>
+              </w:rPr>
+            </w:pPr>
+            <w:r>
+              <w:rPr>
+                <w:rFonts w:ascii="Tahoma" w:hAnsi="Tahoma" w:cs="Tahoma"/>
+                <w:b w:val="0"/>
+                <w:bCs/>
+                <w:color w:val="auto"/>
+                <w:szCs w:val="20"/>
+              </w:rPr>
+              <w:t>:</w:t>
+            </w:r>
           </w:p>
         </w:tc>
         <w:tc>
           <w:tcPr>
-            <w:tcW w:w="5955" w:type="dxa"/>
+            <w:tcW w:w="4890" w:type="dxa"/>
           </w:tcPr>
           <w:p>
             <w:pPr>
@@ -11096,7 +11133,7 @@
                 <w:bCs/>
                 <w:color w:val="auto"/>
                 <w:szCs w:val="20"/>
-                <w:lang w:val="sv-SE"/>
+                <w:lang w:val="en-ID"/>
               </w:rPr>
             </w:pPr>
             <w:r>
@@ -11106,29 +11143,65 @@
                 <w:bCs/>
                 <w:color w:val="auto"/>
                 <w:szCs w:val="20"/>
-                <w:lang w:val="sv-SE"/>
-              </w:rPr>
-              <w:t xml:space="preserve">V  =  </w:t>
-            </w:r>
-            <w:r>
-              <w:rPr>
-                <w:rFonts w:ascii="Tahoma" w:hAnsi="Tahoma" w:cs="Tahoma"/>
-                <w:b w:val="0"/>
-                <w:bCs/>
-                <w:i/>
+                <w:lang w:val="en-ID"/>
+              </w:rPr>
+              <w:t>{#temperamen}</w:t>
+            </w:r>
+          </w:p>
+          <w:p>
+            <w:pPr>
+              <w:spacing w:before="60" w:after="60"/>
+              <w:ind w:right="57"/>
+              <w:jc w:val="both"/>
+              <w:rPr>
+                <w:rFonts w:ascii="Tahoma" w:hAnsi="Tahoma" w:cs="Tahoma"/>
+                <w:b w:val="0"/>
+                <w:bCs/>
                 <w:color w:val="auto"/>
                 <w:szCs w:val="20"/>
-                <w:lang w:val="sv-SE"/>
-              </w:rPr>
-              <w:t>Verbal</w:t>
-            </w:r>
-          </w:p>
-          <w:p>
-            <w:pPr>
-              <w:tabs>
-                <w:tab w:val="left" w:pos="366"/>
-              </w:tabs>
+                <w:lang w:val="en-ID"/>
+              </w:rPr>
+            </w:pPr>
+            <w:r>
+              <w:rPr>
+                <w:rFonts w:ascii="Tahoma" w:hAnsi="Tahoma" w:cs="Tahoma"/>
+                <w:b w:val="0"/>
+                <w:bCs/>
+                <w:color w:val="auto"/>
+                <w:szCs w:val="20"/>
+                <w:lang w:val="en-ID"/>
+              </w:rPr>
+              <w:t>{</w:t>
+            </w:r>
+            <w:proofErr w:type="spellStart"/>
+            <w:r>
+              <w:rPr>
+                <w:rFonts w:ascii="Tahoma" w:hAnsi="Tahoma" w:cs="Tahoma"/>
+                <w:b w:val="0"/>
+                <w:bCs/>
+                <w:color w:val="auto"/>
+                <w:szCs w:val="20"/>
+                <w:lang w:val="en-ID"/>
+              </w:rPr>
+              <w:t>teks</w:t>
+            </w:r>
+            <w:proofErr w:type="spellEnd"/>
+            <w:r>
+              <w:rPr>
+                <w:rFonts w:ascii="Tahoma" w:hAnsi="Tahoma" w:cs="Tahoma"/>
+                <w:b w:val="0"/>
+                <w:bCs/>
+                <w:color w:val="auto"/>
+                <w:szCs w:val="20"/>
+                <w:lang w:val="en-ID"/>
+              </w:rPr>
+              <w:t>}</w:t>
+            </w:r>
+          </w:p>
+          <w:p>
+            <w:pPr>
               <w:spacing w:before="60" w:after="60"/>
+              <w:ind w:right="57"/>
               <w:jc w:val="both"/>
               <w:rPr>
                 <w:rFonts w:ascii="Tahoma" w:hAnsi="Tahoma" w:cs="Tahoma"/>
@@ -11136,7 +11209,7 @@
                 <w:bCs/>
                 <w:color w:val="auto"/>
                 <w:szCs w:val="20"/>
-                <w:lang w:val="id-ID"/>
+                <w:lang w:val="en-ID"/>
               </w:rPr>
             </w:pPr>
             <w:r>
@@ -11146,9 +11219,33 @@
                 <w:bCs/>
                 <w:color w:val="auto"/>
                 <w:szCs w:val="20"/>
-                <w:lang w:val="id-ID"/>
-              </w:rPr>
-              <w:t xml:space="preserve">kemampuan untuk memahami arti kata-kata dan penggunaannya secara tepat dan efektif;  </w:t>
+                <w:lang w:val="en-ID"/>
+              </w:rPr>
+              <w:t>{/</w:t>
+            </w:r>
+            <w:proofErr w:type="spellStart"/>
+            <w:r>
+              <w:rPr>
+                <w:rFonts w:ascii="Tahoma" w:hAnsi="Tahoma" w:cs="Tahoma"/>
+                <w:b w:val="0"/>
+                <w:bCs/>
+                <w:color w:val="auto"/>
+                <w:szCs w:val="20"/>
+                <w:lang w:val="en-ID"/>
+              </w:rPr>
+              <w:t>temperamen</w:t>
+            </w:r>
+            <w:proofErr w:type="spellEnd"/>
+            <w:r>
+              <w:rPr>
+                <w:rFonts w:ascii="Tahoma" w:hAnsi="Tahoma" w:cs="Tahoma"/>
+                <w:b w:val="0"/>
+                <w:bCs/>
+                <w:color w:val="auto"/>
+                <w:szCs w:val="20"/>
+                <w:lang w:val="en-ID"/>
+              </w:rPr>
+              <w:t>}</w:t>
             </w:r>
           </w:p>
         </w:tc>
@@ -11156,7 +11253,7 @@
       <w:tr>
         <w:tc>
           <w:tcPr>
-            <w:tcW w:w="455" w:type="dxa"/>
+            <w:tcW w:w="426" w:type="dxa"/>
           </w:tcPr>
           <w:p>
             <w:pPr>
@@ -11166,14 +11263,20 @@
               <w:rPr>
                 <w:rFonts w:ascii="Tahoma" w:hAnsi="Tahoma" w:cs="Tahoma"/>
                 <w:bCs/>
-                <w:lang w:val="sv-SE"/>
-              </w:rPr>
-            </w:pPr>
+              </w:rPr>
+            </w:pPr>
+            <w:r>
+              <w:rPr>
+                <w:rFonts w:ascii="Tahoma" w:hAnsi="Tahoma" w:cs="Tahoma"/>
+                <w:bCs/>
+              </w:rPr>
+              <w:t>d.</w:t>
+            </w:r>
           </w:p>
         </w:tc>
         <w:tc>
           <w:tcPr>
-            <w:tcW w:w="2090" w:type="dxa"/>
+            <w:tcW w:w="3184" w:type="dxa"/>
           </w:tcPr>
           <w:p>
             <w:pPr>
@@ -11182,9 +11285,31 @@
               <w:rPr>
                 <w:rFonts w:ascii="Tahoma" w:hAnsi="Tahoma" w:cs="Tahoma"/>
                 <w:bCs/>
-                <w:lang w:val="sv-SE"/>
-              </w:rPr>
-            </w:pPr>
+              </w:rPr>
+            </w:pPr>
+            <w:r>
+              <w:rPr>
+                <w:rFonts w:ascii="Tahoma" w:hAnsi="Tahoma" w:cs="Tahoma"/>
+                <w:bCs/>
+              </w:rPr>
+              <w:t xml:space="preserve">Minat </w:t>
+            </w:r>
+            <w:proofErr w:type="spellStart"/>
+            <w:r>
+              <w:rPr>
+                <w:rFonts w:ascii="Tahoma" w:hAnsi="Tahoma" w:cs="Tahoma"/>
+                <w:bCs/>
+              </w:rPr>
+              <w:t>Kerja</w:t>
+            </w:r>
+            <w:proofErr w:type="spellEnd"/>
+            <w:r>
+              <w:rPr>
+                <w:rFonts w:ascii="Tahoma" w:hAnsi="Tahoma" w:cs="Tahoma"/>
+                <w:bCs/>
+              </w:rPr>
+              <w:t xml:space="preserve"> </w:t>
+            </w:r>
           </w:p>
         </w:tc>
         <w:tc>
@@ -11202,14 +11327,23 @@
                 <w:bCs/>
                 <w:color w:val="auto"/>
                 <w:szCs w:val="20"/>
-                <w:lang w:val="sv-SE"/>
-              </w:rPr>
-            </w:pPr>
+              </w:rPr>
+            </w:pPr>
+            <w:r>
+              <w:rPr>
+                <w:rFonts w:ascii="Tahoma" w:hAnsi="Tahoma" w:cs="Tahoma"/>
+                <w:b w:val="0"/>
+                <w:bCs/>
+                <w:color w:val="auto"/>
+                <w:szCs w:val="20"/>
+              </w:rPr>
+              <w:t>:</w:t>
+            </w:r>
           </w:p>
         </w:tc>
         <w:tc>
           <w:tcPr>
-            <w:tcW w:w="5955" w:type="dxa"/>
+            <w:tcW w:w="4890" w:type="dxa"/>
           </w:tcPr>
           <w:p>
             <w:pPr>
@@ -11220,10 +11354,9 @@
                 <w:rFonts w:ascii="Tahoma" w:hAnsi="Tahoma" w:cs="Tahoma"/>
                 <w:b w:val="0"/>
                 <w:bCs/>
-                <w:i/>
                 <w:color w:val="auto"/>
                 <w:szCs w:val="20"/>
-                <w:lang w:val="sv-SE"/>
+                <w:lang w:val="en-ID"/>
               </w:rPr>
             </w:pPr>
             <w:r>
@@ -11233,21 +11366,9 @@
                 <w:bCs/>
                 <w:color w:val="auto"/>
                 <w:szCs w:val="20"/>
-                <w:lang w:val="sv-SE"/>
-              </w:rPr>
-              <w:t xml:space="preserve">N  =  </w:t>
-            </w:r>
-            <w:r>
-              <w:rPr>
-                <w:rFonts w:ascii="Tahoma" w:hAnsi="Tahoma" w:cs="Tahoma"/>
-                <w:b w:val="0"/>
-                <w:bCs/>
-                <w:i/>
-                <w:color w:val="auto"/>
-                <w:szCs w:val="20"/>
-                <w:lang w:val="sv-SE"/>
-              </w:rPr>
-              <w:t>Numerik</w:t>
+                <w:lang w:val="en-ID"/>
+              </w:rPr>
+              <w:t>{#minat}</w:t>
             </w:r>
           </w:p>
           <w:p>
@@ -11261,7 +11382,7 @@
                 <w:bCs/>
                 <w:color w:val="auto"/>
                 <w:szCs w:val="20"/>
-                <w:lang w:val="id-ID"/>
+                <w:lang w:val="en-ID"/>
               </w:rPr>
             </w:pPr>
             <w:r>
@@ -11271,22 +11392,24 @@
                 <w:bCs/>
                 <w:color w:val="auto"/>
                 <w:szCs w:val="20"/>
-                <w:lang w:val="id-ID"/>
-              </w:rPr>
-              <w:t xml:space="preserve">Kemampuan untuk melakukan operasi </w:t>
-            </w:r>
-            <w:r>
-              <w:rPr>
-                <w:rFonts w:ascii="Tahoma" w:hAnsi="Tahoma" w:cs="Tahoma"/>
-                <w:b w:val="0"/>
-                <w:bCs/>
-                <w:i/>
+                <w:lang w:val="en-ID"/>
+              </w:rPr>
+              <w:lastRenderedPageBreak/>
+              <w:t>{</w:t>
+            </w:r>
+            <w:proofErr w:type="spellStart"/>
+            <w:r>
+              <w:rPr>
+                <w:rFonts w:ascii="Tahoma" w:hAnsi="Tahoma" w:cs="Tahoma"/>
+                <w:b w:val="0"/>
+                <w:bCs/>
                 <w:color w:val="auto"/>
                 <w:szCs w:val="20"/>
-                <w:lang w:val="id-ID"/>
-              </w:rPr>
-              <w:t xml:space="preserve">arithmatik </w:t>
-            </w:r>
+                <w:lang w:val="en-ID"/>
+              </w:rPr>
+              <w:t>teks</w:t>
+            </w:r>
+            <w:proofErr w:type="spellEnd"/>
             <w:r>
               <w:rPr>
                 <w:rFonts w:ascii="Tahoma" w:hAnsi="Tahoma" w:cs="Tahoma"/>
@@ -11294,9 +11417,59 @@
                 <w:bCs/>
                 <w:color w:val="auto"/>
                 <w:szCs w:val="20"/>
-                <w:lang w:val="id-ID"/>
-              </w:rPr>
-              <w:t>secara tepat dan akurat</w:t>
+                <w:lang w:val="en-ID"/>
+              </w:rPr>
+              <w:t>}</w:t>
+            </w:r>
+          </w:p>
+          <w:p>
+            <w:pPr>
+              <w:spacing w:before="60" w:after="60"/>
+              <w:ind w:right="57"/>
+              <w:jc w:val="both"/>
+              <w:rPr>
+                <w:rFonts w:ascii="Tahoma" w:hAnsi="Tahoma" w:cs="Tahoma"/>
+                <w:b w:val="0"/>
+                <w:bCs/>
+                <w:color w:val="auto"/>
+                <w:szCs w:val="20"/>
+                <w:lang w:val="en-ID"/>
+              </w:rPr>
+            </w:pPr>
+            <w:r>
+              <w:rPr>
+                <w:rFonts w:ascii="Tahoma" w:hAnsi="Tahoma" w:cs="Tahoma"/>
+                <w:b w:val="0"/>
+                <w:bCs/>
+                <w:color w:val="auto"/>
+                <w:szCs w:val="20"/>
+                <w:lang w:val="en-ID"/>
+              </w:rPr>
+              <w:t>{/</w:t>
+            </w:r>
+            <w:proofErr w:type="spellStart"/>
+            <w:r>
+              <w:rPr>
+                <w:rFonts w:ascii="Tahoma" w:hAnsi="Tahoma" w:cs="Tahoma"/>
+                <w:b w:val="0"/>
+                <w:bCs/>
+                <w:color w:val="auto"/>
+                <w:szCs w:val="20"/>
+                <w:lang w:val="en-ID"/>
+              </w:rPr>
+              <w:t>minat</w:t>
+            </w:r>
+            <w:proofErr w:type="spellEnd"/>
+            <w:r>
+              <w:rPr>
+                <w:rFonts w:ascii="Tahoma" w:hAnsi="Tahoma" w:cs="Tahoma"/>
+                <w:b w:val="0"/>
+                <w:bCs/>
+                <w:color w:val="auto"/>
+                <w:szCs w:val="20"/>
+                <w:lang w:val="en-ID"/>
+              </w:rPr>
+              <w:t>}</w:t>
             </w:r>
           </w:p>
         </w:tc>
@@ -11304,7 +11477,7 @@
       <w:tr>
         <w:tc>
           <w:tcPr>
-            <w:tcW w:w="455" w:type="dxa"/>
+            <w:tcW w:w="426" w:type="dxa"/>
           </w:tcPr>
           <w:p>
             <w:pPr>
@@ -11322,13 +11495,13 @@
                 <w:bCs/>
               </w:rPr>
               <w:lastRenderedPageBreak/>
-              <w:t>c.</w:t>
+              <w:t>e.</w:t>
             </w:r>
           </w:p>
         </w:tc>
         <w:tc>
           <w:tcPr>
-            <w:tcW w:w="2090" w:type="dxa"/>
+            <w:tcW w:w="3184" w:type="dxa"/>
           </w:tcPr>
           <w:p>
             <w:pPr>
@@ -11339,29 +11512,20 @@
                 <w:bCs/>
               </w:rPr>
             </w:pPr>
+            <w:r>
+              <w:rPr>
+                <w:rFonts w:ascii="Tahoma" w:hAnsi="Tahoma" w:cs="Tahoma"/>
+                <w:bCs/>
+              </w:rPr>
+              <w:t xml:space="preserve">Upaya </w:t>
+            </w:r>
             <w:proofErr w:type="spellStart"/>
             <w:r>
               <w:rPr>
                 <w:rFonts w:ascii="Tahoma" w:hAnsi="Tahoma" w:cs="Tahoma"/>
                 <w:bCs/>
               </w:rPr>
-              <w:t>Temperamen</w:t>
-            </w:r>
-            <w:proofErr w:type="spellEnd"/>
-            <w:r>
-              <w:rPr>
-                <w:rFonts w:ascii="Tahoma" w:hAnsi="Tahoma" w:cs="Tahoma"/>
-                <w:bCs/>
-              </w:rPr>
-              <w:t xml:space="preserve"> </w:t>
-            </w:r>
-            <w:proofErr w:type="spellStart"/>
-            <w:r>
-              <w:rPr>
-                <w:rFonts w:ascii="Tahoma" w:hAnsi="Tahoma" w:cs="Tahoma"/>
-                <w:bCs/>
-              </w:rPr>
-              <w:t>Kerja</w:t>
+              <w:t>Fisik</w:t>
             </w:r>
             <w:proofErr w:type="spellEnd"/>
             <w:r>
@@ -11404,7 +11568,7 @@
         </w:tc>
         <w:tc>
           <w:tcPr>
-            <w:tcW w:w="5955" w:type="dxa"/>
+            <w:tcW w:w="4890" w:type="dxa"/>
           </w:tcPr>
           <w:p>
             <w:pPr>
@@ -11417,6 +11581,7 @@
                 <w:bCs/>
                 <w:color w:val="auto"/>
                 <w:szCs w:val="20"/>
+                <w:lang w:val="en-ID"/>
               </w:rPr>
             </w:pPr>
             <w:r>
@@ -11426,43 +11591,9 @@
                 <w:bCs/>
                 <w:color w:val="auto"/>
                 <w:szCs w:val="20"/>
-              </w:rPr>
-              <w:t xml:space="preserve">D = </w:t>
-            </w:r>
-            <w:r>
-              <w:rPr>
-                <w:rFonts w:ascii="Tahoma" w:hAnsi="Tahoma" w:cs="Tahoma"/>
-                <w:b w:val="0"/>
-                <w:bCs/>
-                <w:i/>
-                <w:color w:val="auto"/>
-                <w:szCs w:val="20"/>
-              </w:rPr>
-              <w:t>Directing-</w:t>
-            </w:r>
-            <w:proofErr w:type="spellStart"/>
-            <w:r>
-              <w:rPr>
-                <w:rFonts w:ascii="Tahoma" w:hAnsi="Tahoma" w:cs="Tahoma"/>
-                <w:b w:val="0"/>
-                <w:bCs/>
-                <w:i/>
-                <w:color w:val="auto"/>
-                <w:szCs w:val="20"/>
-              </w:rPr>
-              <w:t>Controling</w:t>
-            </w:r>
-            <w:proofErr w:type="spellEnd"/>
-            <w:r>
-              <w:rPr>
-                <w:rFonts w:ascii="Tahoma" w:hAnsi="Tahoma" w:cs="Tahoma"/>
-                <w:b w:val="0"/>
-                <w:bCs/>
-                <w:i/>
-                <w:color w:val="auto"/>
-                <w:szCs w:val="20"/>
-              </w:rPr>
-              <w:t>-Planning</w:t>
+                <w:lang w:val="en-ID"/>
+              </w:rPr>
+              <w:t>{#upaya_fisik}</w:t>
             </w:r>
           </w:p>
           <w:p>
@@ -11476,7 +11607,7 @@
                 <w:bCs/>
                 <w:color w:val="auto"/>
                 <w:szCs w:val="20"/>
-                <w:lang w:val="id-ID"/>
+                <w:lang w:val="en-ID"/>
               </w:rPr>
             </w:pPr>
             <w:r>
@@ -11486,9 +11617,83 @@
                 <w:bCs/>
                 <w:color w:val="auto"/>
                 <w:szCs w:val="20"/>
-                <w:lang w:val="id-ID"/>
-              </w:rPr>
-              <w:t>Kemampuan menyesuaikan diri menerima tanggung jawab untuk kegiatan memimpin, mengendalikan, atau merencanakan</w:t>
+                <w:lang w:val="en-ID"/>
+              </w:rPr>
+              <w:t>{</w:t>
+            </w:r>
+            <w:proofErr w:type="spellStart"/>
+            <w:r>
+              <w:rPr>
+                <w:rFonts w:ascii="Tahoma" w:hAnsi="Tahoma" w:cs="Tahoma"/>
+                <w:b w:val="0"/>
+                <w:bCs/>
+                <w:color w:val="auto"/>
+                <w:szCs w:val="20"/>
+                <w:lang w:val="en-ID"/>
+              </w:rPr>
+              <w:t>teks</w:t>
+            </w:r>
+            <w:proofErr w:type="spellEnd"/>
+            <w:r>
+              <w:rPr>
+                <w:rFonts w:ascii="Tahoma" w:hAnsi="Tahoma" w:cs="Tahoma"/>
+                <w:b w:val="0"/>
+                <w:bCs/>
+                <w:color w:val="auto"/>
+                <w:szCs w:val="20"/>
+                <w:lang w:val="en-ID"/>
+              </w:rPr>
+              <w:t>}</w:t>
+            </w:r>
+          </w:p>
+          <w:p>
+            <w:pPr>
+              <w:spacing w:before="60" w:after="60"/>
+              <w:ind w:right="57"/>
+              <w:jc w:val="both"/>
+              <w:rPr>
+                <w:rFonts w:ascii="Tahoma" w:hAnsi="Tahoma" w:cs="Tahoma"/>
+                <w:b w:val="0"/>
+                <w:bCs/>
+                <w:color w:val="auto"/>
+                <w:szCs w:val="20"/>
+                <w:lang w:val="en-ID"/>
+              </w:rPr>
+            </w:pPr>
+            <w:r>
+              <w:rPr>
+                <w:rFonts w:ascii="Tahoma" w:hAnsi="Tahoma" w:cs="Tahoma"/>
+                <w:b w:val="0"/>
+                <w:bCs/>
+                <w:color w:val="auto"/>
+                <w:szCs w:val="20"/>
+                <w:lang w:val="en-ID"/>
+              </w:rPr>
+              <w:t>{/</w:t>
+            </w:r>
+            <w:proofErr w:type="spellStart"/>
+            <w:r>
+              <w:rPr>
+                <w:rFonts w:ascii="Tahoma" w:hAnsi="Tahoma" w:cs="Tahoma"/>
+                <w:b w:val="0"/>
+                <w:bCs/>
+                <w:color w:val="auto"/>
+                <w:szCs w:val="20"/>
+                <w:lang w:val="en-ID"/>
+              </w:rPr>
+              <w:t>upaya_fisik</w:t>
+            </w:r>
+            <w:proofErr w:type="spellEnd"/>
+            <w:r>
+              <w:rPr>
+                <w:rFonts w:ascii="Tahoma" w:hAnsi="Tahoma" w:cs="Tahoma"/>
+                <w:b w:val="0"/>
+                <w:bCs/>
+                <w:color w:val="auto"/>
+                <w:szCs w:val="20"/>
+                <w:lang w:val="en-ID"/>
+              </w:rPr>
+              <w:t>}</w:t>
             </w:r>
           </w:p>
         </w:tc>
@@ -11496,7 +11701,7 @@
       <w:tr>
         <w:tc>
           <w:tcPr>
-            <w:tcW w:w="455" w:type="dxa"/>
+            <w:tcW w:w="426" w:type="dxa"/>
           </w:tcPr>
           <w:p>
             <w:pPr>
@@ -11508,11 +11713,18 @@
                 <w:bCs/>
               </w:rPr>
             </w:pPr>
+            <w:r>
+              <w:rPr>
+                <w:rFonts w:ascii="Tahoma" w:hAnsi="Tahoma" w:cs="Tahoma"/>
+                <w:bCs/>
+              </w:rPr>
+              <w:t>f.</w:t>
+            </w:r>
           </w:p>
         </w:tc>
         <w:tc>
           <w:tcPr>
-            <w:tcW w:w="2090" w:type="dxa"/>
+            <w:tcW w:w="3184" w:type="dxa"/>
           </w:tcPr>
           <w:p>
             <w:pPr>
@@ -11523,6 +11735,31 @@
                 <w:bCs/>
               </w:rPr>
             </w:pPr>
+            <w:proofErr w:type="spellStart"/>
+            <w:r>
+              <w:rPr>
+                <w:rFonts w:ascii="Tahoma" w:hAnsi="Tahoma" w:cs="Tahoma"/>
+                <w:bCs/>
+              </w:rPr>
+              <w:t>Kondisi</w:t>
+            </w:r>
+            <w:proofErr w:type="spellEnd"/>
+            <w:r>
+              <w:rPr>
+                <w:rFonts w:ascii="Tahoma" w:hAnsi="Tahoma" w:cs="Tahoma"/>
+                <w:bCs/>
+              </w:rPr>
+              <w:t xml:space="preserve"> </w:t>
+            </w:r>
+            <w:proofErr w:type="spellStart"/>
+            <w:r>
+              <w:rPr>
+                <w:rFonts w:ascii="Tahoma" w:hAnsi="Tahoma" w:cs="Tahoma"/>
+                <w:bCs/>
+              </w:rPr>
+              <w:t>Fisik</w:t>
+            </w:r>
+            <w:proofErr w:type="spellEnd"/>
           </w:p>
         </w:tc>
         <w:tc>
@@ -11540,14 +11777,23 @@
                 <w:bCs/>
                 <w:color w:val="auto"/>
                 <w:szCs w:val="20"/>
-                <w:lang w:val="id-ID"/>
-              </w:rPr>
-            </w:pPr>
+              </w:rPr>
+            </w:pPr>
+            <w:r>
+              <w:rPr>
+                <w:rFonts w:ascii="Tahoma" w:hAnsi="Tahoma" w:cs="Tahoma"/>
+                <w:b w:val="0"/>
+                <w:bCs/>
+                <w:color w:val="auto"/>
+                <w:szCs w:val="20"/>
+              </w:rPr>
+              <w:t>:</w:t>
+            </w:r>
           </w:p>
         </w:tc>
         <w:tc>
           <w:tcPr>
-            <w:tcW w:w="5955" w:type="dxa"/>
+            <w:tcW w:w="4890" w:type="dxa"/>
           </w:tcPr>
           <w:p>
             <w:pPr>
@@ -11558,68 +11804,18 @@
                 <w:rFonts w:ascii="Tahoma" w:hAnsi="Tahoma" w:cs="Tahoma"/>
                 <w:b w:val="0"/>
                 <w:bCs/>
-                <w:i/>
                 <w:color w:val="auto"/>
                 <w:szCs w:val="20"/>
                 <w:lang w:val="id-ID"/>
               </w:rPr>
             </w:pPr>
-            <w:r>
-              <w:rPr>
-                <w:rFonts w:ascii="Tahoma" w:hAnsi="Tahoma" w:cs="Tahoma"/>
-                <w:b w:val="0"/>
-                <w:bCs/>
-                <w:color w:val="auto"/>
-                <w:szCs w:val="20"/>
-                <w:lang w:val="id-ID"/>
-              </w:rPr>
-              <w:t xml:space="preserve">I = </w:t>
-            </w:r>
-            <w:r>
-              <w:rPr>
-                <w:rFonts w:ascii="Tahoma" w:hAnsi="Tahoma" w:cs="Tahoma"/>
-                <w:b w:val="0"/>
-                <w:bCs/>
-                <w:i/>
-                <w:color w:val="auto"/>
-                <w:szCs w:val="20"/>
-                <w:lang w:val="id-ID"/>
-              </w:rPr>
-              <w:t>Influ / Influencing</w:t>
-            </w:r>
-          </w:p>
-          <w:p>
-            <w:pPr>
-              <w:spacing w:before="60" w:after="60"/>
-              <w:ind w:right="57"/>
-              <w:jc w:val="both"/>
-              <w:rPr>
-                <w:rFonts w:ascii="Tahoma" w:hAnsi="Tahoma" w:cs="Tahoma"/>
-                <w:b w:val="0"/>
-                <w:bCs/>
-                <w:color w:val="auto"/>
-                <w:szCs w:val="20"/>
-                <w:lang w:val="id-ID"/>
-              </w:rPr>
-            </w:pPr>
-            <w:r>
-              <w:rPr>
-                <w:rFonts w:ascii="Tahoma" w:hAnsi="Tahoma" w:cs="Tahoma"/>
-                <w:b w:val="0"/>
-                <w:bCs/>
-                <w:color w:val="auto"/>
-                <w:szCs w:val="20"/>
-                <w:lang w:val="id-ID"/>
-              </w:rPr>
-              <w:t>Kemampuan menyesuaikan diri untuk pekerjaan-pekerjaan mempengaruhi orang lain dalam pendapat, sikap atau pertimbangan mengenai gagasan</w:t>
-            </w:r>
           </w:p>
         </w:tc>
       </w:tr>
       <w:tr>
         <w:tc>
           <w:tcPr>
-            <w:tcW w:w="455" w:type="dxa"/>
+            <w:tcW w:w="426" w:type="dxa"/>
           </w:tcPr>
           <w:p>
             <w:pPr>
@@ -11629,737 +11825,13 @@
               <w:rPr>
                 <w:rFonts w:ascii="Tahoma" w:hAnsi="Tahoma" w:cs="Tahoma"/>
                 <w:bCs/>
-                <w:lang w:val="sv-SE"/>
               </w:rPr>
             </w:pPr>
           </w:p>
         </w:tc>
         <w:tc>
           <w:tcPr>
-            <w:tcW w:w="2090" w:type="dxa"/>
-          </w:tcPr>
-          <w:p>
-            <w:pPr>
-              <w:pStyle w:val="NormalWeb"/>
-              <w:spacing w:beforeLines="0" w:before="60" w:afterLines="0" w:after="60"/>
-              <w:rPr>
-                <w:rFonts w:ascii="Tahoma" w:hAnsi="Tahoma" w:cs="Tahoma"/>
-                <w:bCs/>
-                <w:lang w:val="sv-SE"/>
-              </w:rPr>
-            </w:pPr>
-          </w:p>
-        </w:tc>
-        <w:tc>
-          <w:tcPr>
-            <w:tcW w:w="344" w:type="dxa"/>
-          </w:tcPr>
-          <w:p>
-            <w:pPr>
-              <w:spacing w:before="60" w:after="60"/>
-              <w:ind w:right="57"/>
-              <w:jc w:val="both"/>
-              <w:rPr>
-                <w:rFonts w:ascii="Tahoma" w:hAnsi="Tahoma" w:cs="Tahoma"/>
-                <w:b w:val="0"/>
-                <w:bCs/>
-                <w:color w:val="auto"/>
-                <w:szCs w:val="20"/>
-                <w:lang w:val="id-ID"/>
-              </w:rPr>
-            </w:pPr>
-          </w:p>
-        </w:tc>
-        <w:tc>
-          <w:tcPr>
-            <w:tcW w:w="5955" w:type="dxa"/>
-          </w:tcPr>
-          <w:p>
-            <w:pPr>
-              <w:spacing w:before="60" w:after="60"/>
-              <w:ind w:right="57"/>
-              <w:jc w:val="both"/>
-              <w:rPr>
-                <w:rFonts w:ascii="Tahoma" w:hAnsi="Tahoma" w:cs="Tahoma"/>
-                <w:b w:val="0"/>
-                <w:bCs/>
-                <w:color w:val="auto"/>
-                <w:szCs w:val="20"/>
-                <w:lang w:val="id-ID"/>
-              </w:rPr>
-            </w:pPr>
-            <w:r>
-              <w:rPr>
-                <w:rFonts w:ascii="Tahoma" w:hAnsi="Tahoma" w:cs="Tahoma"/>
-                <w:b w:val="0"/>
-                <w:bCs/>
-                <w:color w:val="auto"/>
-                <w:szCs w:val="20"/>
-                <w:lang w:val="id-ID"/>
-              </w:rPr>
-              <w:t xml:space="preserve">M = </w:t>
-            </w:r>
-            <w:r>
-              <w:rPr>
-                <w:rFonts w:ascii="Tahoma" w:hAnsi="Tahoma" w:cs="Tahoma"/>
-                <w:b w:val="0"/>
-                <w:bCs/>
-                <w:i/>
-                <w:color w:val="auto"/>
-                <w:szCs w:val="20"/>
-                <w:lang w:val="id-ID"/>
-              </w:rPr>
-              <w:t>Measurable and Veri Fiable Criteria</w:t>
-            </w:r>
-          </w:p>
-          <w:p>
-            <w:pPr>
-              <w:spacing w:before="60" w:after="60"/>
-              <w:ind w:right="57"/>
-              <w:jc w:val="both"/>
-              <w:rPr>
-                <w:rFonts w:ascii="Tahoma" w:hAnsi="Tahoma" w:cs="Tahoma"/>
-                <w:b w:val="0"/>
-                <w:bCs/>
-                <w:color w:val="auto"/>
-                <w:szCs w:val="20"/>
-                <w:lang w:val="id-ID"/>
-              </w:rPr>
-            </w:pPr>
-            <w:r>
-              <w:rPr>
-                <w:rFonts w:ascii="Tahoma" w:hAnsi="Tahoma" w:cs="Tahoma"/>
-                <w:b w:val="0"/>
-                <w:bCs/>
-                <w:color w:val="auto"/>
-                <w:szCs w:val="20"/>
-                <w:lang w:val="id-ID"/>
-              </w:rPr>
-              <w:t>Kemampuan menyesuaikan diri dengan kegiatan pengambilan kesimpulan, pembuatan pertimbangan, atau pembuatan peraturan/keputusan berdasarkan kriteria yang diukur atau yang dapat diuji</w:t>
-            </w:r>
-          </w:p>
-        </w:tc>
-      </w:tr>
-      <w:tr>
-        <w:tc>
-          <w:tcPr>
-            <w:tcW w:w="455" w:type="dxa"/>
-          </w:tcPr>
-          <w:p>
-            <w:pPr>
-              <w:pStyle w:val="NormalWeb"/>
-              <w:spacing w:beforeLines="0" w:before="60" w:afterLines="0" w:after="60"/>
-              <w:jc w:val="center"/>
-              <w:rPr>
-                <w:rFonts w:ascii="Tahoma" w:hAnsi="Tahoma" w:cs="Tahoma"/>
-                <w:bCs/>
-                <w:lang w:val="sv-SE"/>
-              </w:rPr>
-            </w:pPr>
-          </w:p>
-        </w:tc>
-        <w:tc>
-          <w:tcPr>
-            <w:tcW w:w="2090" w:type="dxa"/>
-          </w:tcPr>
-          <w:p>
-            <w:pPr>
-              <w:pStyle w:val="NormalWeb"/>
-              <w:spacing w:beforeLines="0" w:before="60" w:afterLines="0" w:after="60"/>
-              <w:rPr>
-                <w:rFonts w:ascii="Tahoma" w:hAnsi="Tahoma" w:cs="Tahoma"/>
-                <w:bCs/>
-                <w:lang w:val="sv-SE"/>
-              </w:rPr>
-            </w:pPr>
-          </w:p>
-        </w:tc>
-        <w:tc>
-          <w:tcPr>
-            <w:tcW w:w="344" w:type="dxa"/>
-          </w:tcPr>
-          <w:p>
-            <w:pPr>
-              <w:spacing w:before="60" w:after="60"/>
-              <w:ind w:right="57"/>
-              <w:jc w:val="both"/>
-              <w:rPr>
-                <w:rFonts w:ascii="Tahoma" w:hAnsi="Tahoma" w:cs="Tahoma"/>
-                <w:b w:val="0"/>
-                <w:bCs/>
-                <w:color w:val="auto"/>
-                <w:szCs w:val="20"/>
-                <w:lang w:val="sv-SE"/>
-              </w:rPr>
-            </w:pPr>
-          </w:p>
-        </w:tc>
-        <w:tc>
-          <w:tcPr>
-            <w:tcW w:w="5955" w:type="dxa"/>
-          </w:tcPr>
-          <w:p>
-            <w:pPr>
-              <w:spacing w:before="60" w:after="60"/>
-              <w:ind w:right="57"/>
-              <w:jc w:val="both"/>
-              <w:rPr>
-                <w:rFonts w:ascii="Tahoma" w:hAnsi="Tahoma" w:cs="Tahoma"/>
-                <w:b w:val="0"/>
-                <w:bCs/>
-                <w:color w:val="auto"/>
-                <w:szCs w:val="20"/>
-                <w:lang w:val="sv-SE"/>
-              </w:rPr>
-            </w:pPr>
-            <w:r>
-              <w:rPr>
-                <w:rFonts w:ascii="Tahoma" w:hAnsi="Tahoma" w:cs="Tahoma"/>
-                <w:b w:val="0"/>
-                <w:bCs/>
-                <w:color w:val="auto"/>
-                <w:szCs w:val="20"/>
-                <w:lang w:val="sv-SE"/>
-              </w:rPr>
-              <w:t xml:space="preserve">P  =  </w:t>
-            </w:r>
-            <w:r>
-              <w:rPr>
-                <w:rFonts w:ascii="Tahoma" w:hAnsi="Tahoma" w:cs="Tahoma"/>
-                <w:b w:val="0"/>
-                <w:bCs/>
-                <w:i/>
-                <w:color w:val="auto"/>
-                <w:szCs w:val="20"/>
-                <w:lang w:val="sv-SE"/>
-              </w:rPr>
-              <w:t>Dealing with People</w:t>
-            </w:r>
-          </w:p>
-          <w:p>
-            <w:pPr>
-              <w:spacing w:before="60" w:after="60"/>
-              <w:ind w:right="57"/>
-              <w:jc w:val="both"/>
-              <w:rPr>
-                <w:rFonts w:ascii="Tahoma" w:hAnsi="Tahoma" w:cs="Tahoma"/>
-                <w:b w:val="0"/>
-                <w:bCs/>
-                <w:color w:val="auto"/>
-                <w:szCs w:val="20"/>
-                <w:lang w:val="id-ID"/>
-              </w:rPr>
-            </w:pPr>
-            <w:r>
-              <w:rPr>
-                <w:rFonts w:ascii="Tahoma" w:hAnsi="Tahoma" w:cs="Tahoma"/>
-                <w:b w:val="0"/>
-                <w:bCs/>
-                <w:color w:val="auto"/>
-                <w:szCs w:val="20"/>
-                <w:lang w:val="id-ID"/>
-              </w:rPr>
-              <w:t>Kemampuan menyesuaikan diri dalam berhubungan dengan orang lain lebih dari hanya penerimaan dan pembuatan instruksi</w:t>
-            </w:r>
-          </w:p>
-        </w:tc>
-      </w:tr>
-      <w:tr>
-        <w:tc>
-          <w:tcPr>
-            <w:tcW w:w="455" w:type="dxa"/>
-          </w:tcPr>
-          <w:p>
-            <w:pPr>
-              <w:pStyle w:val="NormalWeb"/>
-              <w:spacing w:beforeLines="0" w:before="60" w:afterLines="0" w:after="60"/>
-              <w:jc w:val="center"/>
-              <w:rPr>
-                <w:rFonts w:ascii="Tahoma" w:hAnsi="Tahoma" w:cs="Tahoma"/>
-                <w:bCs/>
-              </w:rPr>
-            </w:pPr>
-            <w:r>
-              <w:rPr>
-                <w:rFonts w:ascii="Tahoma" w:hAnsi="Tahoma" w:cs="Tahoma"/>
-                <w:bCs/>
-              </w:rPr>
-              <w:t>d.</w:t>
-            </w:r>
-          </w:p>
-        </w:tc>
-        <w:tc>
-          <w:tcPr>
-            <w:tcW w:w="2090" w:type="dxa"/>
-          </w:tcPr>
-          <w:p>
-            <w:pPr>
-              <w:pStyle w:val="NormalWeb"/>
-              <w:spacing w:beforeLines="0" w:before="60" w:afterLines="0" w:after="60"/>
-              <w:rPr>
-                <w:rFonts w:ascii="Tahoma" w:hAnsi="Tahoma" w:cs="Tahoma"/>
-                <w:bCs/>
-              </w:rPr>
-            </w:pPr>
-            <w:r>
-              <w:rPr>
-                <w:rFonts w:ascii="Tahoma" w:hAnsi="Tahoma" w:cs="Tahoma"/>
-                <w:bCs/>
-              </w:rPr>
-              <w:t xml:space="preserve">Minat </w:t>
-            </w:r>
-            <w:proofErr w:type="spellStart"/>
-            <w:r>
-              <w:rPr>
-                <w:rFonts w:ascii="Tahoma" w:hAnsi="Tahoma" w:cs="Tahoma"/>
-                <w:bCs/>
-              </w:rPr>
-              <w:t>Kerja</w:t>
-            </w:r>
-            <w:proofErr w:type="spellEnd"/>
-            <w:r>
-              <w:rPr>
-                <w:rFonts w:ascii="Tahoma" w:hAnsi="Tahoma" w:cs="Tahoma"/>
-                <w:bCs/>
-              </w:rPr>
-              <w:t xml:space="preserve"> </w:t>
-            </w:r>
-          </w:p>
-        </w:tc>
-        <w:tc>
-          <w:tcPr>
-            <w:tcW w:w="344" w:type="dxa"/>
-          </w:tcPr>
-          <w:p>
-            <w:pPr>
-              <w:spacing w:before="60" w:after="60"/>
-              <w:ind w:right="57"/>
-              <w:jc w:val="both"/>
-              <w:rPr>
-                <w:rFonts w:ascii="Tahoma" w:hAnsi="Tahoma" w:cs="Tahoma"/>
-                <w:b w:val="0"/>
-                <w:bCs/>
-                <w:color w:val="auto"/>
-                <w:szCs w:val="20"/>
-              </w:rPr>
-            </w:pPr>
-            <w:r>
-              <w:rPr>
-                <w:rFonts w:ascii="Tahoma" w:hAnsi="Tahoma" w:cs="Tahoma"/>
-                <w:b w:val="0"/>
-                <w:bCs/>
-                <w:color w:val="auto"/>
-                <w:szCs w:val="20"/>
-              </w:rPr>
-              <w:t>:</w:t>
-            </w:r>
-          </w:p>
-        </w:tc>
-        <w:tc>
-          <w:tcPr>
-            <w:tcW w:w="5955" w:type="dxa"/>
-          </w:tcPr>
-          <w:p>
-            <w:pPr>
-              <w:spacing w:before="60" w:after="60"/>
-              <w:ind w:right="57"/>
-              <w:jc w:val="both"/>
-              <w:rPr>
-                <w:rFonts w:ascii="Tahoma" w:hAnsi="Tahoma" w:cs="Tahoma"/>
-                <w:b w:val="0"/>
-                <w:bCs/>
-                <w:color w:val="auto"/>
-                <w:szCs w:val="20"/>
-                <w:lang w:val="id-ID"/>
-              </w:rPr>
-            </w:pPr>
-            <w:r>
-              <w:rPr>
-                <w:rFonts w:ascii="Tahoma" w:hAnsi="Tahoma" w:cs="Tahoma"/>
-                <w:b w:val="0"/>
-                <w:bCs/>
-                <w:color w:val="auto"/>
-                <w:szCs w:val="20"/>
-              </w:rPr>
-              <w:t xml:space="preserve">I = </w:t>
-            </w:r>
-            <w:r>
-              <w:rPr>
-                <w:rFonts w:ascii="Tahoma" w:hAnsi="Tahoma" w:cs="Tahoma"/>
-                <w:b w:val="0"/>
-                <w:bCs/>
-                <w:i/>
-                <w:color w:val="auto"/>
-                <w:szCs w:val="20"/>
-                <w:lang w:val="id-ID"/>
-              </w:rPr>
-              <w:t>Investigatif</w:t>
-            </w:r>
-          </w:p>
-        </w:tc>
-      </w:tr>
-      <w:tr>
-        <w:tc>
-          <w:tcPr>
-            <w:tcW w:w="455" w:type="dxa"/>
-          </w:tcPr>
-          <w:p>
-            <w:pPr>
-              <w:pStyle w:val="NormalWeb"/>
-              <w:spacing w:beforeLines="0" w:before="60" w:afterLines="0" w:after="60"/>
-              <w:jc w:val="center"/>
-              <w:rPr>
-                <w:rFonts w:ascii="Tahoma" w:hAnsi="Tahoma" w:cs="Tahoma"/>
-                <w:bCs/>
-              </w:rPr>
-            </w:pPr>
-          </w:p>
-        </w:tc>
-        <w:tc>
-          <w:tcPr>
-            <w:tcW w:w="2090" w:type="dxa"/>
-          </w:tcPr>
-          <w:p>
-            <w:pPr>
-              <w:pStyle w:val="NormalWeb"/>
-              <w:spacing w:beforeLines="0" w:before="60" w:afterLines="0" w:after="60"/>
-              <w:rPr>
-                <w:rFonts w:ascii="Tahoma" w:hAnsi="Tahoma" w:cs="Tahoma"/>
-                <w:bCs/>
-              </w:rPr>
-            </w:pPr>
-          </w:p>
-        </w:tc>
-        <w:tc>
-          <w:tcPr>
-            <w:tcW w:w="344" w:type="dxa"/>
-          </w:tcPr>
-          <w:p>
-            <w:pPr>
-              <w:spacing w:before="60" w:after="60"/>
-              <w:ind w:right="57"/>
-              <w:jc w:val="both"/>
-              <w:rPr>
-                <w:rFonts w:ascii="Tahoma" w:hAnsi="Tahoma" w:cs="Tahoma"/>
-                <w:b w:val="0"/>
-                <w:bCs/>
-                <w:color w:val="auto"/>
-                <w:szCs w:val="20"/>
-              </w:rPr>
-            </w:pPr>
-          </w:p>
-        </w:tc>
-        <w:tc>
-          <w:tcPr>
-            <w:tcW w:w="5955" w:type="dxa"/>
-          </w:tcPr>
-          <w:p>
-            <w:pPr>
-              <w:spacing w:before="60" w:after="60"/>
-              <w:ind w:right="57"/>
-              <w:jc w:val="both"/>
-              <w:rPr>
-                <w:rFonts w:ascii="Tahoma" w:hAnsi="Tahoma" w:cs="Tahoma"/>
-                <w:b w:val="0"/>
-                <w:bCs/>
-                <w:color w:val="auto"/>
-                <w:szCs w:val="20"/>
-              </w:rPr>
-            </w:pPr>
-            <w:r>
-              <w:rPr>
-                <w:rFonts w:ascii="Tahoma" w:hAnsi="Tahoma" w:cs="Tahoma"/>
-                <w:b w:val="0"/>
-                <w:bCs/>
-                <w:color w:val="auto"/>
-                <w:szCs w:val="20"/>
-              </w:rPr>
-              <w:t xml:space="preserve">C = </w:t>
-            </w:r>
-            <w:proofErr w:type="spellStart"/>
-            <w:r>
-              <w:rPr>
-                <w:rFonts w:ascii="Tahoma" w:hAnsi="Tahoma" w:cs="Tahoma"/>
-                <w:b w:val="0"/>
-                <w:bCs/>
-                <w:i/>
-                <w:color w:val="auto"/>
-                <w:szCs w:val="20"/>
-              </w:rPr>
-              <w:t>Konvensional</w:t>
-            </w:r>
-            <w:proofErr w:type="spellEnd"/>
-          </w:p>
-        </w:tc>
-      </w:tr>
-      <w:tr>
-        <w:tc>
-          <w:tcPr>
-            <w:tcW w:w="455" w:type="dxa"/>
-          </w:tcPr>
-          <w:p>
-            <w:pPr>
-              <w:pStyle w:val="NormalWeb"/>
-              <w:spacing w:beforeLines="0" w:before="60" w:afterLines="0" w:after="60"/>
-              <w:jc w:val="center"/>
-              <w:rPr>
-                <w:rFonts w:ascii="Tahoma" w:hAnsi="Tahoma" w:cs="Tahoma"/>
-                <w:bCs/>
-              </w:rPr>
-            </w:pPr>
-            <w:r>
-              <w:rPr>
-                <w:rFonts w:ascii="Tahoma" w:hAnsi="Tahoma" w:cs="Tahoma"/>
-                <w:bCs/>
-              </w:rPr>
-              <w:t>e.</w:t>
-            </w:r>
-          </w:p>
-        </w:tc>
-        <w:tc>
-          <w:tcPr>
-            <w:tcW w:w="2090" w:type="dxa"/>
-          </w:tcPr>
-          <w:p>
-            <w:pPr>
-              <w:pStyle w:val="NormalWeb"/>
-              <w:spacing w:beforeLines="0" w:before="60" w:afterLines="0" w:after="60"/>
-              <w:rPr>
-                <w:rFonts w:ascii="Tahoma" w:hAnsi="Tahoma" w:cs="Tahoma"/>
-                <w:bCs/>
-              </w:rPr>
-            </w:pPr>
-            <w:r>
-              <w:rPr>
-                <w:rFonts w:ascii="Tahoma" w:hAnsi="Tahoma" w:cs="Tahoma"/>
-                <w:bCs/>
-              </w:rPr>
-              <w:t xml:space="preserve">Upaya </w:t>
-            </w:r>
-            <w:proofErr w:type="spellStart"/>
-            <w:r>
-              <w:rPr>
-                <w:rFonts w:ascii="Tahoma" w:hAnsi="Tahoma" w:cs="Tahoma"/>
-                <w:bCs/>
-              </w:rPr>
-              <w:t>Fisik</w:t>
-            </w:r>
-            <w:proofErr w:type="spellEnd"/>
-            <w:r>
-              <w:rPr>
-                <w:rFonts w:ascii="Tahoma" w:hAnsi="Tahoma" w:cs="Tahoma"/>
-                <w:bCs/>
-              </w:rPr>
-              <w:t xml:space="preserve"> </w:t>
-            </w:r>
-          </w:p>
-        </w:tc>
-        <w:tc>
-          <w:tcPr>
-            <w:tcW w:w="344" w:type="dxa"/>
-          </w:tcPr>
-          <w:p>
-            <w:pPr>
-              <w:spacing w:before="60" w:after="60"/>
-              <w:ind w:right="57"/>
-              <w:jc w:val="both"/>
-              <w:rPr>
-                <w:rFonts w:ascii="Tahoma" w:hAnsi="Tahoma" w:cs="Tahoma"/>
-                <w:b w:val="0"/>
-                <w:bCs/>
-                <w:color w:val="auto"/>
-                <w:szCs w:val="20"/>
-              </w:rPr>
-            </w:pPr>
-            <w:r>
-              <w:rPr>
-                <w:rFonts w:ascii="Tahoma" w:hAnsi="Tahoma" w:cs="Tahoma"/>
-                <w:b w:val="0"/>
-                <w:bCs/>
-                <w:color w:val="auto"/>
-                <w:szCs w:val="20"/>
-              </w:rPr>
-              <w:t>:</w:t>
-            </w:r>
-          </w:p>
-        </w:tc>
-        <w:tc>
-          <w:tcPr>
-            <w:tcW w:w="5955" w:type="dxa"/>
-          </w:tcPr>
-          <w:p>
-            <w:pPr>
-              <w:spacing w:before="60" w:after="60"/>
-              <w:ind w:right="57"/>
-              <w:jc w:val="both"/>
-              <w:rPr>
-                <w:rFonts w:ascii="Tahoma" w:hAnsi="Tahoma" w:cs="Tahoma"/>
-                <w:b w:val="0"/>
-                <w:bCs/>
-                <w:color w:val="auto"/>
-                <w:szCs w:val="20"/>
-                <w:lang w:val="sv-SE"/>
-              </w:rPr>
-            </w:pPr>
-            <w:r>
-              <w:rPr>
-                <w:rFonts w:ascii="Tahoma" w:hAnsi="Tahoma" w:cs="Tahoma"/>
-                <w:b w:val="0"/>
-                <w:bCs/>
-                <w:color w:val="auto"/>
-                <w:szCs w:val="20"/>
-                <w:lang w:val="id-ID"/>
-              </w:rPr>
-              <w:t xml:space="preserve">Duduk, Berdiri, Berjalan, </w:t>
-            </w:r>
-            <w:r>
-              <w:rPr>
-                <w:rFonts w:ascii="Tahoma" w:hAnsi="Tahoma" w:cs="Tahoma"/>
-                <w:b w:val="0"/>
-                <w:bCs/>
-                <w:color w:val="auto"/>
-                <w:szCs w:val="20"/>
-                <w:lang w:val="sv-SE"/>
-              </w:rPr>
-              <w:t>Berbicara, Mendengar</w:t>
-            </w:r>
-          </w:p>
-        </w:tc>
-      </w:tr>
-      <w:tr>
-        <w:tc>
-          <w:tcPr>
-            <w:tcW w:w="455" w:type="dxa"/>
-          </w:tcPr>
-          <w:p>
-            <w:pPr>
-              <w:pStyle w:val="NormalWeb"/>
-              <w:spacing w:beforeLines="0" w:before="60" w:afterLines="0" w:after="60"/>
-              <w:jc w:val="center"/>
-              <w:rPr>
-                <w:rFonts w:ascii="Tahoma" w:hAnsi="Tahoma" w:cs="Tahoma"/>
-                <w:bCs/>
-              </w:rPr>
-            </w:pPr>
-            <w:r>
-              <w:rPr>
-                <w:rFonts w:ascii="Tahoma" w:hAnsi="Tahoma" w:cs="Tahoma"/>
-                <w:bCs/>
-              </w:rPr>
-              <w:t>f.</w:t>
-            </w:r>
-          </w:p>
-        </w:tc>
-        <w:tc>
-          <w:tcPr>
-            <w:tcW w:w="2090" w:type="dxa"/>
-          </w:tcPr>
-          <w:p>
-            <w:pPr>
-              <w:pStyle w:val="NormalWeb"/>
-              <w:spacing w:beforeLines="0" w:before="60" w:afterLines="0" w:after="60"/>
-              <w:rPr>
-                <w:rFonts w:ascii="Tahoma" w:hAnsi="Tahoma" w:cs="Tahoma"/>
-                <w:bCs/>
-              </w:rPr>
-            </w:pPr>
-            <w:proofErr w:type="spellStart"/>
-            <w:r>
-              <w:rPr>
-                <w:rFonts w:ascii="Tahoma" w:hAnsi="Tahoma" w:cs="Tahoma"/>
-                <w:bCs/>
-              </w:rPr>
-              <w:t>Kondisi</w:t>
-            </w:r>
-            <w:proofErr w:type="spellEnd"/>
-            <w:r>
-              <w:rPr>
-                <w:rFonts w:ascii="Tahoma" w:hAnsi="Tahoma" w:cs="Tahoma"/>
-                <w:bCs/>
-              </w:rPr>
-              <w:t xml:space="preserve"> </w:t>
-            </w:r>
-            <w:proofErr w:type="spellStart"/>
-            <w:r>
-              <w:rPr>
-                <w:rFonts w:ascii="Tahoma" w:hAnsi="Tahoma" w:cs="Tahoma"/>
-                <w:bCs/>
-              </w:rPr>
-              <w:t>Fisik</w:t>
-            </w:r>
-            <w:proofErr w:type="spellEnd"/>
-          </w:p>
-        </w:tc>
-        <w:tc>
-          <w:tcPr>
-            <w:tcW w:w="344" w:type="dxa"/>
-          </w:tcPr>
-          <w:p>
-            <w:pPr>
-              <w:spacing w:before="60" w:after="60"/>
-              <w:ind w:right="57"/>
-              <w:jc w:val="both"/>
-              <w:rPr>
-                <w:rFonts w:ascii="Tahoma" w:hAnsi="Tahoma" w:cs="Tahoma"/>
-                <w:b w:val="0"/>
-                <w:bCs/>
-                <w:color w:val="auto"/>
-                <w:szCs w:val="20"/>
-              </w:rPr>
-            </w:pPr>
-            <w:r>
-              <w:rPr>
-                <w:rFonts w:ascii="Tahoma" w:hAnsi="Tahoma" w:cs="Tahoma"/>
-                <w:b w:val="0"/>
-                <w:bCs/>
-                <w:color w:val="auto"/>
-                <w:szCs w:val="20"/>
-              </w:rPr>
-              <w:t>:</w:t>
-            </w:r>
-          </w:p>
-        </w:tc>
-        <w:tc>
-          <w:tcPr>
-            <w:tcW w:w="5955" w:type="dxa"/>
-          </w:tcPr>
-          <w:p>
-            <w:pPr>
-              <w:spacing w:before="60" w:after="60"/>
-              <w:ind w:right="57"/>
-              <w:jc w:val="both"/>
-              <w:rPr>
-                <w:rFonts w:ascii="Tahoma" w:hAnsi="Tahoma" w:cs="Tahoma"/>
-                <w:b w:val="0"/>
-                <w:bCs/>
-                <w:color w:val="auto"/>
-                <w:szCs w:val="20"/>
-                <w:lang w:val="id-ID"/>
-              </w:rPr>
-            </w:pPr>
-          </w:p>
-        </w:tc>
-      </w:tr>
-      <w:tr>
-        <w:tc>
-          <w:tcPr>
-            <w:tcW w:w="455" w:type="dxa"/>
-          </w:tcPr>
-          <w:p>
-            <w:pPr>
-              <w:pStyle w:val="NormalWeb"/>
-              <w:spacing w:beforeLines="0" w:before="60" w:afterLines="0" w:after="60"/>
-              <w:jc w:val="center"/>
-              <w:rPr>
-                <w:rFonts w:ascii="Tahoma" w:hAnsi="Tahoma" w:cs="Tahoma"/>
-                <w:bCs/>
-              </w:rPr>
-            </w:pPr>
-          </w:p>
-        </w:tc>
-        <w:tc>
-          <w:tcPr>
-            <w:tcW w:w="2090" w:type="dxa"/>
+            <w:tcW w:w="3184" w:type="dxa"/>
           </w:tcPr>
           <w:p>
             <w:pPr>
@@ -12415,7 +11887,7 @@
         </w:tc>
         <w:tc>
           <w:tcPr>
-            <w:tcW w:w="5955" w:type="dxa"/>
+            <w:tcW w:w="4890" w:type="dxa"/>
           </w:tcPr>
           <w:p>
             <w:pPr>
@@ -12435,10 +11907,35 @@
                 <w:rFonts w:ascii="Tahoma" w:hAnsi="Tahoma" w:cs="Tahoma"/>
                 <w:b w:val="0"/>
                 <w:bCs/>
-                <w:color w:val="auto"/>
-                <w:szCs w:val="20"/>
-              </w:rPr>
-              <w:t>Pria/ Wanita</w:t>
+                <w:sz w:val="22"/>
+                <w:szCs w:val="22"/>
+                <w:lang w:val="en-ID"/>
+              </w:rPr>
+              <w:t>{</w:t>
+            </w:r>
+            <w:proofErr w:type="spellStart"/>
+            <w:r>
+              <w:rPr>
+                <w:rFonts w:ascii="Tahoma" w:hAnsi="Tahoma" w:cs="Tahoma"/>
+                <w:b w:val="0"/>
+                <w:bCs/>
+                <w:sz w:val="22"/>
+                <w:szCs w:val="22"/>
+                <w:lang w:val="en-ID"/>
+              </w:rPr>
+              <w:t>kondisi_fisik_jenkel</w:t>
+            </w:r>
+            <w:proofErr w:type="spellEnd"/>
+            <w:r>
+              <w:rPr>
+                <w:rFonts w:ascii="Tahoma" w:hAnsi="Tahoma" w:cs="Tahoma"/>
+                <w:b w:val="0"/>
+                <w:bCs/>
+                <w:sz w:val="22"/>
+                <w:szCs w:val="22"/>
+                <w:lang w:val="en-ID"/>
+              </w:rPr>
+              <w:t>}</w:t>
             </w:r>
           </w:p>
         </w:tc>
@@ -12446,7 +11943,7 @@
       <w:tr>
         <w:tc>
           <w:tcPr>
-            <w:tcW w:w="455" w:type="dxa"/>
+            <w:tcW w:w="426" w:type="dxa"/>
           </w:tcPr>
           <w:p>
             <w:pPr>
@@ -12462,7 +11959,7 @@
         </w:tc>
         <w:tc>
           <w:tcPr>
-            <w:tcW w:w="2090" w:type="dxa"/>
+            <w:tcW w:w="3184" w:type="dxa"/>
           </w:tcPr>
           <w:p>
             <w:pPr>
@@ -12527,7 +12024,7 @@
         </w:tc>
         <w:tc>
           <w:tcPr>
-            <w:tcW w:w="5955" w:type="dxa"/>
+            <w:tcW w:w="4890" w:type="dxa"/>
           </w:tcPr>
           <w:p>
             <w:pPr>
@@ -12543,25 +12040,48 @@
                 <w:lang w:val="id-ID"/>
               </w:rPr>
             </w:pPr>
+            <w:r>
+              <w:rPr>
+                <w:rFonts w:ascii="Tahoma" w:hAnsi="Tahoma" w:cs="Tahoma"/>
+                <w:b w:val="0"/>
+                <w:bCs/>
+                <w:sz w:val="22"/>
+                <w:szCs w:val="22"/>
+                <w:lang w:val="en-ID"/>
+              </w:rPr>
+              <w:t>{</w:t>
+            </w:r>
             <w:proofErr w:type="spellStart"/>
             <w:r>
               <w:rPr>
                 <w:rFonts w:ascii="Tahoma" w:hAnsi="Tahoma" w:cs="Tahoma"/>
                 <w:b w:val="0"/>
-                <w:color w:val="auto"/>
-                <w:sz w:val="22"/>
-                <w:szCs w:val="22"/>
-              </w:rPr>
-              <w:t>Disesuaikan</w:t>
+                <w:bCs/>
+                <w:sz w:val="22"/>
+                <w:szCs w:val="22"/>
+                <w:lang w:val="en-ID"/>
+              </w:rPr>
+              <w:t>kondisi_fisik_umur</w:t>
             </w:r>
             <w:proofErr w:type="spellEnd"/>
+            <w:r>
+              <w:rPr>
+                <w:rFonts w:ascii="Tahoma" w:hAnsi="Tahoma" w:cs="Tahoma"/>
+                <w:b w:val="0"/>
+                <w:bCs/>
+                <w:sz w:val="22"/>
+                <w:szCs w:val="22"/>
+                <w:lang w:val="en-ID"/>
+              </w:rPr>
+              <w:t>}</w:t>
+            </w:r>
           </w:p>
         </w:tc>
       </w:tr>
       <w:tr>
         <w:tc>
           <w:tcPr>
-            <w:tcW w:w="455" w:type="dxa"/>
+            <w:tcW w:w="426" w:type="dxa"/>
           </w:tcPr>
           <w:p>
             <w:pPr>
@@ -12577,7 +12097,7 @@
         </w:tc>
         <w:tc>
           <w:tcPr>
-            <w:tcW w:w="2090" w:type="dxa"/>
+            <w:tcW w:w="3184" w:type="dxa"/>
           </w:tcPr>
           <w:p>
             <w:pPr>
@@ -12633,7 +12153,7 @@
         </w:tc>
         <w:tc>
           <w:tcPr>
-            <w:tcW w:w="5955" w:type="dxa"/>
+            <w:tcW w:w="4890" w:type="dxa"/>
           </w:tcPr>
           <w:p>
             <w:pPr>
@@ -12649,25 +12169,59 @@
                 <w:lang w:val="id-ID"/>
               </w:rPr>
             </w:pPr>
+            <w:r>
+              <w:rPr>
+                <w:rFonts w:ascii="Tahoma" w:hAnsi="Tahoma" w:cs="Tahoma"/>
+                <w:b w:val="0"/>
+                <w:bCs/>
+                <w:sz w:val="22"/>
+                <w:szCs w:val="22"/>
+                <w:lang w:val="en-ID"/>
+              </w:rPr>
+              <w:t>{</w:t>
+            </w:r>
             <w:proofErr w:type="spellStart"/>
             <w:r>
               <w:rPr>
                 <w:rFonts w:ascii="Tahoma" w:hAnsi="Tahoma" w:cs="Tahoma"/>
                 <w:b w:val="0"/>
-                <w:color w:val="auto"/>
-                <w:sz w:val="22"/>
-                <w:szCs w:val="22"/>
-              </w:rPr>
-              <w:t>Disesuaikan</w:t>
+                <w:bCs/>
+                <w:sz w:val="22"/>
+                <w:szCs w:val="22"/>
+                <w:lang w:val="en-ID"/>
+              </w:rPr>
+              <w:t>kondisi_fisik_</w:t>
+            </w:r>
+            <w:r>
+              <w:rPr>
+                <w:rFonts w:ascii="Tahoma" w:hAnsi="Tahoma" w:cs="Tahoma"/>
+                <w:b w:val="0"/>
+                <w:bCs/>
+                <w:sz w:val="22"/>
+                <w:szCs w:val="22"/>
+                <w:lang w:val="en-ID"/>
+              </w:rPr>
+              <w:t>tb</w:t>
             </w:r>
             <w:proofErr w:type="spellEnd"/>
+            <w:r>
+              <w:rPr>
+                <w:rFonts w:ascii="Tahoma" w:hAnsi="Tahoma" w:cs="Tahoma"/>
+                <w:b w:val="0"/>
+                <w:bCs/>
+                <w:sz w:val="22"/>
+                <w:szCs w:val="22"/>
+                <w:lang w:val="en-ID"/>
+              </w:rPr>
+              <w:t>}</w:t>
+            </w:r>
           </w:p>
         </w:tc>
       </w:tr>
       <w:tr>
         <w:tc>
           <w:tcPr>
-            <w:tcW w:w="455" w:type="dxa"/>
+            <w:tcW w:w="426" w:type="dxa"/>
           </w:tcPr>
           <w:p>
             <w:pPr>
@@ -12683,7 +12237,7 @@
         </w:tc>
         <w:tc>
           <w:tcPr>
-            <w:tcW w:w="2090" w:type="dxa"/>
+            <w:tcW w:w="3184" w:type="dxa"/>
           </w:tcPr>
           <w:p>
             <w:pPr>
@@ -12739,7 +12293,7 @@
         </w:tc>
         <w:tc>
           <w:tcPr>
-            <w:tcW w:w="5955" w:type="dxa"/>
+            <w:tcW w:w="4890" w:type="dxa"/>
           </w:tcPr>
           <w:p>
             <w:pPr>
@@ -12755,25 +12309,70 @@
                 <w:lang w:val="id-ID"/>
               </w:rPr>
             </w:pPr>
+            <w:r>
+              <w:rPr>
+                <w:rFonts w:ascii="Tahoma" w:hAnsi="Tahoma" w:cs="Tahoma"/>
+                <w:b w:val="0"/>
+                <w:bCs/>
+                <w:sz w:val="22"/>
+                <w:szCs w:val="22"/>
+                <w:lang w:val="en-ID"/>
+              </w:rPr>
+              <w:t>{</w:t>
+            </w:r>
             <w:proofErr w:type="spellStart"/>
             <w:r>
               <w:rPr>
                 <w:rFonts w:ascii="Tahoma" w:hAnsi="Tahoma" w:cs="Tahoma"/>
                 <w:b w:val="0"/>
-                <w:color w:val="auto"/>
-                <w:sz w:val="22"/>
-                <w:szCs w:val="22"/>
-              </w:rPr>
-              <w:t>Disesuaikan</w:t>
+                <w:bCs/>
+                <w:sz w:val="22"/>
+                <w:szCs w:val="22"/>
+                <w:lang w:val="en-ID"/>
+              </w:rPr>
+              <w:t>kondisi_fisik_</w:t>
+            </w:r>
+            <w:r>
+              <w:rPr>
+                <w:rFonts w:ascii="Tahoma" w:hAnsi="Tahoma" w:cs="Tahoma"/>
+                <w:b w:val="0"/>
+                <w:bCs/>
+                <w:sz w:val="22"/>
+                <w:szCs w:val="22"/>
+                <w:lang w:val="en-ID"/>
+              </w:rPr>
+              <w:t>b</w:t>
+            </w:r>
+            <w:r>
+              <w:rPr>
+                <w:rFonts w:ascii="Tahoma" w:hAnsi="Tahoma" w:cs="Tahoma"/>
+                <w:b w:val="0"/>
+                <w:bCs/>
+                <w:sz w:val="22"/>
+                <w:szCs w:val="22"/>
+                <w:lang w:val="en-ID"/>
+              </w:rPr>
+              <w:t>b</w:t>
             </w:r>
             <w:proofErr w:type="spellEnd"/>
+            <w:r>
+              <w:rPr>
+                <w:rFonts w:ascii="Tahoma" w:hAnsi="Tahoma" w:cs="Tahoma"/>
+                <w:b w:val="0"/>
+                <w:bCs/>
+                <w:sz w:val="22"/>
+                <w:szCs w:val="22"/>
+                <w:lang w:val="en-ID"/>
+              </w:rPr>
+              <w:t>}</w:t>
+            </w:r>
           </w:p>
         </w:tc>
       </w:tr>
       <w:tr>
         <w:tc>
           <w:tcPr>
-            <w:tcW w:w="455" w:type="dxa"/>
+            <w:tcW w:w="426" w:type="dxa"/>
           </w:tcPr>
           <w:p>
             <w:pPr>
@@ -12789,7 +12388,7 @@
         </w:tc>
         <w:tc>
           <w:tcPr>
-            <w:tcW w:w="2090" w:type="dxa"/>
+            <w:tcW w:w="3184" w:type="dxa"/>
           </w:tcPr>
           <w:p>
             <w:pPr>
@@ -12854,7 +12453,7 @@
         </w:tc>
         <w:tc>
           <w:tcPr>
-            <w:tcW w:w="5955" w:type="dxa"/>
+            <w:tcW w:w="4890" w:type="dxa"/>
           </w:tcPr>
           <w:p>
             <w:pPr>
@@ -12870,25 +12469,70 @@
                 <w:lang w:val="id-ID"/>
               </w:rPr>
             </w:pPr>
+            <w:r>
+              <w:rPr>
+                <w:rFonts w:ascii="Tahoma" w:hAnsi="Tahoma" w:cs="Tahoma"/>
+                <w:b w:val="0"/>
+                <w:bCs/>
+                <w:sz w:val="22"/>
+                <w:szCs w:val="22"/>
+                <w:lang w:val="en-ID"/>
+              </w:rPr>
+              <w:t>{</w:t>
+            </w:r>
             <w:proofErr w:type="spellStart"/>
             <w:r>
               <w:rPr>
                 <w:rFonts w:ascii="Tahoma" w:hAnsi="Tahoma" w:cs="Tahoma"/>
                 <w:b w:val="0"/>
-                <w:color w:val="auto"/>
-                <w:sz w:val="22"/>
-                <w:szCs w:val="22"/>
-              </w:rPr>
-              <w:t>Disesuaikan</w:t>
+                <w:bCs/>
+                <w:sz w:val="22"/>
+                <w:szCs w:val="22"/>
+                <w:lang w:val="en-ID"/>
+              </w:rPr>
+              <w:t>kondisi_fisik_</w:t>
+            </w:r>
+            <w:r>
+              <w:rPr>
+                <w:rFonts w:ascii="Tahoma" w:hAnsi="Tahoma" w:cs="Tahoma"/>
+                <w:b w:val="0"/>
+                <w:bCs/>
+                <w:sz w:val="22"/>
+                <w:szCs w:val="22"/>
+                <w:lang w:val="en-ID"/>
+              </w:rPr>
+              <w:t>p</w:t>
+            </w:r>
+            <w:r>
+              <w:rPr>
+                <w:rFonts w:ascii="Tahoma" w:hAnsi="Tahoma" w:cs="Tahoma"/>
+                <w:b w:val="0"/>
+                <w:bCs/>
+                <w:sz w:val="22"/>
+                <w:szCs w:val="22"/>
+                <w:lang w:val="en-ID"/>
+              </w:rPr>
+              <w:t>b</w:t>
             </w:r>
             <w:proofErr w:type="spellEnd"/>
+            <w:r>
+              <w:rPr>
+                <w:rFonts w:ascii="Tahoma" w:hAnsi="Tahoma" w:cs="Tahoma"/>
+                <w:b w:val="0"/>
+                <w:bCs/>
+                <w:sz w:val="22"/>
+                <w:szCs w:val="22"/>
+                <w:lang w:val="en-ID"/>
+              </w:rPr>
+              <w:t>}</w:t>
+            </w:r>
           </w:p>
         </w:tc>
       </w:tr>
       <w:tr>
         <w:tc>
           <w:tcPr>
-            <w:tcW w:w="455" w:type="dxa"/>
+            <w:tcW w:w="426" w:type="dxa"/>
           </w:tcPr>
           <w:p>
             <w:pPr>
@@ -12904,7 +12548,7 @@
         </w:tc>
         <w:tc>
           <w:tcPr>
-            <w:tcW w:w="2090" w:type="dxa"/>
+            <w:tcW w:w="3184" w:type="dxa"/>
           </w:tcPr>
           <w:p>
             <w:pPr>
@@ -12969,7 +12613,7 @@
         </w:tc>
         <w:tc>
           <w:tcPr>
-            <w:tcW w:w="5955" w:type="dxa"/>
+            <w:tcW w:w="4890" w:type="dxa"/>
           </w:tcPr>
           <w:p>
             <w:pPr>
@@ -12985,25 +12629,59 @@
                 <w:lang w:val="id-ID"/>
               </w:rPr>
             </w:pPr>
+            <w:r>
+              <w:rPr>
+                <w:rFonts w:ascii="Tahoma" w:hAnsi="Tahoma" w:cs="Tahoma"/>
+                <w:b w:val="0"/>
+                <w:bCs/>
+                <w:sz w:val="22"/>
+                <w:szCs w:val="22"/>
+                <w:lang w:val="en-ID"/>
+              </w:rPr>
+              <w:t>{</w:t>
+            </w:r>
             <w:proofErr w:type="spellStart"/>
             <w:r>
               <w:rPr>
                 <w:rFonts w:ascii="Tahoma" w:hAnsi="Tahoma" w:cs="Tahoma"/>
                 <w:b w:val="0"/>
-                <w:color w:val="auto"/>
-                <w:sz w:val="22"/>
-                <w:szCs w:val="22"/>
-              </w:rPr>
-              <w:t>Disesuaikan</w:t>
+                <w:bCs/>
+                <w:sz w:val="22"/>
+                <w:szCs w:val="22"/>
+                <w:lang w:val="en-ID"/>
+              </w:rPr>
+              <w:t>kondisi_fisik_</w:t>
+            </w:r>
+            <w:r>
+              <w:rPr>
+                <w:rFonts w:ascii="Tahoma" w:hAnsi="Tahoma" w:cs="Tahoma"/>
+                <w:b w:val="0"/>
+                <w:bCs/>
+                <w:sz w:val="22"/>
+                <w:szCs w:val="22"/>
+                <w:lang w:val="en-ID"/>
+              </w:rPr>
+              <w:t>tampilan</w:t>
             </w:r>
             <w:proofErr w:type="spellEnd"/>
+            <w:r>
+              <w:rPr>
+                <w:rFonts w:ascii="Tahoma" w:hAnsi="Tahoma" w:cs="Tahoma"/>
+                <w:b w:val="0"/>
+                <w:bCs/>
+                <w:sz w:val="22"/>
+                <w:szCs w:val="22"/>
+                <w:lang w:val="en-ID"/>
+              </w:rPr>
+              <w:t>}</w:t>
+            </w:r>
           </w:p>
         </w:tc>
       </w:tr>
       <w:tr>
         <w:tc>
           <w:tcPr>
-            <w:tcW w:w="455" w:type="dxa"/>
+            <w:tcW w:w="426" w:type="dxa"/>
           </w:tcPr>
           <w:p>
             <w:pPr>
@@ -13019,7 +12697,7 @@
         </w:tc>
         <w:tc>
           <w:tcPr>
-            <w:tcW w:w="2090" w:type="dxa"/>
+            <w:tcW w:w="3184" w:type="dxa"/>
           </w:tcPr>
           <w:p>
             <w:pPr>
@@ -13096,7 +12774,7 @@
         </w:tc>
         <w:tc>
           <w:tcPr>
-            <w:tcW w:w="5955" w:type="dxa"/>
+            <w:tcW w:w="4890" w:type="dxa"/>
           </w:tcPr>
           <w:p>
             <w:pPr>
@@ -13106,37 +12784,69 @@
               <w:rPr>
                 <w:rFonts w:ascii="Tahoma" w:hAnsi="Tahoma" w:cs="Tahoma"/>
                 <w:b w:val="0"/>
-                <w:bCs/>
-                <w:color w:val="auto"/>
-                <w:szCs w:val="20"/>
-                <w:lang w:val="id-ID"/>
-              </w:rPr>
-            </w:pPr>
+                <w:color w:val="auto"/>
+                <w:sz w:val="22"/>
+                <w:szCs w:val="22"/>
+              </w:rPr>
+            </w:pPr>
+            <w:r>
+              <w:rPr>
+                <w:rFonts w:ascii="Tahoma" w:hAnsi="Tahoma" w:cs="Tahoma"/>
+                <w:b w:val="0"/>
+                <w:bCs/>
+                <w:sz w:val="22"/>
+                <w:szCs w:val="22"/>
+                <w:lang w:val="en-ID"/>
+              </w:rPr>
+              <w:t>{</w:t>
+            </w:r>
             <w:proofErr w:type="spellStart"/>
             <w:r>
               <w:rPr>
                 <w:rFonts w:ascii="Tahoma" w:hAnsi="Tahoma" w:cs="Tahoma"/>
                 <w:b w:val="0"/>
-                <w:color w:val="auto"/>
-                <w:sz w:val="22"/>
-                <w:szCs w:val="22"/>
-              </w:rPr>
-              <w:t>Disesuaikan</w:t>
+                <w:bCs/>
+                <w:sz w:val="22"/>
+                <w:szCs w:val="22"/>
+                <w:lang w:val="en-ID"/>
+              </w:rPr>
+              <w:t>kondisi_fisik_</w:t>
+            </w:r>
+            <w:r>
+              <w:rPr>
+                <w:rFonts w:ascii="Tahoma" w:hAnsi="Tahoma" w:cs="Tahoma"/>
+                <w:b w:val="0"/>
+                <w:bCs/>
+                <w:sz w:val="22"/>
+                <w:szCs w:val="22"/>
+                <w:lang w:val="en-ID"/>
+              </w:rPr>
+              <w:t>keadaan</w:t>
             </w:r>
             <w:proofErr w:type="spellEnd"/>
+            <w:r>
+              <w:rPr>
+                <w:rFonts w:ascii="Tahoma" w:hAnsi="Tahoma" w:cs="Tahoma"/>
+                <w:b w:val="0"/>
+                <w:bCs/>
+                <w:sz w:val="22"/>
+                <w:szCs w:val="22"/>
+                <w:lang w:val="en-ID"/>
+              </w:rPr>
+              <w:t>}</w:t>
+            </w:r>
           </w:p>
         </w:tc>
       </w:tr>
       <w:tr>
         <w:tc>
           <w:tcPr>
-            <w:tcW w:w="455" w:type="dxa"/>
+            <w:tcW w:w="426" w:type="dxa"/>
           </w:tcPr>
           <w:p>
             <w:pPr>
               <w:pStyle w:val="NormalWeb"/>
               <w:spacing w:beforeLines="0" w:before="60" w:afterLines="0" w:after="60"/>
-              <w:jc w:val="center"/>
               <w:rPr>
                 <w:rFonts w:ascii="Tahoma" w:hAnsi="Tahoma" w:cs="Tahoma"/>
                 <w:bCs/>
@@ -13148,12 +12858,19 @@
                 <w:bCs/>
               </w:rPr>
               <w:t>g</w:t>
+            </w:r>
+            <w:r>
+              <w:rPr>
+                <w:rFonts w:ascii="Tahoma" w:hAnsi="Tahoma" w:cs="Tahoma"/>
+                <w:bCs/>
+              </w:rPr>
+              <w:t>.</w:t>
             </w:r>
           </w:p>
         </w:tc>
         <w:tc>
           <w:tcPr>
-            <w:tcW w:w="2090" w:type="dxa"/>
+            <w:tcW w:w="3184" w:type="dxa"/>
           </w:tcPr>
           <w:p>
             <w:pPr>
@@ -13231,7 +12948,7 @@
         </w:tc>
         <w:tc>
           <w:tcPr>
-            <w:tcW w:w="5955" w:type="dxa"/>
+            <w:tcW w:w="4890" w:type="dxa"/>
           </w:tcPr>
           <w:p>
             <w:pPr>
@@ -13242,431 +12959,97 @@
                 <w:rFonts w:ascii="Tahoma" w:hAnsi="Tahoma" w:cs="Tahoma"/>
                 <w:b w:val="0"/>
                 <w:bCs/>
-                <w:color w:val="auto"/>
-                <w:szCs w:val="20"/>
-                <w:lang w:val="id-ID"/>
-              </w:rPr>
-            </w:pPr>
-            <w:r>
-              <w:rPr>
-                <w:rFonts w:ascii="Tahoma" w:hAnsi="Tahoma" w:cs="Tahoma"/>
-                <w:b w:val="0"/>
-                <w:bCs/>
-                <w:sz w:val="22"/>
-                <w:szCs w:val="22"/>
-              </w:rPr>
-              <w:t xml:space="preserve">D0 = </w:t>
-            </w:r>
-            <w:proofErr w:type="spellStart"/>
-            <w:r>
-              <w:rPr>
-                <w:rFonts w:ascii="Tahoma" w:hAnsi="Tahoma" w:cs="Tahoma"/>
-                <w:b w:val="0"/>
-                <w:bCs/>
-                <w:sz w:val="22"/>
-                <w:szCs w:val="22"/>
-              </w:rPr>
-              <w:t>Memadukan</w:t>
-            </w:r>
-            <w:proofErr w:type="spellEnd"/>
-            <w:r>
-              <w:rPr>
-                <w:rFonts w:ascii="Tahoma" w:hAnsi="Tahoma" w:cs="Tahoma"/>
-                <w:b w:val="0"/>
-                <w:bCs/>
-                <w:sz w:val="22"/>
-                <w:szCs w:val="22"/>
-              </w:rPr>
-              <w:t xml:space="preserve"> Data</w:t>
-            </w:r>
-          </w:p>
-        </w:tc>
-      </w:tr>
-      <w:tr>
-        <w:tc>
-          <w:tcPr>
-            <w:tcW w:w="455" w:type="dxa"/>
-          </w:tcPr>
-          <w:p>
-            <w:pPr>
-              <w:pStyle w:val="NormalWeb"/>
-              <w:spacing w:beforeLines="0" w:before="120" w:afterLines="0" w:after="120"/>
-              <w:jc w:val="center"/>
-              <w:rPr>
-                <w:rFonts w:ascii="Tahoma" w:hAnsi="Tahoma" w:cs="Tahoma"/>
-                <w:bCs/>
-                <w:lang w:val="sv-SE"/>
-              </w:rPr>
-            </w:pPr>
-            <w:r>
-              <w:rPr>
-                <w:rFonts w:ascii="Tahoma" w:hAnsi="Tahoma" w:cs="Tahoma"/>
-                <w:bCs/>
-                <w:lang w:val="sv-SE"/>
-              </w:rPr>
-              <w:br w:type="page"/>
-            </w:r>
-          </w:p>
-        </w:tc>
-        <w:tc>
-          <w:tcPr>
-            <w:tcW w:w="2090" w:type="dxa"/>
-          </w:tcPr>
-          <w:p>
-            <w:pPr>
-              <w:pStyle w:val="NormalWeb"/>
-              <w:spacing w:beforeLines="0" w:before="120" w:afterLines="0" w:after="120"/>
-              <w:rPr>
-                <w:rFonts w:ascii="Tahoma" w:hAnsi="Tahoma" w:cs="Tahoma"/>
-                <w:bCs/>
-                <w:lang w:val="sv-SE"/>
-              </w:rPr>
-            </w:pPr>
-          </w:p>
-        </w:tc>
-        <w:tc>
-          <w:tcPr>
-            <w:tcW w:w="344" w:type="dxa"/>
-          </w:tcPr>
-          <w:p>
-            <w:pPr>
-              <w:spacing w:before="120" w:after="120"/>
-              <w:ind w:left="1735" w:right="57" w:hanging="1735"/>
-              <w:jc w:val="both"/>
-              <w:rPr>
-                <w:rFonts w:ascii="Tahoma" w:hAnsi="Tahoma" w:cs="Tahoma"/>
-                <w:b w:val="0"/>
-                <w:bCs/>
-                <w:color w:val="auto"/>
-                <w:szCs w:val="20"/>
-                <w:lang w:val="sv-SE"/>
-              </w:rPr>
-            </w:pPr>
-          </w:p>
-        </w:tc>
-        <w:tc>
-          <w:tcPr>
-            <w:tcW w:w="5955" w:type="dxa"/>
-          </w:tcPr>
-          <w:p>
-            <w:pPr>
-              <w:spacing w:before="120" w:after="120"/>
-              <w:ind w:left="1735" w:right="57" w:hanging="1735"/>
-              <w:jc w:val="both"/>
-              <w:rPr>
-                <w:rFonts w:ascii="Tahoma" w:hAnsi="Tahoma" w:cs="Tahoma"/>
-                <w:b w:val="0"/>
-                <w:bCs/>
-                <w:color w:val="auto"/>
-                <w:szCs w:val="20"/>
-                <w:lang w:val="id-ID"/>
-              </w:rPr>
-            </w:pPr>
-            <w:r>
-              <w:rPr>
-                <w:rFonts w:ascii="Tahoma" w:hAnsi="Tahoma" w:cs="Tahoma"/>
-                <w:b w:val="0"/>
-                <w:bCs/>
-                <w:sz w:val="22"/>
-                <w:szCs w:val="22"/>
-              </w:rPr>
-              <w:t xml:space="preserve">D1 = </w:t>
-            </w:r>
-            <w:proofErr w:type="spellStart"/>
-            <w:r>
-              <w:rPr>
-                <w:rFonts w:ascii="Tahoma" w:hAnsi="Tahoma" w:cs="Tahoma"/>
-                <w:b w:val="0"/>
-                <w:bCs/>
-                <w:sz w:val="22"/>
-                <w:szCs w:val="22"/>
-              </w:rPr>
-              <w:t>Mengkoordinasi</w:t>
-            </w:r>
-            <w:proofErr w:type="spellEnd"/>
-            <w:r>
-              <w:rPr>
-                <w:rFonts w:ascii="Tahoma" w:hAnsi="Tahoma" w:cs="Tahoma"/>
-                <w:b w:val="0"/>
-                <w:bCs/>
-                <w:sz w:val="22"/>
-                <w:szCs w:val="22"/>
-              </w:rPr>
-              <w:t xml:space="preserve"> Data</w:t>
-            </w:r>
-          </w:p>
-        </w:tc>
-      </w:tr>
-      <w:tr>
-        <w:tc>
-          <w:tcPr>
-            <w:tcW w:w="455" w:type="dxa"/>
-          </w:tcPr>
-          <w:p>
-            <w:pPr>
-              <w:pStyle w:val="NormalWeb"/>
-              <w:spacing w:beforeLines="0" w:before="120" w:afterLines="0" w:after="120"/>
-              <w:jc w:val="center"/>
-              <w:rPr>
-                <w:rFonts w:ascii="Tahoma" w:hAnsi="Tahoma" w:cs="Tahoma"/>
-                <w:bCs/>
-                <w:lang w:val="sv-SE"/>
-              </w:rPr>
-            </w:pPr>
-          </w:p>
-        </w:tc>
-        <w:tc>
-          <w:tcPr>
-            <w:tcW w:w="2090" w:type="dxa"/>
-          </w:tcPr>
-          <w:p>
-            <w:pPr>
-              <w:pStyle w:val="NormalWeb"/>
-              <w:spacing w:beforeLines="0" w:before="120" w:afterLines="0" w:after="120"/>
-              <w:rPr>
-                <w:rFonts w:ascii="Tahoma" w:hAnsi="Tahoma" w:cs="Tahoma"/>
-                <w:bCs/>
-                <w:lang w:val="sv-SE"/>
-              </w:rPr>
-            </w:pPr>
-          </w:p>
-        </w:tc>
-        <w:tc>
-          <w:tcPr>
-            <w:tcW w:w="344" w:type="dxa"/>
-          </w:tcPr>
-          <w:p>
-            <w:pPr>
-              <w:spacing w:before="120" w:after="120"/>
-              <w:ind w:left="1735" w:right="57" w:hanging="1735"/>
-              <w:jc w:val="both"/>
-              <w:rPr>
-                <w:rFonts w:ascii="Tahoma" w:hAnsi="Tahoma" w:cs="Tahoma"/>
-                <w:b w:val="0"/>
-                <w:bCs/>
-                <w:color w:val="auto"/>
-                <w:szCs w:val="20"/>
-                <w:lang w:val="sv-SE"/>
-              </w:rPr>
-            </w:pPr>
-          </w:p>
-        </w:tc>
-        <w:tc>
-          <w:tcPr>
-            <w:tcW w:w="5955" w:type="dxa"/>
-          </w:tcPr>
-          <w:p>
-            <w:pPr>
-              <w:spacing w:before="120" w:after="120"/>
-              <w:ind w:left="1735" w:right="57" w:hanging="1735"/>
-              <w:jc w:val="both"/>
-              <w:rPr>
-                <w:rFonts w:ascii="Tahoma" w:hAnsi="Tahoma" w:cs="Tahoma"/>
-                <w:b w:val="0"/>
-                <w:bCs/>
-                <w:sz w:val="22"/>
-                <w:szCs w:val="22"/>
-              </w:rPr>
-            </w:pPr>
-            <w:r>
-              <w:rPr>
-                <w:rFonts w:ascii="Tahoma" w:hAnsi="Tahoma" w:cs="Tahoma"/>
-                <w:b w:val="0"/>
-                <w:bCs/>
-                <w:sz w:val="22"/>
-                <w:szCs w:val="22"/>
-              </w:rPr>
-              <w:t xml:space="preserve">D2 = </w:t>
-            </w:r>
-            <w:proofErr w:type="spellStart"/>
-            <w:r>
-              <w:rPr>
-                <w:rFonts w:ascii="Tahoma" w:hAnsi="Tahoma" w:cs="Tahoma"/>
-                <w:b w:val="0"/>
-                <w:bCs/>
-                <w:sz w:val="22"/>
-                <w:szCs w:val="22"/>
-              </w:rPr>
-              <w:t>Menganalisis</w:t>
-            </w:r>
-            <w:proofErr w:type="spellEnd"/>
-            <w:r>
-              <w:rPr>
-                <w:rFonts w:ascii="Tahoma" w:hAnsi="Tahoma" w:cs="Tahoma"/>
-                <w:b w:val="0"/>
-                <w:bCs/>
-                <w:sz w:val="22"/>
-                <w:szCs w:val="22"/>
-              </w:rPr>
-              <w:t xml:space="preserve"> Data</w:t>
-            </w:r>
-          </w:p>
-        </w:tc>
-      </w:tr>
-      <w:tr>
-        <w:tc>
-          <w:tcPr>
-            <w:tcW w:w="455" w:type="dxa"/>
-          </w:tcPr>
-          <w:p>
-            <w:pPr>
-              <w:pStyle w:val="NormalWeb"/>
-              <w:spacing w:beforeLines="0" w:before="120" w:afterLines="0" w:after="120"/>
-              <w:jc w:val="center"/>
-              <w:rPr>
-                <w:rFonts w:ascii="Tahoma" w:hAnsi="Tahoma" w:cs="Tahoma"/>
-                <w:bCs/>
-                <w:lang w:val="sv-SE"/>
-              </w:rPr>
-            </w:pPr>
-          </w:p>
-        </w:tc>
-        <w:tc>
-          <w:tcPr>
-            <w:tcW w:w="2090" w:type="dxa"/>
-          </w:tcPr>
-          <w:p>
-            <w:pPr>
-              <w:pStyle w:val="NormalWeb"/>
-              <w:spacing w:beforeLines="0" w:before="120" w:afterLines="0" w:after="120"/>
-              <w:rPr>
-                <w:rFonts w:ascii="Tahoma" w:hAnsi="Tahoma" w:cs="Tahoma"/>
-                <w:bCs/>
-                <w:lang w:val="sv-SE"/>
-              </w:rPr>
-            </w:pPr>
-          </w:p>
-        </w:tc>
-        <w:tc>
-          <w:tcPr>
-            <w:tcW w:w="344" w:type="dxa"/>
-          </w:tcPr>
-          <w:p>
-            <w:pPr>
-              <w:spacing w:before="120" w:after="120"/>
-              <w:ind w:left="1735" w:right="57" w:hanging="1735"/>
-              <w:jc w:val="both"/>
-              <w:rPr>
-                <w:rFonts w:ascii="Tahoma" w:hAnsi="Tahoma" w:cs="Tahoma"/>
-                <w:b w:val="0"/>
-                <w:bCs/>
-                <w:color w:val="auto"/>
-                <w:szCs w:val="20"/>
-                <w:lang w:val="sv-SE"/>
-              </w:rPr>
-            </w:pPr>
-          </w:p>
-        </w:tc>
-        <w:tc>
-          <w:tcPr>
-            <w:tcW w:w="5955" w:type="dxa"/>
-          </w:tcPr>
-          <w:p>
-            <w:pPr>
-              <w:spacing w:before="120" w:after="120"/>
-              <w:ind w:left="1735" w:right="57" w:hanging="1735"/>
-              <w:jc w:val="both"/>
-              <w:rPr>
-                <w:rFonts w:ascii="Tahoma" w:hAnsi="Tahoma" w:cs="Tahoma"/>
-                <w:b w:val="0"/>
-                <w:bCs/>
-                <w:sz w:val="22"/>
-                <w:szCs w:val="22"/>
-              </w:rPr>
-            </w:pPr>
-            <w:r>
-              <w:rPr>
-                <w:rFonts w:ascii="Tahoma" w:hAnsi="Tahoma" w:cs="Tahoma"/>
-                <w:b w:val="0"/>
-                <w:bCs/>
-                <w:sz w:val="22"/>
-                <w:szCs w:val="22"/>
-              </w:rPr>
-              <w:t>D3 = Menyusun Data</w:t>
-            </w:r>
-          </w:p>
-        </w:tc>
-      </w:tr>
-      <w:tr>
-        <w:tc>
-          <w:tcPr>
-            <w:tcW w:w="455" w:type="dxa"/>
-          </w:tcPr>
-          <w:p>
-            <w:pPr>
-              <w:pStyle w:val="NormalWeb"/>
-              <w:spacing w:beforeLines="0" w:before="120" w:afterLines="0" w:after="120"/>
-              <w:jc w:val="center"/>
-              <w:rPr>
-                <w:rFonts w:ascii="Tahoma" w:hAnsi="Tahoma" w:cs="Tahoma"/>
-                <w:bCs/>
-                <w:lang w:val="sv-SE"/>
-              </w:rPr>
-            </w:pPr>
-          </w:p>
-        </w:tc>
-        <w:tc>
-          <w:tcPr>
-            <w:tcW w:w="2090" w:type="dxa"/>
-          </w:tcPr>
-          <w:p>
-            <w:pPr>
-              <w:pStyle w:val="NormalWeb"/>
-              <w:spacing w:beforeLines="0" w:before="120" w:afterLines="0" w:after="120"/>
-              <w:rPr>
-                <w:rFonts w:ascii="Tahoma" w:hAnsi="Tahoma" w:cs="Tahoma"/>
-                <w:bCs/>
-                <w:lang w:val="sv-SE"/>
-              </w:rPr>
-            </w:pPr>
-          </w:p>
-        </w:tc>
-        <w:tc>
-          <w:tcPr>
-            <w:tcW w:w="344" w:type="dxa"/>
-          </w:tcPr>
-          <w:p>
-            <w:pPr>
-              <w:spacing w:before="120" w:after="120"/>
+                <w:sz w:val="22"/>
+                <w:szCs w:val="22"/>
+                <w:lang w:val="en-ID"/>
+              </w:rPr>
+            </w:pPr>
+            <w:r>
+              <w:rPr>
+                <w:rFonts w:ascii="Tahoma" w:hAnsi="Tahoma" w:cs="Tahoma"/>
+                <w:b w:val="0"/>
+                <w:bCs/>
+                <w:sz w:val="22"/>
+                <w:szCs w:val="22"/>
+                <w:lang w:val="en-ID"/>
+              </w:rPr>
+              <w:t>{#fungsi_pekerja}</w:t>
+            </w:r>
+          </w:p>
+          <w:p>
+            <w:pPr>
+              <w:spacing w:before="60" w:after="60"/>
               <w:ind w:right="57"/>
               <w:jc w:val="both"/>
               <w:rPr>
                 <w:rFonts w:ascii="Tahoma" w:hAnsi="Tahoma" w:cs="Tahoma"/>
                 <w:b w:val="0"/>
                 <w:bCs/>
-                <w:color w:val="auto"/>
-                <w:szCs w:val="20"/>
-              </w:rPr>
-            </w:pPr>
-          </w:p>
-        </w:tc>
-        <w:tc>
-          <w:tcPr>
-            <w:tcW w:w="5955" w:type="dxa"/>
-          </w:tcPr>
-          <w:p>
-            <w:pPr>
-              <w:spacing w:before="120" w:after="120"/>
+                <w:sz w:val="22"/>
+                <w:szCs w:val="22"/>
+                <w:lang w:val="en-ID"/>
+              </w:rPr>
+            </w:pPr>
+            <w:r>
+              <w:rPr>
+                <w:rFonts w:ascii="Tahoma" w:hAnsi="Tahoma" w:cs="Tahoma"/>
+                <w:b w:val="0"/>
+                <w:bCs/>
+                <w:sz w:val="22"/>
+                <w:szCs w:val="22"/>
+                <w:lang w:val="en-ID"/>
+              </w:rPr>
+              <w:t>{</w:t>
+            </w:r>
+            <w:proofErr w:type="spellStart"/>
+            <w:r>
+              <w:rPr>
+                <w:rFonts w:ascii="Tahoma" w:hAnsi="Tahoma" w:cs="Tahoma"/>
+                <w:b w:val="0"/>
+                <w:bCs/>
+                <w:sz w:val="22"/>
+                <w:szCs w:val="22"/>
+                <w:lang w:val="en-ID"/>
+              </w:rPr>
+              <w:t>teks</w:t>
+            </w:r>
+            <w:proofErr w:type="spellEnd"/>
+            <w:r>
+              <w:rPr>
+                <w:rFonts w:ascii="Tahoma" w:hAnsi="Tahoma" w:cs="Tahoma"/>
+                <w:b w:val="0"/>
+                <w:bCs/>
+                <w:sz w:val="22"/>
+                <w:szCs w:val="22"/>
+                <w:lang w:val="en-ID"/>
+              </w:rPr>
+              <w:t>}</w:t>
+            </w:r>
+          </w:p>
+          <w:p>
+            <w:pPr>
+              <w:spacing w:before="60" w:after="60"/>
               <w:ind w:right="57"/>
               <w:jc w:val="both"/>
               <w:rPr>
                 <w:rFonts w:ascii="Tahoma" w:hAnsi="Tahoma" w:cs="Tahoma"/>
                 <w:b w:val="0"/>
                 <w:bCs/>
-                <w:color w:val="auto"/>
-                <w:szCs w:val="20"/>
-              </w:rPr>
-            </w:pPr>
-            <w:r>
-              <w:rPr>
-                <w:rFonts w:ascii="Tahoma" w:hAnsi="Tahoma" w:cs="Tahoma"/>
-                <w:b w:val="0"/>
-                <w:bCs/>
-                <w:color w:val="auto"/>
-                <w:sz w:val="22"/>
-                <w:szCs w:val="22"/>
-              </w:rPr>
-              <w:t xml:space="preserve">D4 = </w:t>
+                <w:sz w:val="22"/>
+                <w:szCs w:val="22"/>
+                <w:lang w:val="en-ID"/>
+              </w:rPr>
+            </w:pPr>
+            <w:r>
+              <w:rPr>
+                <w:rFonts w:ascii="Tahoma" w:hAnsi="Tahoma" w:cs="Tahoma"/>
+                <w:b w:val="0"/>
+                <w:bCs/>
+                <w:sz w:val="22"/>
+                <w:szCs w:val="22"/>
+                <w:lang w:val="en-ID"/>
+              </w:rPr>
+              <w:t>{/</w:t>
             </w:r>
             <w:proofErr w:type="spellStart"/>
             <w:r>
@@ -13674,11 +13057,11 @@
                 <w:rFonts w:ascii="Tahoma" w:hAnsi="Tahoma" w:cs="Tahoma"/>
                 <w:b w:val="0"/>
                 <w:bCs/>
-                <w:color w:val="auto"/>
-                <w:sz w:val="22"/>
-                <w:szCs w:val="22"/>
-              </w:rPr>
-              <w:t>Menghitung</w:t>
+                <w:sz w:val="22"/>
+                <w:szCs w:val="22"/>
+                <w:lang w:val="en-ID"/>
+              </w:rPr>
+              <w:t>fungsi_pekerja</w:t>
             </w:r>
             <w:proofErr w:type="spellEnd"/>
             <w:r>
@@ -13686,96 +13069,22 @@
                 <w:rFonts w:ascii="Tahoma" w:hAnsi="Tahoma" w:cs="Tahoma"/>
                 <w:b w:val="0"/>
                 <w:bCs/>
-                <w:color w:val="auto"/>
-                <w:sz w:val="22"/>
-                <w:szCs w:val="22"/>
-              </w:rPr>
-              <w:t xml:space="preserve"> data</w:t>
-            </w:r>
-          </w:p>
-        </w:tc>
-      </w:tr>
-      <w:tr>
-        <w:tc>
-          <w:tcPr>
-            <w:tcW w:w="455" w:type="dxa"/>
-          </w:tcPr>
-          <w:p>
-            <w:pPr>
-              <w:pStyle w:val="NormalWeb"/>
-              <w:spacing w:beforeLines="0" w:before="120" w:afterLines="0" w:after="120"/>
-              <w:jc w:val="center"/>
-              <w:rPr>
-                <w:rFonts w:ascii="Tahoma" w:hAnsi="Tahoma" w:cs="Tahoma"/>
-                <w:bCs/>
-                <w:lang w:val="sv-SE"/>
-              </w:rPr>
-            </w:pPr>
-          </w:p>
-        </w:tc>
-        <w:tc>
-          <w:tcPr>
-            <w:tcW w:w="2090" w:type="dxa"/>
-          </w:tcPr>
-          <w:p>
-            <w:pPr>
-              <w:pStyle w:val="NormalWeb"/>
-              <w:spacing w:beforeLines="0" w:before="120" w:afterLines="0" w:after="120"/>
-              <w:rPr>
-                <w:rFonts w:ascii="Tahoma" w:hAnsi="Tahoma" w:cs="Tahoma"/>
-                <w:bCs/>
-                <w:lang w:val="sv-SE"/>
-              </w:rPr>
-            </w:pPr>
-          </w:p>
-        </w:tc>
-        <w:tc>
-          <w:tcPr>
-            <w:tcW w:w="344" w:type="dxa"/>
-          </w:tcPr>
-          <w:p>
-            <w:pPr>
-              <w:spacing w:before="120" w:after="120"/>
-              <w:ind w:right="57"/>
-              <w:jc w:val="both"/>
-              <w:rPr>
-                <w:rFonts w:ascii="Tahoma" w:hAnsi="Tahoma" w:cs="Tahoma"/>
-                <w:b w:val="0"/>
-                <w:bCs/>
-                <w:color w:val="auto"/>
-                <w:szCs w:val="20"/>
-              </w:rPr>
-            </w:pPr>
-          </w:p>
-        </w:tc>
-        <w:tc>
-          <w:tcPr>
-            <w:tcW w:w="5955" w:type="dxa"/>
-          </w:tcPr>
-          <w:p>
-            <w:pPr>
-              <w:spacing w:before="120" w:after="120"/>
-              <w:ind w:right="57"/>
-              <w:jc w:val="both"/>
-              <w:rPr>
-                <w:rFonts w:ascii="Tahoma" w:hAnsi="Tahoma" w:cs="Tahoma"/>
-                <w:b w:val="0"/>
-                <w:bCs/>
-                <w:color w:val="auto"/>
-                <w:sz w:val="22"/>
-                <w:szCs w:val="22"/>
-              </w:rPr>
-            </w:pPr>
-            <w:r>
-              <w:rPr>
-                <w:rFonts w:ascii="Tahoma" w:hAnsi="Tahoma" w:cs="Tahoma"/>
-                <w:b w:val="0"/>
-                <w:bCs/>
-                <w:color w:val="auto"/>
-                <w:sz w:val="22"/>
-                <w:szCs w:val="22"/>
-              </w:rPr>
-              <w:t xml:space="preserve">D5 = </w:t>
+                <w:sz w:val="22"/>
+                <w:szCs w:val="22"/>
+                <w:lang w:val="en-ID"/>
+              </w:rPr>
+              <w:t>}</w:t>
+            </w:r>
+            <w:r>
+              <w:rPr>
+                <w:rFonts w:ascii="Tahoma" w:hAnsi="Tahoma" w:cs="Tahoma"/>
+                <w:b w:val="0"/>
+                <w:bCs/>
+                <w:sz w:val="22"/>
+                <w:szCs w:val="22"/>
+                <w:lang w:val="en-ID"/>
+              </w:rPr>
+              <w:t>{/</w:t>
             </w:r>
             <w:proofErr w:type="spellStart"/>
             <w:r>
@@ -13783,11 +13092,11 @@
                 <w:rFonts w:ascii="Tahoma" w:hAnsi="Tahoma" w:cs="Tahoma"/>
                 <w:b w:val="0"/>
                 <w:bCs/>
-                <w:color w:val="auto"/>
-                <w:sz w:val="22"/>
-                <w:szCs w:val="22"/>
-              </w:rPr>
-              <w:t>Menyalin</w:t>
+                <w:sz w:val="22"/>
+                <w:szCs w:val="22"/>
+                <w:lang w:val="en-ID"/>
+              </w:rPr>
+              <w:t>syarat_jabatan</w:t>
             </w:r>
             <w:proofErr w:type="spellEnd"/>
             <w:r>
@@ -13795,341 +13104,12 @@
                 <w:rFonts w:ascii="Tahoma" w:hAnsi="Tahoma" w:cs="Tahoma"/>
                 <w:b w:val="0"/>
                 <w:bCs/>
-                <w:color w:val="auto"/>
-                <w:sz w:val="22"/>
-                <w:szCs w:val="22"/>
-              </w:rPr>
-              <w:t xml:space="preserve"> Data</w:t>
-            </w:r>
-          </w:p>
-        </w:tc>
-      </w:tr>
-      <w:tr>
-        <w:tc>
-          <w:tcPr>
-            <w:tcW w:w="455" w:type="dxa"/>
-          </w:tcPr>
-          <w:p>
-            <w:pPr>
-              <w:pStyle w:val="NormalWeb"/>
-              <w:spacing w:beforeLines="0" w:before="120" w:afterLines="0" w:after="120"/>
-              <w:jc w:val="center"/>
-              <w:rPr>
-                <w:rFonts w:ascii="Tahoma" w:hAnsi="Tahoma" w:cs="Tahoma"/>
-                <w:bCs/>
-                <w:lang w:val="sv-SE"/>
-              </w:rPr>
-            </w:pPr>
-          </w:p>
-        </w:tc>
-        <w:tc>
-          <w:tcPr>
-            <w:tcW w:w="2090" w:type="dxa"/>
-          </w:tcPr>
-          <w:p>
-            <w:pPr>
-              <w:pStyle w:val="NormalWeb"/>
-              <w:spacing w:beforeLines="0" w:before="120" w:afterLines="0" w:after="120"/>
-              <w:rPr>
-                <w:rFonts w:ascii="Tahoma" w:hAnsi="Tahoma" w:cs="Tahoma"/>
-                <w:bCs/>
-                <w:lang w:val="sv-SE"/>
-              </w:rPr>
-            </w:pPr>
-          </w:p>
-        </w:tc>
-        <w:tc>
-          <w:tcPr>
-            <w:tcW w:w="344" w:type="dxa"/>
-          </w:tcPr>
-          <w:p>
-            <w:pPr>
-              <w:spacing w:before="120" w:after="120"/>
-              <w:ind w:right="57"/>
-              <w:jc w:val="both"/>
-              <w:rPr>
-                <w:rFonts w:ascii="Tahoma" w:hAnsi="Tahoma" w:cs="Tahoma"/>
-                <w:b w:val="0"/>
-                <w:bCs/>
-                <w:color w:val="auto"/>
-                <w:szCs w:val="20"/>
-              </w:rPr>
-            </w:pPr>
-          </w:p>
-        </w:tc>
-        <w:tc>
-          <w:tcPr>
-            <w:tcW w:w="5955" w:type="dxa"/>
-          </w:tcPr>
-          <w:p>
-            <w:pPr>
-              <w:spacing w:before="120" w:after="120"/>
-              <w:ind w:right="57"/>
-              <w:jc w:val="both"/>
-              <w:rPr>
-                <w:rFonts w:ascii="Tahoma" w:hAnsi="Tahoma" w:cs="Tahoma"/>
-                <w:b w:val="0"/>
-                <w:bCs/>
-                <w:color w:val="auto"/>
-                <w:sz w:val="22"/>
-                <w:szCs w:val="22"/>
-              </w:rPr>
-            </w:pPr>
-            <w:r>
-              <w:rPr>
-                <w:rFonts w:ascii="Tahoma" w:hAnsi="Tahoma" w:cs="Tahoma"/>
-                <w:b w:val="0"/>
-                <w:bCs/>
-                <w:color w:val="auto"/>
-                <w:sz w:val="22"/>
-                <w:szCs w:val="22"/>
-              </w:rPr>
-              <w:t xml:space="preserve">D6 = </w:t>
-            </w:r>
-            <w:proofErr w:type="spellStart"/>
-            <w:r>
-              <w:rPr>
-                <w:rFonts w:ascii="Tahoma" w:hAnsi="Tahoma" w:cs="Tahoma"/>
-                <w:b w:val="0"/>
-                <w:bCs/>
-                <w:color w:val="auto"/>
-                <w:sz w:val="22"/>
-                <w:szCs w:val="22"/>
-              </w:rPr>
-              <w:t>Membandingkan</w:t>
-            </w:r>
-            <w:proofErr w:type="spellEnd"/>
-            <w:r>
-              <w:rPr>
-                <w:rFonts w:ascii="Tahoma" w:hAnsi="Tahoma" w:cs="Tahoma"/>
-                <w:b w:val="0"/>
-                <w:bCs/>
-                <w:color w:val="auto"/>
-                <w:sz w:val="22"/>
-                <w:szCs w:val="22"/>
-              </w:rPr>
-              <w:t xml:space="preserve"> Data</w:t>
-            </w:r>
-          </w:p>
-        </w:tc>
-      </w:tr>
-      <w:tr>
-        <w:tc>
-          <w:tcPr>
-            <w:tcW w:w="455" w:type="dxa"/>
-          </w:tcPr>
-          <w:p>
-            <w:pPr>
-              <w:pStyle w:val="NormalWeb"/>
-              <w:spacing w:beforeLines="0" w:before="120" w:afterLines="0" w:after="120"/>
-              <w:jc w:val="center"/>
-              <w:rPr>
-                <w:rFonts w:ascii="Tahoma" w:hAnsi="Tahoma" w:cs="Tahoma"/>
-                <w:bCs/>
-                <w:lang w:val="sv-SE"/>
-              </w:rPr>
-            </w:pPr>
-          </w:p>
-        </w:tc>
-        <w:tc>
-          <w:tcPr>
-            <w:tcW w:w="2090" w:type="dxa"/>
-          </w:tcPr>
-          <w:p>
-            <w:pPr>
-              <w:pStyle w:val="NormalWeb"/>
-              <w:spacing w:beforeLines="0" w:before="120" w:afterLines="0" w:after="120"/>
-              <w:rPr>
-                <w:rFonts w:ascii="Tahoma" w:hAnsi="Tahoma" w:cs="Tahoma"/>
-                <w:bCs/>
-                <w:lang w:val="sv-SE"/>
-              </w:rPr>
-            </w:pPr>
-          </w:p>
-        </w:tc>
-        <w:tc>
-          <w:tcPr>
-            <w:tcW w:w="344" w:type="dxa"/>
-          </w:tcPr>
-          <w:p>
-            <w:pPr>
-              <w:spacing w:before="120" w:after="120"/>
-              <w:ind w:right="57"/>
-              <w:jc w:val="both"/>
-              <w:rPr>
-                <w:rFonts w:ascii="Tahoma" w:hAnsi="Tahoma" w:cs="Tahoma"/>
-                <w:b w:val="0"/>
-                <w:bCs/>
-                <w:color w:val="auto"/>
-                <w:szCs w:val="20"/>
-              </w:rPr>
-            </w:pPr>
-          </w:p>
-        </w:tc>
-        <w:tc>
-          <w:tcPr>
-            <w:tcW w:w="5955" w:type="dxa"/>
-          </w:tcPr>
-          <w:p>
-            <w:pPr>
-              <w:spacing w:before="120" w:after="120"/>
-              <w:ind w:right="57"/>
-              <w:jc w:val="both"/>
-              <w:rPr>
-                <w:rFonts w:ascii="Tahoma" w:hAnsi="Tahoma" w:cs="Tahoma"/>
-                <w:b w:val="0"/>
-                <w:bCs/>
-                <w:color w:val="auto"/>
-                <w:sz w:val="22"/>
-                <w:szCs w:val="22"/>
-              </w:rPr>
-            </w:pPr>
-            <w:r>
-              <w:rPr>
-                <w:rFonts w:ascii="Tahoma" w:hAnsi="Tahoma" w:cs="Tahoma"/>
-                <w:b w:val="0"/>
-                <w:bCs/>
-                <w:color w:val="auto"/>
-                <w:sz w:val="22"/>
-                <w:szCs w:val="22"/>
-              </w:rPr>
-              <w:t xml:space="preserve">O = 1: </w:t>
-            </w:r>
-            <w:proofErr w:type="spellStart"/>
-            <w:r>
-              <w:rPr>
-                <w:rFonts w:ascii="Tahoma" w:hAnsi="Tahoma" w:cs="Tahoma"/>
-                <w:b w:val="0"/>
-                <w:bCs/>
-                <w:color w:val="auto"/>
-                <w:sz w:val="22"/>
-                <w:szCs w:val="22"/>
-              </w:rPr>
-              <w:t>Berunding</w:t>
-            </w:r>
-            <w:proofErr w:type="spellEnd"/>
-          </w:p>
-        </w:tc>
-      </w:tr>
-      <w:tr>
-        <w:tc>
-          <w:tcPr>
-            <w:tcW w:w="455" w:type="dxa"/>
-          </w:tcPr>
-          <w:p>
-            <w:pPr>
-              <w:pStyle w:val="NormalWeb"/>
-              <w:spacing w:beforeLines="0" w:before="120" w:afterLines="0" w:after="120"/>
-              <w:jc w:val="center"/>
-              <w:rPr>
-                <w:rFonts w:ascii="Tahoma" w:hAnsi="Tahoma" w:cs="Tahoma"/>
-                <w:bCs/>
-                <w:lang w:val="sv-SE"/>
-              </w:rPr>
-            </w:pPr>
-          </w:p>
-        </w:tc>
-        <w:tc>
-          <w:tcPr>
-            <w:tcW w:w="2090" w:type="dxa"/>
-          </w:tcPr>
-          <w:p>
-            <w:pPr>
-              <w:pStyle w:val="NormalWeb"/>
-              <w:spacing w:beforeLines="0" w:before="120" w:afterLines="0" w:after="120"/>
-              <w:rPr>
-                <w:rFonts w:ascii="Tahoma" w:hAnsi="Tahoma" w:cs="Tahoma"/>
-                <w:bCs/>
-                <w:lang w:val="sv-SE"/>
-              </w:rPr>
-            </w:pPr>
-          </w:p>
-        </w:tc>
-        <w:tc>
-          <w:tcPr>
-            <w:tcW w:w="344" w:type="dxa"/>
-          </w:tcPr>
-          <w:p>
-            <w:pPr>
-              <w:spacing w:before="120" w:after="120"/>
-              <w:ind w:right="57"/>
-              <w:jc w:val="both"/>
-              <w:rPr>
-                <w:rFonts w:ascii="Tahoma" w:hAnsi="Tahoma" w:cs="Tahoma"/>
-                <w:b w:val="0"/>
-                <w:bCs/>
-                <w:color w:val="auto"/>
-                <w:szCs w:val="20"/>
-              </w:rPr>
-            </w:pPr>
-          </w:p>
-        </w:tc>
-        <w:tc>
-          <w:tcPr>
-            <w:tcW w:w="5955" w:type="dxa"/>
-          </w:tcPr>
-          <w:p>
-            <w:pPr>
-              <w:spacing w:before="120" w:after="120"/>
-              <w:ind w:right="57"/>
-              <w:jc w:val="both"/>
-              <w:rPr>
-                <w:rFonts w:ascii="Tahoma" w:hAnsi="Tahoma" w:cs="Tahoma"/>
-                <w:b w:val="0"/>
-                <w:bCs/>
-                <w:color w:val="auto"/>
-                <w:sz w:val="22"/>
-                <w:szCs w:val="22"/>
-              </w:rPr>
-            </w:pPr>
-            <w:r>
-              <w:rPr>
-                <w:rFonts w:ascii="Tahoma" w:hAnsi="Tahoma" w:cs="Tahoma"/>
-                <w:b w:val="0"/>
-                <w:bCs/>
-                <w:color w:val="auto"/>
-                <w:sz w:val="22"/>
-                <w:szCs w:val="22"/>
-              </w:rPr>
-              <w:t xml:space="preserve">O = 8: </w:t>
-            </w:r>
-            <w:proofErr w:type="spellStart"/>
-            <w:r>
-              <w:rPr>
-                <w:rFonts w:ascii="Tahoma" w:hAnsi="Tahoma" w:cs="Tahoma"/>
-                <w:b w:val="0"/>
-                <w:bCs/>
-                <w:color w:val="auto"/>
-                <w:sz w:val="22"/>
-                <w:szCs w:val="22"/>
-              </w:rPr>
-              <w:t>Menerima</w:t>
-            </w:r>
-            <w:proofErr w:type="spellEnd"/>
-            <w:r>
-              <w:rPr>
-                <w:rFonts w:ascii="Tahoma" w:hAnsi="Tahoma" w:cs="Tahoma"/>
-                <w:b w:val="0"/>
-                <w:bCs/>
-                <w:color w:val="auto"/>
-                <w:sz w:val="22"/>
-                <w:szCs w:val="22"/>
-              </w:rPr>
-              <w:t xml:space="preserve"> </w:t>
-            </w:r>
-            <w:proofErr w:type="spellStart"/>
-            <w:r>
-              <w:rPr>
-                <w:rFonts w:ascii="Tahoma" w:hAnsi="Tahoma" w:cs="Tahoma"/>
-                <w:b w:val="0"/>
-                <w:bCs/>
-                <w:color w:val="auto"/>
-                <w:sz w:val="22"/>
-                <w:szCs w:val="22"/>
-              </w:rPr>
-              <w:t>instruksi</w:t>
-            </w:r>
-            <w:proofErr w:type="spellEnd"/>
+                <w:sz w:val="22"/>
+                <w:szCs w:val="22"/>
+                <w:lang w:val="en-ID"/>
+              </w:rPr>
+              <w:t>}</w:t>
+            </w:r>
           </w:p>
         </w:tc>
       </w:tr>
@@ -14155,12 +13135,13 @@
     <w:p>
       <w:pPr>
         <w:pStyle w:val="NormalWeb"/>
+        <w:keepNext/>
         <w:numPr>
           <w:ilvl w:val="0"/>
           <w:numId w:val="2"/>
         </w:numPr>
         <w:spacing w:beforeLines="0" w:before="120" w:afterLines="0" w:after="120"/>
-        <w:ind w:left="426" w:hanging="426"/>
+        <w:ind w:left="425" w:hanging="425"/>
         <w:jc w:val="both"/>
         <w:rPr>
           <w:rFonts w:ascii="Tahoma" w:hAnsi="Tahoma" w:cs="Tahoma"/>
@@ -14185,6 +13166,15 @@
           <w:bCs/>
           <w:sz w:val="22"/>
           <w:szCs w:val="22"/>
+        </w:rPr>
+        <w:t xml:space="preserve"> </w:t>
+      </w:r>
+      <w:r>
+        <w:rPr>
+          <w:rFonts w:ascii="Tahoma" w:hAnsi="Tahoma" w:cs="Tahoma"/>
+          <w:bCs/>
+          <w:sz w:val="22"/>
+          <w:szCs w:val="22"/>
           <w:lang w:val="id-ID"/>
         </w:rPr>
         <w:t>:</w:t>
@@ -14207,10 +13197,36 @@
         <w:rPr>
           <w:rFonts w:ascii="Tahoma" w:hAnsi="Tahoma" w:cs="Tahoma"/>
           <w:bCs/>
+          <w:color w:val="000000"/>
           <w:sz w:val="22"/>
           <w:szCs w:val="22"/>
+          <w:lang w:val="en-ID"/>
         </w:rPr>
-        <w:t>Baik</w:t>
+        <w:t>{</w:t>
+      </w:r>
+      <w:proofErr w:type="spellStart"/>
+      <w:r>
+        <w:rPr>
+          <w:rFonts w:ascii="Tahoma" w:hAnsi="Tahoma" w:cs="Tahoma"/>
+          <w:bCs/>
+          <w:color w:val="000000"/>
+          <w:sz w:val="22"/>
+          <w:szCs w:val="22"/>
+          <w:lang w:val="en-ID"/>
+        </w:rPr>
+        <w:t>prestasi_diharapkan</w:t>
+      </w:r>
+      <w:proofErr w:type="spellEnd"/>
+      <w:r>
+        <w:rPr>
+          <w:rFonts w:ascii="Tahoma" w:hAnsi="Tahoma" w:cs="Tahoma"/>
+          <w:bCs/>
+          <w:color w:val="000000"/>
+          <w:sz w:val="22"/>
+          <w:szCs w:val="22"/>
+          <w:lang w:val="en-ID"/>
+        </w:rPr>
+        <w:t>}</w:t>
       </w:r>
     </w:p>
     <w:p>
@@ -14230,12 +13246,13 @@
     <w:p>
       <w:pPr>
         <w:pStyle w:val="NormalWeb"/>
+        <w:keepNext/>
         <w:numPr>
           <w:ilvl w:val="0"/>
           <w:numId w:val="2"/>
         </w:numPr>
         <w:spacing w:beforeLines="0" w:before="120" w:afterLines="0" w:after="120"/>
-        <w:ind w:left="426" w:hanging="426"/>
+        <w:ind w:left="425" w:hanging="425"/>
         <w:jc w:val="both"/>
         <w:rPr>
           <w:rFonts w:ascii="Tahoma" w:hAnsi="Tahoma" w:cs="Tahoma"/>
@@ -14253,10 +13270,18 @@
           <w:sz w:val="22"/>
           <w:szCs w:val="22"/>
         </w:rPr>
-        <w:lastRenderedPageBreak/>
         <w:t>KELAS JABATAN</w:t>
       </w:r>
       <w:bookmarkEnd w:id="0"/>
+      <w:r>
+        <w:rPr>
+          <w:rFonts w:ascii="Tahoma" w:hAnsi="Tahoma" w:cs="Tahoma"/>
+          <w:bCs/>
+          <w:sz w:val="22"/>
+          <w:szCs w:val="22"/>
+        </w:rPr>
+        <w:t xml:space="preserve"> </w:t>
+      </w:r>
       <w:r>
         <w:rPr>
           <w:rFonts w:ascii="Tahoma" w:hAnsi="Tahoma" w:cs="Tahoma"/>
@@ -14280,12 +13305,8 @@
     <w:p>
       <w:pPr>
         <w:pStyle w:val="NormalWeb"/>
-        <w:numPr>
-          <w:ilvl w:val="0"/>
-          <w:numId w:val="11"/>
-        </w:numPr>
         <w:spacing w:beforeLines="0" w:before="120" w:afterLines="0" w:after="120"/>
-        <w:ind w:left="810"/>
+        <w:ind w:firstLine="425"/>
         <w:jc w:val="both"/>
         <w:rPr>
           <w:rFonts w:ascii="Tahoma" w:hAnsi="Tahoma" w:cs="Tahoma"/>
@@ -14294,66 +13315,40 @@
           <w:szCs w:val="22"/>
         </w:rPr>
       </w:pPr>
+      <w:r>
+        <w:rPr>
+          <w:rFonts w:ascii="Tahoma" w:hAnsi="Tahoma" w:cs="Tahoma"/>
+          <w:bCs/>
+          <w:color w:val="000000"/>
+          <w:sz w:val="22"/>
+          <w:szCs w:val="22"/>
+          <w:lang w:val="en-ID"/>
+        </w:rPr>
+        <w:t>{</w:t>
+      </w:r>
       <w:proofErr w:type="spellStart"/>
       <w:r>
         <w:rPr>
           <w:rFonts w:ascii="Tahoma" w:hAnsi="Tahoma" w:cs="Tahoma"/>
           <w:bCs/>
+          <w:color w:val="000000"/>
           <w:sz w:val="22"/>
           <w:szCs w:val="22"/>
+          <w:lang w:val="en-ID"/>
         </w:rPr>
-        <w:t>Kelas</w:t>
+        <w:t>kelas_jabatan</w:t>
       </w:r>
       <w:proofErr w:type="spellEnd"/>
       <w:r>
         <w:rPr>
           <w:rFonts w:ascii="Tahoma" w:hAnsi="Tahoma" w:cs="Tahoma"/>
           <w:bCs/>
+          <w:color w:val="000000"/>
           <w:sz w:val="22"/>
           <w:szCs w:val="22"/>
+          <w:lang w:val="en-ID"/>
         </w:rPr>
-        <w:t xml:space="preserve"> </w:t>
-      </w:r>
-      <w:r>
-        <w:rPr>
-          <w:rFonts w:ascii="Tahoma" w:hAnsi="Tahoma" w:cs="Tahoma"/>
-          <w:bCs/>
-          <w:sz w:val="22"/>
-          <w:szCs w:val="22"/>
-          <w:lang w:val="en-GB"/>
-        </w:rPr>
-        <w:t>7</w:t>
-      </w:r>
-      <w:r>
-        <w:rPr>
-          <w:rFonts w:ascii="Tahoma" w:hAnsi="Tahoma" w:cs="Tahoma"/>
-          <w:bCs/>
-          <w:sz w:val="22"/>
-          <w:szCs w:val="22"/>
-        </w:rPr>
-        <w:t xml:space="preserve"> (</w:t>
-      </w:r>
-      <w:proofErr w:type="spellStart"/>
-      <w:r>
-        <w:rPr>
-          <w:rFonts w:ascii="Tahoma" w:hAnsi="Tahoma" w:cs="Tahoma"/>
-          <w:bCs/>
-          <w:sz w:val="22"/>
-          <w:szCs w:val="22"/>
-          <w:lang w:val="en-GB"/>
-        </w:rPr>
-        <w:t>Tujuh</w:t>
-      </w:r>
-      <w:proofErr w:type="spellEnd"/>
-      <w:r>
-        <w:rPr>
-          <w:rFonts w:ascii="Tahoma" w:hAnsi="Tahoma" w:cs="Tahoma"/>
-          <w:bCs/>
-          <w:sz w:val="22"/>
-          <w:szCs w:val="22"/>
-          <w:lang w:val="id-ID"/>
-        </w:rPr>
-        <w:t>)</w:t>
+        <w:t>}</w:t>
       </w:r>
     </w:p>
     <w:p>
@@ -19138,6 +18133,11 @@
       <w:shd w:val="clear" w:color="auto" w:fill="E1DFDD"/>
     </w:rPr>
   </w:style>
+  <w:style w:type="character" w:customStyle="1" w:styleId="mtk1">
+    <w:name w:val="mtk1"/>
+    <w:basedOn w:val="DefaultParagraphFont"/>
+    <w:rsid w:val="00AA4FA6"/>
+  </w:style>
 </w:styles>
 </file>
 

--- a/public/templates/anjab.docx
+++ b/public/templates/anjab.docx
@@ -50,11 +50,7 @@
         </w:rPr>
         <w:t>JABATAN</w:t>
       </w:r>
-    </w:p>
-    <w:p>
-      <w:pPr>
-        <w:spacing w:before="120" w:after="120"/>
-        <w:jc w:val="both"/>
+      <w:r>
         <w:rPr>
           <w:rStyle w:val="Strong"/>
           <w:rFonts w:ascii="Tahoma" w:hAnsi="Tahoma" w:cs="Tahoma"/>
@@ -64,21 +60,1716 @@
           <w:szCs w:val="22"/>
           <w:lang w:val="id-ID"/>
         </w:rPr>
+        <w:br/>
+      </w:r>
+      <w:r>
+        <w:rPr>
+          <w:rStyle w:val="Strong"/>
+          <w:rFonts w:ascii="Tahoma" w:hAnsi="Tahoma" w:cs="Tahoma"/>
+          <w:bCs/>
+          <w:color w:val="auto"/>
+          <w:sz w:val="22"/>
+          <w:szCs w:val="22"/>
+          <w:lang w:val="id-ID"/>
+        </w:rPr>
+        <w:br/>
+      </w:r>
+    </w:p>
+    <w:tbl>
+      <w:tblPr>
+        <w:tblW w:w="9640" w:type="dxa"/>
+        <w:tblInd w:w="-147" w:type="dxa"/>
+        <w:tblBorders>
+          <w:top w:val="single" w:sz="4" w:space="0" w:color="FFFFFF" w:themeColor="background1"/>
+          <w:left w:val="single" w:sz="4" w:space="0" w:color="FFFFFF" w:themeColor="background1"/>
+          <w:bottom w:val="single" w:sz="4" w:space="0" w:color="FFFFFF" w:themeColor="background1"/>
+          <w:right w:val="single" w:sz="4" w:space="0" w:color="FFFFFF" w:themeColor="background1"/>
+          <w:insideH w:val="single" w:sz="4" w:space="0" w:color="FFFFFF" w:themeColor="background1"/>
+          <w:insideV w:val="single" w:sz="4" w:space="0" w:color="FFFFFF" w:themeColor="background1"/>
+        </w:tblBorders>
+        <w:tblLook w:val="04A0" w:firstRow="1" w:lastRow="0" w:firstColumn="1" w:lastColumn="0" w:noHBand="0" w:noVBand="1"/>
+      </w:tblPr>
+      <w:tblGrid>
+        <w:gridCol w:w="3119"/>
+        <w:gridCol w:w="425"/>
+        <w:gridCol w:w="6096"/>
+      </w:tblGrid>
+      <w:tr>
+        <w:trPr>
+          <w:trHeight w:val="251"/>
+        </w:trPr>
+        <w:tc>
+          <w:tcPr>
+            <w:tcW w:w="3119" w:type="dxa"/>
+            <w:vAlign w:val="center"/>
+          </w:tcPr>
+          <w:p>
+            <w:pPr>
+              <w:spacing w:after="0"/>
+              <w:ind w:firstLine="33"/>
+              <w:rPr>
+                <w:rFonts w:ascii="Tahoma" w:hAnsi="Tahoma" w:cs="Tahoma"/>
+                <w:b w:val="0"/>
+                <w:bCs/>
+                <w:sz w:val="22"/>
+                <w:szCs w:val="22"/>
+              </w:rPr>
+            </w:pPr>
+            <w:r>
+              <w:rPr>
+                <w:rStyle w:val="Strong"/>
+                <w:rFonts w:ascii="Tahoma" w:hAnsi="Tahoma" w:cs="Tahoma"/>
+                <w:bCs/>
+                <w:sz w:val="22"/>
+                <w:szCs w:val="22"/>
+                <w:lang w:val="id-ID"/>
+              </w:rPr>
+              <w:t xml:space="preserve">1.   </w:t>
+            </w:r>
+            <w:r>
+              <w:rPr>
+                <w:rStyle w:val="Strong"/>
+                <w:rFonts w:ascii="Tahoma" w:hAnsi="Tahoma" w:cs="Tahoma"/>
+                <w:bCs/>
+                <w:sz w:val="22"/>
+                <w:szCs w:val="22"/>
+                <w:lang w:val="id-ID"/>
+              </w:rPr>
+              <w:t>NAMA JABATAN</w:t>
+            </w:r>
+          </w:p>
+        </w:tc>
+        <w:tc>
+          <w:tcPr>
+            <w:tcW w:w="425" w:type="dxa"/>
+            <w:vAlign w:val="center"/>
+          </w:tcPr>
+          <w:p>
+            <w:pPr>
+              <w:spacing w:after="0"/>
+              <w:ind w:right="-112" w:hanging="22"/>
+              <w:rPr>
+                <w:b w:val="0"/>
+                <w:bCs/>
+                <w:sz w:val="22"/>
+                <w:szCs w:val="22"/>
+              </w:rPr>
+            </w:pPr>
+            <w:r>
+              <w:rPr>
+                <w:rFonts w:ascii="Tahoma" w:hAnsi="Tahoma" w:cs="Tahoma"/>
+                <w:b w:val="0"/>
+                <w:bCs/>
+                <w:sz w:val="22"/>
+                <w:szCs w:val="22"/>
+              </w:rPr>
+              <w:t>:</w:t>
+            </w:r>
+          </w:p>
+        </w:tc>
+        <w:tc>
+          <w:tcPr>
+            <w:tcW w:w="6096" w:type="dxa"/>
+            <w:vAlign w:val="center"/>
+          </w:tcPr>
+          <w:p>
+            <w:pPr>
+              <w:spacing w:before="60" w:after="60"/>
+              <w:rPr>
+                <w:rFonts w:ascii="Tahoma" w:hAnsi="Tahoma" w:cs="Tahoma"/>
+                <w:b w:val="0"/>
+                <w:color w:val="auto"/>
+                <w:sz w:val="22"/>
+                <w:szCs w:val="22"/>
+                <w:lang w:val="en-ID"/>
+              </w:rPr>
+            </w:pPr>
+            <w:r>
+              <w:rPr>
+                <w:rFonts w:ascii="Tahoma" w:eastAsia="Times New Roman" w:hAnsi="Tahoma" w:cs="Tahoma"/>
+                <w:b w:val="0"/>
+                <w:bCs/>
+                <w:iCs/>
+                <w:color w:val="auto"/>
+                <w:sz w:val="22"/>
+                <w:szCs w:val="22"/>
+                <w:lang w:eastAsia="id-ID"/>
+              </w:rPr>
+              <w:t>{</w:t>
+            </w:r>
+            <w:proofErr w:type="spellStart"/>
+            <w:r>
+              <w:rPr>
+                <w:rFonts w:ascii="Tahoma" w:eastAsia="Times New Roman" w:hAnsi="Tahoma" w:cs="Tahoma"/>
+                <w:b w:val="0"/>
+                <w:bCs/>
+                <w:iCs/>
+                <w:color w:val="auto"/>
+                <w:sz w:val="22"/>
+                <w:szCs w:val="22"/>
+                <w:lang w:eastAsia="id-ID"/>
+              </w:rPr>
+              <w:t>nama_jabatan</w:t>
+            </w:r>
+            <w:proofErr w:type="spellEnd"/>
+            <w:r>
+              <w:rPr>
+                <w:rFonts w:ascii="Tahoma" w:eastAsia="Times New Roman" w:hAnsi="Tahoma" w:cs="Tahoma"/>
+                <w:b w:val="0"/>
+                <w:bCs/>
+                <w:iCs/>
+                <w:color w:val="auto"/>
+                <w:sz w:val="22"/>
+                <w:szCs w:val="22"/>
+                <w:lang w:eastAsia="id-ID"/>
+              </w:rPr>
+              <w:t>}</w:t>
+            </w:r>
+          </w:p>
+        </w:tc>
+      </w:tr>
+      <w:tr>
+        <w:trPr>
+          <w:trHeight w:val="251"/>
+        </w:trPr>
+        <w:tc>
+          <w:tcPr>
+            <w:tcW w:w="3119" w:type="dxa"/>
+            <w:vAlign w:val="center"/>
+          </w:tcPr>
+          <w:p>
+            <w:pPr>
+              <w:spacing w:after="0"/>
+              <w:ind w:firstLine="33"/>
+              <w:rPr>
+                <w:rStyle w:val="Strong"/>
+                <w:rFonts w:ascii="Tahoma" w:hAnsi="Tahoma" w:cs="Tahoma"/>
+                <w:bCs/>
+                <w:sz w:val="22"/>
+                <w:szCs w:val="22"/>
+                <w:lang w:val="id-ID"/>
+              </w:rPr>
+            </w:pPr>
+          </w:p>
+        </w:tc>
+        <w:tc>
+          <w:tcPr>
+            <w:tcW w:w="425" w:type="dxa"/>
+            <w:vAlign w:val="center"/>
+          </w:tcPr>
+          <w:p>
+            <w:pPr>
+              <w:spacing w:after="0"/>
+              <w:ind w:right="-112" w:hanging="22"/>
+              <w:rPr>
+                <w:rFonts w:ascii="Tahoma" w:hAnsi="Tahoma" w:cs="Tahoma"/>
+                <w:b w:val="0"/>
+                <w:bCs/>
+                <w:sz w:val="22"/>
+                <w:szCs w:val="22"/>
+              </w:rPr>
+            </w:pPr>
+          </w:p>
+        </w:tc>
+        <w:tc>
+          <w:tcPr>
+            <w:tcW w:w="6096" w:type="dxa"/>
+            <w:vAlign w:val="center"/>
+          </w:tcPr>
+          <w:p>
+            <w:pPr>
+              <w:spacing w:before="60" w:after="60"/>
+              <w:rPr>
+                <w:rFonts w:ascii="Tahoma" w:eastAsia="Times New Roman" w:hAnsi="Tahoma" w:cs="Tahoma"/>
+                <w:b w:val="0"/>
+                <w:bCs/>
+                <w:iCs/>
+                <w:color w:val="auto"/>
+                <w:sz w:val="22"/>
+                <w:szCs w:val="22"/>
+                <w:lang w:eastAsia="id-ID"/>
+              </w:rPr>
+            </w:pPr>
+          </w:p>
+        </w:tc>
+      </w:tr>
+      <w:tr>
+        <w:trPr>
+          <w:trHeight w:val="251"/>
+        </w:trPr>
+        <w:tc>
+          <w:tcPr>
+            <w:tcW w:w="3119" w:type="dxa"/>
+            <w:vAlign w:val="center"/>
+          </w:tcPr>
+          <w:p>
+            <w:pPr>
+              <w:spacing w:after="0"/>
+              <w:ind w:firstLine="33"/>
+              <w:rPr>
+                <w:rStyle w:val="Strong"/>
+                <w:rFonts w:ascii="Tahoma" w:hAnsi="Tahoma" w:cs="Tahoma"/>
+                <w:bCs/>
+                <w:sz w:val="22"/>
+                <w:szCs w:val="22"/>
+                <w:lang w:val="id-ID"/>
+              </w:rPr>
+            </w:pPr>
+            <w:r>
+              <w:rPr>
+                <w:rStyle w:val="Strong"/>
+                <w:rFonts w:ascii="Tahoma" w:hAnsi="Tahoma" w:cs="Tahoma"/>
+                <w:bCs/>
+                <w:sz w:val="22"/>
+                <w:szCs w:val="22"/>
+                <w:lang w:val="id-ID"/>
+              </w:rPr>
+              <w:t>2.</w:t>
+            </w:r>
+            <w:r>
+              <w:rPr>
+                <w:rStyle w:val="Strong"/>
+                <w:rFonts w:ascii="Tahoma" w:hAnsi="Tahoma" w:cs="Tahoma"/>
+                <w:bCs/>
+                <w:sz w:val="22"/>
+                <w:szCs w:val="22"/>
+                <w:lang w:val="id-ID"/>
+              </w:rPr>
+              <w:t xml:space="preserve">   </w:t>
+            </w:r>
+            <w:r>
+              <w:rPr>
+                <w:rStyle w:val="Strong"/>
+                <w:rFonts w:ascii="Tahoma" w:hAnsi="Tahoma" w:cs="Tahoma"/>
+                <w:bCs/>
+                <w:sz w:val="22"/>
+                <w:szCs w:val="22"/>
+                <w:lang w:val="id-ID"/>
+              </w:rPr>
+              <w:t>KODE JABATAN</w:t>
+            </w:r>
+          </w:p>
+        </w:tc>
+        <w:tc>
+          <w:tcPr>
+            <w:tcW w:w="425" w:type="dxa"/>
+            <w:vAlign w:val="center"/>
+          </w:tcPr>
+          <w:p>
+            <w:pPr>
+              <w:spacing w:after="0"/>
+              <w:ind w:right="-112" w:hanging="22"/>
+              <w:rPr>
+                <w:rFonts w:ascii="Tahoma" w:hAnsi="Tahoma" w:cs="Tahoma"/>
+                <w:b w:val="0"/>
+                <w:bCs/>
+                <w:sz w:val="22"/>
+                <w:szCs w:val="22"/>
+              </w:rPr>
+            </w:pPr>
+            <w:r>
+              <w:rPr>
+                <w:rFonts w:ascii="Tahoma" w:hAnsi="Tahoma" w:cs="Tahoma"/>
+                <w:b w:val="0"/>
+                <w:bCs/>
+                <w:sz w:val="22"/>
+                <w:szCs w:val="22"/>
+              </w:rPr>
+              <w:t>:</w:t>
+            </w:r>
+          </w:p>
+        </w:tc>
+        <w:tc>
+          <w:tcPr>
+            <w:tcW w:w="6096" w:type="dxa"/>
+            <w:vAlign w:val="center"/>
+          </w:tcPr>
+          <w:p>
+            <w:pPr>
+              <w:spacing w:before="60" w:after="60"/>
+              <w:rPr>
+                <w:rFonts w:ascii="Tahoma" w:eastAsia="Times New Roman" w:hAnsi="Tahoma" w:cs="Tahoma"/>
+                <w:b w:val="0"/>
+                <w:bCs/>
+                <w:iCs/>
+                <w:color w:val="auto"/>
+                <w:sz w:val="22"/>
+                <w:szCs w:val="22"/>
+                <w:lang w:eastAsia="id-ID"/>
+              </w:rPr>
+            </w:pPr>
+            <w:r>
+              <w:rPr>
+                <w:rFonts w:ascii="Tahoma" w:eastAsia="Times New Roman" w:hAnsi="Tahoma" w:cs="Tahoma"/>
+                <w:b w:val="0"/>
+                <w:bCs/>
+                <w:iCs/>
+                <w:color w:val="auto"/>
+                <w:sz w:val="22"/>
+                <w:szCs w:val="22"/>
+                <w:lang w:eastAsia="id-ID"/>
+              </w:rPr>
+              <w:t>{</w:t>
+            </w:r>
+            <w:proofErr w:type="spellStart"/>
+            <w:r>
+              <w:rPr>
+                <w:rFonts w:ascii="Tahoma" w:eastAsia="Times New Roman" w:hAnsi="Tahoma" w:cs="Tahoma"/>
+                <w:b w:val="0"/>
+                <w:bCs/>
+                <w:iCs/>
+                <w:color w:val="auto"/>
+                <w:sz w:val="22"/>
+                <w:szCs w:val="22"/>
+                <w:lang w:eastAsia="id-ID"/>
+              </w:rPr>
+              <w:t>kode_jabatan</w:t>
+            </w:r>
+            <w:proofErr w:type="spellEnd"/>
+            <w:r>
+              <w:rPr>
+                <w:rFonts w:ascii="Tahoma" w:eastAsia="Times New Roman" w:hAnsi="Tahoma" w:cs="Tahoma"/>
+                <w:b w:val="0"/>
+                <w:bCs/>
+                <w:iCs/>
+                <w:color w:val="auto"/>
+                <w:sz w:val="22"/>
+                <w:szCs w:val="22"/>
+                <w:lang w:eastAsia="id-ID"/>
+              </w:rPr>
+              <w:t>}</w:t>
+            </w:r>
+          </w:p>
+        </w:tc>
+      </w:tr>
+      <w:tr>
+        <w:trPr>
+          <w:trHeight w:val="251"/>
+        </w:trPr>
+        <w:tc>
+          <w:tcPr>
+            <w:tcW w:w="3119" w:type="dxa"/>
+            <w:vAlign w:val="center"/>
+          </w:tcPr>
+          <w:p>
+            <w:pPr>
+              <w:spacing w:after="0"/>
+              <w:ind w:firstLine="33"/>
+              <w:rPr>
+                <w:rStyle w:val="Strong"/>
+                <w:rFonts w:ascii="Tahoma" w:hAnsi="Tahoma" w:cs="Tahoma"/>
+                <w:bCs/>
+                <w:sz w:val="22"/>
+                <w:szCs w:val="22"/>
+                <w:lang w:val="id-ID"/>
+              </w:rPr>
+            </w:pPr>
+          </w:p>
+        </w:tc>
+        <w:tc>
+          <w:tcPr>
+            <w:tcW w:w="425" w:type="dxa"/>
+            <w:vAlign w:val="center"/>
+          </w:tcPr>
+          <w:p>
+            <w:pPr>
+              <w:spacing w:after="0"/>
+              <w:ind w:right="-112" w:hanging="22"/>
+              <w:rPr>
+                <w:rFonts w:ascii="Tahoma" w:hAnsi="Tahoma" w:cs="Tahoma"/>
+                <w:b w:val="0"/>
+                <w:bCs/>
+                <w:sz w:val="22"/>
+                <w:szCs w:val="22"/>
+              </w:rPr>
+            </w:pPr>
+          </w:p>
+        </w:tc>
+        <w:tc>
+          <w:tcPr>
+            <w:tcW w:w="6096" w:type="dxa"/>
+            <w:vAlign w:val="center"/>
+          </w:tcPr>
+          <w:p>
+            <w:pPr>
+              <w:spacing w:before="60" w:after="60"/>
+              <w:rPr>
+                <w:rFonts w:ascii="Tahoma" w:eastAsia="Times New Roman" w:hAnsi="Tahoma" w:cs="Tahoma"/>
+                <w:b w:val="0"/>
+                <w:bCs/>
+                <w:iCs/>
+                <w:color w:val="auto"/>
+                <w:sz w:val="22"/>
+                <w:szCs w:val="22"/>
+                <w:lang w:eastAsia="id-ID"/>
+              </w:rPr>
+            </w:pPr>
+          </w:p>
+        </w:tc>
+      </w:tr>
+      <w:tr>
+        <w:trPr>
+          <w:trHeight w:val="251"/>
+        </w:trPr>
+        <w:tc>
+          <w:tcPr>
+            <w:tcW w:w="3119" w:type="dxa"/>
+            <w:vAlign w:val="center"/>
+          </w:tcPr>
+          <w:p>
+            <w:pPr>
+              <w:spacing w:after="0"/>
+              <w:ind w:firstLine="33"/>
+              <w:rPr>
+                <w:rStyle w:val="Strong"/>
+                <w:rFonts w:ascii="Tahoma" w:hAnsi="Tahoma" w:cs="Tahoma"/>
+                <w:bCs/>
+                <w:sz w:val="22"/>
+                <w:szCs w:val="22"/>
+                <w:lang w:val="id-ID"/>
+              </w:rPr>
+            </w:pPr>
+            <w:r>
+              <w:rPr>
+                <w:rStyle w:val="Strong"/>
+                <w:rFonts w:ascii="Tahoma" w:hAnsi="Tahoma" w:cs="Tahoma"/>
+                <w:sz w:val="22"/>
+                <w:szCs w:val="22"/>
+                <w:lang w:val="id-ID"/>
+              </w:rPr>
+              <w:t>3.</w:t>
+            </w:r>
+            <w:r>
+              <w:rPr>
+                <w:rStyle w:val="Strong"/>
+                <w:rFonts w:ascii="Tahoma" w:hAnsi="Tahoma" w:cs="Tahoma"/>
+                <w:sz w:val="22"/>
+                <w:szCs w:val="22"/>
+                <w:lang w:val="id-ID"/>
+              </w:rPr>
+              <w:t xml:space="preserve">   </w:t>
+            </w:r>
+            <w:r>
+              <w:rPr>
+                <w:rStyle w:val="Strong"/>
+                <w:rFonts w:ascii="Tahoma" w:hAnsi="Tahoma" w:cs="Tahoma"/>
+                <w:bCs/>
+                <w:sz w:val="22"/>
+                <w:szCs w:val="22"/>
+                <w:lang w:val="id-ID"/>
+              </w:rPr>
+              <w:t>UNIT KERJA</w:t>
+            </w:r>
+            <w:r>
+              <w:rPr>
+                <w:rStyle w:val="Strong"/>
+                <w:rFonts w:ascii="Tahoma" w:hAnsi="Tahoma" w:cs="Tahoma"/>
+                <w:bCs/>
+                <w:sz w:val="22"/>
+                <w:szCs w:val="22"/>
+              </w:rPr>
+              <w:t xml:space="preserve"> </w:t>
+            </w:r>
+            <w:r>
+              <w:rPr>
+                <w:rStyle w:val="Strong"/>
+                <w:rFonts w:ascii="Tahoma" w:hAnsi="Tahoma" w:cs="Tahoma"/>
+                <w:bCs/>
+                <w:sz w:val="22"/>
+                <w:szCs w:val="22"/>
+              </w:rPr>
+              <w:tab/>
+            </w:r>
+          </w:p>
+        </w:tc>
+        <w:tc>
+          <w:tcPr>
+            <w:tcW w:w="425" w:type="dxa"/>
+            <w:vAlign w:val="center"/>
+          </w:tcPr>
+          <w:p>
+            <w:pPr>
+              <w:spacing w:after="0"/>
+              <w:ind w:right="-112" w:hanging="22"/>
+              <w:rPr>
+                <w:rFonts w:ascii="Tahoma" w:hAnsi="Tahoma" w:cs="Tahoma"/>
+                <w:b w:val="0"/>
+                <w:bCs/>
+                <w:sz w:val="22"/>
+                <w:szCs w:val="22"/>
+              </w:rPr>
+            </w:pPr>
+            <w:r>
+              <w:rPr>
+                <w:rFonts w:ascii="Tahoma" w:hAnsi="Tahoma" w:cs="Tahoma"/>
+                <w:b w:val="0"/>
+                <w:bCs/>
+                <w:sz w:val="22"/>
+                <w:szCs w:val="22"/>
+              </w:rPr>
+              <w:t>:</w:t>
+            </w:r>
+          </w:p>
+        </w:tc>
+        <w:tc>
+          <w:tcPr>
+            <w:tcW w:w="6096" w:type="dxa"/>
+            <w:vAlign w:val="center"/>
+          </w:tcPr>
+          <w:p>
+            <w:pPr>
+              <w:spacing w:before="60" w:after="60"/>
+              <w:rPr>
+                <w:rFonts w:ascii="Tahoma" w:eastAsia="Times New Roman" w:hAnsi="Tahoma" w:cs="Tahoma"/>
+                <w:b w:val="0"/>
+                <w:bCs/>
+                <w:iCs/>
+                <w:color w:val="auto"/>
+                <w:sz w:val="22"/>
+                <w:szCs w:val="22"/>
+                <w:lang w:eastAsia="id-ID"/>
+              </w:rPr>
+            </w:pPr>
+          </w:p>
+        </w:tc>
+      </w:tr>
+      <w:tr>
+        <w:trPr>
+          <w:trHeight w:val="251"/>
+        </w:trPr>
+        <w:tc>
+          <w:tcPr>
+            <w:tcW w:w="3119" w:type="dxa"/>
+            <w:vAlign w:val="center"/>
+          </w:tcPr>
+          <w:p>
+            <w:pPr>
+              <w:spacing w:after="0"/>
+              <w:ind w:firstLine="33"/>
+              <w:rPr>
+                <w:rStyle w:val="Strong"/>
+                <w:rFonts w:ascii="Tahoma" w:hAnsi="Tahoma" w:cs="Tahoma"/>
+                <w:sz w:val="22"/>
+                <w:szCs w:val="22"/>
+                <w:lang w:val="id-ID"/>
+              </w:rPr>
+            </w:pPr>
+            <w:r>
+              <w:rPr>
+                <w:rStyle w:val="Strong"/>
+                <w:rFonts w:ascii="Tahoma" w:hAnsi="Tahoma" w:cs="Tahoma"/>
+                <w:sz w:val="22"/>
+                <w:szCs w:val="22"/>
+                <w:lang w:val="sv-SE"/>
+              </w:rPr>
+              <w:t xml:space="preserve">        </w:t>
+            </w:r>
+            <w:r>
+              <w:rPr>
+                <w:rStyle w:val="Strong"/>
+                <w:rFonts w:ascii="Tahoma" w:hAnsi="Tahoma" w:cs="Tahoma"/>
+                <w:sz w:val="22"/>
+                <w:szCs w:val="22"/>
+                <w:lang w:val="sv-SE"/>
+              </w:rPr>
+              <w:t>a.</w:t>
+            </w:r>
+            <w:r>
+              <w:rPr>
+                <w:rStyle w:val="Strong"/>
+                <w:rFonts w:ascii="Tahoma" w:hAnsi="Tahoma" w:cs="Tahoma"/>
+                <w:sz w:val="22"/>
+                <w:szCs w:val="22"/>
+                <w:lang w:val="sv-SE"/>
+              </w:rPr>
+              <w:t xml:space="preserve">   </w:t>
+            </w:r>
+            <w:r>
+              <w:rPr>
+                <w:rStyle w:val="Strong"/>
+                <w:rFonts w:ascii="Tahoma" w:hAnsi="Tahoma" w:cs="Tahoma"/>
+                <w:bCs/>
+                <w:sz w:val="22"/>
+                <w:szCs w:val="22"/>
+                <w:lang w:val="sv-SE"/>
+              </w:rPr>
+              <w:t>JPT Utama</w:t>
+            </w:r>
+          </w:p>
+        </w:tc>
+        <w:tc>
+          <w:tcPr>
+            <w:tcW w:w="425" w:type="dxa"/>
+            <w:vAlign w:val="center"/>
+          </w:tcPr>
+          <w:p>
+            <w:pPr>
+              <w:spacing w:after="0"/>
+              <w:ind w:right="-112" w:hanging="22"/>
+              <w:rPr>
+                <w:rFonts w:ascii="Tahoma" w:hAnsi="Tahoma" w:cs="Tahoma"/>
+                <w:b w:val="0"/>
+                <w:bCs/>
+                <w:sz w:val="22"/>
+                <w:szCs w:val="22"/>
+              </w:rPr>
+            </w:pPr>
+            <w:r>
+              <w:rPr>
+                <w:rFonts w:ascii="Tahoma" w:hAnsi="Tahoma" w:cs="Tahoma"/>
+                <w:b w:val="0"/>
+                <w:bCs/>
+                <w:sz w:val="22"/>
+                <w:szCs w:val="22"/>
+              </w:rPr>
+              <w:t>:</w:t>
+            </w:r>
+          </w:p>
+        </w:tc>
+        <w:tc>
+          <w:tcPr>
+            <w:tcW w:w="6096" w:type="dxa"/>
+            <w:vAlign w:val="center"/>
+          </w:tcPr>
+          <w:p>
+            <w:pPr>
+              <w:spacing w:before="60" w:after="60"/>
+              <w:rPr>
+                <w:rFonts w:ascii="Tahoma" w:eastAsia="Times New Roman" w:hAnsi="Tahoma" w:cs="Tahoma"/>
+                <w:b w:val="0"/>
+                <w:bCs/>
+                <w:iCs/>
+                <w:color w:val="auto"/>
+                <w:sz w:val="22"/>
+                <w:szCs w:val="22"/>
+                <w:lang w:eastAsia="id-ID"/>
+              </w:rPr>
+            </w:pPr>
+            <w:r>
+              <w:rPr>
+                <w:rFonts w:ascii="Tahoma" w:eastAsia="Times New Roman" w:hAnsi="Tahoma" w:cs="Tahoma"/>
+                <w:b w:val="0"/>
+                <w:bCs/>
+                <w:iCs/>
+                <w:color w:val="auto"/>
+                <w:sz w:val="22"/>
+                <w:szCs w:val="22"/>
+                <w:lang w:eastAsia="id-ID"/>
+              </w:rPr>
+              <w:t>{</w:t>
+            </w:r>
+            <w:proofErr w:type="spellStart"/>
+            <w:r>
+              <w:rPr>
+                <w:rFonts w:ascii="Tahoma" w:eastAsia="Times New Roman" w:hAnsi="Tahoma" w:cs="Tahoma"/>
+                <w:b w:val="0"/>
+                <w:bCs/>
+                <w:iCs/>
+                <w:color w:val="auto"/>
+                <w:sz w:val="22"/>
+                <w:szCs w:val="22"/>
+                <w:lang w:eastAsia="id-ID"/>
+              </w:rPr>
+              <w:t>jpt_utama</w:t>
+            </w:r>
+            <w:proofErr w:type="spellEnd"/>
+            <w:r>
+              <w:rPr>
+                <w:rFonts w:ascii="Tahoma" w:eastAsia="Times New Roman" w:hAnsi="Tahoma" w:cs="Tahoma"/>
+                <w:b w:val="0"/>
+                <w:bCs/>
+                <w:iCs/>
+                <w:color w:val="auto"/>
+                <w:sz w:val="22"/>
+                <w:szCs w:val="22"/>
+                <w:lang w:eastAsia="id-ID"/>
+              </w:rPr>
+              <w:t>}</w:t>
+            </w:r>
+          </w:p>
+        </w:tc>
+      </w:tr>
+      <w:tr>
+        <w:trPr>
+          <w:trHeight w:val="251"/>
+        </w:trPr>
+        <w:tc>
+          <w:tcPr>
+            <w:tcW w:w="3119" w:type="dxa"/>
+            <w:vAlign w:val="center"/>
+          </w:tcPr>
+          <w:p>
+            <w:pPr>
+              <w:spacing w:after="0"/>
+              <w:ind w:firstLine="33"/>
+              <w:rPr>
+                <w:rStyle w:val="Strong"/>
+                <w:rFonts w:ascii="Tahoma" w:hAnsi="Tahoma" w:cs="Tahoma"/>
+                <w:sz w:val="22"/>
+                <w:szCs w:val="22"/>
+                <w:lang w:val="sv-SE"/>
+              </w:rPr>
+            </w:pPr>
+            <w:r>
+              <w:rPr>
+                <w:rStyle w:val="Strong"/>
+                <w:rFonts w:ascii="Tahoma" w:hAnsi="Tahoma" w:cs="Tahoma"/>
+                <w:sz w:val="22"/>
+                <w:szCs w:val="22"/>
+                <w:lang w:val="sv-SE"/>
+              </w:rPr>
+              <w:t xml:space="preserve">        </w:t>
+            </w:r>
+            <w:r>
+              <w:rPr>
+                <w:rStyle w:val="Strong"/>
+                <w:rFonts w:ascii="Tahoma" w:hAnsi="Tahoma" w:cs="Tahoma"/>
+                <w:sz w:val="22"/>
+                <w:szCs w:val="22"/>
+                <w:lang w:val="sv-SE"/>
+              </w:rPr>
+              <w:t>b.</w:t>
+            </w:r>
+            <w:r>
+              <w:rPr>
+                <w:rStyle w:val="Strong"/>
+                <w:rFonts w:ascii="Tahoma" w:hAnsi="Tahoma" w:cs="Tahoma"/>
+                <w:sz w:val="22"/>
+                <w:szCs w:val="22"/>
+                <w:lang w:val="sv-SE"/>
+              </w:rPr>
+              <w:t xml:space="preserve">   </w:t>
+            </w:r>
+            <w:r>
+              <w:rPr>
+                <w:rStyle w:val="Strong"/>
+                <w:rFonts w:ascii="Tahoma" w:hAnsi="Tahoma" w:cs="Tahoma"/>
+                <w:sz w:val="22"/>
+                <w:szCs w:val="22"/>
+                <w:lang w:val="sv-SE"/>
+              </w:rPr>
+              <w:t>JPT Madya</w:t>
+            </w:r>
+          </w:p>
+        </w:tc>
+        <w:tc>
+          <w:tcPr>
+            <w:tcW w:w="425" w:type="dxa"/>
+            <w:vAlign w:val="center"/>
+          </w:tcPr>
+          <w:p>
+            <w:pPr>
+              <w:spacing w:after="0"/>
+              <w:ind w:right="-112" w:hanging="22"/>
+              <w:rPr>
+                <w:rFonts w:ascii="Tahoma" w:hAnsi="Tahoma" w:cs="Tahoma"/>
+                <w:b w:val="0"/>
+                <w:bCs/>
+                <w:sz w:val="22"/>
+                <w:szCs w:val="22"/>
+              </w:rPr>
+            </w:pPr>
+            <w:r>
+              <w:rPr>
+                <w:rFonts w:ascii="Tahoma" w:hAnsi="Tahoma" w:cs="Tahoma"/>
+                <w:b w:val="0"/>
+                <w:bCs/>
+                <w:sz w:val="22"/>
+                <w:szCs w:val="22"/>
+              </w:rPr>
+              <w:t>:</w:t>
+            </w:r>
+          </w:p>
+        </w:tc>
+        <w:tc>
+          <w:tcPr>
+            <w:tcW w:w="6096" w:type="dxa"/>
+            <w:vAlign w:val="center"/>
+          </w:tcPr>
+          <w:p>
+            <w:pPr>
+              <w:spacing w:before="60" w:after="60"/>
+              <w:rPr>
+                <w:rFonts w:ascii="Tahoma" w:eastAsia="Times New Roman" w:hAnsi="Tahoma" w:cs="Tahoma"/>
+                <w:b w:val="0"/>
+                <w:bCs/>
+                <w:iCs/>
+                <w:color w:val="auto"/>
+                <w:sz w:val="22"/>
+                <w:szCs w:val="22"/>
+                <w:lang w:eastAsia="id-ID"/>
+              </w:rPr>
+            </w:pPr>
+            <w:r>
+              <w:rPr>
+                <w:rFonts w:ascii="Tahoma" w:eastAsia="Times New Roman" w:hAnsi="Tahoma" w:cs="Tahoma"/>
+                <w:b w:val="0"/>
+                <w:bCs/>
+                <w:iCs/>
+                <w:color w:val="auto"/>
+                <w:sz w:val="22"/>
+                <w:szCs w:val="22"/>
+                <w:lang w:eastAsia="id-ID"/>
+              </w:rPr>
+              <w:t>{</w:t>
+            </w:r>
+            <w:proofErr w:type="spellStart"/>
+            <w:r>
+              <w:rPr>
+                <w:rFonts w:ascii="Tahoma" w:eastAsia="Times New Roman" w:hAnsi="Tahoma" w:cs="Tahoma"/>
+                <w:b w:val="0"/>
+                <w:bCs/>
+                <w:iCs/>
+                <w:color w:val="auto"/>
+                <w:sz w:val="22"/>
+                <w:szCs w:val="22"/>
+                <w:lang w:eastAsia="id-ID"/>
+              </w:rPr>
+              <w:t>jpt_madya</w:t>
+            </w:r>
+            <w:proofErr w:type="spellEnd"/>
+            <w:r>
+              <w:rPr>
+                <w:rFonts w:ascii="Tahoma" w:eastAsia="Times New Roman" w:hAnsi="Tahoma" w:cs="Tahoma"/>
+                <w:b w:val="0"/>
+                <w:bCs/>
+                <w:iCs/>
+                <w:color w:val="auto"/>
+                <w:sz w:val="22"/>
+                <w:szCs w:val="22"/>
+                <w:lang w:eastAsia="id-ID"/>
+              </w:rPr>
+              <w:t>}</w:t>
+            </w:r>
+          </w:p>
+        </w:tc>
+      </w:tr>
+      <w:tr>
+        <w:trPr>
+          <w:trHeight w:val="251"/>
+        </w:trPr>
+        <w:tc>
+          <w:tcPr>
+            <w:tcW w:w="3119" w:type="dxa"/>
+            <w:vAlign w:val="center"/>
+          </w:tcPr>
+          <w:p>
+            <w:pPr>
+              <w:spacing w:after="0"/>
+              <w:ind w:firstLine="33"/>
+              <w:rPr>
+                <w:rStyle w:val="Strong"/>
+                <w:rFonts w:ascii="Tahoma" w:hAnsi="Tahoma" w:cs="Tahoma"/>
+                <w:sz w:val="22"/>
+                <w:szCs w:val="22"/>
+                <w:lang w:val="sv-SE"/>
+              </w:rPr>
+            </w:pPr>
+            <w:r>
+              <w:rPr>
+                <w:rStyle w:val="Strong"/>
+                <w:rFonts w:ascii="Tahoma" w:hAnsi="Tahoma" w:cs="Tahoma"/>
+                <w:sz w:val="22"/>
+                <w:szCs w:val="22"/>
+                <w:lang w:val="sv-SE"/>
+              </w:rPr>
+              <w:t xml:space="preserve">        </w:t>
+            </w:r>
+            <w:r>
+              <w:rPr>
+                <w:rStyle w:val="Strong"/>
+                <w:rFonts w:ascii="Tahoma" w:hAnsi="Tahoma" w:cs="Tahoma"/>
+                <w:sz w:val="22"/>
+                <w:szCs w:val="22"/>
+                <w:lang w:val="sv-SE"/>
+              </w:rPr>
+              <w:t>c</w:t>
+            </w:r>
+            <w:r>
+              <w:rPr>
+                <w:rStyle w:val="Strong"/>
+                <w:rFonts w:ascii="Tahoma" w:hAnsi="Tahoma" w:cs="Tahoma"/>
+                <w:sz w:val="22"/>
+                <w:szCs w:val="22"/>
+                <w:lang w:val="sv-SE"/>
+              </w:rPr>
+              <w:t xml:space="preserve">.   </w:t>
+            </w:r>
+            <w:r>
+              <w:rPr>
+                <w:rStyle w:val="Strong"/>
+                <w:rFonts w:ascii="Tahoma" w:hAnsi="Tahoma" w:cs="Tahoma"/>
+                <w:sz w:val="22"/>
+                <w:szCs w:val="22"/>
+                <w:lang w:val="sv-SE"/>
+              </w:rPr>
+              <w:t>JPT Pratama</w:t>
+            </w:r>
+          </w:p>
+        </w:tc>
+        <w:tc>
+          <w:tcPr>
+            <w:tcW w:w="425" w:type="dxa"/>
+            <w:vAlign w:val="center"/>
+          </w:tcPr>
+          <w:p>
+            <w:pPr>
+              <w:spacing w:after="0"/>
+              <w:ind w:right="-112" w:hanging="22"/>
+              <w:rPr>
+                <w:rFonts w:ascii="Tahoma" w:hAnsi="Tahoma" w:cs="Tahoma"/>
+                <w:b w:val="0"/>
+                <w:bCs/>
+                <w:sz w:val="22"/>
+                <w:szCs w:val="22"/>
+              </w:rPr>
+            </w:pPr>
+            <w:r>
+              <w:rPr>
+                <w:rFonts w:ascii="Tahoma" w:hAnsi="Tahoma" w:cs="Tahoma"/>
+                <w:b w:val="0"/>
+                <w:bCs/>
+                <w:sz w:val="22"/>
+                <w:szCs w:val="22"/>
+              </w:rPr>
+              <w:t>:</w:t>
+            </w:r>
+          </w:p>
+        </w:tc>
+        <w:tc>
+          <w:tcPr>
+            <w:tcW w:w="6096" w:type="dxa"/>
+            <w:vAlign w:val="center"/>
+          </w:tcPr>
+          <w:p>
+            <w:pPr>
+              <w:spacing w:before="60" w:after="60"/>
+              <w:rPr>
+                <w:rFonts w:ascii="Tahoma" w:eastAsia="Times New Roman" w:hAnsi="Tahoma" w:cs="Tahoma"/>
+                <w:b w:val="0"/>
+                <w:bCs/>
+                <w:iCs/>
+                <w:color w:val="auto"/>
+                <w:sz w:val="22"/>
+                <w:szCs w:val="22"/>
+                <w:lang w:eastAsia="id-ID"/>
+              </w:rPr>
+            </w:pPr>
+            <w:r>
+              <w:rPr>
+                <w:rFonts w:ascii="Tahoma" w:eastAsia="Times New Roman" w:hAnsi="Tahoma" w:cs="Tahoma"/>
+                <w:b w:val="0"/>
+                <w:bCs/>
+                <w:iCs/>
+                <w:color w:val="auto"/>
+                <w:sz w:val="22"/>
+                <w:szCs w:val="22"/>
+                <w:lang w:eastAsia="id-ID"/>
+              </w:rPr>
+              <w:t>{</w:t>
+            </w:r>
+            <w:proofErr w:type="spellStart"/>
+            <w:r>
+              <w:rPr>
+                <w:rFonts w:ascii="Tahoma" w:eastAsia="Times New Roman" w:hAnsi="Tahoma" w:cs="Tahoma"/>
+                <w:b w:val="0"/>
+                <w:bCs/>
+                <w:iCs/>
+                <w:color w:val="auto"/>
+                <w:sz w:val="22"/>
+                <w:szCs w:val="22"/>
+                <w:lang w:eastAsia="id-ID"/>
+              </w:rPr>
+              <w:t>jpt_pratama</w:t>
+            </w:r>
+            <w:proofErr w:type="spellEnd"/>
+            <w:r>
+              <w:rPr>
+                <w:rFonts w:ascii="Tahoma" w:eastAsia="Times New Roman" w:hAnsi="Tahoma" w:cs="Tahoma"/>
+                <w:b w:val="0"/>
+                <w:bCs/>
+                <w:iCs/>
+                <w:color w:val="auto"/>
+                <w:sz w:val="22"/>
+                <w:szCs w:val="22"/>
+                <w:lang w:eastAsia="id-ID"/>
+              </w:rPr>
+              <w:t>}</w:t>
+            </w:r>
+          </w:p>
+        </w:tc>
+      </w:tr>
+      <w:tr>
+        <w:trPr>
+          <w:trHeight w:val="251"/>
+        </w:trPr>
+        <w:tc>
+          <w:tcPr>
+            <w:tcW w:w="3119" w:type="dxa"/>
+            <w:vAlign w:val="center"/>
+          </w:tcPr>
+          <w:p>
+            <w:pPr>
+              <w:spacing w:after="0"/>
+              <w:ind w:firstLine="33"/>
+              <w:rPr>
+                <w:rStyle w:val="Strong"/>
+                <w:rFonts w:ascii="Tahoma" w:hAnsi="Tahoma" w:cs="Tahoma"/>
+                <w:sz w:val="22"/>
+                <w:szCs w:val="22"/>
+                <w:lang w:val="sv-SE"/>
+              </w:rPr>
+            </w:pPr>
+            <w:r>
+              <w:rPr>
+                <w:rStyle w:val="Strong"/>
+                <w:rFonts w:ascii="Tahoma" w:hAnsi="Tahoma" w:cs="Tahoma"/>
+                <w:bCs/>
+                <w:color w:val="auto"/>
+                <w:sz w:val="22"/>
+                <w:szCs w:val="22"/>
+              </w:rPr>
+              <w:t xml:space="preserve">        </w:t>
+            </w:r>
+            <w:r>
+              <w:rPr>
+                <w:rStyle w:val="Strong"/>
+                <w:rFonts w:ascii="Tahoma" w:hAnsi="Tahoma" w:cs="Tahoma"/>
+                <w:bCs/>
+                <w:color w:val="auto"/>
+                <w:sz w:val="22"/>
+                <w:szCs w:val="22"/>
+              </w:rPr>
+              <w:t>d.</w:t>
+            </w:r>
+            <w:r>
+              <w:rPr>
+                <w:rStyle w:val="Strong"/>
+                <w:rFonts w:ascii="Tahoma" w:hAnsi="Tahoma" w:cs="Tahoma"/>
+                <w:bCs/>
+                <w:color w:val="auto"/>
+                <w:sz w:val="22"/>
+                <w:szCs w:val="22"/>
+              </w:rPr>
+              <w:t xml:space="preserve">   </w:t>
+            </w:r>
+            <w:r>
+              <w:rPr>
+                <w:rStyle w:val="Strong"/>
+                <w:rFonts w:ascii="Tahoma" w:hAnsi="Tahoma" w:cs="Tahoma"/>
+                <w:bCs/>
+                <w:color w:val="auto"/>
+                <w:sz w:val="22"/>
+                <w:szCs w:val="22"/>
+              </w:rPr>
+              <w:t>Administrator</w:t>
+            </w:r>
+          </w:p>
+        </w:tc>
+        <w:tc>
+          <w:tcPr>
+            <w:tcW w:w="425" w:type="dxa"/>
+            <w:vAlign w:val="center"/>
+          </w:tcPr>
+          <w:p>
+            <w:pPr>
+              <w:spacing w:after="0"/>
+              <w:ind w:right="-112" w:hanging="22"/>
+              <w:rPr>
+                <w:rFonts w:ascii="Tahoma" w:hAnsi="Tahoma" w:cs="Tahoma"/>
+                <w:b w:val="0"/>
+                <w:bCs/>
+                <w:sz w:val="22"/>
+                <w:szCs w:val="22"/>
+              </w:rPr>
+            </w:pPr>
+            <w:r>
+              <w:rPr>
+                <w:rFonts w:ascii="Tahoma" w:hAnsi="Tahoma" w:cs="Tahoma"/>
+                <w:b w:val="0"/>
+                <w:bCs/>
+                <w:sz w:val="22"/>
+                <w:szCs w:val="22"/>
+              </w:rPr>
+              <w:t>:</w:t>
+            </w:r>
+          </w:p>
+        </w:tc>
+        <w:tc>
+          <w:tcPr>
+            <w:tcW w:w="6096" w:type="dxa"/>
+            <w:vAlign w:val="center"/>
+          </w:tcPr>
+          <w:p>
+            <w:pPr>
+              <w:spacing w:before="60" w:after="60"/>
+              <w:rPr>
+                <w:rFonts w:ascii="Tahoma" w:eastAsia="Times New Roman" w:hAnsi="Tahoma" w:cs="Tahoma"/>
+                <w:b w:val="0"/>
+                <w:bCs/>
+                <w:iCs/>
+                <w:color w:val="auto"/>
+                <w:sz w:val="22"/>
+                <w:szCs w:val="22"/>
+                <w:lang w:eastAsia="id-ID"/>
+              </w:rPr>
+            </w:pPr>
+            <w:r>
+              <w:rPr>
+                <w:rFonts w:ascii="Tahoma" w:eastAsia="Times New Roman" w:hAnsi="Tahoma" w:cs="Tahoma"/>
+                <w:b w:val="0"/>
+                <w:bCs/>
+                <w:iCs/>
+                <w:color w:val="auto"/>
+                <w:sz w:val="22"/>
+                <w:szCs w:val="22"/>
+                <w:lang w:eastAsia="id-ID"/>
+              </w:rPr>
+              <w:t>{administrator}</w:t>
+            </w:r>
+          </w:p>
+        </w:tc>
+      </w:tr>
+      <w:tr>
+        <w:trPr>
+          <w:trHeight w:val="251"/>
+        </w:trPr>
+        <w:tc>
+          <w:tcPr>
+            <w:tcW w:w="3119" w:type="dxa"/>
+            <w:vAlign w:val="center"/>
+          </w:tcPr>
+          <w:p>
+            <w:pPr>
+              <w:spacing w:after="0"/>
+              <w:ind w:firstLine="33"/>
+              <w:rPr>
+                <w:rStyle w:val="Strong"/>
+                <w:rFonts w:ascii="Tahoma" w:hAnsi="Tahoma" w:cs="Tahoma"/>
+                <w:bCs/>
+                <w:color w:val="auto"/>
+                <w:sz w:val="22"/>
+                <w:szCs w:val="22"/>
+              </w:rPr>
+            </w:pPr>
+            <w:r>
+              <w:rPr>
+                <w:rStyle w:val="Strong"/>
+                <w:rFonts w:ascii="Tahoma" w:hAnsi="Tahoma" w:cs="Tahoma"/>
+                <w:bCs/>
+                <w:color w:val="auto"/>
+                <w:sz w:val="22"/>
+                <w:szCs w:val="22"/>
+              </w:rPr>
+              <w:t xml:space="preserve">        </w:t>
+            </w:r>
+            <w:r>
+              <w:rPr>
+                <w:rStyle w:val="Strong"/>
+                <w:rFonts w:ascii="Tahoma" w:hAnsi="Tahoma" w:cs="Tahoma"/>
+                <w:bCs/>
+                <w:color w:val="auto"/>
+                <w:sz w:val="22"/>
+                <w:szCs w:val="22"/>
+              </w:rPr>
+              <w:t>e.</w:t>
+            </w:r>
+            <w:r>
+              <w:rPr>
+                <w:rStyle w:val="Strong"/>
+                <w:rFonts w:ascii="Tahoma" w:hAnsi="Tahoma" w:cs="Tahoma"/>
+                <w:bCs/>
+                <w:color w:val="auto"/>
+                <w:sz w:val="22"/>
+                <w:szCs w:val="22"/>
+              </w:rPr>
+              <w:t xml:space="preserve">   </w:t>
+            </w:r>
+            <w:proofErr w:type="spellStart"/>
+            <w:r>
+              <w:rPr>
+                <w:rStyle w:val="Strong"/>
+                <w:rFonts w:ascii="Tahoma" w:hAnsi="Tahoma" w:cs="Tahoma"/>
+                <w:bCs/>
+                <w:color w:val="auto"/>
+                <w:sz w:val="22"/>
+                <w:szCs w:val="22"/>
+              </w:rPr>
+              <w:t>Pengawas</w:t>
+            </w:r>
+            <w:proofErr w:type="spellEnd"/>
+          </w:p>
+        </w:tc>
+        <w:tc>
+          <w:tcPr>
+            <w:tcW w:w="425" w:type="dxa"/>
+            <w:vAlign w:val="center"/>
+          </w:tcPr>
+          <w:p>
+            <w:pPr>
+              <w:spacing w:after="0"/>
+              <w:ind w:right="-112" w:hanging="22"/>
+              <w:rPr>
+                <w:rFonts w:ascii="Tahoma" w:hAnsi="Tahoma" w:cs="Tahoma"/>
+                <w:b w:val="0"/>
+                <w:bCs/>
+                <w:sz w:val="22"/>
+                <w:szCs w:val="22"/>
+              </w:rPr>
+            </w:pPr>
+            <w:r>
+              <w:rPr>
+                <w:rFonts w:ascii="Tahoma" w:hAnsi="Tahoma" w:cs="Tahoma"/>
+                <w:b w:val="0"/>
+                <w:bCs/>
+                <w:sz w:val="22"/>
+                <w:szCs w:val="22"/>
+              </w:rPr>
+              <w:t>:</w:t>
+            </w:r>
+          </w:p>
+        </w:tc>
+        <w:tc>
+          <w:tcPr>
+            <w:tcW w:w="6096" w:type="dxa"/>
+            <w:vAlign w:val="center"/>
+          </w:tcPr>
+          <w:p>
+            <w:pPr>
+              <w:spacing w:before="60" w:after="60"/>
+              <w:rPr>
+                <w:rFonts w:ascii="Tahoma" w:eastAsia="Times New Roman" w:hAnsi="Tahoma" w:cs="Tahoma"/>
+                <w:b w:val="0"/>
+                <w:bCs/>
+                <w:iCs/>
+                <w:color w:val="auto"/>
+                <w:sz w:val="22"/>
+                <w:szCs w:val="22"/>
+                <w:lang w:eastAsia="id-ID"/>
+              </w:rPr>
+            </w:pPr>
+            <w:r>
+              <w:rPr>
+                <w:rFonts w:ascii="Tahoma" w:eastAsia="Times New Roman" w:hAnsi="Tahoma" w:cs="Tahoma"/>
+                <w:b w:val="0"/>
+                <w:bCs/>
+                <w:iCs/>
+                <w:color w:val="auto"/>
+                <w:sz w:val="22"/>
+                <w:szCs w:val="22"/>
+                <w:lang w:eastAsia="id-ID"/>
+              </w:rPr>
+              <w:t>{</w:t>
+            </w:r>
+            <w:proofErr w:type="spellStart"/>
+            <w:r>
+              <w:rPr>
+                <w:rFonts w:ascii="Tahoma" w:eastAsia="Times New Roman" w:hAnsi="Tahoma" w:cs="Tahoma"/>
+                <w:b w:val="0"/>
+                <w:bCs/>
+                <w:iCs/>
+                <w:color w:val="auto"/>
+                <w:sz w:val="22"/>
+                <w:szCs w:val="22"/>
+                <w:lang w:eastAsia="id-ID"/>
+              </w:rPr>
+              <w:t>pengawas</w:t>
+            </w:r>
+            <w:proofErr w:type="spellEnd"/>
+            <w:r>
+              <w:rPr>
+                <w:rFonts w:ascii="Tahoma" w:eastAsia="Times New Roman" w:hAnsi="Tahoma" w:cs="Tahoma"/>
+                <w:b w:val="0"/>
+                <w:bCs/>
+                <w:iCs/>
+                <w:color w:val="auto"/>
+                <w:sz w:val="22"/>
+                <w:szCs w:val="22"/>
+                <w:lang w:eastAsia="id-ID"/>
+              </w:rPr>
+              <w:t>}</w:t>
+            </w:r>
+          </w:p>
+        </w:tc>
+      </w:tr>
+      <w:tr>
+        <w:trPr>
+          <w:trHeight w:val="251"/>
+        </w:trPr>
+        <w:tc>
+          <w:tcPr>
+            <w:tcW w:w="3119" w:type="dxa"/>
+            <w:vAlign w:val="center"/>
+          </w:tcPr>
+          <w:p>
+            <w:pPr>
+              <w:spacing w:after="0"/>
+              <w:ind w:firstLine="33"/>
+              <w:rPr>
+                <w:rStyle w:val="Strong"/>
+                <w:rFonts w:ascii="Tahoma" w:hAnsi="Tahoma" w:cs="Tahoma"/>
+                <w:bCs/>
+                <w:color w:val="auto"/>
+                <w:sz w:val="22"/>
+                <w:szCs w:val="22"/>
+              </w:rPr>
+            </w:pPr>
+            <w:r>
+              <w:rPr>
+                <w:rStyle w:val="Strong"/>
+                <w:rFonts w:ascii="Tahoma" w:hAnsi="Tahoma" w:cs="Tahoma"/>
+                <w:bCs/>
+                <w:color w:val="auto"/>
+                <w:sz w:val="22"/>
+                <w:szCs w:val="22"/>
+              </w:rPr>
+              <w:t xml:space="preserve">        </w:t>
+            </w:r>
+            <w:r>
+              <w:rPr>
+                <w:rStyle w:val="Strong"/>
+                <w:rFonts w:ascii="Tahoma" w:hAnsi="Tahoma" w:cs="Tahoma"/>
+                <w:bCs/>
+                <w:color w:val="auto"/>
+                <w:sz w:val="22"/>
+                <w:szCs w:val="22"/>
+              </w:rPr>
+              <w:t>f.</w:t>
+            </w:r>
+            <w:r>
+              <w:rPr>
+                <w:rStyle w:val="Strong"/>
+                <w:rFonts w:ascii="Tahoma" w:hAnsi="Tahoma" w:cs="Tahoma"/>
+                <w:bCs/>
+                <w:color w:val="auto"/>
+                <w:sz w:val="22"/>
+                <w:szCs w:val="22"/>
+              </w:rPr>
+              <w:t xml:space="preserve">    </w:t>
+            </w:r>
+            <w:proofErr w:type="spellStart"/>
+            <w:r>
+              <w:rPr>
+                <w:rStyle w:val="Strong"/>
+                <w:rFonts w:ascii="Tahoma" w:hAnsi="Tahoma" w:cs="Tahoma"/>
+                <w:bCs/>
+                <w:color w:val="auto"/>
+                <w:sz w:val="22"/>
+                <w:szCs w:val="22"/>
+              </w:rPr>
+              <w:t>Pelaksana</w:t>
+            </w:r>
+            <w:proofErr w:type="spellEnd"/>
+          </w:p>
+        </w:tc>
+        <w:tc>
+          <w:tcPr>
+            <w:tcW w:w="425" w:type="dxa"/>
+            <w:vAlign w:val="center"/>
+          </w:tcPr>
+          <w:p>
+            <w:pPr>
+              <w:spacing w:after="0"/>
+              <w:ind w:right="-112" w:hanging="22"/>
+              <w:rPr>
+                <w:rFonts w:ascii="Tahoma" w:hAnsi="Tahoma" w:cs="Tahoma"/>
+                <w:b w:val="0"/>
+                <w:bCs/>
+                <w:sz w:val="22"/>
+                <w:szCs w:val="22"/>
+              </w:rPr>
+            </w:pPr>
+            <w:r>
+              <w:rPr>
+                <w:rFonts w:ascii="Tahoma" w:hAnsi="Tahoma" w:cs="Tahoma"/>
+                <w:b w:val="0"/>
+                <w:bCs/>
+                <w:sz w:val="22"/>
+                <w:szCs w:val="22"/>
+              </w:rPr>
+              <w:t>:</w:t>
+            </w:r>
+          </w:p>
+        </w:tc>
+        <w:tc>
+          <w:tcPr>
+            <w:tcW w:w="6096" w:type="dxa"/>
+            <w:vAlign w:val="center"/>
+          </w:tcPr>
+          <w:p>
+            <w:pPr>
+              <w:spacing w:before="60" w:after="60"/>
+              <w:rPr>
+                <w:rFonts w:ascii="Tahoma" w:eastAsia="Times New Roman" w:hAnsi="Tahoma" w:cs="Tahoma"/>
+                <w:b w:val="0"/>
+                <w:bCs/>
+                <w:iCs/>
+                <w:color w:val="auto"/>
+                <w:sz w:val="22"/>
+                <w:szCs w:val="22"/>
+                <w:lang w:eastAsia="id-ID"/>
+              </w:rPr>
+            </w:pPr>
+            <w:r>
+              <w:rPr>
+                <w:rFonts w:ascii="Tahoma" w:eastAsia="Times New Roman" w:hAnsi="Tahoma" w:cs="Tahoma"/>
+                <w:b w:val="0"/>
+                <w:bCs/>
+                <w:iCs/>
+                <w:color w:val="auto"/>
+                <w:sz w:val="22"/>
+                <w:szCs w:val="22"/>
+                <w:lang w:eastAsia="id-ID"/>
+              </w:rPr>
+              <w:t>{</w:t>
+            </w:r>
+            <w:proofErr w:type="spellStart"/>
+            <w:r>
+              <w:rPr>
+                <w:rFonts w:ascii="Tahoma" w:eastAsia="Times New Roman" w:hAnsi="Tahoma" w:cs="Tahoma"/>
+                <w:b w:val="0"/>
+                <w:bCs/>
+                <w:iCs/>
+                <w:color w:val="auto"/>
+                <w:sz w:val="22"/>
+                <w:szCs w:val="22"/>
+                <w:lang w:eastAsia="id-ID"/>
+              </w:rPr>
+              <w:t>pelaksana</w:t>
+            </w:r>
+            <w:proofErr w:type="spellEnd"/>
+            <w:r>
+              <w:rPr>
+                <w:rFonts w:ascii="Tahoma" w:eastAsia="Times New Roman" w:hAnsi="Tahoma" w:cs="Tahoma"/>
+                <w:b w:val="0"/>
+                <w:bCs/>
+                <w:iCs/>
+                <w:color w:val="auto"/>
+                <w:sz w:val="22"/>
+                <w:szCs w:val="22"/>
+                <w:lang w:eastAsia="id-ID"/>
+              </w:rPr>
+              <w:t>}</w:t>
+            </w:r>
+          </w:p>
+        </w:tc>
+      </w:tr>
+      <w:tr>
+        <w:trPr>
+          <w:trHeight w:val="251"/>
+        </w:trPr>
+        <w:tc>
+          <w:tcPr>
+            <w:tcW w:w="3119" w:type="dxa"/>
+            <w:vAlign w:val="center"/>
+          </w:tcPr>
+          <w:p>
+            <w:pPr>
+              <w:spacing w:after="0"/>
+              <w:ind w:firstLine="33"/>
+              <w:rPr>
+                <w:rStyle w:val="Strong"/>
+                <w:rFonts w:ascii="Tahoma" w:hAnsi="Tahoma" w:cs="Tahoma"/>
+                <w:bCs/>
+                <w:color w:val="auto"/>
+                <w:sz w:val="22"/>
+                <w:szCs w:val="22"/>
+              </w:rPr>
+            </w:pPr>
+            <w:r>
+              <w:rPr>
+                <w:rStyle w:val="Strong"/>
+                <w:rFonts w:ascii="Tahoma" w:hAnsi="Tahoma" w:cs="Tahoma"/>
+                <w:bCs/>
+                <w:color w:val="auto"/>
+                <w:sz w:val="22"/>
+                <w:szCs w:val="22"/>
+              </w:rPr>
+              <w:t xml:space="preserve">        </w:t>
+            </w:r>
+            <w:r>
+              <w:rPr>
+                <w:rStyle w:val="Strong"/>
+                <w:rFonts w:ascii="Tahoma" w:hAnsi="Tahoma" w:cs="Tahoma"/>
+                <w:bCs/>
+                <w:color w:val="auto"/>
+                <w:sz w:val="22"/>
+                <w:szCs w:val="22"/>
+              </w:rPr>
+              <w:t>g.</w:t>
+            </w:r>
+            <w:r>
+              <w:rPr>
+                <w:rStyle w:val="Strong"/>
+                <w:rFonts w:ascii="Tahoma" w:hAnsi="Tahoma" w:cs="Tahoma"/>
+                <w:bCs/>
+                <w:color w:val="auto"/>
+                <w:sz w:val="22"/>
+                <w:szCs w:val="22"/>
+              </w:rPr>
+              <w:t xml:space="preserve">   </w:t>
+            </w:r>
+            <w:proofErr w:type="spellStart"/>
+            <w:r>
+              <w:rPr>
+                <w:rStyle w:val="Strong"/>
+                <w:rFonts w:ascii="Tahoma" w:hAnsi="Tahoma" w:cs="Tahoma"/>
+                <w:bCs/>
+                <w:color w:val="auto"/>
+                <w:sz w:val="22"/>
+                <w:szCs w:val="22"/>
+              </w:rPr>
+              <w:t>Jabatan</w:t>
+            </w:r>
+            <w:proofErr w:type="spellEnd"/>
+            <w:r>
+              <w:rPr>
+                <w:rStyle w:val="Strong"/>
+                <w:rFonts w:ascii="Tahoma" w:hAnsi="Tahoma" w:cs="Tahoma"/>
+                <w:bCs/>
+                <w:color w:val="auto"/>
+                <w:sz w:val="22"/>
+                <w:szCs w:val="22"/>
+              </w:rPr>
+              <w:t xml:space="preserve"> </w:t>
+            </w:r>
+            <w:proofErr w:type="spellStart"/>
+            <w:r>
+              <w:rPr>
+                <w:rStyle w:val="Strong"/>
+                <w:rFonts w:ascii="Tahoma" w:hAnsi="Tahoma" w:cs="Tahoma"/>
+                <w:bCs/>
+                <w:color w:val="auto"/>
+                <w:sz w:val="22"/>
+                <w:szCs w:val="22"/>
+              </w:rPr>
+              <w:t>Fungsional</w:t>
+            </w:r>
+            <w:proofErr w:type="spellEnd"/>
+          </w:p>
+        </w:tc>
+        <w:tc>
+          <w:tcPr>
+            <w:tcW w:w="425" w:type="dxa"/>
+            <w:vAlign w:val="center"/>
+          </w:tcPr>
+          <w:p>
+            <w:pPr>
+              <w:spacing w:after="0"/>
+              <w:ind w:right="-112" w:hanging="22"/>
+              <w:rPr>
+                <w:rFonts w:ascii="Tahoma" w:hAnsi="Tahoma" w:cs="Tahoma"/>
+                <w:b w:val="0"/>
+                <w:bCs/>
+                <w:sz w:val="22"/>
+                <w:szCs w:val="22"/>
+              </w:rPr>
+            </w:pPr>
+            <w:r>
+              <w:rPr>
+                <w:rFonts w:ascii="Tahoma" w:hAnsi="Tahoma" w:cs="Tahoma"/>
+                <w:b w:val="0"/>
+                <w:bCs/>
+                <w:sz w:val="22"/>
+                <w:szCs w:val="22"/>
+              </w:rPr>
+              <w:t>:</w:t>
+            </w:r>
+          </w:p>
+        </w:tc>
+        <w:tc>
+          <w:tcPr>
+            <w:tcW w:w="6096" w:type="dxa"/>
+            <w:vAlign w:val="center"/>
+          </w:tcPr>
+          <w:p>
+            <w:pPr>
+              <w:spacing w:before="60" w:after="60"/>
+              <w:rPr>
+                <w:rFonts w:ascii="Tahoma" w:eastAsia="Times New Roman" w:hAnsi="Tahoma" w:cs="Tahoma"/>
+                <w:b w:val="0"/>
+                <w:bCs/>
+                <w:iCs/>
+                <w:color w:val="auto"/>
+                <w:sz w:val="22"/>
+                <w:szCs w:val="22"/>
+                <w:lang w:eastAsia="id-ID"/>
+              </w:rPr>
+            </w:pPr>
+            <w:r>
+              <w:rPr>
+                <w:rFonts w:ascii="Tahoma" w:eastAsia="Times New Roman" w:hAnsi="Tahoma" w:cs="Tahoma"/>
+                <w:b w:val="0"/>
+                <w:bCs/>
+                <w:iCs/>
+                <w:color w:val="auto"/>
+                <w:sz w:val="22"/>
+                <w:szCs w:val="22"/>
+                <w:lang w:eastAsia="id-ID"/>
+              </w:rPr>
+              <w:t>{</w:t>
+            </w:r>
+            <w:proofErr w:type="spellStart"/>
+            <w:r>
+              <w:rPr>
+                <w:rFonts w:ascii="Tahoma" w:eastAsia="Times New Roman" w:hAnsi="Tahoma" w:cs="Tahoma"/>
+                <w:b w:val="0"/>
+                <w:bCs/>
+                <w:iCs/>
+                <w:color w:val="auto"/>
+                <w:sz w:val="22"/>
+                <w:szCs w:val="22"/>
+                <w:lang w:eastAsia="id-ID"/>
+              </w:rPr>
+              <w:t>jabatan_fungsional</w:t>
+            </w:r>
+            <w:proofErr w:type="spellEnd"/>
+            <w:r>
+              <w:rPr>
+                <w:rFonts w:ascii="Tahoma" w:eastAsia="Times New Roman" w:hAnsi="Tahoma" w:cs="Tahoma"/>
+                <w:b w:val="0"/>
+                <w:bCs/>
+                <w:iCs/>
+                <w:color w:val="auto"/>
+                <w:sz w:val="22"/>
+                <w:szCs w:val="22"/>
+                <w:lang w:eastAsia="id-ID"/>
+              </w:rPr>
+              <w:t>}</w:t>
+            </w:r>
+          </w:p>
+        </w:tc>
+      </w:tr>
+    </w:tbl>
+    <w:p>
+      <w:pPr>
+        <w:pStyle w:val="NormalWeb"/>
+        <w:tabs>
+          <w:tab w:val="left" w:pos="993"/>
+          <w:tab w:val="left" w:pos="3119"/>
+        </w:tabs>
+        <w:spacing w:beforeLines="0" w:before="60" w:afterLines="0" w:after="60"/>
+        <w:jc w:val="both"/>
+        <w:rPr>
+          <w:rStyle w:val="Strong"/>
+          <w:rFonts w:ascii="Tahoma" w:hAnsi="Tahoma" w:cs="Tahoma"/>
+          <w:b w:val="0"/>
+          <w:bCs/>
+          <w:sz w:val="22"/>
+          <w:szCs w:val="22"/>
+          <w:lang w:val="id-ID"/>
+        </w:rPr>
       </w:pPr>
     </w:p>
     <w:p>
       <w:pPr>
         <w:pStyle w:val="NormalWeb"/>
-        <w:numPr>
-          <w:ilvl w:val="0"/>
-          <w:numId w:val="2"/>
-        </w:numPr>
+        <w:keepNext/>
         <w:tabs>
           <w:tab w:val="left" w:pos="426"/>
           <w:tab w:val="left" w:pos="3119"/>
         </w:tabs>
         <w:spacing w:beforeLines="0" w:before="120" w:afterLines="0" w:after="120"/>
-        <w:ind w:left="3686" w:hanging="3686"/>
         <w:jc w:val="both"/>
         <w:rPr>
           <w:rFonts w:eastAsia="Times New Roman"/>
@@ -96,32 +1787,7 @@
           <w:szCs w:val="22"/>
           <w:lang w:val="id-ID"/>
         </w:rPr>
-        <w:t>NAMA JAB</w:t>
-      </w:r>
-      <w:r>
-        <w:rPr>
-          <w:rStyle w:val="Strong"/>
-          <w:rFonts w:ascii="Tahoma" w:hAnsi="Tahoma" w:cs="Tahoma"/>
-          <w:b w:val="0"/>
-          <w:bCs/>
-          <w:sz w:val="22"/>
-          <w:szCs w:val="22"/>
-          <w:lang w:val="id-ID"/>
-        </w:rPr>
-        <w:t>ATAN</w:t>
-      </w:r>
-      <w:r>
-        <w:rPr>
-          <w:rStyle w:val="Strong"/>
-          <w:rFonts w:ascii="Tahoma" w:hAnsi="Tahoma" w:cs="Tahoma"/>
-          <w:b w:val="0"/>
-          <w:bCs/>
-          <w:sz w:val="22"/>
-          <w:szCs w:val="22"/>
-          <w:lang w:val="id-ID"/>
-        </w:rPr>
-        <w:tab/>
-        <w:t xml:space="preserve">: </w:t>
+        <w:t>4.</w:t>
       </w:r>
       <w:r>
         <w:rPr>
@@ -137,118 +1803,13 @@
       </w:r>
       <w:r>
         <w:rPr>
-          <w:rFonts w:ascii="Tahoma" w:eastAsia="Times New Roman" w:hAnsi="Tahoma" w:cs="Tahoma"/>
-          <w:bCs/>
-          <w:iCs/>
-          <w:sz w:val="22"/>
-          <w:szCs w:val="22"/>
-          <w:lang w:eastAsia="id-ID"/>
-        </w:rPr>
-        <w:t>{</w:t>
-      </w:r>
-      <w:proofErr w:type="spellStart"/>
-      <w:r>
-        <w:rPr>
-          <w:rFonts w:ascii="Tahoma" w:eastAsia="Times New Roman" w:hAnsi="Tahoma" w:cs="Tahoma"/>
-          <w:bCs/>
-          <w:iCs/>
-          <w:sz w:val="22"/>
-          <w:szCs w:val="22"/>
-          <w:lang w:eastAsia="id-ID"/>
-        </w:rPr>
-        <w:t>nama_jabatan</w:t>
-      </w:r>
-      <w:proofErr w:type="spellEnd"/>
-      <w:r>
-        <w:rPr>
-          <w:rFonts w:ascii="Tahoma" w:eastAsia="Times New Roman" w:hAnsi="Tahoma" w:cs="Tahoma"/>
-          <w:bCs/>
-          <w:iCs/>
-          <w:sz w:val="22"/>
-          <w:szCs w:val="22"/>
-          <w:lang w:eastAsia="id-ID"/>
-        </w:rPr>
-        <w:t>}</w:t>
-      </w:r>
-    </w:p>
-    <w:p>
-      <w:pPr>
-        <w:pStyle w:val="NormalWeb"/>
-        <w:tabs>
-          <w:tab w:val="left" w:pos="426"/>
-          <w:tab w:val="left" w:pos="2552"/>
-        </w:tabs>
-        <w:spacing w:beforeLines="0" w:before="120" w:afterLines="0" w:after="120"/>
-        <w:ind w:left="426"/>
-        <w:jc w:val="both"/>
-        <w:rPr>
-          <w:rStyle w:val="Strong"/>
           <w:rFonts w:ascii="Tahoma" w:hAnsi="Tahoma" w:cs="Tahoma"/>
-          <w:b w:val="0"/>
           <w:bCs/>
           <w:sz w:val="22"/>
           <w:szCs w:val="22"/>
           <w:lang w:val="id-ID"/>
         </w:rPr>
-      </w:pPr>
-    </w:p>
-    <w:p>
-      <w:pPr>
-        <w:pStyle w:val="NormalWeb"/>
-        <w:numPr>
-          <w:ilvl w:val="0"/>
-          <w:numId w:val="2"/>
-        </w:numPr>
-        <w:tabs>
-          <w:tab w:val="left" w:pos="426"/>
-          <w:tab w:val="left" w:pos="3119"/>
-        </w:tabs>
-        <w:spacing w:beforeLines="0" w:before="120" w:afterLines="0" w:after="120"/>
-        <w:ind w:left="3686" w:hanging="3686"/>
-        <w:jc w:val="both"/>
-        <w:rPr>
-          <w:rStyle w:val="Strong"/>
-          <w:rFonts w:ascii="Tahoma" w:hAnsi="Tahoma" w:cs="Tahoma"/>
-          <w:b w:val="0"/>
-          <w:bCs/>
-          <w:sz w:val="22"/>
-          <w:szCs w:val="22"/>
-          <w:lang w:val="id-ID"/>
-        </w:rPr>
-      </w:pPr>
-      <w:r>
-        <w:rPr>
-          <w:rStyle w:val="Strong"/>
-          <w:rFonts w:ascii="Tahoma" w:hAnsi="Tahoma" w:cs="Tahoma"/>
-          <w:b w:val="0"/>
-          <w:bCs/>
-          <w:sz w:val="22"/>
-          <w:szCs w:val="22"/>
-          <w:lang w:val="id-ID"/>
-        </w:rPr>
-        <w:t>KODE JABATAN</w:t>
-      </w:r>
-      <w:r>
-        <w:rPr>
-          <w:rStyle w:val="Strong"/>
-          <w:rFonts w:ascii="Tahoma" w:hAnsi="Tahoma" w:cs="Tahoma"/>
-          <w:b w:val="0"/>
-          <w:bCs/>
-          <w:sz w:val="22"/>
-          <w:szCs w:val="22"/>
-        </w:rPr>
-        <w:t xml:space="preserve"> </w:t>
-      </w:r>
-      <w:r>
-        <w:rPr>
-          <w:rStyle w:val="Strong"/>
-          <w:rFonts w:ascii="Tahoma" w:hAnsi="Tahoma" w:cs="Tahoma"/>
-          <w:b w:val="0"/>
-          <w:bCs/>
-          <w:sz w:val="22"/>
-          <w:szCs w:val="22"/>
-        </w:rPr>
-        <w:tab/>
+        <w:t>IKHTISAR JABATAN</w:t>
       </w:r>
       <w:r>
         <w:rPr>
@@ -260,869 +1821,7 @@
           <w:szCs w:val="22"/>
           <w:lang w:val="id-ID"/>
         </w:rPr>
-        <w:t>:</w:t>
-      </w:r>
-      <w:r>
-        <w:rPr>
-          <w:rStyle w:val="Strong"/>
-          <w:rFonts w:ascii="Tahoma" w:hAnsi="Tahoma" w:cs="Tahoma"/>
-          <w:b w:val="0"/>
-          <w:bCs/>
-          <w:sz w:val="22"/>
-          <w:szCs w:val="22"/>
-        </w:rPr>
-        <w:t xml:space="preserve"> </w:t>
-      </w:r>
-      <w:r>
-        <w:rPr>
-          <w:rStyle w:val="Strong"/>
-          <w:rFonts w:ascii="Tahoma" w:hAnsi="Tahoma" w:cs="Tahoma"/>
-          <w:b w:val="0"/>
-          <w:bCs/>
-          <w:sz w:val="22"/>
-          <w:szCs w:val="22"/>
-          <w:lang w:val="id-ID"/>
-        </w:rPr>
-        <w:tab/>
-      </w:r>
-      <w:r>
-        <w:rPr>
-          <w:rFonts w:ascii="Tahoma" w:eastAsia="Times New Roman" w:hAnsi="Tahoma" w:cs="Tahoma"/>
-          <w:bCs/>
-          <w:iCs/>
-          <w:sz w:val="22"/>
-          <w:szCs w:val="22"/>
-          <w:lang w:eastAsia="id-ID"/>
-        </w:rPr>
-        <w:t>{</w:t>
-      </w:r>
-      <w:proofErr w:type="spellStart"/>
-      <w:r>
-        <w:rPr>
-          <w:rFonts w:ascii="Tahoma" w:eastAsia="Times New Roman" w:hAnsi="Tahoma" w:cs="Tahoma"/>
-          <w:bCs/>
-          <w:iCs/>
-          <w:sz w:val="22"/>
-          <w:szCs w:val="22"/>
-          <w:lang w:eastAsia="id-ID"/>
-        </w:rPr>
-        <w:t>kode_jabatan</w:t>
-      </w:r>
-      <w:proofErr w:type="spellEnd"/>
-      <w:r>
-        <w:rPr>
-          <w:rFonts w:ascii="Tahoma" w:eastAsia="Times New Roman" w:hAnsi="Tahoma" w:cs="Tahoma"/>
-          <w:bCs/>
-          <w:iCs/>
-          <w:sz w:val="22"/>
-          <w:szCs w:val="22"/>
-          <w:lang w:eastAsia="id-ID"/>
-        </w:rPr>
-        <w:t>}</w:t>
-      </w:r>
-    </w:p>
-    <w:p>
-      <w:pPr>
-        <w:pStyle w:val="Heading1"/>
-        <w:rPr>
-          <w:rStyle w:val="Strong"/>
-          <w:rFonts w:ascii="Tahoma" w:hAnsi="Tahoma" w:cs="Tahoma"/>
-          <w:color w:val="auto"/>
-          <w:sz w:val="22"/>
-          <w:szCs w:val="22"/>
-          <w:lang w:val="id-ID"/>
-        </w:rPr>
-      </w:pPr>
-    </w:p>
-    <w:p>
-      <w:pPr>
-        <w:pStyle w:val="NormalWeb"/>
-        <w:numPr>
-          <w:ilvl w:val="0"/>
-          <w:numId w:val="2"/>
-        </w:numPr>
-        <w:tabs>
-          <w:tab w:val="left" w:pos="450"/>
-          <w:tab w:val="left" w:pos="3119"/>
-        </w:tabs>
-        <w:spacing w:beforeLines="0" w:before="120" w:afterLines="0" w:after="120"/>
-        <w:ind w:left="3686" w:hanging="3686"/>
-        <w:jc w:val="both"/>
-        <w:rPr>
-          <w:rStyle w:val="Strong"/>
-          <w:rFonts w:ascii="Tahoma" w:hAnsi="Tahoma" w:cs="Tahoma"/>
-          <w:b w:val="0"/>
-          <w:bCs/>
-          <w:sz w:val="22"/>
-          <w:szCs w:val="22"/>
-          <w:lang w:val="id-ID"/>
-        </w:rPr>
-      </w:pPr>
-      <w:r>
-        <w:rPr>
-          <w:rStyle w:val="Strong"/>
-          <w:rFonts w:ascii="Tahoma" w:hAnsi="Tahoma" w:cs="Tahoma"/>
-          <w:b w:val="0"/>
-          <w:bCs/>
-          <w:sz w:val="22"/>
-          <w:szCs w:val="22"/>
-          <w:lang w:val="id-ID"/>
-        </w:rPr>
-        <w:t>UNIT KERJA</w:t>
-      </w:r>
-      <w:r>
-        <w:rPr>
-          <w:rStyle w:val="Strong"/>
-          <w:rFonts w:ascii="Tahoma" w:hAnsi="Tahoma" w:cs="Tahoma"/>
-          <w:b w:val="0"/>
-          <w:bCs/>
-          <w:sz w:val="22"/>
-          <w:szCs w:val="22"/>
-        </w:rPr>
-        <w:t xml:space="preserve"> </w:t>
-      </w:r>
-      <w:r>
-        <w:rPr>
-          <w:rStyle w:val="Strong"/>
-          <w:rFonts w:ascii="Tahoma" w:hAnsi="Tahoma" w:cs="Tahoma"/>
-          <w:b w:val="0"/>
-          <w:bCs/>
-          <w:sz w:val="22"/>
-          <w:szCs w:val="22"/>
-        </w:rPr>
-        <w:tab/>
-      </w:r>
-      <w:r>
-        <w:rPr>
-          <w:rStyle w:val="Strong"/>
-          <w:rFonts w:ascii="Tahoma" w:hAnsi="Tahoma" w:cs="Tahoma"/>
-          <w:b w:val="0"/>
-          <w:bCs/>
-          <w:sz w:val="22"/>
-          <w:szCs w:val="22"/>
-          <w:lang w:val="id-ID"/>
-        </w:rPr>
-        <w:t>:</w:t>
-      </w:r>
-      <w:r>
-        <w:rPr>
-          <w:rStyle w:val="Strong"/>
-          <w:rFonts w:ascii="Tahoma" w:hAnsi="Tahoma" w:cs="Tahoma"/>
-          <w:b w:val="0"/>
-          <w:bCs/>
-          <w:sz w:val="22"/>
-          <w:szCs w:val="22"/>
-        </w:rPr>
-        <w:t xml:space="preserve"> </w:t>
-      </w:r>
-      <w:r>
-        <w:rPr>
-          <w:rStyle w:val="Strong"/>
-          <w:rFonts w:ascii="Tahoma" w:hAnsi="Tahoma" w:cs="Tahoma"/>
-          <w:b w:val="0"/>
-          <w:bCs/>
-          <w:sz w:val="22"/>
-          <w:szCs w:val="22"/>
-          <w:lang w:val="id-ID"/>
-        </w:rPr>
-        <w:tab/>
-      </w:r>
-    </w:p>
-    <w:p>
-      <w:pPr>
-        <w:pStyle w:val="NormalWeb"/>
-        <w:numPr>
-          <w:ilvl w:val="0"/>
-          <w:numId w:val="12"/>
-        </w:numPr>
-        <w:tabs>
-          <w:tab w:val="left" w:pos="993"/>
-          <w:tab w:val="left" w:pos="3119"/>
-        </w:tabs>
-        <w:spacing w:beforeLines="0" w:before="60" w:afterLines="0" w:after="60"/>
-        <w:ind w:left="994"/>
-        <w:jc w:val="both"/>
-        <w:rPr>
-          <w:rStyle w:val="Strong"/>
-          <w:rFonts w:ascii="Tahoma" w:hAnsi="Tahoma" w:cs="Tahoma"/>
-          <w:b w:val="0"/>
-          <w:bCs/>
-          <w:sz w:val="22"/>
-          <w:szCs w:val="22"/>
-          <w:lang w:val="id-ID"/>
-        </w:rPr>
-      </w:pPr>
-      <w:r>
-        <w:rPr>
-          <w:rStyle w:val="Strong"/>
-          <w:rFonts w:ascii="Tahoma" w:hAnsi="Tahoma" w:cs="Tahoma"/>
-          <w:b w:val="0"/>
-          <w:bCs/>
-          <w:sz w:val="22"/>
-          <w:szCs w:val="22"/>
-          <w:lang w:val="sv-SE"/>
-        </w:rPr>
-        <w:t>JPT Utama</w:t>
-      </w:r>
-      <w:r>
-        <w:rPr>
-          <w:rStyle w:val="Strong"/>
-          <w:rFonts w:ascii="Tahoma" w:hAnsi="Tahoma" w:cs="Tahoma"/>
-          <w:b w:val="0"/>
-          <w:bCs/>
-          <w:sz w:val="22"/>
-          <w:szCs w:val="22"/>
-          <w:lang w:val="sv-SE"/>
-        </w:rPr>
-        <w:tab/>
-        <w:t>:</w:t>
-      </w:r>
-      <w:r>
-        <w:rPr>
-          <w:rStyle w:val="Strong"/>
-          <w:rFonts w:ascii="Tahoma" w:hAnsi="Tahoma" w:cs="Tahoma"/>
-          <w:b w:val="0"/>
-          <w:bCs/>
-          <w:sz w:val="22"/>
-          <w:szCs w:val="22"/>
-          <w:lang w:val="sv-SE"/>
-        </w:rPr>
-        <w:tab/>
-      </w:r>
-      <w:r>
-        <w:rPr>
-          <w:rFonts w:ascii="Tahoma" w:eastAsia="Times New Roman" w:hAnsi="Tahoma" w:cs="Tahoma"/>
-          <w:bCs/>
-          <w:iCs/>
-          <w:sz w:val="22"/>
-          <w:szCs w:val="22"/>
-          <w:lang w:eastAsia="id-ID"/>
-        </w:rPr>
-        <w:t>{</w:t>
-      </w:r>
-      <w:proofErr w:type="spellStart"/>
-      <w:r>
-        <w:rPr>
-          <w:rFonts w:ascii="Tahoma" w:eastAsia="Times New Roman" w:hAnsi="Tahoma" w:cs="Tahoma"/>
-          <w:bCs/>
-          <w:iCs/>
-          <w:sz w:val="22"/>
-          <w:szCs w:val="22"/>
-          <w:lang w:eastAsia="id-ID"/>
-        </w:rPr>
-        <w:t>jpt_utama</w:t>
-      </w:r>
-      <w:proofErr w:type="spellEnd"/>
-      <w:r>
-        <w:rPr>
-          <w:rFonts w:ascii="Tahoma" w:eastAsia="Times New Roman" w:hAnsi="Tahoma" w:cs="Tahoma"/>
-          <w:bCs/>
-          <w:iCs/>
-          <w:sz w:val="22"/>
-          <w:szCs w:val="22"/>
-          <w:lang w:eastAsia="id-ID"/>
-        </w:rPr>
-        <w:t>}</w:t>
-      </w:r>
-    </w:p>
-    <w:p>
-      <w:pPr>
-        <w:pStyle w:val="NormalWeb"/>
-        <w:numPr>
-          <w:ilvl w:val="0"/>
-          <w:numId w:val="12"/>
-        </w:numPr>
-        <w:tabs>
-          <w:tab w:val="left" w:pos="993"/>
-          <w:tab w:val="left" w:pos="3119"/>
-        </w:tabs>
-        <w:spacing w:beforeLines="0" w:before="60" w:afterLines="0" w:after="60"/>
-        <w:ind w:left="994"/>
-        <w:jc w:val="both"/>
-        <w:rPr>
-          <w:rStyle w:val="Strong"/>
-          <w:rFonts w:ascii="Tahoma" w:hAnsi="Tahoma" w:cs="Tahoma"/>
-          <w:b w:val="0"/>
-          <w:bCs/>
-          <w:sz w:val="22"/>
-          <w:szCs w:val="22"/>
-          <w:lang w:val="id-ID"/>
-        </w:rPr>
-      </w:pPr>
-      <w:r>
-        <w:rPr>
-          <w:rStyle w:val="Strong"/>
-          <w:rFonts w:ascii="Tahoma" w:hAnsi="Tahoma" w:cs="Tahoma"/>
-          <w:b w:val="0"/>
-          <w:bCs/>
-          <w:sz w:val="22"/>
-          <w:szCs w:val="22"/>
-        </w:rPr>
-        <w:t>JPT Madya</w:t>
-      </w:r>
-      <w:r>
-        <w:rPr>
-          <w:rStyle w:val="Strong"/>
-          <w:rFonts w:ascii="Tahoma" w:hAnsi="Tahoma" w:cs="Tahoma"/>
-          <w:b w:val="0"/>
-          <w:bCs/>
-          <w:sz w:val="22"/>
-          <w:szCs w:val="22"/>
-          <w:lang w:val="id-ID"/>
-        </w:rPr>
-        <w:tab/>
-        <w:t>:</w:t>
-      </w:r>
-      <w:r>
-        <w:rPr>
-          <w:rStyle w:val="Strong"/>
-          <w:rFonts w:ascii="Tahoma" w:hAnsi="Tahoma" w:cs="Tahoma"/>
-          <w:b w:val="0"/>
-          <w:bCs/>
-          <w:sz w:val="22"/>
-          <w:szCs w:val="22"/>
-          <w:lang w:val="id-ID"/>
-        </w:rPr>
-        <w:tab/>
-      </w:r>
-      <w:r>
-        <w:rPr>
-          <w:rFonts w:ascii="Tahoma" w:eastAsia="Times New Roman" w:hAnsi="Tahoma" w:cs="Tahoma"/>
-          <w:bCs/>
-          <w:iCs/>
-          <w:sz w:val="22"/>
-          <w:szCs w:val="22"/>
-          <w:lang w:eastAsia="id-ID"/>
-        </w:rPr>
-        <w:t>{</w:t>
-      </w:r>
-      <w:proofErr w:type="spellStart"/>
-      <w:r>
-        <w:rPr>
-          <w:rFonts w:ascii="Tahoma" w:eastAsia="Times New Roman" w:hAnsi="Tahoma" w:cs="Tahoma"/>
-          <w:bCs/>
-          <w:iCs/>
-          <w:sz w:val="22"/>
-          <w:szCs w:val="22"/>
-          <w:lang w:eastAsia="id-ID"/>
-        </w:rPr>
-        <w:t>jpt_madya</w:t>
-      </w:r>
-      <w:proofErr w:type="spellEnd"/>
-      <w:r>
-        <w:rPr>
-          <w:rFonts w:ascii="Tahoma" w:eastAsia="Times New Roman" w:hAnsi="Tahoma" w:cs="Tahoma"/>
-          <w:bCs/>
-          <w:iCs/>
-          <w:sz w:val="22"/>
-          <w:szCs w:val="22"/>
-          <w:lang w:eastAsia="id-ID"/>
-        </w:rPr>
-        <w:t>}</w:t>
-      </w:r>
-    </w:p>
-    <w:p>
-      <w:pPr>
-        <w:pStyle w:val="NormalWeb"/>
-        <w:numPr>
-          <w:ilvl w:val="0"/>
-          <w:numId w:val="12"/>
-        </w:numPr>
-        <w:tabs>
-          <w:tab w:val="left" w:pos="993"/>
-          <w:tab w:val="left" w:pos="3119"/>
-        </w:tabs>
-        <w:spacing w:beforeLines="0" w:before="60" w:afterLines="0" w:after="60"/>
-        <w:ind w:left="994"/>
-        <w:jc w:val="both"/>
-        <w:rPr>
-          <w:rStyle w:val="Strong"/>
-          <w:rFonts w:ascii="Tahoma" w:hAnsi="Tahoma" w:cs="Tahoma"/>
-          <w:b w:val="0"/>
-          <w:bCs/>
-          <w:sz w:val="22"/>
-          <w:szCs w:val="22"/>
-          <w:lang w:val="id-ID"/>
-        </w:rPr>
-      </w:pPr>
-      <w:r>
-        <w:rPr>
-          <w:rStyle w:val="Strong"/>
-          <w:rFonts w:ascii="Tahoma" w:hAnsi="Tahoma" w:cs="Tahoma"/>
-          <w:b w:val="0"/>
-          <w:bCs/>
-          <w:sz w:val="22"/>
-          <w:szCs w:val="22"/>
-        </w:rPr>
-        <w:t>JPT Pratama</w:t>
-      </w:r>
-      <w:r>
-        <w:rPr>
-          <w:rStyle w:val="Strong"/>
-          <w:rFonts w:ascii="Tahoma" w:hAnsi="Tahoma" w:cs="Tahoma"/>
-          <w:b w:val="0"/>
-          <w:bCs/>
-          <w:sz w:val="22"/>
-          <w:szCs w:val="22"/>
-        </w:rPr>
-        <w:tab/>
-        <w:t xml:space="preserve">: </w:t>
-      </w:r>
-      <w:r>
-        <w:rPr>
-          <w:rStyle w:val="Strong"/>
-          <w:rFonts w:ascii="Tahoma" w:hAnsi="Tahoma" w:cs="Tahoma"/>
-          <w:b w:val="0"/>
-          <w:bCs/>
-          <w:sz w:val="22"/>
-          <w:szCs w:val="22"/>
-        </w:rPr>
-        <w:tab/>
-      </w:r>
-      <w:r>
-        <w:rPr>
-          <w:rFonts w:ascii="Tahoma" w:hAnsi="Tahoma" w:cs="Tahoma"/>
-          <w:sz w:val="22"/>
-          <w:szCs w:val="22"/>
-        </w:rPr>
-        <w:t>{</w:t>
-      </w:r>
-      <w:proofErr w:type="spellStart"/>
-      <w:r>
-        <w:rPr>
-          <w:rFonts w:ascii="Tahoma" w:hAnsi="Tahoma" w:cs="Tahoma"/>
-          <w:sz w:val="22"/>
-          <w:szCs w:val="22"/>
-        </w:rPr>
-        <w:t>jpt_pratama</w:t>
-      </w:r>
-      <w:proofErr w:type="spellEnd"/>
-      <w:r>
-        <w:rPr>
-          <w:rFonts w:ascii="Tahoma" w:hAnsi="Tahoma" w:cs="Tahoma"/>
-          <w:sz w:val="22"/>
-          <w:szCs w:val="22"/>
-        </w:rPr>
-        <w:t>}</w:t>
-      </w:r>
-    </w:p>
-    <w:p>
-      <w:pPr>
-        <w:pStyle w:val="NormalWeb"/>
-        <w:numPr>
-          <w:ilvl w:val="0"/>
-          <w:numId w:val="12"/>
-        </w:numPr>
-        <w:tabs>
-          <w:tab w:val="left" w:pos="993"/>
-          <w:tab w:val="left" w:pos="3119"/>
-        </w:tabs>
-        <w:spacing w:beforeLines="0" w:before="60" w:afterLines="0" w:after="60"/>
-        <w:ind w:left="994"/>
-        <w:jc w:val="both"/>
-        <w:rPr>
-          <w:rStyle w:val="Strong"/>
-          <w:rFonts w:ascii="Tahoma" w:hAnsi="Tahoma" w:cs="Tahoma"/>
-          <w:b w:val="0"/>
-          <w:bCs/>
-          <w:sz w:val="22"/>
-          <w:szCs w:val="22"/>
-        </w:rPr>
-      </w:pPr>
-      <w:r>
-        <w:rPr>
-          <w:rStyle w:val="Strong"/>
-          <w:rFonts w:ascii="Tahoma" w:hAnsi="Tahoma" w:cs="Tahoma"/>
-          <w:b w:val="0"/>
-          <w:bCs/>
-          <w:sz w:val="22"/>
-          <w:szCs w:val="22"/>
-        </w:rPr>
-        <w:t>Administrator</w:t>
-      </w:r>
-      <w:r>
-        <w:rPr>
-          <w:rStyle w:val="Strong"/>
-          <w:rFonts w:ascii="Tahoma" w:hAnsi="Tahoma" w:cs="Tahoma"/>
-          <w:b w:val="0"/>
-          <w:bCs/>
-          <w:sz w:val="22"/>
-          <w:szCs w:val="22"/>
-        </w:rPr>
-        <w:tab/>
-        <w:t xml:space="preserve">: </w:t>
-      </w:r>
-      <w:r>
-        <w:rPr>
-          <w:rStyle w:val="Strong"/>
-          <w:rFonts w:ascii="Tahoma" w:hAnsi="Tahoma" w:cs="Tahoma"/>
-          <w:b w:val="0"/>
-          <w:bCs/>
-          <w:sz w:val="22"/>
-          <w:szCs w:val="22"/>
-        </w:rPr>
-        <w:tab/>
-      </w:r>
-      <w:r>
-        <w:rPr>
-          <w:rFonts w:ascii="Tahoma" w:hAnsi="Tahoma" w:cs="Tahoma"/>
-          <w:sz w:val="22"/>
-          <w:szCs w:val="22"/>
-        </w:rPr>
-        <w:t>{administrator}</w:t>
-      </w:r>
-    </w:p>
-    <w:p>
-      <w:pPr>
-        <w:pStyle w:val="NormalWeb"/>
-        <w:numPr>
-          <w:ilvl w:val="0"/>
-          <w:numId w:val="12"/>
-        </w:numPr>
-        <w:tabs>
-          <w:tab w:val="left" w:pos="993"/>
-          <w:tab w:val="left" w:pos="3119"/>
-        </w:tabs>
-        <w:spacing w:beforeLines="0" w:before="60" w:afterLines="0" w:after="60"/>
-        <w:ind w:left="3584" w:hanging="2968"/>
-        <w:jc w:val="both"/>
-        <w:rPr>
-          <w:rStyle w:val="Strong"/>
-          <w:rFonts w:ascii="Tahoma" w:hAnsi="Tahoma" w:cs="Tahoma"/>
-          <w:b w:val="0"/>
-          <w:bCs/>
-          <w:sz w:val="22"/>
-          <w:szCs w:val="22"/>
-        </w:rPr>
-      </w:pPr>
-      <w:proofErr w:type="spellStart"/>
-      <w:r>
-        <w:rPr>
-          <w:rStyle w:val="Strong"/>
-          <w:rFonts w:ascii="Tahoma" w:hAnsi="Tahoma" w:cs="Tahoma"/>
-          <w:b w:val="0"/>
-          <w:bCs/>
-          <w:sz w:val="22"/>
-          <w:szCs w:val="22"/>
-        </w:rPr>
-        <w:t>Pengawas</w:t>
-      </w:r>
-      <w:proofErr w:type="spellEnd"/>
-      <w:r>
-        <w:rPr>
-          <w:rStyle w:val="Strong"/>
-          <w:rFonts w:ascii="Tahoma" w:hAnsi="Tahoma" w:cs="Tahoma"/>
-          <w:b w:val="0"/>
-          <w:bCs/>
-          <w:sz w:val="22"/>
-          <w:szCs w:val="22"/>
-        </w:rPr>
-        <w:tab/>
-        <w:t>:</w:t>
-      </w:r>
-      <w:r>
-        <w:rPr>
-          <w:rStyle w:val="Strong"/>
-          <w:rFonts w:ascii="Tahoma" w:hAnsi="Tahoma" w:cs="Tahoma"/>
-          <w:b w:val="0"/>
-          <w:bCs/>
-          <w:sz w:val="22"/>
-          <w:szCs w:val="22"/>
-        </w:rPr>
-        <w:tab/>
-      </w:r>
-      <w:r>
-        <w:rPr>
-          <w:rFonts w:ascii="Tahoma" w:hAnsi="Tahoma" w:cs="Tahoma"/>
-          <w:sz w:val="22"/>
-          <w:szCs w:val="22"/>
-        </w:rPr>
-        <w:t>{</w:t>
-      </w:r>
-      <w:proofErr w:type="spellStart"/>
-      <w:r>
-        <w:rPr>
-          <w:rFonts w:ascii="Tahoma" w:hAnsi="Tahoma" w:cs="Tahoma"/>
-          <w:sz w:val="22"/>
-          <w:szCs w:val="22"/>
-        </w:rPr>
-        <w:t>pengawas</w:t>
-      </w:r>
-      <w:proofErr w:type="spellEnd"/>
-      <w:r>
-        <w:rPr>
-          <w:rFonts w:ascii="Tahoma" w:hAnsi="Tahoma" w:cs="Tahoma"/>
-          <w:sz w:val="22"/>
-          <w:szCs w:val="22"/>
-        </w:rPr>
-        <w:t>}</w:t>
-      </w:r>
-    </w:p>
-    <w:p>
-      <w:pPr>
-        <w:pStyle w:val="NormalWeb"/>
-        <w:numPr>
-          <w:ilvl w:val="0"/>
-          <w:numId w:val="12"/>
-        </w:numPr>
-        <w:tabs>
-          <w:tab w:val="left" w:pos="993"/>
-          <w:tab w:val="left" w:pos="3119"/>
-        </w:tabs>
-        <w:spacing w:beforeLines="0" w:before="60" w:afterLines="0" w:after="60"/>
-        <w:ind w:left="994"/>
-        <w:jc w:val="both"/>
-        <w:rPr>
-          <w:rStyle w:val="Strong"/>
-          <w:rFonts w:ascii="Tahoma" w:hAnsi="Tahoma" w:cs="Tahoma"/>
-          <w:b w:val="0"/>
-          <w:bCs/>
-          <w:sz w:val="22"/>
-          <w:szCs w:val="22"/>
-          <w:lang w:val="id-ID"/>
-        </w:rPr>
-      </w:pPr>
-      <w:proofErr w:type="spellStart"/>
-      <w:r>
-        <w:rPr>
-          <w:rStyle w:val="Strong"/>
-          <w:rFonts w:ascii="Tahoma" w:hAnsi="Tahoma" w:cs="Tahoma"/>
-          <w:b w:val="0"/>
-          <w:bCs/>
-          <w:sz w:val="22"/>
-          <w:szCs w:val="22"/>
-        </w:rPr>
-        <w:t>Pelaksana</w:t>
-      </w:r>
-      <w:proofErr w:type="spellEnd"/>
-      <w:r>
-        <w:rPr>
-          <w:rStyle w:val="Strong"/>
-          <w:rFonts w:ascii="Tahoma" w:hAnsi="Tahoma" w:cs="Tahoma"/>
-          <w:b w:val="0"/>
-          <w:bCs/>
-          <w:sz w:val="22"/>
-          <w:szCs w:val="22"/>
-        </w:rPr>
-        <w:tab/>
-        <w:t>:</w:t>
-      </w:r>
-      <w:r>
-        <w:rPr>
-          <w:rStyle w:val="Strong"/>
-          <w:rFonts w:ascii="Tahoma" w:hAnsi="Tahoma" w:cs="Tahoma"/>
-          <w:b w:val="0"/>
-          <w:bCs/>
-          <w:sz w:val="22"/>
-          <w:szCs w:val="22"/>
-        </w:rPr>
-        <w:tab/>
-      </w:r>
-      <w:r>
-        <w:rPr>
-          <w:rFonts w:ascii="Tahoma" w:hAnsi="Tahoma" w:cs="Tahoma"/>
-          <w:sz w:val="22"/>
-          <w:szCs w:val="22"/>
-        </w:rPr>
-        <w:t>{</w:t>
-      </w:r>
-      <w:proofErr w:type="spellStart"/>
-      <w:r>
-        <w:rPr>
-          <w:rFonts w:ascii="Tahoma" w:hAnsi="Tahoma" w:cs="Tahoma"/>
-          <w:sz w:val="22"/>
-          <w:szCs w:val="22"/>
-        </w:rPr>
-        <w:t>pelaksana</w:t>
-      </w:r>
-      <w:proofErr w:type="spellEnd"/>
-      <w:r>
-        <w:rPr>
-          <w:rFonts w:ascii="Tahoma" w:hAnsi="Tahoma" w:cs="Tahoma"/>
-          <w:sz w:val="22"/>
-          <w:szCs w:val="22"/>
-        </w:rPr>
-        <w:t>}</w:t>
-      </w:r>
-    </w:p>
-    <w:p>
-      <w:pPr>
-        <w:pStyle w:val="NormalWeb"/>
-        <w:numPr>
-          <w:ilvl w:val="0"/>
-          <w:numId w:val="12"/>
-        </w:numPr>
-        <w:tabs>
-          <w:tab w:val="left" w:pos="993"/>
-          <w:tab w:val="left" w:pos="3119"/>
-        </w:tabs>
-        <w:spacing w:beforeLines="0" w:before="60" w:afterLines="0" w:after="60"/>
-        <w:ind w:left="994"/>
-        <w:jc w:val="both"/>
-        <w:rPr>
-          <w:rStyle w:val="Strong"/>
-          <w:rFonts w:ascii="Tahoma" w:hAnsi="Tahoma" w:cs="Tahoma"/>
-          <w:b w:val="0"/>
-          <w:bCs/>
-          <w:sz w:val="22"/>
-          <w:szCs w:val="22"/>
-          <w:lang w:val="id-ID"/>
-        </w:rPr>
-      </w:pPr>
-      <w:proofErr w:type="spellStart"/>
-      <w:r>
-        <w:rPr>
-          <w:rStyle w:val="Strong"/>
-          <w:rFonts w:ascii="Tahoma" w:hAnsi="Tahoma" w:cs="Tahoma"/>
-          <w:b w:val="0"/>
-          <w:bCs/>
-          <w:sz w:val="22"/>
-          <w:szCs w:val="22"/>
-        </w:rPr>
-        <w:t>Jabatan</w:t>
-      </w:r>
-      <w:proofErr w:type="spellEnd"/>
-      <w:r>
-        <w:rPr>
-          <w:rStyle w:val="Strong"/>
-          <w:rFonts w:ascii="Tahoma" w:hAnsi="Tahoma" w:cs="Tahoma"/>
-          <w:b w:val="0"/>
-          <w:bCs/>
-          <w:sz w:val="22"/>
-          <w:szCs w:val="22"/>
-        </w:rPr>
-        <w:t xml:space="preserve"> </w:t>
-      </w:r>
-      <w:proofErr w:type="spellStart"/>
-      <w:r>
-        <w:rPr>
-          <w:rStyle w:val="Strong"/>
-          <w:rFonts w:ascii="Tahoma" w:hAnsi="Tahoma" w:cs="Tahoma"/>
-          <w:b w:val="0"/>
-          <w:bCs/>
-          <w:sz w:val="22"/>
-          <w:szCs w:val="22"/>
-        </w:rPr>
-        <w:t>Fungsional</w:t>
-      </w:r>
-      <w:proofErr w:type="spellEnd"/>
-      <w:r>
-        <w:rPr>
-          <w:rStyle w:val="Strong"/>
-          <w:rFonts w:ascii="Tahoma" w:hAnsi="Tahoma" w:cs="Tahoma"/>
-          <w:b w:val="0"/>
-          <w:bCs/>
-          <w:sz w:val="22"/>
-          <w:szCs w:val="22"/>
-        </w:rPr>
-        <w:tab/>
-        <w:t>:</w:t>
-      </w:r>
-      <w:r>
-        <w:rPr>
-          <w:rStyle w:val="Strong"/>
-          <w:rFonts w:ascii="Tahoma" w:hAnsi="Tahoma" w:cs="Tahoma"/>
-          <w:b w:val="0"/>
-          <w:bCs/>
-          <w:sz w:val="22"/>
-          <w:szCs w:val="22"/>
-        </w:rPr>
-        <w:tab/>
-      </w:r>
-      <w:r>
-        <w:rPr>
-          <w:rFonts w:ascii="Tahoma" w:hAnsi="Tahoma" w:cs="Tahoma"/>
-          <w:sz w:val="22"/>
-          <w:szCs w:val="22"/>
-        </w:rPr>
-        <w:t>{</w:t>
-      </w:r>
-      <w:proofErr w:type="spellStart"/>
-      <w:r>
-        <w:rPr>
-          <w:rFonts w:ascii="Tahoma" w:hAnsi="Tahoma" w:cs="Tahoma"/>
-          <w:sz w:val="22"/>
-          <w:szCs w:val="22"/>
-        </w:rPr>
-        <w:t>jabatan_fungsional</w:t>
-      </w:r>
-      <w:proofErr w:type="spellEnd"/>
-      <w:r>
-        <w:rPr>
-          <w:rFonts w:ascii="Tahoma" w:hAnsi="Tahoma" w:cs="Tahoma"/>
-          <w:sz w:val="22"/>
-          <w:szCs w:val="22"/>
-        </w:rPr>
-        <w:t>}</w:t>
-      </w:r>
-    </w:p>
-    <w:p>
-      <w:pPr>
-        <w:pStyle w:val="NormalWeb"/>
-        <w:tabs>
-          <w:tab w:val="left" w:pos="993"/>
-          <w:tab w:val="left" w:pos="3119"/>
-        </w:tabs>
-        <w:spacing w:beforeLines="0" w:before="60" w:afterLines="0" w:after="60"/>
-        <w:ind w:left="994"/>
-        <w:jc w:val="both"/>
-        <w:rPr>
-          <w:rStyle w:val="Strong"/>
-          <w:rFonts w:ascii="Tahoma" w:hAnsi="Tahoma" w:cs="Tahoma"/>
-          <w:b w:val="0"/>
-          <w:bCs/>
-          <w:sz w:val="22"/>
-          <w:szCs w:val="22"/>
-          <w:lang w:val="id-ID"/>
-        </w:rPr>
-      </w:pPr>
-    </w:p>
-    <w:p>
-      <w:pPr>
-        <w:pStyle w:val="NormalWeb"/>
-        <w:numPr>
-          <w:ilvl w:val="0"/>
-          <w:numId w:val="2"/>
-        </w:numPr>
-        <w:spacing w:beforeLines="0" w:before="120" w:afterLines="0" w:after="120"/>
-        <w:ind w:left="426" w:hanging="426"/>
-        <w:jc w:val="both"/>
-        <w:rPr>
-          <w:rFonts w:ascii="Tahoma" w:hAnsi="Tahoma" w:cs="Tahoma"/>
-          <w:bCs/>
-          <w:sz w:val="22"/>
-          <w:szCs w:val="22"/>
-          <w:lang w:val="id-ID"/>
-        </w:rPr>
-      </w:pPr>
-      <w:r>
-        <w:rPr>
-          <w:rFonts w:ascii="Tahoma" w:hAnsi="Tahoma" w:cs="Tahoma"/>
-          <w:bCs/>
-          <w:sz w:val="22"/>
-          <w:szCs w:val="22"/>
-          <w:lang w:val="id-ID"/>
-        </w:rPr>
-        <w:t>IKHTISAR JABATAN</w:t>
-      </w:r>
-      <w:r>
-        <w:rPr>
-          <w:rFonts w:ascii="Tahoma" w:hAnsi="Tahoma" w:cs="Tahoma"/>
-          <w:bCs/>
-          <w:sz w:val="22"/>
-          <w:szCs w:val="22"/>
-        </w:rPr>
-        <w:t xml:space="preserve"> </w:t>
-      </w:r>
-      <w:r>
-        <w:rPr>
-          <w:rFonts w:ascii="Tahoma" w:hAnsi="Tahoma" w:cs="Tahoma"/>
-          <w:bCs/>
-          <w:sz w:val="22"/>
-          <w:szCs w:val="22"/>
-          <w:lang w:val="id-ID"/>
-        </w:rPr>
-        <w:t>:</w:t>
+        <w:t xml:space="preserve"> :</w:t>
       </w:r>
     </w:p>
     <w:p>
@@ -1182,22 +1881,61 @@
     </w:p>
     <w:p>
       <w:pPr>
-        <w:pStyle w:val="NormalWeb"/>
-        <w:numPr>
-          <w:ilvl w:val="0"/>
-          <w:numId w:val="2"/>
-        </w:numPr>
-        <w:spacing w:beforeLines="0" w:before="120" w:afterLines="0" w:after="120"/>
-        <w:ind w:left="426" w:hanging="426"/>
+        <w:pStyle w:val="Default"/>
+        <w:spacing w:before="120" w:after="120"/>
+        <w:ind w:left="426"/>
         <w:jc w:val="both"/>
         <w:rPr>
           <w:rFonts w:ascii="Tahoma" w:hAnsi="Tahoma" w:cs="Tahoma"/>
+          <w:bCs/>
+          <w:iCs/>
+          <w:color w:val="auto"/>
+          <w:sz w:val="22"/>
+          <w:szCs w:val="22"/>
+          <w:lang w:val="en-US"/>
+        </w:rPr>
+      </w:pPr>
+    </w:p>
+    <w:p>
+      <w:pPr>
+        <w:pStyle w:val="NormalWeb"/>
+        <w:keepNext/>
+        <w:tabs>
+          <w:tab w:val="left" w:pos="426"/>
+          <w:tab w:val="left" w:pos="3119"/>
+        </w:tabs>
+        <w:spacing w:beforeLines="0" w:before="120" w:afterLines="0" w:after="120"/>
+        <w:jc w:val="both"/>
+        <w:rPr>
+          <w:rFonts w:eastAsia="Times New Roman"/>
+          <w:iCs/>
+          <w:lang w:eastAsia="id-ID"/>
+        </w:rPr>
+      </w:pPr>
+      <w:r>
+        <w:rPr>
+          <w:rStyle w:val="Strong"/>
+          <w:rFonts w:ascii="Tahoma" w:hAnsi="Tahoma" w:cs="Tahoma"/>
+          <w:b w:val="0"/>
           <w:bCs/>
           <w:sz w:val="22"/>
           <w:szCs w:val="22"/>
           <w:lang w:val="id-ID"/>
         </w:rPr>
-      </w:pPr>
+        <w:t>5.</w:t>
+      </w:r>
+      <w:r>
+        <w:rPr>
+          <w:rStyle w:val="Strong"/>
+          <w:rFonts w:ascii="Tahoma" w:hAnsi="Tahoma" w:cs="Tahoma"/>
+          <w:b w:val="0"/>
+          <w:bCs/>
+          <w:sz w:val="22"/>
+          <w:szCs w:val="22"/>
+          <w:lang w:val="id-ID"/>
+        </w:rPr>
+        <w:tab/>
+      </w:r>
       <w:r>
         <w:rPr>
           <w:rFonts w:ascii="Tahoma" w:hAnsi="Tahoma" w:cs="Tahoma"/>
@@ -1205,8 +1943,9 @@
           <w:sz w:val="22"/>
           <w:szCs w:val="22"/>
         </w:rPr>
-        <w:t>KUALIFIKASI JABATAN</w:t>
+        <w:t xml:space="preserve">KUALIFIKASI </w:t>
       </w:r>
+      <w:proofErr w:type="gramStart"/>
       <w:r>
         <w:rPr>
           <w:rFonts w:ascii="Tahoma" w:hAnsi="Tahoma" w:cs="Tahoma"/>
@@ -1215,28 +1954,33 @@
           <w:szCs w:val="22"/>
           <w:lang w:val="id-ID"/>
         </w:rPr>
-        <w:t>:</w:t>
+        <w:t>JABATAN</w:t>
       </w:r>
       <w:r>
         <w:rPr>
+          <w:rStyle w:val="Strong"/>
           <w:rFonts w:ascii="Tahoma" w:hAnsi="Tahoma" w:cs="Tahoma"/>
-          <w:b/>
+          <w:b w:val="0"/>
+          <w:bCs/>
           <w:sz w:val="22"/>
           <w:szCs w:val="22"/>
+          <w:lang w:val="id-ID"/>
         </w:rPr>
-        <w:t xml:space="preserve"> </w:t>
+        <w:t xml:space="preserve"> :</w:t>
       </w:r>
+      <w:proofErr w:type="gramEnd"/>
     </w:p>
     <w:tbl>
       <w:tblPr>
-        <w:tblW w:w="8930" w:type="dxa"/>
+        <w:tblW w:w="8675" w:type="dxa"/>
         <w:tblInd w:w="392" w:type="dxa"/>
         <w:tblLook w:val="04A0" w:firstRow="1" w:lastRow="0" w:firstColumn="1" w:lastColumn="0" w:noHBand="0" w:noVBand="1"/>
       </w:tblPr>
       <w:tblGrid>
-        <w:gridCol w:w="3257"/>
+        <w:gridCol w:w="446"/>
+        <w:gridCol w:w="3228"/>
         <w:gridCol w:w="294"/>
-        <w:gridCol w:w="5379"/>
+        <w:gridCol w:w="4707"/>
       </w:tblGrid>
       <w:tr>
         <w:trPr>
@@ -1244,27 +1988,14 @@
         </w:trPr>
         <w:tc>
           <w:tcPr>
-            <w:tcW w:w="3257" w:type="dxa"/>
+            <w:tcW w:w="446" w:type="dxa"/>
           </w:tcPr>
           <w:p>
             <w:pPr>
-              <w:numPr>
-                <w:ilvl w:val="0"/>
-                <w:numId w:val="34"/>
-              </w:numPr>
               <w:spacing w:after="0"/>
-              <w:ind w:left="466" w:hanging="425"/>
+              <w:ind w:left="41"/>
               <w:jc w:val="both"/>
               <w:rPr>
-                <w:rFonts w:ascii="Tahoma" w:hAnsi="Tahoma" w:cs="Tahoma"/>
-                <w:b w:val="0"/>
-                <w:bCs/>
-                <w:sz w:val="22"/>
-                <w:szCs w:val="22"/>
-              </w:rPr>
-            </w:pPr>
-            <w:r>
-              <w:rPr>
                 <w:rFonts w:ascii="Tahoma" w:eastAsia="Times New Roman" w:hAnsi="Tahoma" w:cs="Tahoma"/>
                 <w:b w:val="0"/>
                 <w:iCs/>
@@ -1273,17 +2004,83 @@
                 <w:szCs w:val="22"/>
                 <w:lang w:eastAsia="id-ID"/>
               </w:rPr>
-              <w:t>{#kualifikasi}</w:t>
-            </w:r>
-            <w:r>
-              <w:rPr>
-                <w:rFonts w:ascii="Tahoma" w:hAnsi="Tahoma" w:cs="Tahoma"/>
-                <w:b w:val="0"/>
-                <w:bCs/>
-                <w:sz w:val="22"/>
-                <w:szCs w:val="22"/>
-              </w:rPr>
-              <w:t>Pendidikan Formal</w:t>
+            </w:pPr>
+            <w:r>
+              <w:rPr>
+                <w:rFonts w:ascii="Tahoma" w:eastAsia="Times New Roman" w:hAnsi="Tahoma" w:cs="Tahoma"/>
+                <w:b w:val="0"/>
+                <w:iCs/>
+                <w:color w:val="auto"/>
+                <w:sz w:val="22"/>
+                <w:szCs w:val="22"/>
+                <w:lang w:eastAsia="id-ID"/>
+              </w:rPr>
+              <w:t>a.</w:t>
+            </w:r>
+          </w:p>
+        </w:tc>
+        <w:tc>
+          <w:tcPr>
+            <w:tcW w:w="3228" w:type="dxa"/>
+          </w:tcPr>
+          <w:p>
+            <w:pPr>
+              <w:spacing w:after="0"/>
+              <w:ind w:left="41"/>
+              <w:jc w:val="both"/>
+              <w:rPr>
+                <w:rFonts w:ascii="Tahoma" w:hAnsi="Tahoma" w:cs="Tahoma"/>
+                <w:b w:val="0"/>
+                <w:bCs/>
+                <w:sz w:val="22"/>
+                <w:szCs w:val="22"/>
+              </w:rPr>
+            </w:pPr>
+            <w:r>
+              <w:rPr>
+                <w:rFonts w:ascii="Tahoma" w:eastAsia="Times New Roman" w:hAnsi="Tahoma" w:cs="Tahoma"/>
+                <w:b w:val="0"/>
+                <w:iCs/>
+                <w:color w:val="auto"/>
+                <w:sz w:val="22"/>
+                <w:szCs w:val="22"/>
+                <w:lang w:eastAsia="id-ID"/>
+              </w:rPr>
+              <w:t>{#</w:t>
+            </w:r>
+            <w:proofErr w:type="gramStart"/>
+            <w:r>
+              <w:rPr>
+                <w:rFonts w:ascii="Tahoma" w:eastAsia="Times New Roman" w:hAnsi="Tahoma" w:cs="Tahoma"/>
+                <w:b w:val="0"/>
+                <w:iCs/>
+                <w:color w:val="auto"/>
+                <w:sz w:val="22"/>
+                <w:szCs w:val="22"/>
+                <w:lang w:eastAsia="id-ID"/>
+              </w:rPr>
+              <w:t>kualifikasi}</w:t>
+            </w:r>
+            <w:r>
+              <w:rPr>
+                <w:rFonts w:ascii="Tahoma" w:hAnsi="Tahoma" w:cs="Tahoma"/>
+                <w:b w:val="0"/>
+                <w:bCs/>
+                <w:sz w:val="22"/>
+                <w:szCs w:val="22"/>
+              </w:rPr>
+              <w:t>Pendidikan</w:t>
+            </w:r>
+            <w:proofErr w:type="gramEnd"/>
+            <w:r>
+              <w:rPr>
+                <w:rFonts w:ascii="Tahoma" w:hAnsi="Tahoma" w:cs="Tahoma"/>
+                <w:b w:val="0"/>
+                <w:bCs/>
+                <w:sz w:val="22"/>
+                <w:szCs w:val="22"/>
+              </w:rPr>
+              <w:t xml:space="preserve"> Formal</w:t>
             </w:r>
           </w:p>
         </w:tc>
@@ -1315,7 +2112,7 @@
         </w:tc>
         <w:tc>
           <w:tcPr>
-            <w:tcW w:w="5379" w:type="dxa"/>
+            <w:tcW w:w="4707" w:type="dxa"/>
           </w:tcPr>
           <w:p>
             <w:pPr>
@@ -1792,16 +2589,41 @@
       <w:tr>
         <w:tc>
           <w:tcPr>
-            <w:tcW w:w="3257" w:type="dxa"/>
+            <w:tcW w:w="446" w:type="dxa"/>
           </w:tcPr>
           <w:p>
             <w:pPr>
-              <w:numPr>
-                <w:ilvl w:val="0"/>
-                <w:numId w:val="34"/>
-              </w:numPr>
               <w:spacing w:after="0"/>
-              <w:ind w:left="466" w:hanging="425"/>
+              <w:ind w:left="41"/>
+              <w:jc w:val="both"/>
+              <w:rPr>
+                <w:rFonts w:ascii="Tahoma" w:hAnsi="Tahoma" w:cs="Tahoma"/>
+                <w:b w:val="0"/>
+                <w:bCs/>
+                <w:sz w:val="22"/>
+                <w:szCs w:val="22"/>
+              </w:rPr>
+            </w:pPr>
+            <w:r>
+              <w:rPr>
+                <w:rFonts w:ascii="Tahoma" w:hAnsi="Tahoma" w:cs="Tahoma"/>
+                <w:b w:val="0"/>
+                <w:bCs/>
+                <w:sz w:val="22"/>
+                <w:szCs w:val="22"/>
+              </w:rPr>
+              <w:t>b.</w:t>
+            </w:r>
+          </w:p>
+        </w:tc>
+        <w:tc>
+          <w:tcPr>
+            <w:tcW w:w="3228" w:type="dxa"/>
+          </w:tcPr>
+          <w:p>
+            <w:pPr>
+              <w:spacing w:after="0"/>
+              <w:ind w:left="41"/>
               <w:jc w:val="both"/>
               <w:rPr>
                 <w:rFonts w:ascii="Tahoma" w:hAnsi="Tahoma" w:cs="Tahoma"/>
@@ -1863,11 +2685,12 @@
         </w:tc>
         <w:tc>
           <w:tcPr>
-            <w:tcW w:w="5379" w:type="dxa"/>
+            <w:tcW w:w="4707" w:type="dxa"/>
           </w:tcPr>
           <w:p>
             <w:pPr>
               <w:spacing w:after="0"/>
+              <w:jc w:val="both"/>
               <w:rPr>
                 <w:rFonts w:ascii="Tahoma" w:hAnsi="Tahoma" w:cs="Tahoma"/>
                 <w:b w:val="0"/>
@@ -1882,12 +2705,30 @@
       <w:tr>
         <w:tc>
           <w:tcPr>
-            <w:tcW w:w="3257" w:type="dxa"/>
+            <w:tcW w:w="446" w:type="dxa"/>
           </w:tcPr>
           <w:p>
             <w:pPr>
               <w:spacing w:after="0"/>
               <w:ind w:left="466"/>
+              <w:jc w:val="both"/>
+              <w:rPr>
+                <w:rFonts w:ascii="Tahoma" w:hAnsi="Tahoma" w:cs="Tahoma"/>
+                <w:b w:val="0"/>
+                <w:sz w:val="22"/>
+                <w:szCs w:val="22"/>
+              </w:rPr>
+            </w:pPr>
+          </w:p>
+        </w:tc>
+        <w:tc>
+          <w:tcPr>
+            <w:tcW w:w="3228" w:type="dxa"/>
+          </w:tcPr>
+          <w:p>
+            <w:pPr>
+              <w:spacing w:after="0"/>
+              <w:ind w:left="51"/>
               <w:jc w:val="both"/>
               <w:rPr>
                 <w:rFonts w:ascii="Tahoma" w:hAnsi="Tahoma" w:cs="Tahoma"/>
@@ -1959,11 +2800,12 @@
         </w:tc>
         <w:tc>
           <w:tcPr>
-            <w:tcW w:w="5379" w:type="dxa"/>
+            <w:tcW w:w="4707" w:type="dxa"/>
           </w:tcPr>
           <w:p>
             <w:pPr>
               <w:spacing w:after="0"/>
+              <w:jc w:val="both"/>
               <w:rPr>
                 <w:rFonts w:ascii="Tahoma" w:hAnsi="Tahoma" w:cs="Tahoma"/>
                 <w:b w:val="0"/>
@@ -2010,6 +2852,7 @@
           <w:p>
             <w:pPr>
               <w:spacing w:after="0"/>
+              <w:jc w:val="both"/>
               <w:rPr>
                 <w:rFonts w:ascii="Tahoma" w:hAnsi="Tahoma" w:cs="Tahoma"/>
                 <w:b w:val="0"/>
@@ -2058,6 +2901,7 @@
           <w:p>
             <w:pPr>
               <w:spacing w:after="0"/>
+              <w:jc w:val="both"/>
               <w:rPr>
                 <w:rFonts w:ascii="Tahoma" w:hAnsi="Tahoma" w:cs="Tahoma"/>
                 <w:b w:val="0"/>
@@ -2128,6 +2972,7 @@
           <w:p>
             <w:pPr>
               <w:spacing w:after="0"/>
+              <w:jc w:val="both"/>
               <w:rPr>
                 <w:rFonts w:ascii="Tahoma" w:hAnsi="Tahoma" w:cs="Tahoma"/>
                 <w:b w:val="0"/>
@@ -2153,6 +2998,7 @@
             <w:pPr>
               <w:spacing w:after="0"/>
               <w:ind w:left="425" w:hanging="425"/>
+              <w:jc w:val="both"/>
               <w:rPr>
                 <w:rFonts w:ascii="Tahoma" w:hAnsi="Tahoma" w:cs="Tahoma"/>
                 <w:b w:val="0"/>
@@ -2201,6 +3047,7 @@
           <w:p>
             <w:pPr>
               <w:spacing w:after="0"/>
+              <w:jc w:val="both"/>
               <w:rPr>
                 <w:rFonts w:ascii="Tahoma" w:hAnsi="Tahoma" w:cs="Tahoma"/>
                 <w:b w:val="0"/>
@@ -2251,12 +3098,30 @@
       <w:tr>
         <w:tc>
           <w:tcPr>
-            <w:tcW w:w="3257" w:type="dxa"/>
+            <w:tcW w:w="446" w:type="dxa"/>
           </w:tcPr>
           <w:p>
             <w:pPr>
               <w:spacing w:after="0"/>
               <w:ind w:left="466"/>
+              <w:jc w:val="both"/>
+              <w:rPr>
+                <w:rFonts w:ascii="Tahoma" w:hAnsi="Tahoma" w:cs="Tahoma"/>
+                <w:b w:val="0"/>
+                <w:sz w:val="22"/>
+                <w:szCs w:val="22"/>
+              </w:rPr>
+            </w:pPr>
+          </w:p>
+        </w:tc>
+        <w:tc>
+          <w:tcPr>
+            <w:tcW w:w="3228" w:type="dxa"/>
+          </w:tcPr>
+          <w:p>
+            <w:pPr>
+              <w:spacing w:after="0"/>
+              <w:ind w:left="466" w:hanging="415"/>
               <w:jc w:val="both"/>
               <w:rPr>
                 <w:rFonts w:ascii="Tahoma" w:hAnsi="Tahoma" w:cs="Tahoma"/>
@@ -2331,11 +3196,12 @@
         </w:tc>
         <w:tc>
           <w:tcPr>
-            <w:tcW w:w="5379" w:type="dxa"/>
+            <w:tcW w:w="4707" w:type="dxa"/>
           </w:tcPr>
           <w:p>
             <w:pPr>
               <w:spacing w:after="0"/>
+              <w:jc w:val="both"/>
               <w:rPr>
                 <w:rFonts w:ascii="Tahoma" w:hAnsi="Tahoma" w:cs="Tahoma"/>
                 <w:b w:val="0"/>
@@ -2360,6 +3226,7 @@
           <w:p>
             <w:pPr>
               <w:spacing w:after="0"/>
+              <w:jc w:val="both"/>
               <w:rPr>
                 <w:rFonts w:ascii="Tahoma" w:hAnsi="Tahoma" w:cs="Tahoma"/>
                 <w:b w:val="0"/>
@@ -2408,6 +3275,7 @@
           <w:p>
             <w:pPr>
               <w:spacing w:after="0"/>
+              <w:jc w:val="both"/>
               <w:rPr>
                 <w:rFonts w:ascii="Tahoma" w:hAnsi="Tahoma" w:cs="Tahoma"/>
                 <w:b w:val="0"/>
@@ -2456,24 +3324,26 @@
           <w:p>
             <w:pPr>
               <w:spacing w:after="0"/>
-              <w:rPr>
-                <w:rFonts w:ascii="Tahoma" w:hAnsi="Tahoma" w:cs="Tahoma"/>
-                <w:b w:val="0"/>
-                <w:color w:val="auto"/>
-                <w:sz w:val="22"/>
-                <w:szCs w:val="22"/>
-                <w:lang w:val="en-ID"/>
-              </w:rPr>
-            </w:pPr>
-            <w:r>
-              <w:rPr>
-                <w:rFonts w:ascii="Tahoma" w:hAnsi="Tahoma" w:cs="Tahoma"/>
-                <w:b w:val="0"/>
-                <w:color w:val="auto"/>
-                <w:sz w:val="22"/>
-                <w:szCs w:val="22"/>
-                <w:lang w:val="en-ID"/>
-              </w:rPr>
+              <w:jc w:val="both"/>
+              <w:rPr>
+                <w:rFonts w:ascii="Tahoma" w:hAnsi="Tahoma" w:cs="Tahoma"/>
+                <w:b w:val="0"/>
+                <w:color w:val="auto"/>
+                <w:sz w:val="22"/>
+                <w:szCs w:val="22"/>
+                <w:lang w:val="en-ID"/>
+              </w:rPr>
+            </w:pPr>
+            <w:r>
+              <w:rPr>
+                <w:rFonts w:ascii="Tahoma" w:hAnsi="Tahoma" w:cs="Tahoma"/>
+                <w:b w:val="0"/>
+                <w:color w:val="auto"/>
+                <w:sz w:val="22"/>
+                <w:szCs w:val="22"/>
+                <w:lang w:val="en-ID"/>
+              </w:rPr>
+              <w:lastRenderedPageBreak/>
               <w:t>{#diklat_teknis}</w:t>
             </w:r>
           </w:p>
@@ -2481,6 +3351,7 @@
             <w:pPr>
               <w:spacing w:after="0"/>
               <w:ind w:left="425" w:hanging="425"/>
+              <w:jc w:val="both"/>
               <w:rPr>
                 <w:rFonts w:ascii="Tahoma" w:hAnsi="Tahoma" w:cs="Tahoma"/>
                 <w:b w:val="0"/>
@@ -2529,6 +3400,7 @@
           <w:p>
             <w:pPr>
               <w:spacing w:after="0"/>
+              <w:jc w:val="both"/>
               <w:rPr>
                 <w:rFonts w:ascii="Tahoma" w:hAnsi="Tahoma" w:cs="Tahoma"/>
                 <w:b w:val="0"/>
@@ -2579,12 +3451,30 @@
       <w:tr>
         <w:tc>
           <w:tcPr>
-            <w:tcW w:w="3257" w:type="dxa"/>
+            <w:tcW w:w="446" w:type="dxa"/>
           </w:tcPr>
           <w:p>
             <w:pPr>
               <w:spacing w:after="0"/>
               <w:ind w:left="466"/>
+              <w:jc w:val="both"/>
+              <w:rPr>
+                <w:rFonts w:ascii="Tahoma" w:hAnsi="Tahoma" w:cs="Tahoma"/>
+                <w:b w:val="0"/>
+                <w:sz w:val="22"/>
+                <w:szCs w:val="22"/>
+              </w:rPr>
+            </w:pPr>
+          </w:p>
+        </w:tc>
+        <w:tc>
+          <w:tcPr>
+            <w:tcW w:w="3228" w:type="dxa"/>
+          </w:tcPr>
+          <w:p>
+            <w:pPr>
+              <w:spacing w:after="0"/>
+              <w:ind w:left="466" w:hanging="415"/>
               <w:jc w:val="both"/>
               <w:rPr>
                 <w:rFonts w:ascii="Tahoma" w:hAnsi="Tahoma" w:cs="Tahoma"/>
@@ -2661,7 +3551,7 @@
         </w:tc>
         <w:tc>
           <w:tcPr>
-            <w:tcW w:w="5379" w:type="dxa"/>
+            <w:tcW w:w="4707" w:type="dxa"/>
           </w:tcPr>
           <w:p>
             <w:pPr>
@@ -2669,6 +3559,7 @@
                 <w:tab w:val="right" w:pos="5163"/>
               </w:tabs>
               <w:spacing w:after="0"/>
+              <w:jc w:val="both"/>
               <w:rPr>
                 <w:rFonts w:ascii="Tahoma" w:hAnsi="Tahoma" w:cs="Tahoma"/>
                 <w:b w:val="0"/>
@@ -2726,25 +3617,25 @@
           <w:p>
             <w:pPr>
               <w:spacing w:after="0"/>
-              <w:rPr>
-                <w:rFonts w:ascii="Tahoma" w:hAnsi="Tahoma" w:cs="Tahoma"/>
-                <w:b w:val="0"/>
-                <w:color w:val="auto"/>
-                <w:sz w:val="22"/>
-                <w:szCs w:val="22"/>
-                <w:lang w:val="en-ID"/>
-              </w:rPr>
-            </w:pPr>
-            <w:r>
-              <w:rPr>
-                <w:rFonts w:ascii="Tahoma" w:hAnsi="Tahoma" w:cs="Tahoma"/>
-                <w:b w:val="0"/>
-                <w:color w:val="auto"/>
-                <w:sz w:val="22"/>
-                <w:szCs w:val="22"/>
-                <w:lang w:val="en-ID"/>
-              </w:rPr>
-              <w:lastRenderedPageBreak/>
+              <w:jc w:val="both"/>
+              <w:rPr>
+                <w:rFonts w:ascii="Tahoma" w:hAnsi="Tahoma" w:cs="Tahoma"/>
+                <w:b w:val="0"/>
+                <w:color w:val="auto"/>
+                <w:sz w:val="22"/>
+                <w:szCs w:val="22"/>
+                <w:lang w:val="en-ID"/>
+              </w:rPr>
+            </w:pPr>
+            <w:r>
+              <w:rPr>
+                <w:rFonts w:ascii="Tahoma" w:hAnsi="Tahoma" w:cs="Tahoma"/>
+                <w:b w:val="0"/>
+                <w:color w:val="auto"/>
+                <w:sz w:val="22"/>
+                <w:szCs w:val="22"/>
+                <w:lang w:val="en-ID"/>
+              </w:rPr>
               <w:t>{</w:t>
             </w:r>
             <w:proofErr w:type="spellStart"/>
@@ -2775,6 +3666,7 @@
           <w:p>
             <w:pPr>
               <w:spacing w:after="0"/>
+              <w:jc w:val="both"/>
               <w:rPr>
                 <w:rFonts w:ascii="Tahoma" w:hAnsi="Tahoma" w:cs="Tahoma"/>
                 <w:b w:val="0"/>
@@ -2845,6 +3737,7 @@
           <w:p>
             <w:pPr>
               <w:spacing w:after="0"/>
+              <w:jc w:val="both"/>
               <w:rPr>
                 <w:rFonts w:ascii="Tahoma" w:hAnsi="Tahoma" w:cs="Tahoma"/>
                 <w:b w:val="0"/>
@@ -2870,6 +3763,7 @@
             <w:pPr>
               <w:spacing w:after="0"/>
               <w:ind w:left="425" w:hanging="425"/>
+              <w:jc w:val="both"/>
               <w:rPr>
                 <w:rFonts w:ascii="Tahoma" w:hAnsi="Tahoma" w:cs="Tahoma"/>
                 <w:b w:val="0"/>
@@ -2918,6 +3812,7 @@
           <w:p>
             <w:pPr>
               <w:spacing w:after="0"/>
+              <w:jc w:val="both"/>
               <w:rPr>
                 <w:rFonts w:ascii="Tahoma" w:hAnsi="Tahoma" w:cs="Tahoma"/>
                 <w:b w:val="0"/>
@@ -2968,16 +3863,12 @@
       <w:tr>
         <w:tc>
           <w:tcPr>
-            <w:tcW w:w="3257" w:type="dxa"/>
+            <w:tcW w:w="446" w:type="dxa"/>
           </w:tcPr>
           <w:p>
             <w:pPr>
-              <w:numPr>
-                <w:ilvl w:val="0"/>
-                <w:numId w:val="34"/>
-              </w:numPr>
               <w:spacing w:after="0"/>
-              <w:ind w:left="466" w:hanging="425"/>
+              <w:ind w:left="41"/>
               <w:jc w:val="both"/>
               <w:rPr>
                 <w:rFonts w:ascii="Tahoma" w:hAnsi="Tahoma" w:cs="Tahoma"/>
@@ -2987,6 +3878,35 @@
                 <w:szCs w:val="22"/>
               </w:rPr>
             </w:pPr>
+            <w:r>
+              <w:rPr>
+                <w:rFonts w:ascii="Tahoma" w:hAnsi="Tahoma" w:cs="Tahoma"/>
+                <w:b w:val="0"/>
+                <w:bCs/>
+                <w:sz w:val="22"/>
+                <w:szCs w:val="22"/>
+              </w:rPr>
+              <w:t>c.</w:t>
+            </w:r>
+          </w:p>
+        </w:tc>
+        <w:tc>
+          <w:tcPr>
+            <w:tcW w:w="3228" w:type="dxa"/>
+          </w:tcPr>
+          <w:p>
+            <w:pPr>
+              <w:spacing w:after="0"/>
+              <w:ind w:left="41"/>
+              <w:jc w:val="both"/>
+              <w:rPr>
+                <w:rFonts w:ascii="Tahoma" w:hAnsi="Tahoma" w:cs="Tahoma"/>
+                <w:b w:val="0"/>
+                <w:bCs/>
+                <w:sz w:val="22"/>
+                <w:szCs w:val="22"/>
+              </w:rPr>
+            </w:pPr>
             <w:proofErr w:type="spellStart"/>
             <w:r>
               <w:rPr>
@@ -2996,7 +3916,6 @@
                 <w:sz w:val="22"/>
                 <w:szCs w:val="22"/>
               </w:rPr>
-              <w:lastRenderedPageBreak/>
               <w:t>Pengalaman</w:t>
             </w:r>
             <w:proofErr w:type="spellEnd"/>
@@ -3052,7 +3971,7 @@
         </w:tc>
         <w:tc>
           <w:tcPr>
-            <w:tcW w:w="5379" w:type="dxa"/>
+            <w:tcW w:w="4707" w:type="dxa"/>
           </w:tcPr>
           <w:p>
             <w:pPr>
@@ -3061,6 +3980,7 @@
               </w:tabs>
               <w:spacing w:before="60" w:after="60"/>
               <w:ind w:left="206" w:hanging="206"/>
+              <w:jc w:val="both"/>
               <w:rPr>
                 <w:rFonts w:ascii="Tahoma" w:hAnsi="Tahoma" w:cs="Tahoma"/>
                 <w:b w:val="0"/>
@@ -3111,6 +4031,7 @@
               </w:tabs>
               <w:spacing w:before="60" w:after="60"/>
               <w:ind w:left="206" w:hanging="206"/>
+              <w:jc w:val="both"/>
               <w:rPr>
                 <w:rFonts w:ascii="Tahoma" w:hAnsi="Tahoma" w:cs="Tahoma"/>
                 <w:b w:val="0"/>
@@ -3163,6 +4084,7 @@
               </w:tabs>
               <w:spacing w:before="60" w:after="60"/>
               <w:ind w:left="206" w:hanging="206"/>
+              <w:jc w:val="both"/>
               <w:rPr>
                 <w:rFonts w:ascii="Tahoma" w:hAnsi="Tahoma" w:cs="Tahoma"/>
                 <w:b w:val="0"/>
@@ -3226,6 +4148,7 @@
               </w:tabs>
               <w:spacing w:before="60" w:after="60"/>
               <w:ind w:left="206" w:hanging="206"/>
+              <w:jc w:val="both"/>
               <w:rPr>
                 <w:rFonts w:ascii="Tahoma" w:hAnsi="Tahoma" w:cs="Tahoma"/>
                 <w:b w:val="0"/>
@@ -3254,6 +4177,7 @@
               </w:tabs>
               <w:spacing w:before="60" w:after="60"/>
               <w:ind w:left="425" w:hanging="425"/>
+              <w:jc w:val="both"/>
               <w:rPr>
                 <w:rFonts w:ascii="Tahoma" w:hAnsi="Tahoma" w:cs="Tahoma"/>
                 <w:b w:val="0"/>
@@ -3306,6 +4230,7 @@
               </w:tabs>
               <w:spacing w:before="60" w:after="60"/>
               <w:ind w:left="206" w:hanging="206"/>
+              <w:jc w:val="both"/>
               <w:rPr>
                 <w:rFonts w:ascii="Tahoma" w:hAnsi="Tahoma" w:cs="Tahoma"/>
                 <w:b w:val="0"/>
@@ -3334,6 +4259,7 @@
               </w:tabs>
               <w:spacing w:before="60" w:after="60"/>
               <w:ind w:left="850" w:hanging="425"/>
+              <w:jc w:val="both"/>
               <w:rPr>
                 <w:rFonts w:ascii="Tahoma" w:hAnsi="Tahoma" w:cs="Tahoma"/>
                 <w:b w:val="0"/>
@@ -3386,6 +4312,7 @@
               </w:tabs>
               <w:spacing w:before="60" w:after="60"/>
               <w:ind w:left="206" w:hanging="206"/>
+              <w:jc w:val="both"/>
               <w:rPr>
                 <w:rFonts w:ascii="Tahoma" w:hAnsi="Tahoma" w:cs="Tahoma"/>
                 <w:b w:val="0"/>
@@ -3414,6 +4341,7 @@
               </w:tabs>
               <w:spacing w:before="60" w:after="60"/>
               <w:ind w:left="206" w:hanging="206"/>
+              <w:jc w:val="both"/>
               <w:rPr>
                 <w:rFonts w:ascii="Tahoma" w:hAnsi="Tahoma" w:cs="Tahoma"/>
                 <w:b w:val="0"/>
@@ -3435,6 +4363,7 @@
               <w:t>{/</w:t>
             </w:r>
             <w:proofErr w:type="spellStart"/>
+            <w:proofErr w:type="gramStart"/>
             <w:r>
               <w:rPr>
                 <w:rFonts w:ascii="Tahoma" w:hAnsi="Tahoma" w:cs="Tahoma"/>
@@ -3466,7 +4395,18 @@
                 <w:sz w:val="22"/>
                 <w:szCs w:val="22"/>
               </w:rPr>
-              <w:t>{/</w:t>
+              <w:t>{</w:t>
+            </w:r>
+            <w:proofErr w:type="gramEnd"/>
+            <w:r>
+              <w:rPr>
+                <w:rFonts w:ascii="Tahoma" w:hAnsi="Tahoma" w:cs="Tahoma"/>
+                <w:b w:val="0"/>
+                <w:color w:val="auto"/>
+                <w:sz w:val="22"/>
+                <w:szCs w:val="22"/>
+              </w:rPr>
+              <w:t>/</w:t>
             </w:r>
             <w:proofErr w:type="spellStart"/>
             <w:r>
@@ -3518,29 +4458,42 @@
       <w:pPr>
         <w:pStyle w:val="NormalWeb"/>
         <w:keepNext/>
-        <w:numPr>
-          <w:ilvl w:val="0"/>
-          <w:numId w:val="2"/>
-        </w:numPr>
+        <w:tabs>
+          <w:tab w:val="left" w:pos="426"/>
+          <w:tab w:val="left" w:pos="3119"/>
+        </w:tabs>
         <w:spacing w:beforeLines="0" w:before="120" w:afterLines="0" w:after="120"/>
-        <w:ind w:left="425" w:hanging="425"/>
         <w:jc w:val="both"/>
         <w:rPr>
+          <w:rFonts w:eastAsia="Times New Roman"/>
+          <w:iCs/>
+          <w:lang w:eastAsia="id-ID"/>
+        </w:rPr>
+      </w:pPr>
+      <w:r>
+        <w:rPr>
+          <w:rStyle w:val="Strong"/>
           <w:rFonts w:ascii="Tahoma" w:hAnsi="Tahoma" w:cs="Tahoma"/>
+          <w:b w:val="0"/>
           <w:bCs/>
           <w:sz w:val="22"/>
           <w:szCs w:val="22"/>
+          <w:lang w:val="id-ID"/>
         </w:rPr>
-      </w:pPr>
+        <w:lastRenderedPageBreak/>
+        <w:t>6.</w:t>
+      </w:r>
       <w:r>
         <w:rPr>
+          <w:rStyle w:val="Strong"/>
           <w:rFonts w:ascii="Tahoma" w:hAnsi="Tahoma" w:cs="Tahoma"/>
+          <w:b w:val="0"/>
           <w:bCs/>
           <w:sz w:val="22"/>
           <w:szCs w:val="22"/>
+          <w:lang w:val="id-ID"/>
         </w:rPr>
-        <w:lastRenderedPageBreak/>
-        <w:t>TUGAS POKOK</w:t>
+        <w:tab/>
       </w:r>
       <w:r>
         <w:rPr>
@@ -3549,8 +4502,40 @@
           <w:sz w:val="22"/>
           <w:szCs w:val="22"/>
         </w:rPr>
-        <w:t xml:space="preserve"> :</w:t>
+        <w:t xml:space="preserve">TUGAS </w:t>
       </w:r>
+      <w:proofErr w:type="gramStart"/>
+      <w:r>
+        <w:rPr>
+          <w:rFonts w:ascii="Tahoma" w:hAnsi="Tahoma" w:cs="Tahoma"/>
+          <w:bCs/>
+          <w:sz w:val="22"/>
+          <w:szCs w:val="22"/>
+        </w:rPr>
+        <w:t>POKOK</w:t>
+      </w:r>
+      <w:r>
+        <w:rPr>
+          <w:rFonts w:ascii="Tahoma" w:hAnsi="Tahoma" w:cs="Tahoma"/>
+          <w:bCs/>
+          <w:sz w:val="22"/>
+          <w:szCs w:val="22"/>
+        </w:rPr>
+        <w:t xml:space="preserve"> </w:t>
+      </w:r>
+      <w:r>
+        <w:rPr>
+          <w:rStyle w:val="Strong"/>
+          <w:rFonts w:ascii="Tahoma" w:hAnsi="Tahoma" w:cs="Tahoma"/>
+          <w:b w:val="0"/>
+          <w:bCs/>
+          <w:sz w:val="22"/>
+          <w:szCs w:val="22"/>
+          <w:lang w:val="id-ID"/>
+        </w:rPr>
+        <w:t>:</w:t>
+      </w:r>
+      <w:proofErr w:type="gramEnd"/>
     </w:p>
     <w:tbl>
       <w:tblPr>
@@ -4974,7 +5959,19 @@
                 <w:szCs w:val="22"/>
                 <w:lang w:val="en-ID"/>
               </w:rPr>
-              <w:t>kebutuhan_pegawai</w:t>
+              <w:t>kebutuhan_</w:t>
+            </w:r>
+            <w:proofErr w:type="gramStart"/>
+            <w:r>
+              <w:rPr>
+                <w:rFonts w:ascii="Tahoma" w:eastAsia="Tahoma" w:hAnsi="Tahoma" w:cs="Tahoma"/>
+                <w:b w:val="0"/>
+                <w:bCs/>
+                <w:sz w:val="22"/>
+                <w:szCs w:val="22"/>
+                <w:lang w:val="en-ID"/>
+              </w:rPr>
+              <w:t>pegawai</w:t>
             </w:r>
             <w:proofErr w:type="spellEnd"/>
             <w:r>
@@ -4986,7 +5983,19 @@
                 <w:szCs w:val="22"/>
                 <w:lang w:val="en-ID"/>
               </w:rPr>
-              <w:t>}{/</w:t>
+              <w:t>}{</w:t>
+            </w:r>
+            <w:proofErr w:type="gramEnd"/>
+            <w:r>
+              <w:rPr>
+                <w:rFonts w:ascii="Tahoma" w:eastAsia="Tahoma" w:hAnsi="Tahoma" w:cs="Tahoma"/>
+                <w:b w:val="0"/>
+                <w:bCs/>
+                <w:sz w:val="22"/>
+                <w:szCs w:val="22"/>
+                <w:lang w:val="en-ID"/>
+              </w:rPr>
+              <w:t>/</w:t>
             </w:r>
             <w:proofErr w:type="spellStart"/>
             <w:r>
@@ -5235,30 +6244,42 @@
       <w:pPr>
         <w:pStyle w:val="NormalWeb"/>
         <w:keepNext/>
-        <w:numPr>
-          <w:ilvl w:val="0"/>
-          <w:numId w:val="2"/>
-        </w:numPr>
+        <w:tabs>
+          <w:tab w:val="left" w:pos="426"/>
+          <w:tab w:val="left" w:pos="3119"/>
+        </w:tabs>
         <w:spacing w:beforeLines="0" w:before="120" w:afterLines="0" w:after="120"/>
-        <w:ind w:left="425" w:hanging="425"/>
         <w:jc w:val="both"/>
         <w:rPr>
+          <w:rFonts w:eastAsia="Times New Roman"/>
+          <w:iCs/>
+          <w:lang w:eastAsia="id-ID"/>
+        </w:rPr>
+      </w:pPr>
+      <w:r>
+        <w:rPr>
+          <w:rStyle w:val="Strong"/>
           <w:rFonts w:ascii="Tahoma" w:hAnsi="Tahoma" w:cs="Tahoma"/>
+          <w:b w:val="0"/>
           <w:bCs/>
           <w:sz w:val="22"/>
           <w:szCs w:val="22"/>
           <w:lang w:val="id-ID"/>
         </w:rPr>
-      </w:pPr>
+        <w:lastRenderedPageBreak/>
+        <w:t>7.</w:t>
+      </w:r>
       <w:r>
         <w:rPr>
+          <w:rStyle w:val="Strong"/>
           <w:rFonts w:ascii="Tahoma" w:hAnsi="Tahoma" w:cs="Tahoma"/>
+          <w:b w:val="0"/>
           <w:bCs/>
           <w:sz w:val="22"/>
           <w:szCs w:val="22"/>
+          <w:lang w:val="id-ID"/>
         </w:rPr>
-        <w:lastRenderedPageBreak/>
-        <w:t>HASIL KERJA</w:t>
+        <w:tab/>
       </w:r>
       <w:r>
         <w:rPr>
@@ -5267,8 +6288,40 @@
           <w:sz w:val="22"/>
           <w:szCs w:val="22"/>
         </w:rPr>
-        <w:t xml:space="preserve"> :</w:t>
+        <w:t xml:space="preserve">HASIL </w:t>
       </w:r>
+      <w:proofErr w:type="gramStart"/>
+      <w:r>
+        <w:rPr>
+          <w:rFonts w:ascii="Tahoma" w:hAnsi="Tahoma" w:cs="Tahoma"/>
+          <w:bCs/>
+          <w:sz w:val="22"/>
+          <w:szCs w:val="22"/>
+        </w:rPr>
+        <w:t>KERJA</w:t>
+      </w:r>
+      <w:r>
+        <w:rPr>
+          <w:rFonts w:ascii="Tahoma" w:hAnsi="Tahoma" w:cs="Tahoma"/>
+          <w:bCs/>
+          <w:sz w:val="22"/>
+          <w:szCs w:val="22"/>
+        </w:rPr>
+        <w:t xml:space="preserve"> </w:t>
+      </w:r>
+      <w:r>
+        <w:rPr>
+          <w:rStyle w:val="Strong"/>
+          <w:rFonts w:ascii="Tahoma" w:hAnsi="Tahoma" w:cs="Tahoma"/>
+          <w:b w:val="0"/>
+          <w:bCs/>
+          <w:sz w:val="22"/>
+          <w:szCs w:val="22"/>
+          <w:lang w:val="id-ID"/>
+        </w:rPr>
+        <w:t>:</w:t>
+      </w:r>
+      <w:proofErr w:type="gramEnd"/>
     </w:p>
     <w:p>
       <w:pPr>
@@ -5416,7 +6469,23 @@
                 <w:rFonts w:ascii="Tahoma" w:hAnsi="Tahoma" w:cs="Tahoma"/>
                 <w:bCs/>
               </w:rPr>
-              <w:t>{#hasil_kerja}{no}.</w:t>
+              <w:t>{#hasil_</w:t>
+            </w:r>
+            <w:proofErr w:type="gramStart"/>
+            <w:r>
+              <w:rPr>
+                <w:rFonts w:ascii="Tahoma" w:hAnsi="Tahoma" w:cs="Tahoma"/>
+                <w:bCs/>
+              </w:rPr>
+              <w:t>kerja}{</w:t>
+            </w:r>
+            <w:proofErr w:type="gramEnd"/>
+            <w:r>
+              <w:rPr>
+                <w:rFonts w:ascii="Tahoma" w:hAnsi="Tahoma" w:cs="Tahoma"/>
+                <w:bCs/>
+              </w:rPr>
+              <w:t>no}.</w:t>
             </w:r>
           </w:p>
         </w:tc>
@@ -6136,6 +7205,7 @@
               <w:t>{/</w:t>
             </w:r>
             <w:proofErr w:type="spellStart"/>
+            <w:proofErr w:type="gramStart"/>
             <w:r>
               <w:rPr>
                 <w:rFonts w:ascii="Tahoma" w:eastAsia="Tahoma" w:hAnsi="Tahoma" w:cs="Tahoma"/>
@@ -6157,7 +7227,19 @@
                 <w:szCs w:val="22"/>
                 <w:lang w:val="en-ID"/>
               </w:rPr>
-              <w:t>}{/</w:t>
+              <w:t>}{</w:t>
+            </w:r>
+            <w:proofErr w:type="gramEnd"/>
+            <w:r>
+              <w:rPr>
+                <w:rFonts w:ascii="Tahoma" w:eastAsia="Tahoma" w:hAnsi="Tahoma" w:cs="Tahoma"/>
+                <w:b w:val="0"/>
+                <w:bCs/>
+                <w:sz w:val="22"/>
+                <w:szCs w:val="22"/>
+                <w:lang w:val="en-ID"/>
+              </w:rPr>
+              <w:t>/</w:t>
             </w:r>
             <w:proofErr w:type="spellStart"/>
             <w:r>
@@ -6355,7 +7437,23 @@
                 <w:rFonts w:ascii="Tahoma" w:hAnsi="Tahoma" w:cs="Tahoma"/>
                 <w:bCs/>
               </w:rPr>
-              <w:t>{#hasil_kerja}{no}.</w:t>
+              <w:t>{#hasil_</w:t>
+            </w:r>
+            <w:proofErr w:type="gramStart"/>
+            <w:r>
+              <w:rPr>
+                <w:rFonts w:ascii="Tahoma" w:hAnsi="Tahoma" w:cs="Tahoma"/>
+                <w:bCs/>
+              </w:rPr>
+              <w:t>kerja}{</w:t>
+            </w:r>
+            <w:proofErr w:type="gramEnd"/>
+            <w:r>
+              <w:rPr>
+                <w:rFonts w:ascii="Tahoma" w:hAnsi="Tahoma" w:cs="Tahoma"/>
+                <w:bCs/>
+              </w:rPr>
+              <w:t>no}.</w:t>
             </w:r>
           </w:p>
         </w:tc>
@@ -6821,6 +7919,7 @@
               <w:t>{/</w:t>
             </w:r>
             <w:proofErr w:type="spellStart"/>
+            <w:proofErr w:type="gramStart"/>
             <w:r>
               <w:rPr>
                 <w:rFonts w:ascii="Tahoma" w:hAnsi="Tahoma" w:cs="Tahoma"/>
@@ -6843,7 +7942,19 @@
                 <w:szCs w:val="22"/>
                 <w:lang w:val="en-ID"/>
               </w:rPr>
-              <w:t>}{/</w:t>
+              <w:t>}{</w:t>
+            </w:r>
+            <w:proofErr w:type="gramEnd"/>
+            <w:r>
+              <w:rPr>
+                <w:rFonts w:ascii="Tahoma" w:eastAsia="Tahoma" w:hAnsi="Tahoma" w:cs="Tahoma"/>
+                <w:b w:val="0"/>
+                <w:bCs/>
+                <w:sz w:val="22"/>
+                <w:szCs w:val="22"/>
+                <w:lang w:val="en-ID"/>
+              </w:rPr>
+              <w:t>/</w:t>
             </w:r>
             <w:proofErr w:type="spellStart"/>
             <w:r>
@@ -6923,21 +8034,42 @@
       <w:pPr>
         <w:pStyle w:val="NormalWeb"/>
         <w:keepNext/>
-        <w:numPr>
-          <w:ilvl w:val="0"/>
-          <w:numId w:val="2"/>
-        </w:numPr>
+        <w:tabs>
+          <w:tab w:val="left" w:pos="426"/>
+          <w:tab w:val="left" w:pos="3119"/>
+        </w:tabs>
         <w:spacing w:beforeLines="0" w:before="120" w:afterLines="0" w:after="120"/>
-        <w:ind w:left="425" w:hanging="425"/>
         <w:jc w:val="both"/>
         <w:rPr>
+          <w:rFonts w:eastAsia="Times New Roman"/>
+          <w:iCs/>
+          <w:lang w:eastAsia="id-ID"/>
+        </w:rPr>
+      </w:pPr>
+      <w:r>
+        <w:rPr>
+          <w:rStyle w:val="Strong"/>
           <w:rFonts w:ascii="Tahoma" w:hAnsi="Tahoma" w:cs="Tahoma"/>
+          <w:b w:val="0"/>
           <w:bCs/>
           <w:sz w:val="22"/>
           <w:szCs w:val="22"/>
           <w:lang w:val="id-ID"/>
         </w:rPr>
-      </w:pPr>
+        <w:t>8.</w:t>
+      </w:r>
+      <w:r>
+        <w:rPr>
+          <w:rStyle w:val="Strong"/>
+          <w:rFonts w:ascii="Tahoma" w:hAnsi="Tahoma" w:cs="Tahoma"/>
+          <w:b w:val="0"/>
+          <w:bCs/>
+          <w:sz w:val="22"/>
+          <w:szCs w:val="22"/>
+          <w:lang w:val="id-ID"/>
+        </w:rPr>
+        <w:tab/>
+      </w:r>
       <w:r>
         <w:rPr>
           <w:rFonts w:ascii="Tahoma" w:hAnsi="Tahoma" w:cs="Tahoma"/>
@@ -6946,7 +8078,28 @@
           <w:szCs w:val="22"/>
           <w:lang w:val="id-ID"/>
         </w:rPr>
-        <w:t>BAHAN KERJA :</w:t>
+        <w:t>BAHAN KERJA</w:t>
+      </w:r>
+      <w:r>
+        <w:rPr>
+          <w:rFonts w:ascii="Tahoma" w:hAnsi="Tahoma" w:cs="Tahoma"/>
+          <w:bCs/>
+          <w:sz w:val="22"/>
+          <w:szCs w:val="22"/>
+        </w:rPr>
+        <w:t xml:space="preserve"> </w:t>
+      </w:r>
+      <w:r>
+        <w:rPr>
+          <w:rStyle w:val="Strong"/>
+          <w:rFonts w:ascii="Tahoma" w:hAnsi="Tahoma" w:cs="Tahoma"/>
+          <w:b w:val="0"/>
+          <w:bCs/>
+          <w:sz w:val="22"/>
+          <w:szCs w:val="22"/>
+          <w:lang w:val="id-ID"/>
+        </w:rPr>
+        <w:t>:</w:t>
       </w:r>
     </w:p>
     <w:tbl>
@@ -7094,7 +8247,23 @@
                 <w:rFonts w:ascii="Tahoma" w:hAnsi="Tahoma" w:cs="Tahoma"/>
                 <w:bCs/>
               </w:rPr>
-              <w:t>_kerja}{no}.</w:t>
+              <w:t>_</w:t>
+            </w:r>
+            <w:proofErr w:type="gramStart"/>
+            <w:r>
+              <w:rPr>
+                <w:rFonts w:ascii="Tahoma" w:hAnsi="Tahoma" w:cs="Tahoma"/>
+                <w:bCs/>
+              </w:rPr>
+              <w:t>kerja}{</w:t>
+            </w:r>
+            <w:proofErr w:type="gramEnd"/>
+            <w:r>
+              <w:rPr>
+                <w:rFonts w:ascii="Tahoma" w:hAnsi="Tahoma" w:cs="Tahoma"/>
+                <w:bCs/>
+              </w:rPr>
+              <w:t>no}.</w:t>
             </w:r>
           </w:p>
         </w:tc>
@@ -7608,6 +8777,7 @@
               <w:t>{/</w:t>
             </w:r>
             <w:proofErr w:type="spellStart"/>
+            <w:proofErr w:type="gramStart"/>
             <w:r>
               <w:rPr>
                 <w:rFonts w:ascii="Tahoma" w:hAnsi="Tahoma" w:cs="Tahoma"/>
@@ -7629,7 +8799,19 @@
                 <w:szCs w:val="22"/>
                 <w:lang w:val="en-ID"/>
               </w:rPr>
-              <w:t>}{/</w:t>
+              <w:t>}{</w:t>
+            </w:r>
+            <w:proofErr w:type="gramEnd"/>
+            <w:r>
+              <w:rPr>
+                <w:rFonts w:ascii="Tahoma" w:hAnsi="Tahoma" w:cs="Tahoma"/>
+                <w:b w:val="0"/>
+                <w:bCs/>
+                <w:sz w:val="22"/>
+                <w:szCs w:val="22"/>
+                <w:lang w:val="en-ID"/>
+              </w:rPr>
+              <w:t>/</w:t>
             </w:r>
             <w:proofErr w:type="spellStart"/>
             <w:r>
@@ -7678,29 +8860,41 @@
       <w:pPr>
         <w:pStyle w:val="NormalWeb"/>
         <w:keepNext/>
-        <w:numPr>
-          <w:ilvl w:val="0"/>
-          <w:numId w:val="2"/>
-        </w:numPr>
+        <w:tabs>
+          <w:tab w:val="left" w:pos="426"/>
+          <w:tab w:val="left" w:pos="3119"/>
+        </w:tabs>
         <w:spacing w:beforeLines="0" w:before="120" w:afterLines="0" w:after="120"/>
-        <w:ind w:left="425" w:hanging="425"/>
         <w:jc w:val="both"/>
         <w:rPr>
+          <w:rFonts w:eastAsia="Times New Roman"/>
+          <w:iCs/>
+          <w:lang w:eastAsia="id-ID"/>
+        </w:rPr>
+      </w:pPr>
+      <w:r>
+        <w:rPr>
+          <w:rStyle w:val="Strong"/>
           <w:rFonts w:ascii="Tahoma" w:hAnsi="Tahoma" w:cs="Tahoma"/>
+          <w:b w:val="0"/>
           <w:bCs/>
           <w:sz w:val="22"/>
           <w:szCs w:val="22"/>
           <w:lang w:val="id-ID"/>
         </w:rPr>
-      </w:pPr>
+        <w:t>9.</w:t>
+      </w:r>
       <w:r>
         <w:rPr>
+          <w:rStyle w:val="Strong"/>
           <w:rFonts w:ascii="Tahoma" w:hAnsi="Tahoma" w:cs="Tahoma"/>
+          <w:b w:val="0"/>
           <w:bCs/>
           <w:sz w:val="22"/>
           <w:szCs w:val="22"/>
+          <w:lang w:val="id-ID"/>
         </w:rPr>
-        <w:t>PERAN</w:t>
+        <w:tab/>
       </w:r>
       <w:r>
         <w:rPr>
@@ -7709,8 +8903,9 @@
           <w:sz w:val="22"/>
           <w:szCs w:val="22"/>
         </w:rPr>
-        <w:t>GKAT</w:t>
+        <w:t xml:space="preserve">PERANGKAT </w:t>
       </w:r>
+      <w:proofErr w:type="gramStart"/>
       <w:r>
         <w:rPr>
           <w:rFonts w:ascii="Tahoma" w:hAnsi="Tahoma" w:cs="Tahoma"/>
@@ -7718,7 +8913,7 @@
           <w:sz w:val="22"/>
           <w:szCs w:val="22"/>
         </w:rPr>
-        <w:t xml:space="preserve"> KERJA</w:t>
+        <w:t>KERJA</w:t>
       </w:r>
       <w:r>
         <w:rPr>
@@ -7731,7 +8926,9 @@
       </w:r>
       <w:r>
         <w:rPr>
+          <w:rStyle w:val="Strong"/>
           <w:rFonts w:ascii="Tahoma" w:hAnsi="Tahoma" w:cs="Tahoma"/>
+          <w:b w:val="0"/>
           <w:bCs/>
           <w:sz w:val="22"/>
           <w:szCs w:val="22"/>
@@ -7739,6 +8936,7 @@
         </w:rPr>
         <w:t>:</w:t>
       </w:r>
+      <w:proofErr w:type="gramEnd"/>
     </w:p>
     <w:tbl>
       <w:tblPr>
@@ -7906,7 +9104,23 @@
                 <w:rFonts w:ascii="Tahoma" w:hAnsi="Tahoma" w:cs="Tahoma"/>
                 <w:bCs/>
               </w:rPr>
-              <w:t>_kerja}{no}.</w:t>
+              <w:t>_</w:t>
+            </w:r>
+            <w:proofErr w:type="gramStart"/>
+            <w:r>
+              <w:rPr>
+                <w:rFonts w:ascii="Tahoma" w:hAnsi="Tahoma" w:cs="Tahoma"/>
+                <w:bCs/>
+              </w:rPr>
+              <w:t>kerja}{</w:t>
+            </w:r>
+            <w:proofErr w:type="gramEnd"/>
+            <w:r>
+              <w:rPr>
+                <w:rFonts w:ascii="Tahoma" w:hAnsi="Tahoma" w:cs="Tahoma"/>
+                <w:bCs/>
+              </w:rPr>
+              <w:t>no}.</w:t>
             </w:r>
           </w:p>
         </w:tc>
@@ -8483,6 +9697,7 @@
               <w:t>{/</w:t>
             </w:r>
             <w:proofErr w:type="spellStart"/>
+            <w:proofErr w:type="gramStart"/>
             <w:r>
               <w:rPr>
                 <w:rFonts w:ascii="Tahoma" w:hAnsi="Tahoma" w:cs="Tahoma"/>
@@ -8504,7 +9719,19 @@
                 <w:szCs w:val="22"/>
                 <w:lang w:val="en-ID"/>
               </w:rPr>
-              <w:t>}{/</w:t>
+              <w:t>}{</w:t>
+            </w:r>
+            <w:proofErr w:type="gramEnd"/>
+            <w:r>
+              <w:rPr>
+                <w:rFonts w:ascii="Tahoma" w:hAnsi="Tahoma" w:cs="Tahoma"/>
+                <w:b w:val="0"/>
+                <w:bCs/>
+                <w:sz w:val="22"/>
+                <w:szCs w:val="22"/>
+                <w:lang w:val="en-ID"/>
+              </w:rPr>
+              <w:t>/</w:t>
             </w:r>
             <w:proofErr w:type="spellStart"/>
             <w:r>
@@ -8563,21 +9790,42 @@
       <w:pPr>
         <w:pStyle w:val="NormalWeb"/>
         <w:keepNext/>
-        <w:numPr>
-          <w:ilvl w:val="0"/>
-          <w:numId w:val="2"/>
-        </w:numPr>
+        <w:tabs>
+          <w:tab w:val="left" w:pos="426"/>
+          <w:tab w:val="left" w:pos="3119"/>
+        </w:tabs>
         <w:spacing w:beforeLines="0" w:before="120" w:afterLines="0" w:after="120"/>
-        <w:ind w:left="425" w:hanging="425"/>
         <w:jc w:val="both"/>
         <w:rPr>
+          <w:rFonts w:eastAsia="Times New Roman"/>
+          <w:iCs/>
+          <w:lang w:eastAsia="id-ID"/>
+        </w:rPr>
+      </w:pPr>
+      <w:r>
+        <w:rPr>
+          <w:rStyle w:val="Strong"/>
           <w:rFonts w:ascii="Tahoma" w:hAnsi="Tahoma" w:cs="Tahoma"/>
+          <w:b w:val="0"/>
           <w:bCs/>
           <w:sz w:val="22"/>
           <w:szCs w:val="22"/>
           <w:lang w:val="id-ID"/>
         </w:rPr>
-      </w:pPr>
+        <w:t>10.</w:t>
+      </w:r>
+      <w:r>
+        <w:rPr>
+          <w:rStyle w:val="Strong"/>
+          <w:rFonts w:ascii="Tahoma" w:hAnsi="Tahoma" w:cs="Tahoma"/>
+          <w:b w:val="0"/>
+          <w:bCs/>
+          <w:sz w:val="22"/>
+          <w:szCs w:val="22"/>
+          <w:lang w:val="id-ID"/>
+        </w:rPr>
+        <w:tab/>
+      </w:r>
       <w:r>
         <w:rPr>
           <w:rFonts w:ascii="Tahoma" w:hAnsi="Tahoma" w:cs="Tahoma"/>
@@ -8594,12 +9842,15 @@
           <w:bCs/>
           <w:sz w:val="22"/>
           <w:szCs w:val="22"/>
+          <w:lang w:val="id-ID"/>
         </w:rPr>
         <w:t xml:space="preserve"> </w:t>
       </w:r>
       <w:r>
         <w:rPr>
+          <w:rStyle w:val="Strong"/>
           <w:rFonts w:ascii="Tahoma" w:hAnsi="Tahoma" w:cs="Tahoma"/>
+          <w:b w:val="0"/>
           <w:bCs/>
           <w:sz w:val="22"/>
           <w:szCs w:val="22"/>
@@ -8722,6 +9973,7 @@
               </w:rPr>
               <w:t>_</w:t>
             </w:r>
+            <w:proofErr w:type="gramStart"/>
             <w:r>
               <w:rPr>
                 <w:rFonts w:ascii="Tahoma" w:hAnsi="Tahoma" w:cs="Tahoma"/>
@@ -8734,7 +9986,15 @@
                 <w:rFonts w:ascii="Tahoma" w:hAnsi="Tahoma" w:cs="Tahoma"/>
                 <w:bCs/>
               </w:rPr>
-              <w:t>}{no}.</w:t>
+              <w:t>}{</w:t>
+            </w:r>
+            <w:proofErr w:type="gramEnd"/>
+            <w:r>
+              <w:rPr>
+                <w:rFonts w:ascii="Tahoma" w:hAnsi="Tahoma" w:cs="Tahoma"/>
+                <w:bCs/>
+              </w:rPr>
+              <w:t>no}.</w:t>
             </w:r>
           </w:p>
         </w:tc>
@@ -8842,21 +10102,42 @@
       <w:pPr>
         <w:pStyle w:val="NormalWeb"/>
         <w:keepNext/>
-        <w:numPr>
-          <w:ilvl w:val="0"/>
-          <w:numId w:val="2"/>
-        </w:numPr>
+        <w:tabs>
+          <w:tab w:val="left" w:pos="426"/>
+          <w:tab w:val="left" w:pos="3119"/>
+        </w:tabs>
         <w:spacing w:beforeLines="0" w:before="120" w:afterLines="0" w:after="120"/>
-        <w:ind w:left="425" w:hanging="425"/>
         <w:jc w:val="both"/>
         <w:rPr>
+          <w:rFonts w:eastAsia="Times New Roman"/>
+          <w:iCs/>
+          <w:lang w:eastAsia="id-ID"/>
+        </w:rPr>
+      </w:pPr>
+      <w:r>
+        <w:rPr>
+          <w:rStyle w:val="Strong"/>
           <w:rFonts w:ascii="Tahoma" w:hAnsi="Tahoma" w:cs="Tahoma"/>
+          <w:b w:val="0"/>
           <w:bCs/>
           <w:sz w:val="22"/>
           <w:szCs w:val="22"/>
           <w:lang w:val="id-ID"/>
         </w:rPr>
-      </w:pPr>
+        <w:t>11.</w:t>
+      </w:r>
+      <w:r>
+        <w:rPr>
+          <w:rStyle w:val="Strong"/>
+          <w:rFonts w:ascii="Tahoma" w:hAnsi="Tahoma" w:cs="Tahoma"/>
+          <w:b w:val="0"/>
+          <w:bCs/>
+          <w:sz w:val="22"/>
+          <w:szCs w:val="22"/>
+          <w:lang w:val="id-ID"/>
+        </w:rPr>
+        <w:tab/>
+      </w:r>
       <w:r>
         <w:rPr>
           <w:rFonts w:ascii="Tahoma" w:hAnsi="Tahoma" w:cs="Tahoma"/>
@@ -8873,12 +10154,15 @@
           <w:bCs/>
           <w:sz w:val="22"/>
           <w:szCs w:val="22"/>
+          <w:lang w:val="id-ID"/>
         </w:rPr>
         <w:t xml:space="preserve"> </w:t>
       </w:r>
       <w:r>
         <w:rPr>
+          <w:rStyle w:val="Strong"/>
           <w:rFonts w:ascii="Tahoma" w:hAnsi="Tahoma" w:cs="Tahoma"/>
+          <w:b w:val="0"/>
           <w:bCs/>
           <w:sz w:val="22"/>
           <w:szCs w:val="22"/>
@@ -8987,6 +10271,7 @@
               </w:rPr>
               <w:t>{#</w:t>
             </w:r>
+            <w:proofErr w:type="gramStart"/>
             <w:r>
               <w:rPr>
                 <w:rFonts w:ascii="Tahoma" w:hAnsi="Tahoma" w:cs="Tahoma"/>
@@ -8999,7 +10284,15 @@
                 <w:rFonts w:ascii="Tahoma" w:hAnsi="Tahoma" w:cs="Tahoma"/>
                 <w:bCs/>
               </w:rPr>
-              <w:t>}{no}.</w:t>
+              <w:t>}{</w:t>
+            </w:r>
+            <w:proofErr w:type="gramEnd"/>
+            <w:r>
+              <w:rPr>
+                <w:rFonts w:ascii="Tahoma" w:hAnsi="Tahoma" w:cs="Tahoma"/>
+                <w:bCs/>
+              </w:rPr>
+              <w:t>no}.</w:t>
             </w:r>
           </w:p>
         </w:tc>
@@ -9105,22 +10398,43 @@
     <w:p>
       <w:pPr>
         <w:pStyle w:val="NormalWeb"/>
-        <w:numPr>
-          <w:ilvl w:val="0"/>
-          <w:numId w:val="2"/>
-        </w:numPr>
+        <w:keepNext/>
+        <w:tabs>
+          <w:tab w:val="left" w:pos="426"/>
+          <w:tab w:val="left" w:pos="3119"/>
+        </w:tabs>
         <w:spacing w:beforeLines="0" w:before="120" w:afterLines="0" w:after="120"/>
-        <w:ind w:left="426" w:hanging="426"/>
         <w:jc w:val="both"/>
         <w:rPr>
+          <w:rFonts w:eastAsia="Times New Roman"/>
+          <w:iCs/>
+          <w:lang w:eastAsia="id-ID"/>
+        </w:rPr>
+      </w:pPr>
+      <w:r>
+        <w:rPr>
+          <w:rStyle w:val="Strong"/>
           <w:rFonts w:ascii="Tahoma" w:hAnsi="Tahoma" w:cs="Tahoma"/>
+          <w:b w:val="0"/>
           <w:bCs/>
-          <w:color w:val="C00000"/>
           <w:sz w:val="22"/>
           <w:szCs w:val="22"/>
           <w:lang w:val="id-ID"/>
         </w:rPr>
-      </w:pPr>
+        <w:t>12.</w:t>
+      </w:r>
+      <w:r>
+        <w:rPr>
+          <w:rStyle w:val="Strong"/>
+          <w:rFonts w:ascii="Tahoma" w:hAnsi="Tahoma" w:cs="Tahoma"/>
+          <w:b w:val="0"/>
+          <w:bCs/>
+          <w:sz w:val="22"/>
+          <w:szCs w:val="22"/>
+          <w:lang w:val="id-ID"/>
+        </w:rPr>
+        <w:tab/>
+      </w:r>
       <w:r>
         <w:rPr>
           <w:rFonts w:ascii="Tahoma" w:hAnsi="Tahoma" w:cs="Tahoma"/>
@@ -9137,12 +10451,15 @@
           <w:bCs/>
           <w:sz w:val="22"/>
           <w:szCs w:val="22"/>
+          <w:lang w:val="id-ID"/>
         </w:rPr>
         <w:t xml:space="preserve"> </w:t>
       </w:r>
       <w:r>
         <w:rPr>
+          <w:rStyle w:val="Strong"/>
           <w:rFonts w:ascii="Tahoma" w:hAnsi="Tahoma" w:cs="Tahoma"/>
+          <w:b w:val="0"/>
           <w:bCs/>
           <w:sz w:val="22"/>
           <w:szCs w:val="22"/>
@@ -9306,6 +10623,7 @@
               </w:rPr>
               <w:t>{#</w:t>
             </w:r>
+            <w:proofErr w:type="gramStart"/>
             <w:r>
               <w:rPr>
                 <w:rFonts w:ascii="Tahoma" w:hAnsi="Tahoma" w:cs="Tahoma"/>
@@ -9318,7 +10636,15 @@
                 <w:rFonts w:ascii="Tahoma" w:hAnsi="Tahoma" w:cs="Tahoma"/>
                 <w:bCs/>
               </w:rPr>
-              <w:t>}{no}.</w:t>
+              <w:t>}{</w:t>
+            </w:r>
+            <w:proofErr w:type="gramEnd"/>
+            <w:r>
+              <w:rPr>
+                <w:rFonts w:ascii="Tahoma" w:hAnsi="Tahoma" w:cs="Tahoma"/>
+                <w:bCs/>
+              </w:rPr>
+              <w:t>no}.</w:t>
             </w:r>
           </w:p>
         </w:tc>
@@ -9802,21 +11128,42 @@
       <w:pPr>
         <w:pStyle w:val="NormalWeb"/>
         <w:keepNext/>
-        <w:numPr>
-          <w:ilvl w:val="0"/>
-          <w:numId w:val="2"/>
-        </w:numPr>
+        <w:tabs>
+          <w:tab w:val="left" w:pos="426"/>
+          <w:tab w:val="left" w:pos="3119"/>
+        </w:tabs>
         <w:spacing w:beforeLines="0" w:before="120" w:afterLines="0" w:after="120"/>
-        <w:ind w:left="425" w:hanging="425"/>
         <w:jc w:val="both"/>
         <w:rPr>
+          <w:rFonts w:eastAsia="Times New Roman"/>
+          <w:iCs/>
+          <w:lang w:eastAsia="id-ID"/>
+        </w:rPr>
+      </w:pPr>
+      <w:r>
+        <w:rPr>
+          <w:rStyle w:val="Strong"/>
           <w:rFonts w:ascii="Tahoma" w:hAnsi="Tahoma" w:cs="Tahoma"/>
+          <w:b w:val="0"/>
           <w:bCs/>
           <w:sz w:val="22"/>
           <w:szCs w:val="22"/>
           <w:lang w:val="id-ID"/>
         </w:rPr>
-      </w:pPr>
+        <w:t>13.</w:t>
+      </w:r>
+      <w:r>
+        <w:rPr>
+          <w:rStyle w:val="Strong"/>
+          <w:rFonts w:ascii="Tahoma" w:hAnsi="Tahoma" w:cs="Tahoma"/>
+          <w:b w:val="0"/>
+          <w:bCs/>
+          <w:sz w:val="22"/>
+          <w:szCs w:val="22"/>
+          <w:lang w:val="id-ID"/>
+        </w:rPr>
+        <w:tab/>
+      </w:r>
       <w:r>
         <w:rPr>
           <w:rFonts w:ascii="Tahoma" w:hAnsi="Tahoma" w:cs="Tahoma"/>
@@ -9833,12 +11180,15 @@
           <w:bCs/>
           <w:sz w:val="22"/>
           <w:szCs w:val="22"/>
+          <w:lang w:val="id-ID"/>
         </w:rPr>
         <w:t xml:space="preserve"> </w:t>
       </w:r>
       <w:r>
         <w:rPr>
+          <w:rStyle w:val="Strong"/>
           <w:rFonts w:ascii="Tahoma" w:hAnsi="Tahoma" w:cs="Tahoma"/>
+          <w:b w:val="0"/>
           <w:bCs/>
           <w:sz w:val="22"/>
           <w:szCs w:val="22"/>
@@ -9973,6 +11323,7 @@
               </w:rPr>
               <w:t>{#</w:t>
             </w:r>
+            <w:proofErr w:type="gramStart"/>
             <w:r>
               <w:rPr>
                 <w:rFonts w:ascii="Tahoma" w:hAnsi="Tahoma" w:cs="Tahoma"/>
@@ -9985,7 +11336,15 @@
                 <w:rFonts w:ascii="Tahoma" w:hAnsi="Tahoma" w:cs="Tahoma"/>
                 <w:bCs/>
               </w:rPr>
-              <w:t>}{no}.</w:t>
+              <w:t>}{</w:t>
+            </w:r>
+            <w:proofErr w:type="gramEnd"/>
+            <w:r>
+              <w:rPr>
+                <w:rFonts w:ascii="Tahoma" w:hAnsi="Tahoma" w:cs="Tahoma"/>
+                <w:bCs/>
+              </w:rPr>
+              <w:t>no}.</w:t>
             </w:r>
           </w:p>
         </w:tc>
@@ -10147,21 +11506,42 @@
       <w:pPr>
         <w:pStyle w:val="NormalWeb"/>
         <w:keepNext/>
-        <w:numPr>
-          <w:ilvl w:val="0"/>
-          <w:numId w:val="2"/>
-        </w:numPr>
+        <w:tabs>
+          <w:tab w:val="left" w:pos="426"/>
+          <w:tab w:val="left" w:pos="3119"/>
+        </w:tabs>
         <w:spacing w:beforeLines="0" w:before="120" w:afterLines="0" w:after="120"/>
-        <w:ind w:left="425" w:hanging="425"/>
         <w:jc w:val="both"/>
         <w:rPr>
+          <w:rFonts w:eastAsia="Times New Roman"/>
+          <w:iCs/>
+          <w:lang w:eastAsia="id-ID"/>
+        </w:rPr>
+      </w:pPr>
+      <w:r>
+        <w:rPr>
+          <w:rStyle w:val="Strong"/>
           <w:rFonts w:ascii="Tahoma" w:hAnsi="Tahoma" w:cs="Tahoma"/>
+          <w:b w:val="0"/>
           <w:bCs/>
           <w:sz w:val="22"/>
           <w:szCs w:val="22"/>
           <w:lang w:val="id-ID"/>
         </w:rPr>
-      </w:pPr>
+        <w:t>14.</w:t>
+      </w:r>
+      <w:r>
+        <w:rPr>
+          <w:rStyle w:val="Strong"/>
+          <w:rFonts w:ascii="Tahoma" w:hAnsi="Tahoma" w:cs="Tahoma"/>
+          <w:b w:val="0"/>
+          <w:bCs/>
+          <w:sz w:val="22"/>
+          <w:szCs w:val="22"/>
+          <w:lang w:val="id-ID"/>
+        </w:rPr>
+        <w:tab/>
+      </w:r>
       <w:r>
         <w:rPr>
           <w:rFonts w:ascii="Tahoma" w:hAnsi="Tahoma" w:cs="Tahoma"/>
@@ -10189,7 +11569,7 @@
           <w:szCs w:val="22"/>
           <w:lang w:val="id-ID"/>
         </w:rPr>
-        <w:t xml:space="preserve">SIKO BAHAYA </w:t>
+        <w:t>SIKO BAHAYA</w:t>
       </w:r>
       <w:r>
         <w:rPr>
@@ -10199,7 +11579,19 @@
           <w:szCs w:val="22"/>
           <w:lang w:val="id-ID"/>
         </w:rPr>
-        <w:t xml:space="preserve">: </w:t>
+        <w:t xml:space="preserve"> </w:t>
+      </w:r>
+      <w:r>
+        <w:rPr>
+          <w:rStyle w:val="Strong"/>
+          <w:rFonts w:ascii="Tahoma" w:hAnsi="Tahoma" w:cs="Tahoma"/>
+          <w:b w:val="0"/>
+          <w:bCs/>
+          <w:sz w:val="22"/>
+          <w:szCs w:val="22"/>
+          <w:lang w:val="id-ID"/>
+        </w:rPr>
+        <w:t>:</w:t>
       </w:r>
     </w:p>
     <w:tbl>
@@ -10332,6 +11724,7 @@
               </w:rPr>
               <w:t>{#</w:t>
             </w:r>
+            <w:proofErr w:type="gramStart"/>
             <w:r>
               <w:rPr>
                 <w:rFonts w:ascii="Tahoma" w:hAnsi="Tahoma" w:cs="Tahoma"/>
@@ -10344,7 +11737,15 @@
                 <w:rFonts w:ascii="Tahoma" w:hAnsi="Tahoma" w:cs="Tahoma"/>
                 <w:bCs/>
               </w:rPr>
-              <w:t>}{no}.</w:t>
+              <w:t>}{</w:t>
+            </w:r>
+            <w:proofErr w:type="gramEnd"/>
+            <w:r>
+              <w:rPr>
+                <w:rFonts w:ascii="Tahoma" w:hAnsi="Tahoma" w:cs="Tahoma"/>
+                <w:bCs/>
+              </w:rPr>
+              <w:t>no}.</w:t>
             </w:r>
           </w:p>
         </w:tc>
@@ -10511,21 +11912,42 @@
       <w:pPr>
         <w:pStyle w:val="NormalWeb"/>
         <w:keepNext/>
-        <w:numPr>
-          <w:ilvl w:val="0"/>
-          <w:numId w:val="2"/>
-        </w:numPr>
+        <w:tabs>
+          <w:tab w:val="left" w:pos="426"/>
+          <w:tab w:val="left" w:pos="3119"/>
+        </w:tabs>
         <w:spacing w:beforeLines="0" w:before="120" w:afterLines="0" w:after="120"/>
-        <w:ind w:left="425" w:hanging="425"/>
         <w:jc w:val="both"/>
         <w:rPr>
+          <w:rFonts w:eastAsia="Times New Roman"/>
+          <w:iCs/>
+          <w:lang w:eastAsia="id-ID"/>
+        </w:rPr>
+      </w:pPr>
+      <w:r>
+        <w:rPr>
+          <w:rStyle w:val="Strong"/>
           <w:rFonts w:ascii="Tahoma" w:hAnsi="Tahoma" w:cs="Tahoma"/>
+          <w:b w:val="0"/>
           <w:bCs/>
           <w:sz w:val="22"/>
           <w:szCs w:val="22"/>
           <w:lang w:val="id-ID"/>
         </w:rPr>
-      </w:pPr>
+        <w:t>15.</w:t>
+      </w:r>
+      <w:r>
+        <w:rPr>
+          <w:rStyle w:val="Strong"/>
+          <w:rFonts w:ascii="Tahoma" w:hAnsi="Tahoma" w:cs="Tahoma"/>
+          <w:b w:val="0"/>
+          <w:bCs/>
+          <w:sz w:val="22"/>
+          <w:szCs w:val="22"/>
+          <w:lang w:val="id-ID"/>
+        </w:rPr>
+        <w:tab/>
+      </w:r>
       <w:r>
         <w:rPr>
           <w:rFonts w:ascii="Tahoma" w:hAnsi="Tahoma" w:cs="Tahoma"/>
@@ -10542,12 +11964,15 @@
           <w:bCs/>
           <w:sz w:val="22"/>
           <w:szCs w:val="22"/>
+          <w:lang w:val="id-ID"/>
         </w:rPr>
         <w:t xml:space="preserve"> </w:t>
       </w:r>
       <w:r>
         <w:rPr>
+          <w:rStyle w:val="Strong"/>
           <w:rFonts w:ascii="Tahoma" w:hAnsi="Tahoma" w:cs="Tahoma"/>
+          <w:b w:val="0"/>
           <w:bCs/>
           <w:sz w:val="22"/>
           <w:szCs w:val="22"/>
@@ -10563,10 +11988,10 @@
         <w:tblLook w:val="04A0" w:firstRow="1" w:lastRow="0" w:firstColumn="1" w:lastColumn="0" w:noHBand="0" w:noVBand="1"/>
       </w:tblPr>
       <w:tblGrid>
-        <w:gridCol w:w="426"/>
-        <w:gridCol w:w="3184"/>
-        <w:gridCol w:w="344"/>
-        <w:gridCol w:w="4890"/>
+        <w:gridCol w:w="424"/>
+        <w:gridCol w:w="3300"/>
+        <w:gridCol w:w="351"/>
+        <w:gridCol w:w="4769"/>
       </w:tblGrid>
       <w:tr>
         <w:tc>
@@ -10581,12 +12006,16 @@
               <w:rPr>
                 <w:rFonts w:ascii="Tahoma" w:hAnsi="Tahoma" w:cs="Tahoma"/>
                 <w:bCs/>
-              </w:rPr>
-            </w:pPr>
-            <w:r>
-              <w:rPr>
-                <w:rFonts w:ascii="Tahoma" w:hAnsi="Tahoma" w:cs="Tahoma"/>
-                <w:bCs/>
+                <w:sz w:val="22"/>
+                <w:szCs w:val="22"/>
+              </w:rPr>
+            </w:pPr>
+            <w:r>
+              <w:rPr>
+                <w:rFonts w:ascii="Tahoma" w:hAnsi="Tahoma" w:cs="Tahoma"/>
+                <w:bCs/>
+                <w:sz w:val="22"/>
+                <w:szCs w:val="22"/>
               </w:rPr>
               <w:t>a.</w:t>
             </w:r>
@@ -10603,24 +12032,49 @@
               <w:rPr>
                 <w:rFonts w:ascii="Tahoma" w:hAnsi="Tahoma" w:cs="Tahoma"/>
                 <w:bCs/>
-              </w:rPr>
-            </w:pPr>
-            <w:r>
-              <w:rPr>
-                <w:rFonts w:ascii="Tahoma" w:hAnsi="Tahoma" w:cs="Tahoma"/>
-                <w:bCs/>
-                <w:sz w:val="22"/>
-                <w:szCs w:val="22"/>
-                <w:lang w:val="en-ID"/>
-              </w:rPr>
-              <w:t>{#syarat_jabatan}</w:t>
-            </w:r>
-            <w:r>
-              <w:rPr>
-                <w:rFonts w:ascii="Tahoma" w:hAnsi="Tahoma" w:cs="Tahoma"/>
-                <w:bCs/>
-              </w:rPr>
-              <w:t xml:space="preserve">Keterampilan Kerja </w:t>
+                <w:sz w:val="22"/>
+                <w:szCs w:val="22"/>
+              </w:rPr>
+            </w:pPr>
+            <w:r>
+              <w:rPr>
+                <w:rFonts w:ascii="Tahoma" w:hAnsi="Tahoma" w:cs="Tahoma"/>
+                <w:bCs/>
+                <w:sz w:val="22"/>
+                <w:szCs w:val="22"/>
+                <w:lang w:val="en-ID"/>
+              </w:rPr>
+              <w:t>{#syarat_</w:t>
+            </w:r>
+            <w:proofErr w:type="gramStart"/>
+            <w:r>
+              <w:rPr>
+                <w:rFonts w:ascii="Tahoma" w:hAnsi="Tahoma" w:cs="Tahoma"/>
+                <w:bCs/>
+                <w:sz w:val="22"/>
+                <w:szCs w:val="22"/>
+                <w:lang w:val="en-ID"/>
+              </w:rPr>
+              <w:t>jabatan}</w:t>
+            </w:r>
+            <w:r>
+              <w:rPr>
+                <w:rFonts w:ascii="Tahoma" w:hAnsi="Tahoma" w:cs="Tahoma"/>
+                <w:bCs/>
+                <w:sz w:val="22"/>
+                <w:szCs w:val="22"/>
+              </w:rPr>
+              <w:t>Keterampilan</w:t>
+            </w:r>
+            <w:proofErr w:type="gramEnd"/>
+            <w:r>
+              <w:rPr>
+                <w:rFonts w:ascii="Tahoma" w:hAnsi="Tahoma" w:cs="Tahoma"/>
+                <w:bCs/>
+                <w:sz w:val="22"/>
+                <w:szCs w:val="22"/>
+              </w:rPr>
+              <w:t xml:space="preserve"> Kerja </w:t>
             </w:r>
           </w:p>
         </w:tc>
@@ -10640,16 +12094,18 @@
                 <w:b w:val="0"/>
                 <w:bCs/>
                 <w:color w:val="auto"/>
-                <w:szCs w:val="20"/>
-              </w:rPr>
-            </w:pPr>
-            <w:r>
-              <w:rPr>
-                <w:rFonts w:ascii="Tahoma" w:hAnsi="Tahoma" w:cs="Tahoma"/>
-                <w:b w:val="0"/>
-                <w:bCs/>
-                <w:color w:val="auto"/>
-                <w:szCs w:val="20"/>
+                <w:sz w:val="22"/>
+                <w:szCs w:val="22"/>
+              </w:rPr>
+            </w:pPr>
+            <w:r>
+              <w:rPr>
+                <w:rFonts w:ascii="Tahoma" w:hAnsi="Tahoma" w:cs="Tahoma"/>
+                <w:b w:val="0"/>
+                <w:bCs/>
+                <w:color w:val="auto"/>
+                <w:sz w:val="22"/>
+                <w:szCs w:val="22"/>
               </w:rPr>
               <w:t>:</w:t>
             </w:r>
@@ -10671,17 +12127,19 @@
                 <w:b w:val="0"/>
                 <w:bCs/>
                 <w:color w:val="auto"/>
-                <w:szCs w:val="20"/>
-                <w:lang w:val="en-ID"/>
-              </w:rPr>
-            </w:pPr>
-            <w:r>
-              <w:rPr>
-                <w:rFonts w:ascii="Tahoma" w:hAnsi="Tahoma" w:cs="Tahoma"/>
-                <w:b w:val="0"/>
-                <w:bCs/>
-                <w:color w:val="auto"/>
-                <w:szCs w:val="20"/>
+                <w:sz w:val="22"/>
+                <w:szCs w:val="22"/>
+                <w:lang w:val="en-ID"/>
+              </w:rPr>
+            </w:pPr>
+            <w:r>
+              <w:rPr>
+                <w:rFonts w:ascii="Tahoma" w:hAnsi="Tahoma" w:cs="Tahoma"/>
+                <w:b w:val="0"/>
+                <w:bCs/>
+                <w:color w:val="auto"/>
+                <w:sz w:val="22"/>
+                <w:szCs w:val="22"/>
                 <w:lang w:val="en-ID"/>
               </w:rPr>
               <w:t>{#keterampilan}</w:t>
@@ -10699,17 +12157,19 @@
                 <w:b w:val="0"/>
                 <w:bCs/>
                 <w:color w:val="auto"/>
-                <w:szCs w:val="20"/>
-                <w:lang w:val="en-ID"/>
-              </w:rPr>
-            </w:pPr>
-            <w:r>
-              <w:rPr>
-                <w:rFonts w:ascii="Tahoma" w:hAnsi="Tahoma" w:cs="Tahoma"/>
-                <w:b w:val="0"/>
-                <w:bCs/>
-                <w:color w:val="auto"/>
-                <w:szCs w:val="20"/>
+                <w:sz w:val="22"/>
+                <w:szCs w:val="22"/>
+                <w:lang w:val="en-ID"/>
+              </w:rPr>
+            </w:pPr>
+            <w:r>
+              <w:rPr>
+                <w:rFonts w:ascii="Tahoma" w:hAnsi="Tahoma" w:cs="Tahoma"/>
+                <w:b w:val="0"/>
+                <w:bCs/>
+                <w:color w:val="auto"/>
+                <w:sz w:val="22"/>
+                <w:szCs w:val="22"/>
                 <w:lang w:val="en-ID"/>
               </w:rPr>
               <w:t>{</w:t>
@@ -10721,7 +12181,8 @@
                 <w:b w:val="0"/>
                 <w:bCs/>
                 <w:color w:val="auto"/>
-                <w:szCs w:val="20"/>
+                <w:sz w:val="22"/>
+                <w:szCs w:val="22"/>
                 <w:lang w:val="en-ID"/>
               </w:rPr>
               <w:t>teks</w:t>
@@ -10733,7 +12194,8 @@
                 <w:b w:val="0"/>
                 <w:bCs/>
                 <w:color w:val="auto"/>
-                <w:szCs w:val="20"/>
+                <w:sz w:val="22"/>
+                <w:szCs w:val="22"/>
                 <w:lang w:val="en-ID"/>
               </w:rPr>
               <w:t>}</w:t>
@@ -10751,17 +12213,19 @@
                 <w:b w:val="0"/>
                 <w:bCs/>
                 <w:color w:val="auto"/>
-                <w:szCs w:val="20"/>
-                <w:lang w:val="en-ID"/>
-              </w:rPr>
-            </w:pPr>
-            <w:r>
-              <w:rPr>
-                <w:rFonts w:ascii="Tahoma" w:hAnsi="Tahoma" w:cs="Tahoma"/>
-                <w:b w:val="0"/>
-                <w:bCs/>
-                <w:color w:val="auto"/>
-                <w:szCs w:val="20"/>
+                <w:sz w:val="22"/>
+                <w:szCs w:val="22"/>
+                <w:lang w:val="en-ID"/>
+              </w:rPr>
+            </w:pPr>
+            <w:r>
+              <w:rPr>
+                <w:rFonts w:ascii="Tahoma" w:hAnsi="Tahoma" w:cs="Tahoma"/>
+                <w:b w:val="0"/>
+                <w:bCs/>
+                <w:color w:val="auto"/>
+                <w:sz w:val="22"/>
+                <w:szCs w:val="22"/>
                 <w:lang w:val="en-ID"/>
               </w:rPr>
               <w:t>{/</w:t>
@@ -10773,7 +12237,8 @@
                 <w:b w:val="0"/>
                 <w:bCs/>
                 <w:color w:val="auto"/>
-                <w:szCs w:val="20"/>
+                <w:sz w:val="22"/>
+                <w:szCs w:val="22"/>
                 <w:lang w:val="en-ID"/>
               </w:rPr>
               <w:t>keterampilan</w:t>
@@ -10785,7 +12250,8 @@
                 <w:b w:val="0"/>
                 <w:bCs/>
                 <w:color w:val="auto"/>
-                <w:szCs w:val="20"/>
+                <w:sz w:val="22"/>
+                <w:szCs w:val="22"/>
                 <w:lang w:val="en-ID"/>
               </w:rPr>
               <w:t>}</w:t>
@@ -10806,12 +12272,16 @@
               <w:rPr>
                 <w:rFonts w:ascii="Tahoma" w:hAnsi="Tahoma" w:cs="Tahoma"/>
                 <w:bCs/>
-              </w:rPr>
-            </w:pPr>
-            <w:r>
-              <w:rPr>
-                <w:rFonts w:ascii="Tahoma" w:hAnsi="Tahoma" w:cs="Tahoma"/>
-                <w:bCs/>
+                <w:sz w:val="22"/>
+                <w:szCs w:val="22"/>
+              </w:rPr>
+            </w:pPr>
+            <w:r>
+              <w:rPr>
+                <w:rFonts w:ascii="Tahoma" w:hAnsi="Tahoma" w:cs="Tahoma"/>
+                <w:bCs/>
+                <w:sz w:val="22"/>
+                <w:szCs w:val="22"/>
               </w:rPr>
               <w:t>b.</w:t>
             </w:r>
@@ -10828,12 +12298,16 @@
               <w:rPr>
                 <w:rFonts w:ascii="Tahoma" w:hAnsi="Tahoma" w:cs="Tahoma"/>
                 <w:bCs/>
-              </w:rPr>
-            </w:pPr>
-            <w:r>
-              <w:rPr>
-                <w:rFonts w:ascii="Tahoma" w:hAnsi="Tahoma" w:cs="Tahoma"/>
-                <w:bCs/>
+                <w:sz w:val="22"/>
+                <w:szCs w:val="22"/>
+              </w:rPr>
+            </w:pPr>
+            <w:r>
+              <w:rPr>
+                <w:rFonts w:ascii="Tahoma" w:hAnsi="Tahoma" w:cs="Tahoma"/>
+                <w:bCs/>
+                <w:sz w:val="22"/>
+                <w:szCs w:val="22"/>
               </w:rPr>
               <w:t xml:space="preserve">Bakat </w:t>
             </w:r>
@@ -10842,6 +12316,8 @@
               <w:rPr>
                 <w:rFonts w:ascii="Tahoma" w:hAnsi="Tahoma" w:cs="Tahoma"/>
                 <w:bCs/>
+                <w:sz w:val="22"/>
+                <w:szCs w:val="22"/>
               </w:rPr>
               <w:t>Kerja</w:t>
             </w:r>
@@ -10850,6 +12326,8 @@
               <w:rPr>
                 <w:rFonts w:ascii="Tahoma" w:hAnsi="Tahoma" w:cs="Tahoma"/>
                 <w:bCs/>
+                <w:sz w:val="22"/>
+                <w:szCs w:val="22"/>
               </w:rPr>
               <w:t xml:space="preserve"> </w:t>
             </w:r>
@@ -10869,7 +12347,8 @@
                 <w:b w:val="0"/>
                 <w:bCs/>
                 <w:color w:val="auto"/>
-                <w:szCs w:val="20"/>
+                <w:sz w:val="22"/>
+                <w:szCs w:val="22"/>
                 <w:lang w:val="sv-SE"/>
               </w:rPr>
             </w:pPr>
@@ -10879,7 +12358,8 @@
                 <w:b w:val="0"/>
                 <w:bCs/>
                 <w:color w:val="auto"/>
-                <w:szCs w:val="20"/>
+                <w:sz w:val="22"/>
+                <w:szCs w:val="22"/>
                 <w:lang w:val="sv-SE"/>
               </w:rPr>
               <w:t>:</w:t>
@@ -10900,17 +12380,19 @@
                 <w:b w:val="0"/>
                 <w:bCs/>
                 <w:color w:val="auto"/>
-                <w:szCs w:val="20"/>
-                <w:lang w:val="en-ID"/>
-              </w:rPr>
-            </w:pPr>
-            <w:r>
-              <w:rPr>
-                <w:rFonts w:ascii="Tahoma" w:hAnsi="Tahoma" w:cs="Tahoma"/>
-                <w:b w:val="0"/>
-                <w:bCs/>
-                <w:color w:val="auto"/>
-                <w:szCs w:val="20"/>
+                <w:sz w:val="22"/>
+                <w:szCs w:val="22"/>
+                <w:lang w:val="en-ID"/>
+              </w:rPr>
+            </w:pPr>
+            <w:r>
+              <w:rPr>
+                <w:rFonts w:ascii="Tahoma" w:hAnsi="Tahoma" w:cs="Tahoma"/>
+                <w:b w:val="0"/>
+                <w:bCs/>
+                <w:color w:val="auto"/>
+                <w:sz w:val="22"/>
+                <w:szCs w:val="22"/>
                 <w:lang w:val="en-ID"/>
               </w:rPr>
               <w:t>{#bakat}</w:t>
@@ -10926,17 +12408,19 @@
                 <w:b w:val="0"/>
                 <w:bCs/>
                 <w:color w:val="auto"/>
-                <w:szCs w:val="20"/>
-                <w:lang w:val="en-ID"/>
-              </w:rPr>
-            </w:pPr>
-            <w:r>
-              <w:rPr>
-                <w:rFonts w:ascii="Tahoma" w:hAnsi="Tahoma" w:cs="Tahoma"/>
-                <w:b w:val="0"/>
-                <w:bCs/>
-                <w:color w:val="auto"/>
-                <w:szCs w:val="20"/>
+                <w:sz w:val="22"/>
+                <w:szCs w:val="22"/>
+                <w:lang w:val="en-ID"/>
+              </w:rPr>
+            </w:pPr>
+            <w:r>
+              <w:rPr>
+                <w:rFonts w:ascii="Tahoma" w:hAnsi="Tahoma" w:cs="Tahoma"/>
+                <w:b w:val="0"/>
+                <w:bCs/>
+                <w:color w:val="auto"/>
+                <w:sz w:val="22"/>
+                <w:szCs w:val="22"/>
                 <w:lang w:val="en-ID"/>
               </w:rPr>
               <w:t>{</w:t>
@@ -10948,7 +12432,8 @@
                 <w:b w:val="0"/>
                 <w:bCs/>
                 <w:color w:val="auto"/>
-                <w:szCs w:val="20"/>
+                <w:sz w:val="22"/>
+                <w:szCs w:val="22"/>
                 <w:lang w:val="en-ID"/>
               </w:rPr>
               <w:t>teks</w:t>
@@ -10960,7 +12445,8 @@
                 <w:b w:val="0"/>
                 <w:bCs/>
                 <w:color w:val="auto"/>
-                <w:szCs w:val="20"/>
+                <w:sz w:val="22"/>
+                <w:szCs w:val="22"/>
                 <w:lang w:val="en-ID"/>
               </w:rPr>
               <w:t>}</w:t>
@@ -10976,17 +12462,19 @@
                 <w:b w:val="0"/>
                 <w:bCs/>
                 <w:color w:val="auto"/>
-                <w:szCs w:val="20"/>
-                <w:lang w:val="en-ID"/>
-              </w:rPr>
-            </w:pPr>
-            <w:r>
-              <w:rPr>
-                <w:rFonts w:ascii="Tahoma" w:hAnsi="Tahoma" w:cs="Tahoma"/>
-                <w:b w:val="0"/>
-                <w:bCs/>
-                <w:color w:val="auto"/>
-                <w:szCs w:val="20"/>
+                <w:sz w:val="22"/>
+                <w:szCs w:val="22"/>
+                <w:lang w:val="en-ID"/>
+              </w:rPr>
+            </w:pPr>
+            <w:r>
+              <w:rPr>
+                <w:rFonts w:ascii="Tahoma" w:hAnsi="Tahoma" w:cs="Tahoma"/>
+                <w:b w:val="0"/>
+                <w:bCs/>
+                <w:color w:val="auto"/>
+                <w:sz w:val="22"/>
+                <w:szCs w:val="22"/>
                 <w:lang w:val="en-ID"/>
               </w:rPr>
               <w:t>{/</w:t>
@@ -10998,7 +12486,8 @@
                 <w:b w:val="0"/>
                 <w:bCs/>
                 <w:color w:val="auto"/>
-                <w:szCs w:val="20"/>
+                <w:sz w:val="22"/>
+                <w:szCs w:val="22"/>
                 <w:lang w:val="en-ID"/>
               </w:rPr>
               <w:t>bakat</w:t>
@@ -11010,7 +12499,8 @@
                 <w:b w:val="0"/>
                 <w:bCs/>
                 <w:color w:val="auto"/>
-                <w:szCs w:val="20"/>
+                <w:sz w:val="22"/>
+                <w:szCs w:val="22"/>
                 <w:lang w:val="en-ID"/>
               </w:rPr>
               <w:t>}</w:t>
@@ -11031,12 +12521,16 @@
               <w:rPr>
                 <w:rFonts w:ascii="Tahoma" w:hAnsi="Tahoma" w:cs="Tahoma"/>
                 <w:bCs/>
-              </w:rPr>
-            </w:pPr>
-            <w:r>
-              <w:rPr>
-                <w:rFonts w:ascii="Tahoma" w:hAnsi="Tahoma" w:cs="Tahoma"/>
-                <w:bCs/>
+                <w:sz w:val="22"/>
+                <w:szCs w:val="22"/>
+              </w:rPr>
+            </w:pPr>
+            <w:r>
+              <w:rPr>
+                <w:rFonts w:ascii="Tahoma" w:hAnsi="Tahoma" w:cs="Tahoma"/>
+                <w:bCs/>
+                <w:sz w:val="22"/>
+                <w:szCs w:val="22"/>
               </w:rPr>
               <w:t>c.</w:t>
             </w:r>
@@ -11053,6 +12547,8 @@
               <w:rPr>
                 <w:rFonts w:ascii="Tahoma" w:hAnsi="Tahoma" w:cs="Tahoma"/>
                 <w:bCs/>
+                <w:sz w:val="22"/>
+                <w:szCs w:val="22"/>
               </w:rPr>
             </w:pPr>
             <w:proofErr w:type="spellStart"/>
@@ -11060,6 +12556,8 @@
               <w:rPr>
                 <w:rFonts w:ascii="Tahoma" w:hAnsi="Tahoma" w:cs="Tahoma"/>
                 <w:bCs/>
+                <w:sz w:val="22"/>
+                <w:szCs w:val="22"/>
               </w:rPr>
               <w:t>Temperamen</w:t>
             </w:r>
@@ -11068,6 +12566,8 @@
               <w:rPr>
                 <w:rFonts w:ascii="Tahoma" w:hAnsi="Tahoma" w:cs="Tahoma"/>
                 <w:bCs/>
+                <w:sz w:val="22"/>
+                <w:szCs w:val="22"/>
               </w:rPr>
               <w:t xml:space="preserve"> </w:t>
             </w:r>
@@ -11076,6 +12576,8 @@
               <w:rPr>
                 <w:rFonts w:ascii="Tahoma" w:hAnsi="Tahoma" w:cs="Tahoma"/>
                 <w:bCs/>
+                <w:sz w:val="22"/>
+                <w:szCs w:val="22"/>
               </w:rPr>
               <w:t>Kerja</w:t>
             </w:r>
@@ -11084,6 +12586,8 @@
               <w:rPr>
                 <w:rFonts w:ascii="Tahoma" w:hAnsi="Tahoma" w:cs="Tahoma"/>
                 <w:bCs/>
+                <w:sz w:val="22"/>
+                <w:szCs w:val="22"/>
               </w:rPr>
               <w:t xml:space="preserve"> </w:t>
             </w:r>
@@ -11103,16 +12607,18 @@
                 <w:b w:val="0"/>
                 <w:bCs/>
                 <w:color w:val="auto"/>
-                <w:szCs w:val="20"/>
-              </w:rPr>
-            </w:pPr>
-            <w:r>
-              <w:rPr>
-                <w:rFonts w:ascii="Tahoma" w:hAnsi="Tahoma" w:cs="Tahoma"/>
-                <w:b w:val="0"/>
-                <w:bCs/>
-                <w:color w:val="auto"/>
-                <w:szCs w:val="20"/>
+                <w:sz w:val="22"/>
+                <w:szCs w:val="22"/>
+              </w:rPr>
+            </w:pPr>
+            <w:r>
+              <w:rPr>
+                <w:rFonts w:ascii="Tahoma" w:hAnsi="Tahoma" w:cs="Tahoma"/>
+                <w:b w:val="0"/>
+                <w:bCs/>
+                <w:color w:val="auto"/>
+                <w:sz w:val="22"/>
+                <w:szCs w:val="22"/>
               </w:rPr>
               <w:t>:</w:t>
             </w:r>
@@ -11132,17 +12638,19 @@
                 <w:b w:val="0"/>
                 <w:bCs/>
                 <w:color w:val="auto"/>
-                <w:szCs w:val="20"/>
-                <w:lang w:val="en-ID"/>
-              </w:rPr>
-            </w:pPr>
-            <w:r>
-              <w:rPr>
-                <w:rFonts w:ascii="Tahoma" w:hAnsi="Tahoma" w:cs="Tahoma"/>
-                <w:b w:val="0"/>
-                <w:bCs/>
-                <w:color w:val="auto"/>
-                <w:szCs w:val="20"/>
+                <w:sz w:val="22"/>
+                <w:szCs w:val="22"/>
+                <w:lang w:val="en-ID"/>
+              </w:rPr>
+            </w:pPr>
+            <w:r>
+              <w:rPr>
+                <w:rFonts w:ascii="Tahoma" w:hAnsi="Tahoma" w:cs="Tahoma"/>
+                <w:b w:val="0"/>
+                <w:bCs/>
+                <w:color w:val="auto"/>
+                <w:sz w:val="22"/>
+                <w:szCs w:val="22"/>
                 <w:lang w:val="en-ID"/>
               </w:rPr>
               <w:t>{#temperamen}</w:t>
@@ -11158,17 +12666,19 @@
                 <w:b w:val="0"/>
                 <w:bCs/>
                 <w:color w:val="auto"/>
-                <w:szCs w:val="20"/>
-                <w:lang w:val="en-ID"/>
-              </w:rPr>
-            </w:pPr>
-            <w:r>
-              <w:rPr>
-                <w:rFonts w:ascii="Tahoma" w:hAnsi="Tahoma" w:cs="Tahoma"/>
-                <w:b w:val="0"/>
-                <w:bCs/>
-                <w:color w:val="auto"/>
-                <w:szCs w:val="20"/>
+                <w:sz w:val="22"/>
+                <w:szCs w:val="22"/>
+                <w:lang w:val="en-ID"/>
+              </w:rPr>
+            </w:pPr>
+            <w:r>
+              <w:rPr>
+                <w:rFonts w:ascii="Tahoma" w:hAnsi="Tahoma" w:cs="Tahoma"/>
+                <w:b w:val="0"/>
+                <w:bCs/>
+                <w:color w:val="auto"/>
+                <w:sz w:val="22"/>
+                <w:szCs w:val="22"/>
                 <w:lang w:val="en-ID"/>
               </w:rPr>
               <w:t>{</w:t>
@@ -11180,7 +12690,8 @@
                 <w:b w:val="0"/>
                 <w:bCs/>
                 <w:color w:val="auto"/>
-                <w:szCs w:val="20"/>
+                <w:sz w:val="22"/>
+                <w:szCs w:val="22"/>
                 <w:lang w:val="en-ID"/>
               </w:rPr>
               <w:t>teks</w:t>
@@ -11192,7 +12703,8 @@
                 <w:b w:val="0"/>
                 <w:bCs/>
                 <w:color w:val="auto"/>
-                <w:szCs w:val="20"/>
+                <w:sz w:val="22"/>
+                <w:szCs w:val="22"/>
                 <w:lang w:val="en-ID"/>
               </w:rPr>
               <w:t>}</w:t>
@@ -11208,17 +12720,19 @@
                 <w:b w:val="0"/>
                 <w:bCs/>
                 <w:color w:val="auto"/>
-                <w:szCs w:val="20"/>
-                <w:lang w:val="en-ID"/>
-              </w:rPr>
-            </w:pPr>
-            <w:r>
-              <w:rPr>
-                <w:rFonts w:ascii="Tahoma" w:hAnsi="Tahoma" w:cs="Tahoma"/>
-                <w:b w:val="0"/>
-                <w:bCs/>
-                <w:color w:val="auto"/>
-                <w:szCs w:val="20"/>
+                <w:sz w:val="22"/>
+                <w:szCs w:val="22"/>
+                <w:lang w:val="en-ID"/>
+              </w:rPr>
+            </w:pPr>
+            <w:r>
+              <w:rPr>
+                <w:rFonts w:ascii="Tahoma" w:hAnsi="Tahoma" w:cs="Tahoma"/>
+                <w:b w:val="0"/>
+                <w:bCs/>
+                <w:color w:val="auto"/>
+                <w:sz w:val="22"/>
+                <w:szCs w:val="22"/>
                 <w:lang w:val="en-ID"/>
               </w:rPr>
               <w:t>{/</w:t>
@@ -11230,7 +12744,8 @@
                 <w:b w:val="0"/>
                 <w:bCs/>
                 <w:color w:val="auto"/>
-                <w:szCs w:val="20"/>
+                <w:sz w:val="22"/>
+                <w:szCs w:val="22"/>
                 <w:lang w:val="en-ID"/>
               </w:rPr>
               <w:t>temperamen</w:t>
@@ -11242,7 +12757,8 @@
                 <w:b w:val="0"/>
                 <w:bCs/>
                 <w:color w:val="auto"/>
-                <w:szCs w:val="20"/>
+                <w:sz w:val="22"/>
+                <w:szCs w:val="22"/>
                 <w:lang w:val="en-ID"/>
               </w:rPr>
               <w:t>}</w:t>
@@ -11263,13 +12779,18 @@
               <w:rPr>
                 <w:rFonts w:ascii="Tahoma" w:hAnsi="Tahoma" w:cs="Tahoma"/>
                 <w:bCs/>
-              </w:rPr>
-            </w:pPr>
-            <w:r>
-              <w:rPr>
-                <w:rFonts w:ascii="Tahoma" w:hAnsi="Tahoma" w:cs="Tahoma"/>
-                <w:bCs/>
-              </w:rPr>
+                <w:sz w:val="22"/>
+                <w:szCs w:val="22"/>
+              </w:rPr>
+            </w:pPr>
+            <w:r>
+              <w:rPr>
+                <w:rFonts w:ascii="Tahoma" w:hAnsi="Tahoma" w:cs="Tahoma"/>
+                <w:bCs/>
+                <w:sz w:val="22"/>
+                <w:szCs w:val="22"/>
+              </w:rPr>
+              <w:lastRenderedPageBreak/>
               <w:t>d.</w:t>
             </w:r>
           </w:p>
@@ -11285,12 +12806,16 @@
               <w:rPr>
                 <w:rFonts w:ascii="Tahoma" w:hAnsi="Tahoma" w:cs="Tahoma"/>
                 <w:bCs/>
-              </w:rPr>
-            </w:pPr>
-            <w:r>
-              <w:rPr>
-                <w:rFonts w:ascii="Tahoma" w:hAnsi="Tahoma" w:cs="Tahoma"/>
-                <w:bCs/>
+                <w:sz w:val="22"/>
+                <w:szCs w:val="22"/>
+              </w:rPr>
+            </w:pPr>
+            <w:r>
+              <w:rPr>
+                <w:rFonts w:ascii="Tahoma" w:hAnsi="Tahoma" w:cs="Tahoma"/>
+                <w:bCs/>
+                <w:sz w:val="22"/>
+                <w:szCs w:val="22"/>
               </w:rPr>
               <w:t xml:space="preserve">Minat </w:t>
             </w:r>
@@ -11299,6 +12824,8 @@
               <w:rPr>
                 <w:rFonts w:ascii="Tahoma" w:hAnsi="Tahoma" w:cs="Tahoma"/>
                 <w:bCs/>
+                <w:sz w:val="22"/>
+                <w:szCs w:val="22"/>
               </w:rPr>
               <w:t>Kerja</w:t>
             </w:r>
@@ -11307,6 +12834,8 @@
               <w:rPr>
                 <w:rFonts w:ascii="Tahoma" w:hAnsi="Tahoma" w:cs="Tahoma"/>
                 <w:bCs/>
+                <w:sz w:val="22"/>
+                <w:szCs w:val="22"/>
               </w:rPr>
               <w:t xml:space="preserve"> </w:t>
             </w:r>
@@ -11326,16 +12855,18 @@
                 <w:b w:val="0"/>
                 <w:bCs/>
                 <w:color w:val="auto"/>
-                <w:szCs w:val="20"/>
-              </w:rPr>
-            </w:pPr>
-            <w:r>
-              <w:rPr>
-                <w:rFonts w:ascii="Tahoma" w:hAnsi="Tahoma" w:cs="Tahoma"/>
-                <w:b w:val="0"/>
-                <w:bCs/>
-                <w:color w:val="auto"/>
-                <w:szCs w:val="20"/>
+                <w:sz w:val="22"/>
+                <w:szCs w:val="22"/>
+              </w:rPr>
+            </w:pPr>
+            <w:r>
+              <w:rPr>
+                <w:rFonts w:ascii="Tahoma" w:hAnsi="Tahoma" w:cs="Tahoma"/>
+                <w:b w:val="0"/>
+                <w:bCs/>
+                <w:color w:val="auto"/>
+                <w:sz w:val="22"/>
+                <w:szCs w:val="22"/>
               </w:rPr>
               <w:t>:</w:t>
             </w:r>
@@ -11355,17 +12886,19 @@
                 <w:b w:val="0"/>
                 <w:bCs/>
                 <w:color w:val="auto"/>
-                <w:szCs w:val="20"/>
-                <w:lang w:val="en-ID"/>
-              </w:rPr>
-            </w:pPr>
-            <w:r>
-              <w:rPr>
-                <w:rFonts w:ascii="Tahoma" w:hAnsi="Tahoma" w:cs="Tahoma"/>
-                <w:b w:val="0"/>
-                <w:bCs/>
-                <w:color w:val="auto"/>
-                <w:szCs w:val="20"/>
+                <w:sz w:val="22"/>
+                <w:szCs w:val="22"/>
+                <w:lang w:val="en-ID"/>
+              </w:rPr>
+            </w:pPr>
+            <w:r>
+              <w:rPr>
+                <w:rFonts w:ascii="Tahoma" w:hAnsi="Tahoma" w:cs="Tahoma"/>
+                <w:b w:val="0"/>
+                <w:bCs/>
+                <w:color w:val="auto"/>
+                <w:sz w:val="22"/>
+                <w:szCs w:val="22"/>
                 <w:lang w:val="en-ID"/>
               </w:rPr>
               <w:t>{#minat}</w:t>
@@ -11381,20 +12914,21 @@
                 <w:b w:val="0"/>
                 <w:bCs/>
                 <w:color w:val="auto"/>
-                <w:szCs w:val="20"/>
-                <w:lang w:val="en-ID"/>
-              </w:rPr>
-            </w:pPr>
-            <w:r>
-              <w:rPr>
-                <w:rFonts w:ascii="Tahoma" w:hAnsi="Tahoma" w:cs="Tahoma"/>
-                <w:b w:val="0"/>
-                <w:bCs/>
-                <w:color w:val="auto"/>
-                <w:szCs w:val="20"/>
-                <w:lang w:val="en-ID"/>
-              </w:rPr>
-              <w:lastRenderedPageBreak/>
+                <w:sz w:val="22"/>
+                <w:szCs w:val="22"/>
+                <w:lang w:val="en-ID"/>
+              </w:rPr>
+            </w:pPr>
+            <w:r>
+              <w:rPr>
+                <w:rFonts w:ascii="Tahoma" w:hAnsi="Tahoma" w:cs="Tahoma"/>
+                <w:b w:val="0"/>
+                <w:bCs/>
+                <w:color w:val="auto"/>
+                <w:sz w:val="22"/>
+                <w:szCs w:val="22"/>
+                <w:lang w:val="en-ID"/>
+              </w:rPr>
               <w:t>{</w:t>
             </w:r>
             <w:proofErr w:type="spellStart"/>
@@ -11404,7 +12938,8 @@
                 <w:b w:val="0"/>
                 <w:bCs/>
                 <w:color w:val="auto"/>
-                <w:szCs w:val="20"/>
+                <w:sz w:val="22"/>
+                <w:szCs w:val="22"/>
                 <w:lang w:val="en-ID"/>
               </w:rPr>
               <w:t>teks</w:t>
@@ -11416,7 +12951,8 @@
                 <w:b w:val="0"/>
                 <w:bCs/>
                 <w:color w:val="auto"/>
-                <w:szCs w:val="20"/>
+                <w:sz w:val="22"/>
+                <w:szCs w:val="22"/>
                 <w:lang w:val="en-ID"/>
               </w:rPr>
               <w:t>}</w:t>
@@ -11432,17 +12968,19 @@
                 <w:b w:val="0"/>
                 <w:bCs/>
                 <w:color w:val="auto"/>
-                <w:szCs w:val="20"/>
-                <w:lang w:val="en-ID"/>
-              </w:rPr>
-            </w:pPr>
-            <w:r>
-              <w:rPr>
-                <w:rFonts w:ascii="Tahoma" w:hAnsi="Tahoma" w:cs="Tahoma"/>
-                <w:b w:val="0"/>
-                <w:bCs/>
-                <w:color w:val="auto"/>
-                <w:szCs w:val="20"/>
+                <w:sz w:val="22"/>
+                <w:szCs w:val="22"/>
+                <w:lang w:val="en-ID"/>
+              </w:rPr>
+            </w:pPr>
+            <w:r>
+              <w:rPr>
+                <w:rFonts w:ascii="Tahoma" w:hAnsi="Tahoma" w:cs="Tahoma"/>
+                <w:b w:val="0"/>
+                <w:bCs/>
+                <w:color w:val="auto"/>
+                <w:sz w:val="22"/>
+                <w:szCs w:val="22"/>
                 <w:lang w:val="en-ID"/>
               </w:rPr>
               <w:t>{/</w:t>
@@ -11454,7 +12992,8 @@
                 <w:b w:val="0"/>
                 <w:bCs/>
                 <w:color w:val="auto"/>
-                <w:szCs w:val="20"/>
+                <w:sz w:val="22"/>
+                <w:szCs w:val="22"/>
                 <w:lang w:val="en-ID"/>
               </w:rPr>
               <w:t>minat</w:t>
@@ -11466,7 +13005,8 @@
                 <w:b w:val="0"/>
                 <w:bCs/>
                 <w:color w:val="auto"/>
-                <w:szCs w:val="20"/>
+                <w:sz w:val="22"/>
+                <w:szCs w:val="22"/>
                 <w:lang w:val="en-ID"/>
               </w:rPr>
               <w:t>}</w:t>
@@ -11487,14 +13027,17 @@
               <w:rPr>
                 <w:rFonts w:ascii="Tahoma" w:hAnsi="Tahoma" w:cs="Tahoma"/>
                 <w:bCs/>
-              </w:rPr>
-            </w:pPr>
-            <w:r>
-              <w:rPr>
-                <w:rFonts w:ascii="Tahoma" w:hAnsi="Tahoma" w:cs="Tahoma"/>
-                <w:bCs/>
-              </w:rPr>
-              <w:lastRenderedPageBreak/>
+                <w:sz w:val="22"/>
+                <w:szCs w:val="22"/>
+              </w:rPr>
+            </w:pPr>
+            <w:r>
+              <w:rPr>
+                <w:rFonts w:ascii="Tahoma" w:hAnsi="Tahoma" w:cs="Tahoma"/>
+                <w:bCs/>
+                <w:sz w:val="22"/>
+                <w:szCs w:val="22"/>
+              </w:rPr>
               <w:t>e.</w:t>
             </w:r>
           </w:p>
@@ -11510,12 +13053,16 @@
               <w:rPr>
                 <w:rFonts w:ascii="Tahoma" w:hAnsi="Tahoma" w:cs="Tahoma"/>
                 <w:bCs/>
-              </w:rPr>
-            </w:pPr>
-            <w:r>
-              <w:rPr>
-                <w:rFonts w:ascii="Tahoma" w:hAnsi="Tahoma" w:cs="Tahoma"/>
-                <w:bCs/>
+                <w:sz w:val="22"/>
+                <w:szCs w:val="22"/>
+              </w:rPr>
+            </w:pPr>
+            <w:r>
+              <w:rPr>
+                <w:rFonts w:ascii="Tahoma" w:hAnsi="Tahoma" w:cs="Tahoma"/>
+                <w:bCs/>
+                <w:sz w:val="22"/>
+                <w:szCs w:val="22"/>
               </w:rPr>
               <w:t xml:space="preserve">Upaya </w:t>
             </w:r>
@@ -11524,6 +13071,8 @@
               <w:rPr>
                 <w:rFonts w:ascii="Tahoma" w:hAnsi="Tahoma" w:cs="Tahoma"/>
                 <w:bCs/>
+                <w:sz w:val="22"/>
+                <w:szCs w:val="22"/>
               </w:rPr>
               <w:t>Fisik</w:t>
             </w:r>
@@ -11532,6 +13081,8 @@
               <w:rPr>
                 <w:rFonts w:ascii="Tahoma" w:hAnsi="Tahoma" w:cs="Tahoma"/>
                 <w:bCs/>
+                <w:sz w:val="22"/>
+                <w:szCs w:val="22"/>
               </w:rPr>
               <w:t xml:space="preserve"> </w:t>
             </w:r>
@@ -11551,16 +13102,18 @@
                 <w:b w:val="0"/>
                 <w:bCs/>
                 <w:color w:val="auto"/>
-                <w:szCs w:val="20"/>
-              </w:rPr>
-            </w:pPr>
-            <w:r>
-              <w:rPr>
-                <w:rFonts w:ascii="Tahoma" w:hAnsi="Tahoma" w:cs="Tahoma"/>
-                <w:b w:val="0"/>
-                <w:bCs/>
-                <w:color w:val="auto"/>
-                <w:szCs w:val="20"/>
+                <w:sz w:val="22"/>
+                <w:szCs w:val="22"/>
+              </w:rPr>
+            </w:pPr>
+            <w:r>
+              <w:rPr>
+                <w:rFonts w:ascii="Tahoma" w:hAnsi="Tahoma" w:cs="Tahoma"/>
+                <w:b w:val="0"/>
+                <w:bCs/>
+                <w:color w:val="auto"/>
+                <w:sz w:val="22"/>
+                <w:szCs w:val="22"/>
               </w:rPr>
               <w:t>:</w:t>
             </w:r>
@@ -11580,17 +13133,19 @@
                 <w:b w:val="0"/>
                 <w:bCs/>
                 <w:color w:val="auto"/>
-                <w:szCs w:val="20"/>
-                <w:lang w:val="en-ID"/>
-              </w:rPr>
-            </w:pPr>
-            <w:r>
-              <w:rPr>
-                <w:rFonts w:ascii="Tahoma" w:hAnsi="Tahoma" w:cs="Tahoma"/>
-                <w:b w:val="0"/>
-                <w:bCs/>
-                <w:color w:val="auto"/>
-                <w:szCs w:val="20"/>
+                <w:sz w:val="22"/>
+                <w:szCs w:val="22"/>
+                <w:lang w:val="en-ID"/>
+              </w:rPr>
+            </w:pPr>
+            <w:r>
+              <w:rPr>
+                <w:rFonts w:ascii="Tahoma" w:hAnsi="Tahoma" w:cs="Tahoma"/>
+                <w:b w:val="0"/>
+                <w:bCs/>
+                <w:color w:val="auto"/>
+                <w:sz w:val="22"/>
+                <w:szCs w:val="22"/>
                 <w:lang w:val="en-ID"/>
               </w:rPr>
               <w:t>{#upaya_fisik}</w:t>
@@ -11606,17 +13161,19 @@
                 <w:b w:val="0"/>
                 <w:bCs/>
                 <w:color w:val="auto"/>
-                <w:szCs w:val="20"/>
-                <w:lang w:val="en-ID"/>
-              </w:rPr>
-            </w:pPr>
-            <w:r>
-              <w:rPr>
-                <w:rFonts w:ascii="Tahoma" w:hAnsi="Tahoma" w:cs="Tahoma"/>
-                <w:b w:val="0"/>
-                <w:bCs/>
-                <w:color w:val="auto"/>
-                <w:szCs w:val="20"/>
+                <w:sz w:val="22"/>
+                <w:szCs w:val="22"/>
+                <w:lang w:val="en-ID"/>
+              </w:rPr>
+            </w:pPr>
+            <w:r>
+              <w:rPr>
+                <w:rFonts w:ascii="Tahoma" w:hAnsi="Tahoma" w:cs="Tahoma"/>
+                <w:b w:val="0"/>
+                <w:bCs/>
+                <w:color w:val="auto"/>
+                <w:sz w:val="22"/>
+                <w:szCs w:val="22"/>
                 <w:lang w:val="en-ID"/>
               </w:rPr>
               <w:t>{</w:t>
@@ -11628,7 +13185,8 @@
                 <w:b w:val="0"/>
                 <w:bCs/>
                 <w:color w:val="auto"/>
-                <w:szCs w:val="20"/>
+                <w:sz w:val="22"/>
+                <w:szCs w:val="22"/>
                 <w:lang w:val="en-ID"/>
               </w:rPr>
               <w:t>teks</w:t>
@@ -11640,7 +13198,8 @@
                 <w:b w:val="0"/>
                 <w:bCs/>
                 <w:color w:val="auto"/>
-                <w:szCs w:val="20"/>
+                <w:sz w:val="22"/>
+                <w:szCs w:val="22"/>
                 <w:lang w:val="en-ID"/>
               </w:rPr>
               <w:t>}</w:t>
@@ -11656,17 +13215,19 @@
                 <w:b w:val="0"/>
                 <w:bCs/>
                 <w:color w:val="auto"/>
-                <w:szCs w:val="20"/>
-                <w:lang w:val="en-ID"/>
-              </w:rPr>
-            </w:pPr>
-            <w:r>
-              <w:rPr>
-                <w:rFonts w:ascii="Tahoma" w:hAnsi="Tahoma" w:cs="Tahoma"/>
-                <w:b w:val="0"/>
-                <w:bCs/>
-                <w:color w:val="auto"/>
-                <w:szCs w:val="20"/>
+                <w:sz w:val="22"/>
+                <w:szCs w:val="22"/>
+                <w:lang w:val="en-ID"/>
+              </w:rPr>
+            </w:pPr>
+            <w:r>
+              <w:rPr>
+                <w:rFonts w:ascii="Tahoma" w:hAnsi="Tahoma" w:cs="Tahoma"/>
+                <w:b w:val="0"/>
+                <w:bCs/>
+                <w:color w:val="auto"/>
+                <w:sz w:val="22"/>
+                <w:szCs w:val="22"/>
                 <w:lang w:val="en-ID"/>
               </w:rPr>
               <w:t>{/</w:t>
@@ -11678,7 +13239,8 @@
                 <w:b w:val="0"/>
                 <w:bCs/>
                 <w:color w:val="auto"/>
-                <w:szCs w:val="20"/>
+                <w:sz w:val="22"/>
+                <w:szCs w:val="22"/>
                 <w:lang w:val="en-ID"/>
               </w:rPr>
               <w:t>upaya_fisik</w:t>
@@ -11690,7 +13252,8 @@
                 <w:b w:val="0"/>
                 <w:bCs/>
                 <w:color w:val="auto"/>
-                <w:szCs w:val="20"/>
+                <w:sz w:val="22"/>
+                <w:szCs w:val="22"/>
                 <w:lang w:val="en-ID"/>
               </w:rPr>
               <w:t>}</w:t>
@@ -11711,12 +13274,16 @@
               <w:rPr>
                 <w:rFonts w:ascii="Tahoma" w:hAnsi="Tahoma" w:cs="Tahoma"/>
                 <w:bCs/>
-              </w:rPr>
-            </w:pPr>
-            <w:r>
-              <w:rPr>
-                <w:rFonts w:ascii="Tahoma" w:hAnsi="Tahoma" w:cs="Tahoma"/>
-                <w:bCs/>
+                <w:sz w:val="22"/>
+                <w:szCs w:val="22"/>
+              </w:rPr>
+            </w:pPr>
+            <w:r>
+              <w:rPr>
+                <w:rFonts w:ascii="Tahoma" w:hAnsi="Tahoma" w:cs="Tahoma"/>
+                <w:bCs/>
+                <w:sz w:val="22"/>
+                <w:szCs w:val="22"/>
               </w:rPr>
               <w:t>f.</w:t>
             </w:r>
@@ -11733,6 +13300,8 @@
               <w:rPr>
                 <w:rFonts w:ascii="Tahoma" w:hAnsi="Tahoma" w:cs="Tahoma"/>
                 <w:bCs/>
+                <w:sz w:val="22"/>
+                <w:szCs w:val="22"/>
               </w:rPr>
             </w:pPr>
             <w:proofErr w:type="spellStart"/>
@@ -11740,6 +13309,8 @@
               <w:rPr>
                 <w:rFonts w:ascii="Tahoma" w:hAnsi="Tahoma" w:cs="Tahoma"/>
                 <w:bCs/>
+                <w:sz w:val="22"/>
+                <w:szCs w:val="22"/>
               </w:rPr>
               <w:t>Kondisi</w:t>
             </w:r>
@@ -11748,6 +13319,8 @@
               <w:rPr>
                 <w:rFonts w:ascii="Tahoma" w:hAnsi="Tahoma" w:cs="Tahoma"/>
                 <w:bCs/>
+                <w:sz w:val="22"/>
+                <w:szCs w:val="22"/>
               </w:rPr>
               <w:t xml:space="preserve"> </w:t>
             </w:r>
@@ -11756,6 +13329,8 @@
               <w:rPr>
                 <w:rFonts w:ascii="Tahoma" w:hAnsi="Tahoma" w:cs="Tahoma"/>
                 <w:bCs/>
+                <w:sz w:val="22"/>
+                <w:szCs w:val="22"/>
               </w:rPr>
               <w:t>Fisik</w:t>
             </w:r>
@@ -11776,16 +13351,18 @@
                 <w:b w:val="0"/>
                 <w:bCs/>
                 <w:color w:val="auto"/>
-                <w:szCs w:val="20"/>
-              </w:rPr>
-            </w:pPr>
-            <w:r>
-              <w:rPr>
-                <w:rFonts w:ascii="Tahoma" w:hAnsi="Tahoma" w:cs="Tahoma"/>
-                <w:b w:val="0"/>
-                <w:bCs/>
-                <w:color w:val="auto"/>
-                <w:szCs w:val="20"/>
+                <w:sz w:val="22"/>
+                <w:szCs w:val="22"/>
+              </w:rPr>
+            </w:pPr>
+            <w:r>
+              <w:rPr>
+                <w:rFonts w:ascii="Tahoma" w:hAnsi="Tahoma" w:cs="Tahoma"/>
+                <w:b w:val="0"/>
+                <w:bCs/>
+                <w:color w:val="auto"/>
+                <w:sz w:val="22"/>
+                <w:szCs w:val="22"/>
               </w:rPr>
               <w:t>:</w:t>
             </w:r>
@@ -11805,7 +13382,8 @@
                 <w:b w:val="0"/>
                 <w:bCs/>
                 <w:color w:val="auto"/>
-                <w:szCs w:val="20"/>
+                <w:sz w:val="22"/>
+                <w:szCs w:val="22"/>
                 <w:lang w:val="id-ID"/>
               </w:rPr>
             </w:pPr>
@@ -11825,6 +13403,8 @@
               <w:rPr>
                 <w:rFonts w:ascii="Tahoma" w:hAnsi="Tahoma" w:cs="Tahoma"/>
                 <w:bCs/>
+                <w:sz w:val="22"/>
+                <w:szCs w:val="22"/>
               </w:rPr>
             </w:pPr>
           </w:p>
@@ -11836,21 +13416,39 @@
           <w:p>
             <w:pPr>
               <w:pStyle w:val="NormalWeb"/>
-              <w:numPr>
-                <w:ilvl w:val="0"/>
-                <w:numId w:val="4"/>
-              </w:numPr>
               <w:spacing w:beforeLines="0" w:before="60" w:afterLines="0" w:after="60"/>
-              <w:ind w:left="427"/>
-              <w:rPr>
-                <w:rFonts w:ascii="Tahoma" w:hAnsi="Tahoma" w:cs="Tahoma"/>
-                <w:bCs/>
-              </w:rPr>
-            </w:pPr>
-            <w:r>
-              <w:rPr>
-                <w:rFonts w:ascii="Tahoma" w:hAnsi="Tahoma" w:cs="Tahoma"/>
-                <w:bCs/>
+              <w:ind w:left="67"/>
+              <w:rPr>
+                <w:rFonts w:ascii="Tahoma" w:hAnsi="Tahoma" w:cs="Tahoma"/>
+                <w:bCs/>
+                <w:sz w:val="22"/>
+                <w:szCs w:val="22"/>
+              </w:rPr>
+            </w:pPr>
+            <w:r>
+              <w:rPr>
+                <w:rFonts w:ascii="Tahoma" w:hAnsi="Tahoma" w:cs="Tahoma"/>
+                <w:bCs/>
+                <w:sz w:val="22"/>
+                <w:szCs w:val="22"/>
+              </w:rPr>
+              <w:t>1)</w:t>
+            </w:r>
+            <w:r>
+              <w:rPr>
+                <w:rFonts w:ascii="Tahoma" w:hAnsi="Tahoma" w:cs="Tahoma"/>
+                <w:bCs/>
+                <w:sz w:val="22"/>
+                <w:szCs w:val="22"/>
+              </w:rPr>
+              <w:tab/>
+            </w:r>
+            <w:r>
+              <w:rPr>
+                <w:rFonts w:ascii="Tahoma" w:hAnsi="Tahoma" w:cs="Tahoma"/>
+                <w:bCs/>
+                <w:sz w:val="22"/>
+                <w:szCs w:val="22"/>
               </w:rPr>
               <w:t xml:space="preserve">Jenis Kelamin </w:t>
             </w:r>
@@ -11870,16 +13468,18 @@
                 <w:b w:val="0"/>
                 <w:bCs/>
                 <w:color w:val="auto"/>
-                <w:szCs w:val="20"/>
-              </w:rPr>
-            </w:pPr>
-            <w:r>
-              <w:rPr>
-                <w:rFonts w:ascii="Tahoma" w:hAnsi="Tahoma" w:cs="Tahoma"/>
-                <w:b w:val="0"/>
-                <w:bCs/>
-                <w:color w:val="auto"/>
-                <w:szCs w:val="20"/>
+                <w:sz w:val="22"/>
+                <w:szCs w:val="22"/>
+              </w:rPr>
+            </w:pPr>
+            <w:r>
+              <w:rPr>
+                <w:rFonts w:ascii="Tahoma" w:hAnsi="Tahoma" w:cs="Tahoma"/>
+                <w:b w:val="0"/>
+                <w:bCs/>
+                <w:color w:val="auto"/>
+                <w:sz w:val="22"/>
+                <w:szCs w:val="22"/>
               </w:rPr>
               <w:t>:</w:t>
             </w:r>
@@ -11899,7 +13499,8 @@
                 <w:b w:val="0"/>
                 <w:bCs/>
                 <w:color w:val="auto"/>
-                <w:szCs w:val="20"/>
+                <w:sz w:val="22"/>
+                <w:szCs w:val="22"/>
               </w:rPr>
             </w:pPr>
             <w:r>
@@ -11953,6 +13554,8 @@
               <w:rPr>
                 <w:rFonts w:ascii="Tahoma" w:hAnsi="Tahoma" w:cs="Tahoma"/>
                 <w:bCs/>
+                <w:sz w:val="22"/>
+                <w:szCs w:val="22"/>
               </w:rPr>
             </w:pPr>
           </w:p>
@@ -11964,22 +13567,40 @@
           <w:p>
             <w:pPr>
               <w:pStyle w:val="NormalWeb"/>
-              <w:numPr>
-                <w:ilvl w:val="0"/>
-                <w:numId w:val="4"/>
-              </w:numPr>
               <w:spacing w:beforeLines="0" w:before="60" w:afterLines="0" w:after="60"/>
-              <w:ind w:left="427"/>
-              <w:rPr>
-                <w:rFonts w:ascii="Tahoma" w:hAnsi="Tahoma" w:cs="Tahoma"/>
-                <w:bCs/>
-              </w:rPr>
-            </w:pPr>
+              <w:ind w:left="67"/>
+              <w:rPr>
+                <w:rFonts w:ascii="Tahoma" w:hAnsi="Tahoma" w:cs="Tahoma"/>
+                <w:bCs/>
+                <w:sz w:val="22"/>
+                <w:szCs w:val="22"/>
+              </w:rPr>
+            </w:pPr>
+            <w:r>
+              <w:rPr>
+                <w:rFonts w:ascii="Tahoma" w:hAnsi="Tahoma" w:cs="Tahoma"/>
+                <w:bCs/>
+                <w:sz w:val="22"/>
+                <w:szCs w:val="22"/>
+              </w:rPr>
+              <w:t>2)</w:t>
+            </w:r>
+            <w:r>
+              <w:rPr>
+                <w:rFonts w:ascii="Tahoma" w:hAnsi="Tahoma" w:cs="Tahoma"/>
+                <w:bCs/>
+                <w:sz w:val="22"/>
+                <w:szCs w:val="22"/>
+              </w:rPr>
+              <w:tab/>
+            </w:r>
             <w:proofErr w:type="spellStart"/>
             <w:r>
               <w:rPr>
                 <w:rFonts w:ascii="Tahoma" w:hAnsi="Tahoma" w:cs="Tahoma"/>
                 <w:bCs/>
+                <w:sz w:val="22"/>
+                <w:szCs w:val="22"/>
               </w:rPr>
               <w:t>Umur</w:t>
             </w:r>
@@ -11988,6 +13609,8 @@
               <w:rPr>
                 <w:rFonts w:ascii="Tahoma" w:hAnsi="Tahoma" w:cs="Tahoma"/>
                 <w:bCs/>
+                <w:sz w:val="22"/>
+                <w:szCs w:val="22"/>
               </w:rPr>
               <w:t xml:space="preserve"> </w:t>
             </w:r>
@@ -12007,16 +13630,18 @@
                 <w:b w:val="0"/>
                 <w:bCs/>
                 <w:color w:val="auto"/>
-                <w:szCs w:val="20"/>
-              </w:rPr>
-            </w:pPr>
-            <w:r>
-              <w:rPr>
-                <w:rFonts w:ascii="Tahoma" w:hAnsi="Tahoma" w:cs="Tahoma"/>
-                <w:b w:val="0"/>
-                <w:bCs/>
-                <w:color w:val="auto"/>
-                <w:szCs w:val="20"/>
+                <w:sz w:val="22"/>
+                <w:szCs w:val="22"/>
+              </w:rPr>
+            </w:pPr>
+            <w:r>
+              <w:rPr>
+                <w:rFonts w:ascii="Tahoma" w:hAnsi="Tahoma" w:cs="Tahoma"/>
+                <w:b w:val="0"/>
+                <w:bCs/>
+                <w:color w:val="auto"/>
+                <w:sz w:val="22"/>
+                <w:szCs w:val="22"/>
               </w:rPr>
               <w:t>:</w:t>
             </w:r>
@@ -12036,7 +13661,8 @@
                 <w:b w:val="0"/>
                 <w:bCs/>
                 <w:color w:val="auto"/>
-                <w:szCs w:val="20"/>
+                <w:sz w:val="22"/>
+                <w:szCs w:val="22"/>
                 <w:lang w:val="id-ID"/>
               </w:rPr>
             </w:pPr>
@@ -12091,6 +13717,8 @@
               <w:rPr>
                 <w:rFonts w:ascii="Tahoma" w:hAnsi="Tahoma" w:cs="Tahoma"/>
                 <w:bCs/>
+                <w:sz w:val="22"/>
+                <w:szCs w:val="22"/>
               </w:rPr>
             </w:pPr>
           </w:p>
@@ -12102,21 +13730,39 @@
           <w:p>
             <w:pPr>
               <w:pStyle w:val="NormalWeb"/>
-              <w:numPr>
-                <w:ilvl w:val="0"/>
-                <w:numId w:val="4"/>
-              </w:numPr>
               <w:spacing w:beforeLines="0" w:before="60" w:afterLines="0" w:after="60"/>
-              <w:ind w:left="427"/>
-              <w:rPr>
-                <w:rFonts w:ascii="Tahoma" w:hAnsi="Tahoma" w:cs="Tahoma"/>
-                <w:bCs/>
-              </w:rPr>
-            </w:pPr>
-            <w:r>
-              <w:rPr>
-                <w:rFonts w:ascii="Tahoma" w:hAnsi="Tahoma" w:cs="Tahoma"/>
-                <w:bCs/>
+              <w:ind w:left="67"/>
+              <w:rPr>
+                <w:rFonts w:ascii="Tahoma" w:hAnsi="Tahoma" w:cs="Tahoma"/>
+                <w:bCs/>
+                <w:sz w:val="22"/>
+                <w:szCs w:val="22"/>
+              </w:rPr>
+            </w:pPr>
+            <w:r>
+              <w:rPr>
+                <w:rFonts w:ascii="Tahoma" w:hAnsi="Tahoma" w:cs="Tahoma"/>
+                <w:bCs/>
+                <w:sz w:val="22"/>
+                <w:szCs w:val="22"/>
+              </w:rPr>
+              <w:t>3)</w:t>
+            </w:r>
+            <w:r>
+              <w:rPr>
+                <w:rFonts w:ascii="Tahoma" w:hAnsi="Tahoma" w:cs="Tahoma"/>
+                <w:bCs/>
+                <w:sz w:val="22"/>
+                <w:szCs w:val="22"/>
+              </w:rPr>
+              <w:tab/>
+            </w:r>
+            <w:r>
+              <w:rPr>
+                <w:rFonts w:ascii="Tahoma" w:hAnsi="Tahoma" w:cs="Tahoma"/>
+                <w:bCs/>
+                <w:sz w:val="22"/>
+                <w:szCs w:val="22"/>
               </w:rPr>
               <w:t xml:space="preserve">Tinggi Badan </w:t>
             </w:r>
@@ -12136,16 +13782,18 @@
                 <w:b w:val="0"/>
                 <w:bCs/>
                 <w:color w:val="auto"/>
-                <w:szCs w:val="20"/>
-              </w:rPr>
-            </w:pPr>
-            <w:r>
-              <w:rPr>
-                <w:rFonts w:ascii="Tahoma" w:hAnsi="Tahoma" w:cs="Tahoma"/>
-                <w:b w:val="0"/>
-                <w:bCs/>
-                <w:color w:val="auto"/>
-                <w:szCs w:val="20"/>
+                <w:sz w:val="22"/>
+                <w:szCs w:val="22"/>
+              </w:rPr>
+            </w:pPr>
+            <w:r>
+              <w:rPr>
+                <w:rFonts w:ascii="Tahoma" w:hAnsi="Tahoma" w:cs="Tahoma"/>
+                <w:b w:val="0"/>
+                <w:bCs/>
+                <w:color w:val="auto"/>
+                <w:sz w:val="22"/>
+                <w:szCs w:val="22"/>
               </w:rPr>
               <w:t>:</w:t>
             </w:r>
@@ -12165,7 +13813,8 @@
                 <w:b w:val="0"/>
                 <w:bCs/>
                 <w:color w:val="auto"/>
-                <w:szCs w:val="20"/>
+                <w:sz w:val="22"/>
+                <w:szCs w:val="22"/>
                 <w:lang w:val="id-ID"/>
               </w:rPr>
             </w:pPr>
@@ -12190,18 +13839,7 @@
                 <w:szCs w:val="22"/>
                 <w:lang w:val="en-ID"/>
               </w:rPr>
-              <w:t>kondisi_fisik_</w:t>
-            </w:r>
-            <w:r>
-              <w:rPr>
-                <w:rFonts w:ascii="Tahoma" w:hAnsi="Tahoma" w:cs="Tahoma"/>
-                <w:b w:val="0"/>
-                <w:bCs/>
-                <w:sz w:val="22"/>
-                <w:szCs w:val="22"/>
-                <w:lang w:val="en-ID"/>
-              </w:rPr>
-              <w:t>tb</w:t>
+              <w:t>kondisi_fisik_tb</w:t>
             </w:r>
             <w:proofErr w:type="spellEnd"/>
             <w:r>
@@ -12231,6 +13869,8 @@
               <w:rPr>
                 <w:rFonts w:ascii="Tahoma" w:hAnsi="Tahoma" w:cs="Tahoma"/>
                 <w:bCs/>
+                <w:sz w:val="22"/>
+                <w:szCs w:val="22"/>
               </w:rPr>
             </w:pPr>
           </w:p>
@@ -12242,21 +13882,39 @@
           <w:p>
             <w:pPr>
               <w:pStyle w:val="NormalWeb"/>
-              <w:numPr>
-                <w:ilvl w:val="0"/>
-                <w:numId w:val="4"/>
-              </w:numPr>
               <w:spacing w:beforeLines="0" w:before="60" w:afterLines="0" w:after="60"/>
-              <w:ind w:left="427"/>
-              <w:rPr>
-                <w:rFonts w:ascii="Tahoma" w:hAnsi="Tahoma" w:cs="Tahoma"/>
-                <w:bCs/>
-              </w:rPr>
-            </w:pPr>
-            <w:r>
-              <w:rPr>
-                <w:rFonts w:ascii="Tahoma" w:hAnsi="Tahoma" w:cs="Tahoma"/>
-                <w:bCs/>
+              <w:ind w:left="67"/>
+              <w:rPr>
+                <w:rFonts w:ascii="Tahoma" w:hAnsi="Tahoma" w:cs="Tahoma"/>
+                <w:bCs/>
+                <w:sz w:val="22"/>
+                <w:szCs w:val="22"/>
+              </w:rPr>
+            </w:pPr>
+            <w:r>
+              <w:rPr>
+                <w:rFonts w:ascii="Tahoma" w:hAnsi="Tahoma" w:cs="Tahoma"/>
+                <w:bCs/>
+                <w:sz w:val="22"/>
+                <w:szCs w:val="22"/>
+              </w:rPr>
+              <w:t>4)</w:t>
+            </w:r>
+            <w:r>
+              <w:rPr>
+                <w:rFonts w:ascii="Tahoma" w:hAnsi="Tahoma" w:cs="Tahoma"/>
+                <w:bCs/>
+                <w:sz w:val="22"/>
+                <w:szCs w:val="22"/>
+              </w:rPr>
+              <w:tab/>
+            </w:r>
+            <w:r>
+              <w:rPr>
+                <w:rFonts w:ascii="Tahoma" w:hAnsi="Tahoma" w:cs="Tahoma"/>
+                <w:bCs/>
+                <w:sz w:val="22"/>
+                <w:szCs w:val="22"/>
               </w:rPr>
               <w:t xml:space="preserve">Berat Badan </w:t>
             </w:r>
@@ -12276,16 +13934,18 @@
                 <w:b w:val="0"/>
                 <w:bCs/>
                 <w:color w:val="auto"/>
-                <w:szCs w:val="20"/>
-              </w:rPr>
-            </w:pPr>
-            <w:r>
-              <w:rPr>
-                <w:rFonts w:ascii="Tahoma" w:hAnsi="Tahoma" w:cs="Tahoma"/>
-                <w:b w:val="0"/>
-                <w:bCs/>
-                <w:color w:val="auto"/>
-                <w:szCs w:val="20"/>
+                <w:sz w:val="22"/>
+                <w:szCs w:val="22"/>
+              </w:rPr>
+            </w:pPr>
+            <w:r>
+              <w:rPr>
+                <w:rFonts w:ascii="Tahoma" w:hAnsi="Tahoma" w:cs="Tahoma"/>
+                <w:b w:val="0"/>
+                <w:bCs/>
+                <w:color w:val="auto"/>
+                <w:sz w:val="22"/>
+                <w:szCs w:val="22"/>
               </w:rPr>
               <w:t>:</w:t>
             </w:r>
@@ -12305,7 +13965,8 @@
                 <w:b w:val="0"/>
                 <w:bCs/>
                 <w:color w:val="auto"/>
-                <w:szCs w:val="20"/>
+                <w:sz w:val="22"/>
+                <w:szCs w:val="22"/>
                 <w:lang w:val="id-ID"/>
               </w:rPr>
             </w:pPr>
@@ -12330,29 +13991,7 @@
                 <w:szCs w:val="22"/>
                 <w:lang w:val="en-ID"/>
               </w:rPr>
-              <w:t>kondisi_fisik_</w:t>
-            </w:r>
-            <w:r>
-              <w:rPr>
-                <w:rFonts w:ascii="Tahoma" w:hAnsi="Tahoma" w:cs="Tahoma"/>
-                <w:b w:val="0"/>
-                <w:bCs/>
-                <w:sz w:val="22"/>
-                <w:szCs w:val="22"/>
-                <w:lang w:val="en-ID"/>
-              </w:rPr>
-              <w:t>b</w:t>
-            </w:r>
-            <w:r>
-              <w:rPr>
-                <w:rFonts w:ascii="Tahoma" w:hAnsi="Tahoma" w:cs="Tahoma"/>
-                <w:b w:val="0"/>
-                <w:bCs/>
-                <w:sz w:val="22"/>
-                <w:szCs w:val="22"/>
-                <w:lang w:val="en-ID"/>
-              </w:rPr>
-              <w:t>b</w:t>
+              <w:t>kondisi_fisik_bb</w:t>
             </w:r>
             <w:proofErr w:type="spellEnd"/>
             <w:r>
@@ -12382,6 +14021,8 @@
               <w:rPr>
                 <w:rFonts w:ascii="Tahoma" w:hAnsi="Tahoma" w:cs="Tahoma"/>
                 <w:bCs/>
+                <w:sz w:val="22"/>
+                <w:szCs w:val="22"/>
               </w:rPr>
             </w:pPr>
           </w:p>
@@ -12393,22 +14034,40 @@
           <w:p>
             <w:pPr>
               <w:pStyle w:val="NormalWeb"/>
-              <w:numPr>
-                <w:ilvl w:val="0"/>
-                <w:numId w:val="4"/>
-              </w:numPr>
               <w:spacing w:beforeLines="0" w:before="60" w:afterLines="0" w:after="60"/>
-              <w:ind w:left="427"/>
-              <w:rPr>
-                <w:rFonts w:ascii="Tahoma" w:hAnsi="Tahoma" w:cs="Tahoma"/>
-                <w:bCs/>
-              </w:rPr>
-            </w:pPr>
+              <w:ind w:left="67"/>
+              <w:rPr>
+                <w:rFonts w:ascii="Tahoma" w:hAnsi="Tahoma" w:cs="Tahoma"/>
+                <w:bCs/>
+                <w:sz w:val="22"/>
+                <w:szCs w:val="22"/>
+              </w:rPr>
+            </w:pPr>
+            <w:r>
+              <w:rPr>
+                <w:rFonts w:ascii="Tahoma" w:hAnsi="Tahoma" w:cs="Tahoma"/>
+                <w:bCs/>
+                <w:sz w:val="22"/>
+                <w:szCs w:val="22"/>
+              </w:rPr>
+              <w:t>5)</w:t>
+            </w:r>
+            <w:r>
+              <w:rPr>
+                <w:rFonts w:ascii="Tahoma" w:hAnsi="Tahoma" w:cs="Tahoma"/>
+                <w:bCs/>
+                <w:sz w:val="22"/>
+                <w:szCs w:val="22"/>
+              </w:rPr>
+              <w:tab/>
+            </w:r>
             <w:proofErr w:type="spellStart"/>
             <w:r>
               <w:rPr>
                 <w:rFonts w:ascii="Tahoma" w:hAnsi="Tahoma" w:cs="Tahoma"/>
                 <w:bCs/>
+                <w:sz w:val="22"/>
+                <w:szCs w:val="22"/>
               </w:rPr>
               <w:t>Postur</w:t>
             </w:r>
@@ -12417,6 +14076,8 @@
               <w:rPr>
                 <w:rFonts w:ascii="Tahoma" w:hAnsi="Tahoma" w:cs="Tahoma"/>
                 <w:bCs/>
+                <w:sz w:val="22"/>
+                <w:szCs w:val="22"/>
               </w:rPr>
               <w:t xml:space="preserve"> Badan</w:t>
             </w:r>
@@ -12436,16 +14097,18 @@
                 <w:b w:val="0"/>
                 <w:bCs/>
                 <w:color w:val="auto"/>
-                <w:szCs w:val="20"/>
-              </w:rPr>
-            </w:pPr>
-            <w:r>
-              <w:rPr>
-                <w:rFonts w:ascii="Tahoma" w:hAnsi="Tahoma" w:cs="Tahoma"/>
-                <w:b w:val="0"/>
-                <w:bCs/>
-                <w:color w:val="auto"/>
-                <w:szCs w:val="20"/>
+                <w:sz w:val="22"/>
+                <w:szCs w:val="22"/>
+              </w:rPr>
+            </w:pPr>
+            <w:r>
+              <w:rPr>
+                <w:rFonts w:ascii="Tahoma" w:hAnsi="Tahoma" w:cs="Tahoma"/>
+                <w:b w:val="0"/>
+                <w:bCs/>
+                <w:color w:val="auto"/>
+                <w:sz w:val="22"/>
+                <w:szCs w:val="22"/>
               </w:rPr>
               <w:t>:</w:t>
             </w:r>
@@ -12465,7 +14128,8 @@
                 <w:b w:val="0"/>
                 <w:bCs/>
                 <w:color w:val="auto"/>
-                <w:szCs w:val="20"/>
+                <w:sz w:val="22"/>
+                <w:szCs w:val="22"/>
                 <w:lang w:val="id-ID"/>
               </w:rPr>
             </w:pPr>
@@ -12490,29 +14154,7 @@
                 <w:szCs w:val="22"/>
                 <w:lang w:val="en-ID"/>
               </w:rPr>
-              <w:t>kondisi_fisik_</w:t>
-            </w:r>
-            <w:r>
-              <w:rPr>
-                <w:rFonts w:ascii="Tahoma" w:hAnsi="Tahoma" w:cs="Tahoma"/>
-                <w:b w:val="0"/>
-                <w:bCs/>
-                <w:sz w:val="22"/>
-                <w:szCs w:val="22"/>
-                <w:lang w:val="en-ID"/>
-              </w:rPr>
-              <w:t>p</w:t>
-            </w:r>
-            <w:r>
-              <w:rPr>
-                <w:rFonts w:ascii="Tahoma" w:hAnsi="Tahoma" w:cs="Tahoma"/>
-                <w:b w:val="0"/>
-                <w:bCs/>
-                <w:sz w:val="22"/>
-                <w:szCs w:val="22"/>
-                <w:lang w:val="en-ID"/>
-              </w:rPr>
-              <w:t>b</w:t>
+              <w:t>kondisi_fisik_pb</w:t>
             </w:r>
             <w:proofErr w:type="spellEnd"/>
             <w:r>
@@ -12542,6 +14184,8 @@
               <w:rPr>
                 <w:rFonts w:ascii="Tahoma" w:hAnsi="Tahoma" w:cs="Tahoma"/>
                 <w:bCs/>
+                <w:sz w:val="22"/>
+                <w:szCs w:val="22"/>
               </w:rPr>
             </w:pPr>
           </w:p>
@@ -12553,22 +14197,40 @@
           <w:p>
             <w:pPr>
               <w:pStyle w:val="NormalWeb"/>
-              <w:numPr>
-                <w:ilvl w:val="0"/>
-                <w:numId w:val="4"/>
-              </w:numPr>
               <w:spacing w:beforeLines="0" w:before="60" w:afterLines="0" w:after="60"/>
-              <w:ind w:left="427"/>
-              <w:rPr>
-                <w:rFonts w:ascii="Tahoma" w:hAnsi="Tahoma" w:cs="Tahoma"/>
-                <w:bCs/>
-              </w:rPr>
-            </w:pPr>
+              <w:ind w:left="67"/>
+              <w:rPr>
+                <w:rFonts w:ascii="Tahoma" w:hAnsi="Tahoma" w:cs="Tahoma"/>
+                <w:bCs/>
+                <w:sz w:val="22"/>
+                <w:szCs w:val="22"/>
+              </w:rPr>
+            </w:pPr>
+            <w:r>
+              <w:rPr>
+                <w:rFonts w:ascii="Tahoma" w:hAnsi="Tahoma" w:cs="Tahoma"/>
+                <w:bCs/>
+                <w:sz w:val="22"/>
+                <w:szCs w:val="22"/>
+              </w:rPr>
+              <w:t>6)</w:t>
+            </w:r>
+            <w:r>
+              <w:rPr>
+                <w:rFonts w:ascii="Tahoma" w:hAnsi="Tahoma" w:cs="Tahoma"/>
+                <w:bCs/>
+                <w:sz w:val="22"/>
+                <w:szCs w:val="22"/>
+              </w:rPr>
+              <w:tab/>
+            </w:r>
             <w:proofErr w:type="spellStart"/>
             <w:r>
               <w:rPr>
                 <w:rFonts w:ascii="Tahoma" w:hAnsi="Tahoma" w:cs="Tahoma"/>
                 <w:bCs/>
+                <w:sz w:val="22"/>
+                <w:szCs w:val="22"/>
               </w:rPr>
               <w:t>Penampilan</w:t>
             </w:r>
@@ -12577,6 +14239,8 @@
               <w:rPr>
                 <w:rFonts w:ascii="Tahoma" w:hAnsi="Tahoma" w:cs="Tahoma"/>
                 <w:bCs/>
+                <w:sz w:val="22"/>
+                <w:szCs w:val="22"/>
               </w:rPr>
               <w:t xml:space="preserve"> </w:t>
             </w:r>
@@ -12596,16 +14260,18 @@
                 <w:b w:val="0"/>
                 <w:bCs/>
                 <w:color w:val="auto"/>
-                <w:szCs w:val="20"/>
-              </w:rPr>
-            </w:pPr>
-            <w:r>
-              <w:rPr>
-                <w:rFonts w:ascii="Tahoma" w:hAnsi="Tahoma" w:cs="Tahoma"/>
-                <w:b w:val="0"/>
-                <w:bCs/>
-                <w:color w:val="auto"/>
-                <w:szCs w:val="20"/>
+                <w:sz w:val="22"/>
+                <w:szCs w:val="22"/>
+              </w:rPr>
+            </w:pPr>
+            <w:r>
+              <w:rPr>
+                <w:rFonts w:ascii="Tahoma" w:hAnsi="Tahoma" w:cs="Tahoma"/>
+                <w:b w:val="0"/>
+                <w:bCs/>
+                <w:color w:val="auto"/>
+                <w:sz w:val="22"/>
+                <w:szCs w:val="22"/>
               </w:rPr>
               <w:t>:</w:t>
             </w:r>
@@ -12625,7 +14291,8 @@
                 <w:b w:val="0"/>
                 <w:bCs/>
                 <w:color w:val="auto"/>
-                <w:szCs w:val="20"/>
+                <w:sz w:val="22"/>
+                <w:szCs w:val="22"/>
                 <w:lang w:val="id-ID"/>
               </w:rPr>
             </w:pPr>
@@ -12650,18 +14317,7 @@
                 <w:szCs w:val="22"/>
                 <w:lang w:val="en-ID"/>
               </w:rPr>
-              <w:t>kondisi_fisik_</w:t>
-            </w:r>
-            <w:r>
-              <w:rPr>
-                <w:rFonts w:ascii="Tahoma" w:hAnsi="Tahoma" w:cs="Tahoma"/>
-                <w:b w:val="0"/>
-                <w:bCs/>
-                <w:sz w:val="22"/>
-                <w:szCs w:val="22"/>
-                <w:lang w:val="en-ID"/>
-              </w:rPr>
-              <w:t>tampilan</w:t>
+              <w:t>kondisi_fisik_tampilan</w:t>
             </w:r>
             <w:proofErr w:type="spellEnd"/>
             <w:r>
@@ -12691,6 +14347,8 @@
               <w:rPr>
                 <w:rFonts w:ascii="Tahoma" w:hAnsi="Tahoma" w:cs="Tahoma"/>
                 <w:bCs/>
+                <w:sz w:val="22"/>
+                <w:szCs w:val="22"/>
               </w:rPr>
             </w:pPr>
           </w:p>
@@ -12702,17 +14360,31 @@
           <w:p>
             <w:pPr>
               <w:pStyle w:val="NormalWeb"/>
-              <w:numPr>
-                <w:ilvl w:val="0"/>
-                <w:numId w:val="4"/>
-              </w:numPr>
               <w:spacing w:beforeLines="0" w:before="60" w:afterLines="0" w:after="60"/>
-              <w:ind w:left="427"/>
-              <w:rPr>
-                <w:rFonts w:ascii="Tahoma" w:hAnsi="Tahoma" w:cs="Tahoma"/>
-                <w:bCs/>
-              </w:rPr>
-            </w:pPr>
+              <w:ind w:left="67"/>
+              <w:rPr>
+                <w:rFonts w:ascii="Tahoma" w:hAnsi="Tahoma" w:cs="Tahoma"/>
+                <w:bCs/>
+                <w:sz w:val="22"/>
+                <w:szCs w:val="22"/>
+              </w:rPr>
+            </w:pPr>
+            <w:r>
+              <w:rPr>
+                <w:rFonts w:ascii="Tahoma" w:hAnsi="Tahoma" w:cs="Tahoma"/>
+                <w:sz w:val="22"/>
+                <w:szCs w:val="22"/>
+              </w:rPr>
+              <w:t>7)</w:t>
+            </w:r>
+            <w:r>
+              <w:rPr>
+                <w:rFonts w:ascii="Tahoma" w:hAnsi="Tahoma" w:cs="Tahoma"/>
+                <w:sz w:val="22"/>
+                <w:szCs w:val="22"/>
+              </w:rPr>
+              <w:tab/>
+            </w:r>
             <w:proofErr w:type="spellStart"/>
             <w:r>
               <w:rPr>
@@ -12757,16 +14429,18 @@
                 <w:b w:val="0"/>
                 <w:bCs/>
                 <w:color w:val="auto"/>
-                <w:szCs w:val="20"/>
-              </w:rPr>
-            </w:pPr>
-            <w:r>
-              <w:rPr>
-                <w:rFonts w:ascii="Tahoma" w:hAnsi="Tahoma" w:cs="Tahoma"/>
-                <w:b w:val="0"/>
-                <w:bCs/>
-                <w:color w:val="auto"/>
-                <w:szCs w:val="20"/>
+                <w:sz w:val="22"/>
+                <w:szCs w:val="22"/>
+              </w:rPr>
+            </w:pPr>
+            <w:r>
+              <w:rPr>
+                <w:rFonts w:ascii="Tahoma" w:hAnsi="Tahoma" w:cs="Tahoma"/>
+                <w:b w:val="0"/>
+                <w:bCs/>
+                <w:color w:val="auto"/>
+                <w:sz w:val="22"/>
+                <w:szCs w:val="22"/>
               </w:rPr>
               <w:t>:</w:t>
             </w:r>
@@ -12810,18 +14484,7 @@
                 <w:szCs w:val="22"/>
                 <w:lang w:val="en-ID"/>
               </w:rPr>
-              <w:t>kondisi_fisik_</w:t>
-            </w:r>
-            <w:r>
-              <w:rPr>
-                <w:rFonts w:ascii="Tahoma" w:hAnsi="Tahoma" w:cs="Tahoma"/>
-                <w:b w:val="0"/>
-                <w:bCs/>
-                <w:sz w:val="22"/>
-                <w:szCs w:val="22"/>
-                <w:lang w:val="en-ID"/>
-              </w:rPr>
-              <w:t>keadaan</w:t>
+              <w:t>kondisi_fisik_keadaan</w:t>
             </w:r>
             <w:proofErr w:type="spellEnd"/>
             <w:r>
@@ -12850,21 +14513,18 @@
               <w:rPr>
                 <w:rFonts w:ascii="Tahoma" w:hAnsi="Tahoma" w:cs="Tahoma"/>
                 <w:bCs/>
-              </w:rPr>
-            </w:pPr>
-            <w:r>
-              <w:rPr>
-                <w:rFonts w:ascii="Tahoma" w:hAnsi="Tahoma" w:cs="Tahoma"/>
-                <w:bCs/>
-              </w:rPr>
-              <w:t>g</w:t>
-            </w:r>
-            <w:r>
-              <w:rPr>
-                <w:rFonts w:ascii="Tahoma" w:hAnsi="Tahoma" w:cs="Tahoma"/>
-                <w:bCs/>
-              </w:rPr>
-              <w:t>.</w:t>
+                <w:sz w:val="22"/>
+                <w:szCs w:val="22"/>
+              </w:rPr>
+            </w:pPr>
+            <w:r>
+              <w:rPr>
+                <w:rFonts w:ascii="Tahoma" w:hAnsi="Tahoma" w:cs="Tahoma"/>
+                <w:bCs/>
+                <w:sz w:val="22"/>
+                <w:szCs w:val="22"/>
+              </w:rPr>
+              <w:t>g.</w:t>
             </w:r>
           </w:p>
         </w:tc>
@@ -12879,6 +14539,8 @@
               <w:rPr>
                 <w:rFonts w:ascii="Tahoma" w:hAnsi="Tahoma" w:cs="Tahoma"/>
                 <w:bCs/>
+                <w:sz w:val="22"/>
+                <w:szCs w:val="22"/>
               </w:rPr>
             </w:pPr>
             <w:proofErr w:type="spellStart"/>
@@ -12886,6 +14548,8 @@
               <w:rPr>
                 <w:rFonts w:ascii="Tahoma" w:hAnsi="Tahoma" w:cs="Tahoma"/>
                 <w:bCs/>
+                <w:sz w:val="22"/>
+                <w:szCs w:val="22"/>
               </w:rPr>
               <w:t>Fungsi</w:t>
             </w:r>
@@ -12894,6 +14558,8 @@
               <w:rPr>
                 <w:rFonts w:ascii="Tahoma" w:hAnsi="Tahoma" w:cs="Tahoma"/>
                 <w:bCs/>
+                <w:sz w:val="22"/>
+                <w:szCs w:val="22"/>
               </w:rPr>
               <w:t xml:space="preserve"> </w:t>
             </w:r>
@@ -12902,6 +14568,8 @@
               <w:rPr>
                 <w:rFonts w:ascii="Tahoma" w:hAnsi="Tahoma" w:cs="Tahoma"/>
                 <w:bCs/>
+                <w:sz w:val="22"/>
+                <w:szCs w:val="22"/>
               </w:rPr>
               <w:t>Pekerja</w:t>
             </w:r>
@@ -12910,6 +14578,8 @@
               <w:rPr>
                 <w:rFonts w:ascii="Tahoma" w:hAnsi="Tahoma" w:cs="Tahoma"/>
                 <w:bCs/>
+                <w:sz w:val="22"/>
+                <w:szCs w:val="22"/>
               </w:rPr>
               <w:t xml:space="preserve"> </w:t>
             </w:r>
@@ -12929,7 +14599,8 @@
                 <w:b w:val="0"/>
                 <w:bCs/>
                 <w:color w:val="auto"/>
-                <w:szCs w:val="20"/>
+                <w:sz w:val="22"/>
+                <w:szCs w:val="22"/>
                 <w:lang w:val="sv-SE"/>
               </w:rPr>
             </w:pPr>
@@ -12939,7 +14610,8 @@
                 <w:b w:val="0"/>
                 <w:bCs/>
                 <w:color w:val="auto"/>
-                <w:szCs w:val="20"/>
+                <w:sz w:val="22"/>
+                <w:szCs w:val="22"/>
                 <w:lang w:val="sv-SE"/>
               </w:rPr>
               <w:t>:</w:t>
@@ -13061,7 +14733,19 @@
                 <w:szCs w:val="22"/>
                 <w:lang w:val="en-ID"/>
               </w:rPr>
-              <w:t>fungsi_pekerja</w:t>
+              <w:t>fungsi_</w:t>
+            </w:r>
+            <w:proofErr w:type="gramStart"/>
+            <w:r>
+              <w:rPr>
+                <w:rFonts w:ascii="Tahoma" w:hAnsi="Tahoma" w:cs="Tahoma"/>
+                <w:b w:val="0"/>
+                <w:bCs/>
+                <w:sz w:val="22"/>
+                <w:szCs w:val="22"/>
+                <w:lang w:val="en-ID"/>
+              </w:rPr>
+              <w:t>pekerja</w:t>
             </w:r>
             <w:proofErr w:type="spellEnd"/>
             <w:r>
@@ -13084,7 +14768,19 @@
                 <w:szCs w:val="22"/>
                 <w:lang w:val="en-ID"/>
               </w:rPr>
-              <w:t>{/</w:t>
+              <w:t>{</w:t>
+            </w:r>
+            <w:proofErr w:type="gramEnd"/>
+            <w:r>
+              <w:rPr>
+                <w:rFonts w:ascii="Tahoma" w:hAnsi="Tahoma" w:cs="Tahoma"/>
+                <w:b w:val="0"/>
+                <w:bCs/>
+                <w:sz w:val="22"/>
+                <w:szCs w:val="22"/>
+                <w:lang w:val="en-ID"/>
+              </w:rPr>
+              <w:t>/</w:t>
             </w:r>
             <w:proofErr w:type="spellStart"/>
             <w:r>
@@ -13136,21 +14832,42 @@
       <w:pPr>
         <w:pStyle w:val="NormalWeb"/>
         <w:keepNext/>
-        <w:numPr>
-          <w:ilvl w:val="0"/>
-          <w:numId w:val="2"/>
-        </w:numPr>
+        <w:tabs>
+          <w:tab w:val="left" w:pos="426"/>
+          <w:tab w:val="left" w:pos="3119"/>
+        </w:tabs>
         <w:spacing w:beforeLines="0" w:before="120" w:afterLines="0" w:after="120"/>
-        <w:ind w:left="425" w:hanging="425"/>
         <w:jc w:val="both"/>
         <w:rPr>
+          <w:rFonts w:eastAsia="Times New Roman"/>
+          <w:iCs/>
+          <w:lang w:eastAsia="id-ID"/>
+        </w:rPr>
+      </w:pPr>
+      <w:r>
+        <w:rPr>
+          <w:rStyle w:val="Strong"/>
           <w:rFonts w:ascii="Tahoma" w:hAnsi="Tahoma" w:cs="Tahoma"/>
+          <w:b w:val="0"/>
           <w:bCs/>
           <w:sz w:val="22"/>
           <w:szCs w:val="22"/>
           <w:lang w:val="id-ID"/>
         </w:rPr>
-      </w:pPr>
+        <w:t>16.</w:t>
+      </w:r>
+      <w:r>
+        <w:rPr>
+          <w:rStyle w:val="Strong"/>
+          <w:rFonts w:ascii="Tahoma" w:hAnsi="Tahoma" w:cs="Tahoma"/>
+          <w:b w:val="0"/>
+          <w:bCs/>
+          <w:sz w:val="22"/>
+          <w:szCs w:val="22"/>
+          <w:lang w:val="id-ID"/>
+        </w:rPr>
+        <w:tab/>
+      </w:r>
       <w:r>
         <w:rPr>
           <w:rFonts w:ascii="Tahoma" w:hAnsi="Tahoma" w:cs="Tahoma"/>
@@ -13158,7 +14875,17 @@
           <w:sz w:val="22"/>
           <w:szCs w:val="22"/>
         </w:rPr>
-        <w:t>PRESTASI YANG DIHARAPKAN</w:t>
+        <w:t xml:space="preserve">PRESTASI YANG </w:t>
+      </w:r>
+      <w:proofErr w:type="gramStart"/>
+      <w:r>
+        <w:rPr>
+          <w:rFonts w:ascii="Tahoma" w:hAnsi="Tahoma" w:cs="Tahoma"/>
+          <w:bCs/>
+          <w:sz w:val="22"/>
+          <w:szCs w:val="22"/>
+        </w:rPr>
+        <w:t>DIHARAPKAN</w:t>
       </w:r>
       <w:r>
         <w:rPr>
@@ -13171,7 +14898,9 @@
       </w:r>
       <w:r>
         <w:rPr>
+          <w:rStyle w:val="Strong"/>
           <w:rFonts w:ascii="Tahoma" w:hAnsi="Tahoma" w:cs="Tahoma"/>
+          <w:b w:val="0"/>
           <w:bCs/>
           <w:sz w:val="22"/>
           <w:szCs w:val="22"/>
@@ -13179,6 +14908,7 @@
         </w:rPr>
         <w:t>:</w:t>
       </w:r>
+      <w:proofErr w:type="gramEnd"/>
     </w:p>
     <w:p>
       <w:pPr>
@@ -13247,22 +14977,43 @@
       <w:pPr>
         <w:pStyle w:val="NormalWeb"/>
         <w:keepNext/>
-        <w:numPr>
-          <w:ilvl w:val="0"/>
-          <w:numId w:val="2"/>
-        </w:numPr>
+        <w:tabs>
+          <w:tab w:val="left" w:pos="426"/>
+          <w:tab w:val="left" w:pos="3119"/>
+        </w:tabs>
         <w:spacing w:beforeLines="0" w:before="120" w:afterLines="0" w:after="120"/>
-        <w:ind w:left="425" w:hanging="425"/>
         <w:jc w:val="both"/>
         <w:rPr>
+          <w:rFonts w:eastAsia="Times New Roman"/>
+          <w:iCs/>
+          <w:lang w:eastAsia="id-ID"/>
+        </w:rPr>
+      </w:pPr>
+      <w:bookmarkStart w:id="0" w:name="_Hlk189228088"/>
+      <w:r>
+        <w:rPr>
+          <w:rStyle w:val="Strong"/>
           <w:rFonts w:ascii="Tahoma" w:hAnsi="Tahoma" w:cs="Tahoma"/>
+          <w:b w:val="0"/>
           <w:bCs/>
           <w:sz w:val="22"/>
           <w:szCs w:val="22"/>
           <w:lang w:val="id-ID"/>
         </w:rPr>
-      </w:pPr>
-      <w:bookmarkStart w:id="0" w:name="_Hlk189228088"/>
+        <w:t>17.</w:t>
+      </w:r>
+      <w:r>
+        <w:rPr>
+          <w:rStyle w:val="Strong"/>
+          <w:rFonts w:ascii="Tahoma" w:hAnsi="Tahoma" w:cs="Tahoma"/>
+          <w:b w:val="0"/>
+          <w:bCs/>
+          <w:sz w:val="22"/>
+          <w:szCs w:val="22"/>
+          <w:lang w:val="id-ID"/>
+        </w:rPr>
+        <w:tab/>
+      </w:r>
       <w:r>
         <w:rPr>
           <w:rFonts w:ascii="Tahoma" w:hAnsi="Tahoma" w:cs="Tahoma"/>
@@ -13270,9 +15021,18 @@
           <w:sz w:val="22"/>
           <w:szCs w:val="22"/>
         </w:rPr>
-        <w:t>KELAS JABATAN</w:t>
+        <w:t xml:space="preserve">KELAS </w:t>
       </w:r>
-      <w:bookmarkEnd w:id="0"/>
+      <w:proofErr w:type="gramStart"/>
+      <w:r>
+        <w:rPr>
+          <w:rFonts w:ascii="Tahoma" w:hAnsi="Tahoma" w:cs="Tahoma"/>
+          <w:bCs/>
+          <w:sz w:val="22"/>
+          <w:szCs w:val="22"/>
+        </w:rPr>
+        <w:t>JABATAN</w:t>
+      </w:r>
       <w:r>
         <w:rPr>
           <w:rFonts w:ascii="Tahoma" w:hAnsi="Tahoma" w:cs="Tahoma"/>
@@ -13284,24 +15044,19 @@
       </w:r>
       <w:r>
         <w:rPr>
+          <w:rStyle w:val="Strong"/>
           <w:rFonts w:ascii="Tahoma" w:hAnsi="Tahoma" w:cs="Tahoma"/>
-          <w:bCs/>
-          <w:sz w:val="22"/>
-          <w:szCs w:val="22"/>
-        </w:rPr>
-        <w:t>:</w:t>
-      </w:r>
-      <w:r>
-        <w:rPr>
-          <w:rFonts w:ascii="Tahoma" w:hAnsi="Tahoma" w:cs="Tahoma"/>
+          <w:b w:val="0"/>
           <w:bCs/>
           <w:sz w:val="22"/>
           <w:szCs w:val="22"/>
           <w:lang w:val="id-ID"/>
         </w:rPr>
-        <w:t xml:space="preserve"> </w:t>
+        <w:t>:</w:t>
       </w:r>
+      <w:proofErr w:type="gramEnd"/>
     </w:p>
+    <w:bookmarkEnd w:id="0"/>
     <w:p>
       <w:pPr>
         <w:pStyle w:val="NormalWeb"/>
@@ -16438,8 +18193,8 @@
   <w:abstractNum w:abstractNumId="33" w15:restartNumberingAfterBreak="0">
     <w:nsid w:val="6B707508"/>
     <w:multiLevelType w:val="hybridMultilevel"/>
-    <w:tmpl w:val="9D6A5934"/>
-    <w:lvl w:ilvl="0" w:tplc="9A66DBE2">
+    <w:tmpl w:val="BF8A98DC"/>
+    <w:lvl w:ilvl="0" w:tplc="AEB61DE6">
       <w:start w:val="1"/>
       <w:numFmt w:val="decimal"/>
       <w:lvlText w:val="%1."/>
@@ -16448,7 +18203,7 @@
         <w:ind w:left="720" w:hanging="360"/>
       </w:pPr>
       <w:rPr>
-        <w:rFonts w:hint="default"/>
+        <w:rFonts w:ascii="Tahoma" w:hAnsi="Tahoma" w:cs="Tahoma" w:hint="default"/>
         <w:b w:val="0"/>
         <w:bCs w:val="0"/>
         <w:i w:val="0"/>
@@ -17695,7 +19450,7 @@
   <w:style w:type="paragraph" w:default="1" w:styleId="Normal">
     <w:name w:val="Normal"/>
     <w:qFormat/>
-    <w:rsid w:val="00DA165B"/>
+    <w:rsid w:val="00E273BD"/>
     <w:pPr>
       <w:spacing w:after="200"/>
     </w:pPr>
@@ -17756,6 +19511,7 @@
   <w:style w:type="character" w:default="1" w:styleId="DefaultParagraphFont">
     <w:name w:val="Default Paragraph Font"/>
     <w:uiPriority w:val="1"/>
+    <w:semiHidden/>
     <w:unhideWhenUsed/>
   </w:style>
   <w:style w:type="table" w:default="1" w:styleId="TableNormal">

--- a/public/templates/anjab.docx
+++ b/public/templates/anjab.docx
@@ -6357,12 +6357,13 @@
           <w:insideH w:val="single" w:sz="4" w:space="0" w:color="auto"/>
           <w:insideV w:val="single" w:sz="4" w:space="0" w:color="auto"/>
         </w:tblBorders>
+        <w:tblLayout w:type="fixed"/>
         <w:tblLook w:val="04A0" w:firstRow="1" w:lastRow="0" w:firstColumn="1" w:lastColumn="0" w:noHBand="0" w:noVBand="1"/>
       </w:tblPr>
       <w:tblGrid>
-        <w:gridCol w:w="1972"/>
-        <w:gridCol w:w="3675"/>
-        <w:gridCol w:w="3283"/>
+        <w:gridCol w:w="567"/>
+        <w:gridCol w:w="4677"/>
+        <w:gridCol w:w="3686"/>
       </w:tblGrid>
       <w:tr>
         <w:trPr>
@@ -7351,11 +7352,12 @@
           <w:insideH w:val="single" w:sz="4" w:space="0" w:color="auto"/>
           <w:insideV w:val="single" w:sz="4" w:space="0" w:color="auto"/>
         </w:tblBorders>
+        <w:tblLayout w:type="fixed"/>
         <w:tblLook w:val="04A0" w:firstRow="1" w:lastRow="0" w:firstColumn="1" w:lastColumn="0" w:noHBand="0" w:noVBand="1"/>
       </w:tblPr>
       <w:tblGrid>
-        <w:gridCol w:w="1972"/>
-        <w:gridCol w:w="6958"/>
+        <w:gridCol w:w="595"/>
+        <w:gridCol w:w="8335"/>
       </w:tblGrid>
       <w:tr>
         <w:trPr>
@@ -8114,12 +8116,13 @@
           <w:insideH w:val="single" w:sz="4" w:space="0" w:color="auto"/>
           <w:insideV w:val="single" w:sz="4" w:space="0" w:color="auto"/>
         </w:tblBorders>
+        <w:tblLayout w:type="fixed"/>
         <w:tblLook w:val="04A0" w:firstRow="1" w:lastRow="0" w:firstColumn="1" w:lastColumn="0" w:noHBand="0" w:noVBand="1"/>
       </w:tblPr>
       <w:tblGrid>
-        <w:gridCol w:w="2118"/>
-        <w:gridCol w:w="3351"/>
-        <w:gridCol w:w="3461"/>
+        <w:gridCol w:w="567"/>
+        <w:gridCol w:w="4677"/>
+        <w:gridCol w:w="3686"/>
       </w:tblGrid>
       <w:tr>
         <w:trPr>
@@ -8950,12 +8953,13 @@
           <w:insideH w:val="single" w:sz="4" w:space="0" w:color="auto"/>
           <w:insideV w:val="single" w:sz="4" w:space="0" w:color="auto"/>
         </w:tblBorders>
+        <w:tblLayout w:type="fixed"/>
         <w:tblLook w:val="04A0" w:firstRow="1" w:lastRow="0" w:firstColumn="1" w:lastColumn="0" w:noHBand="0" w:noVBand="1"/>
       </w:tblPr>
       <w:tblGrid>
-        <w:gridCol w:w="2461"/>
-        <w:gridCol w:w="2857"/>
-        <w:gridCol w:w="3612"/>
+        <w:gridCol w:w="567"/>
+        <w:gridCol w:w="4677"/>
+        <w:gridCol w:w="3686"/>
       </w:tblGrid>
       <w:tr>
         <w:trPr>
@@ -9097,7 +9101,15 @@
                 <w:rFonts w:ascii="Tahoma" w:hAnsi="Tahoma" w:cs="Tahoma"/>
                 <w:bCs/>
               </w:rPr>
-              <w:t>perangkat</w:t>
+              <w:t>perang</w:t>
+            </w:r>
+            <w:r>
+              <w:rPr>
+                <w:rFonts w:ascii="Tahoma" w:hAnsi="Tahoma" w:cs="Tahoma"/>
+                <w:bCs/>
+              </w:rPr>
+              <w:lastRenderedPageBreak/>
+              <w:t>kat</w:t>
             </w:r>
             <w:r>
               <w:rPr>
@@ -9153,6 +9165,7 @@
                 <w:szCs w:val="22"/>
                 <w:lang w:val="en-ID"/>
               </w:rPr>
+              <w:lastRenderedPageBreak/>
               <w:t>{#</w:t>
             </w:r>
             <w:r>
@@ -9871,11 +9884,12 @@
           <w:insideH w:val="single" w:sz="4" w:space="0" w:color="auto"/>
           <w:insideV w:val="single" w:sz="4" w:space="0" w:color="auto"/>
         </w:tblBorders>
+        <w:tblLayout w:type="fixed"/>
         <w:tblLook w:val="04A0" w:firstRow="1" w:lastRow="0" w:firstColumn="1" w:lastColumn="0" w:noHBand="0" w:noVBand="1"/>
       </w:tblPr>
       <w:tblGrid>
-        <w:gridCol w:w="2500"/>
-        <w:gridCol w:w="6430"/>
+        <w:gridCol w:w="595"/>
+        <w:gridCol w:w="8335"/>
       </w:tblGrid>
       <w:tr>
         <w:trPr>
@@ -10183,11 +10197,12 @@
           <w:insideH w:val="single" w:sz="4" w:space="0" w:color="auto"/>
           <w:insideV w:val="single" w:sz="4" w:space="0" w:color="auto"/>
         </w:tblBorders>
+        <w:tblLayout w:type="fixed"/>
         <w:tblLook w:val="04A0" w:firstRow="1" w:lastRow="0" w:firstColumn="1" w:lastColumn="0" w:noHBand="0" w:noVBand="1"/>
       </w:tblPr>
       <w:tblGrid>
-        <w:gridCol w:w="1973"/>
-        <w:gridCol w:w="6957"/>
+        <w:gridCol w:w="595"/>
+        <w:gridCol w:w="8335"/>
       </w:tblGrid>
       <w:tr>
         <w:trPr>
@@ -10480,13 +10495,14 @@
           <w:insideH w:val="single" w:sz="4" w:space="0" w:color="auto"/>
           <w:insideV w:val="single" w:sz="4" w:space="0" w:color="auto"/>
         </w:tblBorders>
+        <w:tblLayout w:type="fixed"/>
         <w:tblLook w:val="04A0" w:firstRow="1" w:lastRow="0" w:firstColumn="1" w:lastColumn="0" w:noHBand="0" w:noVBand="1"/>
       </w:tblPr>
       <w:tblGrid>
-        <w:gridCol w:w="1698"/>
-        <w:gridCol w:w="2343"/>
-        <w:gridCol w:w="2434"/>
-        <w:gridCol w:w="2455"/>
+        <w:gridCol w:w="595"/>
+        <w:gridCol w:w="2552"/>
+        <w:gridCol w:w="2835"/>
+        <w:gridCol w:w="2948"/>
       </w:tblGrid>
       <w:tr>
         <w:trPr>
@@ -11209,12 +11225,13 @@
           <w:insideH w:val="single" w:sz="4" w:space="0" w:color="auto"/>
           <w:insideV w:val="single" w:sz="4" w:space="0" w:color="auto"/>
         </w:tblBorders>
+        <w:tblLayout w:type="fixed"/>
         <w:tblLook w:val="04A0" w:firstRow="1" w:lastRow="0" w:firstColumn="1" w:lastColumn="0" w:noHBand="0" w:noVBand="1"/>
       </w:tblPr>
       <w:tblGrid>
-        <w:gridCol w:w="1638"/>
-        <w:gridCol w:w="3947"/>
-        <w:gridCol w:w="3345"/>
+        <w:gridCol w:w="567"/>
+        <w:gridCol w:w="4677"/>
+        <w:gridCol w:w="3686"/>
       </w:tblGrid>
       <w:tr>
         <w:trPr>
@@ -11606,12 +11623,13 @@
           <w:insideH w:val="single" w:sz="4" w:space="0" w:color="auto"/>
           <w:insideV w:val="single" w:sz="4" w:space="0" w:color="auto"/>
         </w:tblBorders>
+        <w:tblLayout w:type="fixed"/>
         <w:tblLook w:val="04A0" w:firstRow="1" w:lastRow="0" w:firstColumn="1" w:lastColumn="0" w:noHBand="0" w:noVBand="1"/>
       </w:tblPr>
       <w:tblGrid>
-        <w:gridCol w:w="1488"/>
-        <w:gridCol w:w="4059"/>
-        <w:gridCol w:w="3383"/>
+        <w:gridCol w:w="567"/>
+        <w:gridCol w:w="4677"/>
+        <w:gridCol w:w="3686"/>
       </w:tblGrid>
       <w:tr>
         <w:trPr>
@@ -11730,7 +11748,15 @@
                 <w:rFonts w:ascii="Tahoma" w:hAnsi="Tahoma" w:cs="Tahoma"/>
                 <w:bCs/>
               </w:rPr>
-              <w:t>risiko</w:t>
+              <w:t>risik</w:t>
+            </w:r>
+            <w:r>
+              <w:rPr>
+                <w:rFonts w:ascii="Tahoma" w:hAnsi="Tahoma" w:cs="Tahoma"/>
+                <w:bCs/>
+              </w:rPr>
+              <w:lastRenderedPageBreak/>
+              <w:t>o</w:t>
             </w:r>
             <w:r>
               <w:rPr>
@@ -11779,6 +11805,7 @@
                 <w:szCs w:val="22"/>
                 <w:lang w:val="en-ID"/>
               </w:rPr>
+              <w:lastRenderedPageBreak/>
               <w:t>{</w:t>
             </w:r>
             <w:proofErr w:type="spellStart"/>
@@ -12790,7 +12817,6 @@
                 <w:sz w:val="22"/>
                 <w:szCs w:val="22"/>
               </w:rPr>
-              <w:lastRenderedPageBreak/>
               <w:t>d.</w:t>
             </w:r>
           </w:p>

--- a/public/templates/anjab.docx
+++ b/public/templates/anjab.docx
@@ -4363,7 +4363,6 @@
               <w:t>{/</w:t>
             </w:r>
             <w:proofErr w:type="spellStart"/>
-            <w:proofErr w:type="gramStart"/>
             <w:r>
               <w:rPr>
                 <w:rFonts w:ascii="Tahoma" w:hAnsi="Tahoma" w:cs="Tahoma"/>
@@ -4395,18 +4394,7 @@
                 <w:sz w:val="22"/>
                 <w:szCs w:val="22"/>
               </w:rPr>
-              <w:t>{</w:t>
-            </w:r>
-            <w:proofErr w:type="gramEnd"/>
-            <w:r>
-              <w:rPr>
-                <w:rFonts w:ascii="Tahoma" w:hAnsi="Tahoma" w:cs="Tahoma"/>
-                <w:b w:val="0"/>
-                <w:color w:val="auto"/>
-                <w:sz w:val="22"/>
-                <w:szCs w:val="22"/>
-              </w:rPr>
-              <w:t>/</w:t>
+              <w:t>{/</w:t>
             </w:r>
             <w:proofErr w:type="spellStart"/>
             <w:r>
@@ -4502,17 +4490,7 @@
           <w:sz w:val="22"/>
           <w:szCs w:val="22"/>
         </w:rPr>
-        <w:t xml:space="preserve">TUGAS </w:t>
-      </w:r>
-      <w:proofErr w:type="gramStart"/>
-      <w:r>
-        <w:rPr>
-          <w:rFonts w:ascii="Tahoma" w:hAnsi="Tahoma" w:cs="Tahoma"/>
-          <w:bCs/>
-          <w:sz w:val="22"/>
-          <w:szCs w:val="22"/>
-        </w:rPr>
-        <w:t>POKOK</w:t>
+        <w:t>TUGAS POKOK</w:t>
       </w:r>
       <w:r>
         <w:rPr>
@@ -4535,7 +4513,6 @@
         </w:rPr>
         <w:t>:</w:t>
       </w:r>
-      <w:proofErr w:type="gramEnd"/>
     </w:p>
     <w:tbl>
       <w:tblPr>
@@ -5959,9 +5936,9 @@
                 <w:szCs w:val="22"/>
                 <w:lang w:val="en-ID"/>
               </w:rPr>
-              <w:t>kebutuhan_</w:t>
-            </w:r>
-            <w:proofErr w:type="gramStart"/>
+              <w:t>kebutuhan_pegawai</w:t>
+            </w:r>
+            <w:proofErr w:type="spellEnd"/>
             <w:r>
               <w:rPr>
                 <w:rFonts w:ascii="Tahoma" w:eastAsia="Tahoma" w:hAnsi="Tahoma" w:cs="Tahoma"/>
@@ -5971,31 +5948,7 @@
                 <w:szCs w:val="22"/>
                 <w:lang w:val="en-ID"/>
               </w:rPr>
-              <w:t>pegawai</w:t>
-            </w:r>
-            <w:proofErr w:type="spellEnd"/>
-            <w:r>
-              <w:rPr>
-                <w:rFonts w:ascii="Tahoma" w:eastAsia="Tahoma" w:hAnsi="Tahoma" w:cs="Tahoma"/>
-                <w:b w:val="0"/>
-                <w:bCs/>
-                <w:sz w:val="22"/>
-                <w:szCs w:val="22"/>
-                <w:lang w:val="en-ID"/>
-              </w:rPr>
-              <w:t>}{</w:t>
-            </w:r>
-            <w:proofErr w:type="gramEnd"/>
-            <w:r>
-              <w:rPr>
-                <w:rFonts w:ascii="Tahoma" w:eastAsia="Tahoma" w:hAnsi="Tahoma" w:cs="Tahoma"/>
-                <w:b w:val="0"/>
-                <w:bCs/>
-                <w:sz w:val="22"/>
-                <w:szCs w:val="22"/>
-                <w:lang w:val="en-ID"/>
-              </w:rPr>
-              <w:t>/</w:t>
+              <w:t>}{/</w:t>
             </w:r>
             <w:proofErr w:type="spellStart"/>
             <w:r>
@@ -6288,17 +6241,7 @@
           <w:sz w:val="22"/>
           <w:szCs w:val="22"/>
         </w:rPr>
-        <w:t xml:space="preserve">HASIL </w:t>
-      </w:r>
-      <w:proofErr w:type="gramStart"/>
-      <w:r>
-        <w:rPr>
-          <w:rFonts w:ascii="Tahoma" w:hAnsi="Tahoma" w:cs="Tahoma"/>
-          <w:bCs/>
-          <w:sz w:val="22"/>
-          <w:szCs w:val="22"/>
-        </w:rPr>
-        <w:t>KERJA</w:t>
+        <w:t>HASIL KERJA</w:t>
       </w:r>
       <w:r>
         <w:rPr>
@@ -6321,7 +6264,6 @@
         </w:rPr>
         <w:t>:</w:t>
       </w:r>
-      <w:proofErr w:type="gramEnd"/>
     </w:p>
     <w:p>
       <w:pPr>
@@ -6470,23 +6412,7 @@
                 <w:rFonts w:ascii="Tahoma" w:hAnsi="Tahoma" w:cs="Tahoma"/>
                 <w:bCs/>
               </w:rPr>
-              <w:t>{#hasil_</w:t>
-            </w:r>
-            <w:proofErr w:type="gramStart"/>
-            <w:r>
-              <w:rPr>
-                <w:rFonts w:ascii="Tahoma" w:hAnsi="Tahoma" w:cs="Tahoma"/>
-                <w:bCs/>
-              </w:rPr>
-              <w:t>kerja}{</w:t>
-            </w:r>
-            <w:proofErr w:type="gramEnd"/>
-            <w:r>
-              <w:rPr>
-                <w:rFonts w:ascii="Tahoma" w:hAnsi="Tahoma" w:cs="Tahoma"/>
-                <w:bCs/>
-              </w:rPr>
-              <w:t>no}.</w:t>
+              <w:t>{#hasil_kerja}{no}.</w:t>
             </w:r>
           </w:p>
         </w:tc>
@@ -7206,7 +7132,6 @@
               <w:t>{/</w:t>
             </w:r>
             <w:proofErr w:type="spellStart"/>
-            <w:proofErr w:type="gramStart"/>
             <w:r>
               <w:rPr>
                 <w:rFonts w:ascii="Tahoma" w:eastAsia="Tahoma" w:hAnsi="Tahoma" w:cs="Tahoma"/>
@@ -7228,19 +7153,7 @@
                 <w:szCs w:val="22"/>
                 <w:lang w:val="en-ID"/>
               </w:rPr>
-              <w:t>}{</w:t>
-            </w:r>
-            <w:proofErr w:type="gramEnd"/>
-            <w:r>
-              <w:rPr>
-                <w:rFonts w:ascii="Tahoma" w:eastAsia="Tahoma" w:hAnsi="Tahoma" w:cs="Tahoma"/>
-                <w:b w:val="0"/>
-                <w:bCs/>
-                <w:sz w:val="22"/>
-                <w:szCs w:val="22"/>
-                <w:lang w:val="en-ID"/>
-              </w:rPr>
-              <w:t>/</w:t>
+              <w:t>}{/</w:t>
             </w:r>
             <w:proofErr w:type="spellStart"/>
             <w:r>
@@ -7439,23 +7352,7 @@
                 <w:rFonts w:ascii="Tahoma" w:hAnsi="Tahoma" w:cs="Tahoma"/>
                 <w:bCs/>
               </w:rPr>
-              <w:t>{#hasil_</w:t>
-            </w:r>
-            <w:proofErr w:type="gramStart"/>
-            <w:r>
-              <w:rPr>
-                <w:rFonts w:ascii="Tahoma" w:hAnsi="Tahoma" w:cs="Tahoma"/>
-                <w:bCs/>
-              </w:rPr>
-              <w:t>kerja}{</w:t>
-            </w:r>
-            <w:proofErr w:type="gramEnd"/>
-            <w:r>
-              <w:rPr>
-                <w:rFonts w:ascii="Tahoma" w:hAnsi="Tahoma" w:cs="Tahoma"/>
-                <w:bCs/>
-              </w:rPr>
-              <w:t>no}.</w:t>
+              <w:t>{#hasil_kerja}{no}.</w:t>
             </w:r>
           </w:p>
         </w:tc>
@@ -7921,7 +7818,6 @@
               <w:t>{/</w:t>
             </w:r>
             <w:proofErr w:type="spellStart"/>
-            <w:proofErr w:type="gramStart"/>
             <w:r>
               <w:rPr>
                 <w:rFonts w:ascii="Tahoma" w:hAnsi="Tahoma" w:cs="Tahoma"/>
@@ -7944,19 +7840,7 @@
                 <w:szCs w:val="22"/>
                 <w:lang w:val="en-ID"/>
               </w:rPr>
-              <w:t>}{</w:t>
-            </w:r>
-            <w:proofErr w:type="gramEnd"/>
-            <w:r>
-              <w:rPr>
-                <w:rFonts w:ascii="Tahoma" w:eastAsia="Tahoma" w:hAnsi="Tahoma" w:cs="Tahoma"/>
-                <w:b w:val="0"/>
-                <w:bCs/>
-                <w:sz w:val="22"/>
-                <w:szCs w:val="22"/>
-                <w:lang w:val="en-ID"/>
-              </w:rPr>
-              <w:t>/</w:t>
+              <w:t>}{/</w:t>
             </w:r>
             <w:proofErr w:type="spellStart"/>
             <w:r>
@@ -8250,23 +8134,7 @@
                 <w:rFonts w:ascii="Tahoma" w:hAnsi="Tahoma" w:cs="Tahoma"/>
                 <w:bCs/>
               </w:rPr>
-              <w:t>_</w:t>
-            </w:r>
-            <w:proofErr w:type="gramStart"/>
-            <w:r>
-              <w:rPr>
-                <w:rFonts w:ascii="Tahoma" w:hAnsi="Tahoma" w:cs="Tahoma"/>
-                <w:bCs/>
-              </w:rPr>
-              <w:t>kerja}{</w:t>
-            </w:r>
-            <w:proofErr w:type="gramEnd"/>
-            <w:r>
-              <w:rPr>
-                <w:rFonts w:ascii="Tahoma" w:hAnsi="Tahoma" w:cs="Tahoma"/>
-                <w:bCs/>
-              </w:rPr>
-              <w:t>no}.</w:t>
+              <w:t>_kerja}{no}.</w:t>
             </w:r>
           </w:p>
         </w:tc>
@@ -8780,7 +8648,6 @@
               <w:t>{/</w:t>
             </w:r>
             <w:proofErr w:type="spellStart"/>
-            <w:proofErr w:type="gramStart"/>
             <w:r>
               <w:rPr>
                 <w:rFonts w:ascii="Tahoma" w:hAnsi="Tahoma" w:cs="Tahoma"/>
@@ -8802,19 +8669,7 @@
                 <w:szCs w:val="22"/>
                 <w:lang w:val="en-ID"/>
               </w:rPr>
-              <w:t>}{</w:t>
-            </w:r>
-            <w:proofErr w:type="gramEnd"/>
-            <w:r>
-              <w:rPr>
-                <w:rFonts w:ascii="Tahoma" w:hAnsi="Tahoma" w:cs="Tahoma"/>
-                <w:b w:val="0"/>
-                <w:bCs/>
-                <w:sz w:val="22"/>
-                <w:szCs w:val="22"/>
-                <w:lang w:val="en-ID"/>
-              </w:rPr>
-              <w:t>/</w:t>
+              <w:t>}{/</w:t>
             </w:r>
             <w:proofErr w:type="spellStart"/>
             <w:r>
@@ -8906,17 +8761,7 @@
           <w:sz w:val="22"/>
           <w:szCs w:val="22"/>
         </w:rPr>
-        <w:t xml:space="preserve">PERANGKAT </w:t>
-      </w:r>
-      <w:proofErr w:type="gramStart"/>
-      <w:r>
-        <w:rPr>
-          <w:rFonts w:ascii="Tahoma" w:hAnsi="Tahoma" w:cs="Tahoma"/>
-          <w:bCs/>
-          <w:sz w:val="22"/>
-          <w:szCs w:val="22"/>
-        </w:rPr>
-        <w:t>KERJA</w:t>
+        <w:t>PERANGKAT KERJA</w:t>
       </w:r>
       <w:r>
         <w:rPr>
@@ -8939,7 +8784,6 @@
         </w:rPr>
         <w:t>:</w:t>
       </w:r>
-      <w:proofErr w:type="gramEnd"/>
     </w:p>
     <w:tbl>
       <w:tblPr>
@@ -9116,23 +8960,7 @@
                 <w:rFonts w:ascii="Tahoma" w:hAnsi="Tahoma" w:cs="Tahoma"/>
                 <w:bCs/>
               </w:rPr>
-              <w:t>_</w:t>
-            </w:r>
-            <w:proofErr w:type="gramStart"/>
-            <w:r>
-              <w:rPr>
-                <w:rFonts w:ascii="Tahoma" w:hAnsi="Tahoma" w:cs="Tahoma"/>
-                <w:bCs/>
-              </w:rPr>
-              <w:t>kerja}{</w:t>
-            </w:r>
-            <w:proofErr w:type="gramEnd"/>
-            <w:r>
-              <w:rPr>
-                <w:rFonts w:ascii="Tahoma" w:hAnsi="Tahoma" w:cs="Tahoma"/>
-                <w:bCs/>
-              </w:rPr>
-              <w:t>no}.</w:t>
+              <w:t>_kerja}{no}.</w:t>
             </w:r>
           </w:p>
         </w:tc>
@@ -9710,7 +9538,6 @@
               <w:t>{/</w:t>
             </w:r>
             <w:proofErr w:type="spellStart"/>
-            <w:proofErr w:type="gramStart"/>
             <w:r>
               <w:rPr>
                 <w:rFonts w:ascii="Tahoma" w:hAnsi="Tahoma" w:cs="Tahoma"/>
@@ -9732,19 +9559,7 @@
                 <w:szCs w:val="22"/>
                 <w:lang w:val="en-ID"/>
               </w:rPr>
-              <w:t>}{</w:t>
-            </w:r>
-            <w:proofErr w:type="gramEnd"/>
-            <w:r>
-              <w:rPr>
-                <w:rFonts w:ascii="Tahoma" w:hAnsi="Tahoma" w:cs="Tahoma"/>
-                <w:b w:val="0"/>
-                <w:bCs/>
-                <w:sz w:val="22"/>
-                <w:szCs w:val="22"/>
-                <w:lang w:val="en-ID"/>
-              </w:rPr>
-              <w:t>/</w:t>
+              <w:t>}{/</w:t>
             </w:r>
             <w:proofErr w:type="spellStart"/>
             <w:r>
@@ -9987,7 +9802,6 @@
               </w:rPr>
               <w:t>_</w:t>
             </w:r>
-            <w:proofErr w:type="gramStart"/>
             <w:r>
               <w:rPr>
                 <w:rFonts w:ascii="Tahoma" w:hAnsi="Tahoma" w:cs="Tahoma"/>
@@ -10000,15 +9814,7 @@
                 <w:rFonts w:ascii="Tahoma" w:hAnsi="Tahoma" w:cs="Tahoma"/>
                 <w:bCs/>
               </w:rPr>
-              <w:t>}{</w:t>
-            </w:r>
-            <w:proofErr w:type="gramEnd"/>
-            <w:r>
-              <w:rPr>
-                <w:rFonts w:ascii="Tahoma" w:hAnsi="Tahoma" w:cs="Tahoma"/>
-                <w:bCs/>
-              </w:rPr>
-              <w:t>no}.</w:t>
+              <w:t>}{no}.</w:t>
             </w:r>
           </w:p>
         </w:tc>
@@ -10286,7 +10092,6 @@
               </w:rPr>
               <w:t>{#</w:t>
             </w:r>
-            <w:proofErr w:type="gramStart"/>
             <w:r>
               <w:rPr>
                 <w:rFonts w:ascii="Tahoma" w:hAnsi="Tahoma" w:cs="Tahoma"/>
@@ -10299,15 +10104,7 @@
                 <w:rFonts w:ascii="Tahoma" w:hAnsi="Tahoma" w:cs="Tahoma"/>
                 <w:bCs/>
               </w:rPr>
-              <w:t>}{</w:t>
-            </w:r>
-            <w:proofErr w:type="gramEnd"/>
-            <w:r>
-              <w:rPr>
-                <w:rFonts w:ascii="Tahoma" w:hAnsi="Tahoma" w:cs="Tahoma"/>
-                <w:bCs/>
-              </w:rPr>
-              <w:t>no}.</w:t>
+              <w:t>}{no}.</w:t>
             </w:r>
           </w:p>
         </w:tc>
@@ -10639,7 +10436,6 @@
               </w:rPr>
               <w:t>{#</w:t>
             </w:r>
-            <w:proofErr w:type="gramStart"/>
             <w:r>
               <w:rPr>
                 <w:rFonts w:ascii="Tahoma" w:hAnsi="Tahoma" w:cs="Tahoma"/>
@@ -10652,15 +10448,7 @@
                 <w:rFonts w:ascii="Tahoma" w:hAnsi="Tahoma" w:cs="Tahoma"/>
                 <w:bCs/>
               </w:rPr>
-              <w:t>}{</w:t>
-            </w:r>
-            <w:proofErr w:type="gramEnd"/>
-            <w:r>
-              <w:rPr>
-                <w:rFonts w:ascii="Tahoma" w:hAnsi="Tahoma" w:cs="Tahoma"/>
-                <w:bCs/>
-              </w:rPr>
-              <w:t>no}.</w:t>
+              <w:t>}{no}.</w:t>
             </w:r>
           </w:p>
         </w:tc>
@@ -11340,7 +11128,6 @@
               </w:rPr>
               <w:t>{#</w:t>
             </w:r>
-            <w:proofErr w:type="gramStart"/>
             <w:r>
               <w:rPr>
                 <w:rFonts w:ascii="Tahoma" w:hAnsi="Tahoma" w:cs="Tahoma"/>
@@ -11353,15 +11140,7 @@
                 <w:rFonts w:ascii="Tahoma" w:hAnsi="Tahoma" w:cs="Tahoma"/>
                 <w:bCs/>
               </w:rPr>
-              <w:t>}{</w:t>
-            </w:r>
-            <w:proofErr w:type="gramEnd"/>
-            <w:r>
-              <w:rPr>
-                <w:rFonts w:ascii="Tahoma" w:hAnsi="Tahoma" w:cs="Tahoma"/>
-                <w:bCs/>
-              </w:rPr>
-              <w:t>no}.</w:t>
+              <w:t>}{no}.</w:t>
             </w:r>
           </w:p>
         </w:tc>
@@ -11742,7 +11521,6 @@
               </w:rPr>
               <w:t>{#</w:t>
             </w:r>
-            <w:proofErr w:type="gramStart"/>
             <w:r>
               <w:rPr>
                 <w:rFonts w:ascii="Tahoma" w:hAnsi="Tahoma" w:cs="Tahoma"/>
@@ -11763,15 +11541,7 @@
                 <w:rFonts w:ascii="Tahoma" w:hAnsi="Tahoma" w:cs="Tahoma"/>
                 <w:bCs/>
               </w:rPr>
-              <w:t>}{</w:t>
-            </w:r>
-            <w:proofErr w:type="gramEnd"/>
-            <w:r>
-              <w:rPr>
-                <w:rFonts w:ascii="Tahoma" w:hAnsi="Tahoma" w:cs="Tahoma"/>
-                <w:bCs/>
-              </w:rPr>
-              <w:t>no}.</w:t>
+              <w:t>}{no}.</w:t>
             </w:r>
           </w:p>
         </w:tc>
@@ -12071,37 +11841,16 @@
                 <w:szCs w:val="22"/>
                 <w:lang w:val="en-ID"/>
               </w:rPr>
-              <w:t>{#syarat_</w:t>
-            </w:r>
-            <w:proofErr w:type="gramStart"/>
-            <w:r>
-              <w:rPr>
-                <w:rFonts w:ascii="Tahoma" w:hAnsi="Tahoma" w:cs="Tahoma"/>
-                <w:bCs/>
-                <w:sz w:val="22"/>
-                <w:szCs w:val="22"/>
-                <w:lang w:val="en-ID"/>
-              </w:rPr>
-              <w:t>jabatan}</w:t>
-            </w:r>
-            <w:r>
-              <w:rPr>
-                <w:rFonts w:ascii="Tahoma" w:hAnsi="Tahoma" w:cs="Tahoma"/>
-                <w:bCs/>
-                <w:sz w:val="22"/>
-                <w:szCs w:val="22"/>
-              </w:rPr>
-              <w:t>Keterampilan</w:t>
-            </w:r>
-            <w:proofErr w:type="gramEnd"/>
-            <w:r>
-              <w:rPr>
-                <w:rFonts w:ascii="Tahoma" w:hAnsi="Tahoma" w:cs="Tahoma"/>
-                <w:bCs/>
-                <w:sz w:val="22"/>
-                <w:szCs w:val="22"/>
-              </w:rPr>
-              <w:t xml:space="preserve"> Kerja </w:t>
+              <w:t>{#syarat_jabatan}</w:t>
+            </w:r>
+            <w:r>
+              <w:rPr>
+                <w:rFonts w:ascii="Tahoma" w:hAnsi="Tahoma" w:cs="Tahoma"/>
+                <w:bCs/>
+                <w:sz w:val="22"/>
+                <w:szCs w:val="22"/>
+              </w:rPr>
+              <w:t xml:space="preserve">Keterampilan Kerja </w:t>
             </w:r>
           </w:p>
         </w:tc>
@@ -14759,19 +14508,7 @@
                 <w:szCs w:val="22"/>
                 <w:lang w:val="en-ID"/>
               </w:rPr>
-              <w:t>fungsi_</w:t>
-            </w:r>
-            <w:proofErr w:type="gramStart"/>
-            <w:r>
-              <w:rPr>
-                <w:rFonts w:ascii="Tahoma" w:hAnsi="Tahoma" w:cs="Tahoma"/>
-                <w:b w:val="0"/>
-                <w:bCs/>
-                <w:sz w:val="22"/>
-                <w:szCs w:val="22"/>
-                <w:lang w:val="en-ID"/>
-              </w:rPr>
-              <w:t>pekerja</w:t>
+              <w:t>fungsi_pekerja</w:t>
             </w:r>
             <w:proofErr w:type="spellEnd"/>
             <w:r>
@@ -14794,19 +14531,7 @@
                 <w:szCs w:val="22"/>
                 <w:lang w:val="en-ID"/>
               </w:rPr>
-              <w:t>{</w:t>
-            </w:r>
-            <w:proofErr w:type="gramEnd"/>
-            <w:r>
-              <w:rPr>
-                <w:rFonts w:ascii="Tahoma" w:hAnsi="Tahoma" w:cs="Tahoma"/>
-                <w:b w:val="0"/>
-                <w:bCs/>
-                <w:sz w:val="22"/>
-                <w:szCs w:val="22"/>
-                <w:lang w:val="en-ID"/>
-              </w:rPr>
-              <w:t>/</w:t>
+              <w:t>{/</w:t>
             </w:r>
             <w:proofErr w:type="spellStart"/>
             <w:r>
@@ -14901,17 +14626,7 @@
           <w:sz w:val="22"/>
           <w:szCs w:val="22"/>
         </w:rPr>
-        <w:t xml:space="preserve">PRESTASI YANG </w:t>
-      </w:r>
-      <w:proofErr w:type="gramStart"/>
-      <w:r>
-        <w:rPr>
-          <w:rFonts w:ascii="Tahoma" w:hAnsi="Tahoma" w:cs="Tahoma"/>
-          <w:bCs/>
-          <w:sz w:val="22"/>
-          <w:szCs w:val="22"/>
-        </w:rPr>
-        <w:t>DIHARAPKAN</w:t>
+        <w:t>PRESTASI YANG DIHARAPKAN</w:t>
       </w:r>
       <w:r>
         <w:rPr>
@@ -14934,7 +14649,6 @@
         </w:rPr>
         <w:t>:</w:t>
       </w:r>
-      <w:proofErr w:type="gramEnd"/>
     </w:p>
     <w:p>
       <w:pPr>
@@ -15047,17 +14761,7 @@
           <w:sz w:val="22"/>
           <w:szCs w:val="22"/>
         </w:rPr>
-        <w:t xml:space="preserve">KELAS </w:t>
-      </w:r>
-      <w:proofErr w:type="gramStart"/>
-      <w:r>
-        <w:rPr>
-          <w:rFonts w:ascii="Tahoma" w:hAnsi="Tahoma" w:cs="Tahoma"/>
-          <w:bCs/>
-          <w:sz w:val="22"/>
-          <w:szCs w:val="22"/>
-        </w:rPr>
-        <w:t>JABATAN</w:t>
+        <w:t>KELAS JABATAN</w:t>
       </w:r>
       <w:r>
         <w:rPr>
@@ -15080,7 +14784,6 @@
         </w:rPr>
         <w:t>:</w:t>
       </w:r>
-      <w:proofErr w:type="gramEnd"/>
     </w:p>
     <w:bookmarkEnd w:id="0"/>
     <w:p>
@@ -15090,7 +14793,9 @@
         <w:ind w:firstLine="425"/>
         <w:jc w:val="both"/>
         <w:rPr>
+          <w:rStyle w:val="Strong"/>
           <w:rFonts w:ascii="Tahoma" w:hAnsi="Tahoma" w:cs="Tahoma"/>
+          <w:b w:val="0"/>
           <w:bCs/>
           <w:sz w:val="22"/>
           <w:szCs w:val="22"/>
@@ -15131,22 +14836,6 @@
         </w:rPr>
         <w:t>}</w:t>
       </w:r>
-    </w:p>
-    <w:p>
-      <w:pPr>
-        <w:pStyle w:val="NormalWeb"/>
-        <w:spacing w:beforeLines="0" w:before="120" w:afterLines="0" w:after="120"/>
-        <w:ind w:left="720"/>
-        <w:jc w:val="both"/>
-        <w:rPr>
-          <w:rStyle w:val="Strong"/>
-          <w:rFonts w:ascii="Tahoma" w:hAnsi="Tahoma" w:cs="Tahoma"/>
-          <w:b w:val="0"/>
-          <w:bCs/>
-          <w:sz w:val="22"/>
-          <w:szCs w:val="22"/>
-        </w:rPr>
-      </w:pPr>
     </w:p>
     <w:sectPr>
       <w:pgSz w:w="11901" w:h="16834"/>

--- a/public/templates/anjab.docx
+++ b/public/templates/anjab.docx
@@ -124,18 +124,7 @@
                 <w:szCs w:val="22"/>
                 <w:lang w:val="id-ID"/>
               </w:rPr>
-              <w:t xml:space="preserve">1.   </w:t>
-            </w:r>
-            <w:r>
-              <w:rPr>
-                <w:rStyle w:val="Strong"/>
-                <w:rFonts w:ascii="Tahoma" w:hAnsi="Tahoma" w:cs="Tahoma"/>
-                <w:bCs/>
-                <w:sz w:val="22"/>
-                <w:szCs w:val="22"/>
-                <w:lang w:val="id-ID"/>
-              </w:rPr>
-              <w:t>NAMA JABATAN</w:t>
+              <w:t>1.   NAMA JABATAN</w:t>
             </w:r>
           </w:p>
         </w:tc>
@@ -178,6 +167,7 @@
               <w:rPr>
                 <w:rFonts w:ascii="Tahoma" w:hAnsi="Tahoma" w:cs="Tahoma"/>
                 <w:b w:val="0"/>
+                <w:bCs/>
                 <w:color w:val="auto"/>
                 <w:sz w:val="22"/>
                 <w:szCs w:val="22"/>
@@ -324,29 +314,7 @@
                 <w:szCs w:val="22"/>
                 <w:lang w:val="id-ID"/>
               </w:rPr>
-              <w:t>2.</w:t>
-            </w:r>
-            <w:r>
-              <w:rPr>
-                <w:rStyle w:val="Strong"/>
-                <w:rFonts w:ascii="Tahoma" w:hAnsi="Tahoma" w:cs="Tahoma"/>
-                <w:bCs/>
-                <w:sz w:val="22"/>
-                <w:szCs w:val="22"/>
-                <w:lang w:val="id-ID"/>
-              </w:rPr>
-              <w:t xml:space="preserve">   </w:t>
-            </w:r>
-            <w:r>
-              <w:rPr>
-                <w:rStyle w:val="Strong"/>
-                <w:rFonts w:ascii="Tahoma" w:hAnsi="Tahoma" w:cs="Tahoma"/>
-                <w:bCs/>
-                <w:sz w:val="22"/>
-                <w:szCs w:val="22"/>
-                <w:lang w:val="id-ID"/>
-              </w:rPr>
-              <w:t>KODE JABATAN</w:t>
+              <w:t>2.   KODE JABATAN</w:t>
             </w:r>
           </w:p>
         </w:tc>
@@ -533,32 +501,12 @@
               <w:rPr>
                 <w:rStyle w:val="Strong"/>
                 <w:rFonts w:ascii="Tahoma" w:hAnsi="Tahoma" w:cs="Tahoma"/>
+                <w:bCs/>
                 <w:sz w:val="22"/>
                 <w:szCs w:val="22"/>
                 <w:lang w:val="id-ID"/>
               </w:rPr>
-              <w:t>3.</w:t>
-            </w:r>
-            <w:r>
-              <w:rPr>
-                <w:rStyle w:val="Strong"/>
-                <w:rFonts w:ascii="Tahoma" w:hAnsi="Tahoma" w:cs="Tahoma"/>
-                <w:sz w:val="22"/>
-                <w:szCs w:val="22"/>
-                <w:lang w:val="id-ID"/>
-              </w:rPr>
-              <w:t xml:space="preserve">   </w:t>
-            </w:r>
-            <w:r>
-              <w:rPr>
-                <w:rStyle w:val="Strong"/>
-                <w:rFonts w:ascii="Tahoma" w:hAnsi="Tahoma" w:cs="Tahoma"/>
-                <w:bCs/>
-                <w:sz w:val="22"/>
-                <w:szCs w:val="22"/>
-                <w:lang w:val="id-ID"/>
-              </w:rPr>
-              <w:t>UNIT KERJA</w:t>
+              <w:t>3.   UNIT KERJA</w:t>
             </w:r>
             <w:r>
               <w:rPr>
@@ -649,6 +597,7 @@
               <w:rPr>
                 <w:rStyle w:val="Strong"/>
                 <w:rFonts w:ascii="Tahoma" w:hAnsi="Tahoma" w:cs="Tahoma"/>
+                <w:bCs/>
                 <w:sz w:val="22"/>
                 <w:szCs w:val="22"/>
                 <w:lang w:val="id-ID"/>
@@ -658,42 +607,12 @@
               <w:rPr>
                 <w:rStyle w:val="Strong"/>
                 <w:rFonts w:ascii="Tahoma" w:hAnsi="Tahoma" w:cs="Tahoma"/>
+                <w:bCs/>
                 <w:sz w:val="22"/>
                 <w:szCs w:val="22"/>
                 <w:lang w:val="sv-SE"/>
               </w:rPr>
-              <w:t xml:space="preserve">        </w:t>
-            </w:r>
-            <w:r>
-              <w:rPr>
-                <w:rStyle w:val="Strong"/>
-                <w:rFonts w:ascii="Tahoma" w:hAnsi="Tahoma" w:cs="Tahoma"/>
-                <w:sz w:val="22"/>
-                <w:szCs w:val="22"/>
-                <w:lang w:val="sv-SE"/>
-              </w:rPr>
-              <w:t>a.</w:t>
-            </w:r>
-            <w:r>
-              <w:rPr>
-                <w:rStyle w:val="Strong"/>
-                <w:rFonts w:ascii="Tahoma" w:hAnsi="Tahoma" w:cs="Tahoma"/>
-                <w:sz w:val="22"/>
-                <w:szCs w:val="22"/>
-                <w:lang w:val="sv-SE"/>
-              </w:rPr>
-              <w:t xml:space="preserve">   </w:t>
-            </w:r>
-            <w:r>
-              <w:rPr>
-                <w:rStyle w:val="Strong"/>
-                <w:rFonts w:ascii="Tahoma" w:hAnsi="Tahoma" w:cs="Tahoma"/>
-                <w:bCs/>
-                <w:sz w:val="22"/>
-                <w:szCs w:val="22"/>
-                <w:lang w:val="sv-SE"/>
-              </w:rPr>
-              <w:t>JPT Utama</w:t>
+              <w:t xml:space="preserve">        a.   JPT Utama</w:t>
             </w:r>
           </w:p>
         </w:tc>
@@ -805,6 +724,7 @@
               <w:rPr>
                 <w:rStyle w:val="Strong"/>
                 <w:rFonts w:ascii="Tahoma" w:hAnsi="Tahoma" w:cs="Tahoma"/>
+                <w:bCs/>
                 <w:sz w:val="22"/>
                 <w:szCs w:val="22"/>
                 <w:lang w:val="sv-SE"/>
@@ -814,41 +734,12 @@
               <w:rPr>
                 <w:rStyle w:val="Strong"/>
                 <w:rFonts w:ascii="Tahoma" w:hAnsi="Tahoma" w:cs="Tahoma"/>
+                <w:bCs/>
                 <w:sz w:val="22"/>
                 <w:szCs w:val="22"/>
                 <w:lang w:val="sv-SE"/>
               </w:rPr>
-              <w:t xml:space="preserve">        </w:t>
-            </w:r>
-            <w:r>
-              <w:rPr>
-                <w:rStyle w:val="Strong"/>
-                <w:rFonts w:ascii="Tahoma" w:hAnsi="Tahoma" w:cs="Tahoma"/>
-                <w:sz w:val="22"/>
-                <w:szCs w:val="22"/>
-                <w:lang w:val="sv-SE"/>
-              </w:rPr>
-              <w:t>b.</w:t>
-            </w:r>
-            <w:r>
-              <w:rPr>
-                <w:rStyle w:val="Strong"/>
-                <w:rFonts w:ascii="Tahoma" w:hAnsi="Tahoma" w:cs="Tahoma"/>
-                <w:sz w:val="22"/>
-                <w:szCs w:val="22"/>
-                <w:lang w:val="sv-SE"/>
-              </w:rPr>
-              <w:t xml:space="preserve">   </w:t>
-            </w:r>
-            <w:r>
-              <w:rPr>
-                <w:rStyle w:val="Strong"/>
-                <w:rFonts w:ascii="Tahoma" w:hAnsi="Tahoma" w:cs="Tahoma"/>
-                <w:sz w:val="22"/>
-                <w:szCs w:val="22"/>
-                <w:lang w:val="sv-SE"/>
-              </w:rPr>
-              <w:t>JPT Madya</w:t>
+              <w:t xml:space="preserve">        b.   JPT Madya</w:t>
             </w:r>
           </w:p>
         </w:tc>
@@ -960,6 +851,7 @@
               <w:rPr>
                 <w:rStyle w:val="Strong"/>
                 <w:rFonts w:ascii="Tahoma" w:hAnsi="Tahoma" w:cs="Tahoma"/>
+                <w:bCs/>
                 <w:sz w:val="22"/>
                 <w:szCs w:val="22"/>
                 <w:lang w:val="sv-SE"/>
@@ -969,41 +861,12 @@
               <w:rPr>
                 <w:rStyle w:val="Strong"/>
                 <w:rFonts w:ascii="Tahoma" w:hAnsi="Tahoma" w:cs="Tahoma"/>
+                <w:bCs/>
                 <w:sz w:val="22"/>
                 <w:szCs w:val="22"/>
                 <w:lang w:val="sv-SE"/>
               </w:rPr>
-              <w:t xml:space="preserve">        </w:t>
-            </w:r>
-            <w:r>
-              <w:rPr>
-                <w:rStyle w:val="Strong"/>
-                <w:rFonts w:ascii="Tahoma" w:hAnsi="Tahoma" w:cs="Tahoma"/>
-                <w:sz w:val="22"/>
-                <w:szCs w:val="22"/>
-                <w:lang w:val="sv-SE"/>
-              </w:rPr>
-              <w:t>c</w:t>
-            </w:r>
-            <w:r>
-              <w:rPr>
-                <w:rStyle w:val="Strong"/>
-                <w:rFonts w:ascii="Tahoma" w:hAnsi="Tahoma" w:cs="Tahoma"/>
-                <w:sz w:val="22"/>
-                <w:szCs w:val="22"/>
-                <w:lang w:val="sv-SE"/>
-              </w:rPr>
-              <w:t xml:space="preserve">.   </w:t>
-            </w:r>
-            <w:r>
-              <w:rPr>
-                <w:rStyle w:val="Strong"/>
-                <w:rFonts w:ascii="Tahoma" w:hAnsi="Tahoma" w:cs="Tahoma"/>
-                <w:sz w:val="22"/>
-                <w:szCs w:val="22"/>
-                <w:lang w:val="sv-SE"/>
-              </w:rPr>
-              <w:t>JPT Pratama</w:t>
+              <w:t xml:space="preserve">        c.   JPT Pratama</w:t>
             </w:r>
           </w:p>
         </w:tc>
@@ -1115,6 +978,7 @@
               <w:rPr>
                 <w:rStyle w:val="Strong"/>
                 <w:rFonts w:ascii="Tahoma" w:hAnsi="Tahoma" w:cs="Tahoma"/>
+                <w:bCs/>
                 <w:sz w:val="22"/>
                 <w:szCs w:val="22"/>
                 <w:lang w:val="sv-SE"/>
@@ -1129,40 +993,7 @@
                 <w:sz w:val="22"/>
                 <w:szCs w:val="22"/>
               </w:rPr>
-              <w:t xml:space="preserve">        </w:t>
-            </w:r>
-            <w:r>
-              <w:rPr>
-                <w:rStyle w:val="Strong"/>
-                <w:rFonts w:ascii="Tahoma" w:hAnsi="Tahoma" w:cs="Tahoma"/>
-                <w:bCs/>
-                <w:color w:val="auto"/>
-                <w:sz w:val="22"/>
-                <w:szCs w:val="22"/>
-              </w:rPr>
-              <w:t>d.</w:t>
-            </w:r>
-            <w:r>
-              <w:rPr>
-                <w:rStyle w:val="Strong"/>
-                <w:rFonts w:ascii="Tahoma" w:hAnsi="Tahoma" w:cs="Tahoma"/>
-                <w:bCs/>
-                <w:color w:val="auto"/>
-                <w:sz w:val="22"/>
-                <w:szCs w:val="22"/>
-              </w:rPr>
-              <w:t xml:space="preserve">   </w:t>
-            </w:r>
-            <w:r>
-              <w:rPr>
-                <w:rStyle w:val="Strong"/>
-                <w:rFonts w:ascii="Tahoma" w:hAnsi="Tahoma" w:cs="Tahoma"/>
-                <w:bCs/>
-                <w:color w:val="auto"/>
-                <w:sz w:val="22"/>
-                <w:szCs w:val="22"/>
-              </w:rPr>
-              <w:t>Administrator</w:t>
+              <w:t xml:space="preserve">        d.   Administrator</w:t>
             </w:r>
           </w:p>
         </w:tc>
@@ -1261,29 +1092,7 @@
                 <w:sz w:val="22"/>
                 <w:szCs w:val="22"/>
               </w:rPr>
-              <w:t xml:space="preserve">        </w:t>
-            </w:r>
-            <w:r>
-              <w:rPr>
-                <w:rStyle w:val="Strong"/>
-                <w:rFonts w:ascii="Tahoma" w:hAnsi="Tahoma" w:cs="Tahoma"/>
-                <w:bCs/>
-                <w:color w:val="auto"/>
-                <w:sz w:val="22"/>
-                <w:szCs w:val="22"/>
-              </w:rPr>
-              <w:t>e.</w:t>
-            </w:r>
-            <w:r>
-              <w:rPr>
-                <w:rStyle w:val="Strong"/>
-                <w:rFonts w:ascii="Tahoma" w:hAnsi="Tahoma" w:cs="Tahoma"/>
-                <w:bCs/>
-                <w:color w:val="auto"/>
-                <w:sz w:val="22"/>
-                <w:szCs w:val="22"/>
-              </w:rPr>
-              <w:t xml:space="preserve">   </w:t>
+              <w:t xml:space="preserve">        e.   </w:t>
             </w:r>
             <w:proofErr w:type="spellStart"/>
             <w:r>
@@ -1423,29 +1232,7 @@
                 <w:sz w:val="22"/>
                 <w:szCs w:val="22"/>
               </w:rPr>
-              <w:t xml:space="preserve">        </w:t>
-            </w:r>
-            <w:r>
-              <w:rPr>
-                <w:rStyle w:val="Strong"/>
-                <w:rFonts w:ascii="Tahoma" w:hAnsi="Tahoma" w:cs="Tahoma"/>
-                <w:bCs/>
-                <w:color w:val="auto"/>
-                <w:sz w:val="22"/>
-                <w:szCs w:val="22"/>
-              </w:rPr>
-              <w:t>f.</w:t>
-            </w:r>
-            <w:r>
-              <w:rPr>
-                <w:rStyle w:val="Strong"/>
-                <w:rFonts w:ascii="Tahoma" w:hAnsi="Tahoma" w:cs="Tahoma"/>
-                <w:bCs/>
-                <w:color w:val="auto"/>
-                <w:sz w:val="22"/>
-                <w:szCs w:val="22"/>
-              </w:rPr>
-              <w:t xml:space="preserve">    </w:t>
+              <w:t xml:space="preserve">        f.    </w:t>
             </w:r>
             <w:proofErr w:type="spellStart"/>
             <w:r>
@@ -1585,29 +1372,7 @@
                 <w:sz w:val="22"/>
                 <w:szCs w:val="22"/>
               </w:rPr>
-              <w:t xml:space="preserve">        </w:t>
-            </w:r>
-            <w:r>
-              <w:rPr>
-                <w:rStyle w:val="Strong"/>
-                <w:rFonts w:ascii="Tahoma" w:hAnsi="Tahoma" w:cs="Tahoma"/>
-                <w:bCs/>
-                <w:color w:val="auto"/>
-                <w:sz w:val="22"/>
-                <w:szCs w:val="22"/>
-              </w:rPr>
-              <w:t>g.</w:t>
-            </w:r>
-            <w:r>
-              <w:rPr>
-                <w:rStyle w:val="Strong"/>
-                <w:rFonts w:ascii="Tahoma" w:hAnsi="Tahoma" w:cs="Tahoma"/>
-                <w:bCs/>
-                <w:color w:val="auto"/>
-                <w:sz w:val="22"/>
-                <w:szCs w:val="22"/>
-              </w:rPr>
-              <w:t xml:space="preserve">   </w:t>
+              <w:t xml:space="preserve">        g.   </w:t>
             </w:r>
             <w:proofErr w:type="spellStart"/>
             <w:r>

--- a/public/templates/anjab.docx
+++ b/public/templates/anjab.docx
@@ -106,23 +106,22 @@
           <w:p>
             <w:pPr>
               <w:spacing w:after="0"/>
-              <w:ind w:firstLine="33"/>
-              <w:rPr>
-                <w:rFonts w:ascii="Tahoma" w:hAnsi="Tahoma" w:cs="Tahoma"/>
-                <w:b w:val="0"/>
-                <w:bCs/>
-                <w:sz w:val="22"/>
-                <w:szCs w:val="22"/>
-              </w:rPr>
-            </w:pPr>
-            <w:r>
-              <w:rPr>
-                <w:rStyle w:val="Strong"/>
-                <w:rFonts w:ascii="Tahoma" w:hAnsi="Tahoma" w:cs="Tahoma"/>
-                <w:bCs/>
-                <w:sz w:val="22"/>
-                <w:szCs w:val="22"/>
-                <w:lang w:val="id-ID"/>
+              <w:ind w:firstLine="30"/>
+              <w:rPr>
+                <w:rFonts w:ascii="Tahoma" w:hAnsi="Tahoma" w:cs="Tahoma"/>
+                <w:b w:val="0"/>
+                <w:bCs/>
+                <w:sz w:val="22"/>
+                <w:szCs w:val="22"/>
+              </w:rPr>
+            </w:pPr>
+            <w:r>
+              <w:rPr>
+                <w:rFonts w:ascii="Tahoma" w:hAnsi="Tahoma" w:cs="Tahoma"/>
+                <w:b w:val="0"/>
+                <w:bCs/>
+                <w:sz w:val="22"/>
+                <w:szCs w:val="22"/>
               </w:rPr>
               <w:t>1.   NAMA JABATAN</w:t>
             </w:r>
@@ -295,24 +294,22 @@
           <w:p>
             <w:pPr>
               <w:spacing w:after="0"/>
-              <w:ind w:firstLine="33"/>
-              <w:rPr>
-                <w:rStyle w:val="Strong"/>
-                <w:rFonts w:ascii="Tahoma" w:hAnsi="Tahoma" w:cs="Tahoma"/>
-                <w:bCs/>
-                <w:sz w:val="22"/>
-                <w:szCs w:val="22"/>
-                <w:lang w:val="id-ID"/>
-              </w:rPr>
-            </w:pPr>
-            <w:r>
-              <w:rPr>
-                <w:rStyle w:val="Strong"/>
-                <w:rFonts w:ascii="Tahoma" w:hAnsi="Tahoma" w:cs="Tahoma"/>
-                <w:bCs/>
-                <w:sz w:val="22"/>
-                <w:szCs w:val="22"/>
-                <w:lang w:val="id-ID"/>
+              <w:ind w:firstLine="30"/>
+              <w:rPr>
+                <w:rFonts w:ascii="Tahoma" w:hAnsi="Tahoma" w:cs="Tahoma"/>
+                <w:b w:val="0"/>
+                <w:bCs/>
+                <w:sz w:val="22"/>
+                <w:szCs w:val="22"/>
+              </w:rPr>
+            </w:pPr>
+            <w:r>
+              <w:rPr>
+                <w:rFonts w:ascii="Tahoma" w:hAnsi="Tahoma" w:cs="Tahoma"/>
+                <w:b w:val="0"/>
+                <w:bCs/>
+                <w:sz w:val="22"/>
+                <w:szCs w:val="22"/>
               </w:rPr>
               <w:t>2.   KODE JABATAN</w:t>
             </w:r>
@@ -326,7 +323,7 @@
           <w:p>
             <w:pPr>
               <w:spacing w:after="0"/>
-              <w:ind w:right="-112" w:hanging="22"/>
+              <w:ind w:right="-112" w:firstLine="30"/>
               <w:rPr>
                 <w:rFonts w:ascii="Tahoma" w:hAnsi="Tahoma" w:cs="Tahoma"/>
                 <w:b w:val="0"/>
@@ -355,55 +352,44 @@
           <w:p>
             <w:pPr>
               <w:spacing w:before="60" w:after="60"/>
-              <w:rPr>
-                <w:rFonts w:ascii="Tahoma" w:eastAsia="Times New Roman" w:hAnsi="Tahoma" w:cs="Tahoma"/>
-                <w:b w:val="0"/>
-                <w:bCs/>
-                <w:iCs/>
-                <w:color w:val="auto"/>
-                <w:sz w:val="22"/>
-                <w:szCs w:val="22"/>
-                <w:lang w:eastAsia="id-ID"/>
-              </w:rPr>
-            </w:pPr>
-            <w:r>
-              <w:rPr>
-                <w:rFonts w:ascii="Tahoma" w:eastAsia="Times New Roman" w:hAnsi="Tahoma" w:cs="Tahoma"/>
-                <w:b w:val="0"/>
-                <w:bCs/>
-                <w:iCs/>
-                <w:color w:val="auto"/>
-                <w:sz w:val="22"/>
-                <w:szCs w:val="22"/>
-                <w:lang w:eastAsia="id-ID"/>
+              <w:ind w:firstLine="30"/>
+              <w:rPr>
+                <w:rFonts w:ascii="Tahoma" w:hAnsi="Tahoma" w:cs="Tahoma"/>
+                <w:b w:val="0"/>
+                <w:bCs/>
+                <w:sz w:val="22"/>
+                <w:szCs w:val="22"/>
+              </w:rPr>
+            </w:pPr>
+            <w:r>
+              <w:rPr>
+                <w:rFonts w:ascii="Tahoma" w:hAnsi="Tahoma" w:cs="Tahoma"/>
+                <w:b w:val="0"/>
+                <w:bCs/>
+                <w:sz w:val="22"/>
+                <w:szCs w:val="22"/>
               </w:rPr>
               <w:t>{</w:t>
             </w:r>
             <w:proofErr w:type="spellStart"/>
             <w:r>
               <w:rPr>
-                <w:rFonts w:ascii="Tahoma" w:eastAsia="Times New Roman" w:hAnsi="Tahoma" w:cs="Tahoma"/>
-                <w:b w:val="0"/>
-                <w:bCs/>
-                <w:iCs/>
-                <w:color w:val="auto"/>
-                <w:sz w:val="22"/>
-                <w:szCs w:val="22"/>
-                <w:lang w:eastAsia="id-ID"/>
+                <w:rFonts w:ascii="Tahoma" w:hAnsi="Tahoma" w:cs="Tahoma"/>
+                <w:b w:val="0"/>
+                <w:bCs/>
+                <w:sz w:val="22"/>
+                <w:szCs w:val="22"/>
               </w:rPr>
               <w:t>kode_jabatan</w:t>
             </w:r>
             <w:proofErr w:type="spellEnd"/>
             <w:r>
               <w:rPr>
-                <w:rFonts w:ascii="Tahoma" w:eastAsia="Times New Roman" w:hAnsi="Tahoma" w:cs="Tahoma"/>
-                <w:b w:val="0"/>
-                <w:bCs/>
-                <w:iCs/>
-                <w:color w:val="auto"/>
-                <w:sz w:val="22"/>
-                <w:szCs w:val="22"/>
-                <w:lang w:eastAsia="id-ID"/>
+                <w:rFonts w:ascii="Tahoma" w:hAnsi="Tahoma" w:cs="Tahoma"/>
+                <w:b w:val="0"/>
+                <w:bCs/>
+                <w:sz w:val="22"/>
+                <w:szCs w:val="22"/>
               </w:rPr>
               <w:t>}</w:t>
             </w:r>
@@ -487,10 +473,11 @@
           <w:p>
             <w:pPr>
               <w:spacing w:after="0"/>
-              <w:ind w:firstLine="33"/>
+              <w:ind w:firstLine="30"/>
               <w:rPr>
                 <w:rStyle w:val="Strong"/>
                 <w:rFonts w:ascii="Tahoma" w:hAnsi="Tahoma" w:cs="Tahoma"/>
+                <w:b/>
                 <w:bCs/>
                 <w:sz w:val="22"/>
                 <w:szCs w:val="22"/>
@@ -499,29 +486,19 @@
             </w:pPr>
             <w:r>
               <w:rPr>
+                <w:rFonts w:ascii="Tahoma" w:hAnsi="Tahoma" w:cs="Tahoma"/>
+                <w:b w:val="0"/>
+                <w:bCs/>
+                <w:sz w:val="22"/>
+                <w:szCs w:val="22"/>
+              </w:rPr>
+              <w:t>3.   UNIT KERJA</w:t>
+            </w:r>
+            <w:r>
+              <w:rPr>
                 <w:rStyle w:val="Strong"/>
                 <w:rFonts w:ascii="Tahoma" w:hAnsi="Tahoma" w:cs="Tahoma"/>
-                <w:bCs/>
-                <w:sz w:val="22"/>
-                <w:szCs w:val="22"/>
-                <w:lang w:val="id-ID"/>
-              </w:rPr>
-              <w:t>3.   UNIT KERJA</w:t>
-            </w:r>
-            <w:r>
-              <w:rPr>
-                <w:rStyle w:val="Strong"/>
-                <w:rFonts w:ascii="Tahoma" w:hAnsi="Tahoma" w:cs="Tahoma"/>
-                <w:bCs/>
-                <w:sz w:val="22"/>
-                <w:szCs w:val="22"/>
-              </w:rPr>
-              <w:t xml:space="preserve"> </w:t>
-            </w:r>
-            <w:r>
-              <w:rPr>
-                <w:rStyle w:val="Strong"/>
-                <w:rFonts w:ascii="Tahoma" w:hAnsi="Tahoma" w:cs="Tahoma"/>
+                <w:b/>
                 <w:bCs/>
                 <w:sz w:val="22"/>
                 <w:szCs w:val="22"/>
@@ -597,6 +574,7 @@
               <w:rPr>
                 <w:rStyle w:val="Strong"/>
                 <w:rFonts w:ascii="Tahoma" w:hAnsi="Tahoma" w:cs="Tahoma"/>
+                <w:b/>
                 <w:bCs/>
                 <w:sz w:val="22"/>
                 <w:szCs w:val="22"/>
@@ -607,12 +585,54 @@
               <w:rPr>
                 <w:rStyle w:val="Strong"/>
                 <w:rFonts w:ascii="Tahoma" w:hAnsi="Tahoma" w:cs="Tahoma"/>
-                <w:bCs/>
-                <w:sz w:val="22"/>
-                <w:szCs w:val="22"/>
-                <w:lang w:val="sv-SE"/>
-              </w:rPr>
-              <w:t xml:space="preserve">        a.   JPT Utama</w:t>
+                <w:b/>
+                <w:bCs/>
+                <w:sz w:val="22"/>
+                <w:szCs w:val="22"/>
+                <w:lang w:val="id-ID"/>
+              </w:rPr>
+              <w:t xml:space="preserve">        </w:t>
+            </w:r>
+            <w:r>
+              <w:rPr>
+                <w:rFonts w:ascii="Tahoma" w:hAnsi="Tahoma" w:cs="Tahoma"/>
+                <w:b w:val="0"/>
+                <w:bCs/>
+                <w:sz w:val="22"/>
+                <w:szCs w:val="22"/>
+                <w:lang w:val="id-ID"/>
+              </w:rPr>
+              <w:t>a.</w:t>
+            </w:r>
+            <w:r>
+              <w:rPr>
+                <w:rFonts w:ascii="Tahoma" w:hAnsi="Tahoma" w:cs="Tahoma"/>
+                <w:b w:val="0"/>
+                <w:bCs/>
+                <w:sz w:val="22"/>
+                <w:szCs w:val="22"/>
+              </w:rPr>
+              <w:t xml:space="preserve">  </w:t>
+            </w:r>
+            <w:r>
+              <w:rPr>
+                <w:rFonts w:ascii="Tahoma" w:hAnsi="Tahoma" w:cs="Tahoma"/>
+                <w:b w:val="0"/>
+                <w:bCs/>
+                <w:sz w:val="22"/>
+                <w:szCs w:val="22"/>
+              </w:rPr>
+              <w:t xml:space="preserve"> </w:t>
+            </w:r>
+            <w:r>
+              <w:rPr>
+                <w:rFonts w:ascii="Tahoma" w:hAnsi="Tahoma" w:cs="Tahoma"/>
+                <w:b w:val="0"/>
+                <w:bCs/>
+                <w:sz w:val="22"/>
+                <w:szCs w:val="22"/>
+              </w:rPr>
+              <w:t>JPT Utama</w:t>
             </w:r>
           </w:p>
         </w:tc>
@@ -734,12 +754,65 @@
               <w:rPr>
                 <w:rStyle w:val="Strong"/>
                 <w:rFonts w:ascii="Tahoma" w:hAnsi="Tahoma" w:cs="Tahoma"/>
-                <w:bCs/>
-                <w:sz w:val="22"/>
-                <w:szCs w:val="22"/>
-                <w:lang w:val="sv-SE"/>
-              </w:rPr>
-              <w:t xml:space="preserve">        b.   JPT Madya</w:t>
+                <w:b/>
+                <w:bCs/>
+                <w:sz w:val="22"/>
+                <w:szCs w:val="22"/>
+                <w:lang w:val="id-ID"/>
+              </w:rPr>
+              <w:t xml:space="preserve">        </w:t>
+            </w:r>
+            <w:r>
+              <w:rPr>
+                <w:rFonts w:ascii="Tahoma" w:hAnsi="Tahoma" w:cs="Tahoma"/>
+                <w:b w:val="0"/>
+                <w:bCs/>
+                <w:sz w:val="22"/>
+                <w:szCs w:val="22"/>
+                <w:lang w:val="id-ID"/>
+              </w:rPr>
+              <w:t>b</w:t>
+            </w:r>
+            <w:r>
+              <w:rPr>
+                <w:rFonts w:ascii="Tahoma" w:hAnsi="Tahoma" w:cs="Tahoma"/>
+                <w:b w:val="0"/>
+                <w:bCs/>
+                <w:sz w:val="22"/>
+                <w:szCs w:val="22"/>
+                <w:lang w:val="id-ID"/>
+              </w:rPr>
+              <w:t>.</w:t>
+            </w:r>
+            <w:r>
+              <w:rPr>
+                <w:rFonts w:ascii="Tahoma" w:hAnsi="Tahoma" w:cs="Tahoma"/>
+                <w:b w:val="0"/>
+                <w:bCs/>
+                <w:sz w:val="22"/>
+                <w:szCs w:val="22"/>
+              </w:rPr>
+              <w:t xml:space="preserve">   </w:t>
+            </w:r>
+            <w:r>
+              <w:rPr>
+                <w:rFonts w:ascii="Tahoma" w:hAnsi="Tahoma" w:cs="Tahoma"/>
+                <w:b w:val="0"/>
+                <w:bCs/>
+                <w:sz w:val="22"/>
+                <w:szCs w:val="22"/>
+              </w:rPr>
+              <w:t xml:space="preserve">JPT </w:t>
+            </w:r>
+            <w:r>
+              <w:rPr>
+                <w:rFonts w:ascii="Tahoma" w:hAnsi="Tahoma" w:cs="Tahoma"/>
+                <w:b w:val="0"/>
+                <w:bCs/>
+                <w:sz w:val="22"/>
+                <w:szCs w:val="22"/>
+              </w:rPr>
+              <w:t>Madya</w:t>
             </w:r>
           </w:p>
         </w:tc>
@@ -861,12 +934,65 @@
               <w:rPr>
                 <w:rStyle w:val="Strong"/>
                 <w:rFonts w:ascii="Tahoma" w:hAnsi="Tahoma" w:cs="Tahoma"/>
-                <w:bCs/>
-                <w:sz w:val="22"/>
-                <w:szCs w:val="22"/>
-                <w:lang w:val="sv-SE"/>
-              </w:rPr>
-              <w:t xml:space="preserve">        c.   JPT Pratama</w:t>
+                <w:b/>
+                <w:bCs/>
+                <w:sz w:val="22"/>
+                <w:szCs w:val="22"/>
+                <w:lang w:val="id-ID"/>
+              </w:rPr>
+              <w:t xml:space="preserve">        </w:t>
+            </w:r>
+            <w:r>
+              <w:rPr>
+                <w:rFonts w:ascii="Tahoma" w:hAnsi="Tahoma" w:cs="Tahoma"/>
+                <w:b w:val="0"/>
+                <w:bCs/>
+                <w:sz w:val="22"/>
+                <w:szCs w:val="22"/>
+                <w:lang w:val="id-ID"/>
+              </w:rPr>
+              <w:t>c</w:t>
+            </w:r>
+            <w:r>
+              <w:rPr>
+                <w:rFonts w:ascii="Tahoma" w:hAnsi="Tahoma" w:cs="Tahoma"/>
+                <w:b w:val="0"/>
+                <w:bCs/>
+                <w:sz w:val="22"/>
+                <w:szCs w:val="22"/>
+                <w:lang w:val="id-ID"/>
+              </w:rPr>
+              <w:t>.</w:t>
+            </w:r>
+            <w:r>
+              <w:rPr>
+                <w:rFonts w:ascii="Tahoma" w:hAnsi="Tahoma" w:cs="Tahoma"/>
+                <w:b w:val="0"/>
+                <w:bCs/>
+                <w:sz w:val="22"/>
+                <w:szCs w:val="22"/>
+              </w:rPr>
+              <w:t xml:space="preserve">   </w:t>
+            </w:r>
+            <w:r>
+              <w:rPr>
+                <w:rFonts w:ascii="Tahoma" w:hAnsi="Tahoma" w:cs="Tahoma"/>
+                <w:b w:val="0"/>
+                <w:bCs/>
+                <w:sz w:val="22"/>
+                <w:szCs w:val="22"/>
+              </w:rPr>
+              <w:t xml:space="preserve">JPT </w:t>
+            </w:r>
+            <w:r>
+              <w:rPr>
+                <w:rFonts w:ascii="Tahoma" w:hAnsi="Tahoma" w:cs="Tahoma"/>
+                <w:b w:val="0"/>
+                <w:bCs/>
+                <w:sz w:val="22"/>
+                <w:szCs w:val="22"/>
+              </w:rPr>
+              <w:t>Pratama</w:t>
             </w:r>
           </w:p>
         </w:tc>
@@ -974,7 +1100,6 @@
           <w:p>
             <w:pPr>
               <w:spacing w:after="0"/>
-              <w:ind w:firstLine="33"/>
               <w:rPr>
                 <w:rStyle w:val="Strong"/>
                 <w:rFonts w:ascii="Tahoma" w:hAnsi="Tahoma" w:cs="Tahoma"/>
@@ -993,7 +1118,35 @@
                 <w:sz w:val="22"/>
                 <w:szCs w:val="22"/>
               </w:rPr>
-              <w:t xml:space="preserve">        d.   Administrator</w:t>
+              <w:t xml:space="preserve">        d</w:t>
+            </w:r>
+            <w:r>
+              <w:rPr>
+                <w:rFonts w:ascii="Tahoma" w:hAnsi="Tahoma" w:cs="Tahoma"/>
+                <w:b w:val="0"/>
+                <w:sz w:val="22"/>
+                <w:szCs w:val="22"/>
+                <w:lang w:val="id-ID"/>
+              </w:rPr>
+              <w:t>.</w:t>
+            </w:r>
+            <w:r>
+              <w:rPr>
+                <w:rFonts w:ascii="Tahoma" w:hAnsi="Tahoma" w:cs="Tahoma"/>
+                <w:bCs/>
+                <w:sz w:val="22"/>
+                <w:szCs w:val="22"/>
+              </w:rPr>
+              <w:t xml:space="preserve">   </w:t>
+            </w:r>
+            <w:r>
+              <w:rPr>
+                <w:rFonts w:ascii="Tahoma" w:hAnsi="Tahoma" w:cs="Tahoma"/>
+                <w:b w:val="0"/>
+                <w:sz w:val="22"/>
+                <w:szCs w:val="22"/>
+              </w:rPr>
+              <w:t>Administrator</w:t>
             </w:r>
           </w:p>
         </w:tc>
@@ -1073,7 +1226,6 @@
           <w:p>
             <w:pPr>
               <w:spacing w:after="0"/>
-              <w:ind w:firstLine="33"/>
               <w:rPr>
                 <w:rStyle w:val="Strong"/>
                 <w:rFonts w:ascii="Tahoma" w:hAnsi="Tahoma" w:cs="Tahoma"/>
@@ -1092,15 +1244,31 @@
                 <w:sz w:val="22"/>
                 <w:szCs w:val="22"/>
               </w:rPr>
-              <w:t xml:space="preserve">        e.   </w:t>
+              <w:t xml:space="preserve">        e</w:t>
+            </w:r>
+            <w:r>
+              <w:rPr>
+                <w:rFonts w:ascii="Tahoma" w:hAnsi="Tahoma" w:cs="Tahoma"/>
+                <w:b w:val="0"/>
+                <w:sz w:val="22"/>
+                <w:szCs w:val="22"/>
+                <w:lang w:val="id-ID"/>
+              </w:rPr>
+              <w:t>.</w:t>
+            </w:r>
+            <w:r>
+              <w:rPr>
+                <w:rFonts w:ascii="Tahoma" w:hAnsi="Tahoma" w:cs="Tahoma"/>
+                <w:sz w:val="22"/>
+                <w:szCs w:val="22"/>
+              </w:rPr>
+              <w:t xml:space="preserve">   </w:t>
             </w:r>
             <w:proofErr w:type="spellStart"/>
             <w:r>
               <w:rPr>
-                <w:rStyle w:val="Strong"/>
-                <w:rFonts w:ascii="Tahoma" w:hAnsi="Tahoma" w:cs="Tahoma"/>
-                <w:bCs/>
-                <w:color w:val="auto"/>
+                <w:rFonts w:ascii="Tahoma" w:hAnsi="Tahoma" w:cs="Tahoma"/>
+                <w:b w:val="0"/>
                 <w:sz w:val="22"/>
                 <w:szCs w:val="22"/>
               </w:rPr>
@@ -1213,7 +1381,6 @@
           <w:p>
             <w:pPr>
               <w:spacing w:after="0"/>
-              <w:ind w:firstLine="33"/>
               <w:rPr>
                 <w:rStyle w:val="Strong"/>
                 <w:rFonts w:ascii="Tahoma" w:hAnsi="Tahoma" w:cs="Tahoma"/>
@@ -1232,15 +1399,41 @@
                 <w:sz w:val="22"/>
                 <w:szCs w:val="22"/>
               </w:rPr>
-              <w:t xml:space="preserve">        f.    </w:t>
+              <w:t xml:space="preserve">        f</w:t>
+            </w:r>
+            <w:r>
+              <w:rPr>
+                <w:rFonts w:ascii="Tahoma" w:hAnsi="Tahoma" w:cs="Tahoma"/>
+                <w:b w:val="0"/>
+                <w:sz w:val="22"/>
+                <w:szCs w:val="22"/>
+                <w:lang w:val="id-ID"/>
+              </w:rPr>
+              <w:t>.</w:t>
+            </w:r>
+            <w:r>
+              <w:rPr>
+                <w:rFonts w:ascii="Tahoma" w:hAnsi="Tahoma" w:cs="Tahoma"/>
+                <w:bCs/>
+                <w:sz w:val="22"/>
+                <w:szCs w:val="22"/>
+              </w:rPr>
+              <w:t xml:space="preserve">   </w:t>
+            </w:r>
+            <w:r>
+              <w:rPr>
+                <w:rFonts w:ascii="Tahoma" w:hAnsi="Tahoma" w:cs="Tahoma"/>
+                <w:bCs/>
+                <w:sz w:val="22"/>
+                <w:szCs w:val="22"/>
+              </w:rPr>
+              <w:t xml:space="preserve"> </w:t>
             </w:r>
             <w:proofErr w:type="spellStart"/>
             <w:r>
               <w:rPr>
-                <w:rStyle w:val="Strong"/>
-                <w:rFonts w:ascii="Tahoma" w:hAnsi="Tahoma" w:cs="Tahoma"/>
-                <w:bCs/>
-                <w:color w:val="auto"/>
+                <w:rFonts w:ascii="Tahoma" w:hAnsi="Tahoma" w:cs="Tahoma"/>
+                <w:b w:val="0"/>
                 <w:sz w:val="22"/>
                 <w:szCs w:val="22"/>
               </w:rPr>
@@ -1353,7 +1546,6 @@
           <w:p>
             <w:pPr>
               <w:spacing w:after="0"/>
-              <w:ind w:firstLine="33"/>
               <w:rPr>
                 <w:rStyle w:val="Strong"/>
                 <w:rFonts w:ascii="Tahoma" w:hAnsi="Tahoma" w:cs="Tahoma"/>
@@ -1372,7 +1564,18 @@
                 <w:sz w:val="22"/>
                 <w:szCs w:val="22"/>
               </w:rPr>
-              <w:t xml:space="preserve">        g.   </w:t>
+              <w:t xml:space="preserve">        g</w:t>
+            </w:r>
+            <w:r>
+              <w:rPr>
+                <w:rStyle w:val="Strong"/>
+                <w:rFonts w:ascii="Tahoma" w:hAnsi="Tahoma" w:cs="Tahoma"/>
+                <w:bCs/>
+                <w:color w:val="auto"/>
+                <w:sz w:val="22"/>
+                <w:szCs w:val="22"/>
+              </w:rPr>
+              <w:t xml:space="preserve">.   </w:t>
             </w:r>
             <w:proofErr w:type="spellStart"/>
             <w:r>
@@ -1710,7 +1913,6 @@
         </w:rPr>
         <w:t xml:space="preserve">KUALIFIKASI </w:t>
       </w:r>
-      <w:proofErr w:type="gramStart"/>
       <w:r>
         <w:rPr>
           <w:rFonts w:ascii="Tahoma" w:hAnsi="Tahoma" w:cs="Tahoma"/>
@@ -1733,7 +1935,6 @@
         </w:rPr>
         <w:t xml:space="preserve"> :</w:t>
       </w:r>
-      <w:proofErr w:type="gramEnd"/>
     </w:p>
     <w:tbl>
       <w:tblPr>
@@ -1811,41 +2012,17 @@
                 <w:szCs w:val="22"/>
                 <w:lang w:eastAsia="id-ID"/>
               </w:rPr>
-              <w:t>{#</w:t>
-            </w:r>
-            <w:proofErr w:type="gramStart"/>
-            <w:r>
-              <w:rPr>
-                <w:rFonts w:ascii="Tahoma" w:eastAsia="Times New Roman" w:hAnsi="Tahoma" w:cs="Tahoma"/>
-                <w:b w:val="0"/>
-                <w:iCs/>
-                <w:color w:val="auto"/>
-                <w:sz w:val="22"/>
-                <w:szCs w:val="22"/>
-                <w:lang w:eastAsia="id-ID"/>
-              </w:rPr>
-              <w:t>kualifikasi}</w:t>
-            </w:r>
-            <w:r>
-              <w:rPr>
-                <w:rFonts w:ascii="Tahoma" w:hAnsi="Tahoma" w:cs="Tahoma"/>
-                <w:b w:val="0"/>
-                <w:bCs/>
-                <w:sz w:val="22"/>
-                <w:szCs w:val="22"/>
-              </w:rPr>
-              <w:t>Pendidikan</w:t>
-            </w:r>
-            <w:proofErr w:type="gramEnd"/>
-            <w:r>
-              <w:rPr>
-                <w:rFonts w:ascii="Tahoma" w:hAnsi="Tahoma" w:cs="Tahoma"/>
-                <w:b w:val="0"/>
-                <w:bCs/>
-                <w:sz w:val="22"/>
-                <w:szCs w:val="22"/>
-              </w:rPr>
-              <w:t xml:space="preserve"> Formal</w:t>
+              <w:t>{#kualifikasi}</w:t>
+            </w:r>
+            <w:r>
+              <w:rPr>
+                <w:rFonts w:ascii="Tahoma" w:hAnsi="Tahoma" w:cs="Tahoma"/>
+                <w:b w:val="0"/>
+                <w:bCs/>
+                <w:sz w:val="22"/>
+                <w:szCs w:val="22"/>
+              </w:rPr>
+              <w:t>Pendidikan Formal</w:t>
             </w:r>
           </w:p>
         </w:tc>

--- a/public/templates/anjab.docx
+++ b/public/templates/anjab.docx
@@ -612,17 +612,7 @@
                 <w:sz w:val="22"/>
                 <w:szCs w:val="22"/>
               </w:rPr>
-              <w:t xml:space="preserve">  </w:t>
-            </w:r>
-            <w:r>
-              <w:rPr>
-                <w:rFonts w:ascii="Tahoma" w:hAnsi="Tahoma" w:cs="Tahoma"/>
-                <w:b w:val="0"/>
-                <w:bCs/>
-                <w:sz w:val="22"/>
-                <w:szCs w:val="22"/>
-              </w:rPr>
-              <w:t xml:space="preserve"> </w:t>
+              <w:tab/>
             </w:r>
             <w:r>
               <w:rPr>
@@ -792,27 +782,17 @@
                 <w:sz w:val="22"/>
                 <w:szCs w:val="22"/>
               </w:rPr>
-              <w:t xml:space="preserve">   </w:t>
-            </w:r>
-            <w:r>
-              <w:rPr>
-                <w:rFonts w:ascii="Tahoma" w:hAnsi="Tahoma" w:cs="Tahoma"/>
-                <w:b w:val="0"/>
-                <w:bCs/>
-                <w:sz w:val="22"/>
-                <w:szCs w:val="22"/>
-              </w:rPr>
-              <w:t xml:space="preserve">JPT </w:t>
-            </w:r>
-            <w:r>
-              <w:rPr>
-                <w:rFonts w:ascii="Tahoma" w:hAnsi="Tahoma" w:cs="Tahoma"/>
-                <w:b w:val="0"/>
-                <w:bCs/>
-                <w:sz w:val="22"/>
-                <w:szCs w:val="22"/>
-              </w:rPr>
-              <w:t>Madya</w:t>
+              <w:tab/>
+            </w:r>
+            <w:r>
+              <w:rPr>
+                <w:rFonts w:ascii="Tahoma" w:hAnsi="Tahoma" w:cs="Tahoma"/>
+                <w:b w:val="0"/>
+                <w:bCs/>
+                <w:sz w:val="22"/>
+                <w:szCs w:val="22"/>
+              </w:rPr>
+              <w:t>JPT Madya</w:t>
             </w:r>
           </w:p>
         </w:tc>
@@ -972,27 +952,27 @@
                 <w:sz w:val="22"/>
                 <w:szCs w:val="22"/>
               </w:rPr>
-              <w:t xml:space="preserve">   </w:t>
-            </w:r>
-            <w:r>
-              <w:rPr>
-                <w:rFonts w:ascii="Tahoma" w:hAnsi="Tahoma" w:cs="Tahoma"/>
-                <w:b w:val="0"/>
-                <w:bCs/>
-                <w:sz w:val="22"/>
-                <w:szCs w:val="22"/>
-              </w:rPr>
-              <w:t xml:space="preserve">JPT </w:t>
-            </w:r>
-            <w:r>
-              <w:rPr>
-                <w:rFonts w:ascii="Tahoma" w:hAnsi="Tahoma" w:cs="Tahoma"/>
-                <w:b w:val="0"/>
-                <w:bCs/>
-                <w:sz w:val="22"/>
-                <w:szCs w:val="22"/>
-              </w:rPr>
-              <w:t>Pratama</w:t>
+              <w:t xml:space="preserve"> </w:t>
+            </w:r>
+            <w:r>
+              <w:rPr>
+                <w:rFonts w:ascii="Tahoma" w:hAnsi="Tahoma" w:cs="Tahoma"/>
+                <w:b w:val="0"/>
+                <w:bCs/>
+                <w:sz w:val="22"/>
+                <w:szCs w:val="22"/>
+              </w:rPr>
+              <w:tab/>
+            </w:r>
+            <w:r>
+              <w:rPr>
+                <w:rFonts w:ascii="Tahoma" w:hAnsi="Tahoma" w:cs="Tahoma"/>
+                <w:b w:val="0"/>
+                <w:bCs/>
+                <w:sz w:val="22"/>
+                <w:szCs w:val="22"/>
+              </w:rPr>
+              <w:t>JPT Pratama</w:t>
             </w:r>
           </w:p>
         </w:tc>
@@ -1113,31 +1093,55 @@
               <w:rPr>
                 <w:rStyle w:val="Strong"/>
                 <w:rFonts w:ascii="Tahoma" w:hAnsi="Tahoma" w:cs="Tahoma"/>
-                <w:bCs/>
-                <w:color w:val="auto"/>
-                <w:sz w:val="22"/>
-                <w:szCs w:val="22"/>
-              </w:rPr>
-              <w:t xml:space="preserve">        d</w:t>
-            </w:r>
-            <w:r>
-              <w:rPr>
-                <w:rFonts w:ascii="Tahoma" w:hAnsi="Tahoma" w:cs="Tahoma"/>
-                <w:b w:val="0"/>
+                <w:b/>
+                <w:bCs/>
                 <w:sz w:val="22"/>
                 <w:szCs w:val="22"/>
                 <w:lang w:val="id-ID"/>
               </w:rPr>
+              <w:t xml:space="preserve">        </w:t>
+            </w:r>
+            <w:r>
+              <w:rPr>
+                <w:rFonts w:ascii="Tahoma" w:hAnsi="Tahoma" w:cs="Tahoma"/>
+                <w:b w:val="0"/>
+                <w:bCs/>
+                <w:sz w:val="22"/>
+                <w:szCs w:val="22"/>
+                <w:lang w:val="id-ID"/>
+              </w:rPr>
+              <w:t>d</w:t>
+            </w:r>
+            <w:r>
+              <w:rPr>
+                <w:rFonts w:ascii="Tahoma" w:hAnsi="Tahoma" w:cs="Tahoma"/>
+                <w:b w:val="0"/>
+                <w:bCs/>
+                <w:sz w:val="22"/>
+                <w:szCs w:val="22"/>
+                <w:lang w:val="id-ID"/>
+              </w:rPr>
               <w:t>.</w:t>
             </w:r>
             <w:r>
               <w:rPr>
                 <w:rFonts w:ascii="Tahoma" w:hAnsi="Tahoma" w:cs="Tahoma"/>
-                <w:bCs/>
-                <w:sz w:val="22"/>
-                <w:szCs w:val="22"/>
-              </w:rPr>
-              <w:t xml:space="preserve">   </w:t>
+                <w:b w:val="0"/>
+                <w:bCs/>
+                <w:sz w:val="22"/>
+                <w:szCs w:val="22"/>
+              </w:rPr>
+              <w:t xml:space="preserve"> </w:t>
+            </w:r>
+            <w:r>
+              <w:rPr>
+                <w:rFonts w:ascii="Tahoma" w:hAnsi="Tahoma" w:cs="Tahoma"/>
+                <w:b w:val="0"/>
+                <w:bCs/>
+                <w:sz w:val="22"/>
+                <w:szCs w:val="22"/>
+              </w:rPr>
+              <w:tab/>
             </w:r>
             <w:r>
               <w:rPr>
@@ -1239,30 +1243,55 @@
               <w:rPr>
                 <w:rStyle w:val="Strong"/>
                 <w:rFonts w:ascii="Tahoma" w:hAnsi="Tahoma" w:cs="Tahoma"/>
-                <w:bCs/>
-                <w:color w:val="auto"/>
-                <w:sz w:val="22"/>
-                <w:szCs w:val="22"/>
-              </w:rPr>
-              <w:t xml:space="preserve">        e</w:t>
-            </w:r>
-            <w:r>
-              <w:rPr>
-                <w:rFonts w:ascii="Tahoma" w:hAnsi="Tahoma" w:cs="Tahoma"/>
-                <w:b w:val="0"/>
+                <w:b/>
+                <w:bCs/>
                 <w:sz w:val="22"/>
                 <w:szCs w:val="22"/>
                 <w:lang w:val="id-ID"/>
               </w:rPr>
+              <w:t xml:space="preserve">        </w:t>
+            </w:r>
+            <w:r>
+              <w:rPr>
+                <w:rFonts w:ascii="Tahoma" w:hAnsi="Tahoma" w:cs="Tahoma"/>
+                <w:b w:val="0"/>
+                <w:bCs/>
+                <w:sz w:val="22"/>
+                <w:szCs w:val="22"/>
+                <w:lang w:val="id-ID"/>
+              </w:rPr>
+              <w:t>e</w:t>
+            </w:r>
+            <w:r>
+              <w:rPr>
+                <w:rFonts w:ascii="Tahoma" w:hAnsi="Tahoma" w:cs="Tahoma"/>
+                <w:b w:val="0"/>
+                <w:bCs/>
+                <w:sz w:val="22"/>
+                <w:szCs w:val="22"/>
+                <w:lang w:val="id-ID"/>
+              </w:rPr>
               <w:t>.</w:t>
             </w:r>
             <w:r>
               <w:rPr>
                 <w:rFonts w:ascii="Tahoma" w:hAnsi="Tahoma" w:cs="Tahoma"/>
-                <w:sz w:val="22"/>
-                <w:szCs w:val="22"/>
-              </w:rPr>
-              <w:t xml:space="preserve">   </w:t>
+                <w:b w:val="0"/>
+                <w:bCs/>
+                <w:sz w:val="22"/>
+                <w:szCs w:val="22"/>
+              </w:rPr>
+              <w:t xml:space="preserve"> </w:t>
+            </w:r>
+            <w:r>
+              <w:rPr>
+                <w:rFonts w:ascii="Tahoma" w:hAnsi="Tahoma" w:cs="Tahoma"/>
+                <w:b w:val="0"/>
+                <w:bCs/>
+                <w:sz w:val="22"/>
+                <w:szCs w:val="22"/>
+              </w:rPr>
+              <w:tab/>
             </w:r>
             <w:proofErr w:type="spellStart"/>
             <w:r>
@@ -1394,40 +1423,55 @@
               <w:rPr>
                 <w:rStyle w:val="Strong"/>
                 <w:rFonts w:ascii="Tahoma" w:hAnsi="Tahoma" w:cs="Tahoma"/>
-                <w:bCs/>
-                <w:color w:val="auto"/>
-                <w:sz w:val="22"/>
-                <w:szCs w:val="22"/>
-              </w:rPr>
-              <w:t xml:space="preserve">        f</w:t>
-            </w:r>
-            <w:r>
-              <w:rPr>
-                <w:rFonts w:ascii="Tahoma" w:hAnsi="Tahoma" w:cs="Tahoma"/>
-                <w:b w:val="0"/>
+                <w:b/>
+                <w:bCs/>
                 <w:sz w:val="22"/>
                 <w:szCs w:val="22"/>
                 <w:lang w:val="id-ID"/>
               </w:rPr>
+              <w:t xml:space="preserve">        </w:t>
+            </w:r>
+            <w:r>
+              <w:rPr>
+                <w:rFonts w:ascii="Tahoma" w:hAnsi="Tahoma" w:cs="Tahoma"/>
+                <w:b w:val="0"/>
+                <w:bCs/>
+                <w:sz w:val="22"/>
+                <w:szCs w:val="22"/>
+                <w:lang w:val="id-ID"/>
+              </w:rPr>
+              <w:t>f</w:t>
+            </w:r>
+            <w:r>
+              <w:rPr>
+                <w:rFonts w:ascii="Tahoma" w:hAnsi="Tahoma" w:cs="Tahoma"/>
+                <w:b w:val="0"/>
+                <w:bCs/>
+                <w:sz w:val="22"/>
+                <w:szCs w:val="22"/>
+                <w:lang w:val="id-ID"/>
+              </w:rPr>
               <w:t>.</w:t>
             </w:r>
             <w:r>
               <w:rPr>
                 <w:rFonts w:ascii="Tahoma" w:hAnsi="Tahoma" w:cs="Tahoma"/>
-                <w:bCs/>
-                <w:sz w:val="22"/>
-                <w:szCs w:val="22"/>
-              </w:rPr>
-              <w:t xml:space="preserve">   </w:t>
-            </w:r>
-            <w:r>
-              <w:rPr>
-                <w:rFonts w:ascii="Tahoma" w:hAnsi="Tahoma" w:cs="Tahoma"/>
+                <w:b w:val="0"/>
                 <w:bCs/>
                 <w:sz w:val="22"/>
                 <w:szCs w:val="22"/>
               </w:rPr>
               <w:t xml:space="preserve"> </w:t>
+            </w:r>
+            <w:r>
+              <w:rPr>
+                <w:rFonts w:ascii="Tahoma" w:hAnsi="Tahoma" w:cs="Tahoma"/>
+                <w:b w:val="0"/>
+                <w:bCs/>
+                <w:sz w:val="22"/>
+                <w:szCs w:val="22"/>
+              </w:rPr>
+              <w:tab/>
             </w:r>
             <w:proofErr w:type="spellStart"/>
             <w:r>
@@ -1559,59 +1603,56 @@
               <w:rPr>
                 <w:rStyle w:val="Strong"/>
                 <w:rFonts w:ascii="Tahoma" w:hAnsi="Tahoma" w:cs="Tahoma"/>
-                <w:bCs/>
-                <w:color w:val="auto"/>
-                <w:sz w:val="22"/>
-                <w:szCs w:val="22"/>
-              </w:rPr>
-              <w:t xml:space="preserve">        g</w:t>
-            </w:r>
-            <w:r>
-              <w:rPr>
-                <w:rStyle w:val="Strong"/>
-                <w:rFonts w:ascii="Tahoma" w:hAnsi="Tahoma" w:cs="Tahoma"/>
-                <w:bCs/>
-                <w:color w:val="auto"/>
-                <w:sz w:val="22"/>
-                <w:szCs w:val="22"/>
-              </w:rPr>
-              <w:t xml:space="preserve">.   </w:t>
+                <w:b/>
+                <w:bCs/>
+                <w:sz w:val="22"/>
+                <w:szCs w:val="22"/>
+                <w:lang w:val="id-ID"/>
+              </w:rPr>
+              <w:t xml:space="preserve">        </w:t>
+            </w:r>
+            <w:r>
+              <w:rPr>
+                <w:rFonts w:ascii="Tahoma" w:hAnsi="Tahoma" w:cs="Tahoma"/>
+                <w:b w:val="0"/>
+                <w:bCs/>
+                <w:sz w:val="22"/>
+                <w:szCs w:val="22"/>
+                <w:lang w:val="id-ID"/>
+              </w:rPr>
+              <w:t>g</w:t>
+            </w:r>
+            <w:r>
+              <w:rPr>
+                <w:rFonts w:ascii="Tahoma" w:hAnsi="Tahoma" w:cs="Tahoma"/>
+                <w:b w:val="0"/>
+                <w:bCs/>
+                <w:sz w:val="22"/>
+                <w:szCs w:val="22"/>
+                <w:lang w:val="id-ID"/>
+              </w:rPr>
+              <w:t>.</w:t>
+            </w:r>
+            <w:r>
+              <w:rPr>
+                <w:rFonts w:ascii="Tahoma" w:hAnsi="Tahoma" w:cs="Tahoma"/>
+                <w:b w:val="0"/>
+                <w:bCs/>
+                <w:sz w:val="22"/>
+                <w:szCs w:val="22"/>
+                <w:lang w:val="id-ID"/>
+              </w:rPr>
+              <w:tab/>
             </w:r>
             <w:proofErr w:type="spellStart"/>
             <w:r>
               <w:rPr>
-                <w:rStyle w:val="Strong"/>
-                <w:rFonts w:ascii="Tahoma" w:hAnsi="Tahoma" w:cs="Tahoma"/>
-                <w:bCs/>
-                <w:color w:val="auto"/>
-                <w:sz w:val="22"/>
-                <w:szCs w:val="22"/>
-              </w:rPr>
-              <w:t>Jabatan</w:t>
-            </w:r>
-            <w:proofErr w:type="spellEnd"/>
-            <w:r>
-              <w:rPr>
-                <w:rStyle w:val="Strong"/>
-                <w:rFonts w:ascii="Tahoma" w:hAnsi="Tahoma" w:cs="Tahoma"/>
-                <w:bCs/>
-                <w:color w:val="auto"/>
-                <w:sz w:val="22"/>
-                <w:szCs w:val="22"/>
-              </w:rPr>
-              <w:t xml:space="preserve"> </w:t>
-            </w:r>
-            <w:proofErr w:type="spellStart"/>
-            <w:r>
-              <w:rPr>
-                <w:rStyle w:val="Strong"/>
-                <w:rFonts w:ascii="Tahoma" w:hAnsi="Tahoma" w:cs="Tahoma"/>
-                <w:bCs/>
-                <w:color w:val="auto"/>
-                <w:sz w:val="22"/>
-                <w:szCs w:val="22"/>
-              </w:rPr>
-              <w:t>Fungsional</w:t>
+                <w:rFonts w:ascii="Tahoma" w:hAnsi="Tahoma" w:cs="Tahoma"/>
+                <w:b w:val="0"/>
+                <w:sz w:val="22"/>
+                <w:szCs w:val="22"/>
+              </w:rPr>
+              <w:t>Pelaksana</w:t>
             </w:r>
             <w:proofErr w:type="spellEnd"/>
           </w:p>
@@ -1913,6 +1954,7 @@
         </w:rPr>
         <w:t xml:space="preserve">KUALIFIKASI </w:t>
       </w:r>
+      <w:proofErr w:type="gramStart"/>
       <w:r>
         <w:rPr>
           <w:rFonts w:ascii="Tahoma" w:hAnsi="Tahoma" w:cs="Tahoma"/>
@@ -1935,6 +1977,7 @@
         </w:rPr>
         <w:t xml:space="preserve"> :</w:t>
       </w:r>
+      <w:proofErr w:type="gramEnd"/>
     </w:p>
     <w:tbl>
       <w:tblPr>
@@ -2012,17 +2055,41 @@
                 <w:szCs w:val="22"/>
                 <w:lang w:eastAsia="id-ID"/>
               </w:rPr>
-              <w:t>{#kualifikasi}</w:t>
-            </w:r>
-            <w:r>
-              <w:rPr>
-                <w:rFonts w:ascii="Tahoma" w:hAnsi="Tahoma" w:cs="Tahoma"/>
-                <w:b w:val="0"/>
-                <w:bCs/>
-                <w:sz w:val="22"/>
-                <w:szCs w:val="22"/>
-              </w:rPr>
-              <w:t>Pendidikan Formal</w:t>
+              <w:t>{#</w:t>
+            </w:r>
+            <w:proofErr w:type="gramStart"/>
+            <w:r>
+              <w:rPr>
+                <w:rFonts w:ascii="Tahoma" w:eastAsia="Times New Roman" w:hAnsi="Tahoma" w:cs="Tahoma"/>
+                <w:b w:val="0"/>
+                <w:iCs/>
+                <w:color w:val="auto"/>
+                <w:sz w:val="22"/>
+                <w:szCs w:val="22"/>
+                <w:lang w:eastAsia="id-ID"/>
+              </w:rPr>
+              <w:t>kualifikasi}</w:t>
+            </w:r>
+            <w:r>
+              <w:rPr>
+                <w:rFonts w:ascii="Tahoma" w:hAnsi="Tahoma" w:cs="Tahoma"/>
+                <w:b w:val="0"/>
+                <w:bCs/>
+                <w:sz w:val="22"/>
+                <w:szCs w:val="22"/>
+              </w:rPr>
+              <w:t>Pendidikan</w:t>
+            </w:r>
+            <w:proofErr w:type="gramEnd"/>
+            <w:r>
+              <w:rPr>
+                <w:rFonts w:ascii="Tahoma" w:hAnsi="Tahoma" w:cs="Tahoma"/>
+                <w:b w:val="0"/>
+                <w:bCs/>
+                <w:sz w:val="22"/>
+                <w:szCs w:val="22"/>
+              </w:rPr>
+              <w:t xml:space="preserve"> Formal</w:t>
             </w:r>
           </w:p>
         </w:tc>
@@ -4305,6 +4372,7 @@
               <w:t>{/</w:t>
             </w:r>
             <w:proofErr w:type="spellStart"/>
+            <w:proofErr w:type="gramStart"/>
             <w:r>
               <w:rPr>
                 <w:rFonts w:ascii="Tahoma" w:hAnsi="Tahoma" w:cs="Tahoma"/>
@@ -4336,7 +4404,18 @@
                 <w:sz w:val="22"/>
                 <w:szCs w:val="22"/>
               </w:rPr>
-              <w:t>{/</w:t>
+              <w:t>{</w:t>
+            </w:r>
+            <w:proofErr w:type="gramEnd"/>
+            <w:r>
+              <w:rPr>
+                <w:rFonts w:ascii="Tahoma" w:hAnsi="Tahoma" w:cs="Tahoma"/>
+                <w:b w:val="0"/>
+                <w:color w:val="auto"/>
+                <w:sz w:val="22"/>
+                <w:szCs w:val="22"/>
+              </w:rPr>
+              <w:t>/</w:t>
             </w:r>
             <w:proofErr w:type="spellStart"/>
             <w:r>
@@ -4432,7 +4511,17 @@
           <w:sz w:val="22"/>
           <w:szCs w:val="22"/>
         </w:rPr>
-        <w:t>TUGAS POKOK</w:t>
+        <w:t xml:space="preserve">TUGAS </w:t>
+      </w:r>
+      <w:proofErr w:type="gramStart"/>
+      <w:r>
+        <w:rPr>
+          <w:rFonts w:ascii="Tahoma" w:hAnsi="Tahoma" w:cs="Tahoma"/>
+          <w:bCs/>
+          <w:sz w:val="22"/>
+          <w:szCs w:val="22"/>
+        </w:rPr>
+        <w:t>POKOK</w:t>
       </w:r>
       <w:r>
         <w:rPr>
@@ -4455,6 +4544,7 @@
         </w:rPr>
         <w:t>:</w:t>
       </w:r>
+      <w:proofErr w:type="gramEnd"/>
     </w:p>
     <w:tbl>
       <w:tblPr>
@@ -5878,7 +5968,19 @@
                 <w:szCs w:val="22"/>
                 <w:lang w:val="en-ID"/>
               </w:rPr>
-              <w:t>kebutuhan_pegawai</w:t>
+              <w:t>kebutuhan_</w:t>
+            </w:r>
+            <w:proofErr w:type="gramStart"/>
+            <w:r>
+              <w:rPr>
+                <w:rFonts w:ascii="Tahoma" w:eastAsia="Tahoma" w:hAnsi="Tahoma" w:cs="Tahoma"/>
+                <w:b w:val="0"/>
+                <w:bCs/>
+                <w:sz w:val="22"/>
+                <w:szCs w:val="22"/>
+                <w:lang w:val="en-ID"/>
+              </w:rPr>
+              <w:t>pegawai</w:t>
             </w:r>
             <w:proofErr w:type="spellEnd"/>
             <w:r>
@@ -5890,7 +5992,19 @@
                 <w:szCs w:val="22"/>
                 <w:lang w:val="en-ID"/>
               </w:rPr>
-              <w:t>}{/</w:t>
+              <w:t>}{</w:t>
+            </w:r>
+            <w:proofErr w:type="gramEnd"/>
+            <w:r>
+              <w:rPr>
+                <w:rFonts w:ascii="Tahoma" w:eastAsia="Tahoma" w:hAnsi="Tahoma" w:cs="Tahoma"/>
+                <w:b w:val="0"/>
+                <w:bCs/>
+                <w:sz w:val="22"/>
+                <w:szCs w:val="22"/>
+                <w:lang w:val="en-ID"/>
+              </w:rPr>
+              <w:t>/</w:t>
             </w:r>
             <w:proofErr w:type="spellStart"/>
             <w:r>
@@ -6183,7 +6297,17 @@
           <w:sz w:val="22"/>
           <w:szCs w:val="22"/>
         </w:rPr>
-        <w:t>HASIL KERJA</w:t>
+        <w:t xml:space="preserve">HASIL </w:t>
+      </w:r>
+      <w:proofErr w:type="gramStart"/>
+      <w:r>
+        <w:rPr>
+          <w:rFonts w:ascii="Tahoma" w:hAnsi="Tahoma" w:cs="Tahoma"/>
+          <w:bCs/>
+          <w:sz w:val="22"/>
+          <w:szCs w:val="22"/>
+        </w:rPr>
+        <w:t>KERJA</w:t>
       </w:r>
       <w:r>
         <w:rPr>
@@ -6206,6 +6330,7 @@
         </w:rPr>
         <w:t>:</w:t>
       </w:r>
+      <w:proofErr w:type="gramEnd"/>
     </w:p>
     <w:p>
       <w:pPr>
@@ -6354,7 +6479,23 @@
                 <w:rFonts w:ascii="Tahoma" w:hAnsi="Tahoma" w:cs="Tahoma"/>
                 <w:bCs/>
               </w:rPr>
-              <w:t>{#hasil_kerja}{no}.</w:t>
+              <w:t>{#hasil_</w:t>
+            </w:r>
+            <w:proofErr w:type="gramStart"/>
+            <w:r>
+              <w:rPr>
+                <w:rFonts w:ascii="Tahoma" w:hAnsi="Tahoma" w:cs="Tahoma"/>
+                <w:bCs/>
+              </w:rPr>
+              <w:t>kerja}{</w:t>
+            </w:r>
+            <w:proofErr w:type="gramEnd"/>
+            <w:r>
+              <w:rPr>
+                <w:rFonts w:ascii="Tahoma" w:hAnsi="Tahoma" w:cs="Tahoma"/>
+                <w:bCs/>
+              </w:rPr>
+              <w:t>no}.</w:t>
             </w:r>
           </w:p>
         </w:tc>
@@ -7074,6 +7215,7 @@
               <w:t>{/</w:t>
             </w:r>
             <w:proofErr w:type="spellStart"/>
+            <w:proofErr w:type="gramStart"/>
             <w:r>
               <w:rPr>
                 <w:rFonts w:ascii="Tahoma" w:eastAsia="Tahoma" w:hAnsi="Tahoma" w:cs="Tahoma"/>
@@ -7095,7 +7237,19 @@
                 <w:szCs w:val="22"/>
                 <w:lang w:val="en-ID"/>
               </w:rPr>
-              <w:t>}{/</w:t>
+              <w:t>}{</w:t>
+            </w:r>
+            <w:proofErr w:type="gramEnd"/>
+            <w:r>
+              <w:rPr>
+                <w:rFonts w:ascii="Tahoma" w:eastAsia="Tahoma" w:hAnsi="Tahoma" w:cs="Tahoma"/>
+                <w:b w:val="0"/>
+                <w:bCs/>
+                <w:sz w:val="22"/>
+                <w:szCs w:val="22"/>
+                <w:lang w:val="en-ID"/>
+              </w:rPr>
+              <w:t>/</w:t>
             </w:r>
             <w:proofErr w:type="spellStart"/>
             <w:r>
@@ -7294,7 +7448,23 @@
                 <w:rFonts w:ascii="Tahoma" w:hAnsi="Tahoma" w:cs="Tahoma"/>
                 <w:bCs/>
               </w:rPr>
-              <w:t>{#hasil_kerja}{no}.</w:t>
+              <w:t>{#hasil_</w:t>
+            </w:r>
+            <w:proofErr w:type="gramStart"/>
+            <w:r>
+              <w:rPr>
+                <w:rFonts w:ascii="Tahoma" w:hAnsi="Tahoma" w:cs="Tahoma"/>
+                <w:bCs/>
+              </w:rPr>
+              <w:t>kerja}{</w:t>
+            </w:r>
+            <w:proofErr w:type="gramEnd"/>
+            <w:r>
+              <w:rPr>
+                <w:rFonts w:ascii="Tahoma" w:hAnsi="Tahoma" w:cs="Tahoma"/>
+                <w:bCs/>
+              </w:rPr>
+              <w:t>no}.</w:t>
             </w:r>
           </w:p>
         </w:tc>
@@ -7760,6 +7930,7 @@
               <w:t>{/</w:t>
             </w:r>
             <w:proofErr w:type="spellStart"/>
+            <w:proofErr w:type="gramStart"/>
             <w:r>
               <w:rPr>
                 <w:rFonts w:ascii="Tahoma" w:hAnsi="Tahoma" w:cs="Tahoma"/>
@@ -7782,7 +7953,19 @@
                 <w:szCs w:val="22"/>
                 <w:lang w:val="en-ID"/>
               </w:rPr>
-              <w:t>}{/</w:t>
+              <w:t>}{</w:t>
+            </w:r>
+            <w:proofErr w:type="gramEnd"/>
+            <w:r>
+              <w:rPr>
+                <w:rFonts w:ascii="Tahoma" w:eastAsia="Tahoma" w:hAnsi="Tahoma" w:cs="Tahoma"/>
+                <w:b w:val="0"/>
+                <w:bCs/>
+                <w:sz w:val="22"/>
+                <w:szCs w:val="22"/>
+                <w:lang w:val="en-ID"/>
+              </w:rPr>
+              <w:t>/</w:t>
             </w:r>
             <w:proofErr w:type="spellStart"/>
             <w:r>
@@ -8076,7 +8259,23 @@
                 <w:rFonts w:ascii="Tahoma" w:hAnsi="Tahoma" w:cs="Tahoma"/>
                 <w:bCs/>
               </w:rPr>
-              <w:t>_kerja}{no}.</w:t>
+              <w:t>_</w:t>
+            </w:r>
+            <w:proofErr w:type="gramStart"/>
+            <w:r>
+              <w:rPr>
+                <w:rFonts w:ascii="Tahoma" w:hAnsi="Tahoma" w:cs="Tahoma"/>
+                <w:bCs/>
+              </w:rPr>
+              <w:t>kerja}{</w:t>
+            </w:r>
+            <w:proofErr w:type="gramEnd"/>
+            <w:r>
+              <w:rPr>
+                <w:rFonts w:ascii="Tahoma" w:hAnsi="Tahoma" w:cs="Tahoma"/>
+                <w:bCs/>
+              </w:rPr>
+              <w:t>no}.</w:t>
             </w:r>
           </w:p>
         </w:tc>
@@ -8590,6 +8789,7 @@
               <w:t>{/</w:t>
             </w:r>
             <w:proofErr w:type="spellStart"/>
+            <w:proofErr w:type="gramStart"/>
             <w:r>
               <w:rPr>
                 <w:rFonts w:ascii="Tahoma" w:hAnsi="Tahoma" w:cs="Tahoma"/>
@@ -8611,7 +8811,19 @@
                 <w:szCs w:val="22"/>
                 <w:lang w:val="en-ID"/>
               </w:rPr>
-              <w:t>}{/</w:t>
+              <w:t>}{</w:t>
+            </w:r>
+            <w:proofErr w:type="gramEnd"/>
+            <w:r>
+              <w:rPr>
+                <w:rFonts w:ascii="Tahoma" w:hAnsi="Tahoma" w:cs="Tahoma"/>
+                <w:b w:val="0"/>
+                <w:bCs/>
+                <w:sz w:val="22"/>
+                <w:szCs w:val="22"/>
+                <w:lang w:val="en-ID"/>
+              </w:rPr>
+              <w:t>/</w:t>
             </w:r>
             <w:proofErr w:type="spellStart"/>
             <w:r>
@@ -8703,7 +8915,17 @@
           <w:sz w:val="22"/>
           <w:szCs w:val="22"/>
         </w:rPr>
-        <w:t>PERANGKAT KERJA</w:t>
+        <w:t xml:space="preserve">PERANGKAT </w:t>
+      </w:r>
+      <w:proofErr w:type="gramStart"/>
+      <w:r>
+        <w:rPr>
+          <w:rFonts w:ascii="Tahoma" w:hAnsi="Tahoma" w:cs="Tahoma"/>
+          <w:bCs/>
+          <w:sz w:val="22"/>
+          <w:szCs w:val="22"/>
+        </w:rPr>
+        <w:t>KERJA</w:t>
       </w:r>
       <w:r>
         <w:rPr>
@@ -8726,6 +8948,7 @@
         </w:rPr>
         <w:t>:</w:t>
       </w:r>
+      <w:proofErr w:type="gramEnd"/>
     </w:p>
     <w:tbl>
       <w:tblPr>
@@ -8902,7 +9125,23 @@
                 <w:rFonts w:ascii="Tahoma" w:hAnsi="Tahoma" w:cs="Tahoma"/>
                 <w:bCs/>
               </w:rPr>
-              <w:t>_kerja}{no}.</w:t>
+              <w:t>_</w:t>
+            </w:r>
+            <w:proofErr w:type="gramStart"/>
+            <w:r>
+              <w:rPr>
+                <w:rFonts w:ascii="Tahoma" w:hAnsi="Tahoma" w:cs="Tahoma"/>
+                <w:bCs/>
+              </w:rPr>
+              <w:t>kerja}{</w:t>
+            </w:r>
+            <w:proofErr w:type="gramEnd"/>
+            <w:r>
+              <w:rPr>
+                <w:rFonts w:ascii="Tahoma" w:hAnsi="Tahoma" w:cs="Tahoma"/>
+                <w:bCs/>
+              </w:rPr>
+              <w:t>no}.</w:t>
             </w:r>
           </w:p>
         </w:tc>
@@ -9480,6 +9719,7 @@
               <w:t>{/</w:t>
             </w:r>
             <w:proofErr w:type="spellStart"/>
+            <w:proofErr w:type="gramStart"/>
             <w:r>
               <w:rPr>
                 <w:rFonts w:ascii="Tahoma" w:hAnsi="Tahoma" w:cs="Tahoma"/>
@@ -9501,7 +9741,19 @@
                 <w:szCs w:val="22"/>
                 <w:lang w:val="en-ID"/>
               </w:rPr>
-              <w:t>}{/</w:t>
+              <w:t>}{</w:t>
+            </w:r>
+            <w:proofErr w:type="gramEnd"/>
+            <w:r>
+              <w:rPr>
+                <w:rFonts w:ascii="Tahoma" w:hAnsi="Tahoma" w:cs="Tahoma"/>
+                <w:b w:val="0"/>
+                <w:bCs/>
+                <w:sz w:val="22"/>
+                <w:szCs w:val="22"/>
+                <w:lang w:val="en-ID"/>
+              </w:rPr>
+              <w:t>/</w:t>
             </w:r>
             <w:proofErr w:type="spellStart"/>
             <w:r>
@@ -9744,6 +9996,7 @@
               </w:rPr>
               <w:t>_</w:t>
             </w:r>
+            <w:proofErr w:type="gramStart"/>
             <w:r>
               <w:rPr>
                 <w:rFonts w:ascii="Tahoma" w:hAnsi="Tahoma" w:cs="Tahoma"/>
@@ -9756,7 +10009,15 @@
                 <w:rFonts w:ascii="Tahoma" w:hAnsi="Tahoma" w:cs="Tahoma"/>
                 <w:bCs/>
               </w:rPr>
-              <w:t>}{no}.</w:t>
+              <w:t>}{</w:t>
+            </w:r>
+            <w:proofErr w:type="gramEnd"/>
+            <w:r>
+              <w:rPr>
+                <w:rFonts w:ascii="Tahoma" w:hAnsi="Tahoma" w:cs="Tahoma"/>
+                <w:bCs/>
+              </w:rPr>
+              <w:t>no}.</w:t>
             </w:r>
           </w:p>
         </w:tc>
@@ -10034,6 +10295,7 @@
               </w:rPr>
               <w:t>{#</w:t>
             </w:r>
+            <w:proofErr w:type="gramStart"/>
             <w:r>
               <w:rPr>
                 <w:rFonts w:ascii="Tahoma" w:hAnsi="Tahoma" w:cs="Tahoma"/>
@@ -10046,7 +10308,15 @@
                 <w:rFonts w:ascii="Tahoma" w:hAnsi="Tahoma" w:cs="Tahoma"/>
                 <w:bCs/>
               </w:rPr>
-              <w:t>}{no}.</w:t>
+              <w:t>}{</w:t>
+            </w:r>
+            <w:proofErr w:type="gramEnd"/>
+            <w:r>
+              <w:rPr>
+                <w:rFonts w:ascii="Tahoma" w:hAnsi="Tahoma" w:cs="Tahoma"/>
+                <w:bCs/>
+              </w:rPr>
+              <w:t>no}.</w:t>
             </w:r>
           </w:p>
         </w:tc>
@@ -10378,6 +10648,7 @@
               </w:rPr>
               <w:t>{#</w:t>
             </w:r>
+            <w:proofErr w:type="gramStart"/>
             <w:r>
               <w:rPr>
                 <w:rFonts w:ascii="Tahoma" w:hAnsi="Tahoma" w:cs="Tahoma"/>
@@ -10390,7 +10661,15 @@
                 <w:rFonts w:ascii="Tahoma" w:hAnsi="Tahoma" w:cs="Tahoma"/>
                 <w:bCs/>
               </w:rPr>
-              <w:t>}{no}.</w:t>
+              <w:t>}{</w:t>
+            </w:r>
+            <w:proofErr w:type="gramEnd"/>
+            <w:r>
+              <w:rPr>
+                <w:rFonts w:ascii="Tahoma" w:hAnsi="Tahoma" w:cs="Tahoma"/>
+                <w:bCs/>
+              </w:rPr>
+              <w:t>no}.</w:t>
             </w:r>
           </w:p>
         </w:tc>
@@ -11070,6 +11349,7 @@
               </w:rPr>
               <w:t>{#</w:t>
             </w:r>
+            <w:proofErr w:type="gramStart"/>
             <w:r>
               <w:rPr>
                 <w:rFonts w:ascii="Tahoma" w:hAnsi="Tahoma" w:cs="Tahoma"/>
@@ -11082,7 +11362,15 @@
                 <w:rFonts w:ascii="Tahoma" w:hAnsi="Tahoma" w:cs="Tahoma"/>
                 <w:bCs/>
               </w:rPr>
-              <w:t>}{no}.</w:t>
+              <w:t>}{</w:t>
+            </w:r>
+            <w:proofErr w:type="gramEnd"/>
+            <w:r>
+              <w:rPr>
+                <w:rFonts w:ascii="Tahoma" w:hAnsi="Tahoma" w:cs="Tahoma"/>
+                <w:bCs/>
+              </w:rPr>
+              <w:t>no}.</w:t>
             </w:r>
           </w:p>
         </w:tc>
@@ -11463,6 +11751,7 @@
               </w:rPr>
               <w:t>{#</w:t>
             </w:r>
+            <w:proofErr w:type="gramStart"/>
             <w:r>
               <w:rPr>
                 <w:rFonts w:ascii="Tahoma" w:hAnsi="Tahoma" w:cs="Tahoma"/>
@@ -11483,7 +11772,15 @@
                 <w:rFonts w:ascii="Tahoma" w:hAnsi="Tahoma" w:cs="Tahoma"/>
                 <w:bCs/>
               </w:rPr>
-              <w:t>}{no}.</w:t>
+              <w:t>}{</w:t>
+            </w:r>
+            <w:proofErr w:type="gramEnd"/>
+            <w:r>
+              <w:rPr>
+                <w:rFonts w:ascii="Tahoma" w:hAnsi="Tahoma" w:cs="Tahoma"/>
+                <w:bCs/>
+              </w:rPr>
+              <w:t>no}.</w:t>
             </w:r>
           </w:p>
         </w:tc>
@@ -11783,16 +12080,37 @@
                 <w:szCs w:val="22"/>
                 <w:lang w:val="en-ID"/>
               </w:rPr>
-              <w:t>{#syarat_jabatan}</w:t>
-            </w:r>
-            <w:r>
-              <w:rPr>
-                <w:rFonts w:ascii="Tahoma" w:hAnsi="Tahoma" w:cs="Tahoma"/>
-                <w:bCs/>
-                <w:sz w:val="22"/>
-                <w:szCs w:val="22"/>
-              </w:rPr>
-              <w:t xml:space="preserve">Keterampilan Kerja </w:t>
+              <w:t>{#syarat_</w:t>
+            </w:r>
+            <w:proofErr w:type="gramStart"/>
+            <w:r>
+              <w:rPr>
+                <w:rFonts w:ascii="Tahoma" w:hAnsi="Tahoma" w:cs="Tahoma"/>
+                <w:bCs/>
+                <w:sz w:val="22"/>
+                <w:szCs w:val="22"/>
+                <w:lang w:val="en-ID"/>
+              </w:rPr>
+              <w:t>jabatan}</w:t>
+            </w:r>
+            <w:r>
+              <w:rPr>
+                <w:rFonts w:ascii="Tahoma" w:hAnsi="Tahoma" w:cs="Tahoma"/>
+                <w:bCs/>
+                <w:sz w:val="22"/>
+                <w:szCs w:val="22"/>
+              </w:rPr>
+              <w:t>Keterampilan</w:t>
+            </w:r>
+            <w:proofErr w:type="gramEnd"/>
+            <w:r>
+              <w:rPr>
+                <w:rFonts w:ascii="Tahoma" w:hAnsi="Tahoma" w:cs="Tahoma"/>
+                <w:bCs/>
+                <w:sz w:val="22"/>
+                <w:szCs w:val="22"/>
+              </w:rPr>
+              <w:t xml:space="preserve"> Kerja </w:t>
             </w:r>
           </w:p>
         </w:tc>
@@ -14450,7 +14768,19 @@
                 <w:szCs w:val="22"/>
                 <w:lang w:val="en-ID"/>
               </w:rPr>
-              <w:t>fungsi_pekerja</w:t>
+              <w:t>fungsi_</w:t>
+            </w:r>
+            <w:proofErr w:type="gramStart"/>
+            <w:r>
+              <w:rPr>
+                <w:rFonts w:ascii="Tahoma" w:hAnsi="Tahoma" w:cs="Tahoma"/>
+                <w:b w:val="0"/>
+                <w:bCs/>
+                <w:sz w:val="22"/>
+                <w:szCs w:val="22"/>
+                <w:lang w:val="en-ID"/>
+              </w:rPr>
+              <w:t>pekerja</w:t>
             </w:r>
             <w:proofErr w:type="spellEnd"/>
             <w:r>
@@ -14473,7 +14803,19 @@
                 <w:szCs w:val="22"/>
                 <w:lang w:val="en-ID"/>
               </w:rPr>
-              <w:t>{/</w:t>
+              <w:t>{</w:t>
+            </w:r>
+            <w:proofErr w:type="gramEnd"/>
+            <w:r>
+              <w:rPr>
+                <w:rFonts w:ascii="Tahoma" w:hAnsi="Tahoma" w:cs="Tahoma"/>
+                <w:b w:val="0"/>
+                <w:bCs/>
+                <w:sz w:val="22"/>
+                <w:szCs w:val="22"/>
+                <w:lang w:val="en-ID"/>
+              </w:rPr>
+              <w:t>/</w:t>
             </w:r>
             <w:proofErr w:type="spellStart"/>
             <w:r>
@@ -14568,7 +14910,17 @@
           <w:sz w:val="22"/>
           <w:szCs w:val="22"/>
         </w:rPr>
-        <w:t>PRESTASI YANG DIHARAPKAN</w:t>
+        <w:t xml:space="preserve">PRESTASI YANG </w:t>
+      </w:r>
+      <w:proofErr w:type="gramStart"/>
+      <w:r>
+        <w:rPr>
+          <w:rFonts w:ascii="Tahoma" w:hAnsi="Tahoma" w:cs="Tahoma"/>
+          <w:bCs/>
+          <w:sz w:val="22"/>
+          <w:szCs w:val="22"/>
+        </w:rPr>
+        <w:t>DIHARAPKAN</w:t>
       </w:r>
       <w:r>
         <w:rPr>
@@ -14591,6 +14943,7 @@
         </w:rPr>
         <w:t>:</w:t>
       </w:r>
+      <w:proofErr w:type="gramEnd"/>
     </w:p>
     <w:p>
       <w:pPr>
@@ -14703,7 +15056,17 @@
           <w:sz w:val="22"/>
           <w:szCs w:val="22"/>
         </w:rPr>
-        <w:t>KELAS JABATAN</w:t>
+        <w:t xml:space="preserve">KELAS </w:t>
+      </w:r>
+      <w:proofErr w:type="gramStart"/>
+      <w:r>
+        <w:rPr>
+          <w:rFonts w:ascii="Tahoma" w:hAnsi="Tahoma" w:cs="Tahoma"/>
+          <w:bCs/>
+          <w:sz w:val="22"/>
+          <w:szCs w:val="22"/>
+        </w:rPr>
+        <w:t>JABATAN</w:t>
       </w:r>
       <w:r>
         <w:rPr>
@@ -14726,6 +15089,7 @@
         </w:rPr>
         <w:t>:</w:t>
       </w:r>
+      <w:proofErr w:type="gramEnd"/>
     </w:p>
     <w:bookmarkEnd w:id="0"/>
     <w:p>

--- a/public/templates/anjab.docx
+++ b/public/templates/anjab.docx
@@ -4,11 +4,12 @@
   <w:body>
     <w:p>
       <w:pPr>
-        <w:spacing w:before="120" w:after="120"/>
+        <w:spacing w:before="60" w:after="60"/>
         <w:jc w:val="center"/>
         <w:rPr>
           <w:rStyle w:val="Strong"/>
           <w:rFonts w:ascii="Tahoma" w:hAnsi="Tahoma" w:cs="Tahoma"/>
+          <w:b/>
           <w:bCs/>
           <w:color w:val="auto"/>
           <w:sz w:val="22"/>
@@ -18,35 +19,37 @@
       </w:pPr>
       <w:r>
         <w:rPr>
-          <w:rStyle w:val="Strong"/>
-          <w:rFonts w:ascii="Tahoma" w:hAnsi="Tahoma" w:cs="Tahoma"/>
+          <w:rFonts w:ascii="Tahoma" w:eastAsia="Times New Roman" w:hAnsi="Tahoma" w:cs="Tahoma"/>
+          <w:b w:val="0"/>
           <w:bCs/>
-          <w:color w:val="auto"/>
+          <w:iCs/>
           <w:sz w:val="22"/>
           <w:szCs w:val="22"/>
+          <w:lang w:eastAsia="id-ID"/>
         </w:rPr>
         <w:t>INFORMASI</w:t>
       </w:r>
       <w:r>
         <w:rPr>
-          <w:rStyle w:val="Strong"/>
-          <w:rFonts w:ascii="Tahoma" w:hAnsi="Tahoma" w:cs="Tahoma"/>
+          <w:rFonts w:ascii="Tahoma" w:eastAsia="Times New Roman" w:hAnsi="Tahoma" w:cs="Tahoma"/>
+          <w:b w:val="0"/>
           <w:bCs/>
-          <w:color w:val="auto"/>
+          <w:iCs/>
           <w:sz w:val="22"/>
           <w:szCs w:val="22"/>
+          <w:lang w:eastAsia="id-ID"/>
         </w:rPr>
         <w:t xml:space="preserve"> </w:t>
       </w:r>
       <w:r>
         <w:rPr>
-          <w:rStyle w:val="Strong"/>
-          <w:rFonts w:ascii="Tahoma" w:hAnsi="Tahoma" w:cs="Tahoma"/>
+          <w:rFonts w:ascii="Tahoma" w:eastAsia="Times New Roman" w:hAnsi="Tahoma" w:cs="Tahoma"/>
+          <w:b w:val="0"/>
           <w:bCs/>
-          <w:color w:val="auto"/>
+          <w:iCs/>
           <w:sz w:val="22"/>
           <w:szCs w:val="22"/>
-          <w:lang w:val="id-ID"/>
+          <w:lang w:eastAsia="id-ID"/>
         </w:rPr>
         <w:t>JABATAN</w:t>
       </w:r>
@@ -54,6 +57,7 @@
         <w:rPr>
           <w:rStyle w:val="Strong"/>
           <w:rFonts w:ascii="Tahoma" w:hAnsi="Tahoma" w:cs="Tahoma"/>
+          <w:b/>
           <w:bCs/>
           <w:color w:val="auto"/>
           <w:sz w:val="22"/>
@@ -66,6 +70,7 @@
         <w:rPr>
           <w:rStyle w:val="Strong"/>
           <w:rFonts w:ascii="Tahoma" w:hAnsi="Tahoma" w:cs="Tahoma"/>
+          <w:b/>
           <w:bCs/>
           <w:color w:val="auto"/>
           <w:sz w:val="22"/>
@@ -2747,6 +2752,15 @@
                 <w:szCs w:val="22"/>
               </w:rPr>
             </w:pPr>
+            <w:r>
+              <w:rPr>
+                <w:rFonts w:ascii="Tahoma" w:hAnsi="Tahoma" w:cs="Tahoma"/>
+                <w:b w:val="0"/>
+                <w:sz w:val="22"/>
+                <w:szCs w:val="22"/>
+              </w:rPr>
+              <w:t>{</w:t>
+            </w:r>
             <w:proofErr w:type="spellStart"/>
             <w:r>
               <w:rPr>
@@ -2755,7 +2769,7 @@
                 <w:sz w:val="22"/>
                 <w:szCs w:val="22"/>
               </w:rPr>
-              <w:t>Diklat</w:t>
+              <w:t>label_diklat_penjenjangan</w:t>
             </w:r>
             <w:proofErr w:type="spellEnd"/>
             <w:r>
@@ -2765,19 +2779,8 @@
                 <w:sz w:val="22"/>
                 <w:szCs w:val="22"/>
               </w:rPr>
-              <w:t xml:space="preserve"> </w:t>
-            </w:r>
-            <w:proofErr w:type="spellStart"/>
-            <w:r>
-              <w:rPr>
-                <w:rFonts w:ascii="Tahoma" w:hAnsi="Tahoma" w:cs="Tahoma"/>
-                <w:b w:val="0"/>
-                <w:sz w:val="22"/>
-                <w:szCs w:val="22"/>
-              </w:rPr>
-              <w:t>Penjenjangan</w:t>
-            </w:r>
-            <w:proofErr w:type="spellEnd"/>
+              <w:t>}</w:t>
+            </w:r>
           </w:p>
         </w:tc>
         <w:tc>
@@ -14608,6 +14611,15 @@
               </w:rPr>
               <w:t>Pekerja</w:t>
             </w:r>
+            <w:r>
+              <w:rPr>
+                <w:rFonts w:ascii="Tahoma" w:hAnsi="Tahoma" w:cs="Tahoma"/>
+                <w:bCs/>
+                <w:sz w:val="22"/>
+                <w:szCs w:val="22"/>
+              </w:rPr>
+              <w:t>an</w:t>
+            </w:r>
             <w:proofErr w:type="spellEnd"/>
             <w:r>
               <w:rPr>
@@ -14910,7 +14922,7 @@
           <w:sz w:val="22"/>
           <w:szCs w:val="22"/>
         </w:rPr>
-        <w:t xml:space="preserve">PRESTASI YANG </w:t>
+        <w:t xml:space="preserve">PRESTASI </w:t>
       </w:r>
       <w:proofErr w:type="gramStart"/>
       <w:r>
@@ -14920,7 +14932,7 @@
           <w:sz w:val="22"/>
           <w:szCs w:val="22"/>
         </w:rPr>
-        <w:t>DIHARAPKAN</w:t>
+        <w:t>KERJA</w:t>
       </w:r>
       <w:r>
         <w:rPr>

--- a/public/templates/anjab.docx
+++ b/public/templates/anjab.docx
@@ -106,7 +106,6 @@
         <w:tc>
           <w:tcPr>
             <w:tcW w:w="3119" w:type="dxa"/>
-            <w:vAlign w:val="center"/>
           </w:tcPr>
           <w:p>
             <w:pPr>
@@ -135,12 +134,11 @@
         <w:tc>
           <w:tcPr>
             <w:tcW w:w="425" w:type="dxa"/>
-            <w:vAlign w:val="center"/>
           </w:tcPr>
           <w:p>
             <w:pPr>
               <w:spacing w:after="0"/>
-              <w:ind w:right="-112" w:hanging="22"/>
+              <w:ind w:right="-112"/>
               <w:rPr>
                 <w:b w:val="0"/>
                 <w:bCs/>
@@ -163,61 +161,27 @@
         <w:tc>
           <w:tcPr>
             <w:tcW w:w="6096" w:type="dxa"/>
-            <w:vAlign w:val="center"/>
-          </w:tcPr>
-          <w:p>
-            <w:pPr>
-              <w:spacing w:before="60" w:after="60"/>
-              <w:rPr>
-                <w:rFonts w:ascii="Tahoma" w:hAnsi="Tahoma" w:cs="Tahoma"/>
-                <w:b w:val="0"/>
-                <w:bCs/>
-                <w:color w:val="auto"/>
-                <w:sz w:val="22"/>
-                <w:szCs w:val="22"/>
-                <w:lang w:val="en-ID"/>
-              </w:rPr>
-            </w:pPr>
-            <w:r>
-              <w:rPr>
-                <w:rFonts w:ascii="Tahoma" w:eastAsia="Times New Roman" w:hAnsi="Tahoma" w:cs="Tahoma"/>
-                <w:b w:val="0"/>
-                <w:bCs/>
-                <w:iCs/>
-                <w:color w:val="auto"/>
-                <w:sz w:val="22"/>
-                <w:szCs w:val="22"/>
-                <w:lang w:eastAsia="id-ID"/>
-              </w:rPr>
-              <w:t>{</w:t>
-            </w:r>
-            <w:proofErr w:type="spellStart"/>
-            <w:r>
-              <w:rPr>
-                <w:rFonts w:ascii="Tahoma" w:eastAsia="Times New Roman" w:hAnsi="Tahoma" w:cs="Tahoma"/>
-                <w:b w:val="0"/>
-                <w:bCs/>
-                <w:iCs/>
-                <w:color w:val="auto"/>
-                <w:sz w:val="22"/>
-                <w:szCs w:val="22"/>
-                <w:lang w:eastAsia="id-ID"/>
-              </w:rPr>
-              <w:t>nama_jabatan</w:t>
-            </w:r>
-            <w:proofErr w:type="spellEnd"/>
-            <w:r>
-              <w:rPr>
-                <w:rFonts w:ascii="Tahoma" w:eastAsia="Times New Roman" w:hAnsi="Tahoma" w:cs="Tahoma"/>
-                <w:b w:val="0"/>
-                <w:bCs/>
-                <w:iCs/>
-                <w:color w:val="auto"/>
-                <w:sz w:val="22"/>
-                <w:szCs w:val="22"/>
-                <w:lang w:eastAsia="id-ID"/>
-              </w:rPr>
-              <w:t>}</w:t>
+          </w:tcPr>
+          <w:p>
+            <w:pPr>
+              <w:rPr>
+                <w:rFonts w:ascii="Tahoma" w:hAnsi="Tahoma" w:cs="Tahoma"/>
+                <w:b w:val="0"/>
+                <w:bCs/>
+                <w:sz w:val="22"/>
+                <w:szCs w:val="22"/>
+                <w:lang w:val="en-ID"/>
+              </w:rPr>
+            </w:pPr>
+            <w:r>
+              <w:rPr>
+                <w:rFonts w:ascii="Tahoma" w:hAnsi="Tahoma" w:cs="Tahoma"/>
+                <w:b w:val="0"/>
+                <w:bCs/>
+                <w:sz w:val="22"/>
+                <w:szCs w:val="22"/>
+              </w:rPr>
+              <w:t>{nama_jabatan}</w:t>
             </w:r>
           </w:p>
         </w:tc>
@@ -229,61 +193,83 @@
         <w:tc>
           <w:tcPr>
             <w:tcW w:w="3119" w:type="dxa"/>
-            <w:vAlign w:val="center"/>
           </w:tcPr>
           <w:p>
             <w:pPr>
               <w:spacing w:after="0"/>
-              <w:ind w:firstLine="33"/>
-              <w:rPr>
-                <w:rStyle w:val="Strong"/>
-                <w:rFonts w:ascii="Tahoma" w:hAnsi="Tahoma" w:cs="Tahoma"/>
-                <w:bCs/>
-                <w:sz w:val="22"/>
-                <w:szCs w:val="22"/>
-                <w:lang w:val="id-ID"/>
-              </w:rPr>
-            </w:pPr>
+              <w:ind w:firstLine="30"/>
+              <w:rPr>
+                <w:rFonts w:ascii="Tahoma" w:hAnsi="Tahoma" w:cs="Tahoma"/>
+                <w:b w:val="0"/>
+                <w:bCs/>
+                <w:sz w:val="22"/>
+                <w:szCs w:val="22"/>
+              </w:rPr>
+            </w:pPr>
+            <w:r>
+              <w:rPr>
+                <w:rFonts w:ascii="Tahoma" w:hAnsi="Tahoma" w:cs="Tahoma"/>
+                <w:b w:val="0"/>
+                <w:bCs/>
+                <w:sz w:val="22"/>
+                <w:szCs w:val="22"/>
+              </w:rPr>
+              <w:t>2.   KODE JABATAN</w:t>
+            </w:r>
           </w:p>
         </w:tc>
         <w:tc>
           <w:tcPr>
             <w:tcW w:w="425" w:type="dxa"/>
-            <w:vAlign w:val="center"/>
           </w:tcPr>
           <w:p>
             <w:pPr>
               <w:spacing w:after="0"/>
-              <w:ind w:right="-112" w:hanging="22"/>
-              <w:rPr>
-                <w:rFonts w:ascii="Tahoma" w:hAnsi="Tahoma" w:cs="Tahoma"/>
-                <w:b w:val="0"/>
-                <w:bCs/>
-                <w:sz w:val="22"/>
-                <w:szCs w:val="22"/>
-              </w:rPr>
-            </w:pPr>
+              <w:ind w:right="-112"/>
+              <w:rPr>
+                <w:rFonts w:ascii="Tahoma" w:hAnsi="Tahoma" w:cs="Tahoma"/>
+                <w:b w:val="0"/>
+                <w:bCs/>
+                <w:sz w:val="22"/>
+                <w:szCs w:val="22"/>
+              </w:rPr>
+            </w:pPr>
+            <w:r>
+              <w:rPr>
+                <w:rFonts w:ascii="Tahoma" w:hAnsi="Tahoma" w:cs="Tahoma"/>
+                <w:b w:val="0"/>
+                <w:bCs/>
+                <w:sz w:val="22"/>
+                <w:szCs w:val="22"/>
+              </w:rPr>
+              <w:t>:</w:t>
+            </w:r>
           </w:p>
         </w:tc>
         <w:tc>
           <w:tcPr>
             <w:tcW w:w="6096" w:type="dxa"/>
-            <w:vAlign w:val="center"/>
-          </w:tcPr>
-          <w:p>
-            <w:pPr>
-              <w:spacing w:before="60" w:after="60"/>
-              <w:rPr>
-                <w:rFonts w:ascii="Tahoma" w:eastAsia="Times New Roman" w:hAnsi="Tahoma" w:cs="Tahoma"/>
-                <w:b w:val="0"/>
-                <w:bCs/>
-                <w:iCs/>
-                <w:color w:val="auto"/>
-                <w:sz w:val="22"/>
-                <w:szCs w:val="22"/>
-                <w:lang w:eastAsia="id-ID"/>
-              </w:rPr>
-            </w:pPr>
+          </w:tcPr>
+          <w:p>
+            <w:pPr>
+              <w:rPr>
+                <w:rFonts w:ascii="Tahoma" w:hAnsi="Tahoma" w:cs="Tahoma"/>
+                <w:b w:val="0"/>
+                <w:bCs/>
+                <w:sz w:val="22"/>
+                <w:szCs w:val="22"/>
+              </w:rPr>
+            </w:pPr>
+            <w:r>
+              <w:rPr>
+                <w:rFonts w:ascii="Tahoma" w:hAnsi="Tahoma" w:cs="Tahoma"/>
+                <w:b w:val="0"/>
+                <w:bCs/>
+                <w:sz w:val="22"/>
+                <w:szCs w:val="22"/>
+              </w:rPr>
+              <w:t>{kode_jabatan}</w:t>
+            </w:r>
           </w:p>
         </w:tc>
       </w:tr>
@@ -294,41 +280,52 @@
         <w:tc>
           <w:tcPr>
             <w:tcW w:w="3119" w:type="dxa"/>
-            <w:vAlign w:val="center"/>
           </w:tcPr>
           <w:p>
             <w:pPr>
               <w:spacing w:after="0"/>
               <w:ind w:firstLine="30"/>
               <w:rPr>
-                <w:rFonts w:ascii="Tahoma" w:hAnsi="Tahoma" w:cs="Tahoma"/>
-                <w:b w:val="0"/>
-                <w:bCs/>
-                <w:sz w:val="22"/>
-                <w:szCs w:val="22"/>
-              </w:rPr>
-            </w:pPr>
-            <w:r>
-              <w:rPr>
-                <w:rFonts w:ascii="Tahoma" w:hAnsi="Tahoma" w:cs="Tahoma"/>
-                <w:b w:val="0"/>
-                <w:bCs/>
-                <w:sz w:val="22"/>
-                <w:szCs w:val="22"/>
-              </w:rPr>
-              <w:t>2.   KODE JABATAN</w:t>
+                <w:rStyle w:val="Strong"/>
+                <w:rFonts w:ascii="Tahoma" w:hAnsi="Tahoma" w:cs="Tahoma"/>
+                <w:b/>
+                <w:bCs/>
+                <w:sz w:val="22"/>
+                <w:szCs w:val="22"/>
+                <w:lang w:val="id-ID"/>
+              </w:rPr>
+            </w:pPr>
+            <w:r>
+              <w:rPr>
+                <w:rFonts w:ascii="Tahoma" w:hAnsi="Tahoma" w:cs="Tahoma"/>
+                <w:b w:val="0"/>
+                <w:bCs/>
+                <w:sz w:val="22"/>
+                <w:szCs w:val="22"/>
+              </w:rPr>
+              <w:t>3.   UNIT KERJA</w:t>
+            </w:r>
+            <w:r>
+              <w:rPr>
+                <w:rStyle w:val="Strong"/>
+                <w:rFonts w:ascii="Tahoma" w:hAnsi="Tahoma" w:cs="Tahoma"/>
+                <w:b/>
+                <w:bCs/>
+                <w:sz w:val="22"/>
+                <w:szCs w:val="22"/>
+              </w:rPr>
+              <w:tab/>
             </w:r>
           </w:p>
         </w:tc>
         <w:tc>
           <w:tcPr>
             <w:tcW w:w="425" w:type="dxa"/>
-            <w:vAlign w:val="center"/>
           </w:tcPr>
           <w:p>
             <w:pPr>
               <w:spacing w:after="0"/>
-              <w:ind w:right="-112" w:firstLine="30"/>
+              <w:ind w:right="-112" w:hanging="22"/>
               <w:rPr>
                 <w:rFonts w:ascii="Tahoma" w:hAnsi="Tahoma" w:cs="Tahoma"/>
                 <w:b w:val="0"/>
@@ -352,52 +349,21 @@
         <w:tc>
           <w:tcPr>
             <w:tcW w:w="6096" w:type="dxa"/>
-            <w:vAlign w:val="center"/>
           </w:tcPr>
           <w:p>
             <w:pPr>
               <w:spacing w:before="60" w:after="60"/>
-              <w:ind w:firstLine="30"/>
-              <w:rPr>
-                <w:rFonts w:ascii="Tahoma" w:hAnsi="Tahoma" w:cs="Tahoma"/>
-                <w:b w:val="0"/>
-                <w:bCs/>
-                <w:sz w:val="22"/>
-                <w:szCs w:val="22"/>
-              </w:rPr>
-            </w:pPr>
-            <w:r>
-              <w:rPr>
-                <w:rFonts w:ascii="Tahoma" w:hAnsi="Tahoma" w:cs="Tahoma"/>
-                <w:b w:val="0"/>
-                <w:bCs/>
-                <w:sz w:val="22"/>
-                <w:szCs w:val="22"/>
-              </w:rPr>
-              <w:t>{</w:t>
-            </w:r>
-            <w:proofErr w:type="spellStart"/>
-            <w:r>
-              <w:rPr>
-                <w:rFonts w:ascii="Tahoma" w:hAnsi="Tahoma" w:cs="Tahoma"/>
-                <w:b w:val="0"/>
-                <w:bCs/>
-                <w:sz w:val="22"/>
-                <w:szCs w:val="22"/>
-              </w:rPr>
-              <w:t>kode_jabatan</w:t>
-            </w:r>
-            <w:proofErr w:type="spellEnd"/>
-            <w:r>
-              <w:rPr>
-                <w:rFonts w:ascii="Tahoma" w:hAnsi="Tahoma" w:cs="Tahoma"/>
-                <w:b w:val="0"/>
-                <w:bCs/>
-                <w:sz w:val="22"/>
-                <w:szCs w:val="22"/>
-              </w:rPr>
-              <w:t>}</w:t>
-            </w:r>
+              <w:rPr>
+                <w:rFonts w:ascii="Tahoma" w:eastAsia="Times New Roman" w:hAnsi="Tahoma" w:cs="Tahoma"/>
+                <w:b w:val="0"/>
+                <w:bCs/>
+                <w:iCs/>
+                <w:color w:val="auto"/>
+                <w:sz w:val="22"/>
+                <w:szCs w:val="22"/>
+                <w:lang w:eastAsia="id-ID"/>
+              </w:rPr>
+            </w:pPr>
           </w:p>
         </w:tc>
       </w:tr>
@@ -417,12 +383,56 @@
               <w:rPr>
                 <w:rStyle w:val="Strong"/>
                 <w:rFonts w:ascii="Tahoma" w:hAnsi="Tahoma" w:cs="Tahoma"/>
+                <w:b/>
                 <w:bCs/>
                 <w:sz w:val="22"/>
                 <w:szCs w:val="22"/>
                 <w:lang w:val="id-ID"/>
               </w:rPr>
             </w:pPr>
+            <w:r>
+              <w:rPr>
+                <w:rStyle w:val="Strong"/>
+                <w:rFonts w:ascii="Tahoma" w:hAnsi="Tahoma" w:cs="Tahoma"/>
+                <w:b/>
+                <w:bCs/>
+                <w:sz w:val="22"/>
+                <w:szCs w:val="22"/>
+                <w:lang w:val="id-ID"/>
+              </w:rPr>
+              <w:t xml:space="preserve">        </w:t>
+            </w:r>
+            <w:r>
+              <w:rPr>
+                <w:rFonts w:ascii="Tahoma" w:hAnsi="Tahoma" w:cs="Tahoma"/>
+                <w:b w:val="0"/>
+                <w:bCs/>
+                <w:sz w:val="22"/>
+                <w:szCs w:val="22"/>
+                <w:lang w:val="id-ID"/>
+              </w:rPr>
+              <w:t>a.</w:t>
+            </w:r>
+            <w:r>
+              <w:rPr>
+                <w:rFonts w:ascii="Tahoma" w:hAnsi="Tahoma" w:cs="Tahoma"/>
+                <w:b w:val="0"/>
+                <w:bCs/>
+                <w:sz w:val="22"/>
+                <w:szCs w:val="22"/>
+              </w:rPr>
+              <w:tab/>
+            </w:r>
+            <w:r>
+              <w:rPr>
+                <w:rFonts w:ascii="Tahoma" w:hAnsi="Tahoma" w:cs="Tahoma"/>
+                <w:b w:val="0"/>
+                <w:bCs/>
+                <w:sz w:val="22"/>
+                <w:szCs w:val="22"/>
+              </w:rPr>
+              <w:t>JPT Utama</w:t>
+            </w:r>
           </w:p>
         </w:tc>
         <w:tc>
@@ -442,6 +452,16 @@
                 <w:szCs w:val="22"/>
               </w:rPr>
             </w:pPr>
+            <w:r>
+              <w:rPr>
+                <w:rFonts w:ascii="Tahoma" w:hAnsi="Tahoma" w:cs="Tahoma"/>
+                <w:b w:val="0"/>
+                <w:bCs/>
+                <w:sz w:val="22"/>
+                <w:szCs w:val="22"/>
+              </w:rPr>
+              <w:t>:</w:t>
+            </w:r>
           </w:p>
         </w:tc>
         <w:tc>
@@ -463,6 +483,19 @@
                 <w:lang w:eastAsia="id-ID"/>
               </w:rPr>
             </w:pPr>
+            <w:r>
+              <w:rPr>
+                <w:rFonts w:ascii="Tahoma" w:eastAsia="Times New Roman" w:hAnsi="Tahoma" w:cs="Tahoma"/>
+                <w:b w:val="0"/>
+                <w:bCs/>
+                <w:iCs/>
+                <w:color w:val="auto"/>
+                <w:sz w:val="22"/>
+                <w:szCs w:val="22"/>
+                <w:lang w:eastAsia="id-ID"/>
+              </w:rPr>
+              <w:t>{jpt_utama}</w:t>
+            </w:r>
           </w:p>
         </w:tc>
       </w:tr>
@@ -478,37 +511,69 @@
           <w:p>
             <w:pPr>
               <w:spacing w:after="0"/>
-              <w:ind w:firstLine="30"/>
+              <w:ind w:firstLine="33"/>
               <w:rPr>
                 <w:rStyle w:val="Strong"/>
                 <w:rFonts w:ascii="Tahoma" w:hAnsi="Tahoma" w:cs="Tahoma"/>
+                <w:bCs/>
+                <w:sz w:val="22"/>
+                <w:szCs w:val="22"/>
+                <w:lang w:val="sv-SE"/>
+              </w:rPr>
+            </w:pPr>
+            <w:r>
+              <w:rPr>
+                <w:rStyle w:val="Strong"/>
+                <w:rFonts w:ascii="Tahoma" w:hAnsi="Tahoma" w:cs="Tahoma"/>
                 <w:b/>
                 <w:bCs/>
                 <w:sz w:val="22"/>
                 <w:szCs w:val="22"/>
                 <w:lang w:val="id-ID"/>
               </w:rPr>
-            </w:pPr>
-            <w:r>
-              <w:rPr>
-                <w:rFonts w:ascii="Tahoma" w:hAnsi="Tahoma" w:cs="Tahoma"/>
-                <w:b w:val="0"/>
-                <w:bCs/>
-                <w:sz w:val="22"/>
-                <w:szCs w:val="22"/>
-              </w:rPr>
-              <w:t>3.   UNIT KERJA</w:t>
-            </w:r>
-            <w:r>
-              <w:rPr>
-                <w:rStyle w:val="Strong"/>
-                <w:rFonts w:ascii="Tahoma" w:hAnsi="Tahoma" w:cs="Tahoma"/>
-                <w:b/>
+              <w:t xml:space="preserve">        </w:t>
+            </w:r>
+            <w:r>
+              <w:rPr>
+                <w:rFonts w:ascii="Tahoma" w:hAnsi="Tahoma" w:cs="Tahoma"/>
+                <w:b w:val="0"/>
+                <w:bCs/>
+                <w:sz w:val="22"/>
+                <w:szCs w:val="22"/>
+                <w:lang w:val="id-ID"/>
+              </w:rPr>
+              <w:t>b</w:t>
+            </w:r>
+            <w:r>
+              <w:rPr>
+                <w:rFonts w:ascii="Tahoma" w:hAnsi="Tahoma" w:cs="Tahoma"/>
+                <w:b w:val="0"/>
+                <w:bCs/>
+                <w:sz w:val="22"/>
+                <w:szCs w:val="22"/>
+                <w:lang w:val="id-ID"/>
+              </w:rPr>
+              <w:t>.</w:t>
+            </w:r>
+            <w:r>
+              <w:rPr>
+                <w:rFonts w:ascii="Tahoma" w:hAnsi="Tahoma" w:cs="Tahoma"/>
+                <w:b w:val="0"/>
                 <w:bCs/>
                 <w:sz w:val="22"/>
                 <w:szCs w:val="22"/>
               </w:rPr>
               <w:tab/>
+            </w:r>
+            <w:r>
+              <w:rPr>
+                <w:rFonts w:ascii="Tahoma" w:hAnsi="Tahoma" w:cs="Tahoma"/>
+                <w:b w:val="0"/>
+                <w:bCs/>
+                <w:sz w:val="22"/>
+                <w:szCs w:val="22"/>
+              </w:rPr>
+              <w:t>JPT Madya</w:t>
             </w:r>
           </w:p>
         </w:tc>
@@ -560,6 +625,19 @@
                 <w:lang w:eastAsia="id-ID"/>
               </w:rPr>
             </w:pPr>
+            <w:r>
+              <w:rPr>
+                <w:rFonts w:ascii="Tahoma" w:eastAsia="Times New Roman" w:hAnsi="Tahoma" w:cs="Tahoma"/>
+                <w:b w:val="0"/>
+                <w:bCs/>
+                <w:iCs/>
+                <w:color w:val="auto"/>
+                <w:sz w:val="22"/>
+                <w:szCs w:val="22"/>
+                <w:lang w:eastAsia="id-ID"/>
+              </w:rPr>
+              <w:t>{jpt_madya}</w:t>
+            </w:r>
           </w:p>
         </w:tc>
       </w:tr>
@@ -579,24 +657,34 @@
               <w:rPr>
                 <w:rStyle w:val="Strong"/>
                 <w:rFonts w:ascii="Tahoma" w:hAnsi="Tahoma" w:cs="Tahoma"/>
+                <w:bCs/>
+                <w:sz w:val="22"/>
+                <w:szCs w:val="22"/>
+                <w:lang w:val="sv-SE"/>
+              </w:rPr>
+            </w:pPr>
+            <w:r>
+              <w:rPr>
+                <w:rStyle w:val="Strong"/>
+                <w:rFonts w:ascii="Tahoma" w:hAnsi="Tahoma" w:cs="Tahoma"/>
                 <w:b/>
                 <w:bCs/>
                 <w:sz w:val="22"/>
                 <w:szCs w:val="22"/>
                 <w:lang w:val="id-ID"/>
               </w:rPr>
-            </w:pPr>
-            <w:r>
-              <w:rPr>
-                <w:rStyle w:val="Strong"/>
-                <w:rFonts w:ascii="Tahoma" w:hAnsi="Tahoma" w:cs="Tahoma"/>
-                <w:b/>
+              <w:t xml:space="preserve">        </w:t>
+            </w:r>
+            <w:r>
+              <w:rPr>
+                <w:rFonts w:ascii="Tahoma" w:hAnsi="Tahoma" w:cs="Tahoma"/>
+                <w:b w:val="0"/>
                 <w:bCs/>
                 <w:sz w:val="22"/>
                 <w:szCs w:val="22"/>
                 <w:lang w:val="id-ID"/>
               </w:rPr>
-              <w:t xml:space="preserve">        </w:t>
+              <w:t>c</w:t>
             </w:r>
             <w:r>
               <w:rPr>
@@ -607,7 +695,17 @@
                 <w:szCs w:val="22"/>
                 <w:lang w:val="id-ID"/>
               </w:rPr>
-              <w:t>a.</w:t>
+              <w:t>.</w:t>
+            </w:r>
+            <w:r>
+              <w:rPr>
+                <w:rFonts w:ascii="Tahoma" w:hAnsi="Tahoma" w:cs="Tahoma"/>
+                <w:b w:val="0"/>
+                <w:bCs/>
+                <w:sz w:val="22"/>
+                <w:szCs w:val="22"/>
+              </w:rPr>
+              <w:t xml:space="preserve"> </w:t>
             </w:r>
             <w:r>
               <w:rPr>
@@ -627,7 +725,7 @@
                 <w:sz w:val="22"/>
                 <w:szCs w:val="22"/>
               </w:rPr>
-              <w:t>JPT Utama</w:t>
+              <w:t>JPT Pratama</w:t>
             </w:r>
           </w:p>
         </w:tc>
@@ -690,35 +788,7 @@
                 <w:szCs w:val="22"/>
                 <w:lang w:eastAsia="id-ID"/>
               </w:rPr>
-              <w:t>{</w:t>
-            </w:r>
-            <w:proofErr w:type="spellStart"/>
-            <w:r>
-              <w:rPr>
-                <w:rFonts w:ascii="Tahoma" w:eastAsia="Times New Roman" w:hAnsi="Tahoma" w:cs="Tahoma"/>
-                <w:b w:val="0"/>
-                <w:bCs/>
-                <w:iCs/>
-                <w:color w:val="auto"/>
-                <w:sz w:val="22"/>
-                <w:szCs w:val="22"/>
-                <w:lang w:eastAsia="id-ID"/>
-              </w:rPr>
-              <w:t>jpt_utama</w:t>
-            </w:r>
-            <w:proofErr w:type="spellEnd"/>
-            <w:r>
-              <w:rPr>
-                <w:rFonts w:ascii="Tahoma" w:eastAsia="Times New Roman" w:hAnsi="Tahoma" w:cs="Tahoma"/>
-                <w:b w:val="0"/>
-                <w:bCs/>
-                <w:iCs/>
-                <w:color w:val="auto"/>
-                <w:sz w:val="22"/>
-                <w:szCs w:val="22"/>
-                <w:lang w:eastAsia="id-ID"/>
-              </w:rPr>
-              <w:t>}</w:t>
+              <w:t>{jpt_pratama}</w:t>
             </w:r>
           </w:p>
         </w:tc>
@@ -735,7 +805,6 @@
           <w:p>
             <w:pPr>
               <w:spacing w:after="0"/>
-              <w:ind w:firstLine="33"/>
               <w:rPr>
                 <w:rStyle w:val="Strong"/>
                 <w:rFonts w:ascii="Tahoma" w:hAnsi="Tahoma" w:cs="Tahoma"/>
@@ -766,7 +835,7 @@
                 <w:szCs w:val="22"/>
                 <w:lang w:val="id-ID"/>
               </w:rPr>
-              <w:t>b</w:t>
+              <w:t>d</w:t>
             </w:r>
             <w:r>
               <w:rPr>
@@ -787,17 +856,26 @@
                 <w:sz w:val="22"/>
                 <w:szCs w:val="22"/>
               </w:rPr>
+              <w:t xml:space="preserve"> </w:t>
+            </w:r>
+            <w:r>
+              <w:rPr>
+                <w:rFonts w:ascii="Tahoma" w:hAnsi="Tahoma" w:cs="Tahoma"/>
+                <w:b w:val="0"/>
+                <w:bCs/>
+                <w:sz w:val="22"/>
+                <w:szCs w:val="22"/>
+              </w:rPr>
               <w:tab/>
             </w:r>
             <w:r>
               <w:rPr>
                 <w:rFonts w:ascii="Tahoma" w:hAnsi="Tahoma" w:cs="Tahoma"/>
                 <w:b w:val="0"/>
-                <w:bCs/>
-                <w:sz w:val="22"/>
-                <w:szCs w:val="22"/>
-              </w:rPr>
-              <w:t>JPT Madya</w:t>
+                <w:sz w:val="22"/>
+                <w:szCs w:val="22"/>
+              </w:rPr>
+              <w:t>Administrator</w:t>
             </w:r>
           </w:p>
         </w:tc>
@@ -860,35 +938,7 @@
                 <w:szCs w:val="22"/>
                 <w:lang w:eastAsia="id-ID"/>
               </w:rPr>
-              <w:t>{</w:t>
-            </w:r>
-            <w:proofErr w:type="spellStart"/>
-            <w:r>
-              <w:rPr>
-                <w:rFonts w:ascii="Tahoma" w:eastAsia="Times New Roman" w:hAnsi="Tahoma" w:cs="Tahoma"/>
-                <w:b w:val="0"/>
-                <w:bCs/>
-                <w:iCs/>
-                <w:color w:val="auto"/>
-                <w:sz w:val="22"/>
-                <w:szCs w:val="22"/>
-                <w:lang w:eastAsia="id-ID"/>
-              </w:rPr>
-              <w:t>jpt_madya</w:t>
-            </w:r>
-            <w:proofErr w:type="spellEnd"/>
-            <w:r>
-              <w:rPr>
-                <w:rFonts w:ascii="Tahoma" w:eastAsia="Times New Roman" w:hAnsi="Tahoma" w:cs="Tahoma"/>
-                <w:b w:val="0"/>
-                <w:bCs/>
-                <w:iCs/>
-                <w:color w:val="auto"/>
-                <w:sz w:val="22"/>
-                <w:szCs w:val="22"/>
-                <w:lang w:eastAsia="id-ID"/>
-              </w:rPr>
-              <w:t>}</w:t>
+              <w:t>{administrator}</w:t>
             </w:r>
           </w:p>
         </w:tc>
@@ -905,14 +955,13 @@
           <w:p>
             <w:pPr>
               <w:spacing w:after="0"/>
-              <w:ind w:firstLine="33"/>
               <w:rPr>
                 <w:rStyle w:val="Strong"/>
                 <w:rFonts w:ascii="Tahoma" w:hAnsi="Tahoma" w:cs="Tahoma"/>
                 <w:bCs/>
-                <w:sz w:val="22"/>
-                <w:szCs w:val="22"/>
-                <w:lang w:val="sv-SE"/>
+                <w:color w:val="auto"/>
+                <w:sz w:val="22"/>
+                <w:szCs w:val="22"/>
               </w:rPr>
             </w:pPr>
             <w:r>
@@ -936,7 +985,7 @@
                 <w:szCs w:val="22"/>
                 <w:lang w:val="id-ID"/>
               </w:rPr>
-              <w:t>c</w:t>
+              <w:t>e</w:t>
             </w:r>
             <w:r>
               <w:rPr>
@@ -973,11 +1022,10 @@
               <w:rPr>
                 <w:rFonts w:ascii="Tahoma" w:hAnsi="Tahoma" w:cs="Tahoma"/>
                 <w:b w:val="0"/>
-                <w:bCs/>
-                <w:sz w:val="22"/>
-                <w:szCs w:val="22"/>
-              </w:rPr>
-              <w:t>JPT Pratama</w:t>
+                <w:sz w:val="22"/>
+                <w:szCs w:val="22"/>
+              </w:rPr>
+              <w:t>Pengawas</w:t>
             </w:r>
           </w:p>
         </w:tc>
@@ -1040,35 +1088,7 @@
                 <w:szCs w:val="22"/>
                 <w:lang w:eastAsia="id-ID"/>
               </w:rPr>
-              <w:t>{</w:t>
-            </w:r>
-            <w:proofErr w:type="spellStart"/>
-            <w:r>
-              <w:rPr>
-                <w:rFonts w:ascii="Tahoma" w:eastAsia="Times New Roman" w:hAnsi="Tahoma" w:cs="Tahoma"/>
-                <w:b w:val="0"/>
-                <w:bCs/>
-                <w:iCs/>
-                <w:color w:val="auto"/>
-                <w:sz w:val="22"/>
-                <w:szCs w:val="22"/>
-                <w:lang w:eastAsia="id-ID"/>
-              </w:rPr>
-              <w:t>jpt_pratama</w:t>
-            </w:r>
-            <w:proofErr w:type="spellEnd"/>
-            <w:r>
-              <w:rPr>
-                <w:rFonts w:ascii="Tahoma" w:eastAsia="Times New Roman" w:hAnsi="Tahoma" w:cs="Tahoma"/>
-                <w:b w:val="0"/>
-                <w:bCs/>
-                <w:iCs/>
-                <w:color w:val="auto"/>
-                <w:sz w:val="22"/>
-                <w:szCs w:val="22"/>
-                <w:lang w:eastAsia="id-ID"/>
-              </w:rPr>
-              <w:t>}</w:t>
+              <w:t>{pengawas}</w:t>
             </w:r>
           </w:p>
         </w:tc>
@@ -1089,9 +1109,9 @@
                 <w:rStyle w:val="Strong"/>
                 <w:rFonts w:ascii="Tahoma" w:hAnsi="Tahoma" w:cs="Tahoma"/>
                 <w:bCs/>
-                <w:sz w:val="22"/>
-                <w:szCs w:val="22"/>
-                <w:lang w:val="sv-SE"/>
+                <w:color w:val="auto"/>
+                <w:sz w:val="22"/>
+                <w:szCs w:val="22"/>
               </w:rPr>
             </w:pPr>
             <w:r>
@@ -1115,7 +1135,7 @@
                 <w:szCs w:val="22"/>
                 <w:lang w:val="id-ID"/>
               </w:rPr>
-              <w:t>d</w:t>
+              <w:t>f</w:t>
             </w:r>
             <w:r>
               <w:rPr>
@@ -1155,7 +1175,7 @@
                 <w:sz w:val="22"/>
                 <w:szCs w:val="22"/>
               </w:rPr>
-              <w:t>Administrator</w:t>
+              <w:t>Pelaksana</w:t>
             </w:r>
           </w:p>
         </w:tc>
@@ -1218,7 +1238,7 @@
                 <w:szCs w:val="22"/>
                 <w:lang w:eastAsia="id-ID"/>
               </w:rPr>
-              <w:t>{administrator}</w:t>
+              <w:t>{pelaksana}</w:t>
             </w:r>
           </w:p>
         </w:tc>
@@ -1265,7 +1285,7 @@
                 <w:szCs w:val="22"/>
                 <w:lang w:val="id-ID"/>
               </w:rPr>
-              <w:t>e</w:t>
+              <w:t>g</w:t>
             </w:r>
             <w:r>
               <w:rPr>
@@ -1285,30 +1305,19 @@
                 <w:bCs/>
                 <w:sz w:val="22"/>
                 <w:szCs w:val="22"/>
-              </w:rPr>
-              <w:t xml:space="preserve"> </w:t>
-            </w:r>
-            <w:r>
-              <w:rPr>
-                <w:rFonts w:ascii="Tahoma" w:hAnsi="Tahoma" w:cs="Tahoma"/>
-                <w:b w:val="0"/>
-                <w:bCs/>
-                <w:sz w:val="22"/>
-                <w:szCs w:val="22"/>
+                <w:lang w:val="id-ID"/>
               </w:rPr>
               <w:tab/>
             </w:r>
-            <w:proofErr w:type="spellStart"/>
-            <w:r>
-              <w:rPr>
-                <w:rFonts w:ascii="Tahoma" w:hAnsi="Tahoma" w:cs="Tahoma"/>
-                <w:b w:val="0"/>
-                <w:sz w:val="22"/>
-                <w:szCs w:val="22"/>
-              </w:rPr>
-              <w:t>Pengawas</w:t>
-            </w:r>
-            <w:proofErr w:type="spellEnd"/>
+            <w:r>
+              <w:rPr>
+                <w:rFonts w:ascii="Tahoma" w:hAnsi="Tahoma" w:cs="Tahoma"/>
+                <w:b w:val="0"/>
+                <w:sz w:val="22"/>
+                <w:szCs w:val="22"/>
+              </w:rPr>
+              <w:t>Pelaksana</w:t>
+            </w:r>
           </w:p>
         </w:tc>
         <w:tc>
@@ -1370,386 +1379,7 @@
                 <w:szCs w:val="22"/>
                 <w:lang w:eastAsia="id-ID"/>
               </w:rPr>
-              <w:t>{</w:t>
-            </w:r>
-            <w:proofErr w:type="spellStart"/>
-            <w:r>
-              <w:rPr>
-                <w:rFonts w:ascii="Tahoma" w:eastAsia="Times New Roman" w:hAnsi="Tahoma" w:cs="Tahoma"/>
-                <w:b w:val="0"/>
-                <w:bCs/>
-                <w:iCs/>
-                <w:color w:val="auto"/>
-                <w:sz w:val="22"/>
-                <w:szCs w:val="22"/>
-                <w:lang w:eastAsia="id-ID"/>
-              </w:rPr>
-              <w:t>pengawas</w:t>
-            </w:r>
-            <w:proofErr w:type="spellEnd"/>
-            <w:r>
-              <w:rPr>
-                <w:rFonts w:ascii="Tahoma" w:eastAsia="Times New Roman" w:hAnsi="Tahoma" w:cs="Tahoma"/>
-                <w:b w:val="0"/>
-                <w:bCs/>
-                <w:iCs/>
-                <w:color w:val="auto"/>
-                <w:sz w:val="22"/>
-                <w:szCs w:val="22"/>
-                <w:lang w:eastAsia="id-ID"/>
-              </w:rPr>
-              <w:t>}</w:t>
-            </w:r>
-          </w:p>
-        </w:tc>
-      </w:tr>
-      <w:tr>
-        <w:trPr>
-          <w:trHeight w:val="251"/>
-        </w:trPr>
-        <w:tc>
-          <w:tcPr>
-            <w:tcW w:w="3119" w:type="dxa"/>
-            <w:vAlign w:val="center"/>
-          </w:tcPr>
-          <w:p>
-            <w:pPr>
-              <w:spacing w:after="0"/>
-              <w:rPr>
-                <w:rStyle w:val="Strong"/>
-                <w:rFonts w:ascii="Tahoma" w:hAnsi="Tahoma" w:cs="Tahoma"/>
-                <w:bCs/>
-                <w:color w:val="auto"/>
-                <w:sz w:val="22"/>
-                <w:szCs w:val="22"/>
-              </w:rPr>
-            </w:pPr>
-            <w:r>
-              <w:rPr>
-                <w:rStyle w:val="Strong"/>
-                <w:rFonts w:ascii="Tahoma" w:hAnsi="Tahoma" w:cs="Tahoma"/>
-                <w:b/>
-                <w:bCs/>
-                <w:sz w:val="22"/>
-                <w:szCs w:val="22"/>
-                <w:lang w:val="id-ID"/>
-              </w:rPr>
-              <w:t xml:space="preserve">        </w:t>
-            </w:r>
-            <w:r>
-              <w:rPr>
-                <w:rFonts w:ascii="Tahoma" w:hAnsi="Tahoma" w:cs="Tahoma"/>
-                <w:b w:val="0"/>
-                <w:bCs/>
-                <w:sz w:val="22"/>
-                <w:szCs w:val="22"/>
-                <w:lang w:val="id-ID"/>
-              </w:rPr>
-              <w:t>f</w:t>
-            </w:r>
-            <w:r>
-              <w:rPr>
-                <w:rFonts w:ascii="Tahoma" w:hAnsi="Tahoma" w:cs="Tahoma"/>
-                <w:b w:val="0"/>
-                <w:bCs/>
-                <w:sz w:val="22"/>
-                <w:szCs w:val="22"/>
-                <w:lang w:val="id-ID"/>
-              </w:rPr>
-              <w:t>.</w:t>
-            </w:r>
-            <w:r>
-              <w:rPr>
-                <w:rFonts w:ascii="Tahoma" w:hAnsi="Tahoma" w:cs="Tahoma"/>
-                <w:b w:val="0"/>
-                <w:bCs/>
-                <w:sz w:val="22"/>
-                <w:szCs w:val="22"/>
-              </w:rPr>
-              <w:t xml:space="preserve"> </w:t>
-            </w:r>
-            <w:r>
-              <w:rPr>
-                <w:rFonts w:ascii="Tahoma" w:hAnsi="Tahoma" w:cs="Tahoma"/>
-                <w:b w:val="0"/>
-                <w:bCs/>
-                <w:sz w:val="22"/>
-                <w:szCs w:val="22"/>
-              </w:rPr>
-              <w:tab/>
-            </w:r>
-            <w:proofErr w:type="spellStart"/>
-            <w:r>
-              <w:rPr>
-                <w:rFonts w:ascii="Tahoma" w:hAnsi="Tahoma" w:cs="Tahoma"/>
-                <w:b w:val="0"/>
-                <w:sz w:val="22"/>
-                <w:szCs w:val="22"/>
-              </w:rPr>
-              <w:t>Pelaksana</w:t>
-            </w:r>
-            <w:proofErr w:type="spellEnd"/>
-          </w:p>
-        </w:tc>
-        <w:tc>
-          <w:tcPr>
-            <w:tcW w:w="425" w:type="dxa"/>
-            <w:vAlign w:val="center"/>
-          </w:tcPr>
-          <w:p>
-            <w:pPr>
-              <w:spacing w:after="0"/>
-              <w:ind w:right="-112" w:hanging="22"/>
-              <w:rPr>
-                <w:rFonts w:ascii="Tahoma" w:hAnsi="Tahoma" w:cs="Tahoma"/>
-                <w:b w:val="0"/>
-                <w:bCs/>
-                <w:sz w:val="22"/>
-                <w:szCs w:val="22"/>
-              </w:rPr>
-            </w:pPr>
-            <w:r>
-              <w:rPr>
-                <w:rFonts w:ascii="Tahoma" w:hAnsi="Tahoma" w:cs="Tahoma"/>
-                <w:b w:val="0"/>
-                <w:bCs/>
-                <w:sz w:val="22"/>
-                <w:szCs w:val="22"/>
-              </w:rPr>
-              <w:t>:</w:t>
-            </w:r>
-          </w:p>
-        </w:tc>
-        <w:tc>
-          <w:tcPr>
-            <w:tcW w:w="6096" w:type="dxa"/>
-            <w:vAlign w:val="center"/>
-          </w:tcPr>
-          <w:p>
-            <w:pPr>
-              <w:spacing w:before="60" w:after="60"/>
-              <w:rPr>
-                <w:rFonts w:ascii="Tahoma" w:eastAsia="Times New Roman" w:hAnsi="Tahoma" w:cs="Tahoma"/>
-                <w:b w:val="0"/>
-                <w:bCs/>
-                <w:iCs/>
-                <w:color w:val="auto"/>
-                <w:sz w:val="22"/>
-                <w:szCs w:val="22"/>
-                <w:lang w:eastAsia="id-ID"/>
-              </w:rPr>
-            </w:pPr>
-            <w:r>
-              <w:rPr>
-                <w:rFonts w:ascii="Tahoma" w:eastAsia="Times New Roman" w:hAnsi="Tahoma" w:cs="Tahoma"/>
-                <w:b w:val="0"/>
-                <w:bCs/>
-                <w:iCs/>
-                <w:color w:val="auto"/>
-                <w:sz w:val="22"/>
-                <w:szCs w:val="22"/>
-                <w:lang w:eastAsia="id-ID"/>
-              </w:rPr>
-              <w:t>{</w:t>
-            </w:r>
-            <w:proofErr w:type="spellStart"/>
-            <w:r>
-              <w:rPr>
-                <w:rFonts w:ascii="Tahoma" w:eastAsia="Times New Roman" w:hAnsi="Tahoma" w:cs="Tahoma"/>
-                <w:b w:val="0"/>
-                <w:bCs/>
-                <w:iCs/>
-                <w:color w:val="auto"/>
-                <w:sz w:val="22"/>
-                <w:szCs w:val="22"/>
-                <w:lang w:eastAsia="id-ID"/>
-              </w:rPr>
-              <w:t>pelaksana</w:t>
-            </w:r>
-            <w:proofErr w:type="spellEnd"/>
-            <w:r>
-              <w:rPr>
-                <w:rFonts w:ascii="Tahoma" w:eastAsia="Times New Roman" w:hAnsi="Tahoma" w:cs="Tahoma"/>
-                <w:b w:val="0"/>
-                <w:bCs/>
-                <w:iCs/>
-                <w:color w:val="auto"/>
-                <w:sz w:val="22"/>
-                <w:szCs w:val="22"/>
-                <w:lang w:eastAsia="id-ID"/>
-              </w:rPr>
-              <w:t>}</w:t>
-            </w:r>
-          </w:p>
-        </w:tc>
-      </w:tr>
-      <w:tr>
-        <w:trPr>
-          <w:trHeight w:val="251"/>
-        </w:trPr>
-        <w:tc>
-          <w:tcPr>
-            <w:tcW w:w="3119" w:type="dxa"/>
-            <w:vAlign w:val="center"/>
-          </w:tcPr>
-          <w:p>
-            <w:pPr>
-              <w:spacing w:after="0"/>
-              <w:rPr>
-                <w:rStyle w:val="Strong"/>
-                <w:rFonts w:ascii="Tahoma" w:hAnsi="Tahoma" w:cs="Tahoma"/>
-                <w:bCs/>
-                <w:color w:val="auto"/>
-                <w:sz w:val="22"/>
-                <w:szCs w:val="22"/>
-              </w:rPr>
-            </w:pPr>
-            <w:r>
-              <w:rPr>
-                <w:rStyle w:val="Strong"/>
-                <w:rFonts w:ascii="Tahoma" w:hAnsi="Tahoma" w:cs="Tahoma"/>
-                <w:b/>
-                <w:bCs/>
-                <w:sz w:val="22"/>
-                <w:szCs w:val="22"/>
-                <w:lang w:val="id-ID"/>
-              </w:rPr>
-              <w:t xml:space="preserve">        </w:t>
-            </w:r>
-            <w:r>
-              <w:rPr>
-                <w:rFonts w:ascii="Tahoma" w:hAnsi="Tahoma" w:cs="Tahoma"/>
-                <w:b w:val="0"/>
-                <w:bCs/>
-                <w:sz w:val="22"/>
-                <w:szCs w:val="22"/>
-                <w:lang w:val="id-ID"/>
-              </w:rPr>
-              <w:t>g</w:t>
-            </w:r>
-            <w:r>
-              <w:rPr>
-                <w:rFonts w:ascii="Tahoma" w:hAnsi="Tahoma" w:cs="Tahoma"/>
-                <w:b w:val="0"/>
-                <w:bCs/>
-                <w:sz w:val="22"/>
-                <w:szCs w:val="22"/>
-                <w:lang w:val="id-ID"/>
-              </w:rPr>
-              <w:t>.</w:t>
-            </w:r>
-            <w:r>
-              <w:rPr>
-                <w:rFonts w:ascii="Tahoma" w:hAnsi="Tahoma" w:cs="Tahoma"/>
-                <w:b w:val="0"/>
-                <w:bCs/>
-                <w:sz w:val="22"/>
-                <w:szCs w:val="22"/>
-                <w:lang w:val="id-ID"/>
-              </w:rPr>
-              <w:tab/>
-            </w:r>
-            <w:proofErr w:type="spellStart"/>
-            <w:r>
-              <w:rPr>
-                <w:rFonts w:ascii="Tahoma" w:hAnsi="Tahoma" w:cs="Tahoma"/>
-                <w:b w:val="0"/>
-                <w:sz w:val="22"/>
-                <w:szCs w:val="22"/>
-              </w:rPr>
-              <w:t>Pelaksana</w:t>
-            </w:r>
-            <w:proofErr w:type="spellEnd"/>
-          </w:p>
-        </w:tc>
-        <w:tc>
-          <w:tcPr>
-            <w:tcW w:w="425" w:type="dxa"/>
-            <w:vAlign w:val="center"/>
-          </w:tcPr>
-          <w:p>
-            <w:pPr>
-              <w:spacing w:after="0"/>
-              <w:ind w:right="-112" w:hanging="22"/>
-              <w:rPr>
-                <w:rFonts w:ascii="Tahoma" w:hAnsi="Tahoma" w:cs="Tahoma"/>
-                <w:b w:val="0"/>
-                <w:bCs/>
-                <w:sz w:val="22"/>
-                <w:szCs w:val="22"/>
-              </w:rPr>
-            </w:pPr>
-            <w:r>
-              <w:rPr>
-                <w:rFonts w:ascii="Tahoma" w:hAnsi="Tahoma" w:cs="Tahoma"/>
-                <w:b w:val="0"/>
-                <w:bCs/>
-                <w:sz w:val="22"/>
-                <w:szCs w:val="22"/>
-              </w:rPr>
-              <w:t>:</w:t>
-            </w:r>
-          </w:p>
-        </w:tc>
-        <w:tc>
-          <w:tcPr>
-            <w:tcW w:w="6096" w:type="dxa"/>
-            <w:vAlign w:val="center"/>
-          </w:tcPr>
-          <w:p>
-            <w:pPr>
-              <w:spacing w:before="60" w:after="60"/>
-              <w:rPr>
-                <w:rFonts w:ascii="Tahoma" w:eastAsia="Times New Roman" w:hAnsi="Tahoma" w:cs="Tahoma"/>
-                <w:b w:val="0"/>
-                <w:bCs/>
-                <w:iCs/>
-                <w:color w:val="auto"/>
-                <w:sz w:val="22"/>
-                <w:szCs w:val="22"/>
-                <w:lang w:eastAsia="id-ID"/>
-              </w:rPr>
-            </w:pPr>
-            <w:r>
-              <w:rPr>
-                <w:rFonts w:ascii="Tahoma" w:eastAsia="Times New Roman" w:hAnsi="Tahoma" w:cs="Tahoma"/>
-                <w:b w:val="0"/>
-                <w:bCs/>
-                <w:iCs/>
-                <w:color w:val="auto"/>
-                <w:sz w:val="22"/>
-                <w:szCs w:val="22"/>
-                <w:lang w:eastAsia="id-ID"/>
-              </w:rPr>
-              <w:t>{</w:t>
-            </w:r>
-            <w:proofErr w:type="spellStart"/>
-            <w:r>
-              <w:rPr>
-                <w:rFonts w:ascii="Tahoma" w:eastAsia="Times New Roman" w:hAnsi="Tahoma" w:cs="Tahoma"/>
-                <w:b w:val="0"/>
-                <w:bCs/>
-                <w:iCs/>
-                <w:color w:val="auto"/>
-                <w:sz w:val="22"/>
-                <w:szCs w:val="22"/>
-                <w:lang w:eastAsia="id-ID"/>
-              </w:rPr>
-              <w:t>jabatan_fungsional</w:t>
-            </w:r>
-            <w:proofErr w:type="spellEnd"/>
-            <w:r>
-              <w:rPr>
-                <w:rFonts w:ascii="Tahoma" w:eastAsia="Times New Roman" w:hAnsi="Tahoma" w:cs="Tahoma"/>
-                <w:b w:val="0"/>
-                <w:bCs/>
-                <w:iCs/>
-                <w:color w:val="auto"/>
-                <w:sz w:val="22"/>
-                <w:szCs w:val="22"/>
-                <w:lang w:eastAsia="id-ID"/>
-              </w:rPr>
-              <w:t>}</w:t>
+              <w:t>{jabatan_fungsional}</w:t>
             </w:r>
           </w:p>
         </w:tc>
@@ -1864,33 +1494,7 @@
           <w:szCs w:val="22"/>
           <w:lang w:val="en-US"/>
         </w:rPr>
-        <w:t>{</w:t>
-      </w:r>
-      <w:proofErr w:type="spellStart"/>
-      <w:r>
-        <w:rPr>
-          <w:rFonts w:ascii="Tahoma" w:hAnsi="Tahoma" w:cs="Tahoma"/>
-          <w:bCs/>
-          <w:iCs/>
-          <w:color w:val="auto"/>
-          <w:sz w:val="22"/>
-          <w:szCs w:val="22"/>
-          <w:lang w:val="en-US"/>
-        </w:rPr>
-        <w:t>ikhtisar_jabatan</w:t>
-      </w:r>
-      <w:proofErr w:type="spellEnd"/>
-      <w:r>
-        <w:rPr>
-          <w:rFonts w:ascii="Tahoma" w:hAnsi="Tahoma" w:cs="Tahoma"/>
-          <w:bCs/>
-          <w:iCs/>
-          <w:color w:val="auto"/>
-          <w:sz w:val="22"/>
-          <w:szCs w:val="22"/>
-          <w:lang w:val="en-US"/>
-        </w:rPr>
-        <w:t>}</w:t>
+        <w:t>{ikhtisar_jabatan}</w:t>
       </w:r>
     </w:p>
     <w:p>
@@ -1959,7 +1563,6 @@
         </w:rPr>
         <w:t xml:space="preserve">KUALIFIKASI </w:t>
       </w:r>
-      <w:proofErr w:type="gramStart"/>
       <w:r>
         <w:rPr>
           <w:rFonts w:ascii="Tahoma" w:hAnsi="Tahoma" w:cs="Tahoma"/>
@@ -1982,7 +1585,6 @@
         </w:rPr>
         <w:t xml:space="preserve"> :</w:t>
       </w:r>
-      <w:proofErr w:type="gramEnd"/>
     </w:p>
     <w:tbl>
       <w:tblPr>
@@ -2060,41 +1662,17 @@
                 <w:szCs w:val="22"/>
                 <w:lang w:eastAsia="id-ID"/>
               </w:rPr>
-              <w:t>{#</w:t>
-            </w:r>
-            <w:proofErr w:type="gramStart"/>
-            <w:r>
-              <w:rPr>
-                <w:rFonts w:ascii="Tahoma" w:eastAsia="Times New Roman" w:hAnsi="Tahoma" w:cs="Tahoma"/>
-                <w:b w:val="0"/>
-                <w:iCs/>
-                <w:color w:val="auto"/>
-                <w:sz w:val="22"/>
-                <w:szCs w:val="22"/>
-                <w:lang w:eastAsia="id-ID"/>
-              </w:rPr>
-              <w:t>kualifikasi}</w:t>
-            </w:r>
-            <w:r>
-              <w:rPr>
-                <w:rFonts w:ascii="Tahoma" w:hAnsi="Tahoma" w:cs="Tahoma"/>
-                <w:b w:val="0"/>
-                <w:bCs/>
-                <w:sz w:val="22"/>
-                <w:szCs w:val="22"/>
-              </w:rPr>
-              <w:t>Pendidikan</w:t>
-            </w:r>
-            <w:proofErr w:type="gramEnd"/>
-            <w:r>
-              <w:rPr>
-                <w:rFonts w:ascii="Tahoma" w:hAnsi="Tahoma" w:cs="Tahoma"/>
-                <w:b w:val="0"/>
-                <w:bCs/>
-                <w:sz w:val="22"/>
-                <w:szCs w:val="22"/>
-              </w:rPr>
-              <w:t xml:space="preserve"> Formal</w:t>
+              <w:t>{#kualifikasi}</w:t>
+            </w:r>
+            <w:r>
+              <w:rPr>
+                <w:rFonts w:ascii="Tahoma" w:hAnsi="Tahoma" w:cs="Tahoma"/>
+                <w:b w:val="0"/>
+                <w:bCs/>
+                <w:sz w:val="22"/>
+                <w:szCs w:val="22"/>
+              </w:rPr>
+              <w:t>Pendidikan Formal</w:t>
             </w:r>
           </w:p>
         </w:tc>
@@ -2175,31 +1753,7 @@
                 <w:szCs w:val="22"/>
                 <w:lang w:val="en-ID"/>
               </w:rPr>
-              <w:t>{</w:t>
-            </w:r>
-            <w:proofErr w:type="spellStart"/>
-            <w:r>
-              <w:rPr>
-                <w:rFonts w:ascii="Tahoma" w:hAnsi="Tahoma" w:cs="Tahoma"/>
-                <w:b w:val="0"/>
-                <w:color w:val="auto"/>
-                <w:sz w:val="22"/>
-                <w:szCs w:val="22"/>
-                <w:lang w:val="en-ID"/>
-              </w:rPr>
-              <w:t>teks</w:t>
-            </w:r>
-            <w:proofErr w:type="spellEnd"/>
-            <w:r>
-              <w:rPr>
-                <w:rFonts w:ascii="Tahoma" w:hAnsi="Tahoma" w:cs="Tahoma"/>
-                <w:b w:val="0"/>
-                <w:color w:val="auto"/>
-                <w:sz w:val="22"/>
-                <w:szCs w:val="22"/>
-                <w:lang w:val="en-ID"/>
-              </w:rPr>
-              <w:t>}</w:t>
+              <w:t>{teks}</w:t>
             </w:r>
           </w:p>
           <w:p>
@@ -2224,31 +1778,7 @@
                 <w:szCs w:val="22"/>
                 <w:lang w:val="en-ID"/>
               </w:rPr>
-              <w:t>{/</w:t>
-            </w:r>
-            <w:proofErr w:type="spellStart"/>
-            <w:r>
-              <w:rPr>
-                <w:rFonts w:ascii="Tahoma" w:hAnsi="Tahoma" w:cs="Tahoma"/>
-                <w:b w:val="0"/>
-                <w:color w:val="auto"/>
-                <w:sz w:val="22"/>
-                <w:szCs w:val="22"/>
-                <w:lang w:val="en-ID"/>
-              </w:rPr>
-              <w:t>pendidikan_single</w:t>
-            </w:r>
-            <w:proofErr w:type="spellEnd"/>
-            <w:r>
-              <w:rPr>
-                <w:rFonts w:ascii="Tahoma" w:hAnsi="Tahoma" w:cs="Tahoma"/>
-                <w:b w:val="0"/>
-                <w:color w:val="auto"/>
-                <w:sz w:val="22"/>
-                <w:szCs w:val="22"/>
-                <w:lang w:val="en-ID"/>
-              </w:rPr>
-              <w:t>}</w:t>
+              <w:t>{/pendidikan_single}</w:t>
             </w:r>
           </w:p>
           <w:p>
@@ -2299,31 +1829,7 @@
                 <w:szCs w:val="22"/>
                 <w:lang w:val="en-ID"/>
               </w:rPr>
-              <w:t>{</w:t>
-            </w:r>
-            <w:proofErr w:type="spellStart"/>
-            <w:r>
-              <w:rPr>
-                <w:rFonts w:ascii="Tahoma" w:hAnsi="Tahoma" w:cs="Tahoma"/>
-                <w:b w:val="0"/>
-                <w:color w:val="auto"/>
-                <w:sz w:val="22"/>
-                <w:szCs w:val="22"/>
-                <w:lang w:val="en-ID"/>
-              </w:rPr>
-              <w:t>teks_utama</w:t>
-            </w:r>
-            <w:proofErr w:type="spellEnd"/>
-            <w:r>
-              <w:rPr>
-                <w:rFonts w:ascii="Tahoma" w:hAnsi="Tahoma" w:cs="Tahoma"/>
-                <w:b w:val="0"/>
-                <w:color w:val="auto"/>
-                <w:sz w:val="22"/>
-                <w:szCs w:val="22"/>
-                <w:lang w:val="en-ID"/>
-              </w:rPr>
-              <w:t>}</w:t>
+              <w:t>{teks_utama}</w:t>
             </w:r>
           </w:p>
           <w:p>
@@ -2374,31 +1880,7 @@
                 <w:szCs w:val="22"/>
                 <w:lang w:val="en-ID"/>
               </w:rPr>
-              <w:t>{</w:t>
-            </w:r>
-            <w:proofErr w:type="spellStart"/>
-            <w:r>
-              <w:rPr>
-                <w:rFonts w:ascii="Tahoma" w:hAnsi="Tahoma" w:cs="Tahoma"/>
-                <w:b w:val="0"/>
-                <w:color w:val="auto"/>
-                <w:sz w:val="22"/>
-                <w:szCs w:val="22"/>
-                <w:lang w:val="en-ID"/>
-              </w:rPr>
-              <w:t>teks_sub</w:t>
-            </w:r>
-            <w:proofErr w:type="spellEnd"/>
-            <w:r>
-              <w:rPr>
-                <w:rFonts w:ascii="Tahoma" w:hAnsi="Tahoma" w:cs="Tahoma"/>
-                <w:b w:val="0"/>
-                <w:color w:val="auto"/>
-                <w:sz w:val="22"/>
-                <w:szCs w:val="22"/>
-                <w:lang w:val="en-ID"/>
-              </w:rPr>
-              <w:t>}</w:t>
+              <w:t>{teks_sub}</w:t>
             </w:r>
           </w:p>
           <w:p>
@@ -2448,31 +1930,7 @@
                 <w:szCs w:val="22"/>
                 <w:lang w:val="en-ID"/>
               </w:rPr>
-              <w:t>{/</w:t>
-            </w:r>
-            <w:proofErr w:type="spellStart"/>
-            <w:r>
-              <w:rPr>
-                <w:rFonts w:ascii="Tahoma" w:hAnsi="Tahoma" w:cs="Tahoma"/>
-                <w:b w:val="0"/>
-                <w:color w:val="auto"/>
-                <w:sz w:val="22"/>
-                <w:szCs w:val="22"/>
-                <w:lang w:val="en-ID"/>
-              </w:rPr>
-              <w:t>pendidikan</w:t>
-            </w:r>
-            <w:proofErr w:type="spellEnd"/>
-            <w:r>
-              <w:rPr>
-                <w:rFonts w:ascii="Tahoma" w:hAnsi="Tahoma" w:cs="Tahoma"/>
-                <w:b w:val="0"/>
-                <w:color w:val="auto"/>
-                <w:sz w:val="22"/>
-                <w:szCs w:val="22"/>
-                <w:lang w:val="en-ID"/>
-              </w:rPr>
-              <w:t>}</w:t>
+              <w:t>{/pendidikan}</w:t>
             </w:r>
           </w:p>
           <w:p>
@@ -2522,31 +1980,7 @@
                 <w:szCs w:val="22"/>
                 <w:lang w:val="en-ID"/>
               </w:rPr>
-              <w:t>{</w:t>
-            </w:r>
-            <w:proofErr w:type="spellStart"/>
-            <w:r>
-              <w:rPr>
-                <w:rFonts w:ascii="Tahoma" w:hAnsi="Tahoma" w:cs="Tahoma"/>
-                <w:b w:val="0"/>
-                <w:color w:val="auto"/>
-                <w:sz w:val="22"/>
-                <w:szCs w:val="22"/>
-                <w:lang w:val="en-ID"/>
-              </w:rPr>
-              <w:t>teks</w:t>
-            </w:r>
-            <w:proofErr w:type="spellEnd"/>
-            <w:r>
-              <w:rPr>
-                <w:rFonts w:ascii="Tahoma" w:hAnsi="Tahoma" w:cs="Tahoma"/>
-                <w:b w:val="0"/>
-                <w:color w:val="auto"/>
-                <w:sz w:val="22"/>
-                <w:szCs w:val="22"/>
-                <w:lang w:val="en-ID"/>
-              </w:rPr>
-              <w:t>}</w:t>
+              <w:t>{teks}</w:t>
             </w:r>
           </w:p>
           <w:p>
@@ -2571,31 +2005,7 @@
                 <w:szCs w:val="22"/>
                 <w:lang w:val="en-ID"/>
               </w:rPr>
-              <w:t>{/</w:t>
-            </w:r>
-            <w:proofErr w:type="spellStart"/>
-            <w:r>
-              <w:rPr>
-                <w:rFonts w:ascii="Tahoma" w:hAnsi="Tahoma" w:cs="Tahoma"/>
-                <w:b w:val="0"/>
-                <w:color w:val="auto"/>
-                <w:sz w:val="22"/>
-                <w:szCs w:val="22"/>
-                <w:lang w:val="en-ID"/>
-              </w:rPr>
-              <w:t>pendidikan_diutamakan</w:t>
-            </w:r>
-            <w:proofErr w:type="spellEnd"/>
-            <w:r>
-              <w:rPr>
-                <w:rFonts w:ascii="Tahoma" w:hAnsi="Tahoma" w:cs="Tahoma"/>
-                <w:b w:val="0"/>
-                <w:color w:val="auto"/>
-                <w:sz w:val="22"/>
-                <w:szCs w:val="22"/>
-                <w:lang w:val="en-ID"/>
-              </w:rPr>
-              <w:t>}</w:t>
+              <w:t>{/pendidikan_diutamakan}</w:t>
             </w:r>
           </w:p>
         </w:tc>
@@ -2655,20 +2065,8 @@
                 <w:sz w:val="22"/>
                 <w:szCs w:val="22"/>
               </w:rPr>
-              <w:t xml:space="preserve">Pendidikan dan </w:t>
-            </w:r>
-            <w:proofErr w:type="spellStart"/>
-            <w:r>
-              <w:rPr>
-                <w:rFonts w:ascii="Tahoma" w:hAnsi="Tahoma" w:cs="Tahoma"/>
-                <w:b w:val="0"/>
-                <w:bCs/>
-                <w:sz w:val="22"/>
-                <w:szCs w:val="22"/>
-              </w:rPr>
-              <w:t>Pelatihan</w:t>
-            </w:r>
-            <w:proofErr w:type="spellEnd"/>
+              <w:t>Pendidikan dan Pelatihan</w:t>
+            </w:r>
           </w:p>
         </w:tc>
         <w:tc>
@@ -2759,27 +2157,7 @@
                 <w:sz w:val="22"/>
                 <w:szCs w:val="22"/>
               </w:rPr>
-              <w:t>{</w:t>
-            </w:r>
-            <w:proofErr w:type="spellStart"/>
-            <w:r>
-              <w:rPr>
-                <w:rFonts w:ascii="Tahoma" w:hAnsi="Tahoma" w:cs="Tahoma"/>
-                <w:b w:val="0"/>
-                <w:sz w:val="22"/>
-                <w:szCs w:val="22"/>
-              </w:rPr>
-              <w:t>label_diklat_penjenjangan</w:t>
-            </w:r>
-            <w:proofErr w:type="spellEnd"/>
-            <w:r>
-              <w:rPr>
-                <w:rFonts w:ascii="Tahoma" w:hAnsi="Tahoma" w:cs="Tahoma"/>
-                <w:b w:val="0"/>
-                <w:sz w:val="22"/>
-                <w:szCs w:val="22"/>
-              </w:rPr>
-              <w:t>}</w:t>
+              <w:t>{label_diklat_penjenjangan}</w:t>
             </w:r>
           </w:p>
         </w:tc>
@@ -2883,31 +2261,7 @@
                 <w:szCs w:val="22"/>
                 <w:lang w:val="en-ID"/>
               </w:rPr>
-              <w:t>{</w:t>
-            </w:r>
-            <w:proofErr w:type="spellStart"/>
-            <w:r>
-              <w:rPr>
-                <w:rFonts w:ascii="Tahoma" w:hAnsi="Tahoma" w:cs="Tahoma"/>
-                <w:b w:val="0"/>
-                <w:color w:val="auto"/>
-                <w:sz w:val="22"/>
-                <w:szCs w:val="22"/>
-                <w:lang w:val="en-ID"/>
-              </w:rPr>
-              <w:t>teks</w:t>
-            </w:r>
-            <w:proofErr w:type="spellEnd"/>
-            <w:r>
-              <w:rPr>
-                <w:rFonts w:ascii="Tahoma" w:hAnsi="Tahoma" w:cs="Tahoma"/>
-                <w:b w:val="0"/>
-                <w:color w:val="auto"/>
-                <w:sz w:val="22"/>
-                <w:szCs w:val="22"/>
-                <w:lang w:val="en-ID"/>
-              </w:rPr>
-              <w:t>}</w:t>
+              <w:t>{teks}</w:t>
             </w:r>
           </w:p>
           <w:p>
@@ -2932,19 +2286,7 @@
                 <w:szCs w:val="22"/>
                 <w:lang w:val="en-ID"/>
               </w:rPr>
-              <w:t>{/</w:t>
-            </w:r>
-            <w:proofErr w:type="spellStart"/>
-            <w:r>
-              <w:rPr>
-                <w:rFonts w:ascii="Tahoma" w:hAnsi="Tahoma" w:cs="Tahoma"/>
-                <w:b w:val="0"/>
-                <w:color w:val="auto"/>
-                <w:sz w:val="22"/>
-                <w:szCs w:val="22"/>
-                <w:lang w:val="en-ID"/>
-              </w:rPr>
-              <w:t>diklat_</w:t>
+              <w:t>{/diklat_</w:t>
             </w:r>
             <w:r>
               <w:rPr>
@@ -2966,19 +2308,7 @@
                 <w:szCs w:val="22"/>
                 <w:lang w:val="en-ID"/>
               </w:rPr>
-              <w:t>_single</w:t>
-            </w:r>
-            <w:proofErr w:type="spellEnd"/>
-            <w:r>
-              <w:rPr>
-                <w:rFonts w:ascii="Tahoma" w:hAnsi="Tahoma" w:cs="Tahoma"/>
-                <w:b w:val="0"/>
-                <w:color w:val="auto"/>
-                <w:sz w:val="22"/>
-                <w:szCs w:val="22"/>
-                <w:lang w:val="en-ID"/>
-              </w:rPr>
-              <w:t>}</w:t>
+              <w:t>_single}</w:t>
             </w:r>
           </w:p>
           <w:p>
@@ -3029,31 +2359,7 @@
                 <w:szCs w:val="22"/>
                 <w:lang w:val="en-ID"/>
               </w:rPr>
-              <w:t>{</w:t>
-            </w:r>
-            <w:proofErr w:type="spellStart"/>
-            <w:r>
-              <w:rPr>
-                <w:rFonts w:ascii="Tahoma" w:hAnsi="Tahoma" w:cs="Tahoma"/>
-                <w:b w:val="0"/>
-                <w:color w:val="auto"/>
-                <w:sz w:val="22"/>
-                <w:szCs w:val="22"/>
-                <w:lang w:val="en-ID"/>
-              </w:rPr>
-              <w:t>teks</w:t>
-            </w:r>
-            <w:proofErr w:type="spellEnd"/>
-            <w:r>
-              <w:rPr>
-                <w:rFonts w:ascii="Tahoma" w:hAnsi="Tahoma" w:cs="Tahoma"/>
-                <w:b w:val="0"/>
-                <w:color w:val="auto"/>
-                <w:sz w:val="22"/>
-                <w:szCs w:val="22"/>
-                <w:lang w:val="en-ID"/>
-              </w:rPr>
-              <w:t>}</w:t>
+              <w:t>{teks}</w:t>
             </w:r>
           </w:p>
           <w:p>
@@ -3078,31 +2384,7 @@
                 <w:szCs w:val="22"/>
                 <w:lang w:val="en-ID"/>
               </w:rPr>
-              <w:t>{/</w:t>
-            </w:r>
-            <w:proofErr w:type="spellStart"/>
-            <w:r>
-              <w:rPr>
-                <w:rFonts w:ascii="Tahoma" w:hAnsi="Tahoma" w:cs="Tahoma"/>
-                <w:b w:val="0"/>
-                <w:color w:val="auto"/>
-                <w:sz w:val="22"/>
-                <w:szCs w:val="22"/>
-                <w:lang w:val="en-ID"/>
-              </w:rPr>
-              <w:t>diklat_penjenjangan</w:t>
-            </w:r>
-            <w:proofErr w:type="spellEnd"/>
-            <w:r>
-              <w:rPr>
-                <w:rFonts w:ascii="Tahoma" w:hAnsi="Tahoma" w:cs="Tahoma"/>
-                <w:b w:val="0"/>
-                <w:color w:val="auto"/>
-                <w:sz w:val="22"/>
-                <w:szCs w:val="22"/>
-                <w:lang w:val="en-ID"/>
-              </w:rPr>
-              <w:t>}</w:t>
+              <w:t>{/diklat_penjenjangan}</w:t>
             </w:r>
           </w:p>
         </w:tc>
@@ -3143,7 +2425,6 @@
                 <w:szCs w:val="22"/>
               </w:rPr>
             </w:pPr>
-            <w:proofErr w:type="spellStart"/>
             <w:r>
               <w:rPr>
                 <w:rFonts w:ascii="Tahoma" w:hAnsi="Tahoma" w:cs="Tahoma"/>
@@ -3158,15 +2439,7 @@
                 <w:rFonts w:ascii="Tahoma" w:hAnsi="Tahoma" w:cs="Tahoma"/>
                 <w:b w:val="0"/>
               </w:rPr>
-              <w:t>iklat</w:t>
-            </w:r>
-            <w:proofErr w:type="spellEnd"/>
-            <w:r>
-              <w:rPr>
-                <w:rFonts w:ascii="Tahoma" w:hAnsi="Tahoma" w:cs="Tahoma"/>
-                <w:b w:val="0"/>
-              </w:rPr>
-              <w:t xml:space="preserve"> </w:t>
+              <w:t xml:space="preserve">iklat </w:t>
             </w:r>
             <w:r>
               <w:rPr>
@@ -3257,31 +2530,7 @@
                 <w:szCs w:val="22"/>
                 <w:lang w:val="en-ID"/>
               </w:rPr>
-              <w:t>{</w:t>
-            </w:r>
-            <w:proofErr w:type="spellStart"/>
-            <w:r>
-              <w:rPr>
-                <w:rFonts w:ascii="Tahoma" w:hAnsi="Tahoma" w:cs="Tahoma"/>
-                <w:b w:val="0"/>
-                <w:color w:val="auto"/>
-                <w:sz w:val="22"/>
-                <w:szCs w:val="22"/>
-                <w:lang w:val="en-ID"/>
-              </w:rPr>
-              <w:t>teks</w:t>
-            </w:r>
-            <w:proofErr w:type="spellEnd"/>
-            <w:r>
-              <w:rPr>
-                <w:rFonts w:ascii="Tahoma" w:hAnsi="Tahoma" w:cs="Tahoma"/>
-                <w:b w:val="0"/>
-                <w:color w:val="auto"/>
-                <w:sz w:val="22"/>
-                <w:szCs w:val="22"/>
-                <w:lang w:val="en-ID"/>
-              </w:rPr>
-              <w:t>}</w:t>
+              <w:t>{teks}</w:t>
             </w:r>
           </w:p>
           <w:p>
@@ -3306,31 +2555,7 @@
                 <w:szCs w:val="22"/>
                 <w:lang w:val="en-ID"/>
               </w:rPr>
-              <w:t>{/</w:t>
-            </w:r>
-            <w:proofErr w:type="spellStart"/>
-            <w:r>
-              <w:rPr>
-                <w:rFonts w:ascii="Tahoma" w:hAnsi="Tahoma" w:cs="Tahoma"/>
-                <w:b w:val="0"/>
-                <w:color w:val="auto"/>
-                <w:sz w:val="22"/>
-                <w:szCs w:val="22"/>
-                <w:lang w:val="en-ID"/>
-              </w:rPr>
-              <w:t>diklat_teknis_single</w:t>
-            </w:r>
-            <w:proofErr w:type="spellEnd"/>
-            <w:r>
-              <w:rPr>
-                <w:rFonts w:ascii="Tahoma" w:hAnsi="Tahoma" w:cs="Tahoma"/>
-                <w:b w:val="0"/>
-                <w:color w:val="auto"/>
-                <w:sz w:val="22"/>
-                <w:szCs w:val="22"/>
-                <w:lang w:val="en-ID"/>
-              </w:rPr>
-              <w:t>}</w:t>
+              <w:t>{/diklat_teknis_single}</w:t>
             </w:r>
           </w:p>
           <w:p>
@@ -3355,7 +2580,6 @@
                 <w:szCs w:val="22"/>
                 <w:lang w:val="en-ID"/>
               </w:rPr>
-              <w:lastRenderedPageBreak/>
               <w:t>{#diklat_teknis}</w:t>
             </w:r>
           </w:p>
@@ -3382,31 +2606,7 @@
                 <w:szCs w:val="22"/>
                 <w:lang w:val="en-ID"/>
               </w:rPr>
-              <w:t>{</w:t>
-            </w:r>
-            <w:proofErr w:type="spellStart"/>
-            <w:r>
-              <w:rPr>
-                <w:rFonts w:ascii="Tahoma" w:hAnsi="Tahoma" w:cs="Tahoma"/>
-                <w:b w:val="0"/>
-                <w:color w:val="auto"/>
-                <w:sz w:val="22"/>
-                <w:szCs w:val="22"/>
-                <w:lang w:val="en-ID"/>
-              </w:rPr>
-              <w:t>teks</w:t>
-            </w:r>
-            <w:proofErr w:type="spellEnd"/>
-            <w:r>
-              <w:rPr>
-                <w:rFonts w:ascii="Tahoma" w:hAnsi="Tahoma" w:cs="Tahoma"/>
-                <w:b w:val="0"/>
-                <w:color w:val="auto"/>
-                <w:sz w:val="22"/>
-                <w:szCs w:val="22"/>
-                <w:lang w:val="en-ID"/>
-              </w:rPr>
-              <w:t>}</w:t>
+              <w:t>{teks}</w:t>
             </w:r>
           </w:p>
           <w:p>
@@ -3431,31 +2631,7 @@
                 <w:szCs w:val="22"/>
                 <w:lang w:val="en-ID"/>
               </w:rPr>
-              <w:t>{/</w:t>
-            </w:r>
-            <w:proofErr w:type="spellStart"/>
-            <w:r>
-              <w:rPr>
-                <w:rFonts w:ascii="Tahoma" w:hAnsi="Tahoma" w:cs="Tahoma"/>
-                <w:b w:val="0"/>
-                <w:color w:val="auto"/>
-                <w:sz w:val="22"/>
-                <w:szCs w:val="22"/>
-                <w:lang w:val="en-ID"/>
-              </w:rPr>
-              <w:t>diklat_teknis</w:t>
-            </w:r>
-            <w:proofErr w:type="spellEnd"/>
-            <w:r>
-              <w:rPr>
-                <w:rFonts w:ascii="Tahoma" w:hAnsi="Tahoma" w:cs="Tahoma"/>
-                <w:b w:val="0"/>
-                <w:color w:val="auto"/>
-                <w:sz w:val="22"/>
-                <w:szCs w:val="22"/>
-                <w:lang w:val="en-ID"/>
-              </w:rPr>
-              <w:t>}</w:t>
+              <w:t>{/diklat_teknis}</w:t>
             </w:r>
           </w:p>
         </w:tc>
@@ -3496,7 +2672,6 @@
                 <w:szCs w:val="22"/>
               </w:rPr>
             </w:pPr>
-            <w:proofErr w:type="spellStart"/>
             <w:r>
               <w:rPr>
                 <w:rFonts w:ascii="Tahoma" w:hAnsi="Tahoma" w:cs="Tahoma"/>
@@ -3511,17 +2686,8 @@
                 <w:rFonts w:ascii="Tahoma" w:hAnsi="Tahoma" w:cs="Tahoma"/>
                 <w:b w:val="0"/>
               </w:rPr>
-              <w:t>iklat</w:t>
-            </w:r>
-            <w:proofErr w:type="spellEnd"/>
-            <w:r>
-              <w:rPr>
-                <w:rFonts w:ascii="Tahoma" w:hAnsi="Tahoma" w:cs="Tahoma"/>
-                <w:b w:val="0"/>
-              </w:rPr>
-              <w:t xml:space="preserve"> </w:t>
-            </w:r>
-            <w:proofErr w:type="spellStart"/>
+              <w:t xml:space="preserve">iklat </w:t>
+            </w:r>
             <w:r>
               <w:rPr>
                 <w:rFonts w:ascii="Tahoma" w:hAnsi="Tahoma" w:cs="Tahoma"/>
@@ -3531,7 +2697,6 @@
               </w:rPr>
               <w:t>Fungsional</w:t>
             </w:r>
-            <w:proofErr w:type="spellEnd"/>
           </w:p>
         </w:tc>
         <w:tc>
@@ -3648,31 +2813,7 @@
                 <w:szCs w:val="22"/>
                 <w:lang w:val="en-ID"/>
               </w:rPr>
-              <w:t>{</w:t>
-            </w:r>
-            <w:proofErr w:type="spellStart"/>
-            <w:r>
-              <w:rPr>
-                <w:rFonts w:ascii="Tahoma" w:hAnsi="Tahoma" w:cs="Tahoma"/>
-                <w:b w:val="0"/>
-                <w:color w:val="auto"/>
-                <w:sz w:val="22"/>
-                <w:szCs w:val="22"/>
-                <w:lang w:val="en-ID"/>
-              </w:rPr>
-              <w:t>teks</w:t>
-            </w:r>
-            <w:proofErr w:type="spellEnd"/>
-            <w:r>
-              <w:rPr>
-                <w:rFonts w:ascii="Tahoma" w:hAnsi="Tahoma" w:cs="Tahoma"/>
-                <w:b w:val="0"/>
-                <w:color w:val="auto"/>
-                <w:sz w:val="22"/>
-                <w:szCs w:val="22"/>
-                <w:lang w:val="en-ID"/>
-              </w:rPr>
-              <w:t>}</w:t>
+              <w:t>{teks}</w:t>
             </w:r>
           </w:p>
           <w:p>
@@ -3697,19 +2838,7 @@
                 <w:szCs w:val="22"/>
                 <w:lang w:val="en-ID"/>
               </w:rPr>
-              <w:t>{/</w:t>
-            </w:r>
-            <w:proofErr w:type="spellStart"/>
-            <w:r>
-              <w:rPr>
-                <w:rFonts w:ascii="Tahoma" w:hAnsi="Tahoma" w:cs="Tahoma"/>
-                <w:b w:val="0"/>
-                <w:color w:val="auto"/>
-                <w:sz w:val="22"/>
-                <w:szCs w:val="22"/>
-                <w:lang w:val="en-ID"/>
-              </w:rPr>
-              <w:t>diklat_</w:t>
+              <w:t>{/diklat_</w:t>
             </w:r>
             <w:r>
               <w:rPr>
@@ -3731,19 +2860,7 @@
                 <w:szCs w:val="22"/>
                 <w:lang w:val="en-ID"/>
               </w:rPr>
-              <w:t>_single</w:t>
-            </w:r>
-            <w:proofErr w:type="spellEnd"/>
-            <w:r>
-              <w:rPr>
-                <w:rFonts w:ascii="Tahoma" w:hAnsi="Tahoma" w:cs="Tahoma"/>
-                <w:b w:val="0"/>
-                <w:color w:val="auto"/>
-                <w:sz w:val="22"/>
-                <w:szCs w:val="22"/>
-                <w:lang w:val="en-ID"/>
-              </w:rPr>
-              <w:t>}</w:t>
+              <w:t>_single}</w:t>
             </w:r>
           </w:p>
           <w:p>
@@ -3794,31 +2911,7 @@
                 <w:szCs w:val="22"/>
                 <w:lang w:val="en-ID"/>
               </w:rPr>
-              <w:t>{</w:t>
-            </w:r>
-            <w:proofErr w:type="spellStart"/>
-            <w:r>
-              <w:rPr>
-                <w:rFonts w:ascii="Tahoma" w:hAnsi="Tahoma" w:cs="Tahoma"/>
-                <w:b w:val="0"/>
-                <w:color w:val="auto"/>
-                <w:sz w:val="22"/>
-                <w:szCs w:val="22"/>
-                <w:lang w:val="en-ID"/>
-              </w:rPr>
-              <w:t>teks</w:t>
-            </w:r>
-            <w:proofErr w:type="spellEnd"/>
-            <w:r>
-              <w:rPr>
-                <w:rFonts w:ascii="Tahoma" w:hAnsi="Tahoma" w:cs="Tahoma"/>
-                <w:b w:val="0"/>
-                <w:color w:val="auto"/>
-                <w:sz w:val="22"/>
-                <w:szCs w:val="22"/>
-                <w:lang w:val="en-ID"/>
-              </w:rPr>
-              <w:t>}</w:t>
+              <w:t>{teks}</w:t>
             </w:r>
           </w:p>
           <w:p>
@@ -3843,31 +2936,7 @@
                 <w:szCs w:val="22"/>
                 <w:lang w:val="en-ID"/>
               </w:rPr>
-              <w:t>{/</w:t>
-            </w:r>
-            <w:proofErr w:type="spellStart"/>
-            <w:r>
-              <w:rPr>
-                <w:rFonts w:ascii="Tahoma" w:hAnsi="Tahoma" w:cs="Tahoma"/>
-                <w:b w:val="0"/>
-                <w:color w:val="auto"/>
-                <w:sz w:val="22"/>
-                <w:szCs w:val="22"/>
-                <w:lang w:val="en-ID"/>
-              </w:rPr>
-              <w:t>diklat_fungsional</w:t>
-            </w:r>
-            <w:proofErr w:type="spellEnd"/>
-            <w:r>
-              <w:rPr>
-                <w:rFonts w:ascii="Tahoma" w:hAnsi="Tahoma" w:cs="Tahoma"/>
-                <w:b w:val="0"/>
-                <w:color w:val="auto"/>
-                <w:sz w:val="22"/>
-                <w:szCs w:val="22"/>
-                <w:lang w:val="en-ID"/>
-              </w:rPr>
-              <w:t>}</w:t>
+              <w:t>{/diklat_fungsional}</w:t>
             </w:r>
           </w:p>
         </w:tc>
@@ -3919,40 +2988,16 @@
                 <w:szCs w:val="22"/>
               </w:rPr>
             </w:pPr>
-            <w:proofErr w:type="spellStart"/>
-            <w:r>
-              <w:rPr>
-                <w:rFonts w:ascii="Tahoma" w:hAnsi="Tahoma" w:cs="Tahoma"/>
-                <w:b w:val="0"/>
-                <w:bCs/>
-                <w:sz w:val="22"/>
-                <w:szCs w:val="22"/>
-              </w:rPr>
-              <w:t>Pengalaman</w:t>
-            </w:r>
-            <w:proofErr w:type="spellEnd"/>
-            <w:r>
-              <w:rPr>
-                <w:rFonts w:ascii="Tahoma" w:hAnsi="Tahoma" w:cs="Tahoma"/>
-                <w:b w:val="0"/>
-                <w:bCs/>
-                <w:sz w:val="22"/>
-                <w:szCs w:val="22"/>
-              </w:rPr>
-              <w:t xml:space="preserve"> </w:t>
-            </w:r>
-            <w:proofErr w:type="spellStart"/>
-            <w:r>
-              <w:rPr>
-                <w:rFonts w:ascii="Tahoma" w:hAnsi="Tahoma" w:cs="Tahoma"/>
-                <w:b w:val="0"/>
-                <w:bCs/>
-                <w:sz w:val="22"/>
-                <w:szCs w:val="22"/>
-              </w:rPr>
-              <w:t>Kerja</w:t>
-            </w:r>
-            <w:proofErr w:type="spellEnd"/>
+            <w:r>
+              <w:rPr>
+                <w:rFonts w:ascii="Tahoma" w:hAnsi="Tahoma" w:cs="Tahoma"/>
+                <w:b w:val="0"/>
+                <w:bCs/>
+                <w:sz w:val="22"/>
+                <w:szCs w:val="22"/>
+              </w:rPr>
+              <w:t>Pengalaman Kerja</w:t>
+            </w:r>
           </w:p>
         </w:tc>
         <w:tc>
@@ -4062,31 +3107,7 @@
                 <w:szCs w:val="22"/>
                 <w:lang w:val="en-ID"/>
               </w:rPr>
-              <w:t>{</w:t>
-            </w:r>
-            <w:proofErr w:type="spellStart"/>
-            <w:r>
-              <w:rPr>
-                <w:rFonts w:ascii="Tahoma" w:hAnsi="Tahoma" w:cs="Tahoma"/>
-                <w:b w:val="0"/>
-                <w:color w:val="auto"/>
-                <w:sz w:val="22"/>
-                <w:szCs w:val="22"/>
-                <w:lang w:val="en-ID"/>
-              </w:rPr>
-              <w:t>teks</w:t>
-            </w:r>
-            <w:proofErr w:type="spellEnd"/>
-            <w:r>
-              <w:rPr>
-                <w:rFonts w:ascii="Tahoma" w:hAnsi="Tahoma" w:cs="Tahoma"/>
-                <w:b w:val="0"/>
-                <w:color w:val="auto"/>
-                <w:sz w:val="22"/>
-                <w:szCs w:val="22"/>
-                <w:lang w:val="en-ID"/>
-              </w:rPr>
-              <w:t>}</w:t>
+              <w:t>{teks}</w:t>
             </w:r>
           </w:p>
           <w:p>
@@ -4117,7 +3138,6 @@
               </w:rPr>
               <w:t>{/</w:t>
             </w:r>
-            <w:proofErr w:type="spellStart"/>
             <w:r>
               <w:rPr>
                 <w:rFonts w:ascii="Tahoma" w:hAnsi="Tahoma" w:cs="Tahoma"/>
@@ -4138,19 +3158,7 @@
                 <w:szCs w:val="22"/>
                 <w:lang w:val="en-ID"/>
               </w:rPr>
-              <w:t>_single</w:t>
-            </w:r>
-            <w:proofErr w:type="spellEnd"/>
-            <w:r>
-              <w:rPr>
-                <w:rFonts w:ascii="Tahoma" w:hAnsi="Tahoma" w:cs="Tahoma"/>
-                <w:b w:val="0"/>
-                <w:color w:val="auto"/>
-                <w:sz w:val="22"/>
-                <w:szCs w:val="22"/>
-                <w:lang w:val="en-ID"/>
-              </w:rPr>
-              <w:t>}</w:t>
+              <w:t>_single}</w:t>
             </w:r>
           </w:p>
           <w:p>
@@ -4188,51 +3196,27 @@
                 <w:tab w:val="left" w:pos="366"/>
               </w:tabs>
               <w:spacing w:before="60" w:after="60"/>
-              <w:ind w:left="425" w:hanging="425"/>
-              <w:jc w:val="both"/>
-              <w:rPr>
-                <w:rFonts w:ascii="Tahoma" w:hAnsi="Tahoma" w:cs="Tahoma"/>
-                <w:b w:val="0"/>
-                <w:color w:val="auto"/>
-                <w:sz w:val="22"/>
-                <w:szCs w:val="22"/>
-                <w:lang w:val="en-ID"/>
-              </w:rPr>
-            </w:pPr>
-            <w:r>
-              <w:rPr>
-                <w:rFonts w:ascii="Tahoma" w:hAnsi="Tahoma" w:cs="Tahoma"/>
-                <w:b w:val="0"/>
-                <w:color w:val="auto"/>
-                <w:sz w:val="22"/>
-                <w:szCs w:val="22"/>
-                <w:lang w:val="en-ID"/>
-              </w:rPr>
-              <w:t>{</w:t>
-            </w:r>
-            <w:proofErr w:type="spellStart"/>
-            <w:r>
-              <w:rPr>
-                <w:rFonts w:ascii="Tahoma" w:hAnsi="Tahoma" w:cs="Tahoma"/>
-                <w:b w:val="0"/>
-                <w:color w:val="auto"/>
-                <w:sz w:val="22"/>
-                <w:szCs w:val="22"/>
-                <w:lang w:val="en-ID"/>
-              </w:rPr>
-              <w:t>teks_utama</w:t>
-            </w:r>
-            <w:proofErr w:type="spellEnd"/>
-            <w:r>
-              <w:rPr>
-                <w:rFonts w:ascii="Tahoma" w:hAnsi="Tahoma" w:cs="Tahoma"/>
-                <w:b w:val="0"/>
-                <w:color w:val="auto"/>
-                <w:sz w:val="22"/>
-                <w:szCs w:val="22"/>
-                <w:lang w:val="en-ID"/>
-              </w:rPr>
-              <w:t>}</w:t>
+              <w:ind w:left="357" w:hanging="357"/>
+              <w:jc w:val="both"/>
+              <w:rPr>
+                <w:rFonts w:ascii="Tahoma" w:hAnsi="Tahoma" w:cs="Tahoma"/>
+                <w:b w:val="0"/>
+                <w:color w:val="auto"/>
+                <w:sz w:val="22"/>
+                <w:szCs w:val="22"/>
+                <w:lang w:val="en-ID"/>
+              </w:rPr>
+            </w:pPr>
+            <w:r>
+              <w:rPr>
+                <w:rFonts w:ascii="Tahoma" w:hAnsi="Tahoma" w:cs="Tahoma"/>
+                <w:b w:val="0"/>
+                <w:color w:val="auto"/>
+                <w:sz w:val="22"/>
+                <w:szCs w:val="22"/>
+                <w:lang w:val="en-ID"/>
+              </w:rPr>
+              <w:t>{teks_utama}</w:t>
             </w:r>
           </w:p>
           <w:p>
@@ -4290,31 +3274,7 @@
                 <w:szCs w:val="22"/>
                 <w:lang w:val="en-ID"/>
               </w:rPr>
-              <w:t>{</w:t>
-            </w:r>
-            <w:proofErr w:type="spellStart"/>
-            <w:r>
-              <w:rPr>
-                <w:rFonts w:ascii="Tahoma" w:hAnsi="Tahoma" w:cs="Tahoma"/>
-                <w:b w:val="0"/>
-                <w:color w:val="auto"/>
-                <w:sz w:val="22"/>
-                <w:szCs w:val="22"/>
-                <w:lang w:val="en-ID"/>
-              </w:rPr>
-              <w:t>teks_sub</w:t>
-            </w:r>
-            <w:proofErr w:type="spellEnd"/>
-            <w:r>
-              <w:rPr>
-                <w:rFonts w:ascii="Tahoma" w:hAnsi="Tahoma" w:cs="Tahoma"/>
-                <w:b w:val="0"/>
-                <w:color w:val="auto"/>
-                <w:sz w:val="22"/>
-                <w:szCs w:val="22"/>
-                <w:lang w:val="en-ID"/>
-              </w:rPr>
-              <w:t>}</w:t>
+              <w:t>{teks_sub}</w:t>
             </w:r>
           </w:p>
           <w:p>
@@ -4372,75 +3332,17 @@
                 <w:szCs w:val="22"/>
                 <w:lang w:val="en-ID"/>
               </w:rPr>
-              <w:t>{/</w:t>
-            </w:r>
-            <w:proofErr w:type="spellStart"/>
-            <w:proofErr w:type="gramStart"/>
-            <w:r>
-              <w:rPr>
-                <w:rFonts w:ascii="Tahoma" w:hAnsi="Tahoma" w:cs="Tahoma"/>
-                <w:b w:val="0"/>
-                <w:color w:val="auto"/>
-                <w:sz w:val="22"/>
-                <w:szCs w:val="22"/>
-                <w:lang w:val="en-ID"/>
-              </w:rPr>
-              <w:t>pengalaman</w:t>
-            </w:r>
-            <w:proofErr w:type="spellEnd"/>
-            <w:r>
-              <w:rPr>
-                <w:rFonts w:ascii="Tahoma" w:hAnsi="Tahoma" w:cs="Tahoma"/>
-                <w:b w:val="0"/>
-                <w:color w:val="auto"/>
-                <w:sz w:val="22"/>
-                <w:szCs w:val="22"/>
-                <w:lang w:val="en-ID"/>
-              </w:rPr>
-              <w:t>}</w:t>
-            </w:r>
-            <w:r>
-              <w:rPr>
-                <w:rFonts w:ascii="Tahoma" w:hAnsi="Tahoma" w:cs="Tahoma"/>
-                <w:b w:val="0"/>
-                <w:color w:val="auto"/>
-                <w:sz w:val="22"/>
-                <w:szCs w:val="22"/>
-              </w:rPr>
-              <w:t>{</w:t>
-            </w:r>
-            <w:proofErr w:type="gramEnd"/>
-            <w:r>
-              <w:rPr>
-                <w:rFonts w:ascii="Tahoma" w:hAnsi="Tahoma" w:cs="Tahoma"/>
-                <w:b w:val="0"/>
-                <w:color w:val="auto"/>
-                <w:sz w:val="22"/>
-                <w:szCs w:val="22"/>
-              </w:rPr>
-              <w:t>/</w:t>
-            </w:r>
-            <w:proofErr w:type="spellStart"/>
-            <w:r>
-              <w:rPr>
-                <w:rFonts w:ascii="Tahoma" w:hAnsi="Tahoma" w:cs="Tahoma"/>
-                <w:b w:val="0"/>
-                <w:color w:val="auto"/>
-                <w:sz w:val="22"/>
-                <w:szCs w:val="22"/>
-              </w:rPr>
-              <w:t>kualifikasi</w:t>
-            </w:r>
-            <w:proofErr w:type="spellEnd"/>
-            <w:r>
-              <w:rPr>
-                <w:rFonts w:ascii="Tahoma" w:hAnsi="Tahoma" w:cs="Tahoma"/>
-                <w:b w:val="0"/>
-                <w:color w:val="auto"/>
-                <w:sz w:val="22"/>
-                <w:szCs w:val="22"/>
-              </w:rPr>
-              <w:t>}</w:t>
+              <w:t>{/pengalaman}</w:t>
+            </w:r>
+            <w:r>
+              <w:rPr>
+                <w:rFonts w:ascii="Tahoma" w:hAnsi="Tahoma" w:cs="Tahoma"/>
+                <w:b w:val="0"/>
+                <w:color w:val="auto"/>
+                <w:sz w:val="22"/>
+                <w:szCs w:val="22"/>
+              </w:rPr>
+              <w:t>{/kualifikasi}</w:t>
             </w:r>
           </w:p>
         </w:tc>
@@ -4514,17 +3416,7 @@
           <w:sz w:val="22"/>
           <w:szCs w:val="22"/>
         </w:rPr>
-        <w:t xml:space="preserve">TUGAS </w:t>
-      </w:r>
-      <w:proofErr w:type="gramStart"/>
-      <w:r>
-        <w:rPr>
-          <w:rFonts w:ascii="Tahoma" w:hAnsi="Tahoma" w:cs="Tahoma"/>
-          <w:bCs/>
-          <w:sz w:val="22"/>
-          <w:szCs w:val="22"/>
-        </w:rPr>
-        <w:t>POKOK</w:t>
+        <w:t>TUGAS POKOK</w:t>
       </w:r>
       <w:r>
         <w:rPr>
@@ -4547,7 +3439,6 @@
         </w:rPr>
         <w:t>:</w:t>
       </w:r>
-      <w:proofErr w:type="gramEnd"/>
     </w:p>
     <w:tbl>
       <w:tblPr>
@@ -4832,33 +3723,7 @@
                 <w:szCs w:val="22"/>
                 <w:lang w:val="en-ID"/>
               </w:rPr>
-              <w:t>{</w:t>
-            </w:r>
-            <w:proofErr w:type="spellStart"/>
-            <w:r>
-              <w:rPr>
-                <w:rFonts w:ascii="Tahoma" w:hAnsi="Tahoma" w:cs="Tahoma"/>
-                <w:b w:val="0"/>
-                <w:bCs/>
-                <w:color w:val="auto"/>
-                <w:sz w:val="22"/>
-                <w:szCs w:val="22"/>
-                <w:lang w:val="en-ID"/>
-              </w:rPr>
-              <w:t>uraian</w:t>
-            </w:r>
-            <w:proofErr w:type="spellEnd"/>
-            <w:r>
-              <w:rPr>
-                <w:rFonts w:ascii="Tahoma" w:hAnsi="Tahoma" w:cs="Tahoma"/>
-                <w:b w:val="0"/>
-                <w:bCs/>
-                <w:color w:val="auto"/>
-                <w:sz w:val="22"/>
-                <w:szCs w:val="22"/>
-                <w:lang w:val="en-ID"/>
-              </w:rPr>
-              <w:t>}</w:t>
+              <w:t>{uraian}</w:t>
             </w:r>
           </w:p>
           <w:p>
@@ -4914,33 +3779,7 @@
                 <w:szCs w:val="22"/>
                 <w:lang w:val="en-ID"/>
               </w:rPr>
-              <w:t>{</w:t>
-            </w:r>
-            <w:proofErr w:type="spellStart"/>
-            <w:r>
-              <w:rPr>
-                <w:rFonts w:ascii="Tahoma" w:hAnsi="Tahoma" w:cs="Tahoma"/>
-                <w:b w:val="0"/>
-                <w:bCs/>
-                <w:color w:val="auto"/>
-                <w:sz w:val="22"/>
-                <w:szCs w:val="22"/>
-                <w:lang w:val="en-ID"/>
-              </w:rPr>
-              <w:t>teks</w:t>
-            </w:r>
-            <w:proofErr w:type="spellEnd"/>
-            <w:r>
-              <w:rPr>
-                <w:rFonts w:ascii="Tahoma" w:hAnsi="Tahoma" w:cs="Tahoma"/>
-                <w:b w:val="0"/>
-                <w:bCs/>
-                <w:color w:val="auto"/>
-                <w:sz w:val="22"/>
-                <w:szCs w:val="22"/>
-                <w:lang w:val="en-ID"/>
-              </w:rPr>
-              <w:t>}</w:t>
+              <w:t>{teks}</w:t>
             </w:r>
           </w:p>
           <w:p>
@@ -4968,33 +3807,7 @@
                 <w:szCs w:val="22"/>
                 <w:lang w:val="en-ID"/>
               </w:rPr>
-              <w:t>{/</w:t>
-            </w:r>
-            <w:proofErr w:type="spellStart"/>
-            <w:r>
-              <w:rPr>
-                <w:rFonts w:ascii="Tahoma" w:hAnsi="Tahoma" w:cs="Tahoma"/>
-                <w:b w:val="0"/>
-                <w:bCs/>
-                <w:color w:val="auto"/>
-                <w:sz w:val="22"/>
-                <w:szCs w:val="22"/>
-                <w:lang w:val="en-ID"/>
-              </w:rPr>
-              <w:t>tahapan_header</w:t>
-            </w:r>
-            <w:proofErr w:type="spellEnd"/>
-            <w:r>
-              <w:rPr>
-                <w:rFonts w:ascii="Tahoma" w:hAnsi="Tahoma" w:cs="Tahoma"/>
-                <w:b w:val="0"/>
-                <w:bCs/>
-                <w:color w:val="auto"/>
-                <w:sz w:val="22"/>
-                <w:szCs w:val="22"/>
-                <w:lang w:val="en-ID"/>
-              </w:rPr>
-              <w:t>}</w:t>
+              <w:t>{/tahapan_header}</w:t>
             </w:r>
           </w:p>
           <w:p>
@@ -5051,33 +3864,7 @@
                 <w:szCs w:val="22"/>
                 <w:lang w:val="en-ID"/>
               </w:rPr>
-              <w:t>{</w:t>
-            </w:r>
-            <w:proofErr w:type="spellStart"/>
-            <w:r>
-              <w:rPr>
-                <w:rFonts w:ascii="Tahoma" w:hAnsi="Tahoma" w:cs="Tahoma"/>
-                <w:b w:val="0"/>
-                <w:bCs/>
-                <w:color w:val="auto"/>
-                <w:sz w:val="22"/>
-                <w:szCs w:val="22"/>
-                <w:lang w:val="en-ID"/>
-              </w:rPr>
-              <w:t>teks_tahapan</w:t>
-            </w:r>
-            <w:proofErr w:type="spellEnd"/>
-            <w:r>
-              <w:rPr>
-                <w:rFonts w:ascii="Tahoma" w:hAnsi="Tahoma" w:cs="Tahoma"/>
-                <w:b w:val="0"/>
-                <w:bCs/>
-                <w:color w:val="auto"/>
-                <w:sz w:val="22"/>
-                <w:szCs w:val="22"/>
-                <w:lang w:val="en-ID"/>
-              </w:rPr>
-              <w:t>}</w:t>
+              <w:t>{teks_tahapan}</w:t>
             </w:r>
           </w:p>
           <w:p>
@@ -5134,33 +3921,7 @@
                 <w:szCs w:val="22"/>
                 <w:lang w:val="en-ID"/>
               </w:rPr>
-              <w:t>{</w:t>
-            </w:r>
-            <w:proofErr w:type="spellStart"/>
-            <w:r>
-              <w:rPr>
-                <w:rFonts w:ascii="Tahoma" w:hAnsi="Tahoma" w:cs="Tahoma"/>
-                <w:b w:val="0"/>
-                <w:bCs/>
-                <w:color w:val="auto"/>
-                <w:sz w:val="22"/>
-                <w:szCs w:val="22"/>
-                <w:lang w:val="en-ID"/>
-              </w:rPr>
-              <w:t>teks_detail</w:t>
-            </w:r>
-            <w:proofErr w:type="spellEnd"/>
-            <w:r>
-              <w:rPr>
-                <w:rFonts w:ascii="Tahoma" w:hAnsi="Tahoma" w:cs="Tahoma"/>
-                <w:b w:val="0"/>
-                <w:bCs/>
-                <w:color w:val="auto"/>
-                <w:sz w:val="22"/>
-                <w:szCs w:val="22"/>
-                <w:lang w:val="en-ID"/>
-              </w:rPr>
-              <w:t>}</w:t>
+              <w:t>{teks_detail}</w:t>
             </w:r>
           </w:p>
           <w:p>
@@ -5188,33 +3949,7 @@
                 <w:szCs w:val="22"/>
                 <w:lang w:val="en-ID"/>
               </w:rPr>
-              <w:t>{/</w:t>
-            </w:r>
-            <w:proofErr w:type="spellStart"/>
-            <w:r>
-              <w:rPr>
-                <w:rFonts w:ascii="Tahoma" w:hAnsi="Tahoma" w:cs="Tahoma"/>
-                <w:b w:val="0"/>
-                <w:bCs/>
-                <w:color w:val="auto"/>
-                <w:sz w:val="22"/>
-                <w:szCs w:val="22"/>
-                <w:lang w:val="en-ID"/>
-              </w:rPr>
-              <w:t>detail_list</w:t>
-            </w:r>
-            <w:proofErr w:type="spellEnd"/>
-            <w:r>
-              <w:rPr>
-                <w:rFonts w:ascii="Tahoma" w:hAnsi="Tahoma" w:cs="Tahoma"/>
-                <w:b w:val="0"/>
-                <w:bCs/>
-                <w:color w:val="auto"/>
-                <w:sz w:val="22"/>
-                <w:szCs w:val="22"/>
-                <w:lang w:val="en-ID"/>
-              </w:rPr>
-              <w:t>}</w:t>
+              <w:t>{/detail_list}</w:t>
             </w:r>
           </w:p>
           <w:p>
@@ -5242,33 +3977,7 @@
                 <w:szCs w:val="22"/>
                 <w:lang w:val="en-ID"/>
               </w:rPr>
-              <w:t>{/</w:t>
-            </w:r>
-            <w:proofErr w:type="spellStart"/>
-            <w:r>
-              <w:rPr>
-                <w:rFonts w:ascii="Tahoma" w:hAnsi="Tahoma" w:cs="Tahoma"/>
-                <w:b w:val="0"/>
-                <w:bCs/>
-                <w:color w:val="auto"/>
-                <w:sz w:val="22"/>
-                <w:szCs w:val="22"/>
-                <w:lang w:val="en-ID"/>
-              </w:rPr>
-              <w:t>tahapan_list</w:t>
-            </w:r>
-            <w:proofErr w:type="spellEnd"/>
-            <w:r>
-              <w:rPr>
-                <w:rFonts w:ascii="Tahoma" w:hAnsi="Tahoma" w:cs="Tahoma"/>
-                <w:b w:val="0"/>
-                <w:bCs/>
-                <w:color w:val="auto"/>
-                <w:sz w:val="22"/>
-                <w:szCs w:val="22"/>
-                <w:lang w:val="en-ID"/>
-              </w:rPr>
-              <w:t>}</w:t>
+              <w:t>{/tahapan_list}</w:t>
             </w:r>
           </w:p>
         </w:tc>
@@ -5329,31 +4038,7 @@
                 <w:szCs w:val="22"/>
                 <w:lang w:val="en-ID"/>
               </w:rPr>
-              <w:t>{</w:t>
-            </w:r>
-            <w:proofErr w:type="spellStart"/>
-            <w:r>
-              <w:rPr>
-                <w:rFonts w:ascii="Tahoma" w:eastAsia="Tahoma" w:hAnsi="Tahoma" w:cs="Tahoma"/>
-                <w:b w:val="0"/>
-                <w:bCs/>
-                <w:sz w:val="22"/>
-                <w:szCs w:val="22"/>
-                <w:lang w:val="en-ID"/>
-              </w:rPr>
-              <w:t>teks_utama</w:t>
-            </w:r>
-            <w:proofErr w:type="spellEnd"/>
-            <w:r>
-              <w:rPr>
-                <w:rFonts w:ascii="Tahoma" w:eastAsia="Tahoma" w:hAnsi="Tahoma" w:cs="Tahoma"/>
-                <w:b w:val="0"/>
-                <w:bCs/>
-                <w:sz w:val="22"/>
-                <w:szCs w:val="22"/>
-                <w:lang w:val="en-ID"/>
-              </w:rPr>
-              <w:t>}</w:t>
+              <w:t>{teks_utama}</w:t>
             </w:r>
           </w:p>
           <w:p>
@@ -5410,31 +4095,7 @@
                 <w:szCs w:val="22"/>
                 <w:lang w:val="en-ID"/>
               </w:rPr>
-              <w:t>{</w:t>
-            </w:r>
-            <w:proofErr w:type="spellStart"/>
-            <w:r>
-              <w:rPr>
-                <w:rFonts w:ascii="Tahoma" w:eastAsia="Tahoma" w:hAnsi="Tahoma" w:cs="Tahoma"/>
-                <w:b w:val="0"/>
-                <w:bCs/>
-                <w:sz w:val="22"/>
-                <w:szCs w:val="22"/>
-                <w:lang w:val="en-ID"/>
-              </w:rPr>
-              <w:t>teks_sub</w:t>
-            </w:r>
-            <w:proofErr w:type="spellEnd"/>
-            <w:r>
-              <w:rPr>
-                <w:rFonts w:ascii="Tahoma" w:eastAsia="Tahoma" w:hAnsi="Tahoma" w:cs="Tahoma"/>
-                <w:b w:val="0"/>
-                <w:bCs/>
-                <w:sz w:val="22"/>
-                <w:szCs w:val="22"/>
-                <w:lang w:val="en-ID"/>
-              </w:rPr>
-              <w:t>}</w:t>
+              <w:t>{teks_sub}</w:t>
             </w:r>
           </w:p>
           <w:p>
@@ -5490,31 +4151,7 @@
                 <w:szCs w:val="22"/>
                 <w:lang w:val="en-ID"/>
               </w:rPr>
-              <w:t>{/</w:t>
-            </w:r>
-            <w:proofErr w:type="spellStart"/>
-            <w:r>
-              <w:rPr>
-                <w:rFonts w:ascii="Tahoma" w:eastAsia="Tahoma" w:hAnsi="Tahoma" w:cs="Tahoma"/>
-                <w:b w:val="0"/>
-                <w:bCs/>
-                <w:sz w:val="22"/>
-                <w:szCs w:val="22"/>
-                <w:lang w:val="en-ID"/>
-              </w:rPr>
-              <w:t>hasil_single</w:t>
-            </w:r>
-            <w:proofErr w:type="spellEnd"/>
-            <w:r>
-              <w:rPr>
-                <w:rFonts w:ascii="Tahoma" w:eastAsia="Tahoma" w:hAnsi="Tahoma" w:cs="Tahoma"/>
-                <w:b w:val="0"/>
-                <w:bCs/>
-                <w:sz w:val="22"/>
-                <w:szCs w:val="22"/>
-                <w:lang w:val="en-ID"/>
-              </w:rPr>
-              <w:t>}</w:t>
+              <w:t>{/hasil_single}</w:t>
             </w:r>
           </w:p>
           <w:p>
@@ -5571,31 +4208,7 @@
                 <w:szCs w:val="22"/>
                 <w:lang w:val="en-ID"/>
               </w:rPr>
-              <w:t>{</w:t>
-            </w:r>
-            <w:proofErr w:type="spellStart"/>
-            <w:r>
-              <w:rPr>
-                <w:rFonts w:ascii="Tahoma" w:eastAsia="Tahoma" w:hAnsi="Tahoma" w:cs="Tahoma"/>
-                <w:b w:val="0"/>
-                <w:bCs/>
-                <w:sz w:val="22"/>
-                <w:szCs w:val="22"/>
-                <w:lang w:val="en-ID"/>
-              </w:rPr>
-              <w:t>teks_utama</w:t>
-            </w:r>
-            <w:proofErr w:type="spellEnd"/>
-            <w:r>
-              <w:rPr>
-                <w:rFonts w:ascii="Tahoma" w:eastAsia="Tahoma" w:hAnsi="Tahoma" w:cs="Tahoma"/>
-                <w:b w:val="0"/>
-                <w:bCs/>
-                <w:sz w:val="22"/>
-                <w:szCs w:val="22"/>
-                <w:lang w:val="en-ID"/>
-              </w:rPr>
-              <w:t>}</w:t>
+              <w:t>{teks_utama}</w:t>
             </w:r>
           </w:p>
           <w:p>
@@ -5652,31 +4265,7 @@
                 <w:szCs w:val="22"/>
                 <w:lang w:val="en-ID"/>
               </w:rPr>
-              <w:t>{</w:t>
-            </w:r>
-            <w:proofErr w:type="spellStart"/>
-            <w:r>
-              <w:rPr>
-                <w:rFonts w:ascii="Tahoma" w:eastAsia="Tahoma" w:hAnsi="Tahoma" w:cs="Tahoma"/>
-                <w:b w:val="0"/>
-                <w:bCs/>
-                <w:sz w:val="22"/>
-                <w:szCs w:val="22"/>
-                <w:lang w:val="en-ID"/>
-              </w:rPr>
-              <w:t>teks_sub</w:t>
-            </w:r>
-            <w:proofErr w:type="spellEnd"/>
-            <w:r>
-              <w:rPr>
-                <w:rFonts w:ascii="Tahoma" w:eastAsia="Tahoma" w:hAnsi="Tahoma" w:cs="Tahoma"/>
-                <w:b w:val="0"/>
-                <w:bCs/>
-                <w:sz w:val="22"/>
-                <w:szCs w:val="22"/>
-                <w:lang w:val="en-ID"/>
-              </w:rPr>
-              <w:t>}</w:t>
+              <w:t>{teks_sub}</w:t>
             </w:r>
           </w:p>
           <w:p>
@@ -5732,31 +4321,7 @@
                 <w:szCs w:val="22"/>
                 <w:lang w:val="en-ID"/>
               </w:rPr>
-              <w:t>{/</w:t>
-            </w:r>
-            <w:proofErr w:type="spellStart"/>
-            <w:r>
-              <w:rPr>
-                <w:rFonts w:ascii="Tahoma" w:eastAsia="Tahoma" w:hAnsi="Tahoma" w:cs="Tahoma"/>
-                <w:b w:val="0"/>
-                <w:bCs/>
-                <w:sz w:val="22"/>
-                <w:szCs w:val="22"/>
-                <w:lang w:val="en-ID"/>
-              </w:rPr>
-              <w:t>hasil</w:t>
-            </w:r>
-            <w:proofErr w:type="spellEnd"/>
-            <w:r>
-              <w:rPr>
-                <w:rFonts w:ascii="Tahoma" w:eastAsia="Tahoma" w:hAnsi="Tahoma" w:cs="Tahoma"/>
-                <w:b w:val="0"/>
-                <w:bCs/>
-                <w:sz w:val="22"/>
-                <w:szCs w:val="22"/>
-                <w:lang w:val="en-ID"/>
-              </w:rPr>
-              <w:t>}</w:t>
+              <w:t>{/hasil}</w:t>
             </w:r>
           </w:p>
         </w:tc>
@@ -5788,31 +4353,7 @@
                 <w:szCs w:val="22"/>
                 <w:lang w:val="en-ID"/>
               </w:rPr>
-              <w:t>{</w:t>
-            </w:r>
-            <w:proofErr w:type="spellStart"/>
-            <w:r>
-              <w:rPr>
-                <w:rFonts w:ascii="Tahoma" w:eastAsia="Tahoma" w:hAnsi="Tahoma" w:cs="Tahoma"/>
-                <w:b w:val="0"/>
-                <w:bCs/>
-                <w:sz w:val="22"/>
-                <w:szCs w:val="22"/>
-                <w:lang w:val="en-ID"/>
-              </w:rPr>
-              <w:t>jumlah_hasil</w:t>
-            </w:r>
-            <w:proofErr w:type="spellEnd"/>
-            <w:r>
-              <w:rPr>
-                <w:rFonts w:ascii="Tahoma" w:eastAsia="Tahoma" w:hAnsi="Tahoma" w:cs="Tahoma"/>
-                <w:b w:val="0"/>
-                <w:bCs/>
-                <w:sz w:val="22"/>
-                <w:szCs w:val="22"/>
-                <w:lang w:val="en-ID"/>
-              </w:rPr>
-              <w:t>}</w:t>
+              <w:t>{jumlah_hasil}</w:t>
             </w:r>
           </w:p>
         </w:tc>
@@ -5845,31 +4386,7 @@
                 <w:szCs w:val="22"/>
                 <w:lang w:val="en-ID"/>
               </w:rPr>
-              <w:t>{</w:t>
-            </w:r>
-            <w:proofErr w:type="spellStart"/>
-            <w:r>
-              <w:rPr>
-                <w:rFonts w:ascii="Tahoma" w:eastAsia="Tahoma" w:hAnsi="Tahoma" w:cs="Tahoma"/>
-                <w:b w:val="0"/>
-                <w:bCs/>
-                <w:sz w:val="22"/>
-                <w:szCs w:val="22"/>
-                <w:lang w:val="en-ID"/>
-              </w:rPr>
-              <w:t>waktu</w:t>
-            </w:r>
-            <w:proofErr w:type="spellEnd"/>
-            <w:r>
-              <w:rPr>
-                <w:rFonts w:ascii="Tahoma" w:eastAsia="Tahoma" w:hAnsi="Tahoma" w:cs="Tahoma"/>
-                <w:b w:val="0"/>
-                <w:bCs/>
-                <w:sz w:val="22"/>
-                <w:szCs w:val="22"/>
-                <w:lang w:val="en-ID"/>
-              </w:rPr>
-              <w:t>}</w:t>
+              <w:t>{waktu}</w:t>
             </w:r>
           </w:p>
         </w:tc>
@@ -5902,31 +4419,7 @@
                 <w:szCs w:val="22"/>
                 <w:lang w:val="en-ID"/>
               </w:rPr>
-              <w:t>{</w:t>
-            </w:r>
-            <w:proofErr w:type="spellStart"/>
-            <w:r>
-              <w:rPr>
-                <w:rFonts w:ascii="Tahoma" w:eastAsia="Tahoma" w:hAnsi="Tahoma" w:cs="Tahoma"/>
-                <w:b w:val="0"/>
-                <w:bCs/>
-                <w:sz w:val="22"/>
-                <w:szCs w:val="22"/>
-                <w:lang w:val="en-ID"/>
-              </w:rPr>
-              <w:t>waktu_efektif</w:t>
-            </w:r>
-            <w:proofErr w:type="spellEnd"/>
-            <w:r>
-              <w:rPr>
-                <w:rFonts w:ascii="Tahoma" w:eastAsia="Tahoma" w:hAnsi="Tahoma" w:cs="Tahoma"/>
-                <w:b w:val="0"/>
-                <w:bCs/>
-                <w:sz w:val="22"/>
-                <w:szCs w:val="22"/>
-                <w:lang w:val="en-ID"/>
-              </w:rPr>
-              <w:t>}</w:t>
+              <w:t>{waktu_efektif}</w:t>
             </w:r>
           </w:p>
         </w:tc>
@@ -5959,79 +4452,7 @@
                 <w:szCs w:val="22"/>
                 <w:lang w:val="en-ID"/>
               </w:rPr>
-              <w:t>{</w:t>
-            </w:r>
-            <w:proofErr w:type="spellStart"/>
-            <w:r>
-              <w:rPr>
-                <w:rFonts w:ascii="Tahoma" w:eastAsia="Tahoma" w:hAnsi="Tahoma" w:cs="Tahoma"/>
-                <w:b w:val="0"/>
-                <w:bCs/>
-                <w:sz w:val="22"/>
-                <w:szCs w:val="22"/>
-                <w:lang w:val="en-ID"/>
-              </w:rPr>
-              <w:t>kebutuhan_</w:t>
-            </w:r>
-            <w:proofErr w:type="gramStart"/>
-            <w:r>
-              <w:rPr>
-                <w:rFonts w:ascii="Tahoma" w:eastAsia="Tahoma" w:hAnsi="Tahoma" w:cs="Tahoma"/>
-                <w:b w:val="0"/>
-                <w:bCs/>
-                <w:sz w:val="22"/>
-                <w:szCs w:val="22"/>
-                <w:lang w:val="en-ID"/>
-              </w:rPr>
-              <w:t>pegawai</w:t>
-            </w:r>
-            <w:proofErr w:type="spellEnd"/>
-            <w:r>
-              <w:rPr>
-                <w:rFonts w:ascii="Tahoma" w:eastAsia="Tahoma" w:hAnsi="Tahoma" w:cs="Tahoma"/>
-                <w:b w:val="0"/>
-                <w:bCs/>
-                <w:sz w:val="22"/>
-                <w:szCs w:val="22"/>
-                <w:lang w:val="en-ID"/>
-              </w:rPr>
-              <w:t>}{</w:t>
-            </w:r>
-            <w:proofErr w:type="gramEnd"/>
-            <w:r>
-              <w:rPr>
-                <w:rFonts w:ascii="Tahoma" w:eastAsia="Tahoma" w:hAnsi="Tahoma" w:cs="Tahoma"/>
-                <w:b w:val="0"/>
-                <w:bCs/>
-                <w:sz w:val="22"/>
-                <w:szCs w:val="22"/>
-                <w:lang w:val="en-ID"/>
-              </w:rPr>
-              <w:t>/</w:t>
-            </w:r>
-            <w:proofErr w:type="spellStart"/>
-            <w:r>
-              <w:rPr>
-                <w:rFonts w:ascii="Tahoma" w:eastAsia="Tahoma" w:hAnsi="Tahoma" w:cs="Tahoma"/>
-                <w:b w:val="0"/>
-                <w:bCs/>
-                <w:sz w:val="22"/>
-                <w:szCs w:val="22"/>
-                <w:lang w:val="en-ID"/>
-              </w:rPr>
-              <w:t>tugas_pokok</w:t>
-            </w:r>
-            <w:proofErr w:type="spellEnd"/>
-            <w:r>
-              <w:rPr>
-                <w:rFonts w:ascii="Tahoma" w:eastAsia="Tahoma" w:hAnsi="Tahoma" w:cs="Tahoma"/>
-                <w:b w:val="0"/>
-                <w:bCs/>
-                <w:sz w:val="22"/>
-                <w:szCs w:val="22"/>
-                <w:lang w:val="en-ID"/>
-              </w:rPr>
-              <w:t>}</w:t>
+              <w:t>{kebutuhan_pegawai}{/tugas_pokok}</w:t>
             </w:r>
           </w:p>
         </w:tc>
@@ -6099,31 +4520,7 @@
                 <w:szCs w:val="22"/>
                 <w:lang w:val="en-ID"/>
               </w:rPr>
-              <w:t>{</w:t>
-            </w:r>
-            <w:proofErr w:type="spellStart"/>
-            <w:r>
-              <w:rPr>
-                <w:rFonts w:ascii="Tahoma" w:eastAsia="Tahoma" w:hAnsi="Tahoma" w:cs="Tahoma"/>
-                <w:b w:val="0"/>
-                <w:bCs/>
-                <w:sz w:val="22"/>
-                <w:szCs w:val="22"/>
-                <w:lang w:val="en-ID"/>
-              </w:rPr>
-              <w:t>sum_kebutuhan_pegawai</w:t>
-            </w:r>
-            <w:proofErr w:type="spellEnd"/>
-            <w:r>
-              <w:rPr>
-                <w:rFonts w:ascii="Tahoma" w:eastAsia="Tahoma" w:hAnsi="Tahoma" w:cs="Tahoma"/>
-                <w:b w:val="0"/>
-                <w:bCs/>
-                <w:sz w:val="22"/>
-                <w:szCs w:val="22"/>
-                <w:lang w:val="en-ID"/>
-              </w:rPr>
-              <w:t>}</w:t>
+              <w:t>{sum_kebutuhan_pegawai}</w:t>
             </w:r>
           </w:p>
         </w:tc>
@@ -6202,31 +4599,7 @@
                 <w:szCs w:val="22"/>
                 <w:lang w:val="en-ID"/>
               </w:rPr>
-              <w:t>{</w:t>
-            </w:r>
-            <w:proofErr w:type="spellStart"/>
-            <w:r>
-              <w:rPr>
-                <w:rFonts w:ascii="Tahoma" w:eastAsia="Tahoma" w:hAnsi="Tahoma" w:cs="Tahoma"/>
-                <w:b w:val="0"/>
-                <w:bCs/>
-                <w:sz w:val="22"/>
-                <w:szCs w:val="22"/>
-                <w:lang w:val="en-ID"/>
-              </w:rPr>
-              <w:t>bulat_kebutuhan_pegawai</w:t>
-            </w:r>
-            <w:proofErr w:type="spellEnd"/>
-            <w:r>
-              <w:rPr>
-                <w:rFonts w:ascii="Tahoma" w:eastAsia="Tahoma" w:hAnsi="Tahoma" w:cs="Tahoma"/>
-                <w:b w:val="0"/>
-                <w:bCs/>
-                <w:sz w:val="22"/>
-                <w:szCs w:val="22"/>
-                <w:lang w:val="en-ID"/>
-              </w:rPr>
-              <w:t>}</w:t>
+              <w:t>{bulat_kebutuhan_pegawai}</w:t>
             </w:r>
           </w:p>
         </w:tc>
@@ -6300,17 +4673,7 @@
           <w:sz w:val="22"/>
           <w:szCs w:val="22"/>
         </w:rPr>
-        <w:t xml:space="preserve">HASIL </w:t>
-      </w:r>
-      <w:proofErr w:type="gramStart"/>
-      <w:r>
-        <w:rPr>
-          <w:rFonts w:ascii="Tahoma" w:hAnsi="Tahoma" w:cs="Tahoma"/>
-          <w:bCs/>
-          <w:sz w:val="22"/>
-          <w:szCs w:val="22"/>
-        </w:rPr>
-        <w:t>KERJA</w:t>
+        <w:t>HASIL KERJA</w:t>
       </w:r>
       <w:r>
         <w:rPr>
@@ -6333,7 +4696,6 @@
         </w:rPr>
         <w:t>:</w:t>
       </w:r>
-      <w:proofErr w:type="gramEnd"/>
     </w:p>
     <w:p>
       <w:pPr>
@@ -6482,23 +4844,7 @@
                 <w:rFonts w:ascii="Tahoma" w:hAnsi="Tahoma" w:cs="Tahoma"/>
                 <w:bCs/>
               </w:rPr>
-              <w:t>{#hasil_</w:t>
-            </w:r>
-            <w:proofErr w:type="gramStart"/>
-            <w:r>
-              <w:rPr>
-                <w:rFonts w:ascii="Tahoma" w:hAnsi="Tahoma" w:cs="Tahoma"/>
-                <w:bCs/>
-              </w:rPr>
-              <w:t>kerja}{</w:t>
-            </w:r>
-            <w:proofErr w:type="gramEnd"/>
-            <w:r>
-              <w:rPr>
-                <w:rFonts w:ascii="Tahoma" w:hAnsi="Tahoma" w:cs="Tahoma"/>
-                <w:bCs/>
-              </w:rPr>
-              <w:t>no}.</w:t>
+              <w:t>{#hasil_kerja}{no}.</w:t>
             </w:r>
           </w:p>
         </w:tc>
@@ -6557,33 +4903,7 @@
                 <w:szCs w:val="22"/>
                 <w:lang w:val="en-ID"/>
               </w:rPr>
-              <w:t>{</w:t>
-            </w:r>
-            <w:proofErr w:type="spellStart"/>
-            <w:r>
-              <w:rPr>
-                <w:rFonts w:ascii="Tahoma" w:hAnsi="Tahoma" w:cs="Tahoma"/>
-                <w:b w:val="0"/>
-                <w:bCs/>
-                <w:color w:val="auto"/>
-                <w:sz w:val="22"/>
-                <w:szCs w:val="22"/>
-                <w:lang w:val="en-ID"/>
-              </w:rPr>
-              <w:t>teks_utama</w:t>
-            </w:r>
-            <w:proofErr w:type="spellEnd"/>
-            <w:r>
-              <w:rPr>
-                <w:rFonts w:ascii="Tahoma" w:hAnsi="Tahoma" w:cs="Tahoma"/>
-                <w:b w:val="0"/>
-                <w:bCs/>
-                <w:color w:val="auto"/>
-                <w:sz w:val="22"/>
-                <w:szCs w:val="22"/>
-                <w:lang w:val="en-ID"/>
-              </w:rPr>
-              <w:t>}</w:t>
+              <w:t>{teks_utama}</w:t>
             </w:r>
           </w:p>
           <w:p>
@@ -6638,33 +4958,7 @@
                 <w:szCs w:val="22"/>
                 <w:lang w:val="en-ID"/>
               </w:rPr>
-              <w:t>{</w:t>
-            </w:r>
-            <w:proofErr w:type="spellStart"/>
-            <w:r>
-              <w:rPr>
-                <w:rFonts w:ascii="Tahoma" w:hAnsi="Tahoma" w:cs="Tahoma"/>
-                <w:b w:val="0"/>
-                <w:bCs/>
-                <w:color w:val="auto"/>
-                <w:sz w:val="22"/>
-                <w:szCs w:val="22"/>
-                <w:lang w:val="en-ID"/>
-              </w:rPr>
-              <w:t>teks_sub</w:t>
-            </w:r>
-            <w:proofErr w:type="spellEnd"/>
-            <w:r>
-              <w:rPr>
-                <w:rFonts w:ascii="Tahoma" w:hAnsi="Tahoma" w:cs="Tahoma"/>
-                <w:b w:val="0"/>
-                <w:bCs/>
-                <w:color w:val="auto"/>
-                <w:sz w:val="22"/>
-                <w:szCs w:val="22"/>
-                <w:lang w:val="en-ID"/>
-              </w:rPr>
-              <w:t>}</w:t>
+              <w:t>{teks_sub}</w:t>
             </w:r>
           </w:p>
           <w:p>
@@ -6718,33 +5012,7 @@
                 <w:szCs w:val="22"/>
                 <w:lang w:val="en-ID"/>
               </w:rPr>
-              <w:t>{/</w:t>
-            </w:r>
-            <w:proofErr w:type="spellStart"/>
-            <w:r>
-              <w:rPr>
-                <w:rFonts w:ascii="Tahoma" w:hAnsi="Tahoma" w:cs="Tahoma"/>
-                <w:b w:val="0"/>
-                <w:bCs/>
-                <w:color w:val="auto"/>
-                <w:sz w:val="22"/>
-                <w:szCs w:val="22"/>
-                <w:lang w:val="en-ID"/>
-              </w:rPr>
-              <w:t>hasil_single</w:t>
-            </w:r>
-            <w:proofErr w:type="spellEnd"/>
-            <w:r>
-              <w:rPr>
-                <w:rFonts w:ascii="Tahoma" w:hAnsi="Tahoma" w:cs="Tahoma"/>
-                <w:b w:val="0"/>
-                <w:bCs/>
-                <w:color w:val="auto"/>
-                <w:sz w:val="22"/>
-                <w:szCs w:val="22"/>
-                <w:lang w:val="en-ID"/>
-              </w:rPr>
-              <w:t>}</w:t>
+              <w:t>{/hasil_single}</w:t>
             </w:r>
           </w:p>
           <w:p>
@@ -6799,33 +5067,7 @@
                 <w:szCs w:val="22"/>
                 <w:lang w:val="en-ID"/>
               </w:rPr>
-              <w:t>{</w:t>
-            </w:r>
-            <w:proofErr w:type="spellStart"/>
-            <w:r>
-              <w:rPr>
-                <w:rFonts w:ascii="Tahoma" w:hAnsi="Tahoma" w:cs="Tahoma"/>
-                <w:b w:val="0"/>
-                <w:bCs/>
-                <w:color w:val="auto"/>
-                <w:sz w:val="22"/>
-                <w:szCs w:val="22"/>
-                <w:lang w:val="en-ID"/>
-              </w:rPr>
-              <w:t>teks_utama</w:t>
-            </w:r>
-            <w:proofErr w:type="spellEnd"/>
-            <w:r>
-              <w:rPr>
-                <w:rFonts w:ascii="Tahoma" w:hAnsi="Tahoma" w:cs="Tahoma"/>
-                <w:b w:val="0"/>
-                <w:bCs/>
-                <w:color w:val="auto"/>
-                <w:sz w:val="22"/>
-                <w:szCs w:val="22"/>
-                <w:lang w:val="en-ID"/>
-              </w:rPr>
-              <w:t>}</w:t>
+              <w:t>{teks_utama}</w:t>
             </w:r>
           </w:p>
           <w:p>
@@ -6880,33 +5122,7 @@
                 <w:szCs w:val="22"/>
                 <w:lang w:val="en-ID"/>
               </w:rPr>
-              <w:t>{</w:t>
-            </w:r>
-            <w:proofErr w:type="spellStart"/>
-            <w:r>
-              <w:rPr>
-                <w:rFonts w:ascii="Tahoma" w:hAnsi="Tahoma" w:cs="Tahoma"/>
-                <w:b w:val="0"/>
-                <w:bCs/>
-                <w:color w:val="auto"/>
-                <w:sz w:val="22"/>
-                <w:szCs w:val="22"/>
-                <w:lang w:val="en-ID"/>
-              </w:rPr>
-              <w:t>teks_sub</w:t>
-            </w:r>
-            <w:proofErr w:type="spellEnd"/>
-            <w:r>
-              <w:rPr>
-                <w:rFonts w:ascii="Tahoma" w:hAnsi="Tahoma" w:cs="Tahoma"/>
-                <w:b w:val="0"/>
-                <w:bCs/>
-                <w:color w:val="auto"/>
-                <w:sz w:val="22"/>
-                <w:szCs w:val="22"/>
-                <w:lang w:val="en-ID"/>
-              </w:rPr>
-              <w:t>}</w:t>
+              <w:t>{teks_sub}</w:t>
             </w:r>
           </w:p>
           <w:p>
@@ -6961,33 +5177,7 @@
                 <w:szCs w:val="22"/>
                 <w:lang w:val="en-ID"/>
               </w:rPr>
-              <w:t>{/</w:t>
-            </w:r>
-            <w:proofErr w:type="spellStart"/>
-            <w:r>
-              <w:rPr>
-                <w:rFonts w:ascii="Tahoma" w:hAnsi="Tahoma" w:cs="Tahoma"/>
-                <w:b w:val="0"/>
-                <w:bCs/>
-                <w:color w:val="auto"/>
-                <w:sz w:val="22"/>
-                <w:szCs w:val="22"/>
-                <w:lang w:val="en-ID"/>
-              </w:rPr>
-              <w:t>hasil</w:t>
-            </w:r>
-            <w:proofErr w:type="spellEnd"/>
-            <w:r>
-              <w:rPr>
-                <w:rFonts w:ascii="Tahoma" w:hAnsi="Tahoma" w:cs="Tahoma"/>
-                <w:b w:val="0"/>
-                <w:bCs/>
-                <w:color w:val="auto"/>
-                <w:sz w:val="22"/>
-                <w:szCs w:val="22"/>
-                <w:lang w:val="en-ID"/>
-              </w:rPr>
-              <w:t>}</w:t>
+              <w:t>{/hasil}</w:t>
             </w:r>
           </w:p>
         </w:tc>
@@ -7042,10 +5232,13 @@
                 <w:szCs w:val="22"/>
                 <w:lang w:val="en-ID"/>
               </w:rPr>
-              <w:t>{</w:t>
-            </w:r>
-            <w:proofErr w:type="spellStart"/>
-            <w:r>
+              <w:t>{teks}</w:t>
+            </w:r>
+          </w:p>
+          <w:p>
+            <w:pPr>
+              <w:spacing w:after="0"/>
+              <w:jc w:val="both"/>
               <w:rPr>
                 <w:rFonts w:ascii="Tahoma" w:eastAsia="Tahoma" w:hAnsi="Tahoma" w:cs="Tahoma"/>
                 <w:b w:val="0"/>
@@ -7054,9 +5247,7 @@
                 <w:szCs w:val="22"/>
                 <w:lang w:val="en-ID"/>
               </w:rPr>
-              <w:t>teks</w:t>
-            </w:r>
-            <w:proofErr w:type="spellEnd"/>
+            </w:pPr>
             <w:r>
               <w:rPr>
                 <w:rFonts w:ascii="Tahoma" w:eastAsia="Tahoma" w:hAnsi="Tahoma" w:cs="Tahoma"/>
@@ -7066,56 +5257,7 @@
                 <w:szCs w:val="22"/>
                 <w:lang w:val="en-ID"/>
               </w:rPr>
-              <w:t>}</w:t>
-            </w:r>
-          </w:p>
-          <w:p>
-            <w:pPr>
-              <w:spacing w:after="0"/>
-              <w:jc w:val="both"/>
-              <w:rPr>
-                <w:rFonts w:ascii="Tahoma" w:eastAsia="Tahoma" w:hAnsi="Tahoma" w:cs="Tahoma"/>
-                <w:b w:val="0"/>
-                <w:bCs/>
-                <w:sz w:val="22"/>
-                <w:szCs w:val="22"/>
-                <w:lang w:val="en-ID"/>
-              </w:rPr>
-            </w:pPr>
-            <w:r>
-              <w:rPr>
-                <w:rFonts w:ascii="Tahoma" w:eastAsia="Tahoma" w:hAnsi="Tahoma" w:cs="Tahoma"/>
-                <w:b w:val="0"/>
-                <w:bCs/>
-                <w:sz w:val="22"/>
-                <w:szCs w:val="22"/>
-                <w:lang w:val="en-ID"/>
-              </w:rPr>
-              <w:t>{/</w:t>
-            </w:r>
-            <w:proofErr w:type="spellStart"/>
-            <w:r>
-              <w:rPr>
-                <w:rFonts w:ascii="Tahoma" w:eastAsia="Tahoma" w:hAnsi="Tahoma" w:cs="Tahoma"/>
-                <w:b w:val="0"/>
-                <w:bCs/>
-                <w:sz w:val="22"/>
-                <w:szCs w:val="22"/>
-                <w:lang w:val="en-ID"/>
-              </w:rPr>
-              <w:t>satuan_single</w:t>
-            </w:r>
-            <w:proofErr w:type="spellEnd"/>
-            <w:r>
-              <w:rPr>
-                <w:rFonts w:ascii="Tahoma" w:eastAsia="Tahoma" w:hAnsi="Tahoma" w:cs="Tahoma"/>
-                <w:b w:val="0"/>
-                <w:bCs/>
-                <w:sz w:val="22"/>
-                <w:szCs w:val="22"/>
-                <w:lang w:val="en-ID"/>
-              </w:rPr>
-              <w:t>}</w:t>
+              <w:t>{/satuan_single}</w:t>
             </w:r>
           </w:p>
           <w:p>
@@ -7166,10 +5308,13 @@
                 <w:szCs w:val="22"/>
                 <w:lang w:val="en-ID"/>
               </w:rPr>
-              <w:t>{</w:t>
-            </w:r>
-            <w:proofErr w:type="spellStart"/>
-            <w:r>
+              <w:t>{teks}</w:t>
+            </w:r>
+          </w:p>
+          <w:p>
+            <w:pPr>
+              <w:spacing w:after="0"/>
+              <w:jc w:val="both"/>
               <w:rPr>
                 <w:rFonts w:ascii="Tahoma" w:eastAsia="Tahoma" w:hAnsi="Tahoma" w:cs="Tahoma"/>
                 <w:b w:val="0"/>
@@ -7178,9 +5323,7 @@
                 <w:szCs w:val="22"/>
                 <w:lang w:val="en-ID"/>
               </w:rPr>
-              <w:t>teks</w:t>
-            </w:r>
-            <w:proofErr w:type="spellEnd"/>
+            </w:pPr>
             <w:r>
               <w:rPr>
                 <w:rFonts w:ascii="Tahoma" w:eastAsia="Tahoma" w:hAnsi="Tahoma" w:cs="Tahoma"/>
@@ -7190,93 +5333,7 @@
                 <w:szCs w:val="22"/>
                 <w:lang w:val="en-ID"/>
               </w:rPr>
-              <w:t>}</w:t>
-            </w:r>
-          </w:p>
-          <w:p>
-            <w:pPr>
-              <w:spacing w:after="0"/>
-              <w:jc w:val="both"/>
-              <w:rPr>
-                <w:rFonts w:ascii="Tahoma" w:eastAsia="Tahoma" w:hAnsi="Tahoma" w:cs="Tahoma"/>
-                <w:b w:val="0"/>
-                <w:bCs/>
-                <w:sz w:val="22"/>
-                <w:szCs w:val="22"/>
-                <w:lang w:val="en-ID"/>
-              </w:rPr>
-            </w:pPr>
-            <w:r>
-              <w:rPr>
-                <w:rFonts w:ascii="Tahoma" w:eastAsia="Tahoma" w:hAnsi="Tahoma" w:cs="Tahoma"/>
-                <w:b w:val="0"/>
-                <w:bCs/>
-                <w:sz w:val="22"/>
-                <w:szCs w:val="22"/>
-                <w:lang w:val="en-ID"/>
-              </w:rPr>
-              <w:t>{/</w:t>
-            </w:r>
-            <w:proofErr w:type="spellStart"/>
-            <w:proofErr w:type="gramStart"/>
-            <w:r>
-              <w:rPr>
-                <w:rFonts w:ascii="Tahoma" w:eastAsia="Tahoma" w:hAnsi="Tahoma" w:cs="Tahoma"/>
-                <w:b w:val="0"/>
-                <w:bCs/>
-                <w:sz w:val="22"/>
-                <w:szCs w:val="22"/>
-                <w:lang w:val="en-ID"/>
-              </w:rPr>
-              <w:t>satuan</w:t>
-            </w:r>
-            <w:proofErr w:type="spellEnd"/>
-            <w:r>
-              <w:rPr>
-                <w:rFonts w:ascii="Tahoma" w:eastAsia="Tahoma" w:hAnsi="Tahoma" w:cs="Tahoma"/>
-                <w:b w:val="0"/>
-                <w:bCs/>
-                <w:sz w:val="22"/>
-                <w:szCs w:val="22"/>
-                <w:lang w:val="en-ID"/>
-              </w:rPr>
-              <w:t>}{</w:t>
-            </w:r>
-            <w:proofErr w:type="gramEnd"/>
-            <w:r>
-              <w:rPr>
-                <w:rFonts w:ascii="Tahoma" w:eastAsia="Tahoma" w:hAnsi="Tahoma" w:cs="Tahoma"/>
-                <w:b w:val="0"/>
-                <w:bCs/>
-                <w:sz w:val="22"/>
-                <w:szCs w:val="22"/>
-                <w:lang w:val="en-ID"/>
-              </w:rPr>
-              <w:t>/</w:t>
-            </w:r>
-            <w:proofErr w:type="spellStart"/>
-            <w:r>
-              <w:rPr>
-                <w:rFonts w:ascii="Tahoma" w:eastAsia="Tahoma" w:hAnsi="Tahoma" w:cs="Tahoma"/>
-                <w:b w:val="0"/>
-                <w:bCs/>
-                <w:sz w:val="22"/>
-                <w:szCs w:val="22"/>
-                <w:lang w:val="en-ID"/>
-              </w:rPr>
-              <w:t>hasil_kerja</w:t>
-            </w:r>
-            <w:proofErr w:type="spellEnd"/>
-            <w:r>
-              <w:rPr>
-                <w:rFonts w:ascii="Tahoma" w:eastAsia="Tahoma" w:hAnsi="Tahoma" w:cs="Tahoma"/>
-                <w:b w:val="0"/>
-                <w:bCs/>
-                <w:sz w:val="22"/>
-                <w:szCs w:val="22"/>
-                <w:lang w:val="en-ID"/>
-              </w:rPr>
-              <w:t>}</w:t>
+              <w:t>{/satuan}{/hasil_kerja}</w:t>
             </w:r>
           </w:p>
         </w:tc>
@@ -7298,23 +5355,7 @@
           <w:rFonts w:ascii="Tahoma" w:hAnsi="Tahoma" w:cs="Tahoma"/>
           <w:bCs/>
         </w:rPr>
-        <w:t>{/</w:t>
-      </w:r>
-      <w:proofErr w:type="spellStart"/>
-      <w:r>
-        <w:rPr>
-          <w:rFonts w:ascii="Tahoma" w:hAnsi="Tahoma" w:cs="Tahoma"/>
-          <w:bCs/>
-        </w:rPr>
-        <w:t>has_satuan_hasil_kerja</w:t>
-      </w:r>
-      <w:proofErr w:type="spellEnd"/>
-      <w:r>
-        <w:rPr>
-          <w:rFonts w:ascii="Tahoma" w:hAnsi="Tahoma" w:cs="Tahoma"/>
-          <w:bCs/>
-        </w:rPr>
-        <w:t>}</w:t>
+        <w:t>{/has_satuan_hasil_kerja}</w:t>
       </w:r>
     </w:p>
     <w:p>
@@ -7333,23 +5374,7 @@
           <w:rFonts w:ascii="Tahoma" w:hAnsi="Tahoma" w:cs="Tahoma"/>
           <w:bCs/>
         </w:rPr>
-        <w:t>{^</w:t>
-      </w:r>
-      <w:proofErr w:type="spellStart"/>
-      <w:r>
-        <w:rPr>
-          <w:rFonts w:ascii="Tahoma" w:hAnsi="Tahoma" w:cs="Tahoma"/>
-          <w:bCs/>
-        </w:rPr>
-        <w:t>has_satuan_hasil_kerja</w:t>
-      </w:r>
-      <w:proofErr w:type="spellEnd"/>
-      <w:r>
-        <w:rPr>
-          <w:rFonts w:ascii="Tahoma" w:hAnsi="Tahoma" w:cs="Tahoma"/>
-          <w:bCs/>
-        </w:rPr>
-        <w:t>}</w:t>
+        <w:t>{^has_satuan_hasil_kerja}</w:t>
       </w:r>
     </w:p>
     <w:tbl>
@@ -7451,23 +5476,7 @@
                 <w:rFonts w:ascii="Tahoma" w:hAnsi="Tahoma" w:cs="Tahoma"/>
                 <w:bCs/>
               </w:rPr>
-              <w:t>{#hasil_</w:t>
-            </w:r>
-            <w:proofErr w:type="gramStart"/>
-            <w:r>
-              <w:rPr>
-                <w:rFonts w:ascii="Tahoma" w:hAnsi="Tahoma" w:cs="Tahoma"/>
-                <w:bCs/>
-              </w:rPr>
-              <w:t>kerja}{</w:t>
-            </w:r>
-            <w:proofErr w:type="gramEnd"/>
-            <w:r>
-              <w:rPr>
-                <w:rFonts w:ascii="Tahoma" w:hAnsi="Tahoma" w:cs="Tahoma"/>
-                <w:bCs/>
-              </w:rPr>
-              <w:t>no}.</w:t>
+              <w:t>{#hasil_kerja}{no}.</w:t>
             </w:r>
           </w:p>
         </w:tc>
@@ -7526,33 +5535,7 @@
                 <w:szCs w:val="22"/>
                 <w:lang w:val="en-ID"/>
               </w:rPr>
-              <w:t>{</w:t>
-            </w:r>
-            <w:proofErr w:type="spellStart"/>
-            <w:r>
-              <w:rPr>
-                <w:rFonts w:ascii="Tahoma" w:hAnsi="Tahoma" w:cs="Tahoma"/>
-                <w:b w:val="0"/>
-                <w:bCs/>
-                <w:color w:val="auto"/>
-                <w:sz w:val="22"/>
-                <w:szCs w:val="22"/>
-                <w:lang w:val="en-ID"/>
-              </w:rPr>
-              <w:t>teks_utama</w:t>
-            </w:r>
-            <w:proofErr w:type="spellEnd"/>
-            <w:r>
-              <w:rPr>
-                <w:rFonts w:ascii="Tahoma" w:hAnsi="Tahoma" w:cs="Tahoma"/>
-                <w:b w:val="0"/>
-                <w:bCs/>
-                <w:color w:val="auto"/>
-                <w:sz w:val="22"/>
-                <w:szCs w:val="22"/>
-                <w:lang w:val="en-ID"/>
-              </w:rPr>
-              <w:t>}</w:t>
+              <w:t>{teks_utama}</w:t>
             </w:r>
           </w:p>
           <w:p>
@@ -7607,33 +5590,7 @@
                 <w:szCs w:val="22"/>
                 <w:lang w:val="en-ID"/>
               </w:rPr>
-              <w:t>{</w:t>
-            </w:r>
-            <w:proofErr w:type="spellStart"/>
-            <w:r>
-              <w:rPr>
-                <w:rFonts w:ascii="Tahoma" w:hAnsi="Tahoma" w:cs="Tahoma"/>
-                <w:b w:val="0"/>
-                <w:bCs/>
-                <w:color w:val="auto"/>
-                <w:sz w:val="22"/>
-                <w:szCs w:val="22"/>
-                <w:lang w:val="en-ID"/>
-              </w:rPr>
-              <w:t>teks_sub</w:t>
-            </w:r>
-            <w:proofErr w:type="spellEnd"/>
-            <w:r>
-              <w:rPr>
-                <w:rFonts w:ascii="Tahoma" w:hAnsi="Tahoma" w:cs="Tahoma"/>
-                <w:b w:val="0"/>
-                <w:bCs/>
-                <w:color w:val="auto"/>
-                <w:sz w:val="22"/>
-                <w:szCs w:val="22"/>
-                <w:lang w:val="en-ID"/>
-              </w:rPr>
-              <w:t>}</w:t>
+              <w:t>{teks_sub}</w:t>
             </w:r>
           </w:p>
           <w:p>
@@ -7687,33 +5644,7 @@
                 <w:szCs w:val="22"/>
                 <w:lang w:val="en-ID"/>
               </w:rPr>
-              <w:t>{/</w:t>
-            </w:r>
-            <w:proofErr w:type="spellStart"/>
-            <w:r>
-              <w:rPr>
-                <w:rFonts w:ascii="Tahoma" w:hAnsi="Tahoma" w:cs="Tahoma"/>
-                <w:b w:val="0"/>
-                <w:bCs/>
-                <w:color w:val="auto"/>
-                <w:sz w:val="22"/>
-                <w:szCs w:val="22"/>
-                <w:lang w:val="en-ID"/>
-              </w:rPr>
-              <w:t>hasil_single</w:t>
-            </w:r>
-            <w:proofErr w:type="spellEnd"/>
-            <w:r>
-              <w:rPr>
-                <w:rFonts w:ascii="Tahoma" w:hAnsi="Tahoma" w:cs="Tahoma"/>
-                <w:b w:val="0"/>
-                <w:bCs/>
-                <w:color w:val="auto"/>
-                <w:sz w:val="22"/>
-                <w:szCs w:val="22"/>
-                <w:lang w:val="en-ID"/>
-              </w:rPr>
-              <w:t>}</w:t>
+              <w:t>{/hasil_single}</w:t>
             </w:r>
           </w:p>
           <w:p>
@@ -7768,33 +5699,7 @@
                 <w:szCs w:val="22"/>
                 <w:lang w:val="en-ID"/>
               </w:rPr>
-              <w:t>{</w:t>
-            </w:r>
-            <w:proofErr w:type="spellStart"/>
-            <w:r>
-              <w:rPr>
-                <w:rFonts w:ascii="Tahoma" w:hAnsi="Tahoma" w:cs="Tahoma"/>
-                <w:b w:val="0"/>
-                <w:bCs/>
-                <w:color w:val="auto"/>
-                <w:sz w:val="22"/>
-                <w:szCs w:val="22"/>
-                <w:lang w:val="en-ID"/>
-              </w:rPr>
-              <w:t>teks_utama</w:t>
-            </w:r>
-            <w:proofErr w:type="spellEnd"/>
-            <w:r>
-              <w:rPr>
-                <w:rFonts w:ascii="Tahoma" w:hAnsi="Tahoma" w:cs="Tahoma"/>
-                <w:b w:val="0"/>
-                <w:bCs/>
-                <w:color w:val="auto"/>
-                <w:sz w:val="22"/>
-                <w:szCs w:val="22"/>
-                <w:lang w:val="en-ID"/>
-              </w:rPr>
-              <w:t>}</w:t>
+              <w:t>{teks_utama}</w:t>
             </w:r>
           </w:p>
           <w:p>
@@ -7849,33 +5754,7 @@
                 <w:szCs w:val="22"/>
                 <w:lang w:val="en-ID"/>
               </w:rPr>
-              <w:t>{</w:t>
-            </w:r>
-            <w:proofErr w:type="spellStart"/>
-            <w:r>
-              <w:rPr>
-                <w:rFonts w:ascii="Tahoma" w:hAnsi="Tahoma" w:cs="Tahoma"/>
-                <w:b w:val="0"/>
-                <w:bCs/>
-                <w:color w:val="auto"/>
-                <w:sz w:val="22"/>
-                <w:szCs w:val="22"/>
-                <w:lang w:val="en-ID"/>
-              </w:rPr>
-              <w:t>teks_sub</w:t>
-            </w:r>
-            <w:proofErr w:type="spellEnd"/>
-            <w:r>
-              <w:rPr>
-                <w:rFonts w:ascii="Tahoma" w:hAnsi="Tahoma" w:cs="Tahoma"/>
-                <w:b w:val="0"/>
-                <w:bCs/>
-                <w:color w:val="auto"/>
-                <w:sz w:val="22"/>
-                <w:szCs w:val="22"/>
-                <w:lang w:val="en-ID"/>
-              </w:rPr>
-              <w:t>}</w:t>
+              <w:t>{teks_sub}</w:t>
             </w:r>
           </w:p>
           <w:p>
@@ -7930,23 +5809,8 @@
                 <w:szCs w:val="22"/>
                 <w:lang w:val="en-ID"/>
               </w:rPr>
-              <w:t>{/</w:t>
-            </w:r>
-            <w:proofErr w:type="spellStart"/>
-            <w:proofErr w:type="gramStart"/>
-            <w:r>
-              <w:rPr>
-                <w:rFonts w:ascii="Tahoma" w:hAnsi="Tahoma" w:cs="Tahoma"/>
-                <w:b w:val="0"/>
-                <w:bCs/>
-                <w:color w:val="auto"/>
-                <w:sz w:val="22"/>
-                <w:szCs w:val="22"/>
-                <w:lang w:val="en-ID"/>
-              </w:rPr>
-              <w:t>hasil</w:t>
-            </w:r>
-            <w:proofErr w:type="spellEnd"/>
+              <w:t>{/hasil</w:t>
+            </w:r>
             <w:r>
               <w:rPr>
                 <w:rFonts w:ascii="Tahoma" w:eastAsia="Tahoma" w:hAnsi="Tahoma" w:cs="Tahoma"/>
@@ -7956,43 +5820,7 @@
                 <w:szCs w:val="22"/>
                 <w:lang w:val="en-ID"/>
               </w:rPr>
-              <w:t>}{</w:t>
-            </w:r>
-            <w:proofErr w:type="gramEnd"/>
-            <w:r>
-              <w:rPr>
-                <w:rFonts w:ascii="Tahoma" w:eastAsia="Tahoma" w:hAnsi="Tahoma" w:cs="Tahoma"/>
-                <w:b w:val="0"/>
-                <w:bCs/>
-                <w:sz w:val="22"/>
-                <w:szCs w:val="22"/>
-                <w:lang w:val="en-ID"/>
-              </w:rPr>
-              <w:t>/</w:t>
-            </w:r>
-            <w:proofErr w:type="spellStart"/>
-            <w:r>
-              <w:rPr>
-                <w:rFonts w:ascii="Tahoma" w:eastAsia="Tahoma" w:hAnsi="Tahoma" w:cs="Tahoma"/>
-                <w:b w:val="0"/>
-                <w:bCs/>
-                <w:sz w:val="22"/>
-                <w:szCs w:val="22"/>
-                <w:lang w:val="en-ID"/>
-              </w:rPr>
-              <w:t>hasil_kerja</w:t>
-            </w:r>
-            <w:proofErr w:type="spellEnd"/>
-            <w:r>
-              <w:rPr>
-                <w:rFonts w:ascii="Tahoma" w:eastAsia="Tahoma" w:hAnsi="Tahoma" w:cs="Tahoma"/>
-                <w:b w:val="0"/>
-                <w:bCs/>
-                <w:sz w:val="22"/>
-                <w:szCs w:val="22"/>
-                <w:lang w:val="en-ID"/>
-              </w:rPr>
-              <w:t>}</w:t>
+              <w:t>}{/hasil_kerja}</w:t>
             </w:r>
           </w:p>
         </w:tc>
@@ -8014,23 +5842,7 @@
           <w:rFonts w:ascii="Tahoma" w:hAnsi="Tahoma" w:cs="Tahoma"/>
           <w:bCs/>
         </w:rPr>
-        <w:t>{/</w:t>
-      </w:r>
-      <w:proofErr w:type="spellStart"/>
-      <w:r>
-        <w:rPr>
-          <w:rFonts w:ascii="Tahoma" w:hAnsi="Tahoma" w:cs="Tahoma"/>
-          <w:bCs/>
-        </w:rPr>
-        <w:t>has_satuan_hasil_kerja</w:t>
-      </w:r>
-      <w:proofErr w:type="spellEnd"/>
-      <w:r>
-        <w:rPr>
-          <w:rFonts w:ascii="Tahoma" w:hAnsi="Tahoma" w:cs="Tahoma"/>
-          <w:bCs/>
-        </w:rPr>
-        <w:t>}</w:t>
+        <w:t>{/has_satuan_hasil_kerja}</w:t>
       </w:r>
     </w:p>
     <w:p>
@@ -8262,23 +6074,7 @@
                 <w:rFonts w:ascii="Tahoma" w:hAnsi="Tahoma" w:cs="Tahoma"/>
                 <w:bCs/>
               </w:rPr>
-              <w:t>_</w:t>
-            </w:r>
-            <w:proofErr w:type="gramStart"/>
-            <w:r>
-              <w:rPr>
-                <w:rFonts w:ascii="Tahoma" w:hAnsi="Tahoma" w:cs="Tahoma"/>
-                <w:bCs/>
-              </w:rPr>
-              <w:t>kerja}{</w:t>
-            </w:r>
-            <w:proofErr w:type="gramEnd"/>
-            <w:r>
-              <w:rPr>
-                <w:rFonts w:ascii="Tahoma" w:hAnsi="Tahoma" w:cs="Tahoma"/>
-                <w:bCs/>
-              </w:rPr>
-              <w:t>no}.</w:t>
+              <w:t>_kerja}{no}.</w:t>
             </w:r>
           </w:p>
         </w:tc>
@@ -8339,33 +6135,7 @@
                 <w:szCs w:val="22"/>
                 <w:lang w:val="en-ID"/>
               </w:rPr>
-              <w:t>{</w:t>
-            </w:r>
-            <w:proofErr w:type="spellStart"/>
-            <w:r>
-              <w:rPr>
-                <w:rFonts w:ascii="Tahoma" w:hAnsi="Tahoma" w:cs="Tahoma"/>
-                <w:b w:val="0"/>
-                <w:bCs/>
-                <w:color w:val="auto"/>
-                <w:sz w:val="22"/>
-                <w:szCs w:val="22"/>
-                <w:lang w:val="en-ID"/>
-              </w:rPr>
-              <w:t>teks</w:t>
-            </w:r>
-            <w:proofErr w:type="spellEnd"/>
-            <w:r>
-              <w:rPr>
-                <w:rFonts w:ascii="Tahoma" w:hAnsi="Tahoma" w:cs="Tahoma"/>
-                <w:b w:val="0"/>
-                <w:bCs/>
-                <w:color w:val="auto"/>
-                <w:sz w:val="22"/>
-                <w:szCs w:val="22"/>
-                <w:lang w:val="en-ID"/>
-              </w:rPr>
-              <w:t>}</w:t>
+              <w:t>{teks}</w:t>
             </w:r>
           </w:p>
           <w:p>
@@ -8393,33 +6163,7 @@
                 <w:szCs w:val="22"/>
                 <w:lang w:val="en-ID"/>
               </w:rPr>
-              <w:t>{/</w:t>
-            </w:r>
-            <w:proofErr w:type="spellStart"/>
-            <w:r>
-              <w:rPr>
-                <w:rFonts w:ascii="Tahoma" w:hAnsi="Tahoma" w:cs="Tahoma"/>
-                <w:b w:val="0"/>
-                <w:bCs/>
-                <w:color w:val="auto"/>
-                <w:sz w:val="22"/>
-                <w:szCs w:val="22"/>
-                <w:lang w:val="en-ID"/>
-              </w:rPr>
-              <w:t>bahan_single</w:t>
-            </w:r>
-            <w:proofErr w:type="spellEnd"/>
-            <w:r>
-              <w:rPr>
-                <w:rFonts w:ascii="Tahoma" w:hAnsi="Tahoma" w:cs="Tahoma"/>
-                <w:b w:val="0"/>
-                <w:bCs/>
-                <w:color w:val="auto"/>
-                <w:sz w:val="22"/>
-                <w:szCs w:val="22"/>
-                <w:lang w:val="en-ID"/>
-              </w:rPr>
-              <w:t>}</w:t>
+              <w:t>{/bahan_single}</w:t>
             </w:r>
           </w:p>
           <w:p>
@@ -8476,33 +6220,7 @@
                 <w:szCs w:val="22"/>
                 <w:lang w:val="en-ID"/>
               </w:rPr>
-              <w:t>{</w:t>
-            </w:r>
-            <w:proofErr w:type="spellStart"/>
-            <w:r>
-              <w:rPr>
-                <w:rFonts w:ascii="Tahoma" w:hAnsi="Tahoma" w:cs="Tahoma"/>
-                <w:b w:val="0"/>
-                <w:bCs/>
-                <w:color w:val="auto"/>
-                <w:sz w:val="22"/>
-                <w:szCs w:val="22"/>
-                <w:lang w:val="en-ID"/>
-              </w:rPr>
-              <w:t>teks</w:t>
-            </w:r>
-            <w:proofErr w:type="spellEnd"/>
-            <w:r>
-              <w:rPr>
-                <w:rFonts w:ascii="Tahoma" w:hAnsi="Tahoma" w:cs="Tahoma"/>
-                <w:b w:val="0"/>
-                <w:bCs/>
-                <w:color w:val="auto"/>
-                <w:sz w:val="22"/>
-                <w:szCs w:val="22"/>
-                <w:lang w:val="en-ID"/>
-              </w:rPr>
-              <w:t>}</w:t>
+              <w:t>{teks}</w:t>
             </w:r>
           </w:p>
           <w:p>
@@ -8530,33 +6248,7 @@
                 <w:szCs w:val="22"/>
                 <w:lang w:val="en-ID"/>
               </w:rPr>
-              <w:t>{/</w:t>
-            </w:r>
-            <w:proofErr w:type="spellStart"/>
-            <w:r>
-              <w:rPr>
-                <w:rFonts w:ascii="Tahoma" w:hAnsi="Tahoma" w:cs="Tahoma"/>
-                <w:b w:val="0"/>
-                <w:bCs/>
-                <w:color w:val="auto"/>
-                <w:sz w:val="22"/>
-                <w:szCs w:val="22"/>
-                <w:lang w:val="en-ID"/>
-              </w:rPr>
-              <w:t>bahan</w:t>
-            </w:r>
-            <w:proofErr w:type="spellEnd"/>
-            <w:r>
-              <w:rPr>
-                <w:rFonts w:ascii="Tahoma" w:hAnsi="Tahoma" w:cs="Tahoma"/>
-                <w:b w:val="0"/>
-                <w:bCs/>
-                <w:color w:val="auto"/>
-                <w:sz w:val="22"/>
-                <w:szCs w:val="22"/>
-                <w:lang w:val="en-ID"/>
-              </w:rPr>
-              <w:t>}</w:t>
+              <w:t>{/bahan}</w:t>
             </w:r>
           </w:p>
         </w:tc>
@@ -8613,31 +6305,7 @@
                 <w:szCs w:val="22"/>
                 <w:lang w:val="en-ID"/>
               </w:rPr>
-              <w:t>{</w:t>
-            </w:r>
-            <w:proofErr w:type="spellStart"/>
-            <w:r>
-              <w:rPr>
-                <w:rFonts w:ascii="Tahoma" w:hAnsi="Tahoma" w:cs="Tahoma"/>
-                <w:b w:val="0"/>
-                <w:bCs/>
-                <w:sz w:val="22"/>
-                <w:szCs w:val="22"/>
-                <w:lang w:val="en-ID"/>
-              </w:rPr>
-              <w:t>teks</w:t>
-            </w:r>
-            <w:proofErr w:type="spellEnd"/>
-            <w:r>
-              <w:rPr>
-                <w:rFonts w:ascii="Tahoma" w:hAnsi="Tahoma" w:cs="Tahoma"/>
-                <w:b w:val="0"/>
-                <w:bCs/>
-                <w:sz w:val="22"/>
-                <w:szCs w:val="22"/>
-                <w:lang w:val="en-ID"/>
-              </w:rPr>
-              <w:t>}</w:t>
+              <w:t>{teks}</w:t>
             </w:r>
           </w:p>
           <w:p>
@@ -8663,31 +6331,7 @@
                 <w:szCs w:val="22"/>
                 <w:lang w:val="en-ID"/>
               </w:rPr>
-              <w:t>{/</w:t>
-            </w:r>
-            <w:proofErr w:type="spellStart"/>
-            <w:r>
-              <w:rPr>
-                <w:rFonts w:ascii="Tahoma" w:hAnsi="Tahoma" w:cs="Tahoma"/>
-                <w:b w:val="0"/>
-                <w:bCs/>
-                <w:sz w:val="22"/>
-                <w:szCs w:val="22"/>
-                <w:lang w:val="en-ID"/>
-              </w:rPr>
-              <w:t>penggunaan_single</w:t>
-            </w:r>
-            <w:proofErr w:type="spellEnd"/>
-            <w:r>
-              <w:rPr>
-                <w:rFonts w:ascii="Tahoma" w:hAnsi="Tahoma" w:cs="Tahoma"/>
-                <w:b w:val="0"/>
-                <w:bCs/>
-                <w:sz w:val="22"/>
-                <w:szCs w:val="22"/>
-                <w:lang w:val="en-ID"/>
-              </w:rPr>
-              <w:t>}</w:t>
+              <w:t>{/penggunaan_single}</w:t>
             </w:r>
           </w:p>
           <w:p>
@@ -8740,31 +6384,7 @@
                 <w:szCs w:val="22"/>
                 <w:lang w:val="en-ID"/>
               </w:rPr>
-              <w:t>{</w:t>
-            </w:r>
-            <w:proofErr w:type="spellStart"/>
-            <w:r>
-              <w:rPr>
-                <w:rFonts w:ascii="Tahoma" w:hAnsi="Tahoma" w:cs="Tahoma"/>
-                <w:b w:val="0"/>
-                <w:bCs/>
-                <w:sz w:val="22"/>
-                <w:szCs w:val="22"/>
-                <w:lang w:val="en-ID"/>
-              </w:rPr>
-              <w:t>teks</w:t>
-            </w:r>
-            <w:proofErr w:type="spellEnd"/>
-            <w:r>
-              <w:rPr>
-                <w:rFonts w:ascii="Tahoma" w:hAnsi="Tahoma" w:cs="Tahoma"/>
-                <w:b w:val="0"/>
-                <w:bCs/>
-                <w:sz w:val="22"/>
-                <w:szCs w:val="22"/>
-                <w:lang w:val="en-ID"/>
-              </w:rPr>
-              <w:t>}</w:t>
+              <w:t>{teks}</w:t>
             </w:r>
           </w:p>
           <w:p>
@@ -8789,68 +6409,7 @@
                 <w:szCs w:val="22"/>
                 <w:lang w:val="en-ID"/>
               </w:rPr>
-              <w:t>{/</w:t>
-            </w:r>
-            <w:proofErr w:type="spellStart"/>
-            <w:proofErr w:type="gramStart"/>
-            <w:r>
-              <w:rPr>
-                <w:rFonts w:ascii="Tahoma" w:hAnsi="Tahoma" w:cs="Tahoma"/>
-                <w:b w:val="0"/>
-                <w:bCs/>
-                <w:sz w:val="22"/>
-                <w:szCs w:val="22"/>
-                <w:lang w:val="en-ID"/>
-              </w:rPr>
-              <w:t>penggunaan</w:t>
-            </w:r>
-            <w:proofErr w:type="spellEnd"/>
-            <w:r>
-              <w:rPr>
-                <w:rFonts w:ascii="Tahoma" w:hAnsi="Tahoma" w:cs="Tahoma"/>
-                <w:b w:val="0"/>
-                <w:bCs/>
-                <w:sz w:val="22"/>
-                <w:szCs w:val="22"/>
-                <w:lang w:val="en-ID"/>
-              </w:rPr>
-              <w:t>}{</w:t>
-            </w:r>
-            <w:proofErr w:type="gramEnd"/>
-            <w:r>
-              <w:rPr>
-                <w:rFonts w:ascii="Tahoma" w:hAnsi="Tahoma" w:cs="Tahoma"/>
-                <w:b w:val="0"/>
-                <w:bCs/>
-                <w:sz w:val="22"/>
-                <w:szCs w:val="22"/>
-                <w:lang w:val="en-ID"/>
-              </w:rPr>
-              <w:t>/</w:t>
-            </w:r>
-            <w:proofErr w:type="spellStart"/>
-            <w:r>
-              <w:rPr>
-                <w:rFonts w:ascii="Tahoma" w:hAnsi="Tahoma" w:cs="Tahoma"/>
-                <w:b w:val="0"/>
-                <w:bCs/>
-                <w:sz w:val="22"/>
-                <w:szCs w:val="22"/>
-                <w:lang w:val="en-ID"/>
-              </w:rPr>
-              <w:t>bahan_kerja</w:t>
-            </w:r>
-            <w:proofErr w:type="spellEnd"/>
-            <w:r>
-              <w:rPr>
-                <w:rFonts w:ascii="Tahoma" w:hAnsi="Tahoma" w:cs="Tahoma"/>
-                <w:b w:val="0"/>
-                <w:bCs/>
-                <w:sz w:val="22"/>
-                <w:szCs w:val="22"/>
-                <w:lang w:val="en-ID"/>
-              </w:rPr>
-              <w:t>}</w:t>
+              <w:t>{/penggunaan}{/bahan_kerja}</w:t>
             </w:r>
           </w:p>
         </w:tc>
@@ -8918,17 +6477,7 @@
           <w:sz w:val="22"/>
           <w:szCs w:val="22"/>
         </w:rPr>
-        <w:t xml:space="preserve">PERANGKAT </w:t>
-      </w:r>
-      <w:proofErr w:type="gramStart"/>
-      <w:r>
-        <w:rPr>
-          <w:rFonts w:ascii="Tahoma" w:hAnsi="Tahoma" w:cs="Tahoma"/>
-          <w:bCs/>
-          <w:sz w:val="22"/>
-          <w:szCs w:val="22"/>
-        </w:rPr>
-        <w:t>KERJA</w:t>
+        <w:t>PERANGKAT KERJA</w:t>
       </w:r>
       <w:r>
         <w:rPr>
@@ -8951,7 +6500,6 @@
         </w:rPr>
         <w:t>:</w:t>
       </w:r>
-      <w:proofErr w:type="gramEnd"/>
     </w:p>
     <w:tbl>
       <w:tblPr>
@@ -9128,23 +6676,7 @@
                 <w:rFonts w:ascii="Tahoma" w:hAnsi="Tahoma" w:cs="Tahoma"/>
                 <w:bCs/>
               </w:rPr>
-              <w:t>_</w:t>
-            </w:r>
-            <w:proofErr w:type="gramStart"/>
-            <w:r>
-              <w:rPr>
-                <w:rFonts w:ascii="Tahoma" w:hAnsi="Tahoma" w:cs="Tahoma"/>
-                <w:bCs/>
-              </w:rPr>
-              <w:t>kerja}{</w:t>
-            </w:r>
-            <w:proofErr w:type="gramEnd"/>
-            <w:r>
-              <w:rPr>
-                <w:rFonts w:ascii="Tahoma" w:hAnsi="Tahoma" w:cs="Tahoma"/>
-                <w:bCs/>
-              </w:rPr>
-              <w:t>no}.</w:t>
+              <w:t>_kerja}{no}.</w:t>
             </w:r>
           </w:p>
         </w:tc>
@@ -9230,33 +6762,7 @@
                 <w:szCs w:val="22"/>
                 <w:lang w:val="en-ID"/>
               </w:rPr>
-              <w:t>{</w:t>
-            </w:r>
-            <w:proofErr w:type="spellStart"/>
-            <w:r>
-              <w:rPr>
-                <w:rFonts w:ascii="Tahoma" w:hAnsi="Tahoma" w:cs="Tahoma"/>
-                <w:b w:val="0"/>
-                <w:bCs/>
-                <w:color w:val="auto"/>
-                <w:sz w:val="22"/>
-                <w:szCs w:val="22"/>
-                <w:lang w:val="en-ID"/>
-              </w:rPr>
-              <w:t>teks</w:t>
-            </w:r>
-            <w:proofErr w:type="spellEnd"/>
-            <w:r>
-              <w:rPr>
-                <w:rFonts w:ascii="Tahoma" w:hAnsi="Tahoma" w:cs="Tahoma"/>
-                <w:b w:val="0"/>
-                <w:bCs/>
-                <w:color w:val="auto"/>
-                <w:sz w:val="22"/>
-                <w:szCs w:val="22"/>
-                <w:lang w:val="en-ID"/>
-              </w:rPr>
-              <w:t>}</w:t>
+              <w:t>{teks}</w:t>
             </w:r>
           </w:p>
           <w:p>
@@ -9286,7 +6792,6 @@
               </w:rPr>
               <w:t>{/</w:t>
             </w:r>
-            <w:proofErr w:type="spellStart"/>
             <w:r>
               <w:rPr>
                 <w:rFonts w:ascii="Tahoma" w:hAnsi="Tahoma" w:cs="Tahoma"/>
@@ -9309,20 +6814,7 @@
                 <w:szCs w:val="22"/>
                 <w:lang w:val="en-ID"/>
               </w:rPr>
-              <w:t>_single</w:t>
-            </w:r>
-            <w:proofErr w:type="spellEnd"/>
-            <w:r>
-              <w:rPr>
-                <w:rFonts w:ascii="Tahoma" w:hAnsi="Tahoma" w:cs="Tahoma"/>
-                <w:b w:val="0"/>
-                <w:bCs/>
-                <w:color w:val="auto"/>
-                <w:sz w:val="22"/>
-                <w:szCs w:val="22"/>
-                <w:lang w:val="en-ID"/>
-              </w:rPr>
-              <w:t>}</w:t>
+              <w:t>_single}</w:t>
             </w:r>
           </w:p>
           <w:p>
@@ -9404,33 +6896,7 @@
                 <w:szCs w:val="22"/>
                 <w:lang w:val="en-ID"/>
               </w:rPr>
-              <w:t>{</w:t>
-            </w:r>
-            <w:proofErr w:type="spellStart"/>
-            <w:r>
-              <w:rPr>
-                <w:rFonts w:ascii="Tahoma" w:hAnsi="Tahoma" w:cs="Tahoma"/>
-                <w:b w:val="0"/>
-                <w:bCs/>
-                <w:color w:val="auto"/>
-                <w:sz w:val="22"/>
-                <w:szCs w:val="22"/>
-                <w:lang w:val="en-ID"/>
-              </w:rPr>
-              <w:t>teks</w:t>
-            </w:r>
-            <w:proofErr w:type="spellEnd"/>
-            <w:r>
-              <w:rPr>
-                <w:rFonts w:ascii="Tahoma" w:hAnsi="Tahoma" w:cs="Tahoma"/>
-                <w:b w:val="0"/>
-                <w:bCs/>
-                <w:color w:val="auto"/>
-                <w:sz w:val="22"/>
-                <w:szCs w:val="22"/>
-                <w:lang w:val="en-ID"/>
-              </w:rPr>
-              <w:t>}</w:t>
+              <w:t>{teks}</w:t>
             </w:r>
           </w:p>
           <w:p>
@@ -9460,7 +6926,6 @@
               </w:rPr>
               <w:t>{/</w:t>
             </w:r>
-            <w:proofErr w:type="spellStart"/>
             <w:r>
               <w:rPr>
                 <w:rFonts w:ascii="Tahoma" w:hAnsi="Tahoma" w:cs="Tahoma"/>
@@ -9473,7 +6938,6 @@
               </w:rPr>
               <w:t>perangkat</w:t>
             </w:r>
-            <w:proofErr w:type="spellEnd"/>
             <w:r>
               <w:rPr>
                 <w:rFonts w:ascii="Tahoma" w:hAnsi="Tahoma" w:cs="Tahoma"/>
@@ -9542,31 +7006,7 @@
                 <w:szCs w:val="22"/>
                 <w:lang w:val="en-ID"/>
               </w:rPr>
-              <w:t>{</w:t>
-            </w:r>
-            <w:proofErr w:type="spellStart"/>
-            <w:r>
-              <w:rPr>
-                <w:rFonts w:ascii="Tahoma" w:hAnsi="Tahoma" w:cs="Tahoma"/>
-                <w:b w:val="0"/>
-                <w:bCs/>
-                <w:sz w:val="22"/>
-                <w:szCs w:val="22"/>
-                <w:lang w:val="en-ID"/>
-              </w:rPr>
-              <w:t>teks</w:t>
-            </w:r>
-            <w:proofErr w:type="spellEnd"/>
-            <w:r>
-              <w:rPr>
-                <w:rFonts w:ascii="Tahoma" w:hAnsi="Tahoma" w:cs="Tahoma"/>
-                <w:b w:val="0"/>
-                <w:bCs/>
-                <w:sz w:val="22"/>
-                <w:szCs w:val="22"/>
-                <w:lang w:val="en-ID"/>
-              </w:rPr>
-              <w:t>}</w:t>
+              <w:t>{teks}</w:t>
             </w:r>
           </w:p>
           <w:p>
@@ -9592,31 +7032,7 @@
                 <w:szCs w:val="22"/>
                 <w:lang w:val="en-ID"/>
               </w:rPr>
-              <w:t>{/</w:t>
-            </w:r>
-            <w:proofErr w:type="spellStart"/>
-            <w:r>
-              <w:rPr>
-                <w:rFonts w:ascii="Tahoma" w:hAnsi="Tahoma" w:cs="Tahoma"/>
-                <w:b w:val="0"/>
-                <w:bCs/>
-                <w:sz w:val="22"/>
-                <w:szCs w:val="22"/>
-                <w:lang w:val="en-ID"/>
-              </w:rPr>
-              <w:t>penggunaan_single</w:t>
-            </w:r>
-            <w:proofErr w:type="spellEnd"/>
-            <w:r>
-              <w:rPr>
-                <w:rFonts w:ascii="Tahoma" w:hAnsi="Tahoma" w:cs="Tahoma"/>
-                <w:b w:val="0"/>
-                <w:bCs/>
-                <w:sz w:val="22"/>
-                <w:szCs w:val="22"/>
-                <w:lang w:val="en-ID"/>
-              </w:rPr>
-              <w:t>}</w:t>
+              <w:t>{/penggunaan_single}</w:t>
             </w:r>
           </w:p>
           <w:p>
@@ -9670,31 +7086,7 @@
                 <w:szCs w:val="22"/>
                 <w:lang w:val="en-ID"/>
               </w:rPr>
-              <w:t>{</w:t>
-            </w:r>
-            <w:proofErr w:type="spellStart"/>
-            <w:r>
-              <w:rPr>
-                <w:rFonts w:ascii="Tahoma" w:hAnsi="Tahoma" w:cs="Tahoma"/>
-                <w:b w:val="0"/>
-                <w:bCs/>
-                <w:sz w:val="22"/>
-                <w:szCs w:val="22"/>
-                <w:lang w:val="en-ID"/>
-              </w:rPr>
-              <w:t>teks</w:t>
-            </w:r>
-            <w:proofErr w:type="spellEnd"/>
-            <w:r>
-              <w:rPr>
-                <w:rFonts w:ascii="Tahoma" w:hAnsi="Tahoma" w:cs="Tahoma"/>
-                <w:b w:val="0"/>
-                <w:bCs/>
-                <w:sz w:val="22"/>
-                <w:szCs w:val="22"/>
-                <w:lang w:val="en-ID"/>
-              </w:rPr>
-              <w:t>}</w:t>
+              <w:t>{teks}</w:t>
             </w:r>
           </w:p>
           <w:p>
@@ -9719,46 +7111,8 @@
                 <w:szCs w:val="22"/>
                 <w:lang w:val="en-ID"/>
               </w:rPr>
-              <w:t>{/</w:t>
-            </w:r>
-            <w:proofErr w:type="spellStart"/>
-            <w:proofErr w:type="gramStart"/>
-            <w:r>
-              <w:rPr>
-                <w:rFonts w:ascii="Tahoma" w:hAnsi="Tahoma" w:cs="Tahoma"/>
-                <w:b w:val="0"/>
-                <w:bCs/>
-                <w:sz w:val="22"/>
-                <w:szCs w:val="22"/>
-                <w:lang w:val="en-ID"/>
-              </w:rPr>
-              <w:t>penggunaan</w:t>
-            </w:r>
-            <w:proofErr w:type="spellEnd"/>
-            <w:r>
-              <w:rPr>
-                <w:rFonts w:ascii="Tahoma" w:hAnsi="Tahoma" w:cs="Tahoma"/>
-                <w:b w:val="0"/>
-                <w:bCs/>
-                <w:sz w:val="22"/>
-                <w:szCs w:val="22"/>
-                <w:lang w:val="en-ID"/>
-              </w:rPr>
-              <w:t>}{</w:t>
-            </w:r>
-            <w:proofErr w:type="gramEnd"/>
-            <w:r>
-              <w:rPr>
-                <w:rFonts w:ascii="Tahoma" w:hAnsi="Tahoma" w:cs="Tahoma"/>
-                <w:b w:val="0"/>
-                <w:bCs/>
-                <w:sz w:val="22"/>
-                <w:szCs w:val="22"/>
-                <w:lang w:val="en-ID"/>
-              </w:rPr>
-              <w:t>/</w:t>
-            </w:r>
-            <w:proofErr w:type="spellStart"/>
+              <w:t>{/penggunaan}{/</w:t>
+            </w:r>
             <w:r>
               <w:rPr>
                 <w:rFonts w:ascii="Tahoma" w:hAnsi="Tahoma" w:cs="Tahoma"/>
@@ -9779,19 +7133,7 @@
                 <w:szCs w:val="22"/>
                 <w:lang w:val="en-ID"/>
               </w:rPr>
-              <w:t>_kerja</w:t>
-            </w:r>
-            <w:proofErr w:type="spellEnd"/>
-            <w:r>
-              <w:rPr>
-                <w:rFonts w:ascii="Tahoma" w:hAnsi="Tahoma" w:cs="Tahoma"/>
-                <w:b w:val="0"/>
-                <w:bCs/>
-                <w:sz w:val="22"/>
-                <w:szCs w:val="22"/>
-                <w:lang w:val="en-ID"/>
-              </w:rPr>
-              <w:t>}</w:t>
+              <w:t>_kerja}</w:t>
             </w:r>
           </w:p>
         </w:tc>
@@ -9999,7 +7341,6 @@
               </w:rPr>
               <w:t>_</w:t>
             </w:r>
-            <w:proofErr w:type="gramStart"/>
             <w:r>
               <w:rPr>
                 <w:rFonts w:ascii="Tahoma" w:hAnsi="Tahoma" w:cs="Tahoma"/>
@@ -10012,15 +7353,7 @@
                 <w:rFonts w:ascii="Tahoma" w:hAnsi="Tahoma" w:cs="Tahoma"/>
                 <w:bCs/>
               </w:rPr>
-              <w:t>}{</w:t>
-            </w:r>
-            <w:proofErr w:type="gramEnd"/>
-            <w:r>
-              <w:rPr>
-                <w:rFonts w:ascii="Tahoma" w:hAnsi="Tahoma" w:cs="Tahoma"/>
-                <w:bCs/>
-              </w:rPr>
-              <w:t>no}.</w:t>
+              <w:t>}{no}.</w:t>
             </w:r>
           </w:p>
         </w:tc>
@@ -10053,7 +7386,6 @@
               </w:rPr>
               <w:t>{</w:t>
             </w:r>
-            <w:proofErr w:type="spellStart"/>
             <w:r>
               <w:rPr>
                 <w:rFonts w:ascii="Tahoma" w:hAnsi="Tahoma" w:cs="Tahoma"/>
@@ -10066,7 +7398,6 @@
               </w:rPr>
               <w:t>uraian</w:t>
             </w:r>
-            <w:proofErr w:type="spellEnd"/>
             <w:r>
               <w:rPr>
                 <w:rFonts w:ascii="Tahoma" w:hAnsi="Tahoma" w:cs="Tahoma"/>
@@ -10079,7 +7410,6 @@
               </w:rPr>
               <w:t>}{/</w:t>
             </w:r>
-            <w:proofErr w:type="spellStart"/>
             <w:r>
               <w:rPr>
                 <w:rFonts w:ascii="Tahoma" w:hAnsi="Tahoma" w:cs="Tahoma"/>
@@ -10092,7 +7422,6 @@
               </w:rPr>
               <w:t>tanggung_jawab</w:t>
             </w:r>
-            <w:proofErr w:type="spellEnd"/>
             <w:r>
               <w:rPr>
                 <w:rFonts w:ascii="Tahoma" w:hAnsi="Tahoma" w:cs="Tahoma"/>
@@ -10298,7 +7627,6 @@
               </w:rPr>
               <w:t>{#</w:t>
             </w:r>
-            <w:proofErr w:type="gramStart"/>
             <w:r>
               <w:rPr>
                 <w:rFonts w:ascii="Tahoma" w:hAnsi="Tahoma" w:cs="Tahoma"/>
@@ -10311,15 +7639,7 @@
                 <w:rFonts w:ascii="Tahoma" w:hAnsi="Tahoma" w:cs="Tahoma"/>
                 <w:bCs/>
               </w:rPr>
-              <w:t>}{</w:t>
-            </w:r>
-            <w:proofErr w:type="gramEnd"/>
-            <w:r>
-              <w:rPr>
-                <w:rFonts w:ascii="Tahoma" w:hAnsi="Tahoma" w:cs="Tahoma"/>
-                <w:bCs/>
-              </w:rPr>
-              <w:t>no}.</w:t>
+              <w:t>}{no}.</w:t>
             </w:r>
           </w:p>
         </w:tc>
@@ -10352,7 +7672,6 @@
               </w:rPr>
               <w:t>{</w:t>
             </w:r>
-            <w:proofErr w:type="spellStart"/>
             <w:r>
               <w:rPr>
                 <w:rFonts w:ascii="Tahoma" w:hAnsi="Tahoma" w:cs="Tahoma"/>
@@ -10365,7 +7684,6 @@
               </w:rPr>
               <w:t>uraian</w:t>
             </w:r>
-            <w:proofErr w:type="spellEnd"/>
             <w:r>
               <w:rPr>
                 <w:rFonts w:ascii="Tahoma" w:hAnsi="Tahoma" w:cs="Tahoma"/>
@@ -10378,7 +7696,6 @@
               </w:rPr>
               <w:t>}{/</w:t>
             </w:r>
-            <w:proofErr w:type="spellStart"/>
             <w:r>
               <w:rPr>
                 <w:rFonts w:ascii="Tahoma" w:hAnsi="Tahoma" w:cs="Tahoma"/>
@@ -10391,7 +7708,6 @@
               </w:rPr>
               <w:t>wewenang</w:t>
             </w:r>
-            <w:proofErr w:type="spellEnd"/>
             <w:r>
               <w:rPr>
                 <w:rFonts w:ascii="Tahoma" w:hAnsi="Tahoma" w:cs="Tahoma"/>
@@ -10651,7 +7967,6 @@
               </w:rPr>
               <w:t>{#</w:t>
             </w:r>
-            <w:proofErr w:type="gramStart"/>
             <w:r>
               <w:rPr>
                 <w:rFonts w:ascii="Tahoma" w:hAnsi="Tahoma" w:cs="Tahoma"/>
@@ -10664,15 +7979,7 @@
                 <w:rFonts w:ascii="Tahoma" w:hAnsi="Tahoma" w:cs="Tahoma"/>
                 <w:bCs/>
               </w:rPr>
-              <w:t>}{</w:t>
-            </w:r>
-            <w:proofErr w:type="gramEnd"/>
-            <w:r>
-              <w:rPr>
-                <w:rFonts w:ascii="Tahoma" w:hAnsi="Tahoma" w:cs="Tahoma"/>
-                <w:bCs/>
-              </w:rPr>
-              <w:t>no}.</w:t>
+              <w:t>}{no}.</w:t>
             </w:r>
           </w:p>
         </w:tc>
@@ -10733,33 +8040,7 @@
                 <w:szCs w:val="22"/>
                 <w:lang w:val="en-GB"/>
               </w:rPr>
-              <w:t>{</w:t>
-            </w:r>
-            <w:proofErr w:type="spellStart"/>
-            <w:r>
-              <w:rPr>
-                <w:rFonts w:ascii="Tahoma" w:hAnsi="Tahoma" w:cs="Tahoma"/>
-                <w:b w:val="0"/>
-                <w:bCs/>
-                <w:color w:val="auto"/>
-                <w:sz w:val="22"/>
-                <w:szCs w:val="22"/>
-                <w:lang w:val="en-GB"/>
-              </w:rPr>
-              <w:t>teks</w:t>
-            </w:r>
-            <w:proofErr w:type="spellEnd"/>
-            <w:r>
-              <w:rPr>
-                <w:rFonts w:ascii="Tahoma" w:hAnsi="Tahoma" w:cs="Tahoma"/>
-                <w:b w:val="0"/>
-                <w:bCs/>
-                <w:color w:val="auto"/>
-                <w:sz w:val="22"/>
-                <w:szCs w:val="22"/>
-                <w:lang w:val="en-GB"/>
-              </w:rPr>
-              <w:t>}</w:t>
+              <w:t>{teks}</w:t>
             </w:r>
           </w:p>
           <w:p>
@@ -10787,33 +8068,7 @@
                 <w:szCs w:val="22"/>
                 <w:lang w:val="en-GB"/>
               </w:rPr>
-              <w:t>{/</w:t>
-            </w:r>
-            <w:proofErr w:type="spellStart"/>
-            <w:r>
-              <w:rPr>
-                <w:rFonts w:ascii="Tahoma" w:hAnsi="Tahoma" w:cs="Tahoma"/>
-                <w:b w:val="0"/>
-                <w:bCs/>
-                <w:color w:val="auto"/>
-                <w:sz w:val="22"/>
-                <w:szCs w:val="22"/>
-                <w:lang w:val="en-GB"/>
-              </w:rPr>
-              <w:t>nama_jabatan</w:t>
-            </w:r>
-            <w:proofErr w:type="spellEnd"/>
-            <w:r>
-              <w:rPr>
-                <w:rFonts w:ascii="Tahoma" w:hAnsi="Tahoma" w:cs="Tahoma"/>
-                <w:b w:val="0"/>
-                <w:bCs/>
-                <w:color w:val="auto"/>
-                <w:sz w:val="22"/>
-                <w:szCs w:val="22"/>
-                <w:lang w:val="en-GB"/>
-              </w:rPr>
-              <w:t>}</w:t>
+              <w:t>{/nama_jabatan}</w:t>
             </w:r>
           </w:p>
         </w:tc>
@@ -10874,33 +8129,7 @@
                 <w:szCs w:val="22"/>
                 <w:lang w:val="en-GB"/>
               </w:rPr>
-              <w:t>{</w:t>
-            </w:r>
-            <w:proofErr w:type="spellStart"/>
-            <w:r>
-              <w:rPr>
-                <w:rFonts w:ascii="Tahoma" w:hAnsi="Tahoma" w:cs="Tahoma"/>
-                <w:b w:val="0"/>
-                <w:bCs/>
-                <w:color w:val="auto"/>
-                <w:sz w:val="22"/>
-                <w:szCs w:val="22"/>
-                <w:lang w:val="en-GB"/>
-              </w:rPr>
-              <w:t>teks</w:t>
-            </w:r>
-            <w:proofErr w:type="spellEnd"/>
-            <w:r>
-              <w:rPr>
-                <w:rFonts w:ascii="Tahoma" w:hAnsi="Tahoma" w:cs="Tahoma"/>
-                <w:b w:val="0"/>
-                <w:bCs/>
-                <w:color w:val="auto"/>
-                <w:sz w:val="22"/>
-                <w:szCs w:val="22"/>
-                <w:lang w:val="en-GB"/>
-              </w:rPr>
-              <w:t>}</w:t>
+              <w:t>{teks}</w:t>
             </w:r>
           </w:p>
           <w:p>
@@ -10928,33 +8157,7 @@
                 <w:szCs w:val="22"/>
                 <w:lang w:val="en-GB"/>
               </w:rPr>
-              <w:t>{/</w:t>
-            </w:r>
-            <w:proofErr w:type="spellStart"/>
-            <w:r>
-              <w:rPr>
-                <w:rFonts w:ascii="Tahoma" w:hAnsi="Tahoma" w:cs="Tahoma"/>
-                <w:b w:val="0"/>
-                <w:bCs/>
-                <w:color w:val="auto"/>
-                <w:sz w:val="22"/>
-                <w:szCs w:val="22"/>
-                <w:lang w:val="en-GB"/>
-              </w:rPr>
-              <w:t>unit_kerja</w:t>
-            </w:r>
-            <w:proofErr w:type="spellEnd"/>
-            <w:r>
-              <w:rPr>
-                <w:rFonts w:ascii="Tahoma" w:hAnsi="Tahoma" w:cs="Tahoma"/>
-                <w:b w:val="0"/>
-                <w:bCs/>
-                <w:color w:val="auto"/>
-                <w:sz w:val="22"/>
-                <w:szCs w:val="22"/>
-                <w:lang w:val="en-GB"/>
-              </w:rPr>
-              <w:t>}</w:t>
+              <w:t>{/unit_kerja}</w:t>
             </w:r>
           </w:p>
         </w:tc>
@@ -11010,10 +8213,13 @@
                 <w:szCs w:val="22"/>
                 <w:lang w:val="en-ID"/>
               </w:rPr>
-              <w:t>{</w:t>
-            </w:r>
-            <w:proofErr w:type="spellStart"/>
-            <w:r>
+              <w:t>{teks}</w:t>
+            </w:r>
+          </w:p>
+          <w:p>
+            <w:pPr>
+              <w:spacing w:after="0"/>
+              <w:jc w:val="both"/>
               <w:rPr>
                 <w:rFonts w:ascii="Tahoma" w:eastAsia="Tahoma" w:hAnsi="Tahoma" w:cs="Tahoma"/>
                 <w:b w:val="0"/>
@@ -11022,9 +8228,7 @@
                 <w:szCs w:val="22"/>
                 <w:lang w:val="en-ID"/>
               </w:rPr>
-              <w:t>teks</w:t>
-            </w:r>
-            <w:proofErr w:type="spellEnd"/>
+            </w:pPr>
             <w:r>
               <w:rPr>
                 <w:rFonts w:ascii="Tahoma" w:eastAsia="Tahoma" w:hAnsi="Tahoma" w:cs="Tahoma"/>
@@ -11034,7 +8238,7 @@
                 <w:szCs w:val="22"/>
                 <w:lang w:val="en-ID"/>
               </w:rPr>
-              <w:t>}</w:t>
+              <w:t>{/dalam_hal}</w:t>
             </w:r>
           </w:p>
           <w:p>
@@ -11059,80 +8263,7 @@
                 <w:szCs w:val="22"/>
                 <w:lang w:val="en-ID"/>
               </w:rPr>
-              <w:t>{/</w:t>
-            </w:r>
-            <w:proofErr w:type="spellStart"/>
-            <w:r>
-              <w:rPr>
-                <w:rFonts w:ascii="Tahoma" w:eastAsia="Tahoma" w:hAnsi="Tahoma" w:cs="Tahoma"/>
-                <w:b w:val="0"/>
-                <w:bCs/>
-                <w:sz w:val="22"/>
-                <w:szCs w:val="22"/>
-                <w:lang w:val="en-ID"/>
-              </w:rPr>
-              <w:t>dalam_hal</w:t>
-            </w:r>
-            <w:proofErr w:type="spellEnd"/>
-            <w:r>
-              <w:rPr>
-                <w:rFonts w:ascii="Tahoma" w:eastAsia="Tahoma" w:hAnsi="Tahoma" w:cs="Tahoma"/>
-                <w:b w:val="0"/>
-                <w:bCs/>
-                <w:sz w:val="22"/>
-                <w:szCs w:val="22"/>
-                <w:lang w:val="en-ID"/>
-              </w:rPr>
-              <w:t>}</w:t>
-            </w:r>
-          </w:p>
-          <w:p>
-            <w:pPr>
-              <w:spacing w:after="0"/>
-              <w:jc w:val="both"/>
-              <w:rPr>
-                <w:rFonts w:ascii="Tahoma" w:eastAsia="Tahoma" w:hAnsi="Tahoma" w:cs="Tahoma"/>
-                <w:b w:val="0"/>
-                <w:bCs/>
-                <w:sz w:val="22"/>
-                <w:szCs w:val="22"/>
-                <w:lang w:val="en-ID"/>
-              </w:rPr>
-            </w:pPr>
-            <w:r>
-              <w:rPr>
-                <w:rFonts w:ascii="Tahoma" w:eastAsia="Tahoma" w:hAnsi="Tahoma" w:cs="Tahoma"/>
-                <w:b w:val="0"/>
-                <w:bCs/>
-                <w:sz w:val="22"/>
-                <w:szCs w:val="22"/>
-                <w:lang w:val="en-ID"/>
-              </w:rPr>
-              <w:t>{/</w:t>
-            </w:r>
-            <w:proofErr w:type="spellStart"/>
-            <w:r>
-              <w:rPr>
-                <w:rFonts w:ascii="Tahoma" w:eastAsia="Tahoma" w:hAnsi="Tahoma" w:cs="Tahoma"/>
-                <w:b w:val="0"/>
-                <w:bCs/>
-                <w:sz w:val="22"/>
-                <w:szCs w:val="22"/>
-                <w:lang w:val="en-ID"/>
-              </w:rPr>
-              <w:t>korelasi</w:t>
-            </w:r>
-            <w:proofErr w:type="spellEnd"/>
-            <w:r>
-              <w:rPr>
-                <w:rFonts w:ascii="Tahoma" w:eastAsia="Tahoma" w:hAnsi="Tahoma" w:cs="Tahoma"/>
-                <w:b w:val="0"/>
-                <w:bCs/>
-                <w:sz w:val="22"/>
-                <w:szCs w:val="22"/>
-                <w:lang w:val="en-ID"/>
-              </w:rPr>
-              <w:t>}</w:t>
+              <w:t>{/korelasi}</w:t>
             </w:r>
           </w:p>
         </w:tc>
@@ -11352,7 +8483,6 @@
               </w:rPr>
               <w:t>{#</w:t>
             </w:r>
-            <w:proofErr w:type="gramStart"/>
             <w:r>
               <w:rPr>
                 <w:rFonts w:ascii="Tahoma" w:hAnsi="Tahoma" w:cs="Tahoma"/>
@@ -11365,15 +8495,7 @@
                 <w:rFonts w:ascii="Tahoma" w:hAnsi="Tahoma" w:cs="Tahoma"/>
                 <w:bCs/>
               </w:rPr>
-              <w:t>}{</w:t>
-            </w:r>
-            <w:proofErr w:type="gramEnd"/>
-            <w:r>
-              <w:rPr>
-                <w:rFonts w:ascii="Tahoma" w:hAnsi="Tahoma" w:cs="Tahoma"/>
-                <w:bCs/>
-              </w:rPr>
-              <w:t>no}.</w:t>
+              <w:t>}{no}.</w:t>
             </w:r>
           </w:p>
         </w:tc>
@@ -11408,7 +8530,6 @@
               </w:rPr>
               <w:t>{</w:t>
             </w:r>
-            <w:proofErr w:type="spellStart"/>
             <w:r>
               <w:rPr>
                 <w:rFonts w:ascii="Tahoma" w:hAnsi="Tahoma" w:cs="Tahoma"/>
@@ -11421,7 +8542,6 @@
               </w:rPr>
               <w:t>aspek</w:t>
             </w:r>
-            <w:proofErr w:type="spellEnd"/>
             <w:r>
               <w:rPr>
                 <w:rFonts w:ascii="Tahoma" w:hAnsi="Tahoma" w:cs="Tahoma"/>
@@ -11465,7 +8585,6 @@
               </w:rPr>
               <w:t>{</w:t>
             </w:r>
-            <w:proofErr w:type="spellStart"/>
             <w:r>
               <w:rPr>
                 <w:rFonts w:ascii="Tahoma" w:hAnsi="Tahoma" w:cs="Tahoma"/>
@@ -11477,7 +8596,6 @@
               </w:rPr>
               <w:t>faktor</w:t>
             </w:r>
-            <w:proofErr w:type="spellEnd"/>
             <w:r>
               <w:rPr>
                 <w:rFonts w:ascii="Tahoma" w:hAnsi="Tahoma" w:cs="Tahoma"/>
@@ -11489,7 +8607,6 @@
               </w:rPr>
               <w:t>}{/</w:t>
             </w:r>
-            <w:proofErr w:type="spellStart"/>
             <w:r>
               <w:rPr>
                 <w:rFonts w:ascii="Tahoma" w:hAnsi="Tahoma" w:cs="Tahoma"/>
@@ -11501,7 +8618,6 @@
               </w:rPr>
               <w:t>kondisi</w:t>
             </w:r>
-            <w:proofErr w:type="spellEnd"/>
             <w:r>
               <w:rPr>
                 <w:rFonts w:ascii="Tahoma" w:hAnsi="Tahoma" w:cs="Tahoma"/>
@@ -11754,7 +8870,6 @@
               </w:rPr>
               <w:t>{#</w:t>
             </w:r>
-            <w:proofErr w:type="gramStart"/>
             <w:r>
               <w:rPr>
                 <w:rFonts w:ascii="Tahoma" w:hAnsi="Tahoma" w:cs="Tahoma"/>
@@ -11775,15 +8890,7 @@
                 <w:rFonts w:ascii="Tahoma" w:hAnsi="Tahoma" w:cs="Tahoma"/>
                 <w:bCs/>
               </w:rPr>
-              <w:t>}{</w:t>
-            </w:r>
-            <w:proofErr w:type="gramEnd"/>
-            <w:r>
-              <w:rPr>
-                <w:rFonts w:ascii="Tahoma" w:hAnsi="Tahoma" w:cs="Tahoma"/>
-                <w:bCs/>
-              </w:rPr>
-              <w:t>no}.</w:t>
+              <w:t>}{no}.</w:t>
             </w:r>
           </w:p>
         </w:tc>
@@ -11820,7 +8927,6 @@
               <w:lastRenderedPageBreak/>
               <w:t>{</w:t>
             </w:r>
-            <w:proofErr w:type="spellStart"/>
             <w:r>
               <w:rPr>
                 <w:rFonts w:ascii="Tahoma" w:hAnsi="Tahoma" w:cs="Tahoma"/>
@@ -11833,7 +8939,6 @@
               </w:rPr>
               <w:t>nama_risiko</w:t>
             </w:r>
-            <w:proofErr w:type="spellEnd"/>
             <w:r>
               <w:rPr>
                 <w:rFonts w:ascii="Tahoma" w:hAnsi="Tahoma" w:cs="Tahoma"/>
@@ -11878,7 +8983,6 @@
               </w:rPr>
               <w:t>{</w:t>
             </w:r>
-            <w:proofErr w:type="spellStart"/>
             <w:r>
               <w:rPr>
                 <w:rFonts w:ascii="Tahoma" w:hAnsi="Tahoma" w:cs="Tahoma"/>
@@ -11890,7 +8994,6 @@
               </w:rPr>
               <w:t>penyebab</w:t>
             </w:r>
-            <w:proofErr w:type="spellEnd"/>
             <w:r>
               <w:rPr>
                 <w:rFonts w:ascii="Tahoma" w:hAnsi="Tahoma" w:cs="Tahoma"/>
@@ -11902,7 +9005,6 @@
               </w:rPr>
               <w:t>}{/</w:t>
             </w:r>
-            <w:proofErr w:type="spellStart"/>
             <w:r>
               <w:rPr>
                 <w:rFonts w:ascii="Tahoma" w:hAnsi="Tahoma" w:cs="Tahoma"/>
@@ -11914,7 +9016,6 @@
               </w:rPr>
               <w:t>risiko</w:t>
             </w:r>
-            <w:proofErr w:type="spellEnd"/>
             <w:r>
               <w:rPr>
                 <w:rFonts w:ascii="Tahoma" w:hAnsi="Tahoma" w:cs="Tahoma"/>
@@ -12083,37 +9184,16 @@
                 <w:szCs w:val="22"/>
                 <w:lang w:val="en-ID"/>
               </w:rPr>
-              <w:t>{#syarat_</w:t>
-            </w:r>
-            <w:proofErr w:type="gramStart"/>
-            <w:r>
-              <w:rPr>
-                <w:rFonts w:ascii="Tahoma" w:hAnsi="Tahoma" w:cs="Tahoma"/>
-                <w:bCs/>
-                <w:sz w:val="22"/>
-                <w:szCs w:val="22"/>
-                <w:lang w:val="en-ID"/>
-              </w:rPr>
-              <w:t>jabatan}</w:t>
-            </w:r>
-            <w:r>
-              <w:rPr>
-                <w:rFonts w:ascii="Tahoma" w:hAnsi="Tahoma" w:cs="Tahoma"/>
-                <w:bCs/>
-                <w:sz w:val="22"/>
-                <w:szCs w:val="22"/>
-              </w:rPr>
-              <w:t>Keterampilan</w:t>
-            </w:r>
-            <w:proofErr w:type="gramEnd"/>
-            <w:r>
-              <w:rPr>
-                <w:rFonts w:ascii="Tahoma" w:hAnsi="Tahoma" w:cs="Tahoma"/>
-                <w:bCs/>
-                <w:sz w:val="22"/>
-                <w:szCs w:val="22"/>
-              </w:rPr>
-              <w:t xml:space="preserve"> Kerja </w:t>
+              <w:t>{#syarat_jabatan}</w:t>
+            </w:r>
+            <w:r>
+              <w:rPr>
+                <w:rFonts w:ascii="Tahoma" w:hAnsi="Tahoma" w:cs="Tahoma"/>
+                <w:bCs/>
+                <w:sz w:val="22"/>
+                <w:szCs w:val="22"/>
+              </w:rPr>
+              <w:t xml:space="preserve">Keterampilan Kerja </w:t>
             </w:r>
           </w:p>
         </w:tc>
@@ -12211,33 +9291,7 @@
                 <w:szCs w:val="22"/>
                 <w:lang w:val="en-ID"/>
               </w:rPr>
-              <w:t>{</w:t>
-            </w:r>
-            <w:proofErr w:type="spellStart"/>
-            <w:r>
-              <w:rPr>
-                <w:rFonts w:ascii="Tahoma" w:hAnsi="Tahoma" w:cs="Tahoma"/>
-                <w:b w:val="0"/>
-                <w:bCs/>
-                <w:color w:val="auto"/>
-                <w:sz w:val="22"/>
-                <w:szCs w:val="22"/>
-                <w:lang w:val="en-ID"/>
-              </w:rPr>
-              <w:t>teks</w:t>
-            </w:r>
-            <w:proofErr w:type="spellEnd"/>
-            <w:r>
-              <w:rPr>
-                <w:rFonts w:ascii="Tahoma" w:hAnsi="Tahoma" w:cs="Tahoma"/>
-                <w:b w:val="0"/>
-                <w:bCs/>
-                <w:color w:val="auto"/>
-                <w:sz w:val="22"/>
-                <w:szCs w:val="22"/>
-                <w:lang w:val="en-ID"/>
-              </w:rPr>
-              <w:t>}</w:t>
+              <w:t>{teks}</w:t>
             </w:r>
           </w:p>
           <w:p>
@@ -12267,33 +9321,7 @@
                 <w:szCs w:val="22"/>
                 <w:lang w:val="en-ID"/>
               </w:rPr>
-              <w:t>{/</w:t>
-            </w:r>
-            <w:proofErr w:type="spellStart"/>
-            <w:r>
-              <w:rPr>
-                <w:rFonts w:ascii="Tahoma" w:hAnsi="Tahoma" w:cs="Tahoma"/>
-                <w:b w:val="0"/>
-                <w:bCs/>
-                <w:color w:val="auto"/>
-                <w:sz w:val="22"/>
-                <w:szCs w:val="22"/>
-                <w:lang w:val="en-ID"/>
-              </w:rPr>
-              <w:t>keterampilan</w:t>
-            </w:r>
-            <w:proofErr w:type="spellEnd"/>
-            <w:r>
-              <w:rPr>
-                <w:rFonts w:ascii="Tahoma" w:hAnsi="Tahoma" w:cs="Tahoma"/>
-                <w:b w:val="0"/>
-                <w:bCs/>
-                <w:color w:val="auto"/>
-                <w:sz w:val="22"/>
-                <w:szCs w:val="22"/>
-                <w:lang w:val="en-ID"/>
-              </w:rPr>
-              <w:t>}</w:t>
+              <w:t>{/keterampilan}</w:t>
             </w:r>
           </w:p>
         </w:tc>
@@ -12348,27 +9376,7 @@
                 <w:sz w:val="22"/>
                 <w:szCs w:val="22"/>
               </w:rPr>
-              <w:t xml:space="preserve">Bakat </w:t>
-            </w:r>
-            <w:proofErr w:type="spellStart"/>
-            <w:r>
-              <w:rPr>
-                <w:rFonts w:ascii="Tahoma" w:hAnsi="Tahoma" w:cs="Tahoma"/>
-                <w:bCs/>
-                <w:sz w:val="22"/>
-                <w:szCs w:val="22"/>
-              </w:rPr>
-              <w:t>Kerja</w:t>
-            </w:r>
-            <w:proofErr w:type="spellEnd"/>
-            <w:r>
-              <w:rPr>
-                <w:rFonts w:ascii="Tahoma" w:hAnsi="Tahoma" w:cs="Tahoma"/>
-                <w:bCs/>
-                <w:sz w:val="22"/>
-                <w:szCs w:val="22"/>
-              </w:rPr>
-              <w:t xml:space="preserve"> </w:t>
+              <w:t xml:space="preserve">Bakat Kerja </w:t>
             </w:r>
           </w:p>
         </w:tc>
@@ -12462,33 +9470,7 @@
                 <w:szCs w:val="22"/>
                 <w:lang w:val="en-ID"/>
               </w:rPr>
-              <w:t>{</w:t>
-            </w:r>
-            <w:proofErr w:type="spellStart"/>
-            <w:r>
-              <w:rPr>
-                <w:rFonts w:ascii="Tahoma" w:hAnsi="Tahoma" w:cs="Tahoma"/>
-                <w:b w:val="0"/>
-                <w:bCs/>
-                <w:color w:val="auto"/>
-                <w:sz w:val="22"/>
-                <w:szCs w:val="22"/>
-                <w:lang w:val="en-ID"/>
-              </w:rPr>
-              <w:t>teks</w:t>
-            </w:r>
-            <w:proofErr w:type="spellEnd"/>
-            <w:r>
-              <w:rPr>
-                <w:rFonts w:ascii="Tahoma" w:hAnsi="Tahoma" w:cs="Tahoma"/>
-                <w:b w:val="0"/>
-                <w:bCs/>
-                <w:color w:val="auto"/>
-                <w:sz w:val="22"/>
-                <w:szCs w:val="22"/>
-                <w:lang w:val="en-ID"/>
-              </w:rPr>
-              <w:t>}</w:t>
+              <w:t>{teks}</w:t>
             </w:r>
           </w:p>
           <w:p>
@@ -12516,33 +9498,7 @@
                 <w:szCs w:val="22"/>
                 <w:lang w:val="en-ID"/>
               </w:rPr>
-              <w:t>{/</w:t>
-            </w:r>
-            <w:proofErr w:type="spellStart"/>
-            <w:r>
-              <w:rPr>
-                <w:rFonts w:ascii="Tahoma" w:hAnsi="Tahoma" w:cs="Tahoma"/>
-                <w:b w:val="0"/>
-                <w:bCs/>
-                <w:color w:val="auto"/>
-                <w:sz w:val="22"/>
-                <w:szCs w:val="22"/>
-                <w:lang w:val="en-ID"/>
-              </w:rPr>
-              <w:t>bakat</w:t>
-            </w:r>
-            <w:proofErr w:type="spellEnd"/>
-            <w:r>
-              <w:rPr>
-                <w:rFonts w:ascii="Tahoma" w:hAnsi="Tahoma" w:cs="Tahoma"/>
-                <w:b w:val="0"/>
-                <w:bCs/>
-                <w:color w:val="auto"/>
-                <w:sz w:val="22"/>
-                <w:szCs w:val="22"/>
-                <w:lang w:val="en-ID"/>
-              </w:rPr>
-              <w:t>}</w:t>
+              <w:t>{/bakat}</w:t>
             </w:r>
           </w:p>
         </w:tc>
@@ -12590,45 +9546,14 @@
                 <w:szCs w:val="22"/>
               </w:rPr>
             </w:pPr>
-            <w:proofErr w:type="spellStart"/>
-            <w:r>
-              <w:rPr>
-                <w:rFonts w:ascii="Tahoma" w:hAnsi="Tahoma" w:cs="Tahoma"/>
-                <w:bCs/>
-                <w:sz w:val="22"/>
-                <w:szCs w:val="22"/>
-              </w:rPr>
-              <w:t>Temperamen</w:t>
-            </w:r>
-            <w:proofErr w:type="spellEnd"/>
-            <w:r>
-              <w:rPr>
-                <w:rFonts w:ascii="Tahoma" w:hAnsi="Tahoma" w:cs="Tahoma"/>
-                <w:bCs/>
-                <w:sz w:val="22"/>
-                <w:szCs w:val="22"/>
-              </w:rPr>
-              <w:t xml:space="preserve"> </w:t>
-            </w:r>
-            <w:proofErr w:type="spellStart"/>
-            <w:r>
-              <w:rPr>
-                <w:rFonts w:ascii="Tahoma" w:hAnsi="Tahoma" w:cs="Tahoma"/>
-                <w:bCs/>
-                <w:sz w:val="22"/>
-                <w:szCs w:val="22"/>
-              </w:rPr>
-              <w:t>Kerja</w:t>
-            </w:r>
-            <w:proofErr w:type="spellEnd"/>
-            <w:r>
-              <w:rPr>
-                <w:rFonts w:ascii="Tahoma" w:hAnsi="Tahoma" w:cs="Tahoma"/>
-                <w:bCs/>
-                <w:sz w:val="22"/>
-                <w:szCs w:val="22"/>
-              </w:rPr>
-              <w:t xml:space="preserve"> </w:t>
+            <w:r>
+              <w:rPr>
+                <w:rFonts w:ascii="Tahoma" w:hAnsi="Tahoma" w:cs="Tahoma"/>
+                <w:bCs/>
+                <w:sz w:val="22"/>
+                <w:szCs w:val="22"/>
+              </w:rPr>
+              <w:t xml:space="preserve">Temperamen Kerja </w:t>
             </w:r>
           </w:p>
         </w:tc>
@@ -12720,33 +9645,7 @@
                 <w:szCs w:val="22"/>
                 <w:lang w:val="en-ID"/>
               </w:rPr>
-              <w:t>{</w:t>
-            </w:r>
-            <w:proofErr w:type="spellStart"/>
-            <w:r>
-              <w:rPr>
-                <w:rFonts w:ascii="Tahoma" w:hAnsi="Tahoma" w:cs="Tahoma"/>
-                <w:b w:val="0"/>
-                <w:bCs/>
-                <w:color w:val="auto"/>
-                <w:sz w:val="22"/>
-                <w:szCs w:val="22"/>
-                <w:lang w:val="en-ID"/>
-              </w:rPr>
-              <w:t>teks</w:t>
-            </w:r>
-            <w:proofErr w:type="spellEnd"/>
-            <w:r>
-              <w:rPr>
-                <w:rFonts w:ascii="Tahoma" w:hAnsi="Tahoma" w:cs="Tahoma"/>
-                <w:b w:val="0"/>
-                <w:bCs/>
-                <w:color w:val="auto"/>
-                <w:sz w:val="22"/>
-                <w:szCs w:val="22"/>
-                <w:lang w:val="en-ID"/>
-              </w:rPr>
-              <w:t>}</w:t>
+              <w:t>{teks}</w:t>
             </w:r>
           </w:p>
           <w:p>
@@ -12774,33 +9673,7 @@
                 <w:szCs w:val="22"/>
                 <w:lang w:val="en-ID"/>
               </w:rPr>
-              <w:t>{/</w:t>
-            </w:r>
-            <w:proofErr w:type="spellStart"/>
-            <w:r>
-              <w:rPr>
-                <w:rFonts w:ascii="Tahoma" w:hAnsi="Tahoma" w:cs="Tahoma"/>
-                <w:b w:val="0"/>
-                <w:bCs/>
-                <w:color w:val="auto"/>
-                <w:sz w:val="22"/>
-                <w:szCs w:val="22"/>
-                <w:lang w:val="en-ID"/>
-              </w:rPr>
-              <w:t>temperamen</w:t>
-            </w:r>
-            <w:proofErr w:type="spellEnd"/>
-            <w:r>
-              <w:rPr>
-                <w:rFonts w:ascii="Tahoma" w:hAnsi="Tahoma" w:cs="Tahoma"/>
-                <w:b w:val="0"/>
-                <w:bCs/>
-                <w:color w:val="auto"/>
-                <w:sz w:val="22"/>
-                <w:szCs w:val="22"/>
-                <w:lang w:val="en-ID"/>
-              </w:rPr>
-              <w:t>}</w:t>
+              <w:t>{/temperamen}</w:t>
             </w:r>
           </w:p>
         </w:tc>
@@ -12855,27 +9728,7 @@
                 <w:sz w:val="22"/>
                 <w:szCs w:val="22"/>
               </w:rPr>
-              <w:t xml:space="preserve">Minat </w:t>
-            </w:r>
-            <w:proofErr w:type="spellStart"/>
-            <w:r>
-              <w:rPr>
-                <w:rFonts w:ascii="Tahoma" w:hAnsi="Tahoma" w:cs="Tahoma"/>
-                <w:bCs/>
-                <w:sz w:val="22"/>
-                <w:szCs w:val="22"/>
-              </w:rPr>
-              <w:t>Kerja</w:t>
-            </w:r>
-            <w:proofErr w:type="spellEnd"/>
-            <w:r>
-              <w:rPr>
-                <w:rFonts w:ascii="Tahoma" w:hAnsi="Tahoma" w:cs="Tahoma"/>
-                <w:bCs/>
-                <w:sz w:val="22"/>
-                <w:szCs w:val="22"/>
-              </w:rPr>
-              <w:t xml:space="preserve"> </w:t>
+              <w:t xml:space="preserve">Minat Kerja </w:t>
             </w:r>
           </w:p>
         </w:tc>
@@ -12967,33 +9820,7 @@
                 <w:szCs w:val="22"/>
                 <w:lang w:val="en-ID"/>
               </w:rPr>
-              <w:t>{</w:t>
-            </w:r>
-            <w:proofErr w:type="spellStart"/>
-            <w:r>
-              <w:rPr>
-                <w:rFonts w:ascii="Tahoma" w:hAnsi="Tahoma" w:cs="Tahoma"/>
-                <w:b w:val="0"/>
-                <w:bCs/>
-                <w:color w:val="auto"/>
-                <w:sz w:val="22"/>
-                <w:szCs w:val="22"/>
-                <w:lang w:val="en-ID"/>
-              </w:rPr>
-              <w:t>teks</w:t>
-            </w:r>
-            <w:proofErr w:type="spellEnd"/>
-            <w:r>
-              <w:rPr>
-                <w:rFonts w:ascii="Tahoma" w:hAnsi="Tahoma" w:cs="Tahoma"/>
-                <w:b w:val="0"/>
-                <w:bCs/>
-                <w:color w:val="auto"/>
-                <w:sz w:val="22"/>
-                <w:szCs w:val="22"/>
-                <w:lang w:val="en-ID"/>
-              </w:rPr>
-              <w:t>}</w:t>
+              <w:t>{teks}</w:t>
             </w:r>
           </w:p>
           <w:p>
@@ -13021,33 +9848,7 @@
                 <w:szCs w:val="22"/>
                 <w:lang w:val="en-ID"/>
               </w:rPr>
-              <w:t>{/</w:t>
-            </w:r>
-            <w:proofErr w:type="spellStart"/>
-            <w:r>
-              <w:rPr>
-                <w:rFonts w:ascii="Tahoma" w:hAnsi="Tahoma" w:cs="Tahoma"/>
-                <w:b w:val="0"/>
-                <w:bCs/>
-                <w:color w:val="auto"/>
-                <w:sz w:val="22"/>
-                <w:szCs w:val="22"/>
-                <w:lang w:val="en-ID"/>
-              </w:rPr>
-              <w:t>minat</w:t>
-            </w:r>
-            <w:proofErr w:type="spellEnd"/>
-            <w:r>
-              <w:rPr>
-                <w:rFonts w:ascii="Tahoma" w:hAnsi="Tahoma" w:cs="Tahoma"/>
-                <w:b w:val="0"/>
-                <w:bCs/>
-                <w:color w:val="auto"/>
-                <w:sz w:val="22"/>
-                <w:szCs w:val="22"/>
-                <w:lang w:val="en-ID"/>
-              </w:rPr>
-              <w:t>}</w:t>
+              <w:t>{/minat}</w:t>
             </w:r>
           </w:p>
         </w:tc>
@@ -13102,27 +9903,7 @@
                 <w:sz w:val="22"/>
                 <w:szCs w:val="22"/>
               </w:rPr>
-              <w:t xml:space="preserve">Upaya </w:t>
-            </w:r>
-            <w:proofErr w:type="spellStart"/>
-            <w:r>
-              <w:rPr>
-                <w:rFonts w:ascii="Tahoma" w:hAnsi="Tahoma" w:cs="Tahoma"/>
-                <w:bCs/>
-                <w:sz w:val="22"/>
-                <w:szCs w:val="22"/>
-              </w:rPr>
-              <w:t>Fisik</w:t>
-            </w:r>
-            <w:proofErr w:type="spellEnd"/>
-            <w:r>
-              <w:rPr>
-                <w:rFonts w:ascii="Tahoma" w:hAnsi="Tahoma" w:cs="Tahoma"/>
-                <w:bCs/>
-                <w:sz w:val="22"/>
-                <w:szCs w:val="22"/>
-              </w:rPr>
-              <w:t xml:space="preserve"> </w:t>
+              <w:t xml:space="preserve">Upaya Fisik </w:t>
             </w:r>
           </w:p>
         </w:tc>
@@ -13214,33 +9995,7 @@
                 <w:szCs w:val="22"/>
                 <w:lang w:val="en-ID"/>
               </w:rPr>
-              <w:t>{</w:t>
-            </w:r>
-            <w:proofErr w:type="spellStart"/>
-            <w:r>
-              <w:rPr>
-                <w:rFonts w:ascii="Tahoma" w:hAnsi="Tahoma" w:cs="Tahoma"/>
-                <w:b w:val="0"/>
-                <w:bCs/>
-                <w:color w:val="auto"/>
-                <w:sz w:val="22"/>
-                <w:szCs w:val="22"/>
-                <w:lang w:val="en-ID"/>
-              </w:rPr>
-              <w:t>teks</w:t>
-            </w:r>
-            <w:proofErr w:type="spellEnd"/>
-            <w:r>
-              <w:rPr>
-                <w:rFonts w:ascii="Tahoma" w:hAnsi="Tahoma" w:cs="Tahoma"/>
-                <w:b w:val="0"/>
-                <w:bCs/>
-                <w:color w:val="auto"/>
-                <w:sz w:val="22"/>
-                <w:szCs w:val="22"/>
-                <w:lang w:val="en-ID"/>
-              </w:rPr>
-              <w:t>}</w:t>
+              <w:t>{teks}</w:t>
             </w:r>
           </w:p>
           <w:p>
@@ -13268,33 +10023,7 @@
                 <w:szCs w:val="22"/>
                 <w:lang w:val="en-ID"/>
               </w:rPr>
-              <w:t>{/</w:t>
-            </w:r>
-            <w:proofErr w:type="spellStart"/>
-            <w:r>
-              <w:rPr>
-                <w:rFonts w:ascii="Tahoma" w:hAnsi="Tahoma" w:cs="Tahoma"/>
-                <w:b w:val="0"/>
-                <w:bCs/>
-                <w:color w:val="auto"/>
-                <w:sz w:val="22"/>
-                <w:szCs w:val="22"/>
-                <w:lang w:val="en-ID"/>
-              </w:rPr>
-              <w:t>upaya_fisik</w:t>
-            </w:r>
-            <w:proofErr w:type="spellEnd"/>
-            <w:r>
-              <w:rPr>
-                <w:rFonts w:ascii="Tahoma" w:hAnsi="Tahoma" w:cs="Tahoma"/>
-                <w:b w:val="0"/>
-                <w:bCs/>
-                <w:color w:val="auto"/>
-                <w:sz w:val="22"/>
-                <w:szCs w:val="22"/>
-                <w:lang w:val="en-ID"/>
-              </w:rPr>
-              <w:t>}</w:t>
+              <w:t>{/upaya_fisik}</w:t>
             </w:r>
           </w:p>
         </w:tc>
@@ -13342,37 +10071,15 @@
                 <w:szCs w:val="22"/>
               </w:rPr>
             </w:pPr>
-            <w:proofErr w:type="spellStart"/>
-            <w:r>
-              <w:rPr>
-                <w:rFonts w:ascii="Tahoma" w:hAnsi="Tahoma" w:cs="Tahoma"/>
-                <w:bCs/>
-                <w:sz w:val="22"/>
-                <w:szCs w:val="22"/>
-              </w:rPr>
-              <w:t>Kondisi</w:t>
-            </w:r>
-            <w:proofErr w:type="spellEnd"/>
-            <w:r>
-              <w:rPr>
-                <w:rFonts w:ascii="Tahoma" w:hAnsi="Tahoma" w:cs="Tahoma"/>
-                <w:bCs/>
-                <w:sz w:val="22"/>
-                <w:szCs w:val="22"/>
-              </w:rPr>
-              <w:t xml:space="preserve"> </w:t>
-            </w:r>
-            <w:proofErr w:type="spellStart"/>
-            <w:r>
-              <w:rPr>
-                <w:rFonts w:ascii="Tahoma" w:hAnsi="Tahoma" w:cs="Tahoma"/>
-                <w:bCs/>
-                <w:sz w:val="22"/>
-                <w:szCs w:val="22"/>
-              </w:rPr>
-              <w:t>Fisik</w:t>
-            </w:r>
-            <w:proofErr w:type="spellEnd"/>
+            <w:r>
+              <w:rPr>
+                <w:rFonts w:ascii="Tahoma" w:hAnsi="Tahoma" w:cs="Tahoma"/>
+                <w:bCs/>
+                <w:sz w:val="22"/>
+                <w:szCs w:val="22"/>
+              </w:rPr>
+              <w:t>Kondisi Fisik</w:t>
+            </w:r>
           </w:p>
         </w:tc>
         <w:tc>
@@ -13550,31 +10257,7 @@
                 <w:szCs w:val="22"/>
                 <w:lang w:val="en-ID"/>
               </w:rPr>
-              <w:t>{</w:t>
-            </w:r>
-            <w:proofErr w:type="spellStart"/>
-            <w:r>
-              <w:rPr>
-                <w:rFonts w:ascii="Tahoma" w:hAnsi="Tahoma" w:cs="Tahoma"/>
-                <w:b w:val="0"/>
-                <w:bCs/>
-                <w:sz w:val="22"/>
-                <w:szCs w:val="22"/>
-                <w:lang w:val="en-ID"/>
-              </w:rPr>
-              <w:t>kondisi_fisik_jenkel</w:t>
-            </w:r>
-            <w:proofErr w:type="spellEnd"/>
-            <w:r>
-              <w:rPr>
-                <w:rFonts w:ascii="Tahoma" w:hAnsi="Tahoma" w:cs="Tahoma"/>
-                <w:b w:val="0"/>
-                <w:bCs/>
-                <w:sz w:val="22"/>
-                <w:szCs w:val="22"/>
-                <w:lang w:val="en-ID"/>
-              </w:rPr>
-              <w:t>}</w:t>
+              <w:t>{kondisi_fisik_jenkel}</w:t>
             </w:r>
           </w:p>
         </w:tc>
@@ -13632,25 +10315,14 @@
               </w:rPr>
               <w:tab/>
             </w:r>
-            <w:proofErr w:type="spellStart"/>
-            <w:r>
-              <w:rPr>
-                <w:rFonts w:ascii="Tahoma" w:hAnsi="Tahoma" w:cs="Tahoma"/>
-                <w:bCs/>
-                <w:sz w:val="22"/>
-                <w:szCs w:val="22"/>
-              </w:rPr>
-              <w:t>Umur</w:t>
-            </w:r>
-            <w:proofErr w:type="spellEnd"/>
-            <w:r>
-              <w:rPr>
-                <w:rFonts w:ascii="Tahoma" w:hAnsi="Tahoma" w:cs="Tahoma"/>
-                <w:bCs/>
-                <w:sz w:val="22"/>
-                <w:szCs w:val="22"/>
-              </w:rPr>
-              <w:t xml:space="preserve"> </w:t>
+            <w:r>
+              <w:rPr>
+                <w:rFonts w:ascii="Tahoma" w:hAnsi="Tahoma" w:cs="Tahoma"/>
+                <w:bCs/>
+                <w:sz w:val="22"/>
+                <w:szCs w:val="22"/>
+              </w:rPr>
+              <w:t xml:space="preserve">Umur </w:t>
             </w:r>
           </w:p>
         </w:tc>
@@ -13713,31 +10385,7 @@
                 <w:szCs w:val="22"/>
                 <w:lang w:val="en-ID"/>
               </w:rPr>
-              <w:t>{</w:t>
-            </w:r>
-            <w:proofErr w:type="spellStart"/>
-            <w:r>
-              <w:rPr>
-                <w:rFonts w:ascii="Tahoma" w:hAnsi="Tahoma" w:cs="Tahoma"/>
-                <w:b w:val="0"/>
-                <w:bCs/>
-                <w:sz w:val="22"/>
-                <w:szCs w:val="22"/>
-                <w:lang w:val="en-ID"/>
-              </w:rPr>
-              <w:t>kondisi_fisik_umur</w:t>
-            </w:r>
-            <w:proofErr w:type="spellEnd"/>
-            <w:r>
-              <w:rPr>
-                <w:rFonts w:ascii="Tahoma" w:hAnsi="Tahoma" w:cs="Tahoma"/>
-                <w:b w:val="0"/>
-                <w:bCs/>
-                <w:sz w:val="22"/>
-                <w:szCs w:val="22"/>
-                <w:lang w:val="en-ID"/>
-              </w:rPr>
-              <w:t>}</w:t>
+              <w:t>{kondisi_fisik_umur}</w:t>
             </w:r>
           </w:p>
         </w:tc>
@@ -13865,31 +10513,7 @@
                 <w:szCs w:val="22"/>
                 <w:lang w:val="en-ID"/>
               </w:rPr>
-              <w:t>{</w:t>
-            </w:r>
-            <w:proofErr w:type="spellStart"/>
-            <w:r>
-              <w:rPr>
-                <w:rFonts w:ascii="Tahoma" w:hAnsi="Tahoma" w:cs="Tahoma"/>
-                <w:b w:val="0"/>
-                <w:bCs/>
-                <w:sz w:val="22"/>
-                <w:szCs w:val="22"/>
-                <w:lang w:val="en-ID"/>
-              </w:rPr>
-              <w:t>kondisi_fisik_tb</w:t>
-            </w:r>
-            <w:proofErr w:type="spellEnd"/>
-            <w:r>
-              <w:rPr>
-                <w:rFonts w:ascii="Tahoma" w:hAnsi="Tahoma" w:cs="Tahoma"/>
-                <w:b w:val="0"/>
-                <w:bCs/>
-                <w:sz w:val="22"/>
-                <w:szCs w:val="22"/>
-                <w:lang w:val="en-ID"/>
-              </w:rPr>
-              <w:t>}</w:t>
+              <w:t>{kondisi_fisik_tb}</w:t>
             </w:r>
           </w:p>
         </w:tc>
@@ -14017,31 +10641,7 @@
                 <w:szCs w:val="22"/>
                 <w:lang w:val="en-ID"/>
               </w:rPr>
-              <w:t>{</w:t>
-            </w:r>
-            <w:proofErr w:type="spellStart"/>
-            <w:r>
-              <w:rPr>
-                <w:rFonts w:ascii="Tahoma" w:hAnsi="Tahoma" w:cs="Tahoma"/>
-                <w:b w:val="0"/>
-                <w:bCs/>
-                <w:sz w:val="22"/>
-                <w:szCs w:val="22"/>
-                <w:lang w:val="en-ID"/>
-              </w:rPr>
-              <w:t>kondisi_fisik_bb</w:t>
-            </w:r>
-            <w:proofErr w:type="spellEnd"/>
-            <w:r>
-              <w:rPr>
-                <w:rFonts w:ascii="Tahoma" w:hAnsi="Tahoma" w:cs="Tahoma"/>
-                <w:b w:val="0"/>
-                <w:bCs/>
-                <w:sz w:val="22"/>
-                <w:szCs w:val="22"/>
-                <w:lang w:val="en-ID"/>
-              </w:rPr>
-              <w:t>}</w:t>
+              <w:t>{kondisi_fisik_bb}</w:t>
             </w:r>
           </w:p>
         </w:tc>
@@ -14099,25 +10699,14 @@
               </w:rPr>
               <w:tab/>
             </w:r>
-            <w:proofErr w:type="spellStart"/>
-            <w:r>
-              <w:rPr>
-                <w:rFonts w:ascii="Tahoma" w:hAnsi="Tahoma" w:cs="Tahoma"/>
-                <w:bCs/>
-                <w:sz w:val="22"/>
-                <w:szCs w:val="22"/>
-              </w:rPr>
-              <w:t>Postur</w:t>
-            </w:r>
-            <w:proofErr w:type="spellEnd"/>
-            <w:r>
-              <w:rPr>
-                <w:rFonts w:ascii="Tahoma" w:hAnsi="Tahoma" w:cs="Tahoma"/>
-                <w:bCs/>
-                <w:sz w:val="22"/>
-                <w:szCs w:val="22"/>
-              </w:rPr>
-              <w:t xml:space="preserve"> Badan</w:t>
+            <w:r>
+              <w:rPr>
+                <w:rFonts w:ascii="Tahoma" w:hAnsi="Tahoma" w:cs="Tahoma"/>
+                <w:bCs/>
+                <w:sz w:val="22"/>
+                <w:szCs w:val="22"/>
+              </w:rPr>
+              <w:t>Postur Badan</w:t>
             </w:r>
           </w:p>
         </w:tc>
@@ -14180,31 +10769,7 @@
                 <w:szCs w:val="22"/>
                 <w:lang w:val="en-ID"/>
               </w:rPr>
-              <w:t>{</w:t>
-            </w:r>
-            <w:proofErr w:type="spellStart"/>
-            <w:r>
-              <w:rPr>
-                <w:rFonts w:ascii="Tahoma" w:hAnsi="Tahoma" w:cs="Tahoma"/>
-                <w:b w:val="0"/>
-                <w:bCs/>
-                <w:sz w:val="22"/>
-                <w:szCs w:val="22"/>
-                <w:lang w:val="en-ID"/>
-              </w:rPr>
-              <w:t>kondisi_fisik_pb</w:t>
-            </w:r>
-            <w:proofErr w:type="spellEnd"/>
-            <w:r>
-              <w:rPr>
-                <w:rFonts w:ascii="Tahoma" w:hAnsi="Tahoma" w:cs="Tahoma"/>
-                <w:b w:val="0"/>
-                <w:bCs/>
-                <w:sz w:val="22"/>
-                <w:szCs w:val="22"/>
-                <w:lang w:val="en-ID"/>
-              </w:rPr>
-              <w:t>}</w:t>
+              <w:t>{kondisi_fisik_pb}</w:t>
             </w:r>
           </w:p>
         </w:tc>
@@ -14262,25 +10827,14 @@
               </w:rPr>
               <w:tab/>
             </w:r>
-            <w:proofErr w:type="spellStart"/>
-            <w:r>
-              <w:rPr>
-                <w:rFonts w:ascii="Tahoma" w:hAnsi="Tahoma" w:cs="Tahoma"/>
-                <w:bCs/>
-                <w:sz w:val="22"/>
-                <w:szCs w:val="22"/>
-              </w:rPr>
-              <w:t>Penampilan</w:t>
-            </w:r>
-            <w:proofErr w:type="spellEnd"/>
-            <w:r>
-              <w:rPr>
-                <w:rFonts w:ascii="Tahoma" w:hAnsi="Tahoma" w:cs="Tahoma"/>
-                <w:bCs/>
-                <w:sz w:val="22"/>
-                <w:szCs w:val="22"/>
-              </w:rPr>
-              <w:t xml:space="preserve"> </w:t>
+            <w:r>
+              <w:rPr>
+                <w:rFonts w:ascii="Tahoma" w:hAnsi="Tahoma" w:cs="Tahoma"/>
+                <w:bCs/>
+                <w:sz w:val="22"/>
+                <w:szCs w:val="22"/>
+              </w:rPr>
+              <w:t xml:space="preserve">Penampilan </w:t>
             </w:r>
           </w:p>
         </w:tc>
@@ -14343,31 +10897,7 @@
                 <w:szCs w:val="22"/>
                 <w:lang w:val="en-ID"/>
               </w:rPr>
-              <w:t>{</w:t>
-            </w:r>
-            <w:proofErr w:type="spellStart"/>
-            <w:r>
-              <w:rPr>
-                <w:rFonts w:ascii="Tahoma" w:hAnsi="Tahoma" w:cs="Tahoma"/>
-                <w:b w:val="0"/>
-                <w:bCs/>
-                <w:sz w:val="22"/>
-                <w:szCs w:val="22"/>
-                <w:lang w:val="en-ID"/>
-              </w:rPr>
-              <w:t>kondisi_fisik_tampilan</w:t>
-            </w:r>
-            <w:proofErr w:type="spellEnd"/>
-            <w:r>
-              <w:rPr>
-                <w:rFonts w:ascii="Tahoma" w:hAnsi="Tahoma" w:cs="Tahoma"/>
-                <w:b w:val="0"/>
-                <w:bCs/>
-                <w:sz w:val="22"/>
-                <w:szCs w:val="22"/>
-                <w:lang w:val="en-ID"/>
-              </w:rPr>
-              <w:t>}</w:t>
+              <w:t>{kondisi_fisik_tampilan}</w:t>
             </w:r>
           </w:p>
         </w:tc>
@@ -14423,34 +10953,14 @@
               </w:rPr>
               <w:tab/>
             </w:r>
-            <w:proofErr w:type="spellStart"/>
-            <w:r>
-              <w:rPr>
-                <w:rFonts w:ascii="Tahoma" w:hAnsi="Tahoma" w:cs="Tahoma"/>
-                <w:sz w:val="22"/>
-                <w:szCs w:val="22"/>
-              </w:rPr>
-              <w:t>Keadaan</w:t>
-            </w:r>
-            <w:proofErr w:type="spellEnd"/>
-            <w:r>
-              <w:rPr>
-                <w:rFonts w:ascii="Tahoma" w:hAnsi="Tahoma" w:cs="Tahoma"/>
-                <w:sz w:val="22"/>
-                <w:szCs w:val="22"/>
-              </w:rPr>
-              <w:t xml:space="preserve"> </w:t>
-            </w:r>
-            <w:proofErr w:type="spellStart"/>
-            <w:r>
-              <w:rPr>
-                <w:rFonts w:ascii="Tahoma" w:hAnsi="Tahoma" w:cs="Tahoma"/>
-                <w:sz w:val="22"/>
-                <w:szCs w:val="22"/>
-              </w:rPr>
-              <w:t>Fisik</w:t>
-            </w:r>
-            <w:proofErr w:type="spellEnd"/>
+            <w:r>
+              <w:rPr>
+                <w:rFonts w:ascii="Tahoma" w:hAnsi="Tahoma" w:cs="Tahoma"/>
+                <w:sz w:val="22"/>
+                <w:szCs w:val="22"/>
+              </w:rPr>
+              <w:t>Keadaan Fisik</w:t>
+            </w:r>
           </w:p>
         </w:tc>
         <w:tc>
@@ -14510,31 +11020,7 @@
                 <w:szCs w:val="22"/>
                 <w:lang w:val="en-ID"/>
               </w:rPr>
-              <w:t>{</w:t>
-            </w:r>
-            <w:proofErr w:type="spellStart"/>
-            <w:r>
-              <w:rPr>
-                <w:rFonts w:ascii="Tahoma" w:hAnsi="Tahoma" w:cs="Tahoma"/>
-                <w:b w:val="0"/>
-                <w:bCs/>
-                <w:sz w:val="22"/>
-                <w:szCs w:val="22"/>
-                <w:lang w:val="en-ID"/>
-              </w:rPr>
-              <w:t>kondisi_fisik_keadaan</w:t>
-            </w:r>
-            <w:proofErr w:type="spellEnd"/>
-            <w:r>
-              <w:rPr>
-                <w:rFonts w:ascii="Tahoma" w:hAnsi="Tahoma" w:cs="Tahoma"/>
-                <w:b w:val="0"/>
-                <w:bCs/>
-                <w:sz w:val="22"/>
-                <w:szCs w:val="22"/>
-                <w:lang w:val="en-ID"/>
-              </w:rPr>
-              <w:t>}</w:t>
+              <w:t>{kondisi_fisik_keadaan}</w:t>
             </w:r>
           </w:p>
         </w:tc>
@@ -14581,35 +11067,14 @@
                 <w:szCs w:val="22"/>
               </w:rPr>
             </w:pPr>
-            <w:proofErr w:type="spellStart"/>
-            <w:r>
-              <w:rPr>
-                <w:rFonts w:ascii="Tahoma" w:hAnsi="Tahoma" w:cs="Tahoma"/>
-                <w:bCs/>
-                <w:sz w:val="22"/>
-                <w:szCs w:val="22"/>
-              </w:rPr>
-              <w:t>Fungsi</w:t>
-            </w:r>
-            <w:proofErr w:type="spellEnd"/>
-            <w:r>
-              <w:rPr>
-                <w:rFonts w:ascii="Tahoma" w:hAnsi="Tahoma" w:cs="Tahoma"/>
-                <w:bCs/>
-                <w:sz w:val="22"/>
-                <w:szCs w:val="22"/>
-              </w:rPr>
-              <w:t xml:space="preserve"> </w:t>
-            </w:r>
-            <w:proofErr w:type="spellStart"/>
-            <w:r>
-              <w:rPr>
-                <w:rFonts w:ascii="Tahoma" w:hAnsi="Tahoma" w:cs="Tahoma"/>
-                <w:bCs/>
-                <w:sz w:val="22"/>
-                <w:szCs w:val="22"/>
-              </w:rPr>
-              <w:t>Pekerja</w:t>
+            <w:r>
+              <w:rPr>
+                <w:rFonts w:ascii="Tahoma" w:hAnsi="Tahoma" w:cs="Tahoma"/>
+                <w:bCs/>
+                <w:sz w:val="22"/>
+                <w:szCs w:val="22"/>
+              </w:rPr>
+              <w:t>Fungsi Pekerja</w:t>
             </w:r>
             <w:r>
               <w:rPr>
@@ -14620,7 +11085,6 @@
               </w:rPr>
               <w:t>an</w:t>
             </w:r>
-            <w:proofErr w:type="spellEnd"/>
             <w:r>
               <w:rPr>
                 <w:rFonts w:ascii="Tahoma" w:hAnsi="Tahoma" w:cs="Tahoma"/>
@@ -14718,31 +11182,7 @@
                 <w:szCs w:val="22"/>
                 <w:lang w:val="en-ID"/>
               </w:rPr>
-              <w:t>{</w:t>
-            </w:r>
-            <w:proofErr w:type="spellStart"/>
-            <w:r>
-              <w:rPr>
-                <w:rFonts w:ascii="Tahoma" w:hAnsi="Tahoma" w:cs="Tahoma"/>
-                <w:b w:val="0"/>
-                <w:bCs/>
-                <w:sz w:val="22"/>
-                <w:szCs w:val="22"/>
-                <w:lang w:val="en-ID"/>
-              </w:rPr>
-              <w:t>teks</w:t>
-            </w:r>
-            <w:proofErr w:type="spellEnd"/>
-            <w:r>
-              <w:rPr>
-                <w:rFonts w:ascii="Tahoma" w:hAnsi="Tahoma" w:cs="Tahoma"/>
-                <w:b w:val="0"/>
-                <w:bCs/>
-                <w:sz w:val="22"/>
-                <w:szCs w:val="22"/>
-                <w:lang w:val="en-ID"/>
-              </w:rPr>
-              <w:t>}</w:t>
+              <w:t>{teks}</w:t>
             </w:r>
           </w:p>
           <w:p>
@@ -14768,90 +11208,18 @@
                 <w:szCs w:val="22"/>
                 <w:lang w:val="en-ID"/>
               </w:rPr>
-              <w:t>{/</w:t>
-            </w:r>
-            <w:proofErr w:type="spellStart"/>
-            <w:r>
-              <w:rPr>
-                <w:rFonts w:ascii="Tahoma" w:hAnsi="Tahoma" w:cs="Tahoma"/>
-                <w:b w:val="0"/>
-                <w:bCs/>
-                <w:sz w:val="22"/>
-                <w:szCs w:val="22"/>
-                <w:lang w:val="en-ID"/>
-              </w:rPr>
-              <w:t>fungsi_</w:t>
-            </w:r>
-            <w:proofErr w:type="gramStart"/>
-            <w:r>
-              <w:rPr>
-                <w:rFonts w:ascii="Tahoma" w:hAnsi="Tahoma" w:cs="Tahoma"/>
-                <w:b w:val="0"/>
-                <w:bCs/>
-                <w:sz w:val="22"/>
-                <w:szCs w:val="22"/>
-                <w:lang w:val="en-ID"/>
-              </w:rPr>
-              <w:t>pekerja</w:t>
-            </w:r>
-            <w:proofErr w:type="spellEnd"/>
-            <w:r>
-              <w:rPr>
-                <w:rFonts w:ascii="Tahoma" w:hAnsi="Tahoma" w:cs="Tahoma"/>
-                <w:b w:val="0"/>
-                <w:bCs/>
-                <w:sz w:val="22"/>
-                <w:szCs w:val="22"/>
-                <w:lang w:val="en-ID"/>
-              </w:rPr>
-              <w:t>}</w:t>
-            </w:r>
-            <w:r>
-              <w:rPr>
-                <w:rFonts w:ascii="Tahoma" w:hAnsi="Tahoma" w:cs="Tahoma"/>
-                <w:b w:val="0"/>
-                <w:bCs/>
-                <w:sz w:val="22"/>
-                <w:szCs w:val="22"/>
-                <w:lang w:val="en-ID"/>
-              </w:rPr>
-              <w:t>{</w:t>
-            </w:r>
-            <w:proofErr w:type="gramEnd"/>
-            <w:r>
-              <w:rPr>
-                <w:rFonts w:ascii="Tahoma" w:hAnsi="Tahoma" w:cs="Tahoma"/>
-                <w:b w:val="0"/>
-                <w:bCs/>
-                <w:sz w:val="22"/>
-                <w:szCs w:val="22"/>
-                <w:lang w:val="en-ID"/>
-              </w:rPr>
-              <w:t>/</w:t>
-            </w:r>
-            <w:proofErr w:type="spellStart"/>
-            <w:r>
-              <w:rPr>
-                <w:rFonts w:ascii="Tahoma" w:hAnsi="Tahoma" w:cs="Tahoma"/>
-                <w:b w:val="0"/>
-                <w:bCs/>
-                <w:sz w:val="22"/>
-                <w:szCs w:val="22"/>
-                <w:lang w:val="en-ID"/>
-              </w:rPr>
-              <w:t>syarat_jabatan</w:t>
-            </w:r>
-            <w:proofErr w:type="spellEnd"/>
-            <w:r>
-              <w:rPr>
-                <w:rFonts w:ascii="Tahoma" w:hAnsi="Tahoma" w:cs="Tahoma"/>
-                <w:b w:val="0"/>
-                <w:bCs/>
-                <w:sz w:val="22"/>
-                <w:szCs w:val="22"/>
-                <w:lang w:val="en-ID"/>
-              </w:rPr>
-              <w:t>}</w:t>
+              <w:t>{/fungsi_pekerja}</w:t>
+            </w:r>
+            <w:r>
+              <w:rPr>
+                <w:rFonts w:ascii="Tahoma" w:hAnsi="Tahoma" w:cs="Tahoma"/>
+                <w:b w:val="0"/>
+                <w:bCs/>
+                <w:sz w:val="22"/>
+                <w:szCs w:val="22"/>
+                <w:lang w:val="en-ID"/>
+              </w:rPr>
+              <w:t>{/syarat_jabatan}</w:t>
             </w:r>
           </w:p>
         </w:tc>
@@ -14924,7 +11292,6 @@
         </w:rPr>
         <w:t xml:space="preserve">PRESTASI </w:t>
       </w:r>
-      <w:proofErr w:type="gramStart"/>
       <w:r>
         <w:rPr>
           <w:rFonts w:ascii="Tahoma" w:hAnsi="Tahoma" w:cs="Tahoma"/>
@@ -14945,6 +11312,25 @@
       </w:r>
       <w:r>
         <w:rPr>
+          <w:rFonts w:ascii="Tahoma" w:hAnsi="Tahoma" w:cs="Tahoma"/>
+          <w:bCs/>
+          <w:sz w:val="22"/>
+          <w:szCs w:val="22"/>
+        </w:rPr>
+        <w:t>YANG DIHARAPKAN</w:t>
+      </w:r>
+      <w:r>
+        <w:rPr>
+          <w:rFonts w:ascii="Tahoma" w:hAnsi="Tahoma" w:cs="Tahoma"/>
+          <w:b/>
+          <w:bCs/>
+          <w:sz w:val="22"/>
+          <w:szCs w:val="22"/>
+        </w:rPr>
+        <w:t xml:space="preserve"> </w:t>
+      </w:r>
+      <w:r>
+        <w:rPr>
           <w:rStyle w:val="Strong"/>
           <w:rFonts w:ascii="Tahoma" w:hAnsi="Tahoma" w:cs="Tahoma"/>
           <w:b w:val="0"/>
@@ -14955,7 +11341,6 @@
         </w:rPr>
         <w:t>:</w:t>
       </w:r>
-      <w:proofErr w:type="gramEnd"/>
     </w:p>
     <w:p>
       <w:pPr>
@@ -14981,7 +11366,6 @@
         </w:rPr>
         <w:t>{</w:t>
       </w:r>
-      <w:proofErr w:type="spellStart"/>
       <w:r>
         <w:rPr>
           <w:rFonts w:ascii="Tahoma" w:hAnsi="Tahoma" w:cs="Tahoma"/>
@@ -14993,7 +11377,6 @@
         </w:rPr>
         <w:t>prestasi_diharapkan</w:t>
       </w:r>
-      <w:proofErr w:type="spellEnd"/>
       <w:r>
         <w:rPr>
           <w:rFonts w:ascii="Tahoma" w:hAnsi="Tahoma" w:cs="Tahoma"/>
@@ -15068,17 +11451,7 @@
           <w:sz w:val="22"/>
           <w:szCs w:val="22"/>
         </w:rPr>
-        <w:t xml:space="preserve">KELAS </w:t>
-      </w:r>
-      <w:proofErr w:type="gramStart"/>
-      <w:r>
-        <w:rPr>
-          <w:rFonts w:ascii="Tahoma" w:hAnsi="Tahoma" w:cs="Tahoma"/>
-          <w:bCs/>
-          <w:sz w:val="22"/>
-          <w:szCs w:val="22"/>
-        </w:rPr>
-        <w:t>JABATAN</w:t>
+        <w:t>KELAS JABATAN</w:t>
       </w:r>
       <w:r>
         <w:rPr>
@@ -15101,7 +11474,6 @@
         </w:rPr>
         <w:t>:</w:t>
       </w:r>
-      <w:proofErr w:type="gramEnd"/>
     </w:p>
     <w:bookmarkEnd w:id="0"/>
     <w:p>
@@ -15128,31 +11500,7 @@
           <w:szCs w:val="22"/>
           <w:lang w:val="en-ID"/>
         </w:rPr>
-        <w:t>{</w:t>
-      </w:r>
-      <w:proofErr w:type="spellStart"/>
-      <w:r>
-        <w:rPr>
-          <w:rFonts w:ascii="Tahoma" w:hAnsi="Tahoma" w:cs="Tahoma"/>
-          <w:bCs/>
-          <w:color w:val="000000"/>
-          <w:sz w:val="22"/>
-          <w:szCs w:val="22"/>
-          <w:lang w:val="en-ID"/>
-        </w:rPr>
-        <w:t>kelas_jabatan</w:t>
-      </w:r>
-      <w:proofErr w:type="spellEnd"/>
-      <w:r>
-        <w:rPr>
-          <w:rFonts w:ascii="Tahoma" w:hAnsi="Tahoma" w:cs="Tahoma"/>
-          <w:bCs/>
-          <w:color w:val="000000"/>
-          <w:sz w:val="22"/>
-          <w:szCs w:val="22"/>
-          <w:lang w:val="en-ID"/>
-        </w:rPr>
-        <w:t>}</w:t>
+        <w:t>{kelas_jabatan}</w:t>
       </w:r>
     </w:p>
     <w:sectPr>
